--- a/EXPORTS/DOCX/published/niveau2/Dutch/Museum.docx
+++ b/EXPORTS/DOCX/published/niveau2/Dutch/Museum.docx
@@ -17,7 +17,7 @@
         <w:autoSpaceDE w:val="0"/>
         <w:widowControl/>
         <w:spacing w:line="720" w:lineRule="exact" w:before="0" w:after="0"/>
-        <w:ind w:left="20" w:right="0" w:firstLine="0"/>
+        <w:ind w:left="10" w:right="0" w:firstLine="0"/>
         <w:jc w:val="left"/>
       </w:pPr>
       <w:r>
@@ -37,7 +37,7 @@
         <w:autoSpaceDE w:val="0"/>
         <w:widowControl/>
         <w:spacing w:line="540" w:lineRule="exact" w:before="214" w:after="0"/>
-        <w:ind w:left="20" w:right="0" w:firstLine="0"/>
+        <w:ind w:left="10" w:right="0" w:firstLine="0"/>
         <w:jc w:val="left"/>
       </w:pPr>
       <w:r>
@@ -57,7 +57,7 @@
         <w:autoSpaceDE w:val="0"/>
         <w:widowControl/>
         <w:spacing w:line="288" w:lineRule="exact" w:before="292" w:after="0"/>
-        <w:ind w:left="20" w:right="0" w:firstLine="0"/>
+        <w:ind w:left="10" w:right="0" w:firstLine="0"/>
         <w:jc w:val="left"/>
       </w:pPr>
       <w:r>
@@ -100,7 +100,7 @@
         <w:autoSpaceDE w:val="0"/>
         <w:widowControl/>
         <w:spacing w:line="538" w:lineRule="exact" w:before="198" w:after="0"/>
-        <w:ind w:left="20" w:right="0" w:firstLine="0"/>
+        <w:ind w:left="10" w:right="0" w:firstLine="0"/>
         <w:jc w:val="left"/>
       </w:pPr>
       <w:r>
@@ -120,7 +120,7 @@
         <w:autoSpaceDE w:val="0"/>
         <w:widowControl/>
         <w:spacing w:line="288" w:lineRule="exact" w:before="294" w:after="0"/>
-        <w:ind w:left="20" w:right="0" w:firstLine="0"/>
+        <w:ind w:left="10" w:right="0" w:firstLine="0"/>
         <w:jc w:val="left"/>
       </w:pPr>
       <w:r>
@@ -188,7 +188,7 @@
           <w:rFonts w:ascii="Charis SIL Regular" w:hAnsi="Charis SIL Regular" w:eastAsia="Charis SIL Regular"/>
           <w:b w:val="0"/>
           <w:i w:val="0"/>
-          <w:color w:val="0066CC"/>
+          <w:color w:val="0000FF"/>
           <w:sz w:val="24"/>
           <w:u w:val="single"/>
         </w:rPr>
@@ -206,7 +206,7 @@
           <w:rFonts w:ascii="Charis SIL Regular" w:hAnsi="Charis SIL Regular" w:eastAsia="Charis SIL Regular"/>
           <w:b w:val="0"/>
           <w:i w:val="0"/>
-          <w:color w:val="0066CC"/>
+          <w:color w:val="0000FF"/>
           <w:sz w:val="24"/>
           <w:u w:val="single"/>
         </w:rPr>
@@ -217,7 +217,7 @@
           <w:rFonts w:ascii="Charis SIL Regular" w:hAnsi="Charis SIL Regular" w:eastAsia="Charis SIL Regular"/>
           <w:b w:val="0"/>
           <w:i w:val="0"/>
-          <w:color w:val="0066CC"/>
+          <w:color w:val="0000FF"/>
           <w:sz w:val="24"/>
           <w:u w:val="single"/>
         </w:rPr>
@@ -235,7 +235,7 @@
           <w:rFonts w:ascii="Charis SIL Regular" w:hAnsi="Charis SIL Regular" w:eastAsia="Charis SIL Regular"/>
           <w:b w:val="0"/>
           <w:i w:val="0"/>
-          <w:color w:val="0066CC"/>
+          <w:color w:val="0000FF"/>
           <w:sz w:val="24"/>
           <w:u w:val="single"/>
         </w:rPr>
@@ -246,7 +246,7 @@
           <w:rFonts w:ascii="Charis SIL Regular" w:hAnsi="Charis SIL Regular" w:eastAsia="Charis SIL Regular"/>
           <w:b w:val="0"/>
           <w:i w:val="0"/>
-          <w:color w:val="0066CC"/>
+          <w:color w:val="0000FF"/>
           <w:sz w:val="24"/>
           <w:u w:val="single"/>
         </w:rPr>
@@ -264,7 +264,7 @@
           <w:rFonts w:ascii="Charis SIL Regular" w:hAnsi="Charis SIL Regular" w:eastAsia="Charis SIL Regular"/>
           <w:b w:val="0"/>
           <w:i w:val="0"/>
-          <w:color w:val="0066CC"/>
+          <w:color w:val="0000FF"/>
           <w:sz w:val="24"/>
           <w:u w:val="single"/>
         </w:rPr>
@@ -292,7 +292,7 @@
           <w:rFonts w:ascii="Charis SIL Regular" w:hAnsi="Charis SIL Regular" w:eastAsia="Charis SIL Regular"/>
           <w:b w:val="0"/>
           <w:i w:val="0"/>
-          <w:color w:val="0066CC"/>
+          <w:color w:val="0000FF"/>
           <w:sz w:val="24"/>
           <w:u w:val="single"/>
         </w:rPr>
@@ -310,7 +310,7 @@
           <w:rFonts w:ascii="Charis SIL Regular" w:hAnsi="Charis SIL Regular" w:eastAsia="Charis SIL Regular"/>
           <w:b w:val="0"/>
           <w:i w:val="0"/>
-          <w:color w:val="0066CC"/>
+          <w:color w:val="0000FF"/>
           <w:sz w:val="24"/>
           <w:u w:val="single"/>
         </w:rPr>
@@ -321,7 +321,7 @@
           <w:rFonts w:ascii="Charis SIL Regular" w:hAnsi="Charis SIL Regular" w:eastAsia="Charis SIL Regular"/>
           <w:b w:val="0"/>
           <w:i w:val="0"/>
-          <w:color w:val="0066CC"/>
+          <w:color w:val="0000FF"/>
           <w:sz w:val="24"/>
           <w:u w:val="single"/>
         </w:rPr>
@@ -339,7 +339,7 @@
           <w:rFonts w:ascii="Charis SIL Regular" w:hAnsi="Charis SIL Regular" w:eastAsia="Charis SIL Regular"/>
           <w:b w:val="0"/>
           <w:i w:val="0"/>
-          <w:color w:val="0066CC"/>
+          <w:color w:val="0000FF"/>
           <w:sz w:val="24"/>
           <w:u w:val="single"/>
         </w:rPr>
@@ -350,7 +350,7 @@
           <w:rFonts w:ascii="Charis SIL Regular" w:hAnsi="Charis SIL Regular" w:eastAsia="Charis SIL Regular"/>
           <w:b w:val="0"/>
           <w:i w:val="0"/>
-          <w:color w:val="0066CC"/>
+          <w:color w:val="0000FF"/>
           <w:sz w:val="24"/>
           <w:u w:val="single"/>
         </w:rPr>
@@ -375,7 +375,7 @@
       </w:r>
       <w:r>
         <w:rPr>
-          <w:u w:val="single" w:color="0066cc"/>
+          <w:u w:val="single" w:color="0000ff"/>
           <w:rFonts w:ascii="Charis SIL Regular" w:hAnsi="Charis SIL Regular" w:eastAsia="Charis SIL Regular"/>
           <w:b w:val="0"/>
           <w:i w:val="0"/>
@@ -393,6 +393,7 @@
       </w:r>
       <w:r>
         <w:rPr>
+          <w:u w:val="single" w:color="0000ff"/>
           <w:rFonts w:ascii="Charis SIL Regular" w:hAnsi="Charis SIL Regular" w:eastAsia="Charis SIL Regular"/>
           <w:b w:val="0"/>
           <w:i w:val="0"/>
@@ -403,7 +404,7 @@
       </w:r>
       <w:r>
         <w:rPr>
-          <w:u w:val="single" w:color="0066cc"/>
+          <w:u w:val="single" w:color="0000ff"/>
           <w:rFonts w:ascii="Charis SIL Regular" w:hAnsi="Charis SIL Regular" w:eastAsia="Charis SIL Regular"/>
           <w:b w:val="0"/>
           <w:i w:val="0"/>
@@ -421,7 +422,7 @@
       </w:r>
       <w:r>
         <w:rPr>
-          <w:u w:val="single" w:color="0066cc"/>
+          <w:u w:val="single" w:color="0000ff"/>
           <w:rFonts w:ascii="Charis SIL Regular" w:hAnsi="Charis SIL Regular" w:eastAsia="Charis SIL Regular"/>
           <w:b w:val="0"/>
           <w:i w:val="0"/>
@@ -439,7 +440,7 @@
       </w:r>
       <w:r>
         <w:rPr>
-          <w:u w:val="single" w:color="0066cc"/>
+          <w:u w:val="single" w:color="0000ff"/>
           <w:rFonts w:ascii="Charis SIL Regular" w:hAnsi="Charis SIL Regular" w:eastAsia="Charis SIL Regular"/>
           <w:b w:val="0"/>
           <w:i w:val="0"/>
@@ -462,7 +463,7 @@
         <w:autoSpaceDE w:val="0"/>
         <w:widowControl/>
         <w:spacing w:line="288" w:lineRule="exact" w:before="240" w:after="0"/>
-        <w:ind w:left="20" w:right="144" w:firstLine="0"/>
+        <w:ind w:left="10" w:right="144" w:firstLine="0"/>
         <w:jc w:val="left"/>
       </w:pPr>
       <w:r>
@@ -502,7 +503,7 @@
         <w:autoSpaceDE w:val="0"/>
         <w:widowControl/>
         <w:spacing w:line="288" w:lineRule="exact" w:before="240" w:after="0"/>
-        <w:ind w:left="20" w:right="0" w:firstLine="0"/>
+        <w:ind w:left="10" w:right="0" w:firstLine="0"/>
         <w:jc w:val="left"/>
       </w:pPr>
       <w:r>
@@ -572,7 +573,7 @@
         <w:autoSpaceDE w:val="0"/>
         <w:widowControl/>
         <w:spacing w:line="288" w:lineRule="exact" w:before="240" w:after="0"/>
-        <w:ind w:left="20" w:right="144" w:firstLine="0"/>
+        <w:ind w:left="10" w:right="144" w:firstLine="0"/>
         <w:jc w:val="left"/>
       </w:pPr>
       <w:r>
@@ -620,7 +621,7 @@
           <w:rFonts w:ascii="Charis SIL Regular" w:hAnsi="Charis SIL Regular" w:eastAsia="Charis SIL Regular"/>
           <w:b w:val="0"/>
           <w:i w:val="0"/>
-          <w:color w:val="0066CC"/>
+          <w:color w:val="0000FF"/>
           <w:sz w:val="24"/>
           <w:u w:val="single"/>
         </w:rPr>
@@ -638,7 +639,7 @@
           <w:rFonts w:ascii="Charis SIL Regular" w:hAnsi="Charis SIL Regular" w:eastAsia="Charis SIL Regular"/>
           <w:b w:val="0"/>
           <w:i w:val="0"/>
-          <w:color w:val="0066CC"/>
+          <w:color w:val="0000FF"/>
           <w:sz w:val="24"/>
           <w:u w:val="single"/>
         </w:rPr>
@@ -649,7 +650,7 @@
           <w:rFonts w:ascii="Charis SIL Regular" w:hAnsi="Charis SIL Regular" w:eastAsia="Charis SIL Regular"/>
           <w:b w:val="0"/>
           <w:i w:val="0"/>
-          <w:color w:val="0066CC"/>
+          <w:color w:val="0000FF"/>
           <w:sz w:val="24"/>
           <w:u w:val="single"/>
         </w:rPr>
@@ -677,7 +678,7 @@
           <w:rFonts w:ascii="Charis SIL Regular" w:hAnsi="Charis SIL Regular" w:eastAsia="Charis SIL Regular"/>
           <w:b w:val="0"/>
           <w:i w:val="0"/>
-          <w:color w:val="0066CC"/>
+          <w:color w:val="0000FF"/>
           <w:sz w:val="24"/>
           <w:u w:val="single"/>
         </w:rPr>
@@ -695,7 +696,7 @@
           <w:rFonts w:ascii="Charis SIL Regular" w:hAnsi="Charis SIL Regular" w:eastAsia="Charis SIL Regular"/>
           <w:b w:val="0"/>
           <w:i w:val="0"/>
-          <w:color w:val="0066CC"/>
+          <w:color w:val="0000FF"/>
           <w:sz w:val="24"/>
           <w:u w:val="single"/>
         </w:rPr>
@@ -706,7 +707,7 @@
           <w:rFonts w:ascii="Charis SIL Regular" w:hAnsi="Charis SIL Regular" w:eastAsia="Charis SIL Regular"/>
           <w:b w:val="0"/>
           <w:i w:val="0"/>
-          <w:color w:val="0066CC"/>
+          <w:color w:val="0000FF"/>
           <w:sz w:val="24"/>
           <w:u w:val="single"/>
         </w:rPr>
@@ -724,7 +725,7 @@
           <w:rFonts w:ascii="Charis SIL Regular" w:hAnsi="Charis SIL Regular" w:eastAsia="Charis SIL Regular"/>
           <w:b w:val="0"/>
           <w:i w:val="0"/>
-          <w:color w:val="0066CC"/>
+          <w:color w:val="0000FF"/>
           <w:sz w:val="24"/>
           <w:u w:val="single"/>
         </w:rPr>
@@ -735,7 +736,7 @@
           <w:rFonts w:ascii="Charis SIL Regular" w:hAnsi="Charis SIL Regular" w:eastAsia="Charis SIL Regular"/>
           <w:b w:val="0"/>
           <w:i w:val="0"/>
-          <w:color w:val="0066CC"/>
+          <w:color w:val="0000FF"/>
           <w:sz w:val="24"/>
           <w:u w:val="single"/>
         </w:rPr>
@@ -753,7 +754,7 @@
           <w:rFonts w:ascii="Charis SIL Regular" w:hAnsi="Charis SIL Regular" w:eastAsia="Charis SIL Regular"/>
           <w:b w:val="0"/>
           <w:i w:val="0"/>
-          <w:color w:val="0066CC"/>
+          <w:color w:val="0000FF"/>
           <w:sz w:val="24"/>
           <w:u w:val="single"/>
         </w:rPr>
@@ -764,7 +765,7 @@
           <w:rFonts w:ascii="Charis SIL Regular" w:hAnsi="Charis SIL Regular" w:eastAsia="Charis SIL Regular"/>
           <w:b w:val="0"/>
           <w:i w:val="0"/>
-          <w:color w:val="0066CC"/>
+          <w:color w:val="0000FF"/>
           <w:sz w:val="24"/>
           <w:u w:val="single"/>
         </w:rPr>
@@ -782,7 +783,7 @@
           <w:rFonts w:ascii="Charis SIL Regular" w:hAnsi="Charis SIL Regular" w:eastAsia="Charis SIL Regular"/>
           <w:b w:val="0"/>
           <w:i w:val="0"/>
-          <w:color w:val="0066CC"/>
+          <w:color w:val="0000FF"/>
           <w:sz w:val="24"/>
           <w:u w:val="single"/>
         </w:rPr>
@@ -800,7 +801,7 @@
           <w:rFonts w:ascii="Charis SIL Regular" w:hAnsi="Charis SIL Regular" w:eastAsia="Charis SIL Regular"/>
           <w:b w:val="0"/>
           <w:i w:val="0"/>
-          <w:color w:val="0066CC"/>
+          <w:color w:val="0000FF"/>
           <w:sz w:val="24"/>
           <w:u w:val="single"/>
         </w:rPr>
@@ -815,64 +816,17 @@
       </w:r>
       <w:r>
         <w:rPr>
-          <w:u w:val="single" w:color="0066cc"/>
           <w:rFonts w:ascii="Charis SIL Regular" w:hAnsi="Charis SIL Regular" w:eastAsia="Charis SIL Regular"/>
           <w:b w:val="0"/>
           <w:i w:val="0"/>
           <w:color w:val="000000"/>
           <w:sz w:val="24"/>
         </w:rPr>
-        <w:t xml:space="preserve"> </w:t>
+        <w:t xml:space="preserve"> in Rotterdam. De komst van objecten afkomstig uit gekolonisee</w:t>
       </w:r>
       <w:r>
         <w:rPr>
-          <w:u w:val="single" w:color="0066cc"/>
-          <w:rFonts w:ascii="Charis SIL Regular" w:hAnsi="Charis SIL Regular" w:eastAsia="Charis SIL Regular"/>
-          <w:b w:val="0"/>
-          <w:i w:val="0"/>
-          <w:color w:val="000000"/>
-          <w:sz w:val="24"/>
-        </w:rPr>
-        <w:hyperlink r:id="rId11" w:history="1">
-          <w:r>
-            <w:rPr>
-              <w:rStyle w:val="Hyperlink"/>
-            </w:rPr>
-            <w:t>in Rotter</w:t>
-          </w:r>
-        </w:hyperlink>
-      </w:r>
-      <w:r>
-        <w:rPr>
-          <w:rFonts w:ascii="Charis SIL Regular" w:hAnsi="Charis SIL Regular" w:eastAsia="Charis SIL Regular"/>
-          <w:b w:val="0"/>
-          <w:i w:val="0"/>
-          <w:color w:val="000000"/>
-          <w:sz w:val="24"/>
-        </w:rPr>
-        <w:t>dam. De komst van objecten afkomstig uit ge</w:t>
-      </w:r>
-      <w:r>
-        <w:rPr>
-          <w:u w:val="single" w:color="0066cc"/>
-          <w:rFonts w:ascii="Charis SIL Regular" w:hAnsi="Charis SIL Regular" w:eastAsia="Charis SIL Regular"/>
-          <w:b w:val="0"/>
-          <w:i w:val="0"/>
-          <w:color w:val="000000"/>
-          <w:sz w:val="24"/>
-        </w:rPr>
-        <w:hyperlink r:id="rId12" w:history="1">
-          <w:r>
-            <w:rPr>
-              <w:rStyle w:val="Hyperlink"/>
-            </w:rPr>
-            <w:t>kolonisee</w:t>
-          </w:r>
-        </w:hyperlink>
-      </w:r>
-      <w:r>
-        <w:rPr>
-          <w:u w:val="single" w:color="0066cc"/>
+          <w:u w:val="single" w:color="0000ff"/>
           <w:rFonts w:ascii="Charis SIL Regular" w:hAnsi="Charis SIL Regular" w:eastAsia="Charis SIL Regular"/>
           <w:b w:val="0"/>
           <w:i w:val="0"/>
@@ -890,7 +844,7 @@
       </w:r>
       <w:r>
         <w:rPr>
-          <w:u w:val="single" w:color="0066cc"/>
+          <w:u w:val="single" w:color="0000ff"/>
           <w:rFonts w:ascii="Charis SIL Regular" w:hAnsi="Charis SIL Regular" w:eastAsia="Charis SIL Regular"/>
           <w:b w:val="0"/>
           <w:i w:val="0"/>
@@ -908,7 +862,7 @@
       </w:r>
       <w:r>
         <w:rPr>
-          <w:u w:val="single" w:color="0066cc"/>
+          <w:u w:val="single" w:color="0000ff"/>
           <w:rFonts w:ascii="Charis SIL Regular" w:hAnsi="Charis SIL Regular" w:eastAsia="Charis SIL Regular"/>
           <w:b w:val="0"/>
           <w:i w:val="0"/>
@@ -926,7 +880,7 @@
       </w:r>
       <w:r>
         <w:rPr>
-          <w:u w:val="single" w:color="0066cc"/>
+          <w:u w:val="single" w:color="0000ff"/>
           <w:rFonts w:ascii="Charis SIL Regular" w:hAnsi="Charis SIL Regular" w:eastAsia="Charis SIL Regular"/>
           <w:b w:val="0"/>
           <w:i w:val="0"/>
@@ -957,7 +911,7 @@
           <w:rFonts w:ascii="Charis SIL Regular" w:hAnsi="Charis SIL Regular" w:eastAsia="Charis SIL Regular"/>
           <w:b w:val="0"/>
           <w:i w:val="0"/>
-          <w:color w:val="0066CC"/>
+          <w:color w:val="0000FF"/>
           <w:sz w:val="24"/>
           <w:u w:val="single"/>
         </w:rPr>
@@ -985,7 +939,7 @@
           <w:rFonts w:ascii="Charis SIL Regular" w:hAnsi="Charis SIL Regular" w:eastAsia="Charis SIL Regular"/>
           <w:b w:val="0"/>
           <w:i w:val="0"/>
-          <w:color w:val="0066CC"/>
+          <w:color w:val="0000FF"/>
           <w:sz w:val="24"/>
           <w:u w:val="single"/>
         </w:rPr>
@@ -1013,7 +967,7 @@
           <w:rFonts w:ascii="Charis SIL Regular" w:hAnsi="Charis SIL Regular" w:eastAsia="Charis SIL Regular"/>
           <w:b w:val="0"/>
           <w:i w:val="0"/>
-          <w:color w:val="0066CC"/>
+          <w:color w:val="0000FF"/>
           <w:sz w:val="24"/>
           <w:u w:val="single"/>
         </w:rPr>
@@ -1041,7 +995,7 @@
       </w:r>
       <w:r>
         <w:rPr>
-          <w:u w:val="single" w:color="0066cc"/>
+          <w:u w:val="single" w:color="0000ff"/>
           <w:rFonts w:ascii="Charis SIL Regular" w:hAnsi="Charis SIL Regular" w:eastAsia="Charis SIL Regular"/>
           <w:b w:val="0"/>
           <w:i w:val="0"/>
@@ -1069,7 +1023,7 @@
       </w:r>
       <w:r>
         <w:rPr>
-          <w:u w:val="single" w:color="0066cc"/>
+          <w:u w:val="single" w:color="0000ff"/>
           <w:rFonts w:ascii="Charis SIL Regular" w:hAnsi="Charis SIL Regular" w:eastAsia="Charis SIL Regular"/>
           <w:b w:val="0"/>
           <w:i w:val="0"/>
@@ -1080,7 +1034,7 @@
       </w:r>
       <w:r>
         <w:rPr>
-          <w:u w:val="single" w:color="0066cc"/>
+          <w:u w:val="single" w:color="0000ff"/>
           <w:rFonts w:ascii="Charis SIL Regular" w:hAnsi="Charis SIL Regular" w:eastAsia="Charis SIL Regular"/>
           <w:b w:val="0"/>
           <w:i w:val="0"/>
@@ -1133,7 +1087,7 @@
         <w:autoSpaceDE w:val="0"/>
         <w:widowControl/>
         <w:spacing w:line="288" w:lineRule="exact" w:before="240" w:after="0"/>
-        <w:ind w:left="20" w:right="0" w:firstLine="0"/>
+        <w:ind w:left="10" w:right="0" w:firstLine="0"/>
         <w:jc w:val="left"/>
       </w:pPr>
       <w:r>
@@ -1203,7 +1157,7 @@
         <w:autoSpaceDE w:val="0"/>
         <w:widowControl/>
         <w:spacing w:line="538" w:lineRule="exact" w:before="198" w:after="0"/>
-        <w:ind w:left="20" w:right="0" w:firstLine="0"/>
+        <w:ind w:left="10" w:right="0" w:firstLine="0"/>
         <w:jc w:val="left"/>
       </w:pPr>
       <w:r>
@@ -1221,7 +1175,7 @@
       <w:pPr>
         <w:sectPr>
           <w:pgSz w:w="11900" w:h="16840"/>
-          <w:pgMar w:top="448" w:right="980" w:bottom="542" w:left="940" w:header="720" w:footer="720" w:gutter="0"/>
+          <w:pgMar w:top="448" w:right="980" w:bottom="542" w:left="950" w:header="720" w:footer="720" w:gutter="0"/>
           <w:cols/>
           <w:docGrid w:linePitch="360"/>
         </w:sectPr>
@@ -1340,7 +1294,7 @@
           <w:rFonts w:ascii="Charis SIL Regular" w:hAnsi="Charis SIL Regular" w:eastAsia="Charis SIL Regular"/>
           <w:b w:val="0"/>
           <w:i w:val="0"/>
-          <w:color w:val="0066CC"/>
+          <w:color w:val="0000FF"/>
           <w:sz w:val="24"/>
           <w:u w:val="single"/>
         </w:rPr>
@@ -1358,7 +1312,7 @@
           <w:rFonts w:ascii="Charis SIL Regular" w:hAnsi="Charis SIL Regular" w:eastAsia="Charis SIL Regular"/>
           <w:b w:val="0"/>
           <w:i w:val="0"/>
-          <w:color w:val="0066CC"/>
+          <w:color w:val="0000FF"/>
           <w:sz w:val="24"/>
           <w:u w:val="single"/>
         </w:rPr>
@@ -1369,7 +1323,7 @@
           <w:rFonts w:ascii="Charis SIL Regular" w:hAnsi="Charis SIL Regular" w:eastAsia="Charis SIL Regular"/>
           <w:b w:val="0"/>
           <w:i w:val="0"/>
-          <w:color w:val="0066CC"/>
+          <w:color w:val="0000FF"/>
           <w:sz w:val="24"/>
           <w:u w:val="single"/>
         </w:rPr>
@@ -1387,7 +1341,7 @@
           <w:rFonts w:ascii="Charis SIL Regular" w:hAnsi="Charis SIL Regular" w:eastAsia="Charis SIL Regular"/>
           <w:b w:val="0"/>
           <w:i w:val="0"/>
-          <w:color w:val="0066CC"/>
+          <w:color w:val="0000FF"/>
           <w:sz w:val="24"/>
           <w:u w:val="single"/>
         </w:rPr>
@@ -1398,7 +1352,7 @@
           <w:rFonts w:ascii="Charis SIL Regular" w:hAnsi="Charis SIL Regular" w:eastAsia="Charis SIL Regular"/>
           <w:b w:val="0"/>
           <w:i w:val="0"/>
-          <w:color w:val="0066CC"/>
+          <w:color w:val="0000FF"/>
           <w:sz w:val="24"/>
           <w:u w:val="single"/>
         </w:rPr>
@@ -1426,7 +1380,7 @@
           <w:rFonts w:ascii="Charis SIL Regular" w:hAnsi="Charis SIL Regular" w:eastAsia="Charis SIL Regular"/>
           <w:b w:val="0"/>
           <w:i w:val="0"/>
-          <w:color w:val="0066CC"/>
+          <w:color w:val="0000FF"/>
           <w:sz w:val="24"/>
           <w:u w:val="single"/>
         </w:rPr>
@@ -1444,7 +1398,7 @@
           <w:rFonts w:ascii="Charis SIL Regular" w:hAnsi="Charis SIL Regular" w:eastAsia="Charis SIL Regular"/>
           <w:b w:val="0"/>
           <w:i w:val="0"/>
-          <w:color w:val="0066CC"/>
+          <w:color w:val="0000FF"/>
           <w:sz w:val="24"/>
           <w:u w:val="single"/>
         </w:rPr>
@@ -1455,7 +1409,7 @@
           <w:rFonts w:ascii="Charis SIL Regular" w:hAnsi="Charis SIL Regular" w:eastAsia="Charis SIL Regular"/>
           <w:b w:val="0"/>
           <w:i w:val="0"/>
-          <w:color w:val="0066CC"/>
+          <w:color w:val="0000FF"/>
           <w:sz w:val="24"/>
           <w:u w:val="single"/>
         </w:rPr>
@@ -1473,24 +1427,18 @@
           <w:rFonts w:ascii="Charis SIL Regular" w:hAnsi="Charis SIL Regular" w:eastAsia="Charis SIL Regular"/>
           <w:b w:val="0"/>
           <w:i w:val="0"/>
-          <w:color w:val="0066CC"/>
+          <w:color w:val="0000FF"/>
           <w:sz w:val="24"/>
+          <w:u w:val="single"/>
         </w:rPr>
-        <w:hyperlink r:id="rId10" w:history="1">
-          <w:r>
-            <w:rPr>
-              <w:rStyle w:val="Hyperlink"/>
-            </w:rPr>
-            <w:t>c</w:t>
-          </w:r>
-        </w:hyperlink>
+        <w:t>c</w:t>
       </w:r>
       <w:r>
         <w:rPr>
           <w:rFonts w:ascii="Charis SIL Regular" w:hAnsi="Charis SIL Regular" w:eastAsia="Charis SIL Regular"/>
           <w:b w:val="0"/>
           <w:i w:val="0"/>
-          <w:color w:val="0066CC"/>
+          <w:color w:val="0000FF"/>
           <w:sz w:val="24"/>
         </w:rPr>
         <w:t xml:space="preserve">h </w:t>
@@ -1500,7 +1448,7 @@
           <w:rFonts w:ascii="Charis SIL Regular" w:hAnsi="Charis SIL Regular" w:eastAsia="Charis SIL Regular"/>
           <w:b w:val="0"/>
           <w:i w:val="0"/>
-          <w:color w:val="0066CC"/>
+          <w:color w:val="0000FF"/>
           <w:sz w:val="24"/>
           <w:u w:val="single"/>
         </w:rPr>
@@ -1558,7 +1506,7 @@
           <w:rFonts w:ascii="Charis SIL Regular" w:hAnsi="Charis SIL Regular" w:eastAsia="Charis SIL Regular"/>
           <w:b w:val="0"/>
           <w:i w:val="0"/>
-          <w:color w:val="0066CC"/>
+          <w:color w:val="0000FF"/>
           <w:sz w:val="24"/>
           <w:u w:val="single"/>
         </w:rPr>
@@ -1593,7 +1541,7 @@
       </w:r>
       <w:r>
         <w:rPr>
-          <w:u w:val="single" w:color="0066cc"/>
+          <w:u w:val="single" w:color="0000ff"/>
           <w:rFonts w:ascii="Charis SIL Regular" w:hAnsi="Charis SIL Regular" w:eastAsia="Charis SIL Regular"/>
           <w:b w:val="0"/>
           <w:i w:val="0"/>
@@ -1634,7 +1582,7 @@
           <w:rFonts w:ascii="Charis SIL Regular" w:hAnsi="Charis SIL Regular" w:eastAsia="Charis SIL Regular"/>
           <w:b w:val="0"/>
           <w:i w:val="0"/>
-          <w:color w:val="0066CC"/>
+          <w:color w:val="0000FF"/>
           <w:sz w:val="24"/>
           <w:u w:val="single"/>
         </w:rPr>
@@ -1652,7 +1600,7 @@
           <w:rFonts w:ascii="Charis SIL Regular" w:hAnsi="Charis SIL Regular" w:eastAsia="Charis SIL Regular"/>
           <w:b w:val="0"/>
           <w:i w:val="0"/>
-          <w:color w:val="0066CC"/>
+          <w:color w:val="0000FF"/>
           <w:sz w:val="24"/>
           <w:u w:val="single"/>
         </w:rPr>
@@ -1663,7 +1611,7 @@
           <w:rFonts w:ascii="Charis SIL Regular" w:hAnsi="Charis SIL Regular" w:eastAsia="Charis SIL Regular"/>
           <w:b w:val="0"/>
           <w:i w:val="0"/>
-          <w:color w:val="0066CC"/>
+          <w:color w:val="0000FF"/>
           <w:sz w:val="24"/>
           <w:u w:val="single"/>
         </w:rPr>
@@ -1698,7 +1646,7 @@
       </w:r>
       <w:r>
         <w:rPr>
-          <w:u w:val="single" w:color="0066cc"/>
+          <w:u w:val="single" w:color="0000ff"/>
           <w:rFonts w:ascii="Charis SIL Regular" w:hAnsi="Charis SIL Regular" w:eastAsia="Charis SIL Regular"/>
           <w:b w:val="0"/>
           <w:i w:val="0"/>
@@ -1709,7 +1657,7 @@
       </w:r>
       <w:r>
         <w:rPr>
-          <w:u w:val="single" w:color="0066cc"/>
+          <w:u w:val="single" w:color="0000ff"/>
           <w:rFonts w:ascii="Charis SIL Regular" w:hAnsi="Charis SIL Regular" w:eastAsia="Charis SIL Regular"/>
           <w:b w:val="0"/>
           <w:i w:val="0"/>
@@ -1727,7 +1675,7 @@
       </w:r>
       <w:r>
         <w:rPr>
-          <w:u w:val="single" w:color="0066cc"/>
+          <w:u w:val="single" w:color="0000ff"/>
           <w:rFonts w:ascii="Charis SIL Regular" w:hAnsi="Charis SIL Regular" w:eastAsia="Charis SIL Regular"/>
           <w:b w:val="0"/>
           <w:i w:val="0"/>
@@ -1844,7 +1792,7 @@
           <w:rFonts w:ascii="Charis SIL Regular" w:hAnsi="Charis SIL Regular" w:eastAsia="Charis SIL Regular"/>
           <w:b w:val="0"/>
           <w:i w:val="0"/>
-          <w:color w:val="0066CC"/>
+          <w:color w:val="0000FF"/>
           <w:sz w:val="24"/>
           <w:u w:val="single"/>
         </w:rPr>
@@ -1862,7 +1810,7 @@
           <w:rFonts w:ascii="Charis SIL Regular" w:hAnsi="Charis SIL Regular" w:eastAsia="Charis SIL Regular"/>
           <w:b w:val="0"/>
           <w:i w:val="0"/>
-          <w:color w:val="0066CC"/>
+          <w:color w:val="0000FF"/>
           <w:sz w:val="24"/>
           <w:u w:val="single"/>
         </w:rPr>
@@ -1873,7 +1821,7 @@
           <w:rFonts w:ascii="Charis SIL Regular" w:hAnsi="Charis SIL Regular" w:eastAsia="Charis SIL Regular"/>
           <w:b w:val="0"/>
           <w:i w:val="0"/>
-          <w:color w:val="0066CC"/>
+          <w:color w:val="0000FF"/>
           <w:sz w:val="24"/>
           <w:u w:val="single"/>
         </w:rPr>
@@ -1891,7 +1839,7 @@
           <w:rFonts w:ascii="Charis SIL Regular" w:hAnsi="Charis SIL Regular" w:eastAsia="Charis SIL Regular"/>
           <w:b w:val="0"/>
           <w:i w:val="0"/>
-          <w:color w:val="0066CC"/>
+          <w:color w:val="0000FF"/>
           <w:sz w:val="24"/>
           <w:u w:val="single"/>
         </w:rPr>
@@ -1902,7 +1850,7 @@
           <w:rFonts w:ascii="Charis SIL Regular" w:hAnsi="Charis SIL Regular" w:eastAsia="Charis SIL Regular"/>
           <w:b w:val="0"/>
           <w:i w:val="0"/>
-          <w:color w:val="0066CC"/>
+          <w:color w:val="0000FF"/>
           <w:sz w:val="24"/>
           <w:u w:val="single"/>
         </w:rPr>
@@ -1920,7 +1868,7 @@
           <w:rFonts w:ascii="Charis SIL Regular" w:hAnsi="Charis SIL Regular" w:eastAsia="Charis SIL Regular"/>
           <w:b w:val="0"/>
           <w:i w:val="0"/>
-          <w:color w:val="0066CC"/>
+          <w:color w:val="0000FF"/>
           <w:sz w:val="24"/>
           <w:u w:val="single"/>
         </w:rPr>
@@ -1931,7 +1879,7 @@
           <w:rFonts w:ascii="Charis SIL Regular" w:hAnsi="Charis SIL Regular" w:eastAsia="Charis SIL Regular"/>
           <w:b w:val="0"/>
           <w:i w:val="0"/>
-          <w:color w:val="0066CC"/>
+          <w:color w:val="0000FF"/>
           <w:sz w:val="24"/>
           <w:u w:val="single"/>
         </w:rPr>
@@ -1962,7 +1910,264 @@
           <w:rFonts w:ascii="Charis SIL Regular" w:hAnsi="Charis SIL Regular" w:eastAsia="Charis SIL Regular"/>
           <w:b w:val="0"/>
           <w:i w:val="0"/>
-          <w:color w:val="0066CC"/>
+          <w:color w:val="0000FF"/>
+          <w:sz w:val="24"/>
+          <w:u w:val="single"/>
+        </w:rPr>
+        <w:hyperlink r:id="rId14" w:history="1">
+          <w:r>
+            <w:rPr>
+              <w:rStyle w:val="Hyperlink"/>
+            </w:rPr>
+            <w:t>De</w:t>
+          </w:r>
+        </w:hyperlink>
+      </w:r>
+      <w:r>
+        <w:rPr>
+          <w:rFonts w:ascii="Charis SIL Regular" w:hAnsi="Charis SIL Regular" w:eastAsia="Charis SIL Regular"/>
+          <w:b w:val="0"/>
+          <w:i w:val="0"/>
+          <w:color w:val="0000FF"/>
+          <w:sz w:val="24"/>
+          <w:u w:val="single"/>
+        </w:rPr>
+        <w:t xml:space="preserve"> </w:t>
+      </w:r>
+      <w:r>
+        <w:rPr>
+          <w:rFonts w:ascii="Charis SIL Regular" w:hAnsi="Charis SIL Regular" w:eastAsia="Charis SIL Regular"/>
+          <w:b w:val="0"/>
+          <w:i w:val="0"/>
+          <w:color w:val="0000FF"/>
+          <w:sz w:val="24"/>
+          <w:u w:val="single"/>
+        </w:rPr>
+        <w:hyperlink r:id="rId14" w:history="1">
+          <w:r>
+            <w:rPr>
+              <w:rStyle w:val="Hyperlink"/>
+            </w:rPr>
+            <w:t>handel</w:t>
+          </w:r>
+        </w:hyperlink>
+      </w:r>
+      <w:r>
+        <w:rPr>
+          <w:rFonts w:ascii="Charis SIL Regular" w:hAnsi="Charis SIL Regular" w:eastAsia="Charis SIL Regular"/>
+          <w:b w:val="0"/>
+          <w:i w:val="0"/>
+          <w:color w:val="0000FF"/>
+          <w:sz w:val="24"/>
+          <w:u w:val="single"/>
+        </w:rPr>
+        <w:t xml:space="preserve"> </w:t>
+      </w:r>
+      <w:r>
+        <w:rPr>
+          <w:rFonts w:ascii="Charis SIL Regular" w:hAnsi="Charis SIL Regular" w:eastAsia="Charis SIL Regular"/>
+          <w:b w:val="0"/>
+          <w:i w:val="0"/>
+          <w:color w:val="0000FF"/>
+          <w:sz w:val="24"/>
+          <w:u w:val="single"/>
+        </w:rPr>
+        <w:hyperlink r:id="rId14" w:history="1">
+          <w:r>
+            <w:rPr>
+              <w:rStyle w:val="Hyperlink"/>
+            </w:rPr>
+            <w:t>in</w:t>
+          </w:r>
+        </w:hyperlink>
+      </w:r>
+      <w:r>
+        <w:rPr>
+          <w:rFonts w:ascii="Charis SIL Regular" w:hAnsi="Charis SIL Regular" w:eastAsia="Charis SIL Regular"/>
+          <w:b w:val="0"/>
+          <w:i w:val="0"/>
+          <w:color w:val="0000FF"/>
+          <w:sz w:val="24"/>
+          <w:u w:val="single"/>
+        </w:rPr>
+        <w:t xml:space="preserve"> </w:t>
+      </w:r>
+      <w:r>
+        <w:rPr>
+          <w:rFonts w:ascii="Charis SIL Regular" w:hAnsi="Charis SIL Regular" w:eastAsia="Charis SIL Regular"/>
+          <w:b w:val="0"/>
+          <w:i w:val="0"/>
+          <w:color w:val="0000FF"/>
+          <w:sz w:val="24"/>
+          <w:u w:val="single"/>
+        </w:rPr>
+        <w:hyperlink r:id="rId14" w:history="1">
+          <w:r>
+            <w:rPr>
+              <w:rStyle w:val="Hyperlink"/>
+            </w:rPr>
+            <w:t>o</w:t>
+          </w:r>
+        </w:hyperlink>
+      </w:r>
+      <w:r>
+        <w:rPr>
+          <w:rFonts w:ascii="Charis SIL Regular" w:hAnsi="Charis SIL Regular" w:eastAsia="Charis SIL Regular"/>
+          <w:b w:val="0"/>
+          <w:i w:val="0"/>
+          <w:color w:val="0000FF"/>
+          <w:sz w:val="24"/>
+          <w:u w:val="single"/>
+        </w:rPr>
+        <w:hyperlink r:id="rId14" w:history="1">
+          <w:r>
+            <w:rPr>
+              <w:rStyle w:val="Hyperlink"/>
+            </w:rPr>
+            <w:t>b</w:t>
+          </w:r>
+        </w:hyperlink>
+      </w:r>
+      <w:r>
+        <w:rPr>
+          <w:rFonts w:ascii="Charis SIL Regular" w:hAnsi="Charis SIL Regular" w:eastAsia="Charis SIL Regular"/>
+          <w:b w:val="0"/>
+          <w:i w:val="0"/>
+          <w:color w:val="0000FF"/>
+          <w:sz w:val="24"/>
+          <w:u w:val="single"/>
+        </w:rPr>
+        <w:hyperlink r:id="rId14" w:history="1">
+          <w:r>
+            <w:rPr>
+              <w:rStyle w:val="Hyperlink"/>
+            </w:rPr>
+            <w:t>jecten</w:t>
+          </w:r>
+        </w:hyperlink>
+      </w:r>
+      <w:r>
+        <w:rPr>
+          <w:rFonts w:ascii="Charis SIL Regular" w:hAnsi="Charis SIL Regular" w:eastAsia="Charis SIL Regular"/>
+          <w:b w:val="0"/>
+          <w:i w:val="0"/>
+          <w:color w:val="0000FF"/>
+          <w:sz w:val="24"/>
+          <w:u w:val="single"/>
+        </w:rPr>
+        <w:t xml:space="preserve"> </w:t>
+      </w:r>
+      <w:r>
+        <w:rPr>
+          <w:rFonts w:ascii="Charis SIL Regular" w:hAnsi="Charis SIL Regular" w:eastAsia="Charis SIL Regular"/>
+          <w:b w:val="0"/>
+          <w:i w:val="0"/>
+          <w:color w:val="0000FF"/>
+          <w:sz w:val="24"/>
+          <w:u w:val="single"/>
+        </w:rPr>
+        <w:hyperlink r:id="rId14" w:history="1">
+          <w:r>
+            <w:rPr>
+              <w:rStyle w:val="Hyperlink"/>
+            </w:rPr>
+            <w:t>uit</w:t>
+          </w:r>
+        </w:hyperlink>
+      </w:r>
+      <w:r>
+        <w:rPr>
+          <w:rFonts w:ascii="Charis SIL Regular" w:hAnsi="Charis SIL Regular" w:eastAsia="Charis SIL Regular"/>
+          <w:b w:val="0"/>
+          <w:i w:val="0"/>
+          <w:color w:val="0000FF"/>
+          <w:sz w:val="24"/>
+          <w:u w:val="single"/>
+        </w:rPr>
+        <w:t xml:space="preserve"> </w:t>
+      </w:r>
+      <w:r>
+        <w:rPr>
+          <w:rFonts w:ascii="Charis SIL Regular" w:hAnsi="Charis SIL Regular" w:eastAsia="Charis SIL Regular"/>
+          <w:b w:val="0"/>
+          <w:i w:val="0"/>
+          <w:color w:val="0000FF"/>
+          <w:sz w:val="24"/>
+          <w:u w:val="single"/>
+        </w:rPr>
+        <w:hyperlink r:id="rId14" w:history="1">
+          <w:r>
+            <w:rPr>
+              <w:rStyle w:val="Hyperlink"/>
+            </w:rPr>
+            <w:t>een</w:t>
+          </w:r>
+        </w:hyperlink>
+      </w:r>
+      <w:r>
+        <w:rPr>
+          <w:rFonts w:ascii="Charis SIL Regular" w:hAnsi="Charis SIL Regular" w:eastAsia="Charis SIL Regular"/>
+          <w:b w:val="0"/>
+          <w:i w:val="0"/>
+          <w:color w:val="0000FF"/>
+          <w:sz w:val="24"/>
+          <w:u w:val="single"/>
+        </w:rPr>
+        <w:t xml:space="preserve"> </w:t>
+      </w:r>
+      <w:r>
+        <w:rPr>
+          <w:rFonts w:ascii="Charis SIL Regular" w:hAnsi="Charis SIL Regular" w:eastAsia="Charis SIL Regular"/>
+          <w:b w:val="0"/>
+          <w:i w:val="0"/>
+          <w:color w:val="0000FF"/>
+          <w:sz w:val="24"/>
+          <w:u w:val="single"/>
+        </w:rPr>
+        <w:hyperlink r:id="rId14" w:history="1">
+          <w:r>
+            <w:rPr>
+              <w:rStyle w:val="Hyperlink"/>
+            </w:rPr>
+            <w:t>k</w:t>
+          </w:r>
+        </w:hyperlink>
+      </w:r>
+      <w:r>
+        <w:rPr>
+          <w:rFonts w:ascii="Charis SIL Regular" w:hAnsi="Charis SIL Regular" w:eastAsia="Charis SIL Regular"/>
+          <w:b w:val="0"/>
+          <w:i w:val="0"/>
+          <w:color w:val="0000FF"/>
+          <w:sz w:val="24"/>
+          <w:u w:val="single"/>
+        </w:rPr>
+        <w:hyperlink r:id="rId14" w:history="1">
+          <w:r>
+            <w:rPr>
+              <w:rStyle w:val="Hyperlink"/>
+            </w:rPr>
+            <w:t>oloniale</w:t>
+          </w:r>
+        </w:hyperlink>
+      </w:r>
+      <w:r>
+        <w:rPr>
+          <w:rFonts w:ascii="Charis SIL Regular" w:hAnsi="Charis SIL Regular" w:eastAsia="Charis SIL Regular"/>
+          <w:b w:val="0"/>
+          <w:i w:val="0"/>
+          <w:color w:val="0000FF"/>
+          <w:sz w:val="24"/>
+          <w:u w:val="single"/>
+        </w:rPr>
+        <w:t xml:space="preserve"> </w:t>
+      </w:r>
+      <w:r>
+        <w:rPr>
+          <w:rFonts w:ascii="Charis SIL Regular" w:hAnsi="Charis SIL Regular" w:eastAsia="Charis SIL Regular"/>
+          <w:b w:val="0"/>
+          <w:i w:val="0"/>
+          <w:color w:val="0000FF"/>
           <w:sz w:val="24"/>
           <w:u w:val="single"/>
         </w:rPr>
@@ -1971,27 +2176,29 @@
             <w:rPr>
               <w:rStyle w:val="Hyperlink"/>
             </w:rPr>
-            <w:t>De</w:t>
+            <w:t>context</w:t>
           </w:r>
         </w:hyperlink>
+      </w:r>
+      <w:r>
+        <w:br/>
       </w:r>
       <w:r>
         <w:rPr>
           <w:rFonts w:ascii="Charis SIL Regular" w:hAnsi="Charis SIL Regular" w:eastAsia="Charis SIL Regular"/>
           <w:b w:val="0"/>
           <w:i w:val="0"/>
-          <w:color w:val="0066CC"/>
+          <w:color w:val="000000"/>
           <w:sz w:val="24"/>
-          <w:u w:val="single"/>
         </w:rPr>
-        <w:t xml:space="preserve"> </w:t>
+        <w:t xml:space="preserve">•  </w:t>
       </w:r>
       <w:r>
         <w:rPr>
           <w:rFonts w:ascii="Charis SIL Regular" w:hAnsi="Charis SIL Regular" w:eastAsia="Charis SIL Regular"/>
           <w:b w:val="0"/>
           <w:i w:val="0"/>
-          <w:color w:val="0066CC"/>
+          <w:color w:val="0000FF"/>
           <w:sz w:val="24"/>
           <w:u w:val="single"/>
         </w:rPr>
@@ -2000,7 +2207,7 @@
             <w:rPr>
               <w:rStyle w:val="Hyperlink"/>
             </w:rPr>
-            <w:t>handel</w:t>
+            <w:t>Le</w:t>
           </w:r>
         </w:hyperlink>
       </w:r>
@@ -2009,7 +2216,43 @@
           <w:rFonts w:ascii="Charis SIL Regular" w:hAnsi="Charis SIL Regular" w:eastAsia="Charis SIL Regular"/>
           <w:b w:val="0"/>
           <w:i w:val="0"/>
-          <w:color w:val="0066CC"/>
+          <w:color w:val="0000FF"/>
+          <w:sz w:val="24"/>
+          <w:u w:val="single"/>
+        </w:rPr>
+        <w:hyperlink r:id="rId19" w:history="1">
+          <w:r>
+            <w:rPr>
+              <w:rStyle w:val="Hyperlink"/>
+            </w:rPr>
+            <w:t>g</w:t>
+          </w:r>
+        </w:hyperlink>
+      </w:r>
+      <w:r>
+        <w:rPr>
+          <w:rFonts w:ascii="Charis SIL Regular" w:hAnsi="Charis SIL Regular" w:eastAsia="Charis SIL Regular"/>
+          <w:b w:val="0"/>
+          <w:i w:val="0"/>
+          <w:color w:val="0000FF"/>
+          <w:sz w:val="24"/>
+          <w:u w:val="single"/>
+        </w:rPr>
+        <w:hyperlink r:id="rId19" w:history="1">
+          <w:r>
+            <w:rPr>
+              <w:rStyle w:val="Hyperlink"/>
+            </w:rPr>
+            <w:t>er-</w:t>
+          </w:r>
+        </w:hyperlink>
+      </w:r>
+      <w:r>
+        <w:rPr>
+          <w:rFonts w:ascii="Charis SIL Regular" w:hAnsi="Charis SIL Regular" w:eastAsia="Charis SIL Regular"/>
+          <w:b w:val="0"/>
+          <w:i w:val="0"/>
+          <w:color w:val="0000FF"/>
           <w:sz w:val="24"/>
           <w:u w:val="single"/>
         </w:rPr>
@@ -2020,7 +2263,119 @@
           <w:rFonts w:ascii="Charis SIL Regular" w:hAnsi="Charis SIL Regular" w:eastAsia="Charis SIL Regular"/>
           <w:b w:val="0"/>
           <w:i w:val="0"/>
-          <w:color w:val="0066CC"/>
+          <w:color w:val="0000FF"/>
+          <w:sz w:val="24"/>
+          <w:u w:val="single"/>
+        </w:rPr>
+        <w:hyperlink r:id="rId19" w:history="1">
+          <w:r>
+            <w:rPr>
+              <w:rStyle w:val="Hyperlink"/>
+            </w:rPr>
+            <w:t>en</w:t>
+          </w:r>
+        </w:hyperlink>
+      </w:r>
+      <w:r>
+        <w:rPr>
+          <w:rFonts w:ascii="Charis SIL Regular" w:hAnsi="Charis SIL Regular" w:eastAsia="Charis SIL Regular"/>
+          <w:b w:val="0"/>
+          <w:i w:val="0"/>
+          <w:color w:val="0000FF"/>
+          <w:sz w:val="24"/>
+          <w:u w:val="single"/>
+        </w:rPr>
+        <w:t xml:space="preserve"> </w:t>
+      </w:r>
+      <w:r>
+        <w:rPr>
+          <w:rFonts w:ascii="Charis SIL Regular" w:hAnsi="Charis SIL Regular" w:eastAsia="Charis SIL Regular"/>
+          <w:b w:val="0"/>
+          <w:i w:val="0"/>
+          <w:color w:val="0000FF"/>
+          <w:sz w:val="24"/>
+          <w:u w:val="single"/>
+        </w:rPr>
+        <w:hyperlink r:id="rId19" w:history="1">
+          <w:r>
+            <w:rPr>
+              <w:rStyle w:val="Hyperlink"/>
+            </w:rPr>
+            <w:t>ma</w:t>
+          </w:r>
+        </w:hyperlink>
+      </w:r>
+      <w:r>
+        <w:rPr>
+          <w:rFonts w:ascii="Charis SIL Regular" w:hAnsi="Charis SIL Regular" w:eastAsia="Charis SIL Regular"/>
+          <w:b w:val="0"/>
+          <w:i w:val="0"/>
+          <w:color w:val="0000FF"/>
+          <w:sz w:val="24"/>
+          <w:u w:val="single"/>
+        </w:rPr>
+        <w:hyperlink r:id="rId19" w:history="1">
+          <w:r>
+            <w:rPr>
+              <w:rStyle w:val="Hyperlink"/>
+            </w:rPr>
+            <w:t>rineperso</w:t>
+          </w:r>
+        </w:hyperlink>
+      </w:r>
+      <w:r>
+        <w:rPr>
+          <w:rFonts w:ascii="Charis SIL Regular" w:hAnsi="Charis SIL Regular" w:eastAsia="Charis SIL Regular"/>
+          <w:b w:val="0"/>
+          <w:i w:val="0"/>
+          <w:color w:val="0000FF"/>
+          <w:sz w:val="24"/>
+          <w:u w:val="single"/>
+        </w:rPr>
+        <w:hyperlink r:id="rId19" w:history="1">
+          <w:r>
+            <w:rPr>
+              <w:rStyle w:val="Hyperlink"/>
+            </w:rPr>
+            <w:t>nee</w:t>
+          </w:r>
+        </w:hyperlink>
+      </w:r>
+      <w:r>
+        <w:rPr>
+          <w:rFonts w:ascii="Charis SIL Regular" w:hAnsi="Charis SIL Regular" w:eastAsia="Charis SIL Regular"/>
+          <w:b w:val="0"/>
+          <w:i w:val="0"/>
+          <w:color w:val="0000FF"/>
+          <w:sz w:val="24"/>
+          <w:u w:val="single"/>
+        </w:rPr>
+        <w:hyperlink r:id="rId19" w:history="1">
+          <w:r>
+            <w:rPr>
+              <w:rStyle w:val="Hyperlink"/>
+            </w:rPr>
+            <w:t>l</w:t>
+          </w:r>
+        </w:hyperlink>
+      </w:r>
+      <w:r>
+        <w:rPr>
+          <w:rFonts w:ascii="Charis SIL Regular" w:hAnsi="Charis SIL Regular" w:eastAsia="Charis SIL Regular"/>
+          <w:b w:val="0"/>
+          <w:i w:val="0"/>
+          <w:color w:val="0000FF"/>
+          <w:sz w:val="24"/>
+          <w:u w:val="single"/>
+        </w:rPr>
+        <w:t xml:space="preserve"> </w:t>
+      </w:r>
+      <w:r>
+        <w:rPr>
+          <w:rFonts w:ascii="Charis SIL Regular" w:hAnsi="Charis SIL Regular" w:eastAsia="Charis SIL Regular"/>
+          <w:b w:val="0"/>
+          <w:i w:val="0"/>
+          <w:color w:val="0000FF"/>
           <w:sz w:val="24"/>
           <w:u w:val="single"/>
         </w:rPr>
@@ -2038,7 +2393,7 @@
           <w:rFonts w:ascii="Charis SIL Regular" w:hAnsi="Charis SIL Regular" w:eastAsia="Charis SIL Regular"/>
           <w:b w:val="0"/>
           <w:i w:val="0"/>
-          <w:color w:val="0066CC"/>
+          <w:color w:val="0000FF"/>
           <w:sz w:val="24"/>
           <w:u w:val="single"/>
         </w:rPr>
@@ -2049,329 +2404,7 @@
           <w:rFonts w:ascii="Charis SIL Regular" w:hAnsi="Charis SIL Regular" w:eastAsia="Charis SIL Regular"/>
           <w:b w:val="0"/>
           <w:i w:val="0"/>
-          <w:color w:val="0066CC"/>
-          <w:sz w:val="24"/>
-          <w:u w:val="single"/>
-        </w:rPr>
-        <w:hyperlink r:id="rId14" w:history="1">
-          <w:r>
-            <w:rPr>
-              <w:rStyle w:val="Hyperlink"/>
-            </w:rPr>
-            <w:t>o</w:t>
-          </w:r>
-        </w:hyperlink>
-      </w:r>
-      <w:r>
-        <w:rPr>
-          <w:rFonts w:ascii="Charis SIL Regular" w:hAnsi="Charis SIL Regular" w:eastAsia="Charis SIL Regular"/>
-          <w:b w:val="0"/>
-          <w:i w:val="0"/>
-          <w:color w:val="0066CC"/>
-          <w:sz w:val="24"/>
-          <w:u w:val="single"/>
-        </w:rPr>
-        <w:hyperlink r:id="rId19" w:history="1">
-          <w:r>
-            <w:rPr>
-              <w:rStyle w:val="Hyperlink"/>
-            </w:rPr>
-            <w:t>b</w:t>
-          </w:r>
-        </w:hyperlink>
-      </w:r>
-      <w:r>
-        <w:rPr>
-          <w:rFonts w:ascii="Charis SIL Regular" w:hAnsi="Charis SIL Regular" w:eastAsia="Charis SIL Regular"/>
-          <w:b w:val="0"/>
-          <w:i w:val="0"/>
-          <w:color w:val="0066CC"/>
-          <w:sz w:val="24"/>
-          <w:u w:val="single"/>
-        </w:rPr>
-        <w:hyperlink r:id="rId14" w:history="1">
-          <w:r>
-            <w:rPr>
-              <w:rStyle w:val="Hyperlink"/>
-            </w:rPr>
-            <w:t>jecten</w:t>
-          </w:r>
-        </w:hyperlink>
-      </w:r>
-      <w:r>
-        <w:rPr>
-          <w:rFonts w:ascii="Charis SIL Regular" w:hAnsi="Charis SIL Regular" w:eastAsia="Charis SIL Regular"/>
-          <w:b w:val="0"/>
-          <w:i w:val="0"/>
-          <w:color w:val="0066CC"/>
-          <w:sz w:val="24"/>
-          <w:u w:val="single"/>
-        </w:rPr>
-        <w:t xml:space="preserve"> </w:t>
-      </w:r>
-      <w:r>
-        <w:rPr>
-          <w:rFonts w:ascii="Charis SIL Regular" w:hAnsi="Charis SIL Regular" w:eastAsia="Charis SIL Regular"/>
-          <w:b w:val="0"/>
-          <w:i w:val="0"/>
-          <w:color w:val="0066CC"/>
-          <w:sz w:val="24"/>
-          <w:u w:val="single"/>
-        </w:rPr>
-        <w:hyperlink r:id="rId19" w:history="1">
-          <w:r>
-            <w:rPr>
-              <w:rStyle w:val="Hyperlink"/>
-            </w:rPr>
-            <w:t>uit</w:t>
-          </w:r>
-        </w:hyperlink>
-      </w:r>
-      <w:r>
-        <w:rPr>
-          <w:rFonts w:ascii="Charis SIL Regular" w:hAnsi="Charis SIL Regular" w:eastAsia="Charis SIL Regular"/>
-          <w:b w:val="0"/>
-          <w:i w:val="0"/>
-          <w:color w:val="0066CC"/>
-          <w:sz w:val="24"/>
-          <w:u w:val="single"/>
-        </w:rPr>
-        <w:t xml:space="preserve"> </w:t>
-      </w:r>
-      <w:r>
-        <w:rPr>
-          <w:rFonts w:ascii="Charis SIL Regular" w:hAnsi="Charis SIL Regular" w:eastAsia="Charis SIL Regular"/>
-          <w:b w:val="0"/>
-          <w:i w:val="0"/>
-          <w:color w:val="0066CC"/>
-          <w:sz w:val="24"/>
-          <w:u w:val="single"/>
-        </w:rPr>
-        <w:hyperlink r:id="rId19" w:history="1">
-          <w:r>
-            <w:rPr>
-              <w:rStyle w:val="Hyperlink"/>
-            </w:rPr>
-            <w:t>een</w:t>
-          </w:r>
-        </w:hyperlink>
-      </w:r>
-      <w:r>
-        <w:rPr>
-          <w:rFonts w:ascii="Charis SIL Regular" w:hAnsi="Charis SIL Regular" w:eastAsia="Charis SIL Regular"/>
-          <w:b w:val="0"/>
-          <w:i w:val="0"/>
-          <w:color w:val="0066CC"/>
-          <w:sz w:val="24"/>
-          <w:u w:val="single"/>
-        </w:rPr>
-        <w:t xml:space="preserve"> </w:t>
-      </w:r>
-      <w:r>
-        <w:rPr>
-          <w:rFonts w:ascii="Charis SIL Regular" w:hAnsi="Charis SIL Regular" w:eastAsia="Charis SIL Regular"/>
-          <w:b w:val="0"/>
-          <w:i w:val="0"/>
-          <w:color w:val="0066CC"/>
-          <w:sz w:val="24"/>
-          <w:u w:val="single"/>
-        </w:rPr>
-        <w:hyperlink r:id="rId19" w:history="1">
-          <w:r>
-            <w:rPr>
-              <w:rStyle w:val="Hyperlink"/>
-            </w:rPr>
-            <w:t>k</w:t>
-          </w:r>
-        </w:hyperlink>
-      </w:r>
-      <w:r>
-        <w:rPr>
-          <w:rFonts w:ascii="Charis SIL Regular" w:hAnsi="Charis SIL Regular" w:eastAsia="Charis SIL Regular"/>
-          <w:b w:val="0"/>
-          <w:i w:val="0"/>
-          <w:color w:val="0066CC"/>
-          <w:sz w:val="24"/>
-          <w:u w:val="single"/>
-        </w:rPr>
-        <w:hyperlink r:id="rId19" w:history="1">
-          <w:r>
-            <w:rPr>
-              <w:rStyle w:val="Hyperlink"/>
-            </w:rPr>
-            <w:t>oloniale</w:t>
-          </w:r>
-        </w:hyperlink>
-      </w:r>
-      <w:r>
-        <w:rPr>
-          <w:rFonts w:ascii="Charis SIL Regular" w:hAnsi="Charis SIL Regular" w:eastAsia="Charis SIL Regular"/>
-          <w:b w:val="0"/>
-          <w:i w:val="0"/>
-          <w:color w:val="0066CC"/>
-          <w:sz w:val="24"/>
-        </w:rPr>
-        <w:t xml:space="preserve"> </w:t>
-      </w:r>
-      <w:r>
-        <w:rPr>
-          <w:rFonts w:ascii="Charis SIL Regular" w:hAnsi="Charis SIL Regular" w:eastAsia="Charis SIL Regular"/>
-          <w:b w:val="0"/>
-          <w:i w:val="0"/>
-          <w:color w:val="0066CC"/>
-          <w:sz w:val="24"/>
-          <w:u w:val="single"/>
-        </w:rPr>
-        <w:hyperlink r:id="rId19" w:history="1">
-          <w:r>
-            <w:rPr>
-              <w:rStyle w:val="Hyperlink"/>
-            </w:rPr>
-            <w:t>context</w:t>
-          </w:r>
-        </w:hyperlink>
-      </w:r>
-      <w:r>
-        <w:br/>
-      </w:r>
-      <w:r>
-        <w:rPr>
-          <w:rFonts w:ascii="Charis SIL Regular" w:hAnsi="Charis SIL Regular" w:eastAsia="Charis SIL Regular"/>
-          <w:b w:val="0"/>
-          <w:i w:val="0"/>
-          <w:color w:val="000000"/>
-          <w:sz w:val="24"/>
-        </w:rPr>
-        <w:t xml:space="preserve">•  </w:t>
-      </w:r>
-      <w:r>
-        <w:rPr>
-          <w:rFonts w:ascii="Charis SIL Regular" w:hAnsi="Charis SIL Regular" w:eastAsia="Charis SIL Regular"/>
-          <w:b w:val="0"/>
-          <w:i w:val="0"/>
-          <w:color w:val="0066CC"/>
-          <w:sz w:val="24"/>
-          <w:u w:val="single"/>
-        </w:rPr>
-        <w:hyperlink r:id="rId19" w:history="1">
-          <w:r>
-            <w:rPr>
-              <w:rStyle w:val="Hyperlink"/>
-            </w:rPr>
-            <w:t>Le</w:t>
-          </w:r>
-        </w:hyperlink>
-      </w:r>
-      <w:r>
-        <w:rPr>
-          <w:rFonts w:ascii="Charis SIL Regular" w:hAnsi="Charis SIL Regular" w:eastAsia="Charis SIL Regular"/>
-          <w:b w:val="0"/>
-          <w:i w:val="0"/>
-          <w:color w:val="0066CC"/>
-          <w:sz w:val="24"/>
-          <w:u w:val="single"/>
-        </w:rPr>
-        <w:hyperlink r:id="rId19" w:history="1">
-          <w:r>
-            <w:rPr>
-              <w:rStyle w:val="Hyperlink"/>
-            </w:rPr>
-            <w:t>g</w:t>
-          </w:r>
-        </w:hyperlink>
-      </w:r>
-      <w:r>
-        <w:rPr>
-          <w:rFonts w:ascii="Charis SIL Regular" w:hAnsi="Charis SIL Regular" w:eastAsia="Charis SIL Regular"/>
-          <w:b w:val="0"/>
-          <w:i w:val="0"/>
-          <w:color w:val="0066CC"/>
-          <w:sz w:val="24"/>
-        </w:rPr>
-        <w:t>er- en marineperso</w:t>
-      </w:r>
-      <w:r>
-        <w:rPr>
-          <w:rFonts w:ascii="Charis SIL Regular" w:hAnsi="Charis SIL Regular" w:eastAsia="Charis SIL Regular"/>
-          <w:b w:val="0"/>
-          <w:i w:val="0"/>
-          <w:color w:val="0066CC"/>
-          <w:sz w:val="24"/>
-          <w:u w:val="single"/>
-        </w:rPr>
-        <w:hyperlink r:id="rId19" w:history="1">
-          <w:r>
-            <w:rPr>
-              <w:rStyle w:val="Hyperlink"/>
-            </w:rPr>
-            <w:t>nee</w:t>
-          </w:r>
-        </w:hyperlink>
-      </w:r>
-      <w:r>
-        <w:rPr>
-          <w:rFonts w:ascii="Charis SIL Regular" w:hAnsi="Charis SIL Regular" w:eastAsia="Charis SIL Regular"/>
-          <w:b w:val="0"/>
-          <w:i w:val="0"/>
-          <w:color w:val="0066CC"/>
-          <w:sz w:val="24"/>
-          <w:u w:val="single"/>
-        </w:rPr>
-        <w:hyperlink r:id="rId19" w:history="1">
-          <w:r>
-            <w:rPr>
-              <w:rStyle w:val="Hyperlink"/>
-            </w:rPr>
-            <w:t>l</w:t>
-          </w:r>
-        </w:hyperlink>
-      </w:r>
-      <w:r>
-        <w:rPr>
-          <w:rFonts w:ascii="Charis SIL Regular" w:hAnsi="Charis SIL Regular" w:eastAsia="Charis SIL Regular"/>
-          <w:b w:val="0"/>
-          <w:i w:val="0"/>
-          <w:color w:val="0066CC"/>
-          <w:sz w:val="24"/>
-          <w:u w:val="single"/>
-        </w:rPr>
-        <w:t xml:space="preserve"> </w:t>
-      </w:r>
-      <w:r>
-        <w:rPr>
-          <w:rFonts w:ascii="Charis SIL Regular" w:hAnsi="Charis SIL Regular" w:eastAsia="Charis SIL Regular"/>
-          <w:b w:val="0"/>
-          <w:i w:val="0"/>
-          <w:color w:val="0066CC"/>
-          <w:sz w:val="24"/>
-          <w:u w:val="single"/>
-        </w:rPr>
-        <w:hyperlink r:id="rId19" w:history="1">
-          <w:r>
-            <w:rPr>
-              <w:rStyle w:val="Hyperlink"/>
-            </w:rPr>
-            <w:t>in</w:t>
-          </w:r>
-        </w:hyperlink>
-      </w:r>
-      <w:r>
-        <w:rPr>
-          <w:rFonts w:ascii="Charis SIL Regular" w:hAnsi="Charis SIL Regular" w:eastAsia="Charis SIL Regular"/>
-          <w:b w:val="0"/>
-          <w:i w:val="0"/>
-          <w:color w:val="0066CC"/>
-          <w:sz w:val="24"/>
-          <w:u w:val="single"/>
-        </w:rPr>
-        <w:t xml:space="preserve"> </w:t>
-      </w:r>
-      <w:r>
-        <w:rPr>
-          <w:rFonts w:ascii="Charis SIL Regular" w:hAnsi="Charis SIL Regular" w:eastAsia="Charis SIL Regular"/>
-          <w:b w:val="0"/>
-          <w:i w:val="0"/>
-          <w:color w:val="0066CC"/>
+          <w:color w:val="0000FF"/>
           <w:sz w:val="24"/>
           <w:u w:val="single"/>
         </w:rPr>
@@ -2389,7 +2422,7 @@
           <w:rFonts w:ascii="Charis SIL Regular" w:hAnsi="Charis SIL Regular" w:eastAsia="Charis SIL Regular"/>
           <w:b w:val="0"/>
           <w:i w:val="0"/>
-          <w:color w:val="0066CC"/>
+          <w:color w:val="0000FF"/>
           <w:sz w:val="24"/>
           <w:u w:val="single"/>
         </w:rPr>
@@ -2407,7 +2440,7 @@
           <w:rFonts w:ascii="Charis SIL Regular" w:hAnsi="Charis SIL Regular" w:eastAsia="Charis SIL Regular"/>
           <w:b w:val="0"/>
           <w:i w:val="0"/>
-          <w:color w:val="0066CC"/>
+          <w:color w:val="0000FF"/>
           <w:sz w:val="24"/>
           <w:u w:val="single"/>
         </w:rPr>
@@ -2425,7 +2458,7 @@
           <w:rFonts w:ascii="Charis SIL Regular" w:hAnsi="Charis SIL Regular" w:eastAsia="Charis SIL Regular"/>
           <w:b w:val="0"/>
           <w:i w:val="0"/>
-          <w:color w:val="0066CC"/>
+          <w:color w:val="0000FF"/>
           <w:sz w:val="24"/>
           <w:u w:val="single"/>
         </w:rPr>
@@ -2436,7 +2469,7 @@
           <w:rFonts w:ascii="Charis SIL Regular" w:hAnsi="Charis SIL Regular" w:eastAsia="Charis SIL Regular"/>
           <w:b w:val="0"/>
           <w:i w:val="0"/>
-          <w:color w:val="0066CC"/>
+          <w:color w:val="0000FF"/>
           <w:sz w:val="24"/>
           <w:u w:val="single"/>
         </w:rPr>
@@ -2454,7 +2487,7 @@
           <w:rFonts w:ascii="Charis SIL Regular" w:hAnsi="Charis SIL Regular" w:eastAsia="Charis SIL Regular"/>
           <w:b w:val="0"/>
           <w:i w:val="0"/>
-          <w:color w:val="0066CC"/>
+          <w:color w:val="0000FF"/>
           <w:sz w:val="24"/>
           <w:u w:val="single"/>
         </w:rPr>
@@ -2482,7 +2515,7 @@
           <w:rFonts w:ascii="Charis SIL Regular" w:hAnsi="Charis SIL Regular" w:eastAsia="Charis SIL Regular"/>
           <w:b w:val="0"/>
           <w:i w:val="0"/>
-          <w:color w:val="0066CC"/>
+          <w:color w:val="0000FF"/>
           <w:sz w:val="24"/>
           <w:u w:val="single"/>
         </w:rPr>
@@ -2500,7 +2533,7 @@
           <w:rFonts w:ascii="Charis SIL Regular" w:hAnsi="Charis SIL Regular" w:eastAsia="Charis SIL Regular"/>
           <w:b w:val="0"/>
           <w:i w:val="0"/>
-          <w:color w:val="0066CC"/>
+          <w:color w:val="0000FF"/>
           <w:sz w:val="24"/>
           <w:u w:val="single"/>
         </w:rPr>
@@ -2518,17 +2551,25 @@
           <w:rFonts w:ascii="Charis SIL Regular" w:hAnsi="Charis SIL Regular" w:eastAsia="Charis SIL Regular"/>
           <w:b w:val="0"/>
           <w:i w:val="0"/>
-          <w:color w:val="0066CC"/>
+          <w:color w:val="0000FF"/>
           <w:sz w:val="24"/>
+          <w:u w:val="single"/>
         </w:rPr>
-        <w:t>ch</w:t>
+        <w:hyperlink r:id="rId13" w:history="1">
+          <w:r>
+            <w:rPr>
+              <w:rStyle w:val="Hyperlink"/>
+            </w:rPr>
+            <w:t>ch</w:t>
+          </w:r>
+        </w:hyperlink>
       </w:r>
       <w:r>
         <w:rPr>
           <w:rFonts w:ascii="Charis SIL Regular" w:hAnsi="Charis SIL Regular" w:eastAsia="Charis SIL Regular"/>
           <w:b w:val="0"/>
           <w:i w:val="0"/>
-          <w:color w:val="0066CC"/>
+          <w:color w:val="0000FF"/>
           <w:sz w:val="24"/>
           <w:u w:val="single"/>
         </w:rPr>
@@ -2546,7 +2587,7 @@
           <w:rFonts w:ascii="Charis SIL Regular" w:hAnsi="Charis SIL Regular" w:eastAsia="Charis SIL Regular"/>
           <w:b w:val="0"/>
           <w:i w:val="0"/>
-          <w:color w:val="0066CC"/>
+          <w:color w:val="0000FF"/>
           <w:sz w:val="24"/>
           <w:u w:val="single"/>
         </w:rPr>
@@ -2557,11 +2598,11 @@
           <w:rFonts w:ascii="Charis SIL Regular" w:hAnsi="Charis SIL Regular" w:eastAsia="Charis SIL Regular"/>
           <w:b w:val="0"/>
           <w:i w:val="0"/>
-          <w:color w:val="0066CC"/>
+          <w:color w:val="0000FF"/>
           <w:sz w:val="24"/>
           <w:u w:val="single"/>
         </w:rPr>
-        <w:hyperlink r:id="rId13" w:history="1">
+        <w:hyperlink r:id="rId20" w:history="1">
           <w:r>
             <w:rPr>
               <w:rStyle w:val="Hyperlink"/>
@@ -2575,11 +2616,11 @@
           <w:rFonts w:ascii="Charis SIL Regular" w:hAnsi="Charis SIL Regular" w:eastAsia="Charis SIL Regular"/>
           <w:b w:val="0"/>
           <w:i w:val="0"/>
-          <w:color w:val="0066CC"/>
+          <w:color w:val="0000FF"/>
           <w:sz w:val="24"/>
           <w:u w:val="single"/>
         </w:rPr>
-        <w:hyperlink r:id="rId13" w:history="1">
+        <w:hyperlink r:id="rId20" w:history="1">
           <w:r>
             <w:rPr>
               <w:rStyle w:val="Hyperlink"/>
@@ -2593,17 +2634,36 @@
           <w:rFonts w:ascii="Charis SIL Regular" w:hAnsi="Charis SIL Regular" w:eastAsia="Charis SIL Regular"/>
           <w:b w:val="0"/>
           <w:i w:val="0"/>
-          <w:color w:val="0066CC"/>
+          <w:color w:val="0000FF"/>
           <w:sz w:val="24"/>
+          <w:u w:val="single"/>
         </w:rPr>
-        <w:t xml:space="preserve">k </w:t>
+        <w:hyperlink r:id="rId20" w:history="1">
+          <w:r>
+            <w:rPr>
+              <w:rStyle w:val="Hyperlink"/>
+            </w:rPr>
+            <w:t>k</w:t>
+          </w:r>
+        </w:hyperlink>
       </w:r>
       <w:r>
         <w:rPr>
           <w:rFonts w:ascii="Charis SIL Regular" w:hAnsi="Charis SIL Regular" w:eastAsia="Charis SIL Regular"/>
           <w:b w:val="0"/>
           <w:i w:val="0"/>
-          <w:color w:val="0066CC"/>
+          <w:color w:val="0000FF"/>
+          <w:sz w:val="24"/>
+          <w:u w:val="single"/>
+        </w:rPr>
+        <w:t xml:space="preserve"> </w:t>
+      </w:r>
+      <w:r>
+        <w:rPr>
+          <w:rFonts w:ascii="Charis SIL Regular" w:hAnsi="Charis SIL Regular" w:eastAsia="Charis SIL Regular"/>
+          <w:b w:val="0"/>
+          <w:i w:val="0"/>
+          <w:color w:val="0000FF"/>
           <w:sz w:val="24"/>
           <w:u w:val="single"/>
         </w:rPr>
@@ -2621,7 +2681,7 @@
           <w:rFonts w:ascii="Charis SIL Regular" w:hAnsi="Charis SIL Regular" w:eastAsia="Charis SIL Regular"/>
           <w:b w:val="0"/>
           <w:i w:val="0"/>
-          <w:color w:val="0066CC"/>
+          <w:color w:val="0000FF"/>
           <w:sz w:val="24"/>
           <w:u w:val="single"/>
         </w:rPr>
@@ -2639,7 +2699,7 @@
           <w:rFonts w:ascii="Charis SIL Regular" w:hAnsi="Charis SIL Regular" w:eastAsia="Charis SIL Regular"/>
           <w:b w:val="0"/>
           <w:i w:val="0"/>
-          <w:color w:val="0066CC"/>
+          <w:color w:val="0000FF"/>
           <w:sz w:val="24"/>
           <w:u w:val="single"/>
         </w:rPr>
@@ -2650,7 +2710,7 @@
           <w:rFonts w:ascii="Charis SIL Regular" w:hAnsi="Charis SIL Regular" w:eastAsia="Charis SIL Regular"/>
           <w:b w:val="0"/>
           <w:i w:val="0"/>
-          <w:color w:val="0066CC"/>
+          <w:color w:val="0000FF"/>
           <w:sz w:val="24"/>
           <w:u w:val="single"/>
         </w:rPr>
@@ -2668,7 +2728,7 @@
           <w:rFonts w:ascii="Charis SIL Regular" w:hAnsi="Charis SIL Regular" w:eastAsia="Charis SIL Regular"/>
           <w:b w:val="0"/>
           <w:i w:val="0"/>
-          <w:color w:val="0066CC"/>
+          <w:color w:val="0000FF"/>
           <w:sz w:val="24"/>
           <w:u w:val="single"/>
         </w:rPr>
@@ -2686,7 +2746,7 @@
           <w:rFonts w:ascii="Charis SIL Regular" w:hAnsi="Charis SIL Regular" w:eastAsia="Charis SIL Regular"/>
           <w:b w:val="0"/>
           <w:i w:val="0"/>
-          <w:color w:val="0066CC"/>
+          <w:color w:val="0000FF"/>
           <w:sz w:val="24"/>
           <w:u w:val="single"/>
         </w:rPr>
@@ -2704,7 +2764,7 @@
           <w:rFonts w:ascii="Charis SIL Regular" w:hAnsi="Charis SIL Regular" w:eastAsia="Charis SIL Regular"/>
           <w:b w:val="0"/>
           <w:i w:val="0"/>
-          <w:color w:val="0066CC"/>
+          <w:color w:val="0000FF"/>
           <w:sz w:val="24"/>
           <w:u w:val="single"/>
         </w:rPr>
@@ -2715,7 +2775,7 @@
           <w:rFonts w:ascii="Charis SIL Regular" w:hAnsi="Charis SIL Regular" w:eastAsia="Charis SIL Regular"/>
           <w:b w:val="0"/>
           <w:i w:val="0"/>
-          <w:color w:val="0066CC"/>
+          <w:color w:val="0000FF"/>
           <w:sz w:val="24"/>
           <w:u w:val="single"/>
         </w:rPr>
@@ -2733,7 +2793,7 @@
           <w:rFonts w:ascii="Charis SIL Regular" w:hAnsi="Charis SIL Regular" w:eastAsia="Charis SIL Regular"/>
           <w:b w:val="0"/>
           <w:i w:val="0"/>
-          <w:color w:val="0066CC"/>
+          <w:color w:val="0000FF"/>
           <w:sz w:val="24"/>
           <w:u w:val="single"/>
         </w:rPr>
@@ -2761,7 +2821,7 @@
           <w:rFonts w:ascii="Charis SIL Regular" w:hAnsi="Charis SIL Regular" w:eastAsia="Charis SIL Regular"/>
           <w:b w:val="0"/>
           <w:i w:val="0"/>
-          <w:color w:val="0066CC"/>
+          <w:color w:val="0000FF"/>
           <w:sz w:val="24"/>
           <w:u w:val="single"/>
         </w:rPr>
@@ -2779,7 +2839,7 @@
           <w:rFonts w:ascii="Charis SIL Regular" w:hAnsi="Charis SIL Regular" w:eastAsia="Charis SIL Regular"/>
           <w:b w:val="0"/>
           <w:i w:val="0"/>
-          <w:color w:val="0066CC"/>
+          <w:color w:val="0000FF"/>
           <w:sz w:val="24"/>
           <w:u w:val="single"/>
         </w:rPr>
@@ -2790,7 +2850,7 @@
           <w:rFonts w:ascii="Charis SIL Regular" w:hAnsi="Charis SIL Regular" w:eastAsia="Charis SIL Regular"/>
           <w:b w:val="0"/>
           <w:i w:val="0"/>
-          <w:color w:val="0066CC"/>
+          <w:color w:val="0000FF"/>
           <w:sz w:val="24"/>
           <w:u w:val="single"/>
         </w:rPr>
@@ -2808,7 +2868,7 @@
           <w:rFonts w:ascii="Charis SIL Regular" w:hAnsi="Charis SIL Regular" w:eastAsia="Charis SIL Regular"/>
           <w:b w:val="0"/>
           <w:i w:val="0"/>
-          <w:color w:val="0066CC"/>
+          <w:color w:val="0000FF"/>
           <w:sz w:val="24"/>
           <w:u w:val="single"/>
         </w:rPr>
@@ -2819,7 +2879,7 @@
           <w:rFonts w:ascii="Charis SIL Regular" w:hAnsi="Charis SIL Regular" w:eastAsia="Charis SIL Regular"/>
           <w:b w:val="0"/>
           <w:i w:val="0"/>
-          <w:color w:val="0066CC"/>
+          <w:color w:val="0000FF"/>
           <w:sz w:val="24"/>
           <w:u w:val="single"/>
         </w:rPr>
@@ -2837,7 +2897,72 @@
           <w:rFonts w:ascii="Charis SIL Regular" w:hAnsi="Charis SIL Regular" w:eastAsia="Charis SIL Regular"/>
           <w:b w:val="0"/>
           <w:i w:val="0"/>
-          <w:color w:val="0066CC"/>
+          <w:color w:val="0000FF"/>
+          <w:sz w:val="24"/>
+          <w:u w:val="single"/>
+        </w:rPr>
+        <w:hyperlink r:id="rId15" w:history="1">
+          <w:r>
+            <w:rPr>
+              <w:rStyle w:val="Hyperlink"/>
+            </w:rPr>
+            <w:t>i</w:t>
+          </w:r>
+        </w:hyperlink>
+      </w:r>
+      <w:r>
+        <w:rPr>
+          <w:rFonts w:ascii="Charis SIL Regular" w:hAnsi="Charis SIL Regular" w:eastAsia="Charis SIL Regular"/>
+          <w:b w:val="0"/>
+          <w:i w:val="0"/>
+          <w:color w:val="0000FF"/>
+          <w:sz w:val="24"/>
+          <w:u w:val="single"/>
+        </w:rPr>
+        <w:hyperlink r:id="rId20" w:history="1">
+          <w:r>
+            <w:rPr>
+              <w:rStyle w:val="Hyperlink"/>
+            </w:rPr>
+            <w:t>ssionarisse</w:t>
+          </w:r>
+        </w:hyperlink>
+      </w:r>
+      <w:r>
+        <w:rPr>
+          <w:rFonts w:ascii="Charis SIL Regular" w:hAnsi="Charis SIL Regular" w:eastAsia="Charis SIL Regular"/>
+          <w:b w:val="0"/>
+          <w:i w:val="0"/>
+          <w:color w:val="0000FF"/>
+          <w:sz w:val="24"/>
+          <w:u w:val="single"/>
+        </w:rPr>
+        <w:hyperlink r:id="rId20" w:history="1">
+          <w:r>
+            <w:rPr>
+              <w:rStyle w:val="Hyperlink"/>
+            </w:rPr>
+            <w:t>n</w:t>
+          </w:r>
+        </w:hyperlink>
+      </w:r>
+      <w:r>
+        <w:rPr>
+          <w:rFonts w:ascii="Charis SIL Regular" w:hAnsi="Charis SIL Regular" w:eastAsia="Charis SIL Regular"/>
+          <w:b w:val="0"/>
+          <w:i w:val="0"/>
+          <w:color w:val="0000FF"/>
+          <w:sz w:val="24"/>
+          <w:u w:val="single"/>
+        </w:rPr>
+        <w:t xml:space="preserve"> </w:t>
+      </w:r>
+      <w:r>
+        <w:rPr>
+          <w:rFonts w:ascii="Charis SIL Regular" w:hAnsi="Charis SIL Regular" w:eastAsia="Charis SIL Regular"/>
+          <w:b w:val="0"/>
+          <w:i w:val="0"/>
+          <w:color w:val="0000FF"/>
           <w:sz w:val="24"/>
           <w:u w:val="single"/>
         </w:rPr>
@@ -2855,25 +2980,7 @@
           <w:rFonts w:ascii="Charis SIL Regular" w:hAnsi="Charis SIL Regular" w:eastAsia="Charis SIL Regular"/>
           <w:b w:val="0"/>
           <w:i w:val="0"/>
-          <w:color w:val="0066CC"/>
-          <w:sz w:val="24"/>
-          <w:u w:val="single"/>
-        </w:rPr>
-        <w:hyperlink r:id="rId15" w:history="1">
-          <w:r>
-            <w:rPr>
-              <w:rStyle w:val="Hyperlink"/>
-            </w:rPr>
-            <w:t>ssionarisse</w:t>
-          </w:r>
-        </w:hyperlink>
-      </w:r>
-      <w:r>
-        <w:rPr>
-          <w:rFonts w:ascii="Charis SIL Regular" w:hAnsi="Charis SIL Regular" w:eastAsia="Charis SIL Regular"/>
-          <w:b w:val="0"/>
-          <w:i w:val="0"/>
-          <w:color w:val="0066CC"/>
+          <w:color w:val="0000FF"/>
           <w:sz w:val="24"/>
           <w:u w:val="single"/>
         </w:rPr>
@@ -2891,7 +2998,7 @@
           <w:rFonts w:ascii="Charis SIL Regular" w:hAnsi="Charis SIL Regular" w:eastAsia="Charis SIL Regular"/>
           <w:b w:val="0"/>
           <w:i w:val="0"/>
-          <w:color w:val="0066CC"/>
+          <w:color w:val="0000FF"/>
           <w:sz w:val="24"/>
           <w:u w:val="single"/>
         </w:rPr>
@@ -2902,54 +3009,7 @@
           <w:rFonts w:ascii="Charis SIL Regular" w:hAnsi="Charis SIL Regular" w:eastAsia="Charis SIL Regular"/>
           <w:b w:val="0"/>
           <w:i w:val="0"/>
-          <w:color w:val="0066CC"/>
-          <w:sz w:val="24"/>
-          <w:u w:val="single"/>
-        </w:rPr>
-        <w:hyperlink r:id="rId20" w:history="1">
-          <w:r>
-            <w:rPr>
-              <w:rStyle w:val="Hyperlink"/>
-            </w:rPr>
-            <w:t>i</w:t>
-          </w:r>
-        </w:hyperlink>
-      </w:r>
-      <w:r>
-        <w:rPr>
-          <w:rFonts w:ascii="Charis SIL Regular" w:hAnsi="Charis SIL Regular" w:eastAsia="Charis SIL Regular"/>
-          <w:b w:val="0"/>
-          <w:i w:val="0"/>
-          <w:color w:val="0066CC"/>
-          <w:sz w:val="24"/>
-          <w:u w:val="single"/>
-        </w:rPr>
-        <w:hyperlink r:id="rId20" w:history="1">
-          <w:r>
-            <w:rPr>
-              <w:rStyle w:val="Hyperlink"/>
-            </w:rPr>
-            <w:t>n</w:t>
-          </w:r>
-        </w:hyperlink>
-      </w:r>
-      <w:r>
-        <w:rPr>
-          <w:rFonts w:ascii="Charis SIL Regular" w:hAnsi="Charis SIL Regular" w:eastAsia="Charis SIL Regular"/>
-          <w:b w:val="0"/>
-          <w:i w:val="0"/>
-          <w:color w:val="0066CC"/>
-          <w:sz w:val="24"/>
-          <w:u w:val="single"/>
-        </w:rPr>
-        <w:t xml:space="preserve"> </w:t>
-      </w:r>
-      <w:r>
-        <w:rPr>
-          <w:rFonts w:ascii="Charis SIL Regular" w:hAnsi="Charis SIL Regular" w:eastAsia="Charis SIL Regular"/>
-          <w:b w:val="0"/>
-          <w:i w:val="0"/>
-          <w:color w:val="0066CC"/>
+          <w:color w:val="0000FF"/>
           <w:sz w:val="24"/>
           <w:u w:val="single"/>
         </w:rPr>
@@ -2967,7 +3027,7 @@
           <w:rFonts w:ascii="Charis SIL Regular" w:hAnsi="Charis SIL Regular" w:eastAsia="Charis SIL Regular"/>
           <w:b w:val="0"/>
           <w:i w:val="0"/>
-          <w:color w:val="0066CC"/>
+          <w:color w:val="0000FF"/>
           <w:sz w:val="24"/>
           <w:u w:val="single"/>
         </w:rPr>
@@ -2985,7 +3045,7 @@
           <w:rFonts w:ascii="Charis SIL Regular" w:hAnsi="Charis SIL Regular" w:eastAsia="Charis SIL Regular"/>
           <w:b w:val="0"/>
           <w:i w:val="0"/>
-          <w:color w:val="0066CC"/>
+          <w:color w:val="0000FF"/>
           <w:sz w:val="24"/>
           <w:u w:val="single"/>
         </w:rPr>
@@ -3003,7 +3063,7 @@
           <w:rFonts w:ascii="Charis SIL Regular" w:hAnsi="Charis SIL Regular" w:eastAsia="Charis SIL Regular"/>
           <w:b w:val="0"/>
           <w:i w:val="0"/>
-          <w:color w:val="0066CC"/>
+          <w:color w:val="0000FF"/>
           <w:sz w:val="24"/>
           <w:u w:val="single"/>
         </w:rPr>
@@ -3014,7 +3074,7 @@
           <w:rFonts w:ascii="Charis SIL Regular" w:hAnsi="Charis SIL Regular" w:eastAsia="Charis SIL Regular"/>
           <w:b w:val="0"/>
           <w:i w:val="0"/>
-          <w:color w:val="0066CC"/>
+          <w:color w:val="0000FF"/>
           <w:sz w:val="24"/>
           <w:u w:val="single"/>
         </w:rPr>
@@ -3032,7 +3092,7 @@
           <w:rFonts w:ascii="Charis SIL Regular" w:hAnsi="Charis SIL Regular" w:eastAsia="Charis SIL Regular"/>
           <w:b w:val="0"/>
           <w:i w:val="0"/>
-          <w:color w:val="0066CC"/>
+          <w:color w:val="0000FF"/>
           <w:sz w:val="24"/>
           <w:u w:val="single"/>
         </w:rPr>
@@ -3150,7 +3210,7 @@
           <w:rFonts w:ascii="Charis SIL Regular" w:hAnsi="Charis SIL Regular" w:eastAsia="Charis SIL Regular"/>
           <w:b w:val="0"/>
           <w:i w:val="0"/>
-          <w:color w:val="0066CC"/>
+          <w:color w:val="0000FF"/>
           <w:sz w:val="24"/>
           <w:u w:val="single"/>
         </w:rPr>
@@ -3161,7 +3221,7 @@
           <w:rFonts w:ascii="Charis SIL Regular" w:hAnsi="Charis SIL Regular" w:eastAsia="Charis SIL Regular"/>
           <w:b w:val="0"/>
           <w:i w:val="0"/>
-          <w:color w:val="0066CC"/>
+          <w:color w:val="0000FF"/>
           <w:sz w:val="24"/>
         </w:rPr>
         <w:t>s</w:t>
@@ -3184,7 +3244,7 @@
           <w:rFonts w:ascii="Charis SIL Regular" w:hAnsi="Charis SIL Regular" w:eastAsia="Charis SIL Regular"/>
           <w:b w:val="0"/>
           <w:i w:val="0"/>
-          <w:color w:val="0066CC"/>
+          <w:color w:val="0000FF"/>
           <w:sz w:val="24"/>
           <w:u w:val="single"/>
         </w:rPr>
@@ -3208,7 +3268,7 @@
           <w:rFonts w:ascii="Charis SIL Regular" w:hAnsi="Charis SIL Regular" w:eastAsia="Charis SIL Regular"/>
           <w:b w:val="0"/>
           <w:i w:val="0"/>
-          <w:color w:val="0066CC"/>
+          <w:color w:val="0000FF"/>
           <w:sz w:val="24"/>
           <w:u w:val="single"/>
         </w:rPr>
@@ -3219,7 +3279,7 @@
           <w:rFonts w:ascii="Charis SIL Regular" w:hAnsi="Charis SIL Regular" w:eastAsia="Charis SIL Regular"/>
           <w:b w:val="0"/>
           <w:i w:val="0"/>
-          <w:color w:val="0066CC"/>
+          <w:color w:val="0000FF"/>
           <w:sz w:val="24"/>
           <w:u w:val="single"/>
         </w:rPr>
@@ -3240,7 +3300,7 @@
           <w:rFonts w:ascii="Charis SIL Regular" w:hAnsi="Charis SIL Regular" w:eastAsia="Charis SIL Regular"/>
           <w:b w:val="0"/>
           <w:i w:val="0"/>
-          <w:color w:val="0066CC"/>
+          <w:color w:val="0000FF"/>
           <w:sz w:val="24"/>
           <w:u w:val="single"/>
         </w:rPr>
@@ -3264,7 +3324,7 @@
           <w:rFonts w:ascii="Charis SIL Regular" w:hAnsi="Charis SIL Regular" w:eastAsia="Charis SIL Regular"/>
           <w:b w:val="0"/>
           <w:i w:val="0"/>
-          <w:color w:val="0066CC"/>
+          <w:color w:val="0000FF"/>
           <w:sz w:val="24"/>
           <w:u w:val="single"/>
         </w:rPr>
@@ -3275,7 +3335,7 @@
           <w:rFonts w:ascii="Charis SIL Regular" w:hAnsi="Charis SIL Regular" w:eastAsia="Charis SIL Regular"/>
           <w:b w:val="0"/>
           <w:i w:val="0"/>
-          <w:color w:val="0066CC"/>
+          <w:color w:val="0000FF"/>
           <w:sz w:val="24"/>
           <w:u w:val="single"/>
         </w:rPr>
@@ -3299,7 +3359,7 @@
           <w:rFonts w:ascii="Charis SIL Regular" w:hAnsi="Charis SIL Regular" w:eastAsia="Charis SIL Regular"/>
           <w:b w:val="0"/>
           <w:i w:val="0"/>
-          <w:color w:val="0066CC"/>
+          <w:color w:val="0000FF"/>
           <w:sz w:val="24"/>
           <w:u w:val="single"/>
         </w:rPr>
@@ -3323,7 +3383,7 @@
           <w:rFonts w:ascii="Charis SIL Regular" w:hAnsi="Charis SIL Regular" w:eastAsia="Charis SIL Regular"/>
           <w:b w:val="0"/>
           <w:i w:val="0"/>
-          <w:color w:val="0066CC"/>
+          <w:color w:val="0000FF"/>
           <w:sz w:val="24"/>
           <w:u w:val="single"/>
         </w:rPr>
@@ -3347,7 +3407,7 @@
           <w:rFonts w:ascii="Charis SIL Regular" w:hAnsi="Charis SIL Regular" w:eastAsia="Charis SIL Regular"/>
           <w:b w:val="0"/>
           <w:i w:val="0"/>
-          <w:color w:val="0066CC"/>
+          <w:color w:val="0000FF"/>
           <w:sz w:val="24"/>
           <w:u w:val="single"/>
         </w:rPr>
@@ -3371,7 +3431,7 @@
           <w:rFonts w:ascii="Charis SIL Regular" w:hAnsi="Charis SIL Regular" w:eastAsia="Charis SIL Regular"/>
           <w:b w:val="0"/>
           <w:i w:val="0"/>
-          <w:color w:val="0066CC"/>
+          <w:color w:val="0000FF"/>
           <w:sz w:val="24"/>
           <w:u w:val="single"/>
         </w:rPr>
@@ -3382,7 +3442,7 @@
           <w:rFonts w:ascii="Charis SIL Regular" w:hAnsi="Charis SIL Regular" w:eastAsia="Charis SIL Regular"/>
           <w:b w:val="0"/>
           <w:i w:val="0"/>
-          <w:color w:val="0066CC"/>
+          <w:color w:val="0000FF"/>
           <w:sz w:val="24"/>
           <w:u w:val="single"/>
         </w:rPr>
@@ -3406,7 +3466,7 @@
           <w:rFonts w:ascii="Charis SIL Regular" w:hAnsi="Charis SIL Regular" w:eastAsia="Charis SIL Regular"/>
           <w:b w:val="0"/>
           <w:i w:val="0"/>
-          <w:color w:val="0066CC"/>
+          <w:color w:val="0000FF"/>
           <w:sz w:val="24"/>
           <w:u w:val="single"/>
         </w:rPr>
@@ -3417,7 +3477,7 @@
           <w:rFonts w:ascii="Charis SIL Regular" w:hAnsi="Charis SIL Regular" w:eastAsia="Charis SIL Regular"/>
           <w:b w:val="0"/>
           <w:i w:val="0"/>
-          <w:color w:val="0066CC"/>
+          <w:color w:val="0000FF"/>
           <w:sz w:val="24"/>
           <w:u w:val="single"/>
         </w:rPr>
@@ -3441,7 +3501,7 @@
           <w:rFonts w:ascii="Charis SIL Regular" w:hAnsi="Charis SIL Regular" w:eastAsia="Charis SIL Regular"/>
           <w:b w:val="0"/>
           <w:i w:val="0"/>
-          <w:color w:val="0066CC"/>
+          <w:color w:val="0000FF"/>
           <w:sz w:val="24"/>
           <w:u w:val="single"/>
         </w:rPr>
@@ -3452,7 +3512,7 @@
           <w:rFonts w:ascii="Charis SIL Regular" w:hAnsi="Charis SIL Regular" w:eastAsia="Charis SIL Regular"/>
           <w:b w:val="0"/>
           <w:i w:val="0"/>
-          <w:color w:val="0066CC"/>
+          <w:color w:val="0000FF"/>
           <w:sz w:val="24"/>
           <w:u w:val="single"/>
         </w:rPr>
@@ -3476,7 +3536,7 @@
           <w:rFonts w:ascii="Charis SIL Regular" w:hAnsi="Charis SIL Regular" w:eastAsia="Charis SIL Regular"/>
           <w:b w:val="0"/>
           <w:i w:val="0"/>
-          <w:color w:val="0066CC"/>
+          <w:color w:val="0000FF"/>
           <w:sz w:val="24"/>
           <w:u w:val="single"/>
         </w:rPr>
@@ -3500,7 +3560,7 @@
           <w:rFonts w:ascii="Charis SIL Regular" w:hAnsi="Charis SIL Regular" w:eastAsia="Charis SIL Regular"/>
           <w:b w:val="0"/>
           <w:i w:val="0"/>
-          <w:color w:val="0066CC"/>
+          <w:color w:val="0000FF"/>
           <w:sz w:val="24"/>
           <w:u w:val="single"/>
         </w:rPr>
@@ -3524,7 +3584,7 @@
           <w:rFonts w:ascii="Charis SIL Regular" w:hAnsi="Charis SIL Regular" w:eastAsia="Charis SIL Regular"/>
           <w:b w:val="0"/>
           <w:i w:val="0"/>
-          <w:color w:val="0066CC"/>
+          <w:color w:val="0000FF"/>
           <w:sz w:val="24"/>
           <w:u w:val="single"/>
         </w:rPr>
@@ -3548,7 +3608,7 @@
           <w:rFonts w:ascii="Charis SIL Regular" w:hAnsi="Charis SIL Regular" w:eastAsia="Charis SIL Regular"/>
           <w:b w:val="0"/>
           <w:i w:val="0"/>
-          <w:color w:val="0066CC"/>
+          <w:color w:val="0000FF"/>
           <w:sz w:val="24"/>
           <w:u w:val="single"/>
         </w:rPr>
@@ -3598,7 +3658,7 @@
           <w:rFonts w:ascii="Charis SIL Regular" w:hAnsi="Charis SIL Regular" w:eastAsia="Charis SIL Regular"/>
           <w:b w:val="0"/>
           <w:i w:val="0"/>
-          <w:color w:val="0066CC"/>
+          <w:color w:val="0000FF"/>
           <w:sz w:val="24"/>
           <w:u w:val="single"/>
         </w:rPr>
@@ -3622,7 +3682,7 @@
           <w:rFonts w:ascii="Charis SIL Regular" w:hAnsi="Charis SIL Regular" w:eastAsia="Charis SIL Regular"/>
           <w:b w:val="0"/>
           <w:i w:val="0"/>
-          <w:color w:val="0066CC"/>
+          <w:color w:val="0000FF"/>
           <w:sz w:val="24"/>
           <w:u w:val="single"/>
         </w:rPr>
@@ -3646,7 +3706,7 @@
           <w:rFonts w:ascii="Charis SIL Regular" w:hAnsi="Charis SIL Regular" w:eastAsia="Charis SIL Regular"/>
           <w:b w:val="0"/>
           <w:i w:val="0"/>
-          <w:color w:val="0066CC"/>
+          <w:color w:val="0000FF"/>
           <w:sz w:val="24"/>
           <w:u w:val="single"/>
         </w:rPr>
@@ -3670,7 +3730,7 @@
           <w:rFonts w:ascii="Charis SIL Regular" w:hAnsi="Charis SIL Regular" w:eastAsia="Charis SIL Regular"/>
           <w:b w:val="0"/>
           <w:i w:val="0"/>
-          <w:color w:val="0066CC"/>
+          <w:color w:val="0000FF"/>
           <w:sz w:val="24"/>
           <w:u w:val="single"/>
         </w:rPr>
@@ -3681,7 +3741,7 @@
           <w:rFonts w:ascii="Charis SIL Regular" w:hAnsi="Charis SIL Regular" w:eastAsia="Charis SIL Regular"/>
           <w:b w:val="0"/>
           <w:i w:val="0"/>
-          <w:color w:val="0066CC"/>
+          <w:color w:val="0000FF"/>
           <w:sz w:val="24"/>
           <w:u w:val="single"/>
         </w:rPr>
@@ -3702,7 +3762,7 @@
           <w:rFonts w:ascii="Charis SIL Regular" w:hAnsi="Charis SIL Regular" w:eastAsia="Charis SIL Regular"/>
           <w:b w:val="0"/>
           <w:i w:val="0"/>
-          <w:color w:val="0066CC"/>
+          <w:color w:val="0000FF"/>
           <w:sz w:val="24"/>
           <w:u w:val="single"/>
         </w:rPr>
@@ -3723,7 +3783,7 @@
           <w:rFonts w:ascii="Charis SIL Regular" w:hAnsi="Charis SIL Regular" w:eastAsia="Charis SIL Regular"/>
           <w:b w:val="0"/>
           <w:i w:val="0"/>
-          <w:color w:val="0066CC"/>
+          <w:color w:val="0000FF"/>
           <w:sz w:val="24"/>
           <w:u w:val="single"/>
         </w:rPr>
@@ -3747,7 +3807,7 @@
           <w:rFonts w:ascii="Charis SIL Regular" w:hAnsi="Charis SIL Regular" w:eastAsia="Charis SIL Regular"/>
           <w:b w:val="0"/>
           <w:i w:val="0"/>
-          <w:color w:val="0066CC"/>
+          <w:color w:val="0000FF"/>
           <w:sz w:val="24"/>
           <w:u w:val="single"/>
         </w:rPr>
@@ -3771,7 +3831,7 @@
           <w:rFonts w:ascii="Charis SIL Regular" w:hAnsi="Charis SIL Regular" w:eastAsia="Charis SIL Regular"/>
           <w:b w:val="0"/>
           <w:i w:val="0"/>
-          <w:color w:val="0066CC"/>
+          <w:color w:val="0000FF"/>
           <w:sz w:val="24"/>
           <w:u w:val="single"/>
         </w:rPr>
@@ -3795,7 +3855,7 @@
           <w:rFonts w:ascii="Charis SIL Regular" w:hAnsi="Charis SIL Regular" w:eastAsia="Charis SIL Regular"/>
           <w:b w:val="0"/>
           <w:i w:val="0"/>
-          <w:color w:val="0066CC"/>
+          <w:color w:val="0000FF"/>
           <w:sz w:val="24"/>
           <w:u w:val="single"/>
         </w:rPr>
@@ -3806,7 +3866,7 @@
           <w:rFonts w:ascii="Charis SIL Regular" w:hAnsi="Charis SIL Regular" w:eastAsia="Charis SIL Regular"/>
           <w:b w:val="0"/>
           <w:i w:val="0"/>
-          <w:color w:val="0066CC"/>
+          <w:color w:val="0000FF"/>
           <w:sz w:val="24"/>
           <w:u w:val="single"/>
         </w:rPr>

--- a/EXPORTS/DOCX/published/niveau2/Dutch/Museum.docx
+++ b/EXPORTS/DOCX/published/niveau2/Dutch/Museum.docx
@@ -785,7 +785,6 @@
           <w:i w:val="0"/>
           <w:color w:val="0000FF"/>
           <w:sz w:val="24"/>
-          <w:u w:val="single"/>
         </w:rPr>
         <w:hyperlink r:id="rId12" w:history="1">
           <w:r>
@@ -816,13 +815,60 @@
       </w:r>
       <w:r>
         <w:rPr>
+          <w:u w:val="single" w:color="0000ff"/>
           <w:rFonts w:ascii="Charis SIL Regular" w:hAnsi="Charis SIL Regular" w:eastAsia="Charis SIL Regular"/>
           <w:b w:val="0"/>
           <w:i w:val="0"/>
           <w:color w:val="000000"/>
           <w:sz w:val="24"/>
         </w:rPr>
-        <w:t xml:space="preserve"> in Rotterdam. De komst van objecten afkomstig uit gekolonisee</w:t>
+        <w:t xml:space="preserve"> </w:t>
+      </w:r>
+      <w:r>
+        <w:rPr>
+          <w:u w:val="single" w:color="0000ff"/>
+          <w:rFonts w:ascii="Charis SIL Regular" w:hAnsi="Charis SIL Regular" w:eastAsia="Charis SIL Regular"/>
+          <w:b w:val="0"/>
+          <w:i w:val="0"/>
+          <w:color w:val="000000"/>
+          <w:sz w:val="24"/>
+        </w:rPr>
+        <w:hyperlink r:id="rId11" w:history="1">
+          <w:r>
+            <w:rPr>
+              <w:rStyle w:val="Hyperlink"/>
+            </w:rPr>
+            <w:t>in Rotter</w:t>
+          </w:r>
+        </w:hyperlink>
+      </w:r>
+      <w:r>
+        <w:rPr>
+          <w:rFonts w:ascii="Charis SIL Regular" w:hAnsi="Charis SIL Regular" w:eastAsia="Charis SIL Regular"/>
+          <w:b w:val="0"/>
+          <w:i w:val="0"/>
+          <w:color w:val="000000"/>
+          <w:sz w:val="24"/>
+        </w:rPr>
+        <w:t>dam. De komst van objecten afkomstig uit ge</w:t>
+      </w:r>
+      <w:r>
+        <w:rPr>
+          <w:u w:val="single" w:color="0000ff"/>
+          <w:rFonts w:ascii="Charis SIL Regular" w:hAnsi="Charis SIL Regular" w:eastAsia="Charis SIL Regular"/>
+          <w:b w:val="0"/>
+          <w:i w:val="0"/>
+          <w:color w:val="000000"/>
+          <w:sz w:val="24"/>
+        </w:rPr>
+        <w:hyperlink r:id="rId12" w:history="1">
+          <w:r>
+            <w:rPr>
+              <w:rStyle w:val="Hyperlink"/>
+            </w:rPr>
+            <w:t>kolonisee</w:t>
+          </w:r>
+        </w:hyperlink>
       </w:r>
       <w:r>
         <w:rPr>
@@ -1429,9 +1475,15 @@
           <w:i w:val="0"/>
           <w:color w:val="0000FF"/>
           <w:sz w:val="24"/>
-          <w:u w:val="single"/>
         </w:rPr>
-        <w:t>c</w:t>
+        <w:hyperlink r:id="rId10" w:history="1">
+          <w:r>
+            <w:rPr>
+              <w:rStyle w:val="Hyperlink"/>
+            </w:rPr>
+            <w:t>c</w:t>
+          </w:r>
+        </w:hyperlink>
       </w:r>
       <w:r>
         <w:rPr>
@@ -2602,7 +2654,7 @@
           <w:sz w:val="24"/>
           <w:u w:val="single"/>
         </w:rPr>
-        <w:hyperlink r:id="rId20" w:history="1">
+        <w:hyperlink r:id="rId13" w:history="1">
           <w:r>
             <w:rPr>
               <w:rStyle w:val="Hyperlink"/>
@@ -2620,7 +2672,7 @@
           <w:sz w:val="24"/>
           <w:u w:val="single"/>
         </w:rPr>
-        <w:hyperlink r:id="rId20" w:history="1">
+        <w:hyperlink r:id="rId13" w:history="1">
           <w:r>
             <w:rPr>
               <w:rStyle w:val="Hyperlink"/>
@@ -2638,7 +2690,7 @@
           <w:sz w:val="24"/>
           <w:u w:val="single"/>
         </w:rPr>
-        <w:hyperlink r:id="rId20" w:history="1">
+        <w:hyperlink r:id="rId13" w:history="1">
           <w:r>
             <w:rPr>
               <w:rStyle w:val="Hyperlink"/>
@@ -2667,7 +2719,7 @@
           <w:sz w:val="24"/>
           <w:u w:val="single"/>
         </w:rPr>
-        <w:hyperlink r:id="rId20" w:history="1">
+        <w:hyperlink r:id="rId13" w:history="1">
           <w:r>
             <w:rPr>
               <w:rStyle w:val="Hyperlink"/>
@@ -2685,7 +2737,7 @@
           <w:sz w:val="24"/>
           <w:u w:val="single"/>
         </w:rPr>
-        <w:hyperlink r:id="rId20" w:history="1">
+        <w:hyperlink r:id="rId13" w:history="1">
           <w:r>
             <w:rPr>
               <w:rStyle w:val="Hyperlink"/>
@@ -2714,7 +2766,7 @@
           <w:sz w:val="24"/>
           <w:u w:val="single"/>
         </w:rPr>
-        <w:hyperlink r:id="rId20" w:history="1">
+        <w:hyperlink r:id="rId13" w:history="1">
           <w:r>
             <w:rPr>
               <w:rStyle w:val="Hyperlink"/>
@@ -2732,7 +2784,7 @@
           <w:sz w:val="24"/>
           <w:u w:val="single"/>
         </w:rPr>
-        <w:hyperlink r:id="rId20" w:history="1">
+        <w:hyperlink r:id="rId13" w:history="1">
           <w:r>
             <w:rPr>
               <w:rStyle w:val="Hyperlink"/>
@@ -2750,7 +2802,7 @@
           <w:sz w:val="24"/>
           <w:u w:val="single"/>
         </w:rPr>
-        <w:hyperlink r:id="rId20" w:history="1">
+        <w:hyperlink r:id="rId13" w:history="1">
           <w:r>
             <w:rPr>
               <w:rStyle w:val="Hyperlink"/>
@@ -2779,7 +2831,7 @@
           <w:sz w:val="24"/>
           <w:u w:val="single"/>
         </w:rPr>
-        <w:hyperlink r:id="rId20" w:history="1">
+        <w:hyperlink r:id="rId13" w:history="1">
           <w:r>
             <w:rPr>
               <w:rStyle w:val="Hyperlink"/>
@@ -2825,7 +2877,7 @@
           <w:sz w:val="24"/>
           <w:u w:val="single"/>
         </w:rPr>
-        <w:hyperlink r:id="rId15" w:history="1">
+        <w:hyperlink r:id="rId20" w:history="1">
           <w:r>
             <w:rPr>
               <w:rStyle w:val="Hyperlink"/>
@@ -2919,7 +2971,7 @@
           <w:sz w:val="24"/>
           <w:u w:val="single"/>
         </w:rPr>
-        <w:hyperlink r:id="rId20" w:history="1">
+        <w:hyperlink r:id="rId15" w:history="1">
           <w:r>
             <w:rPr>
               <w:rStyle w:val="Hyperlink"/>
@@ -2937,7 +2989,7 @@
           <w:sz w:val="24"/>
           <w:u w:val="single"/>
         </w:rPr>
-        <w:hyperlink r:id="rId20" w:history="1">
+        <w:hyperlink r:id="rId15" w:history="1">
           <w:r>
             <w:rPr>
               <w:rStyle w:val="Hyperlink"/>
@@ -2966,7 +3018,7 @@
           <w:sz w:val="24"/>
           <w:u w:val="single"/>
         </w:rPr>
-        <w:hyperlink r:id="rId20" w:history="1">
+        <w:hyperlink r:id="rId15" w:history="1">
           <w:r>
             <w:rPr>
               <w:rStyle w:val="Hyperlink"/>
@@ -2984,7 +3036,7 @@
           <w:sz w:val="24"/>
           <w:u w:val="single"/>
         </w:rPr>
-        <w:hyperlink r:id="rId20" w:history="1">
+        <w:hyperlink r:id="rId15" w:history="1">
           <w:r>
             <w:rPr>
               <w:rStyle w:val="Hyperlink"/>
@@ -3013,7 +3065,7 @@
           <w:sz w:val="24"/>
           <w:u w:val="single"/>
         </w:rPr>
-        <w:hyperlink r:id="rId20" w:history="1">
+        <w:hyperlink r:id="rId15" w:history="1">
           <w:r>
             <w:rPr>
               <w:rStyle w:val="Hyperlink"/>
@@ -3031,7 +3083,7 @@
           <w:sz w:val="24"/>
           <w:u w:val="single"/>
         </w:rPr>
-        <w:hyperlink r:id="rId20" w:history="1">
+        <w:hyperlink r:id="rId15" w:history="1">
           <w:r>
             <w:rPr>
               <w:rStyle w:val="Hyperlink"/>
@@ -3049,7 +3101,7 @@
           <w:sz w:val="24"/>
           <w:u w:val="single"/>
         </w:rPr>
-        <w:hyperlink r:id="rId20" w:history="1">
+        <w:hyperlink r:id="rId15" w:history="1">
           <w:r>
             <w:rPr>
               <w:rStyle w:val="Hyperlink"/>
@@ -3078,7 +3130,7 @@
           <w:sz w:val="24"/>
           <w:u w:val="single"/>
         </w:rPr>
-        <w:hyperlink r:id="rId20" w:history="1">
+        <w:hyperlink r:id="rId15" w:history="1">
           <w:r>
             <w:rPr>
               <w:rStyle w:val="Hyperlink"/>

--- a/EXPORTS/DOCX/published/niveau2/Dutch/Museum.docx
+++ b/EXPORTS/DOCX/published/niveau2/Dutch/Museum.docx
@@ -371,36 +371,7 @@
           <w:color w:val="000000"/>
           <w:sz w:val="24"/>
         </w:rPr>
-        <w:t>, beide</w:t>
-      </w:r>
-      <w:r>
-        <w:rPr>
-          <w:u w:val="single" w:color="0000ff"/>
-          <w:rFonts w:ascii="Charis SIL Regular" w:hAnsi="Charis SIL Regular" w:eastAsia="Charis SIL Regular"/>
-          <w:b w:val="0"/>
-          <w:i w:val="0"/>
-          <w:color w:val="000000"/>
-          <w:sz w:val="24"/>
-        </w:rPr>
-        <w:hyperlink r:id="rId9" w:history="1">
-          <w:r>
-            <w:rPr>
-              <w:rStyle w:val="Hyperlink"/>
-            </w:rPr>
-            <w:t>n in de Zuid-</w:t>
-          </w:r>
-        </w:hyperlink>
-      </w:r>
-      <w:r>
-        <w:rPr>
-          <w:u w:val="single" w:color="0000ff"/>
-          <w:rFonts w:ascii="Charis SIL Regular" w:hAnsi="Charis SIL Regular" w:eastAsia="Charis SIL Regular"/>
-          <w:b w:val="0"/>
-          <w:i w:val="0"/>
-          <w:color w:val="000000"/>
-          <w:sz w:val="24"/>
-        </w:rPr>
-        <w:t>H</w:t>
+        <w:t>, beiden in de Zuid-H</w:t>
       </w:r>
       <w:r>
         <w:rPr>
@@ -785,6 +756,7 @@
           <w:i w:val="0"/>
           <w:color w:val="0000FF"/>
           <w:sz w:val="24"/>
+          <w:u w:val="single"/>
         </w:rPr>
         <w:hyperlink r:id="rId12" w:history="1">
           <w:r>
@@ -1475,15 +1447,9 @@
           <w:i w:val="0"/>
           <w:color w:val="0000FF"/>
           <w:sz w:val="24"/>
+          <w:u w:val="single"/>
         </w:rPr>
-        <w:hyperlink r:id="rId10" w:history="1">
-          <w:r>
-            <w:rPr>
-              <w:rStyle w:val="Hyperlink"/>
-            </w:rPr>
-            <w:t>c</w:t>
-          </w:r>
-        </w:hyperlink>
+        <w:t>c</w:t>
       </w:r>
       <w:r>
         <w:rPr>
@@ -2906,7 +2872,7 @@
           <w:sz w:val="24"/>
           <w:u w:val="single"/>
         </w:rPr>
-        <w:hyperlink r:id="rId15" w:history="1">
+        <w:hyperlink r:id="rId20" w:history="1">
           <w:r>
             <w:rPr>
               <w:rStyle w:val="Hyperlink"/>
@@ -2935,7 +2901,7 @@
           <w:sz w:val="24"/>
           <w:u w:val="single"/>
         </w:rPr>
-        <w:hyperlink r:id="rId15" w:history="1">
+        <w:hyperlink r:id="rId20" w:history="1">
           <w:r>
             <w:rPr>
               <w:rStyle w:val="Hyperlink"/>
@@ -2953,7 +2919,7 @@
           <w:sz w:val="24"/>
           <w:u w:val="single"/>
         </w:rPr>
-        <w:hyperlink r:id="rId15" w:history="1">
+        <w:hyperlink r:id="rId20" w:history="1">
           <w:r>
             <w:rPr>
               <w:rStyle w:val="Hyperlink"/>
@@ -2971,7 +2937,7 @@
           <w:sz w:val="24"/>
           <w:u w:val="single"/>
         </w:rPr>
-        <w:hyperlink r:id="rId15" w:history="1">
+        <w:hyperlink r:id="rId20" w:history="1">
           <w:r>
             <w:rPr>
               <w:rStyle w:val="Hyperlink"/>
@@ -2989,7 +2955,7 @@
           <w:sz w:val="24"/>
           <w:u w:val="single"/>
         </w:rPr>
-        <w:hyperlink r:id="rId15" w:history="1">
+        <w:hyperlink r:id="rId20" w:history="1">
           <w:r>
             <w:rPr>
               <w:rStyle w:val="Hyperlink"/>
@@ -3018,7 +2984,7 @@
           <w:sz w:val="24"/>
           <w:u w:val="single"/>
         </w:rPr>
-        <w:hyperlink r:id="rId15" w:history="1">
+        <w:hyperlink r:id="rId20" w:history="1">
           <w:r>
             <w:rPr>
               <w:rStyle w:val="Hyperlink"/>
@@ -3036,7 +3002,7 @@
           <w:sz w:val="24"/>
           <w:u w:val="single"/>
         </w:rPr>
-        <w:hyperlink r:id="rId15" w:history="1">
+        <w:hyperlink r:id="rId20" w:history="1">
           <w:r>
             <w:rPr>
               <w:rStyle w:val="Hyperlink"/>
@@ -3065,7 +3031,7 @@
           <w:sz w:val="24"/>
           <w:u w:val="single"/>
         </w:rPr>
-        <w:hyperlink r:id="rId15" w:history="1">
+        <w:hyperlink r:id="rId20" w:history="1">
           <w:r>
             <w:rPr>
               <w:rStyle w:val="Hyperlink"/>
@@ -3083,7 +3049,7 @@
           <w:sz w:val="24"/>
           <w:u w:val="single"/>
         </w:rPr>
-        <w:hyperlink r:id="rId15" w:history="1">
+        <w:hyperlink r:id="rId20" w:history="1">
           <w:r>
             <w:rPr>
               <w:rStyle w:val="Hyperlink"/>
@@ -3101,7 +3067,7 @@
           <w:sz w:val="24"/>
           <w:u w:val="single"/>
         </w:rPr>
-        <w:hyperlink r:id="rId15" w:history="1">
+        <w:hyperlink r:id="rId20" w:history="1">
           <w:r>
             <w:rPr>
               <w:rStyle w:val="Hyperlink"/>

--- a/EXPORTS/DOCX/published/niveau2/Dutch/Museum.docx
+++ b/EXPORTS/DOCX/published/niveau2/Dutch/Museum.docx
@@ -371,25 +371,7 @@
           <w:color w:val="000000"/>
           <w:sz w:val="24"/>
         </w:rPr>
-        <w:t>, beiden in de Zuid-H</w:t>
-      </w:r>
-      <w:r>
-        <w:rPr>
-          <w:u w:val="single" w:color="0000ff"/>
-          <w:rFonts w:ascii="Charis SIL Regular" w:hAnsi="Charis SIL Regular" w:eastAsia="Charis SIL Regular"/>
-          <w:b w:val="0"/>
-          <w:i w:val="0"/>
-          <w:color w:val="000000"/>
-          <w:sz w:val="24"/>
-        </w:rPr>
-        <w:hyperlink r:id="rId9" w:history="1">
-          <w:r>
-            <w:rPr>
-              <w:rStyle w:val="Hyperlink"/>
-            </w:rPr>
-            <w:t>olla</w:t>
-          </w:r>
-        </w:hyperlink>
+        <w:t>, beiden in de Zuid-Holla</w:t>
       </w:r>
       <w:r>
         <w:rPr>
@@ -1447,9 +1429,15 @@
           <w:i w:val="0"/>
           <w:color w:val="0000FF"/>
           <w:sz w:val="24"/>
-          <w:u w:val="single"/>
         </w:rPr>
-        <w:t>c</w:t>
+        <w:hyperlink r:id="rId10" w:history="1">
+          <w:r>
+            <w:rPr>
+              <w:rStyle w:val="Hyperlink"/>
+            </w:rPr>
+            <w:t>c</w:t>
+          </w:r>
+        </w:hyperlink>
       </w:r>
       <w:r>
         <w:rPr>
@@ -3031,7 +3019,7 @@
           <w:sz w:val="24"/>
           <w:u w:val="single"/>
         </w:rPr>
-        <w:hyperlink r:id="rId20" w:history="1">
+        <w:hyperlink r:id="rId15" w:history="1">
           <w:r>
             <w:rPr>
               <w:rStyle w:val="Hyperlink"/>
@@ -3049,7 +3037,7 @@
           <w:sz w:val="24"/>
           <w:u w:val="single"/>
         </w:rPr>
-        <w:hyperlink r:id="rId20" w:history="1">
+        <w:hyperlink r:id="rId15" w:history="1">
           <w:r>
             <w:rPr>
               <w:rStyle w:val="Hyperlink"/>
@@ -3067,7 +3055,7 @@
           <w:sz w:val="24"/>
           <w:u w:val="single"/>
         </w:rPr>
-        <w:hyperlink r:id="rId20" w:history="1">
+        <w:hyperlink r:id="rId15" w:history="1">
           <w:r>
             <w:rPr>
               <w:rStyle w:val="Hyperlink"/>

--- a/EXPORTS/DOCX/published/niveau2/Dutch/Museum.docx
+++ b/EXPORTS/DOCX/published/niveau2/Dutch/Museum.docx
@@ -371,7 +371,54 @@
           <w:color w:val="000000"/>
           <w:sz w:val="24"/>
         </w:rPr>
-        <w:t>, beiden in de Zuid-Holla</w:t>
+        <w:t>, beide</w:t>
+      </w:r>
+      <w:r>
+        <w:rPr>
+          <w:u w:val="single" w:color="0000ff"/>
+          <w:rFonts w:ascii="Charis SIL Regular" w:hAnsi="Charis SIL Regular" w:eastAsia="Charis SIL Regular"/>
+          <w:b w:val="0"/>
+          <w:i w:val="0"/>
+          <w:color w:val="000000"/>
+          <w:sz w:val="24"/>
+        </w:rPr>
+        <w:hyperlink r:id="rId9" w:history="1">
+          <w:r>
+            <w:rPr>
+              <w:rStyle w:val="Hyperlink"/>
+            </w:rPr>
+            <w:t>n in de Zuid-</w:t>
+          </w:r>
+        </w:hyperlink>
+      </w:r>
+      <w:r>
+        <w:rPr>
+          <w:u w:val="single" w:color="0000ff"/>
+          <w:rFonts w:ascii="Charis SIL Regular" w:hAnsi="Charis SIL Regular" w:eastAsia="Charis SIL Regular"/>
+          <w:b w:val="0"/>
+          <w:i w:val="0"/>
+          <w:color w:val="000000"/>
+          <w:sz w:val="24"/>
+        </w:rPr>
+        <w:t>H</w:t>
+      </w:r>
+      <w:r>
+        <w:rPr>
+          <w:u w:val="single" w:color="0000ff"/>
+          <w:rFonts w:ascii="Charis SIL Regular" w:hAnsi="Charis SIL Regular" w:eastAsia="Charis SIL Regular"/>
+          <w:b w:val="0"/>
+          <w:i w:val="0"/>
+          <w:color w:val="000000"/>
+          <w:sz w:val="24"/>
+        </w:rPr>
+        <w:hyperlink r:id="rId9" w:history="1">
+          <w:r>
+            <w:rPr>
+              <w:rStyle w:val="Hyperlink"/>
+            </w:rPr>
+            <w:t>olla</w:t>
+          </w:r>
+        </w:hyperlink>
       </w:r>
       <w:r>
         <w:rPr>
@@ -769,78 +816,13 @@
       </w:r>
       <w:r>
         <w:rPr>
-          <w:u w:val="single" w:color="0000ff"/>
           <w:rFonts w:ascii="Charis SIL Regular" w:hAnsi="Charis SIL Regular" w:eastAsia="Charis SIL Regular"/>
           <w:b w:val="0"/>
           <w:i w:val="0"/>
           <w:color w:val="000000"/>
           <w:sz w:val="24"/>
         </w:rPr>
-        <w:t xml:space="preserve"> </w:t>
-      </w:r>
-      <w:r>
-        <w:rPr>
-          <w:u w:val="single" w:color="0000ff"/>
-          <w:rFonts w:ascii="Charis SIL Regular" w:hAnsi="Charis SIL Regular" w:eastAsia="Charis SIL Regular"/>
-          <w:b w:val="0"/>
-          <w:i w:val="0"/>
-          <w:color w:val="000000"/>
-          <w:sz w:val="24"/>
-        </w:rPr>
-        <w:hyperlink r:id="rId11" w:history="1">
-          <w:r>
-            <w:rPr>
-              <w:rStyle w:val="Hyperlink"/>
-            </w:rPr>
-            <w:t>in Rotter</w:t>
-          </w:r>
-        </w:hyperlink>
-      </w:r>
-      <w:r>
-        <w:rPr>
-          <w:rFonts w:ascii="Charis SIL Regular" w:hAnsi="Charis SIL Regular" w:eastAsia="Charis SIL Regular"/>
-          <w:b w:val="0"/>
-          <w:i w:val="0"/>
-          <w:color w:val="000000"/>
-          <w:sz w:val="24"/>
-        </w:rPr>
-        <w:t>dam. De komst van objecten afkomstig uit ge</w:t>
-      </w:r>
-      <w:r>
-        <w:rPr>
-          <w:u w:val="single" w:color="0000ff"/>
-          <w:rFonts w:ascii="Charis SIL Regular" w:hAnsi="Charis SIL Regular" w:eastAsia="Charis SIL Regular"/>
-          <w:b w:val="0"/>
-          <w:i w:val="0"/>
-          <w:color w:val="000000"/>
-          <w:sz w:val="24"/>
-        </w:rPr>
-        <w:hyperlink r:id="rId12" w:history="1">
-          <w:r>
-            <w:rPr>
-              <w:rStyle w:val="Hyperlink"/>
-            </w:rPr>
-            <w:t>kolonisee</w:t>
-          </w:r>
-        </w:hyperlink>
-      </w:r>
-      <w:r>
-        <w:rPr>
-          <w:u w:val="single" w:color="0000ff"/>
-          <w:rFonts w:ascii="Charis SIL Regular" w:hAnsi="Charis SIL Regular" w:eastAsia="Charis SIL Regular"/>
-          <w:b w:val="0"/>
-          <w:i w:val="0"/>
-          <w:color w:val="000000"/>
-          <w:sz w:val="24"/>
-        </w:rPr>
-        <w:hyperlink r:id="rId12" w:history="1">
-          <w:r>
-            <w:rPr>
-              <w:rStyle w:val="Hyperlink"/>
-            </w:rPr>
-            <w:t>rde g</w:t>
-          </w:r>
-        </w:hyperlink>
+        <w:t xml:space="preserve"> in Rotterdam. De komst van objecten afkomstig uit gekoloniseerde g</w:t>
       </w:r>
       <w:r>
         <w:rPr>
@@ -1429,15 +1411,9 @@
           <w:i w:val="0"/>
           <w:color w:val="0000FF"/>
           <w:sz w:val="24"/>
+          <w:u w:val="single"/>
         </w:rPr>
-        <w:hyperlink r:id="rId10" w:history="1">
-          <w:r>
-            <w:rPr>
-              <w:rStyle w:val="Hyperlink"/>
-            </w:rPr>
-            <w:t>c</w:t>
-          </w:r>
-        </w:hyperlink>
+        <w:t>c</w:t>
       </w:r>
       <w:r>
         <w:rPr>
@@ -2007,7 +1983,7 @@
           <w:sz w:val="24"/>
           <w:u w:val="single"/>
         </w:rPr>
-        <w:hyperlink r:id="rId14" w:history="1">
+        <w:hyperlink r:id="rId19" w:history="1">
           <w:r>
             <w:rPr>
               <w:rStyle w:val="Hyperlink"/>
@@ -2025,7 +2001,7 @@
           <w:sz w:val="24"/>
           <w:u w:val="single"/>
         </w:rPr>
-        <w:hyperlink r:id="rId14" w:history="1">
+        <w:hyperlink r:id="rId19" w:history="1">
           <w:r>
             <w:rPr>
               <w:rStyle w:val="Hyperlink"/>
@@ -2043,7 +2019,7 @@
           <w:sz w:val="24"/>
           <w:u w:val="single"/>
         </w:rPr>
-        <w:hyperlink r:id="rId14" w:history="1">
+        <w:hyperlink r:id="rId19" w:history="1">
           <w:r>
             <w:rPr>
               <w:rStyle w:val="Hyperlink"/>
@@ -2072,7 +2048,7 @@
           <w:sz w:val="24"/>
           <w:u w:val="single"/>
         </w:rPr>
-        <w:hyperlink r:id="rId14" w:history="1">
+        <w:hyperlink r:id="rId19" w:history="1">
           <w:r>
             <w:rPr>
               <w:rStyle w:val="Hyperlink"/>
@@ -2101,7 +2077,7 @@
           <w:sz w:val="24"/>
           <w:u w:val="single"/>
         </w:rPr>
-        <w:hyperlink r:id="rId14" w:history="1">
+        <w:hyperlink r:id="rId19" w:history="1">
           <w:r>
             <w:rPr>
               <w:rStyle w:val="Hyperlink"/>
@@ -2130,7 +2106,7 @@
           <w:sz w:val="24"/>
           <w:u w:val="single"/>
         </w:rPr>
-        <w:hyperlink r:id="rId14" w:history="1">
+        <w:hyperlink r:id="rId19" w:history="1">
           <w:r>
             <w:rPr>
               <w:rStyle w:val="Hyperlink"/>
@@ -2148,7 +2124,7 @@
           <w:sz w:val="24"/>
           <w:u w:val="single"/>
         </w:rPr>
-        <w:hyperlink r:id="rId14" w:history="1">
+        <w:hyperlink r:id="rId19" w:history="1">
           <w:r>
             <w:rPr>
               <w:rStyle w:val="Hyperlink"/>
@@ -2208,7 +2184,7 @@
           <w:sz w:val="24"/>
           <w:u w:val="single"/>
         </w:rPr>
-        <w:hyperlink r:id="rId19" w:history="1">
+        <w:hyperlink r:id="rId13" w:history="1">
           <w:r>
             <w:rPr>
               <w:rStyle w:val="Hyperlink"/>
@@ -2226,7 +2202,7 @@
           <w:sz w:val="24"/>
           <w:u w:val="single"/>
         </w:rPr>
-        <w:hyperlink r:id="rId19" w:history="1">
+        <w:hyperlink r:id="rId13" w:history="1">
           <w:r>
             <w:rPr>
               <w:rStyle w:val="Hyperlink"/>
@@ -2244,7 +2220,7 @@
           <w:sz w:val="24"/>
           <w:u w:val="single"/>
         </w:rPr>
-        <w:hyperlink r:id="rId19" w:history="1">
+        <w:hyperlink r:id="rId13" w:history="1">
           <w:r>
             <w:rPr>
               <w:rStyle w:val="Hyperlink"/>
@@ -2273,7 +2249,7 @@
           <w:sz w:val="24"/>
           <w:u w:val="single"/>
         </w:rPr>
-        <w:hyperlink r:id="rId19" w:history="1">
+        <w:hyperlink r:id="rId13" w:history="1">
           <w:r>
             <w:rPr>
               <w:rStyle w:val="Hyperlink"/>
@@ -2302,7 +2278,7 @@
           <w:sz w:val="24"/>
           <w:u w:val="single"/>
         </w:rPr>
-        <w:hyperlink r:id="rId19" w:history="1">
+        <w:hyperlink r:id="rId13" w:history="1">
           <w:r>
             <w:rPr>
               <w:rStyle w:val="Hyperlink"/>
@@ -2673,7 +2649,7 @@
           <w:sz w:val="24"/>
           <w:u w:val="single"/>
         </w:rPr>
-        <w:hyperlink r:id="rId13" w:history="1">
+        <w:hyperlink r:id="rId20" w:history="1">
           <w:r>
             <w:rPr>
               <w:rStyle w:val="Hyperlink"/>
@@ -2691,7 +2667,7 @@
           <w:sz w:val="24"/>
           <w:u w:val="single"/>
         </w:rPr>
-        <w:hyperlink r:id="rId13" w:history="1">
+        <w:hyperlink r:id="rId20" w:history="1">
           <w:r>
             <w:rPr>
               <w:rStyle w:val="Hyperlink"/>
@@ -2720,7 +2696,7 @@
           <w:sz w:val="24"/>
           <w:u w:val="single"/>
         </w:rPr>
-        <w:hyperlink r:id="rId13" w:history="1">
+        <w:hyperlink r:id="rId20" w:history="1">
           <w:r>
             <w:rPr>
               <w:rStyle w:val="Hyperlink"/>
@@ -2738,7 +2714,7 @@
           <w:sz w:val="24"/>
           <w:u w:val="single"/>
         </w:rPr>
-        <w:hyperlink r:id="rId13" w:history="1">
+        <w:hyperlink r:id="rId20" w:history="1">
           <w:r>
             <w:rPr>
               <w:rStyle w:val="Hyperlink"/>
@@ -2756,7 +2732,7 @@
           <w:sz w:val="24"/>
           <w:u w:val="single"/>
         </w:rPr>
-        <w:hyperlink r:id="rId13" w:history="1">
+        <w:hyperlink r:id="rId20" w:history="1">
           <w:r>
             <w:rPr>
               <w:rStyle w:val="Hyperlink"/>
@@ -2785,7 +2761,7 @@
           <w:sz w:val="24"/>
           <w:u w:val="single"/>
         </w:rPr>
-        <w:hyperlink r:id="rId13" w:history="1">
+        <w:hyperlink r:id="rId20" w:history="1">
           <w:r>
             <w:rPr>
               <w:rStyle w:val="Hyperlink"/>
@@ -2831,7 +2807,7 @@
           <w:sz w:val="24"/>
           <w:u w:val="single"/>
         </w:rPr>
-        <w:hyperlink r:id="rId20" w:history="1">
+        <w:hyperlink r:id="rId15" w:history="1">
           <w:r>
             <w:rPr>
               <w:rStyle w:val="Hyperlink"/>
@@ -2850,6 +2826,89 @@
           <w:u w:val="single"/>
         </w:rPr>
         <w:t xml:space="preserve"> </w:t>
+      </w:r>
+      <w:r>
+        <w:rPr>
+          <w:rFonts w:ascii="Charis SIL Regular" w:hAnsi="Charis SIL Regular" w:eastAsia="Charis SIL Regular"/>
+          <w:b w:val="0"/>
+          <w:i w:val="0"/>
+          <w:color w:val="0000FF"/>
+          <w:sz w:val="24"/>
+          <w:u w:val="single"/>
+        </w:rPr>
+        <w:hyperlink r:id="rId15" w:history="1">
+          <w:r>
+            <w:rPr>
+              <w:rStyle w:val="Hyperlink"/>
+            </w:rPr>
+            <w:t>en</w:t>
+          </w:r>
+        </w:hyperlink>
+      </w:r>
+      <w:r>
+        <w:rPr>
+          <w:rFonts w:ascii="Charis SIL Regular" w:hAnsi="Charis SIL Regular" w:eastAsia="Charis SIL Regular"/>
+          <w:b w:val="0"/>
+          <w:i w:val="0"/>
+          <w:color w:val="0000FF"/>
+          <w:sz w:val="24"/>
+          <w:u w:val="single"/>
+        </w:rPr>
+        <w:t xml:space="preserve"> </w:t>
+      </w:r>
+      <w:r>
+        <w:rPr>
+          <w:rFonts w:ascii="Charis SIL Regular" w:hAnsi="Charis SIL Regular" w:eastAsia="Charis SIL Regular"/>
+          <w:b w:val="0"/>
+          <w:i w:val="0"/>
+          <w:color w:val="0000FF"/>
+          <w:sz w:val="24"/>
+          <w:u w:val="single"/>
+        </w:rPr>
+        <w:hyperlink r:id="rId15" w:history="1">
+          <w:r>
+            <w:rPr>
+              <w:rStyle w:val="Hyperlink"/>
+            </w:rPr>
+            <w:t>m</w:t>
+          </w:r>
+        </w:hyperlink>
+      </w:r>
+      <w:r>
+        <w:rPr>
+          <w:rFonts w:ascii="Charis SIL Regular" w:hAnsi="Charis SIL Regular" w:eastAsia="Charis SIL Regular"/>
+          <w:b w:val="0"/>
+          <w:i w:val="0"/>
+          <w:color w:val="0000FF"/>
+          <w:sz w:val="24"/>
+          <w:u w:val="single"/>
+        </w:rPr>
+        <w:hyperlink r:id="rId15" w:history="1">
+          <w:r>
+            <w:rPr>
+              <w:rStyle w:val="Hyperlink"/>
+            </w:rPr>
+            <w:t>i</w:t>
+          </w:r>
+        </w:hyperlink>
+      </w:r>
+      <w:r>
+        <w:rPr>
+          <w:rFonts w:ascii="Charis SIL Regular" w:hAnsi="Charis SIL Regular" w:eastAsia="Charis SIL Regular"/>
+          <w:b w:val="0"/>
+          <w:i w:val="0"/>
+          <w:color w:val="0000FF"/>
+          <w:sz w:val="24"/>
+          <w:u w:val="single"/>
+        </w:rPr>
+        <w:hyperlink r:id="rId15" w:history="1">
+          <w:r>
+            <w:rPr>
+              <w:rStyle w:val="Hyperlink"/>
+            </w:rPr>
+            <w:t>ssionarisse</w:t>
+          </w:r>
+        </w:hyperlink>
       </w:r>
       <w:r>
         <w:rPr>
@@ -2865,7 +2924,7 @@
             <w:rPr>
               <w:rStyle w:val="Hyperlink"/>
             </w:rPr>
-            <w:t>en</w:t>
+            <w:t>n</w:t>
           </w:r>
         </w:hyperlink>
       </w:r>
@@ -2879,24 +2938,6 @@
           <w:u w:val="single"/>
         </w:rPr>
         <w:t xml:space="preserve"> </w:t>
-      </w:r>
-      <w:r>
-        <w:rPr>
-          <w:rFonts w:ascii="Charis SIL Regular" w:hAnsi="Charis SIL Regular" w:eastAsia="Charis SIL Regular"/>
-          <w:b w:val="0"/>
-          <w:i w:val="0"/>
-          <w:color w:val="0000FF"/>
-          <w:sz w:val="24"/>
-          <w:u w:val="single"/>
-        </w:rPr>
-        <w:hyperlink r:id="rId20" w:history="1">
-          <w:r>
-            <w:rPr>
-              <w:rStyle w:val="Hyperlink"/>
-            </w:rPr>
-            <w:t>m</w:t>
-          </w:r>
-        </w:hyperlink>
       </w:r>
       <w:r>
         <w:rPr>
@@ -2930,9 +2971,20 @@
             <w:rPr>
               <w:rStyle w:val="Hyperlink"/>
             </w:rPr>
-            <w:t>ssionarisse</w:t>
+            <w:t>n</w:t>
           </w:r>
         </w:hyperlink>
+      </w:r>
+      <w:r>
+        <w:rPr>
+          <w:rFonts w:ascii="Charis SIL Regular" w:hAnsi="Charis SIL Regular" w:eastAsia="Charis SIL Regular"/>
+          <w:b w:val="0"/>
+          <w:i w:val="0"/>
+          <w:color w:val="0000FF"/>
+          <w:sz w:val="24"/>
+          <w:u w:val="single"/>
+        </w:rPr>
+        <w:t xml:space="preserve"> </w:t>
       </w:r>
       <w:r>
         <w:rPr>
@@ -2948,20 +3000,9 @@
             <w:rPr>
               <w:rStyle w:val="Hyperlink"/>
             </w:rPr>
-            <w:t>n</w:t>
+            <w:t>gekoloniseer</w:t>
           </w:r>
         </w:hyperlink>
-      </w:r>
-      <w:r>
-        <w:rPr>
-          <w:rFonts w:ascii="Charis SIL Regular" w:hAnsi="Charis SIL Regular" w:eastAsia="Charis SIL Regular"/>
-          <w:b w:val="0"/>
-          <w:i w:val="0"/>
-          <w:color w:val="0000FF"/>
-          <w:sz w:val="24"/>
-          <w:u w:val="single"/>
-        </w:rPr>
-        <w:t xml:space="preserve"> </w:t>
       </w:r>
       <w:r>
         <w:rPr>
@@ -2977,7 +3018,7 @@
             <w:rPr>
               <w:rStyle w:val="Hyperlink"/>
             </w:rPr>
-            <w:t>i</w:t>
+            <w:t>d</w:t>
           </w:r>
         </w:hyperlink>
       </w:r>
@@ -2995,7 +3036,7 @@
             <w:rPr>
               <w:rStyle w:val="Hyperlink"/>
             </w:rPr>
-            <w:t>n</w:t>
+            <w:t>e</w:t>
           </w:r>
         </w:hyperlink>
       </w:r>
@@ -3019,72 +3060,7 @@
           <w:sz w:val="24"/>
           <w:u w:val="single"/>
         </w:rPr>
-        <w:hyperlink r:id="rId15" w:history="1">
-          <w:r>
-            <w:rPr>
-              <w:rStyle w:val="Hyperlink"/>
-            </w:rPr>
-            <w:t>gekoloniseer</w:t>
-          </w:r>
-        </w:hyperlink>
-      </w:r>
-      <w:r>
-        <w:rPr>
-          <w:rFonts w:ascii="Charis SIL Regular" w:hAnsi="Charis SIL Regular" w:eastAsia="Charis SIL Regular"/>
-          <w:b w:val="0"/>
-          <w:i w:val="0"/>
-          <w:color w:val="0000FF"/>
-          <w:sz w:val="24"/>
-          <w:u w:val="single"/>
-        </w:rPr>
-        <w:hyperlink r:id="rId15" w:history="1">
-          <w:r>
-            <w:rPr>
-              <w:rStyle w:val="Hyperlink"/>
-            </w:rPr>
-            <w:t>d</w:t>
-          </w:r>
-        </w:hyperlink>
-      </w:r>
-      <w:r>
-        <w:rPr>
-          <w:rFonts w:ascii="Charis SIL Regular" w:hAnsi="Charis SIL Regular" w:eastAsia="Charis SIL Regular"/>
-          <w:b w:val="0"/>
-          <w:i w:val="0"/>
-          <w:color w:val="0000FF"/>
-          <w:sz w:val="24"/>
-          <w:u w:val="single"/>
-        </w:rPr>
-        <w:hyperlink r:id="rId15" w:history="1">
-          <w:r>
-            <w:rPr>
-              <w:rStyle w:val="Hyperlink"/>
-            </w:rPr>
-            <w:t>e</w:t>
-          </w:r>
-        </w:hyperlink>
-      </w:r>
-      <w:r>
-        <w:rPr>
-          <w:rFonts w:ascii="Charis SIL Regular" w:hAnsi="Charis SIL Regular" w:eastAsia="Charis SIL Regular"/>
-          <w:b w:val="0"/>
-          <w:i w:val="0"/>
-          <w:color w:val="0000FF"/>
-          <w:sz w:val="24"/>
-          <w:u w:val="single"/>
-        </w:rPr>
-        <w:t xml:space="preserve"> </w:t>
-      </w:r>
-      <w:r>
-        <w:rPr>
-          <w:rFonts w:ascii="Charis SIL Regular" w:hAnsi="Charis SIL Regular" w:eastAsia="Charis SIL Regular"/>
-          <w:b w:val="0"/>
-          <w:i w:val="0"/>
-          <w:color w:val="0000FF"/>
-          <w:sz w:val="24"/>
-          <w:u w:val="single"/>
-        </w:rPr>
-        <w:hyperlink r:id="rId15" w:history="1">
+        <w:hyperlink r:id="rId20" w:history="1">
           <w:r>
             <w:rPr>
               <w:rStyle w:val="Hyperlink"/>

--- a/EXPORTS/DOCX/published/niveau2/Dutch/Museum.docx
+++ b/EXPORTS/DOCX/published/niveau2/Dutch/Museum.docx
@@ -371,54 +371,7 @@
           <w:color w:val="000000"/>
           <w:sz w:val="24"/>
         </w:rPr>
-        <w:t>, beide</w:t>
-      </w:r>
-      <w:r>
-        <w:rPr>
-          <w:u w:val="single" w:color="0000ff"/>
-          <w:rFonts w:ascii="Charis SIL Regular" w:hAnsi="Charis SIL Regular" w:eastAsia="Charis SIL Regular"/>
-          <w:b w:val="0"/>
-          <w:i w:val="0"/>
-          <w:color w:val="000000"/>
-          <w:sz w:val="24"/>
-        </w:rPr>
-        <w:hyperlink r:id="rId9" w:history="1">
-          <w:r>
-            <w:rPr>
-              <w:rStyle w:val="Hyperlink"/>
-            </w:rPr>
-            <w:t>n in de Zuid-</w:t>
-          </w:r>
-        </w:hyperlink>
-      </w:r>
-      <w:r>
-        <w:rPr>
-          <w:u w:val="single" w:color="0000ff"/>
-          <w:rFonts w:ascii="Charis SIL Regular" w:hAnsi="Charis SIL Regular" w:eastAsia="Charis SIL Regular"/>
-          <w:b w:val="0"/>
-          <w:i w:val="0"/>
-          <w:color w:val="000000"/>
-          <w:sz w:val="24"/>
-        </w:rPr>
-        <w:t>H</w:t>
-      </w:r>
-      <w:r>
-        <w:rPr>
-          <w:u w:val="single" w:color="0000ff"/>
-          <w:rFonts w:ascii="Charis SIL Regular" w:hAnsi="Charis SIL Regular" w:eastAsia="Charis SIL Regular"/>
-          <w:b w:val="0"/>
-          <w:i w:val="0"/>
-          <w:color w:val="000000"/>
-          <w:sz w:val="24"/>
-        </w:rPr>
-        <w:hyperlink r:id="rId9" w:history="1">
-          <w:r>
-            <w:rPr>
-              <w:rStyle w:val="Hyperlink"/>
-            </w:rPr>
-            <w:t>olla</w:t>
-          </w:r>
-        </w:hyperlink>
+        <w:t>, beiden in de Zuid-Holla</w:t>
       </w:r>
       <w:r>
         <w:rPr>
@@ -816,13 +769,78 @@
       </w:r>
       <w:r>
         <w:rPr>
+          <w:u w:val="single" w:color="0000ff"/>
           <w:rFonts w:ascii="Charis SIL Regular" w:hAnsi="Charis SIL Regular" w:eastAsia="Charis SIL Regular"/>
           <w:b w:val="0"/>
           <w:i w:val="0"/>
           <w:color w:val="000000"/>
           <w:sz w:val="24"/>
         </w:rPr>
-        <w:t xml:space="preserve"> in Rotterdam. De komst van objecten afkomstig uit gekoloniseerde g</w:t>
+        <w:t xml:space="preserve"> </w:t>
+      </w:r>
+      <w:r>
+        <w:rPr>
+          <w:u w:val="single" w:color="0000ff"/>
+          <w:rFonts w:ascii="Charis SIL Regular" w:hAnsi="Charis SIL Regular" w:eastAsia="Charis SIL Regular"/>
+          <w:b w:val="0"/>
+          <w:i w:val="0"/>
+          <w:color w:val="000000"/>
+          <w:sz w:val="24"/>
+        </w:rPr>
+        <w:hyperlink r:id="rId11" w:history="1">
+          <w:r>
+            <w:rPr>
+              <w:rStyle w:val="Hyperlink"/>
+            </w:rPr>
+            <w:t>in Rotter</w:t>
+          </w:r>
+        </w:hyperlink>
+      </w:r>
+      <w:r>
+        <w:rPr>
+          <w:rFonts w:ascii="Charis SIL Regular" w:hAnsi="Charis SIL Regular" w:eastAsia="Charis SIL Regular"/>
+          <w:b w:val="0"/>
+          <w:i w:val="0"/>
+          <w:color w:val="000000"/>
+          <w:sz w:val="24"/>
+        </w:rPr>
+        <w:t>dam. De komst van objecten afkomstig uit ge</w:t>
+      </w:r>
+      <w:r>
+        <w:rPr>
+          <w:u w:val="single" w:color="0000ff"/>
+          <w:rFonts w:ascii="Charis SIL Regular" w:hAnsi="Charis SIL Regular" w:eastAsia="Charis SIL Regular"/>
+          <w:b w:val="0"/>
+          <w:i w:val="0"/>
+          <w:color w:val="000000"/>
+          <w:sz w:val="24"/>
+        </w:rPr>
+        <w:hyperlink r:id="rId12" w:history="1">
+          <w:r>
+            <w:rPr>
+              <w:rStyle w:val="Hyperlink"/>
+            </w:rPr>
+            <w:t>kolonisee</w:t>
+          </w:r>
+        </w:hyperlink>
+      </w:r>
+      <w:r>
+        <w:rPr>
+          <w:u w:val="single" w:color="0000ff"/>
+          <w:rFonts w:ascii="Charis SIL Regular" w:hAnsi="Charis SIL Regular" w:eastAsia="Charis SIL Regular"/>
+          <w:b w:val="0"/>
+          <w:i w:val="0"/>
+          <w:color w:val="000000"/>
+          <w:sz w:val="24"/>
+        </w:rPr>
+        <w:hyperlink r:id="rId12" w:history="1">
+          <w:r>
+            <w:rPr>
+              <w:rStyle w:val="Hyperlink"/>
+            </w:rPr>
+            <w:t>rde g</w:t>
+          </w:r>
+        </w:hyperlink>
       </w:r>
       <w:r>
         <w:rPr>
@@ -1411,9 +1429,15 @@
           <w:i w:val="0"/>
           <w:color w:val="0000FF"/>
           <w:sz w:val="24"/>
-          <w:u w:val="single"/>
         </w:rPr>
-        <w:t>c</w:t>
+        <w:hyperlink r:id="rId10" w:history="1">
+          <w:r>
+            <w:rPr>
+              <w:rStyle w:val="Hyperlink"/>
+            </w:rPr>
+            <w:t>c</w:t>
+          </w:r>
+        </w:hyperlink>
       </w:r>
       <w:r>
         <w:rPr>
@@ -2184,14 +2208,7 @@
           <w:sz w:val="24"/>
           <w:u w:val="single"/>
         </w:rPr>
-        <w:hyperlink r:id="rId13" w:history="1">
-          <w:r>
-            <w:rPr>
-              <w:rStyle w:val="Hyperlink"/>
-            </w:rPr>
-            <w:t>Le</w:t>
-          </w:r>
-        </w:hyperlink>
+        <w:t xml:space="preserve">Leger- en </w:t>
       </w:r>
       <w:r>
         <w:rPr>
@@ -2207,7 +2224,7 @@
             <w:rPr>
               <w:rStyle w:val="Hyperlink"/>
             </w:rPr>
-            <w:t>g</w:t>
+            <w:t>marineperso</w:t>
           </w:r>
         </w:hyperlink>
       </w:r>
@@ -2221,100 +2238,6 @@
           <w:u w:val="single"/>
         </w:rPr>
         <w:hyperlink r:id="rId13" w:history="1">
-          <w:r>
-            <w:rPr>
-              <w:rStyle w:val="Hyperlink"/>
-            </w:rPr>
-            <w:t>er-</w:t>
-          </w:r>
-        </w:hyperlink>
-      </w:r>
-      <w:r>
-        <w:rPr>
-          <w:rFonts w:ascii="Charis SIL Regular" w:hAnsi="Charis SIL Regular" w:eastAsia="Charis SIL Regular"/>
-          <w:b w:val="0"/>
-          <w:i w:val="0"/>
-          <w:color w:val="0000FF"/>
-          <w:sz w:val="24"/>
-          <w:u w:val="single"/>
-        </w:rPr>
-        <w:t xml:space="preserve"> </w:t>
-      </w:r>
-      <w:r>
-        <w:rPr>
-          <w:rFonts w:ascii="Charis SIL Regular" w:hAnsi="Charis SIL Regular" w:eastAsia="Charis SIL Regular"/>
-          <w:b w:val="0"/>
-          <w:i w:val="0"/>
-          <w:color w:val="0000FF"/>
-          <w:sz w:val="24"/>
-          <w:u w:val="single"/>
-        </w:rPr>
-        <w:hyperlink r:id="rId13" w:history="1">
-          <w:r>
-            <w:rPr>
-              <w:rStyle w:val="Hyperlink"/>
-            </w:rPr>
-            <w:t>en</w:t>
-          </w:r>
-        </w:hyperlink>
-      </w:r>
-      <w:r>
-        <w:rPr>
-          <w:rFonts w:ascii="Charis SIL Regular" w:hAnsi="Charis SIL Regular" w:eastAsia="Charis SIL Regular"/>
-          <w:b w:val="0"/>
-          <w:i w:val="0"/>
-          <w:color w:val="0000FF"/>
-          <w:sz w:val="24"/>
-          <w:u w:val="single"/>
-        </w:rPr>
-        <w:t xml:space="preserve"> </w:t>
-      </w:r>
-      <w:r>
-        <w:rPr>
-          <w:rFonts w:ascii="Charis SIL Regular" w:hAnsi="Charis SIL Regular" w:eastAsia="Charis SIL Regular"/>
-          <w:b w:val="0"/>
-          <w:i w:val="0"/>
-          <w:color w:val="0000FF"/>
-          <w:sz w:val="24"/>
-          <w:u w:val="single"/>
-        </w:rPr>
-        <w:hyperlink r:id="rId13" w:history="1">
-          <w:r>
-            <w:rPr>
-              <w:rStyle w:val="Hyperlink"/>
-            </w:rPr>
-            <w:t>ma</w:t>
-          </w:r>
-        </w:hyperlink>
-      </w:r>
-      <w:r>
-        <w:rPr>
-          <w:rFonts w:ascii="Charis SIL Regular" w:hAnsi="Charis SIL Regular" w:eastAsia="Charis SIL Regular"/>
-          <w:b w:val="0"/>
-          <w:i w:val="0"/>
-          <w:color w:val="0000FF"/>
-          <w:sz w:val="24"/>
-          <w:u w:val="single"/>
-        </w:rPr>
-        <w:hyperlink r:id="rId19" w:history="1">
-          <w:r>
-            <w:rPr>
-              <w:rStyle w:val="Hyperlink"/>
-            </w:rPr>
-            <w:t>rineperso</w:t>
-          </w:r>
-        </w:hyperlink>
-      </w:r>
-      <w:r>
-        <w:rPr>
-          <w:rFonts w:ascii="Charis SIL Regular" w:hAnsi="Charis SIL Regular" w:eastAsia="Charis SIL Regular"/>
-          <w:b w:val="0"/>
-          <w:i w:val="0"/>
-          <w:color w:val="0000FF"/>
-          <w:sz w:val="24"/>
-          <w:u w:val="single"/>
-        </w:rPr>
-        <w:hyperlink r:id="rId19" w:history="1">
           <w:r>
             <w:rPr>
               <w:rStyle w:val="Hyperlink"/>
@@ -2537,14 +2460,7 @@
           <w:sz w:val="24"/>
           <w:u w:val="single"/>
         </w:rPr>
-        <w:hyperlink r:id="rId13" w:history="1">
-          <w:r>
-            <w:rPr>
-              <w:rStyle w:val="Hyperlink"/>
-            </w:rPr>
-            <w:t>ch</w:t>
-          </w:r>
-        </w:hyperlink>
+        <w:t>ch</w:t>
       </w:r>
       <w:r>
         <w:rPr>
@@ -2649,7 +2565,7 @@
           <w:sz w:val="24"/>
           <w:u w:val="single"/>
         </w:rPr>
-        <w:hyperlink r:id="rId20" w:history="1">
+        <w:hyperlink r:id="rId13" w:history="1">
           <w:r>
             <w:rPr>
               <w:rStyle w:val="Hyperlink"/>
@@ -2667,7 +2583,7 @@
           <w:sz w:val="24"/>
           <w:u w:val="single"/>
         </w:rPr>
-        <w:hyperlink r:id="rId20" w:history="1">
+        <w:hyperlink r:id="rId13" w:history="1">
           <w:r>
             <w:rPr>
               <w:rStyle w:val="Hyperlink"/>
@@ -2696,7 +2612,7 @@
           <w:sz w:val="24"/>
           <w:u w:val="single"/>
         </w:rPr>
-        <w:hyperlink r:id="rId20" w:history="1">
+        <w:hyperlink r:id="rId13" w:history="1">
           <w:r>
             <w:rPr>
               <w:rStyle w:val="Hyperlink"/>
@@ -2714,7 +2630,7 @@
           <w:sz w:val="24"/>
           <w:u w:val="single"/>
         </w:rPr>
-        <w:hyperlink r:id="rId20" w:history="1">
+        <w:hyperlink r:id="rId13" w:history="1">
           <w:r>
             <w:rPr>
               <w:rStyle w:val="Hyperlink"/>
@@ -2732,7 +2648,7 @@
           <w:sz w:val="24"/>
           <w:u w:val="single"/>
         </w:rPr>
-        <w:hyperlink r:id="rId20" w:history="1">
+        <w:hyperlink r:id="rId13" w:history="1">
           <w:r>
             <w:rPr>
               <w:rStyle w:val="Hyperlink"/>
@@ -2761,7 +2677,7 @@
           <w:sz w:val="24"/>
           <w:u w:val="single"/>
         </w:rPr>
-        <w:hyperlink r:id="rId20" w:history="1">
+        <w:hyperlink r:id="rId13" w:history="1">
           <w:r>
             <w:rPr>
               <w:rStyle w:val="Hyperlink"/>
@@ -2807,7 +2723,7 @@
           <w:sz w:val="24"/>
           <w:u w:val="single"/>
         </w:rPr>
-        <w:hyperlink r:id="rId15" w:history="1">
+        <w:hyperlink r:id="rId20" w:history="1">
           <w:r>
             <w:rPr>
               <w:rStyle w:val="Hyperlink"/>
@@ -2836,7 +2752,7 @@
           <w:sz w:val="24"/>
           <w:u w:val="single"/>
         </w:rPr>
-        <w:hyperlink r:id="rId15" w:history="1">
+        <w:hyperlink r:id="rId20" w:history="1">
           <w:r>
             <w:rPr>
               <w:rStyle w:val="Hyperlink"/>
@@ -2919,7 +2835,7 @@
           <w:sz w:val="24"/>
           <w:u w:val="single"/>
         </w:rPr>
-        <w:hyperlink r:id="rId20" w:history="1">
+        <w:hyperlink r:id="rId15" w:history="1">
           <w:r>
             <w:rPr>
               <w:rStyle w:val="Hyperlink"/>
@@ -2948,7 +2864,7 @@
           <w:sz w:val="24"/>
           <w:u w:val="single"/>
         </w:rPr>
-        <w:hyperlink r:id="rId20" w:history="1">
+        <w:hyperlink r:id="rId15" w:history="1">
           <w:r>
             <w:rPr>
               <w:rStyle w:val="Hyperlink"/>
@@ -2966,7 +2882,7 @@
           <w:sz w:val="24"/>
           <w:u w:val="single"/>
         </w:rPr>
-        <w:hyperlink r:id="rId20" w:history="1">
+        <w:hyperlink r:id="rId15" w:history="1">
           <w:r>
             <w:rPr>
               <w:rStyle w:val="Hyperlink"/>
@@ -2995,7 +2911,7 @@
           <w:sz w:val="24"/>
           <w:u w:val="single"/>
         </w:rPr>
-        <w:hyperlink r:id="rId20" w:history="1">
+        <w:hyperlink r:id="rId15" w:history="1">
           <w:r>
             <w:rPr>
               <w:rStyle w:val="Hyperlink"/>
@@ -3013,7 +2929,7 @@
           <w:sz w:val="24"/>
           <w:u w:val="single"/>
         </w:rPr>
-        <w:hyperlink r:id="rId20" w:history="1">
+        <w:hyperlink r:id="rId15" w:history="1">
           <w:r>
             <w:rPr>
               <w:rStyle w:val="Hyperlink"/>
@@ -3031,7 +2947,7 @@
           <w:sz w:val="24"/>
           <w:u w:val="single"/>
         </w:rPr>
-        <w:hyperlink r:id="rId20" w:history="1">
+        <w:hyperlink r:id="rId15" w:history="1">
           <w:r>
             <w:rPr>
               <w:rStyle w:val="Hyperlink"/>
@@ -3060,7 +2976,7 @@
           <w:sz w:val="24"/>
           <w:u w:val="single"/>
         </w:rPr>
-        <w:hyperlink r:id="rId20" w:history="1">
+        <w:hyperlink r:id="rId15" w:history="1">
           <w:r>
             <w:rPr>
               <w:rStyle w:val="Hyperlink"/>

--- a/EXPORTS/DOCX/published/niveau2/Dutch/Museum.docx
+++ b/EXPORTS/DOCX/published/niveau2/Dutch/Museum.docx
@@ -371,7 +371,54 @@
           <w:color w:val="000000"/>
           <w:sz w:val="24"/>
         </w:rPr>
-        <w:t>, beiden in de Zuid-Holla</w:t>
+        <w:t>, beide</w:t>
+      </w:r>
+      <w:r>
+        <w:rPr>
+          <w:u w:val="single" w:color="0000ff"/>
+          <w:rFonts w:ascii="Charis SIL Regular" w:hAnsi="Charis SIL Regular" w:eastAsia="Charis SIL Regular"/>
+          <w:b w:val="0"/>
+          <w:i w:val="0"/>
+          <w:color w:val="000000"/>
+          <w:sz w:val="24"/>
+        </w:rPr>
+        <w:hyperlink r:id="rId9" w:history="1">
+          <w:r>
+            <w:rPr>
+              <w:rStyle w:val="Hyperlink"/>
+            </w:rPr>
+            <w:t>n in de Zuid-</w:t>
+          </w:r>
+        </w:hyperlink>
+      </w:r>
+      <w:r>
+        <w:rPr>
+          <w:u w:val="single" w:color="0000ff"/>
+          <w:rFonts w:ascii="Charis SIL Regular" w:hAnsi="Charis SIL Regular" w:eastAsia="Charis SIL Regular"/>
+          <w:b w:val="0"/>
+          <w:i w:val="0"/>
+          <w:color w:val="000000"/>
+          <w:sz w:val="24"/>
+        </w:rPr>
+        <w:t>H</w:t>
+      </w:r>
+      <w:r>
+        <w:rPr>
+          <w:u w:val="single" w:color="0000ff"/>
+          <w:rFonts w:ascii="Charis SIL Regular" w:hAnsi="Charis SIL Regular" w:eastAsia="Charis SIL Regular"/>
+          <w:b w:val="0"/>
+          <w:i w:val="0"/>
+          <w:color w:val="000000"/>
+          <w:sz w:val="24"/>
+        </w:rPr>
+        <w:hyperlink r:id="rId9" w:history="1">
+          <w:r>
+            <w:rPr>
+              <w:rStyle w:val="Hyperlink"/>
+            </w:rPr>
+            <w:t>olla</w:t>
+          </w:r>
+        </w:hyperlink>
       </w:r>
       <w:r>
         <w:rPr>
@@ -738,16 +785,8 @@
           <w:i w:val="0"/>
           <w:color w:val="0000FF"/>
           <w:sz w:val="24"/>
-          <w:u w:val="single"/>
         </w:rPr>
-        <w:hyperlink r:id="rId12" w:history="1">
-          <w:r>
-            <w:rPr>
-              <w:rStyle w:val="Hyperlink"/>
-            </w:rPr>
-            <w:t>Vol</w:t>
-          </w:r>
-        </w:hyperlink>
+        <w:t>Vol</w:t>
       </w:r>
       <w:r>
         <w:rPr>
@@ -758,7 +797,7 @@
           <w:sz w:val="24"/>
           <w:u w:val="single"/>
         </w:rPr>
-        <w:hyperlink r:id="rId12" w:history="1">
+        <w:hyperlink r:id="rId11" w:history="1">
           <w:r>
             <w:rPr>
               <w:rStyle w:val="Hyperlink"/>
@@ -2007,7 +2046,7 @@
           <w:sz w:val="24"/>
           <w:u w:val="single"/>
         </w:rPr>
-        <w:hyperlink r:id="rId19" w:history="1">
+        <w:hyperlink r:id="rId14" w:history="1">
           <w:r>
             <w:rPr>
               <w:rStyle w:val="Hyperlink"/>
@@ -2025,7 +2064,7 @@
           <w:sz w:val="24"/>
           <w:u w:val="single"/>
         </w:rPr>
-        <w:hyperlink r:id="rId19" w:history="1">
+        <w:hyperlink r:id="rId14" w:history="1">
           <w:r>
             <w:rPr>
               <w:rStyle w:val="Hyperlink"/>
@@ -2043,7 +2082,7 @@
           <w:sz w:val="24"/>
           <w:u w:val="single"/>
         </w:rPr>
-        <w:hyperlink r:id="rId19" w:history="1">
+        <w:hyperlink r:id="rId14" w:history="1">
           <w:r>
             <w:rPr>
               <w:rStyle w:val="Hyperlink"/>
@@ -2072,7 +2111,7 @@
           <w:sz w:val="24"/>
           <w:u w:val="single"/>
         </w:rPr>
-        <w:hyperlink r:id="rId19" w:history="1">
+        <w:hyperlink r:id="rId14" w:history="1">
           <w:r>
             <w:rPr>
               <w:rStyle w:val="Hyperlink"/>
@@ -2101,7 +2140,7 @@
           <w:sz w:val="24"/>
           <w:u w:val="single"/>
         </w:rPr>
-        <w:hyperlink r:id="rId19" w:history="1">
+        <w:hyperlink r:id="rId14" w:history="1">
           <w:r>
             <w:rPr>
               <w:rStyle w:val="Hyperlink"/>
@@ -2130,7 +2169,7 @@
           <w:sz w:val="24"/>
           <w:u w:val="single"/>
         </w:rPr>
-        <w:hyperlink r:id="rId19" w:history="1">
+        <w:hyperlink r:id="rId14" w:history="1">
           <w:r>
             <w:rPr>
               <w:rStyle w:val="Hyperlink"/>
@@ -2148,7 +2187,7 @@
           <w:sz w:val="24"/>
           <w:u w:val="single"/>
         </w:rPr>
-        <w:hyperlink r:id="rId19" w:history="1">
+        <w:hyperlink r:id="rId14" w:history="1">
           <w:r>
             <w:rPr>
               <w:rStyle w:val="Hyperlink"/>
@@ -2208,7 +2247,14 @@
           <w:sz w:val="24"/>
           <w:u w:val="single"/>
         </w:rPr>
-        <w:t xml:space="preserve">Leger- en </w:t>
+        <w:hyperlink r:id="rId19" w:history="1">
+          <w:r>
+            <w:rPr>
+              <w:rStyle w:val="Hyperlink"/>
+            </w:rPr>
+            <w:t>Le</w:t>
+          </w:r>
+        </w:hyperlink>
       </w:r>
       <w:r>
         <w:rPr>
@@ -2219,12 +2265,12 @@
           <w:sz w:val="24"/>
           <w:u w:val="single"/>
         </w:rPr>
-        <w:hyperlink r:id="rId13" w:history="1">
+        <w:hyperlink r:id="rId19" w:history="1">
           <w:r>
             <w:rPr>
               <w:rStyle w:val="Hyperlink"/>
             </w:rPr>
-            <w:t>marineperso</w:t>
+            <w:t>g</w:t>
           </w:r>
         </w:hyperlink>
       </w:r>
@@ -2237,7 +2283,101 @@
           <w:sz w:val="24"/>
           <w:u w:val="single"/>
         </w:rPr>
-        <w:hyperlink r:id="rId13" w:history="1">
+        <w:hyperlink r:id="rId19" w:history="1">
+          <w:r>
+            <w:rPr>
+              <w:rStyle w:val="Hyperlink"/>
+            </w:rPr>
+            <w:t>er-</w:t>
+          </w:r>
+        </w:hyperlink>
+      </w:r>
+      <w:r>
+        <w:rPr>
+          <w:rFonts w:ascii="Charis SIL Regular" w:hAnsi="Charis SIL Regular" w:eastAsia="Charis SIL Regular"/>
+          <w:b w:val="0"/>
+          <w:i w:val="0"/>
+          <w:color w:val="0000FF"/>
+          <w:sz w:val="24"/>
+          <w:u w:val="single"/>
+        </w:rPr>
+        <w:t xml:space="preserve"> </w:t>
+      </w:r>
+      <w:r>
+        <w:rPr>
+          <w:rFonts w:ascii="Charis SIL Regular" w:hAnsi="Charis SIL Regular" w:eastAsia="Charis SIL Regular"/>
+          <w:b w:val="0"/>
+          <w:i w:val="0"/>
+          <w:color w:val="0000FF"/>
+          <w:sz w:val="24"/>
+          <w:u w:val="single"/>
+        </w:rPr>
+        <w:hyperlink r:id="rId19" w:history="1">
+          <w:r>
+            <w:rPr>
+              <w:rStyle w:val="Hyperlink"/>
+            </w:rPr>
+            <w:t>en</w:t>
+          </w:r>
+        </w:hyperlink>
+      </w:r>
+      <w:r>
+        <w:rPr>
+          <w:rFonts w:ascii="Charis SIL Regular" w:hAnsi="Charis SIL Regular" w:eastAsia="Charis SIL Regular"/>
+          <w:b w:val="0"/>
+          <w:i w:val="0"/>
+          <w:color w:val="0000FF"/>
+          <w:sz w:val="24"/>
+          <w:u w:val="single"/>
+        </w:rPr>
+        <w:t xml:space="preserve"> </w:t>
+      </w:r>
+      <w:r>
+        <w:rPr>
+          <w:rFonts w:ascii="Charis SIL Regular" w:hAnsi="Charis SIL Regular" w:eastAsia="Charis SIL Regular"/>
+          <w:b w:val="0"/>
+          <w:i w:val="0"/>
+          <w:color w:val="0000FF"/>
+          <w:sz w:val="24"/>
+          <w:u w:val="single"/>
+        </w:rPr>
+        <w:hyperlink r:id="rId19" w:history="1">
+          <w:r>
+            <w:rPr>
+              <w:rStyle w:val="Hyperlink"/>
+            </w:rPr>
+            <w:t>ma</w:t>
+          </w:r>
+        </w:hyperlink>
+      </w:r>
+      <w:r>
+        <w:rPr>
+          <w:rFonts w:ascii="Charis SIL Regular" w:hAnsi="Charis SIL Regular" w:eastAsia="Charis SIL Regular"/>
+          <w:b w:val="0"/>
+          <w:i w:val="0"/>
+          <w:color w:val="0000FF"/>
+          <w:sz w:val="24"/>
+          <w:u w:val="single"/>
+        </w:rPr>
+        <w:hyperlink r:id="rId19" w:history="1">
+          <w:r>
+            <w:rPr>
+              <w:rStyle w:val="Hyperlink"/>
+            </w:rPr>
+            <w:t>rineperso</w:t>
+          </w:r>
+        </w:hyperlink>
+      </w:r>
+      <w:r>
+        <w:rPr>
+          <w:rFonts w:ascii="Charis SIL Regular" w:hAnsi="Charis SIL Regular" w:eastAsia="Charis SIL Regular"/>
+          <w:b w:val="0"/>
+          <w:i w:val="0"/>
+          <w:color w:val="0000FF"/>
+          <w:sz w:val="24"/>
+          <w:u w:val="single"/>
+        </w:rPr>
+        <w:hyperlink r:id="rId19" w:history="1">
           <w:r>
             <w:rPr>
               <w:rStyle w:val="Hyperlink"/>
@@ -2460,7 +2600,14 @@
           <w:sz w:val="24"/>
           <w:u w:val="single"/>
         </w:rPr>
-        <w:t>ch</w:t>
+        <w:hyperlink r:id="rId13" w:history="1">
+          <w:r>
+            <w:rPr>
+              <w:rStyle w:val="Hyperlink"/>
+            </w:rPr>
+            <w:t>ch</w:t>
+          </w:r>
+        </w:hyperlink>
       </w:r>
       <w:r>
         <w:rPr>
@@ -2781,7 +2928,7 @@
           <w:sz w:val="24"/>
           <w:u w:val="single"/>
         </w:rPr>
-        <w:hyperlink r:id="rId15" w:history="1">
+        <w:hyperlink r:id="rId20" w:history="1">
           <w:r>
             <w:rPr>
               <w:rStyle w:val="Hyperlink"/>
@@ -2799,7 +2946,7 @@
           <w:sz w:val="24"/>
           <w:u w:val="single"/>
         </w:rPr>
-        <w:hyperlink r:id="rId15" w:history="1">
+        <w:hyperlink r:id="rId20" w:history="1">
           <w:r>
             <w:rPr>
               <w:rStyle w:val="Hyperlink"/>
@@ -2817,7 +2964,7 @@
           <w:sz w:val="24"/>
           <w:u w:val="single"/>
         </w:rPr>
-        <w:hyperlink r:id="rId15" w:history="1">
+        <w:hyperlink r:id="rId20" w:history="1">
           <w:r>
             <w:rPr>
               <w:rStyle w:val="Hyperlink"/>
@@ -2835,7 +2982,7 @@
           <w:sz w:val="24"/>
           <w:u w:val="single"/>
         </w:rPr>
-        <w:hyperlink r:id="rId15" w:history="1">
+        <w:hyperlink r:id="rId20" w:history="1">
           <w:r>
             <w:rPr>
               <w:rStyle w:val="Hyperlink"/>

--- a/EXPORTS/DOCX/published/niveau2/Dutch/Museum.docx
+++ b/EXPORTS/DOCX/published/niveau2/Dutch/Museum.docx
@@ -786,7 +786,14 @@
           <w:color w:val="0000FF"/>
           <w:sz w:val="24"/>
         </w:rPr>
-        <w:t>Vol</w:t>
+        <w:hyperlink r:id="rId12" w:history="1">
+          <w:r>
+            <w:rPr>
+              <w:rStyle w:val="Hyperlink"/>
+            </w:rPr>
+            <w:t>Vol</w:t>
+          </w:r>
+        </w:hyperlink>
       </w:r>
       <w:r>
         <w:rPr>
@@ -797,7 +804,7 @@
           <w:sz w:val="24"/>
           <w:u w:val="single"/>
         </w:rPr>
-        <w:hyperlink r:id="rId11" w:history="1">
+        <w:hyperlink r:id="rId12" w:history="1">
           <w:r>
             <w:rPr>
               <w:rStyle w:val="Hyperlink"/>
@@ -2899,7 +2906,7 @@
           <w:sz w:val="24"/>
           <w:u w:val="single"/>
         </w:rPr>
-        <w:hyperlink r:id="rId20" w:history="1">
+        <w:hyperlink r:id="rId15" w:history="1">
           <w:r>
             <w:rPr>
               <w:rStyle w:val="Hyperlink"/>
@@ -2928,7 +2935,7 @@
           <w:sz w:val="24"/>
           <w:u w:val="single"/>
         </w:rPr>
-        <w:hyperlink r:id="rId20" w:history="1">
+        <w:hyperlink r:id="rId15" w:history="1">
           <w:r>
             <w:rPr>
               <w:rStyle w:val="Hyperlink"/>
@@ -2946,7 +2953,7 @@
           <w:sz w:val="24"/>
           <w:u w:val="single"/>
         </w:rPr>
-        <w:hyperlink r:id="rId20" w:history="1">
+        <w:hyperlink r:id="rId15" w:history="1">
           <w:r>
             <w:rPr>
               <w:rStyle w:val="Hyperlink"/>
@@ -2964,7 +2971,7 @@
           <w:sz w:val="24"/>
           <w:u w:val="single"/>
         </w:rPr>
-        <w:hyperlink r:id="rId20" w:history="1">
+        <w:hyperlink r:id="rId15" w:history="1">
           <w:r>
             <w:rPr>
               <w:rStyle w:val="Hyperlink"/>
@@ -2982,7 +2989,7 @@
           <w:sz w:val="24"/>
           <w:u w:val="single"/>
         </w:rPr>
-        <w:hyperlink r:id="rId20" w:history="1">
+        <w:hyperlink r:id="rId15" w:history="1">
           <w:r>
             <w:rPr>
               <w:rStyle w:val="Hyperlink"/>

--- a/EXPORTS/DOCX/published/niveau2/Dutch/Museum.docx
+++ b/EXPORTS/DOCX/published/niveau2/Dutch/Museum.docx
@@ -393,7 +393,6 @@
       </w:r>
       <w:r>
         <w:rPr>
-          <w:u w:val="single" w:color="0000ff"/>
           <w:rFonts w:ascii="Charis SIL Regular" w:hAnsi="Charis SIL Regular" w:eastAsia="Charis SIL Regular"/>
           <w:b w:val="0"/>
           <w:i w:val="0"/>
@@ -785,6 +784,7 @@
           <w:i w:val="0"/>
           <w:color w:val="0000FF"/>
           <w:sz w:val="24"/>
+          <w:u w:val="single"/>
         </w:rPr>
         <w:hyperlink r:id="rId12" w:history="1">
           <w:r>
@@ -2118,7 +2118,7 @@
           <w:sz w:val="24"/>
           <w:u w:val="single"/>
         </w:rPr>
-        <w:hyperlink r:id="rId14" w:history="1">
+        <w:hyperlink r:id="rId19" w:history="1">
           <w:r>
             <w:rPr>
               <w:rStyle w:val="Hyperlink"/>
@@ -2147,7 +2147,7 @@
           <w:sz w:val="24"/>
           <w:u w:val="single"/>
         </w:rPr>
-        <w:hyperlink r:id="rId14" w:history="1">
+        <w:hyperlink r:id="rId19" w:history="1">
           <w:r>
             <w:rPr>
               <w:rStyle w:val="Hyperlink"/>
@@ -2176,7 +2176,7 @@
           <w:sz w:val="24"/>
           <w:u w:val="single"/>
         </w:rPr>
-        <w:hyperlink r:id="rId14" w:history="1">
+        <w:hyperlink r:id="rId19" w:history="1">
           <w:r>
             <w:rPr>
               <w:rStyle w:val="Hyperlink"/>
@@ -2194,7 +2194,7 @@
           <w:sz w:val="24"/>
           <w:u w:val="single"/>
         </w:rPr>
-        <w:hyperlink r:id="rId14" w:history="1">
+        <w:hyperlink r:id="rId19" w:history="1">
           <w:r>
             <w:rPr>
               <w:rStyle w:val="Hyperlink"/>
@@ -2254,144 +2254,7 @@
           <w:sz w:val="24"/>
           <w:u w:val="single"/>
         </w:rPr>
-        <w:hyperlink r:id="rId19" w:history="1">
-          <w:r>
-            <w:rPr>
-              <w:rStyle w:val="Hyperlink"/>
-            </w:rPr>
-            <w:t>Le</w:t>
-          </w:r>
-        </w:hyperlink>
-      </w:r>
-      <w:r>
-        <w:rPr>
-          <w:rFonts w:ascii="Charis SIL Regular" w:hAnsi="Charis SIL Regular" w:eastAsia="Charis SIL Regular"/>
-          <w:b w:val="0"/>
-          <w:i w:val="0"/>
-          <w:color w:val="0000FF"/>
-          <w:sz w:val="24"/>
-          <w:u w:val="single"/>
-        </w:rPr>
-        <w:hyperlink r:id="rId19" w:history="1">
-          <w:r>
-            <w:rPr>
-              <w:rStyle w:val="Hyperlink"/>
-            </w:rPr>
-            <w:t>g</w:t>
-          </w:r>
-        </w:hyperlink>
-      </w:r>
-      <w:r>
-        <w:rPr>
-          <w:rFonts w:ascii="Charis SIL Regular" w:hAnsi="Charis SIL Regular" w:eastAsia="Charis SIL Regular"/>
-          <w:b w:val="0"/>
-          <w:i w:val="0"/>
-          <w:color w:val="0000FF"/>
-          <w:sz w:val="24"/>
-          <w:u w:val="single"/>
-        </w:rPr>
-        <w:hyperlink r:id="rId19" w:history="1">
-          <w:r>
-            <w:rPr>
-              <w:rStyle w:val="Hyperlink"/>
-            </w:rPr>
-            <w:t>er-</w:t>
-          </w:r>
-        </w:hyperlink>
-      </w:r>
-      <w:r>
-        <w:rPr>
-          <w:rFonts w:ascii="Charis SIL Regular" w:hAnsi="Charis SIL Regular" w:eastAsia="Charis SIL Regular"/>
-          <w:b w:val="0"/>
-          <w:i w:val="0"/>
-          <w:color w:val="0000FF"/>
-          <w:sz w:val="24"/>
-          <w:u w:val="single"/>
-        </w:rPr>
-        <w:t xml:space="preserve"> </w:t>
-      </w:r>
-      <w:r>
-        <w:rPr>
-          <w:rFonts w:ascii="Charis SIL Regular" w:hAnsi="Charis SIL Regular" w:eastAsia="Charis SIL Regular"/>
-          <w:b w:val="0"/>
-          <w:i w:val="0"/>
-          <w:color w:val="0000FF"/>
-          <w:sz w:val="24"/>
-          <w:u w:val="single"/>
-        </w:rPr>
-        <w:hyperlink r:id="rId19" w:history="1">
-          <w:r>
-            <w:rPr>
-              <w:rStyle w:val="Hyperlink"/>
-            </w:rPr>
-            <w:t>en</w:t>
-          </w:r>
-        </w:hyperlink>
-      </w:r>
-      <w:r>
-        <w:rPr>
-          <w:rFonts w:ascii="Charis SIL Regular" w:hAnsi="Charis SIL Regular" w:eastAsia="Charis SIL Regular"/>
-          <w:b w:val="0"/>
-          <w:i w:val="0"/>
-          <w:color w:val="0000FF"/>
-          <w:sz w:val="24"/>
-          <w:u w:val="single"/>
-        </w:rPr>
-        <w:t xml:space="preserve"> </w:t>
-      </w:r>
-      <w:r>
-        <w:rPr>
-          <w:rFonts w:ascii="Charis SIL Regular" w:hAnsi="Charis SIL Regular" w:eastAsia="Charis SIL Regular"/>
-          <w:b w:val="0"/>
-          <w:i w:val="0"/>
-          <w:color w:val="0000FF"/>
-          <w:sz w:val="24"/>
-          <w:u w:val="single"/>
-        </w:rPr>
-        <w:hyperlink r:id="rId19" w:history="1">
-          <w:r>
-            <w:rPr>
-              <w:rStyle w:val="Hyperlink"/>
-            </w:rPr>
-            <w:t>ma</w:t>
-          </w:r>
-        </w:hyperlink>
-      </w:r>
-      <w:r>
-        <w:rPr>
-          <w:rFonts w:ascii="Charis SIL Regular" w:hAnsi="Charis SIL Regular" w:eastAsia="Charis SIL Regular"/>
-          <w:b w:val="0"/>
-          <w:i w:val="0"/>
-          <w:color w:val="0000FF"/>
-          <w:sz w:val="24"/>
-          <w:u w:val="single"/>
-        </w:rPr>
-        <w:hyperlink r:id="rId19" w:history="1">
-          <w:r>
-            <w:rPr>
-              <w:rStyle w:val="Hyperlink"/>
-            </w:rPr>
-            <w:t>rineperso</w:t>
-          </w:r>
-        </w:hyperlink>
-      </w:r>
-      <w:r>
-        <w:rPr>
-          <w:rFonts w:ascii="Charis SIL Regular" w:hAnsi="Charis SIL Regular" w:eastAsia="Charis SIL Regular"/>
-          <w:b w:val="0"/>
-          <w:i w:val="0"/>
-          <w:color w:val="0000FF"/>
-          <w:sz w:val="24"/>
-          <w:u w:val="single"/>
-        </w:rPr>
-        <w:hyperlink r:id="rId19" w:history="1">
-          <w:r>
-            <w:rPr>
-              <w:rStyle w:val="Hyperlink"/>
-            </w:rPr>
-            <w:t>nee</w:t>
-          </w:r>
-        </w:hyperlink>
+        <w:t>Leger- en marinepersonee</w:t>
       </w:r>
       <w:r>
         <w:rPr>

--- a/EXPORTS/DOCX/published/niveau2/Dutch/Museum.docx
+++ b/EXPORTS/DOCX/published/niveau2/Dutch/Museum.docx
@@ -393,6 +393,7 @@
       </w:r>
       <w:r>
         <w:rPr>
+          <w:u w:val="single" w:color="0000ff"/>
           <w:rFonts w:ascii="Charis SIL Regular" w:hAnsi="Charis SIL Regular" w:eastAsia="Charis SIL Regular"/>
           <w:b w:val="0"/>
           <w:i w:val="0"/>
@@ -1475,15 +1476,9 @@
           <w:i w:val="0"/>
           <w:color w:val="0000FF"/>
           <w:sz w:val="24"/>
+          <w:u w:val="single"/>
         </w:rPr>
-        <w:hyperlink r:id="rId10" w:history="1">
-          <w:r>
-            <w:rPr>
-              <w:rStyle w:val="Hyperlink"/>
-            </w:rPr>
-            <w:t>c</w:t>
-          </w:r>
-        </w:hyperlink>
+        <w:t>c</w:t>
       </w:r>
       <w:r>
         <w:rPr>
@@ -1995,7 +1990,7 @@
           <w:sz w:val="24"/>
           <w:u w:val="single"/>
         </w:rPr>
-        <w:hyperlink r:id="rId14" w:history="1">
+        <w:hyperlink r:id="rId19" w:history="1">
           <w:r>
             <w:rPr>
               <w:rStyle w:val="Hyperlink"/>
@@ -2024,7 +2019,7 @@
           <w:sz w:val="24"/>
           <w:u w:val="single"/>
         </w:rPr>
-        <w:hyperlink r:id="rId14" w:history="1">
+        <w:hyperlink r:id="rId19" w:history="1">
           <w:r>
             <w:rPr>
               <w:rStyle w:val="Hyperlink"/>
@@ -2053,7 +2048,7 @@
           <w:sz w:val="24"/>
           <w:u w:val="single"/>
         </w:rPr>
-        <w:hyperlink r:id="rId14" w:history="1">
+        <w:hyperlink r:id="rId19" w:history="1">
           <w:r>
             <w:rPr>
               <w:rStyle w:val="Hyperlink"/>
@@ -2071,7 +2066,7 @@
           <w:sz w:val="24"/>
           <w:u w:val="single"/>
         </w:rPr>
-        <w:hyperlink r:id="rId14" w:history="1">
+        <w:hyperlink r:id="rId19" w:history="1">
           <w:r>
             <w:rPr>
               <w:rStyle w:val="Hyperlink"/>
@@ -2089,7 +2084,7 @@
           <w:sz w:val="24"/>
           <w:u w:val="single"/>
         </w:rPr>
-        <w:hyperlink r:id="rId14" w:history="1">
+        <w:hyperlink r:id="rId19" w:history="1">
           <w:r>
             <w:rPr>
               <w:rStyle w:val="Hyperlink"/>
@@ -2192,27 +2187,15 @@
           <w:i w:val="0"/>
           <w:color w:val="0000FF"/>
           <w:sz w:val="24"/>
-          <w:u w:val="single"/>
         </w:rPr>
-        <w:hyperlink r:id="rId19" w:history="1">
+        <w:hyperlink r:id="rId14" w:history="1">
           <w:r>
             <w:rPr>
               <w:rStyle w:val="Hyperlink"/>
             </w:rPr>
-            <w:t>oloniale</w:t>
+            <w:t xml:space="preserve">oloniale </w:t>
           </w:r>
         </w:hyperlink>
-      </w:r>
-      <w:r>
-        <w:rPr>
-          <w:rFonts w:ascii="Charis SIL Regular" w:hAnsi="Charis SIL Regular" w:eastAsia="Charis SIL Regular"/>
-          <w:b w:val="0"/>
-          <w:i w:val="0"/>
-          <w:color w:val="0000FF"/>
-          <w:sz w:val="24"/>
-          <w:u w:val="single"/>
-        </w:rPr>
-        <w:t xml:space="preserve"> </w:t>
       </w:r>
       <w:r>
         <w:rPr>
@@ -2252,67 +2235,8 @@
           <w:i w:val="0"/>
           <w:color w:val="0000FF"/>
           <w:sz w:val="24"/>
-          <w:u w:val="single"/>
         </w:rPr>
-        <w:t>Leger- en marinepersonee</w:t>
-      </w:r>
-      <w:r>
-        <w:rPr>
-          <w:rFonts w:ascii="Charis SIL Regular" w:hAnsi="Charis SIL Regular" w:eastAsia="Charis SIL Regular"/>
-          <w:b w:val="0"/>
-          <w:i w:val="0"/>
-          <w:color w:val="0000FF"/>
-          <w:sz w:val="24"/>
-          <w:u w:val="single"/>
-        </w:rPr>
-        <w:hyperlink r:id="rId19" w:history="1">
-          <w:r>
-            <w:rPr>
-              <w:rStyle w:val="Hyperlink"/>
-            </w:rPr>
-            <w:t>l</w:t>
-          </w:r>
-        </w:hyperlink>
-      </w:r>
-      <w:r>
-        <w:rPr>
-          <w:rFonts w:ascii="Charis SIL Regular" w:hAnsi="Charis SIL Regular" w:eastAsia="Charis SIL Regular"/>
-          <w:b w:val="0"/>
-          <w:i w:val="0"/>
-          <w:color w:val="0000FF"/>
-          <w:sz w:val="24"/>
-          <w:u w:val="single"/>
-        </w:rPr>
-        <w:t xml:space="preserve"> </w:t>
-      </w:r>
-      <w:r>
-        <w:rPr>
-          <w:rFonts w:ascii="Charis SIL Regular" w:hAnsi="Charis SIL Regular" w:eastAsia="Charis SIL Regular"/>
-          <w:b w:val="0"/>
-          <w:i w:val="0"/>
-          <w:color w:val="0000FF"/>
-          <w:sz w:val="24"/>
-          <w:u w:val="single"/>
-        </w:rPr>
-        <w:hyperlink r:id="rId19" w:history="1">
-          <w:r>
-            <w:rPr>
-              <w:rStyle w:val="Hyperlink"/>
-            </w:rPr>
-            <w:t>in</w:t>
-          </w:r>
-        </w:hyperlink>
-      </w:r>
-      <w:r>
-        <w:rPr>
-          <w:rFonts w:ascii="Charis SIL Regular" w:hAnsi="Charis SIL Regular" w:eastAsia="Charis SIL Regular"/>
-          <w:b w:val="0"/>
-          <w:i w:val="0"/>
-          <w:color w:val="0000FF"/>
-          <w:sz w:val="24"/>
-          <w:u w:val="single"/>
-        </w:rPr>
-        <w:t xml:space="preserve"> </w:t>
+        <w:t xml:space="preserve">Leger- en marinepersoneel in </w:t>
       </w:r>
       <w:r>
         <w:rPr>
@@ -2740,7 +2664,7 @@
           <w:sz w:val="24"/>
           <w:u w:val="single"/>
         </w:rPr>
-        <w:hyperlink r:id="rId20" w:history="1">
+        <w:hyperlink r:id="rId15" w:history="1">
           <w:r>
             <w:rPr>
               <w:rStyle w:val="Hyperlink"/>
@@ -2798,7 +2722,7 @@
           <w:sz w:val="24"/>
           <w:u w:val="single"/>
         </w:rPr>
-        <w:hyperlink r:id="rId15" w:history="1">
+        <w:hyperlink r:id="rId20" w:history="1">
           <w:r>
             <w:rPr>
               <w:rStyle w:val="Hyperlink"/>
@@ -2816,7 +2740,7 @@
           <w:sz w:val="24"/>
           <w:u w:val="single"/>
         </w:rPr>
-        <w:hyperlink r:id="rId15" w:history="1">
+        <w:hyperlink r:id="rId20" w:history="1">
           <w:r>
             <w:rPr>
               <w:rStyle w:val="Hyperlink"/>
@@ -2834,14 +2758,7 @@
           <w:sz w:val="24"/>
           <w:u w:val="single"/>
         </w:rPr>
-        <w:hyperlink r:id="rId15" w:history="1">
-          <w:r>
-            <w:rPr>
-              <w:rStyle w:val="Hyperlink"/>
-            </w:rPr>
-            <w:t>ssionarisse</w:t>
-          </w:r>
-        </w:hyperlink>
+        <w:t>ssionarisse</w:t>
       </w:r>
       <w:r>
         <w:rPr>
@@ -2852,7 +2769,7 @@
           <w:sz w:val="24"/>
           <w:u w:val="single"/>
         </w:rPr>
-        <w:hyperlink r:id="rId15" w:history="1">
+        <w:hyperlink r:id="rId20" w:history="1">
           <w:r>
             <w:rPr>
               <w:rStyle w:val="Hyperlink"/>

--- a/EXPORTS/DOCX/published/niveau2/Dutch/Museum.docx
+++ b/EXPORTS/DOCX/published/niveau2/Dutch/Museum.docx
@@ -371,36 +371,7 @@
           <w:color w:val="000000"/>
           <w:sz w:val="24"/>
         </w:rPr>
-        <w:t>, beide</w:t>
-      </w:r>
-      <w:r>
-        <w:rPr>
-          <w:u w:val="single" w:color="0000ff"/>
-          <w:rFonts w:ascii="Charis SIL Regular" w:hAnsi="Charis SIL Regular" w:eastAsia="Charis SIL Regular"/>
-          <w:b w:val="0"/>
-          <w:i w:val="0"/>
-          <w:color w:val="000000"/>
-          <w:sz w:val="24"/>
-        </w:rPr>
-        <w:hyperlink r:id="rId9" w:history="1">
-          <w:r>
-            <w:rPr>
-              <w:rStyle w:val="Hyperlink"/>
-            </w:rPr>
-            <w:t>n in de Zuid-</w:t>
-          </w:r>
-        </w:hyperlink>
-      </w:r>
-      <w:r>
-        <w:rPr>
-          <w:u w:val="single" w:color="0000ff"/>
-          <w:rFonts w:ascii="Charis SIL Regular" w:hAnsi="Charis SIL Regular" w:eastAsia="Charis SIL Regular"/>
-          <w:b w:val="0"/>
-          <w:i w:val="0"/>
-          <w:color w:val="000000"/>
-          <w:sz w:val="24"/>
-        </w:rPr>
-        <w:t>H</w:t>
+        <w:t>, beiden in de Zuid-H</w:t>
       </w:r>
       <w:r>
         <w:rPr>
@@ -1990,7 +1961,7 @@
           <w:sz w:val="24"/>
           <w:u w:val="single"/>
         </w:rPr>
-        <w:hyperlink r:id="rId19" w:history="1">
+        <w:hyperlink r:id="rId14" w:history="1">
           <w:r>
             <w:rPr>
               <w:rStyle w:val="Hyperlink"/>
@@ -2019,7 +1990,7 @@
           <w:sz w:val="24"/>
           <w:u w:val="single"/>
         </w:rPr>
-        <w:hyperlink r:id="rId19" w:history="1">
+        <w:hyperlink r:id="rId14" w:history="1">
           <w:r>
             <w:rPr>
               <w:rStyle w:val="Hyperlink"/>
@@ -2048,7 +2019,7 @@
           <w:sz w:val="24"/>
           <w:u w:val="single"/>
         </w:rPr>
-        <w:hyperlink r:id="rId19" w:history="1">
+        <w:hyperlink r:id="rId14" w:history="1">
           <w:r>
             <w:rPr>
               <w:rStyle w:val="Hyperlink"/>
@@ -2066,7 +2037,7 @@
           <w:sz w:val="24"/>
           <w:u w:val="single"/>
         </w:rPr>
-        <w:hyperlink r:id="rId19" w:history="1">
+        <w:hyperlink r:id="rId14" w:history="1">
           <w:r>
             <w:rPr>
               <w:rStyle w:val="Hyperlink"/>
@@ -2084,7 +2055,7 @@
           <w:sz w:val="24"/>
           <w:u w:val="single"/>
         </w:rPr>
-        <w:hyperlink r:id="rId19" w:history="1">
+        <w:hyperlink r:id="rId14" w:history="1">
           <w:r>
             <w:rPr>
               <w:rStyle w:val="Hyperlink"/>
@@ -2113,7 +2084,7 @@
           <w:sz w:val="24"/>
           <w:u w:val="single"/>
         </w:rPr>
-        <w:hyperlink r:id="rId19" w:history="1">
+        <w:hyperlink r:id="rId14" w:history="1">
           <w:r>
             <w:rPr>
               <w:rStyle w:val="Hyperlink"/>
@@ -2142,7 +2113,7 @@
           <w:sz w:val="24"/>
           <w:u w:val="single"/>
         </w:rPr>
-        <w:hyperlink r:id="rId19" w:history="1">
+        <w:hyperlink r:id="rId14" w:history="1">
           <w:r>
             <w:rPr>
               <w:rStyle w:val="Hyperlink"/>
@@ -2171,7 +2142,7 @@
           <w:sz w:val="24"/>
           <w:u w:val="single"/>
         </w:rPr>
-        <w:hyperlink r:id="rId19" w:history="1">
+        <w:hyperlink r:id="rId14" w:history="1">
           <w:r>
             <w:rPr>
               <w:rStyle w:val="Hyperlink"/>
@@ -2187,15 +2158,27 @@
           <w:i w:val="0"/>
           <w:color w:val="0000FF"/>
           <w:sz w:val="24"/>
+          <w:u w:val="single"/>
         </w:rPr>
         <w:hyperlink r:id="rId14" w:history="1">
           <w:r>
             <w:rPr>
               <w:rStyle w:val="Hyperlink"/>
             </w:rPr>
-            <w:t xml:space="preserve">oloniale </w:t>
+            <w:t>oloniale</w:t>
           </w:r>
         </w:hyperlink>
+      </w:r>
+      <w:r>
+        <w:rPr>
+          <w:rFonts w:ascii="Charis SIL Regular" w:hAnsi="Charis SIL Regular" w:eastAsia="Charis SIL Regular"/>
+          <w:b w:val="0"/>
+          <w:i w:val="0"/>
+          <w:color w:val="0000FF"/>
+          <w:sz w:val="24"/>
+          <w:u w:val="single"/>
+        </w:rPr>
+        <w:t xml:space="preserve"> </w:t>
       </w:r>
       <w:r>
         <w:rPr>
@@ -2235,8 +2218,16 @@
           <w:i w:val="0"/>
           <w:color w:val="0000FF"/>
           <w:sz w:val="24"/>
+          <w:u w:val="single"/>
         </w:rPr>
-        <w:t xml:space="preserve">Leger- en marinepersoneel in </w:t>
+        <w:hyperlink r:id="rId13" w:history="1">
+          <w:r>
+            <w:rPr>
+              <w:rStyle w:val="Hyperlink"/>
+            </w:rPr>
+            <w:t>Le</w:t>
+          </w:r>
+        </w:hyperlink>
       </w:r>
       <w:r>
         <w:rPr>
@@ -2247,7 +2238,195 @@
           <w:sz w:val="24"/>
           <w:u w:val="single"/>
         </w:rPr>
-        <w:hyperlink r:id="rId19" w:history="1">
+        <w:hyperlink r:id="rId13" w:history="1">
+          <w:r>
+            <w:rPr>
+              <w:rStyle w:val="Hyperlink"/>
+            </w:rPr>
+            <w:t>g</w:t>
+          </w:r>
+        </w:hyperlink>
+      </w:r>
+      <w:r>
+        <w:rPr>
+          <w:rFonts w:ascii="Charis SIL Regular" w:hAnsi="Charis SIL Regular" w:eastAsia="Charis SIL Regular"/>
+          <w:b w:val="0"/>
+          <w:i w:val="0"/>
+          <w:color w:val="0000FF"/>
+          <w:sz w:val="24"/>
+          <w:u w:val="single"/>
+        </w:rPr>
+        <w:hyperlink r:id="rId13" w:history="1">
+          <w:r>
+            <w:rPr>
+              <w:rStyle w:val="Hyperlink"/>
+            </w:rPr>
+            <w:t>er-</w:t>
+          </w:r>
+        </w:hyperlink>
+      </w:r>
+      <w:r>
+        <w:rPr>
+          <w:rFonts w:ascii="Charis SIL Regular" w:hAnsi="Charis SIL Regular" w:eastAsia="Charis SIL Regular"/>
+          <w:b w:val="0"/>
+          <w:i w:val="0"/>
+          <w:color w:val="0000FF"/>
+          <w:sz w:val="24"/>
+          <w:u w:val="single"/>
+        </w:rPr>
+        <w:t xml:space="preserve"> </w:t>
+      </w:r>
+      <w:r>
+        <w:rPr>
+          <w:rFonts w:ascii="Charis SIL Regular" w:hAnsi="Charis SIL Regular" w:eastAsia="Charis SIL Regular"/>
+          <w:b w:val="0"/>
+          <w:i w:val="0"/>
+          <w:color w:val="0000FF"/>
+          <w:sz w:val="24"/>
+          <w:u w:val="single"/>
+        </w:rPr>
+        <w:hyperlink r:id="rId13" w:history="1">
+          <w:r>
+            <w:rPr>
+              <w:rStyle w:val="Hyperlink"/>
+            </w:rPr>
+            <w:t>en</w:t>
+          </w:r>
+        </w:hyperlink>
+      </w:r>
+      <w:r>
+        <w:rPr>
+          <w:rFonts w:ascii="Charis SIL Regular" w:hAnsi="Charis SIL Regular" w:eastAsia="Charis SIL Regular"/>
+          <w:b w:val="0"/>
+          <w:i w:val="0"/>
+          <w:color w:val="0000FF"/>
+          <w:sz w:val="24"/>
+          <w:u w:val="single"/>
+        </w:rPr>
+        <w:t xml:space="preserve"> </w:t>
+      </w:r>
+      <w:r>
+        <w:rPr>
+          <w:rFonts w:ascii="Charis SIL Regular" w:hAnsi="Charis SIL Regular" w:eastAsia="Charis SIL Regular"/>
+          <w:b w:val="0"/>
+          <w:i w:val="0"/>
+          <w:color w:val="0000FF"/>
+          <w:sz w:val="24"/>
+          <w:u w:val="single"/>
+        </w:rPr>
+        <w:hyperlink r:id="rId13" w:history="1">
+          <w:r>
+            <w:rPr>
+              <w:rStyle w:val="Hyperlink"/>
+            </w:rPr>
+            <w:t>ma</w:t>
+          </w:r>
+        </w:hyperlink>
+      </w:r>
+      <w:r>
+        <w:rPr>
+          <w:rFonts w:ascii="Charis SIL Regular" w:hAnsi="Charis SIL Regular" w:eastAsia="Charis SIL Regular"/>
+          <w:b w:val="0"/>
+          <w:i w:val="0"/>
+          <w:color w:val="0000FF"/>
+          <w:sz w:val="24"/>
+          <w:u w:val="single"/>
+        </w:rPr>
+        <w:hyperlink r:id="rId13" w:history="1">
+          <w:r>
+            <w:rPr>
+              <w:rStyle w:val="Hyperlink"/>
+            </w:rPr>
+            <w:t>rineperso</w:t>
+          </w:r>
+        </w:hyperlink>
+      </w:r>
+      <w:r>
+        <w:rPr>
+          <w:rFonts w:ascii="Charis SIL Regular" w:hAnsi="Charis SIL Regular" w:eastAsia="Charis SIL Regular"/>
+          <w:b w:val="0"/>
+          <w:i w:val="0"/>
+          <w:color w:val="0000FF"/>
+          <w:sz w:val="24"/>
+          <w:u w:val="single"/>
+        </w:rPr>
+        <w:hyperlink r:id="rId13" w:history="1">
+          <w:r>
+            <w:rPr>
+              <w:rStyle w:val="Hyperlink"/>
+            </w:rPr>
+            <w:t>nee</w:t>
+          </w:r>
+        </w:hyperlink>
+      </w:r>
+      <w:r>
+        <w:rPr>
+          <w:rFonts w:ascii="Charis SIL Regular" w:hAnsi="Charis SIL Regular" w:eastAsia="Charis SIL Regular"/>
+          <w:b w:val="0"/>
+          <w:i w:val="0"/>
+          <w:color w:val="0000FF"/>
+          <w:sz w:val="24"/>
+          <w:u w:val="single"/>
+        </w:rPr>
+        <w:hyperlink r:id="rId13" w:history="1">
+          <w:r>
+            <w:rPr>
+              <w:rStyle w:val="Hyperlink"/>
+            </w:rPr>
+            <w:t>l</w:t>
+          </w:r>
+        </w:hyperlink>
+      </w:r>
+      <w:r>
+        <w:rPr>
+          <w:rFonts w:ascii="Charis SIL Regular" w:hAnsi="Charis SIL Regular" w:eastAsia="Charis SIL Regular"/>
+          <w:b w:val="0"/>
+          <w:i w:val="0"/>
+          <w:color w:val="0000FF"/>
+          <w:sz w:val="24"/>
+          <w:u w:val="single"/>
+        </w:rPr>
+        <w:t xml:space="preserve"> </w:t>
+      </w:r>
+      <w:r>
+        <w:rPr>
+          <w:rFonts w:ascii="Charis SIL Regular" w:hAnsi="Charis SIL Regular" w:eastAsia="Charis SIL Regular"/>
+          <w:b w:val="0"/>
+          <w:i w:val="0"/>
+          <w:color w:val="0000FF"/>
+          <w:sz w:val="24"/>
+          <w:u w:val="single"/>
+        </w:rPr>
+        <w:hyperlink r:id="rId13" w:history="1">
+          <w:r>
+            <w:rPr>
+              <w:rStyle w:val="Hyperlink"/>
+            </w:rPr>
+            <w:t>in</w:t>
+          </w:r>
+        </w:hyperlink>
+      </w:r>
+      <w:r>
+        <w:rPr>
+          <w:rFonts w:ascii="Charis SIL Regular" w:hAnsi="Charis SIL Regular" w:eastAsia="Charis SIL Regular"/>
+          <w:b w:val="0"/>
+          <w:i w:val="0"/>
+          <w:color w:val="0000FF"/>
+          <w:sz w:val="24"/>
+          <w:u w:val="single"/>
+        </w:rPr>
+        <w:t xml:space="preserve"> </w:t>
+      </w:r>
+      <w:r>
+        <w:rPr>
+          <w:rFonts w:ascii="Charis SIL Regular" w:hAnsi="Charis SIL Regular" w:eastAsia="Charis SIL Regular"/>
+          <w:b w:val="0"/>
+          <w:i w:val="0"/>
+          <w:color w:val="0000FF"/>
+          <w:sz w:val="24"/>
+          <w:u w:val="single"/>
+        </w:rPr>
+        <w:hyperlink r:id="rId13" w:history="1">
           <w:r>
             <w:rPr>
               <w:rStyle w:val="Hyperlink"/>
@@ -2664,7 +2843,7 @@
           <w:sz w:val="24"/>
           <w:u w:val="single"/>
         </w:rPr>
-        <w:hyperlink r:id="rId15" w:history="1">
+        <w:hyperlink r:id="rId20" w:history="1">
           <w:r>
             <w:rPr>
               <w:rStyle w:val="Hyperlink"/>
@@ -2693,7 +2872,7 @@
           <w:sz w:val="24"/>
           <w:u w:val="single"/>
         </w:rPr>
-        <w:hyperlink r:id="rId15" w:history="1">
+        <w:hyperlink r:id="rId20" w:history="1">
           <w:r>
             <w:rPr>
               <w:rStyle w:val="Hyperlink"/>
@@ -2758,7 +2937,14 @@
           <w:sz w:val="24"/>
           <w:u w:val="single"/>
         </w:rPr>
-        <w:t>ssionarisse</w:t>
+        <w:hyperlink r:id="rId20" w:history="1">
+          <w:r>
+            <w:rPr>
+              <w:rStyle w:val="Hyperlink"/>
+            </w:rPr>
+            <w:t>ssionarisse</w:t>
+          </w:r>
+        </w:hyperlink>
       </w:r>
       <w:r>
         <w:rPr>
@@ -2798,7 +2984,7 @@
           <w:sz w:val="24"/>
           <w:u w:val="single"/>
         </w:rPr>
-        <w:hyperlink r:id="rId15" w:history="1">
+        <w:hyperlink r:id="rId20" w:history="1">
           <w:r>
             <w:rPr>
               <w:rStyle w:val="Hyperlink"/>
@@ -2816,7 +3002,7 @@
           <w:sz w:val="24"/>
           <w:u w:val="single"/>
         </w:rPr>
-        <w:hyperlink r:id="rId15" w:history="1">
+        <w:hyperlink r:id="rId20" w:history="1">
           <w:r>
             <w:rPr>
               <w:rStyle w:val="Hyperlink"/>
@@ -2845,7 +3031,7 @@
           <w:sz w:val="24"/>
           <w:u w:val="single"/>
         </w:rPr>
-        <w:hyperlink r:id="rId15" w:history="1">
+        <w:hyperlink r:id="rId20" w:history="1">
           <w:r>
             <w:rPr>
               <w:rStyle w:val="Hyperlink"/>
@@ -2863,7 +3049,7 @@
           <w:sz w:val="24"/>
           <w:u w:val="single"/>
         </w:rPr>
-        <w:hyperlink r:id="rId15" w:history="1">
+        <w:hyperlink r:id="rId20" w:history="1">
           <w:r>
             <w:rPr>
               <w:rStyle w:val="Hyperlink"/>
@@ -2881,7 +3067,7 @@
           <w:sz w:val="24"/>
           <w:u w:val="single"/>
         </w:rPr>
-        <w:hyperlink r:id="rId15" w:history="1">
+        <w:hyperlink r:id="rId20" w:history="1">
           <w:r>
             <w:rPr>
               <w:rStyle w:val="Hyperlink"/>
@@ -2910,7 +3096,7 @@
           <w:sz w:val="24"/>
           <w:u w:val="single"/>
         </w:rPr>
-        <w:hyperlink r:id="rId15" w:history="1">
+        <w:hyperlink r:id="rId20" w:history="1">
           <w:r>
             <w:rPr>
               <w:rStyle w:val="Hyperlink"/>

--- a/EXPORTS/DOCX/published/niveau2/Dutch/Museum.docx
+++ b/EXPORTS/DOCX/published/niveau2/Dutch/Museum.docx
@@ -371,7 +371,35 @@
           <w:color w:val="000000"/>
           <w:sz w:val="24"/>
         </w:rPr>
-        <w:t>, beiden in de Zuid-H</w:t>
+        <w:t>, beide</w:t>
+      </w:r>
+      <w:r>
+        <w:rPr>
+          <w:u w:val="single" w:color="0000ff"/>
+          <w:rFonts w:ascii="Charis SIL Regular" w:hAnsi="Charis SIL Regular" w:eastAsia="Charis SIL Regular"/>
+          <w:b w:val="0"/>
+          <w:i w:val="0"/>
+          <w:color w:val="000000"/>
+          <w:sz w:val="24"/>
+        </w:rPr>
+        <w:hyperlink r:id="rId9" w:history="1">
+          <w:r>
+            <w:rPr>
+              <w:rStyle w:val="Hyperlink"/>
+            </w:rPr>
+            <w:t>n in de Zuid-</w:t>
+          </w:r>
+        </w:hyperlink>
+      </w:r>
+      <w:r>
+        <w:rPr>
+          <w:rFonts w:ascii="Charis SIL Regular" w:hAnsi="Charis SIL Regular" w:eastAsia="Charis SIL Regular"/>
+          <w:b w:val="0"/>
+          <w:i w:val="0"/>
+          <w:color w:val="000000"/>
+          <w:sz w:val="24"/>
+        </w:rPr>
+        <w:t>H</w:t>
       </w:r>
       <w:r>
         <w:rPr>
@@ -2220,7 +2248,7 @@
           <w:sz w:val="24"/>
           <w:u w:val="single"/>
         </w:rPr>
-        <w:hyperlink r:id="rId13" w:history="1">
+        <w:hyperlink r:id="rId19" w:history="1">
           <w:r>
             <w:rPr>
               <w:rStyle w:val="Hyperlink"/>
@@ -2238,7 +2266,7 @@
           <w:sz w:val="24"/>
           <w:u w:val="single"/>
         </w:rPr>
-        <w:hyperlink r:id="rId13" w:history="1">
+        <w:hyperlink r:id="rId19" w:history="1">
           <w:r>
             <w:rPr>
               <w:rStyle w:val="Hyperlink"/>
@@ -2256,7 +2284,7 @@
           <w:sz w:val="24"/>
           <w:u w:val="single"/>
         </w:rPr>
-        <w:hyperlink r:id="rId13" w:history="1">
+        <w:hyperlink r:id="rId19" w:history="1">
           <w:r>
             <w:rPr>
               <w:rStyle w:val="Hyperlink"/>
@@ -2444,7 +2472,7 @@
           <w:sz w:val="24"/>
           <w:u w:val="single"/>
         </w:rPr>
-        <w:hyperlink r:id="rId19" w:history="1">
+        <w:hyperlink r:id="rId13" w:history="1">
           <w:r>
             <w:rPr>
               <w:rStyle w:val="Hyperlink"/>
@@ -2462,7 +2490,7 @@
           <w:sz w:val="24"/>
           <w:u w:val="single"/>
         </w:rPr>
-        <w:hyperlink r:id="rId19" w:history="1">
+        <w:hyperlink r:id="rId13" w:history="1">
           <w:r>
             <w:rPr>
               <w:rStyle w:val="Hyperlink"/>
@@ -2491,7 +2519,7 @@
           <w:sz w:val="24"/>
           <w:u w:val="single"/>
         </w:rPr>
-        <w:hyperlink r:id="rId19" w:history="1">
+        <w:hyperlink r:id="rId13" w:history="1">
           <w:r>
             <w:rPr>
               <w:rStyle w:val="Hyperlink"/>
@@ -2537,7 +2565,7 @@
           <w:sz w:val="24"/>
           <w:u w:val="single"/>
         </w:rPr>
-        <w:hyperlink r:id="rId13" w:history="1">
+        <w:hyperlink r:id="rId20" w:history="1">
           <w:r>
             <w:rPr>
               <w:rStyle w:val="Hyperlink"/>
@@ -2555,7 +2583,7 @@
           <w:sz w:val="24"/>
           <w:u w:val="single"/>
         </w:rPr>
-        <w:hyperlink r:id="rId13" w:history="1">
+        <w:hyperlink r:id="rId20" w:history="1">
           <w:r>
             <w:rPr>
               <w:rStyle w:val="Hyperlink"/>

--- a/EXPORTS/DOCX/published/niveau2/Dutch/Museum.docx
+++ b/EXPORTS/DOCX/published/niveau2/Dutch/Museum.docx
@@ -371,53 +371,7 @@
           <w:color w:val="000000"/>
           <w:sz w:val="24"/>
         </w:rPr>
-        <w:t>, beide</w:t>
-      </w:r>
-      <w:r>
-        <w:rPr>
-          <w:u w:val="single" w:color="0000ff"/>
-          <w:rFonts w:ascii="Charis SIL Regular" w:hAnsi="Charis SIL Regular" w:eastAsia="Charis SIL Regular"/>
-          <w:b w:val="0"/>
-          <w:i w:val="0"/>
-          <w:color w:val="000000"/>
-          <w:sz w:val="24"/>
-        </w:rPr>
-        <w:hyperlink r:id="rId9" w:history="1">
-          <w:r>
-            <w:rPr>
-              <w:rStyle w:val="Hyperlink"/>
-            </w:rPr>
-            <w:t>n in de Zuid-</w:t>
-          </w:r>
-        </w:hyperlink>
-      </w:r>
-      <w:r>
-        <w:rPr>
-          <w:rFonts w:ascii="Charis SIL Regular" w:hAnsi="Charis SIL Regular" w:eastAsia="Charis SIL Regular"/>
-          <w:b w:val="0"/>
-          <w:i w:val="0"/>
-          <w:color w:val="000000"/>
-          <w:sz w:val="24"/>
-        </w:rPr>
-        <w:t>H</w:t>
-      </w:r>
-      <w:r>
-        <w:rPr>
-          <w:u w:val="single" w:color="0000ff"/>
-          <w:rFonts w:ascii="Charis SIL Regular" w:hAnsi="Charis SIL Regular" w:eastAsia="Charis SIL Regular"/>
-          <w:b w:val="0"/>
-          <w:i w:val="0"/>
-          <w:color w:val="000000"/>
-          <w:sz w:val="24"/>
-        </w:rPr>
-        <w:hyperlink r:id="rId9" w:history="1">
-          <w:r>
-            <w:rPr>
-              <w:rStyle w:val="Hyperlink"/>
-            </w:rPr>
-            <w:t>olla</w:t>
-          </w:r>
-        </w:hyperlink>
+        <w:t>, beiden in de Zuid-Holla</w:t>
       </w:r>
       <w:r>
         <w:rPr>
@@ -1475,9 +1429,15 @@
           <w:i w:val="0"/>
           <w:color w:val="0000FF"/>
           <w:sz w:val="24"/>
-          <w:u w:val="single"/>
         </w:rPr>
-        <w:t>c</w:t>
+        <w:hyperlink r:id="rId10" w:history="1">
+          <w:r>
+            <w:rPr>
+              <w:rStyle w:val="Hyperlink"/>
+            </w:rPr>
+            <w:t>c</w:t>
+          </w:r>
+        </w:hyperlink>
       </w:r>
       <w:r>
         <w:rPr>
@@ -1688,36 +1648,7 @@
           <w:color w:val="000000"/>
           <w:sz w:val="24"/>
         </w:rPr>
-        <w:t>collecties waren vaak een samenvoeging van volkenkundige, natu</w:t>
-      </w:r>
-      <w:r>
-        <w:rPr>
-          <w:u w:val="single" w:color="0000ff"/>
-          <w:rFonts w:ascii="Charis SIL Regular" w:hAnsi="Charis SIL Regular" w:eastAsia="Charis SIL Regular"/>
-          <w:b w:val="0"/>
-          <w:i w:val="0"/>
-          <w:color w:val="000000"/>
-          <w:sz w:val="24"/>
-        </w:rPr>
-        <w:t>u</w:t>
-      </w:r>
-      <w:r>
-        <w:rPr>
-          <w:u w:val="single" w:color="0000ff"/>
-          <w:rFonts w:ascii="Charis SIL Regular" w:hAnsi="Charis SIL Regular" w:eastAsia="Charis SIL Regular"/>
-          <w:b w:val="0"/>
-          <w:i w:val="0"/>
-          <w:color w:val="000000"/>
-          <w:sz w:val="24"/>
-        </w:rPr>
-        <w:hyperlink r:id="rId18" w:history="1">
-          <w:r>
-            <w:rPr>
-              <w:rStyle w:val="Hyperlink"/>
-            </w:rPr>
-            <w:t>rhistorische- e</w:t>
-          </w:r>
-        </w:hyperlink>
+        <w:t>collecties waren vaak een samenvoeging van volkenkundige, natuurhistorische- e</w:t>
       </w:r>
       <w:r>
         <w:rPr>
@@ -2248,7 +2179,7 @@
           <w:sz w:val="24"/>
           <w:u w:val="single"/>
         </w:rPr>
-        <w:hyperlink r:id="rId19" w:history="1">
+        <w:hyperlink r:id="rId13" w:history="1">
           <w:r>
             <w:rPr>
               <w:rStyle w:val="Hyperlink"/>
@@ -2266,7 +2197,7 @@
           <w:sz w:val="24"/>
           <w:u w:val="single"/>
         </w:rPr>
-        <w:hyperlink r:id="rId19" w:history="1">
+        <w:hyperlink r:id="rId13" w:history="1">
           <w:r>
             <w:rPr>
               <w:rStyle w:val="Hyperlink"/>
@@ -2284,7 +2215,7 @@
           <w:sz w:val="24"/>
           <w:u w:val="single"/>
         </w:rPr>
-        <w:hyperlink r:id="rId19" w:history="1">
+        <w:hyperlink r:id="rId13" w:history="1">
           <w:r>
             <w:rPr>
               <w:rStyle w:val="Hyperlink"/>
@@ -2565,7 +2496,7 @@
           <w:sz w:val="24"/>
           <w:u w:val="single"/>
         </w:rPr>
-        <w:hyperlink r:id="rId20" w:history="1">
+        <w:hyperlink r:id="rId13" w:history="1">
           <w:r>
             <w:rPr>
               <w:rStyle w:val="Hyperlink"/>
@@ -2583,7 +2514,7 @@
           <w:sz w:val="24"/>
           <w:u w:val="single"/>
         </w:rPr>
-        <w:hyperlink r:id="rId20" w:history="1">
+        <w:hyperlink r:id="rId13" w:history="1">
           <w:r>
             <w:rPr>
               <w:rStyle w:val="Hyperlink"/>

--- a/EXPORTS/DOCX/published/niveau2/Dutch/Museum.docx
+++ b/EXPORTS/DOCX/published/niveau2/Dutch/Museum.docx
@@ -371,7 +371,53 @@
           <w:color w:val="000000"/>
           <w:sz w:val="24"/>
         </w:rPr>
-        <w:t>, beiden in de Zuid-Holla</w:t>
+        <w:t>, beide</w:t>
+      </w:r>
+      <w:r>
+        <w:rPr>
+          <w:u w:val="single" w:color="0000ff"/>
+          <w:rFonts w:ascii="Charis SIL Regular" w:hAnsi="Charis SIL Regular" w:eastAsia="Charis SIL Regular"/>
+          <w:b w:val="0"/>
+          <w:i w:val="0"/>
+          <w:color w:val="000000"/>
+          <w:sz w:val="24"/>
+        </w:rPr>
+        <w:hyperlink r:id="rId9" w:history="1">
+          <w:r>
+            <w:rPr>
+              <w:rStyle w:val="Hyperlink"/>
+            </w:rPr>
+            <w:t>n in de Zuid-</w:t>
+          </w:r>
+        </w:hyperlink>
+      </w:r>
+      <w:r>
+        <w:rPr>
+          <w:rFonts w:ascii="Charis SIL Regular" w:hAnsi="Charis SIL Regular" w:eastAsia="Charis SIL Regular"/>
+          <w:b w:val="0"/>
+          <w:i w:val="0"/>
+          <w:color w:val="000000"/>
+          <w:sz w:val="24"/>
+        </w:rPr>
+        <w:t>H</w:t>
+      </w:r>
+      <w:r>
+        <w:rPr>
+          <w:u w:val="single" w:color="0000ff"/>
+          <w:rFonts w:ascii="Charis SIL Regular" w:hAnsi="Charis SIL Regular" w:eastAsia="Charis SIL Regular"/>
+          <w:b w:val="0"/>
+          <w:i w:val="0"/>
+          <w:color w:val="000000"/>
+          <w:sz w:val="24"/>
+        </w:rPr>
+        <w:hyperlink r:id="rId9" w:history="1">
+          <w:r>
+            <w:rPr>
+              <w:rStyle w:val="Hyperlink"/>
+            </w:rPr>
+            <w:t>olla</w:t>
+          </w:r>
+        </w:hyperlink>
       </w:r>
       <w:r>
         <w:rPr>
@@ -1648,7 +1694,36 @@
           <w:color w:val="000000"/>
           <w:sz w:val="24"/>
         </w:rPr>
-        <w:t>collecties waren vaak een samenvoeging van volkenkundige, natuurhistorische- e</w:t>
+        <w:t>collecties waren vaak een samenvoeging van volkenkundige, natu</w:t>
+      </w:r>
+      <w:r>
+        <w:rPr>
+          <w:u w:val="single" w:color="0000ff"/>
+          <w:rFonts w:ascii="Charis SIL Regular" w:hAnsi="Charis SIL Regular" w:eastAsia="Charis SIL Regular"/>
+          <w:b w:val="0"/>
+          <w:i w:val="0"/>
+          <w:color w:val="000000"/>
+          <w:sz w:val="24"/>
+        </w:rPr>
+        <w:t>u</w:t>
+      </w:r>
+      <w:r>
+        <w:rPr>
+          <w:u w:val="single" w:color="0000ff"/>
+          <w:rFonts w:ascii="Charis SIL Regular" w:hAnsi="Charis SIL Regular" w:eastAsia="Charis SIL Regular"/>
+          <w:b w:val="0"/>
+          <w:i w:val="0"/>
+          <w:color w:val="000000"/>
+          <w:sz w:val="24"/>
+        </w:rPr>
+        <w:hyperlink r:id="rId18" w:history="1">
+          <w:r>
+            <w:rPr>
+              <w:rStyle w:val="Hyperlink"/>
+            </w:rPr>
+            <w:t>rhistorische- e</w:t>
+          </w:r>
+        </w:hyperlink>
       </w:r>
       <w:r>
         <w:rPr>
@@ -2496,7 +2571,7 @@
           <w:sz w:val="24"/>
           <w:u w:val="single"/>
         </w:rPr>
-        <w:hyperlink r:id="rId13" w:history="1">
+        <w:hyperlink r:id="rId20" w:history="1">
           <w:r>
             <w:rPr>
               <w:rStyle w:val="Hyperlink"/>
@@ -2514,7 +2589,7 @@
           <w:sz w:val="24"/>
           <w:u w:val="single"/>
         </w:rPr>
-        <w:hyperlink r:id="rId13" w:history="1">
+        <w:hyperlink r:id="rId20" w:history="1">
           <w:r>
             <w:rPr>
               <w:rStyle w:val="Hyperlink"/>

--- a/EXPORTS/DOCX/published/niveau2/Dutch/Museum.docx
+++ b/EXPORTS/DOCX/published/niveau2/Dutch/Museum.docx
@@ -393,6 +393,7 @@
       </w:r>
       <w:r>
         <w:rPr>
+          <w:u w:val="single" w:color="0000ff"/>
           <w:rFonts w:ascii="Charis SIL Regular" w:hAnsi="Charis SIL Regular" w:eastAsia="Charis SIL Regular"/>
           <w:b w:val="0"/>
           <w:i w:val="0"/>
@@ -784,7 +785,6 @@
           <w:i w:val="0"/>
           <w:color w:val="0000FF"/>
           <w:sz w:val="24"/>
-          <w:u w:val="single"/>
         </w:rPr>
         <w:hyperlink r:id="rId12" w:history="1">
           <w:r>
@@ -1475,15 +1475,9 @@
           <w:i w:val="0"/>
           <w:color w:val="0000FF"/>
           <w:sz w:val="24"/>
+          <w:u w:val="single"/>
         </w:rPr>
-        <w:hyperlink r:id="rId10" w:history="1">
-          <w:r>
-            <w:rPr>
-              <w:rStyle w:val="Hyperlink"/>
-            </w:rPr>
-            <w:t>c</w:t>
-          </w:r>
-        </w:hyperlink>
+        <w:t>c</w:t>
       </w:r>
       <w:r>
         <w:rPr>
@@ -1705,25 +1699,7 @@
           <w:color w:val="000000"/>
           <w:sz w:val="24"/>
         </w:rPr>
-        <w:t>u</w:t>
-      </w:r>
-      <w:r>
-        <w:rPr>
-          <w:u w:val="single" w:color="0000ff"/>
-          <w:rFonts w:ascii="Charis SIL Regular" w:hAnsi="Charis SIL Regular" w:eastAsia="Charis SIL Regular"/>
-          <w:b w:val="0"/>
-          <w:i w:val="0"/>
-          <w:color w:val="000000"/>
-          <w:sz w:val="24"/>
-        </w:rPr>
-        <w:hyperlink r:id="rId18" w:history="1">
-          <w:r>
-            <w:rPr>
-              <w:rStyle w:val="Hyperlink"/>
-            </w:rPr>
-            <w:t>rhistorische- e</w:t>
-          </w:r>
-        </w:hyperlink>
+        <w:t>urhistorische- e</w:t>
       </w:r>
       <w:r>
         <w:rPr>
@@ -1966,7 +1942,7 @@
           <w:sz w:val="24"/>
           <w:u w:val="single"/>
         </w:rPr>
-        <w:hyperlink r:id="rId14" w:history="1">
+        <w:hyperlink r:id="rId19" w:history="1">
           <w:r>
             <w:rPr>
               <w:rStyle w:val="Hyperlink"/>
@@ -1995,7 +1971,7 @@
           <w:sz w:val="24"/>
           <w:u w:val="single"/>
         </w:rPr>
-        <w:hyperlink r:id="rId14" w:history="1">
+        <w:hyperlink r:id="rId19" w:history="1">
           <w:r>
             <w:rPr>
               <w:rStyle w:val="Hyperlink"/>
@@ -2024,7 +2000,7 @@
           <w:sz w:val="24"/>
           <w:u w:val="single"/>
         </w:rPr>
-        <w:hyperlink r:id="rId14" w:history="1">
+        <w:hyperlink r:id="rId19" w:history="1">
           <w:r>
             <w:rPr>
               <w:rStyle w:val="Hyperlink"/>
@@ -2053,7 +2029,7 @@
           <w:sz w:val="24"/>
           <w:u w:val="single"/>
         </w:rPr>
-        <w:hyperlink r:id="rId14" w:history="1">
+        <w:hyperlink r:id="rId19" w:history="1">
           <w:r>
             <w:rPr>
               <w:rStyle w:val="Hyperlink"/>
@@ -2071,7 +2047,7 @@
           <w:sz w:val="24"/>
           <w:u w:val="single"/>
         </w:rPr>
-        <w:hyperlink r:id="rId14" w:history="1">
+        <w:hyperlink r:id="rId19" w:history="1">
           <w:r>
             <w:rPr>
               <w:rStyle w:val="Hyperlink"/>
@@ -2290,7 +2266,7 @@
           <w:sz w:val="24"/>
           <w:u w:val="single"/>
         </w:rPr>
-        <w:hyperlink r:id="rId13" w:history="1">
+        <w:hyperlink r:id="rId19" w:history="1">
           <w:r>
             <w:rPr>
               <w:rStyle w:val="Hyperlink"/>
@@ -2319,12 +2295,77 @@
           <w:sz w:val="24"/>
           <w:u w:val="single"/>
         </w:rPr>
-        <w:hyperlink r:id="rId13" w:history="1">
+        <w:hyperlink r:id="rId19" w:history="1">
           <w:r>
             <w:rPr>
               <w:rStyle w:val="Hyperlink"/>
             </w:rPr>
-            <w:t>en</w:t>
+            <w:t xml:space="preserve">en </w:t>
+          </w:r>
+        </w:hyperlink>
+      </w:r>
+      <w:r>
+        <w:rPr>
+          <w:rFonts w:ascii="Charis SIL Regular" w:hAnsi="Charis SIL Regular" w:eastAsia="Charis SIL Regular"/>
+          <w:b w:val="0"/>
+          <w:i w:val="0"/>
+          <w:color w:val="0000FF"/>
+          <w:sz w:val="24"/>
+          <w:u w:val="single"/>
+        </w:rPr>
+        <w:hyperlink r:id="rId19" w:history="1">
+          <w:r>
+            <w:rPr>
+              <w:rStyle w:val="Hyperlink"/>
+            </w:rPr>
+            <w:t>ma</w:t>
+          </w:r>
+        </w:hyperlink>
+      </w:r>
+      <w:r>
+        <w:rPr>
+          <w:rFonts w:ascii="Charis SIL Regular" w:hAnsi="Charis SIL Regular" w:eastAsia="Charis SIL Regular"/>
+          <w:b w:val="0"/>
+          <w:i w:val="0"/>
+          <w:color w:val="0000FF"/>
+          <w:sz w:val="24"/>
+          <w:u w:val="single"/>
+        </w:rPr>
+        <w:t>rineperso</w:t>
+      </w:r>
+      <w:r>
+        <w:rPr>
+          <w:rFonts w:ascii="Charis SIL Regular" w:hAnsi="Charis SIL Regular" w:eastAsia="Charis SIL Regular"/>
+          <w:b w:val="0"/>
+          <w:i w:val="0"/>
+          <w:color w:val="0000FF"/>
+          <w:sz w:val="24"/>
+          <w:u w:val="single"/>
+        </w:rPr>
+        <w:hyperlink r:id="rId19" w:history="1">
+          <w:r>
+            <w:rPr>
+              <w:rStyle w:val="Hyperlink"/>
+            </w:rPr>
+            <w:t>nee</w:t>
+          </w:r>
+        </w:hyperlink>
+      </w:r>
+      <w:r>
+        <w:rPr>
+          <w:rFonts w:ascii="Charis SIL Regular" w:hAnsi="Charis SIL Regular" w:eastAsia="Charis SIL Regular"/>
+          <w:b w:val="0"/>
+          <w:i w:val="0"/>
+          <w:color w:val="0000FF"/>
+          <w:sz w:val="24"/>
+          <w:u w:val="single"/>
+        </w:rPr>
+        <w:hyperlink r:id="rId19" w:history="1">
+          <w:r>
+            <w:rPr>
+              <w:rStyle w:val="Hyperlink"/>
+            </w:rPr>
+            <w:t>l</w:t>
           </w:r>
         </w:hyperlink>
       </w:r>
@@ -2348,90 +2389,7 @@
           <w:sz w:val="24"/>
           <w:u w:val="single"/>
         </w:rPr>
-        <w:hyperlink r:id="rId13" w:history="1">
-          <w:r>
-            <w:rPr>
-              <w:rStyle w:val="Hyperlink"/>
-            </w:rPr>
-            <w:t>ma</w:t>
-          </w:r>
-        </w:hyperlink>
-      </w:r>
-      <w:r>
-        <w:rPr>
-          <w:rFonts w:ascii="Charis SIL Regular" w:hAnsi="Charis SIL Regular" w:eastAsia="Charis SIL Regular"/>
-          <w:b w:val="0"/>
-          <w:i w:val="0"/>
-          <w:color w:val="0000FF"/>
-          <w:sz w:val="24"/>
-          <w:u w:val="single"/>
-        </w:rPr>
-        <w:hyperlink r:id="rId13" w:history="1">
-          <w:r>
-            <w:rPr>
-              <w:rStyle w:val="Hyperlink"/>
-            </w:rPr>
-            <w:t>rineperso</w:t>
-          </w:r>
-        </w:hyperlink>
-      </w:r>
-      <w:r>
-        <w:rPr>
-          <w:rFonts w:ascii="Charis SIL Regular" w:hAnsi="Charis SIL Regular" w:eastAsia="Charis SIL Regular"/>
-          <w:b w:val="0"/>
-          <w:i w:val="0"/>
-          <w:color w:val="0000FF"/>
-          <w:sz w:val="24"/>
-          <w:u w:val="single"/>
-        </w:rPr>
-        <w:hyperlink r:id="rId13" w:history="1">
-          <w:r>
-            <w:rPr>
-              <w:rStyle w:val="Hyperlink"/>
-            </w:rPr>
-            <w:t>nee</w:t>
-          </w:r>
-        </w:hyperlink>
-      </w:r>
-      <w:r>
-        <w:rPr>
-          <w:rFonts w:ascii="Charis SIL Regular" w:hAnsi="Charis SIL Regular" w:eastAsia="Charis SIL Regular"/>
-          <w:b w:val="0"/>
-          <w:i w:val="0"/>
-          <w:color w:val="0000FF"/>
-          <w:sz w:val="24"/>
-          <w:u w:val="single"/>
-        </w:rPr>
-        <w:hyperlink r:id="rId13" w:history="1">
-          <w:r>
-            <w:rPr>
-              <w:rStyle w:val="Hyperlink"/>
-            </w:rPr>
-            <w:t>l</w:t>
-          </w:r>
-        </w:hyperlink>
-      </w:r>
-      <w:r>
-        <w:rPr>
-          <w:rFonts w:ascii="Charis SIL Regular" w:hAnsi="Charis SIL Regular" w:eastAsia="Charis SIL Regular"/>
-          <w:b w:val="0"/>
-          <w:i w:val="0"/>
-          <w:color w:val="0000FF"/>
-          <w:sz w:val="24"/>
-          <w:u w:val="single"/>
-        </w:rPr>
-        <w:t xml:space="preserve"> </w:t>
-      </w:r>
-      <w:r>
-        <w:rPr>
-          <w:rFonts w:ascii="Charis SIL Regular" w:hAnsi="Charis SIL Regular" w:eastAsia="Charis SIL Regular"/>
-          <w:b w:val="0"/>
-          <w:i w:val="0"/>
-          <w:color w:val="0000FF"/>
-          <w:sz w:val="24"/>
-          <w:u w:val="single"/>
-        </w:rPr>
-        <w:hyperlink r:id="rId13" w:history="1">
+        <w:hyperlink r:id="rId19" w:history="1">
           <w:r>
             <w:rPr>
               <w:rStyle w:val="Hyperlink"/>
@@ -2571,30 +2529,12 @@
           <w:sz w:val="24"/>
           <w:u w:val="single"/>
         </w:rPr>
-        <w:hyperlink r:id="rId20" w:history="1">
+        <w:hyperlink r:id="rId13" w:history="1">
           <w:r>
             <w:rPr>
               <w:rStyle w:val="Hyperlink"/>
             </w:rPr>
             <w:t>Weten</w:t>
-          </w:r>
-        </w:hyperlink>
-      </w:r>
-      <w:r>
-        <w:rPr>
-          <w:rFonts w:ascii="Charis SIL Regular" w:hAnsi="Charis SIL Regular" w:eastAsia="Charis SIL Regular"/>
-          <w:b w:val="0"/>
-          <w:i w:val="0"/>
-          <w:color w:val="0000FF"/>
-          <w:sz w:val="24"/>
-          <w:u w:val="single"/>
-        </w:rPr>
-        <w:hyperlink r:id="rId20" w:history="1">
-          <w:r>
-            <w:rPr>
-              <w:rStyle w:val="Hyperlink"/>
-            </w:rPr>
-            <w:t>s</w:t>
           </w:r>
         </w:hyperlink>
       </w:r>
@@ -2612,9 +2552,20 @@
             <w:rPr>
               <w:rStyle w:val="Hyperlink"/>
             </w:rPr>
-            <w:t>ch</w:t>
+            <w:t>s</w:t>
           </w:r>
         </w:hyperlink>
+      </w:r>
+      <w:r>
+        <w:rPr>
+          <w:rFonts w:ascii="Charis SIL Regular" w:hAnsi="Charis SIL Regular" w:eastAsia="Charis SIL Regular"/>
+          <w:b w:val="0"/>
+          <w:i w:val="0"/>
+          <w:color w:val="0000FF"/>
+          <w:sz w:val="24"/>
+          <w:u w:val="single"/>
+        </w:rPr>
+        <w:t>ch</w:t>
       </w:r>
       <w:r>
         <w:rPr>
@@ -2672,7 +2623,7 @@
           <w:sz w:val="24"/>
           <w:u w:val="single"/>
         </w:rPr>
-        <w:hyperlink r:id="rId13" w:history="1">
+        <w:hyperlink r:id="rId20" w:history="1">
           <w:r>
             <w:rPr>
               <w:rStyle w:val="Hyperlink"/>
@@ -2719,7 +2670,7 @@
           <w:sz w:val="24"/>
           <w:u w:val="single"/>
         </w:rPr>
-        <w:hyperlink r:id="rId13" w:history="1">
+        <w:hyperlink r:id="rId20" w:history="1">
           <w:r>
             <w:rPr>
               <w:rStyle w:val="Hyperlink"/>
@@ -2737,7 +2688,7 @@
           <w:sz w:val="24"/>
           <w:u w:val="single"/>
         </w:rPr>
-        <w:hyperlink r:id="rId13" w:history="1">
+        <w:hyperlink r:id="rId20" w:history="1">
           <w:r>
             <w:rPr>
               <w:rStyle w:val="Hyperlink"/>
@@ -2766,7 +2717,7 @@
           <w:sz w:val="24"/>
           <w:u w:val="single"/>
         </w:rPr>
-        <w:hyperlink r:id="rId13" w:history="1">
+        <w:hyperlink r:id="rId20" w:history="1">
           <w:r>
             <w:rPr>
               <w:rStyle w:val="Hyperlink"/>
@@ -2784,7 +2735,7 @@
           <w:sz w:val="24"/>
           <w:u w:val="single"/>
         </w:rPr>
-        <w:hyperlink r:id="rId13" w:history="1">
+        <w:hyperlink r:id="rId20" w:history="1">
           <w:r>
             <w:rPr>
               <w:rStyle w:val="Hyperlink"/>
@@ -2802,7 +2753,7 @@
           <w:sz w:val="24"/>
           <w:u w:val="single"/>
         </w:rPr>
-        <w:hyperlink r:id="rId13" w:history="1">
+        <w:hyperlink r:id="rId20" w:history="1">
           <w:r>
             <w:rPr>
               <w:rStyle w:val="Hyperlink"/>
@@ -2831,7 +2782,7 @@
           <w:sz w:val="24"/>
           <w:u w:val="single"/>
         </w:rPr>
-        <w:hyperlink r:id="rId13" w:history="1">
+        <w:hyperlink r:id="rId20" w:history="1">
           <w:r>
             <w:rPr>
               <w:rStyle w:val="Hyperlink"/>
@@ -2877,7 +2828,7 @@
           <w:sz w:val="24"/>
           <w:u w:val="single"/>
         </w:rPr>
-        <w:hyperlink r:id="rId20" w:history="1">
+        <w:hyperlink r:id="rId15" w:history="1">
           <w:r>
             <w:rPr>
               <w:rStyle w:val="Hyperlink"/>
@@ -2896,6 +2847,35 @@
           <w:u w:val="single"/>
         </w:rPr>
         <w:t xml:space="preserve"> </w:t>
+      </w:r>
+      <w:r>
+        <w:rPr>
+          <w:rFonts w:ascii="Charis SIL Regular" w:hAnsi="Charis SIL Regular" w:eastAsia="Charis SIL Regular"/>
+          <w:b w:val="0"/>
+          <w:i w:val="0"/>
+          <w:color w:val="0000FF"/>
+          <w:sz w:val="24"/>
+          <w:u w:val="single"/>
+        </w:rPr>
+        <w:hyperlink r:id="rId15" w:history="1">
+          <w:r>
+            <w:rPr>
+              <w:rStyle w:val="Hyperlink"/>
+            </w:rPr>
+            <w:t>en</w:t>
+          </w:r>
+        </w:hyperlink>
+      </w:r>
+      <w:r>
+        <w:rPr>
+          <w:rFonts w:ascii="Charis SIL Regular" w:hAnsi="Charis SIL Regular" w:eastAsia="Charis SIL Regular"/>
+          <w:b w:val="0"/>
+          <w:i w:val="0"/>
+          <w:color w:val="0000FF"/>
+          <w:sz w:val="24"/>
+          <w:u w:val="single"/>
+        </w:rPr>
+        <w:t xml:space="preserve"> missionarisse</w:t>
       </w:r>
       <w:r>
         <w:rPr>
@@ -2911,7 +2891,7 @@
             <w:rPr>
               <w:rStyle w:val="Hyperlink"/>
             </w:rPr>
-            <w:t>en</w:t>
+            <w:t>n</w:t>
           </w:r>
         </w:hyperlink>
       </w:r>
@@ -2925,24 +2905,6 @@
           <w:u w:val="single"/>
         </w:rPr>
         <w:t xml:space="preserve"> </w:t>
-      </w:r>
-      <w:r>
-        <w:rPr>
-          <w:rFonts w:ascii="Charis SIL Regular" w:hAnsi="Charis SIL Regular" w:eastAsia="Charis SIL Regular"/>
-          <w:b w:val="0"/>
-          <w:i w:val="0"/>
-          <w:color w:val="0000FF"/>
-          <w:sz w:val="24"/>
-          <w:u w:val="single"/>
-        </w:rPr>
-        <w:hyperlink r:id="rId20" w:history="1">
-          <w:r>
-            <w:rPr>
-              <w:rStyle w:val="Hyperlink"/>
-            </w:rPr>
-            <w:t>m</w:t>
-          </w:r>
-        </w:hyperlink>
       </w:r>
       <w:r>
         <w:rPr>
@@ -2976,24 +2938,6 @@
             <w:rPr>
               <w:rStyle w:val="Hyperlink"/>
             </w:rPr>
-            <w:t>ssionarisse</w:t>
-          </w:r>
-        </w:hyperlink>
-      </w:r>
-      <w:r>
-        <w:rPr>
-          <w:rFonts w:ascii="Charis SIL Regular" w:hAnsi="Charis SIL Regular" w:eastAsia="Charis SIL Regular"/>
-          <w:b w:val="0"/>
-          <w:i w:val="0"/>
-          <w:color w:val="0000FF"/>
-          <w:sz w:val="24"/>
-          <w:u w:val="single"/>
-        </w:rPr>
-        <w:hyperlink r:id="rId20" w:history="1">
-          <w:r>
-            <w:rPr>
-              <w:rStyle w:val="Hyperlink"/>
-            </w:rPr>
             <w:t>n</w:t>
           </w:r>
         </w:hyperlink>
@@ -3018,12 +2962,12 @@
           <w:sz w:val="24"/>
           <w:u w:val="single"/>
         </w:rPr>
-        <w:hyperlink r:id="rId20" w:history="1">
+        <w:hyperlink r:id="rId15" w:history="1">
           <w:r>
             <w:rPr>
               <w:rStyle w:val="Hyperlink"/>
             </w:rPr>
-            <w:t>i</w:t>
+            <w:t>gekoloniseer</w:t>
           </w:r>
         </w:hyperlink>
       </w:r>
@@ -3036,12 +2980,12 @@
           <w:sz w:val="24"/>
           <w:u w:val="single"/>
         </w:rPr>
-        <w:hyperlink r:id="rId20" w:history="1">
+        <w:hyperlink r:id="rId15" w:history="1">
           <w:r>
             <w:rPr>
               <w:rStyle w:val="Hyperlink"/>
             </w:rPr>
-            <w:t>n</w:t>
+            <w:t>d</w:t>
           </w:r>
         </w:hyperlink>
       </w:r>
@@ -3054,54 +2998,7 @@
           <w:sz w:val="24"/>
           <w:u w:val="single"/>
         </w:rPr>
-        <w:t xml:space="preserve"> </w:t>
-      </w:r>
-      <w:r>
-        <w:rPr>
-          <w:rFonts w:ascii="Charis SIL Regular" w:hAnsi="Charis SIL Regular" w:eastAsia="Charis SIL Regular"/>
-          <w:b w:val="0"/>
-          <w:i w:val="0"/>
-          <w:color w:val="0000FF"/>
-          <w:sz w:val="24"/>
-          <w:u w:val="single"/>
-        </w:rPr>
-        <w:hyperlink r:id="rId20" w:history="1">
-          <w:r>
-            <w:rPr>
-              <w:rStyle w:val="Hyperlink"/>
-            </w:rPr>
-            <w:t>gekoloniseer</w:t>
-          </w:r>
-        </w:hyperlink>
-      </w:r>
-      <w:r>
-        <w:rPr>
-          <w:rFonts w:ascii="Charis SIL Regular" w:hAnsi="Charis SIL Regular" w:eastAsia="Charis SIL Regular"/>
-          <w:b w:val="0"/>
-          <w:i w:val="0"/>
-          <w:color w:val="0000FF"/>
-          <w:sz w:val="24"/>
-          <w:u w:val="single"/>
-        </w:rPr>
-        <w:hyperlink r:id="rId20" w:history="1">
-          <w:r>
-            <w:rPr>
-              <w:rStyle w:val="Hyperlink"/>
-            </w:rPr>
-            <w:t>d</w:t>
-          </w:r>
-        </w:hyperlink>
-      </w:r>
-      <w:r>
-        <w:rPr>
-          <w:rFonts w:ascii="Charis SIL Regular" w:hAnsi="Charis SIL Regular" w:eastAsia="Charis SIL Regular"/>
-          <w:b w:val="0"/>
-          <w:i w:val="0"/>
-          <w:color w:val="0000FF"/>
-          <w:sz w:val="24"/>
-          <w:u w:val="single"/>
-        </w:rPr>
-        <w:hyperlink r:id="rId20" w:history="1">
+        <w:hyperlink r:id="rId15" w:history="1">
           <w:r>
             <w:rPr>
               <w:rStyle w:val="Hyperlink"/>

--- a/EXPORTS/DOCX/published/niveau2/Dutch/Museum.docx
+++ b/EXPORTS/DOCX/published/niveau2/Dutch/Museum.docx
@@ -2000,7 +2000,7 @@
           <w:sz w:val="24"/>
           <w:u w:val="single"/>
         </w:rPr>
-        <w:hyperlink r:id="rId19" w:history="1">
+        <w:hyperlink r:id="rId14" w:history="1">
           <w:r>
             <w:rPr>
               <w:rStyle w:val="Hyperlink"/>
@@ -2029,7 +2029,7 @@
           <w:sz w:val="24"/>
           <w:u w:val="single"/>
         </w:rPr>
-        <w:hyperlink r:id="rId19" w:history="1">
+        <w:hyperlink r:id="rId14" w:history="1">
           <w:r>
             <w:rPr>
               <w:rStyle w:val="Hyperlink"/>
@@ -2047,7 +2047,7 @@
           <w:sz w:val="24"/>
           <w:u w:val="single"/>
         </w:rPr>
-        <w:hyperlink r:id="rId19" w:history="1">
+        <w:hyperlink r:id="rId14" w:history="1">
           <w:r>
             <w:rPr>
               <w:rStyle w:val="Hyperlink"/>
@@ -2230,7 +2230,7 @@
           <w:sz w:val="24"/>
           <w:u w:val="single"/>
         </w:rPr>
-        <w:hyperlink r:id="rId13" w:history="1">
+        <w:hyperlink r:id="rId19" w:history="1">
           <w:r>
             <w:rPr>
               <w:rStyle w:val="Hyperlink"/>
@@ -2248,7 +2248,7 @@
           <w:sz w:val="24"/>
           <w:u w:val="single"/>
         </w:rPr>
-        <w:hyperlink r:id="rId13" w:history="1">
+        <w:hyperlink r:id="rId19" w:history="1">
           <w:r>
             <w:rPr>
               <w:rStyle w:val="Hyperlink"/>
@@ -2300,9 +2300,20 @@
             <w:rPr>
               <w:rStyle w:val="Hyperlink"/>
             </w:rPr>
-            <w:t xml:space="preserve">en </w:t>
+            <w:t>en</w:t>
           </w:r>
         </w:hyperlink>
+      </w:r>
+      <w:r>
+        <w:rPr>
+          <w:rFonts w:ascii="Charis SIL Regular" w:hAnsi="Charis SIL Regular" w:eastAsia="Charis SIL Regular"/>
+          <w:b w:val="0"/>
+          <w:i w:val="0"/>
+          <w:color w:val="0000FF"/>
+          <w:sz w:val="24"/>
+          <w:u w:val="single"/>
+        </w:rPr>
+        <w:t xml:space="preserve"> </w:t>
       </w:r>
       <w:r>
         <w:rPr>
@@ -2331,7 +2342,14 @@
           <w:sz w:val="24"/>
           <w:u w:val="single"/>
         </w:rPr>
-        <w:t>rineperso</w:t>
+        <w:hyperlink r:id="rId19" w:history="1">
+          <w:r>
+            <w:rPr>
+              <w:rStyle w:val="Hyperlink"/>
+            </w:rPr>
+            <w:t>rineperso</w:t>
+          </w:r>
+        </w:hyperlink>
       </w:r>
       <w:r>
         <w:rPr>
@@ -2418,12 +2436,199 @@
           <w:sz w:val="24"/>
           <w:u w:val="single"/>
         </w:rPr>
+        <w:hyperlink r:id="rId19" w:history="1">
+          <w:r>
+            <w:rPr>
+              <w:rStyle w:val="Hyperlink"/>
+            </w:rPr>
+            <w:t>gekolonis</w:t>
+          </w:r>
+        </w:hyperlink>
+      </w:r>
+      <w:r>
+        <w:rPr>
+          <w:rFonts w:ascii="Charis SIL Regular" w:hAnsi="Charis SIL Regular" w:eastAsia="Charis SIL Regular"/>
+          <w:b w:val="0"/>
+          <w:i w:val="0"/>
+          <w:color w:val="0000FF"/>
+          <w:sz w:val="24"/>
+          <w:u w:val="single"/>
+        </w:rPr>
+        <w:hyperlink r:id="rId19" w:history="1">
+          <w:r>
+            <w:rPr>
+              <w:rStyle w:val="Hyperlink"/>
+            </w:rPr>
+            <w:t>e</w:t>
+          </w:r>
+        </w:hyperlink>
+      </w:r>
+      <w:r>
+        <w:rPr>
+          <w:rFonts w:ascii="Charis SIL Regular" w:hAnsi="Charis SIL Regular" w:eastAsia="Charis SIL Regular"/>
+          <w:b w:val="0"/>
+          <w:i w:val="0"/>
+          <w:color w:val="0000FF"/>
+          <w:sz w:val="24"/>
+          <w:u w:val="single"/>
+        </w:rPr>
+        <w:hyperlink r:id="rId19" w:history="1">
+          <w:r>
+            <w:rPr>
+              <w:rStyle w:val="Hyperlink"/>
+            </w:rPr>
+            <w:t>erde</w:t>
+          </w:r>
+        </w:hyperlink>
+      </w:r>
+      <w:r>
+        <w:rPr>
+          <w:rFonts w:ascii="Charis SIL Regular" w:hAnsi="Charis SIL Regular" w:eastAsia="Charis SIL Regular"/>
+          <w:b w:val="0"/>
+          <w:i w:val="0"/>
+          <w:color w:val="0000FF"/>
+          <w:sz w:val="24"/>
+          <w:u w:val="single"/>
+        </w:rPr>
+        <w:t xml:space="preserve"> </w:t>
+      </w:r>
+      <w:r>
+        <w:rPr>
+          <w:rFonts w:ascii="Charis SIL Regular" w:hAnsi="Charis SIL Regular" w:eastAsia="Charis SIL Regular"/>
+          <w:b w:val="0"/>
+          <w:i w:val="0"/>
+          <w:color w:val="0000FF"/>
+          <w:sz w:val="24"/>
+          <w:u w:val="single"/>
+        </w:rPr>
+        <w:hyperlink r:id="rId19" w:history="1">
+          <w:r>
+            <w:rPr>
+              <w:rStyle w:val="Hyperlink"/>
+            </w:rPr>
+            <w:t>ge</w:t>
+          </w:r>
+        </w:hyperlink>
+      </w:r>
+      <w:r>
+        <w:rPr>
+          <w:rFonts w:ascii="Charis SIL Regular" w:hAnsi="Charis SIL Regular" w:eastAsia="Charis SIL Regular"/>
+          <w:b w:val="0"/>
+          <w:i w:val="0"/>
+          <w:color w:val="0000FF"/>
+          <w:sz w:val="24"/>
+          <w:u w:val="single"/>
+        </w:rPr>
         <w:hyperlink r:id="rId13" w:history="1">
           <w:r>
             <w:rPr>
               <w:rStyle w:val="Hyperlink"/>
             </w:rPr>
-            <w:t>gekolonis</w:t>
+            <w:t>bieden</w:t>
+          </w:r>
+        </w:hyperlink>
+      </w:r>
+      <w:r>
+        <w:rPr>
+          <w:rFonts w:ascii="Charis SIL Regular" w:hAnsi="Charis SIL Regular" w:eastAsia="Charis SIL Regular"/>
+          <w:b w:val="0"/>
+          <w:i w:val="0"/>
+          <w:color w:val="000000"/>
+          <w:sz w:val="24"/>
+        </w:rPr>
+        <w:t xml:space="preserve">•  </w:t>
+      </w:r>
+      <w:r>
+        <w:rPr>
+          <w:rFonts w:ascii="Charis SIL Regular" w:hAnsi="Charis SIL Regular" w:eastAsia="Charis SIL Regular"/>
+          <w:b w:val="0"/>
+          <w:i w:val="0"/>
+          <w:color w:val="0000FF"/>
+          <w:sz w:val="24"/>
+          <w:u w:val="single"/>
+        </w:rPr>
+        <w:hyperlink r:id="rId13" w:history="1">
+          <w:r>
+            <w:rPr>
+              <w:rStyle w:val="Hyperlink"/>
+            </w:rPr>
+            <w:t>Weten</w:t>
+          </w:r>
+        </w:hyperlink>
+      </w:r>
+      <w:r>
+        <w:rPr>
+          <w:rFonts w:ascii="Charis SIL Regular" w:hAnsi="Charis SIL Regular" w:eastAsia="Charis SIL Regular"/>
+          <w:b w:val="0"/>
+          <w:i w:val="0"/>
+          <w:color w:val="0000FF"/>
+          <w:sz w:val="24"/>
+          <w:u w:val="single"/>
+        </w:rPr>
+        <w:hyperlink r:id="rId13" w:history="1">
+          <w:r>
+            <w:rPr>
+              <w:rStyle w:val="Hyperlink"/>
+            </w:rPr>
+            <w:t>s</w:t>
+          </w:r>
+        </w:hyperlink>
+      </w:r>
+      <w:r>
+        <w:rPr>
+          <w:rFonts w:ascii="Charis SIL Regular" w:hAnsi="Charis SIL Regular" w:eastAsia="Charis SIL Regular"/>
+          <w:b w:val="0"/>
+          <w:i w:val="0"/>
+          <w:color w:val="0000FF"/>
+          <w:sz w:val="24"/>
+          <w:u w:val="single"/>
+        </w:rPr>
+        <w:t>ch</w:t>
+      </w:r>
+      <w:r>
+        <w:rPr>
+          <w:rFonts w:ascii="Charis SIL Regular" w:hAnsi="Charis SIL Regular" w:eastAsia="Charis SIL Regular"/>
+          <w:b w:val="0"/>
+          <w:i w:val="0"/>
+          <w:color w:val="0000FF"/>
+          <w:sz w:val="24"/>
+          <w:u w:val="single"/>
+        </w:rPr>
+        <w:hyperlink r:id="rId13" w:history="1">
+          <w:r>
+            <w:rPr>
+              <w:rStyle w:val="Hyperlink"/>
+            </w:rPr>
+            <w:t>appelijk</w:t>
+          </w:r>
+        </w:hyperlink>
+      </w:r>
+      <w:r>
+        <w:rPr>
+          <w:rFonts w:ascii="Charis SIL Regular" w:hAnsi="Charis SIL Regular" w:eastAsia="Charis SIL Regular"/>
+          <w:b w:val="0"/>
+          <w:i w:val="0"/>
+          <w:color w:val="0000FF"/>
+          <w:sz w:val="24"/>
+          <w:u w:val="single"/>
+        </w:rPr>
+        <w:t xml:space="preserve"> </w:t>
+      </w:r>
+      <w:r>
+        <w:rPr>
+          <w:rFonts w:ascii="Charis SIL Regular" w:hAnsi="Charis SIL Regular" w:eastAsia="Charis SIL Regular"/>
+          <w:b w:val="0"/>
+          <w:i w:val="0"/>
+          <w:color w:val="0000FF"/>
+          <w:sz w:val="24"/>
+          <w:u w:val="single"/>
+        </w:rPr>
+        <w:hyperlink r:id="rId13" w:history="1">
+          <w:r>
+            <w:rPr>
+              <w:rStyle w:val="Hyperlink"/>
+            </w:rPr>
+            <w:t>onderzo</w:t>
           </w:r>
         </w:hyperlink>
       </w:r>
@@ -2459,193 +2664,6 @@
             <w:rPr>
               <w:rStyle w:val="Hyperlink"/>
             </w:rPr>
-            <w:t>erde</w:t>
-          </w:r>
-        </w:hyperlink>
-      </w:r>
-      <w:r>
-        <w:rPr>
-          <w:rFonts w:ascii="Charis SIL Regular" w:hAnsi="Charis SIL Regular" w:eastAsia="Charis SIL Regular"/>
-          <w:b w:val="0"/>
-          <w:i w:val="0"/>
-          <w:color w:val="0000FF"/>
-          <w:sz w:val="24"/>
-          <w:u w:val="single"/>
-        </w:rPr>
-        <w:t xml:space="preserve"> </w:t>
-      </w:r>
-      <w:r>
-        <w:rPr>
-          <w:rFonts w:ascii="Charis SIL Regular" w:hAnsi="Charis SIL Regular" w:eastAsia="Charis SIL Regular"/>
-          <w:b w:val="0"/>
-          <w:i w:val="0"/>
-          <w:color w:val="0000FF"/>
-          <w:sz w:val="24"/>
-          <w:u w:val="single"/>
-        </w:rPr>
-        <w:hyperlink r:id="rId13" w:history="1">
-          <w:r>
-            <w:rPr>
-              <w:rStyle w:val="Hyperlink"/>
-            </w:rPr>
-            <w:t>ge</w:t>
-          </w:r>
-        </w:hyperlink>
-      </w:r>
-      <w:r>
-        <w:rPr>
-          <w:rFonts w:ascii="Charis SIL Regular" w:hAnsi="Charis SIL Regular" w:eastAsia="Charis SIL Regular"/>
-          <w:b w:val="0"/>
-          <w:i w:val="0"/>
-          <w:color w:val="0000FF"/>
-          <w:sz w:val="24"/>
-          <w:u w:val="single"/>
-        </w:rPr>
-        <w:hyperlink r:id="rId13" w:history="1">
-          <w:r>
-            <w:rPr>
-              <w:rStyle w:val="Hyperlink"/>
-            </w:rPr>
-            <w:t>bieden</w:t>
-          </w:r>
-        </w:hyperlink>
-      </w:r>
-      <w:r>
-        <w:rPr>
-          <w:rFonts w:ascii="Charis SIL Regular" w:hAnsi="Charis SIL Regular" w:eastAsia="Charis SIL Regular"/>
-          <w:b w:val="0"/>
-          <w:i w:val="0"/>
-          <w:color w:val="000000"/>
-          <w:sz w:val="24"/>
-        </w:rPr>
-        <w:t xml:space="preserve">•  </w:t>
-      </w:r>
-      <w:r>
-        <w:rPr>
-          <w:rFonts w:ascii="Charis SIL Regular" w:hAnsi="Charis SIL Regular" w:eastAsia="Charis SIL Regular"/>
-          <w:b w:val="0"/>
-          <w:i w:val="0"/>
-          <w:color w:val="0000FF"/>
-          <w:sz w:val="24"/>
-          <w:u w:val="single"/>
-        </w:rPr>
-        <w:hyperlink r:id="rId13" w:history="1">
-          <w:r>
-            <w:rPr>
-              <w:rStyle w:val="Hyperlink"/>
-            </w:rPr>
-            <w:t>Weten</w:t>
-          </w:r>
-        </w:hyperlink>
-      </w:r>
-      <w:r>
-        <w:rPr>
-          <w:rFonts w:ascii="Charis SIL Regular" w:hAnsi="Charis SIL Regular" w:eastAsia="Charis SIL Regular"/>
-          <w:b w:val="0"/>
-          <w:i w:val="0"/>
-          <w:color w:val="0000FF"/>
-          <w:sz w:val="24"/>
-          <w:u w:val="single"/>
-        </w:rPr>
-        <w:hyperlink r:id="rId13" w:history="1">
-          <w:r>
-            <w:rPr>
-              <w:rStyle w:val="Hyperlink"/>
-            </w:rPr>
-            <w:t>s</w:t>
-          </w:r>
-        </w:hyperlink>
-      </w:r>
-      <w:r>
-        <w:rPr>
-          <w:rFonts w:ascii="Charis SIL Regular" w:hAnsi="Charis SIL Regular" w:eastAsia="Charis SIL Regular"/>
-          <w:b w:val="0"/>
-          <w:i w:val="0"/>
-          <w:color w:val="0000FF"/>
-          <w:sz w:val="24"/>
-          <w:u w:val="single"/>
-        </w:rPr>
-        <w:t>ch</w:t>
-      </w:r>
-      <w:r>
-        <w:rPr>
-          <w:rFonts w:ascii="Charis SIL Regular" w:hAnsi="Charis SIL Regular" w:eastAsia="Charis SIL Regular"/>
-          <w:b w:val="0"/>
-          <w:i w:val="0"/>
-          <w:color w:val="0000FF"/>
-          <w:sz w:val="24"/>
-          <w:u w:val="single"/>
-        </w:rPr>
-        <w:hyperlink r:id="rId13" w:history="1">
-          <w:r>
-            <w:rPr>
-              <w:rStyle w:val="Hyperlink"/>
-            </w:rPr>
-            <w:t>appelijk</w:t>
-          </w:r>
-        </w:hyperlink>
-      </w:r>
-      <w:r>
-        <w:rPr>
-          <w:rFonts w:ascii="Charis SIL Regular" w:hAnsi="Charis SIL Regular" w:eastAsia="Charis SIL Regular"/>
-          <w:b w:val="0"/>
-          <w:i w:val="0"/>
-          <w:color w:val="0000FF"/>
-          <w:sz w:val="24"/>
-          <w:u w:val="single"/>
-        </w:rPr>
-        <w:t xml:space="preserve"> </w:t>
-      </w:r>
-      <w:r>
-        <w:rPr>
-          <w:rFonts w:ascii="Charis SIL Regular" w:hAnsi="Charis SIL Regular" w:eastAsia="Charis SIL Regular"/>
-          <w:b w:val="0"/>
-          <w:i w:val="0"/>
-          <w:color w:val="0000FF"/>
-          <w:sz w:val="24"/>
-          <w:u w:val="single"/>
-        </w:rPr>
-        <w:hyperlink r:id="rId13" w:history="1">
-          <w:r>
-            <w:rPr>
-              <w:rStyle w:val="Hyperlink"/>
-            </w:rPr>
-            <w:t>onderzo</w:t>
-          </w:r>
-        </w:hyperlink>
-      </w:r>
-      <w:r>
-        <w:rPr>
-          <w:rFonts w:ascii="Charis SIL Regular" w:hAnsi="Charis SIL Regular" w:eastAsia="Charis SIL Regular"/>
-          <w:b w:val="0"/>
-          <w:i w:val="0"/>
-          <w:color w:val="0000FF"/>
-          <w:sz w:val="24"/>
-          <w:u w:val="single"/>
-        </w:rPr>
-        <w:hyperlink r:id="rId20" w:history="1">
-          <w:r>
-            <w:rPr>
-              <w:rStyle w:val="Hyperlink"/>
-            </w:rPr>
-            <w:t>e</w:t>
-          </w:r>
-        </w:hyperlink>
-      </w:r>
-      <w:r>
-        <w:rPr>
-          <w:rFonts w:ascii="Charis SIL Regular" w:hAnsi="Charis SIL Regular" w:eastAsia="Charis SIL Regular"/>
-          <w:b w:val="0"/>
-          <w:i w:val="0"/>
-          <w:color w:val="0000FF"/>
-          <w:sz w:val="24"/>
-          <w:u w:val="single"/>
-        </w:rPr>
-        <w:hyperlink r:id="rId13" w:history="1">
-          <w:r>
-            <w:rPr>
-              <w:rStyle w:val="Hyperlink"/>
-            </w:rPr>
             <w:t>k</w:t>
           </w:r>
         </w:hyperlink>
@@ -2717,7 +2735,7 @@
           <w:sz w:val="24"/>
           <w:u w:val="single"/>
         </w:rPr>
-        <w:hyperlink r:id="rId20" w:history="1">
+        <w:hyperlink r:id="rId13" w:history="1">
           <w:r>
             <w:rPr>
               <w:rStyle w:val="Hyperlink"/>
@@ -2735,7 +2753,7 @@
           <w:sz w:val="24"/>
           <w:u w:val="single"/>
         </w:rPr>
-        <w:hyperlink r:id="rId20" w:history="1">
+        <w:hyperlink r:id="rId13" w:history="1">
           <w:r>
             <w:rPr>
               <w:rStyle w:val="Hyperlink"/>
@@ -2753,7 +2771,7 @@
           <w:sz w:val="24"/>
           <w:u w:val="single"/>
         </w:rPr>
-        <w:hyperlink r:id="rId20" w:history="1">
+        <w:hyperlink r:id="rId13" w:history="1">
           <w:r>
             <w:rPr>
               <w:rStyle w:val="Hyperlink"/>
@@ -2826,56 +2844,8 @@
           <w:i w:val="0"/>
           <w:color w:val="0000FF"/>
           <w:sz w:val="24"/>
-          <w:u w:val="single"/>
         </w:rPr>
-        <w:hyperlink r:id="rId15" w:history="1">
-          <w:r>
-            <w:rPr>
-              <w:rStyle w:val="Hyperlink"/>
-            </w:rPr>
-            <w:t>Zendelingen</w:t>
-          </w:r>
-        </w:hyperlink>
-      </w:r>
-      <w:r>
-        <w:rPr>
-          <w:rFonts w:ascii="Charis SIL Regular" w:hAnsi="Charis SIL Regular" w:eastAsia="Charis SIL Regular"/>
-          <w:b w:val="0"/>
-          <w:i w:val="0"/>
-          <w:color w:val="0000FF"/>
-          <w:sz w:val="24"/>
-          <w:u w:val="single"/>
-        </w:rPr>
-        <w:t xml:space="preserve"> </w:t>
-      </w:r>
-      <w:r>
-        <w:rPr>
-          <w:rFonts w:ascii="Charis SIL Regular" w:hAnsi="Charis SIL Regular" w:eastAsia="Charis SIL Regular"/>
-          <w:b w:val="0"/>
-          <w:i w:val="0"/>
-          <w:color w:val="0000FF"/>
-          <w:sz w:val="24"/>
-          <w:u w:val="single"/>
-        </w:rPr>
-        <w:hyperlink r:id="rId15" w:history="1">
-          <w:r>
-            <w:rPr>
-              <w:rStyle w:val="Hyperlink"/>
-            </w:rPr>
-            <w:t>en</w:t>
-          </w:r>
-        </w:hyperlink>
-      </w:r>
-      <w:r>
-        <w:rPr>
-          <w:rFonts w:ascii="Charis SIL Regular" w:hAnsi="Charis SIL Regular" w:eastAsia="Charis SIL Regular"/>
-          <w:b w:val="0"/>
-          <w:i w:val="0"/>
-          <w:color w:val="0000FF"/>
-          <w:sz w:val="24"/>
-          <w:u w:val="single"/>
-        </w:rPr>
-        <w:t xml:space="preserve"> missionarisse</w:t>
+        <w:t>Zendelingen en missionarisse</w:t>
       </w:r>
       <w:r>
         <w:rPr>
@@ -2915,7 +2885,7 @@
           <w:sz w:val="24"/>
           <w:u w:val="single"/>
         </w:rPr>
-        <w:hyperlink r:id="rId20" w:history="1">
+        <w:hyperlink r:id="rId15" w:history="1">
           <w:r>
             <w:rPr>
               <w:rStyle w:val="Hyperlink"/>
@@ -2933,7 +2903,7 @@
           <w:sz w:val="24"/>
           <w:u w:val="single"/>
         </w:rPr>
-        <w:hyperlink r:id="rId20" w:history="1">
+        <w:hyperlink r:id="rId15" w:history="1">
           <w:r>
             <w:rPr>
               <w:rStyle w:val="Hyperlink"/>
@@ -3027,7 +2997,7 @@
           <w:sz w:val="24"/>
           <w:u w:val="single"/>
         </w:rPr>
-        <w:hyperlink r:id="rId20" w:history="1">
+        <w:hyperlink r:id="rId15" w:history="1">
           <w:r>
             <w:rPr>
               <w:rStyle w:val="Hyperlink"/>

--- a/EXPORTS/DOCX/published/niveau2/Dutch/Museum.docx
+++ b/EXPORTS/DOCX/published/niveau2/Dutch/Museum.docx
@@ -393,7 +393,6 @@
       </w:r>
       <w:r>
         <w:rPr>
-          <w:u w:val="single" w:color="0000ff"/>
           <w:rFonts w:ascii="Charis SIL Regular" w:hAnsi="Charis SIL Regular" w:eastAsia="Charis SIL Regular"/>
           <w:b w:val="0"/>
           <w:i w:val="0"/>
@@ -786,14 +785,7 @@
           <w:color w:val="0000FF"/>
           <w:sz w:val="24"/>
         </w:rPr>
-        <w:hyperlink r:id="rId12" w:history="1">
-          <w:r>
-            <w:rPr>
-              <w:rStyle w:val="Hyperlink"/>
-            </w:rPr>
-            <w:t>Vol</w:t>
-          </w:r>
-        </w:hyperlink>
+        <w:t>Vol</w:t>
       </w:r>
       <w:r>
         <w:rPr>
@@ -804,7 +796,7 @@
           <w:sz w:val="24"/>
           <w:u w:val="single"/>
         </w:rPr>
-        <w:hyperlink r:id="rId12" w:history="1">
+        <w:hyperlink r:id="rId11" w:history="1">
           <w:r>
             <w:rPr>
               <w:rStyle w:val="Hyperlink"/>
@@ -1699,7 +1691,25 @@
           <w:color w:val="000000"/>
           <w:sz w:val="24"/>
         </w:rPr>
-        <w:t>urhistorische- e</w:t>
+        <w:t>u</w:t>
+      </w:r>
+      <w:r>
+        <w:rPr>
+          <w:u w:val="single" w:color="0000ff"/>
+          <w:rFonts w:ascii="Charis SIL Regular" w:hAnsi="Charis SIL Regular" w:eastAsia="Charis SIL Regular"/>
+          <w:b w:val="0"/>
+          <w:i w:val="0"/>
+          <w:color w:val="000000"/>
+          <w:sz w:val="24"/>
+        </w:rPr>
+        <w:hyperlink r:id="rId18" w:history="1">
+          <w:r>
+            <w:rPr>
+              <w:rStyle w:val="Hyperlink"/>
+            </w:rPr>
+            <w:t>rhistorische- e</w:t>
+          </w:r>
+        </w:hyperlink>
       </w:r>
       <w:r>
         <w:rPr>
@@ -1942,7 +1952,7 @@
           <w:sz w:val="24"/>
           <w:u w:val="single"/>
         </w:rPr>
-        <w:hyperlink r:id="rId19" w:history="1">
+        <w:hyperlink r:id="rId14" w:history="1">
           <w:r>
             <w:rPr>
               <w:rStyle w:val="Hyperlink"/>
@@ -1971,7 +1981,7 @@
           <w:sz w:val="24"/>
           <w:u w:val="single"/>
         </w:rPr>
-        <w:hyperlink r:id="rId19" w:history="1">
+        <w:hyperlink r:id="rId14" w:history="1">
           <w:r>
             <w:rPr>
               <w:rStyle w:val="Hyperlink"/>
@@ -2123,7 +2133,7 @@
           <w:sz w:val="24"/>
           <w:u w:val="single"/>
         </w:rPr>
-        <w:hyperlink r:id="rId14" w:history="1">
+        <w:hyperlink r:id="rId19" w:history="1">
           <w:r>
             <w:rPr>
               <w:rStyle w:val="Hyperlink"/>
@@ -2152,7 +2162,7 @@
           <w:sz w:val="24"/>
           <w:u w:val="single"/>
         </w:rPr>
-        <w:hyperlink r:id="rId14" w:history="1">
+        <w:hyperlink r:id="rId19" w:history="1">
           <w:r>
             <w:rPr>
               <w:rStyle w:val="Hyperlink"/>
@@ -2170,7 +2180,7 @@
           <w:sz w:val="24"/>
           <w:u w:val="single"/>
         </w:rPr>
-        <w:hyperlink r:id="rId14" w:history="1">
+        <w:hyperlink r:id="rId19" w:history="1">
           <w:r>
             <w:rPr>
               <w:rStyle w:val="Hyperlink"/>
@@ -2230,7 +2240,7 @@
           <w:sz w:val="24"/>
           <w:u w:val="single"/>
         </w:rPr>
-        <w:hyperlink r:id="rId19" w:history="1">
+        <w:hyperlink r:id="rId13" w:history="1">
           <w:r>
             <w:rPr>
               <w:rStyle w:val="Hyperlink"/>
@@ -2248,7 +2258,7 @@
           <w:sz w:val="24"/>
           <w:u w:val="single"/>
         </w:rPr>
-        <w:hyperlink r:id="rId19" w:history="1">
+        <w:hyperlink r:id="rId13" w:history="1">
           <w:r>
             <w:rPr>
               <w:rStyle w:val="Hyperlink"/>
@@ -2266,7 +2276,7 @@
           <w:sz w:val="24"/>
           <w:u w:val="single"/>
         </w:rPr>
-        <w:hyperlink r:id="rId19" w:history="1">
+        <w:hyperlink r:id="rId13" w:history="1">
           <w:r>
             <w:rPr>
               <w:rStyle w:val="Hyperlink"/>
@@ -2295,7 +2305,7 @@
           <w:sz w:val="24"/>
           <w:u w:val="single"/>
         </w:rPr>
-        <w:hyperlink r:id="rId19" w:history="1">
+        <w:hyperlink r:id="rId13" w:history="1">
           <w:r>
             <w:rPr>
               <w:rStyle w:val="Hyperlink"/>
@@ -2324,12 +2334,12 @@
           <w:sz w:val="24"/>
           <w:u w:val="single"/>
         </w:rPr>
-        <w:hyperlink r:id="rId19" w:history="1">
+        <w:hyperlink r:id="rId13" w:history="1">
           <w:r>
             <w:rPr>
               <w:rStyle w:val="Hyperlink"/>
             </w:rPr>
-            <w:t>ma</w:t>
+            <w:t>marinepersonee</w:t>
           </w:r>
         </w:hyperlink>
       </w:r>
@@ -2342,43 +2352,7 @@
           <w:sz w:val="24"/>
           <w:u w:val="single"/>
         </w:rPr>
-        <w:hyperlink r:id="rId19" w:history="1">
-          <w:r>
-            <w:rPr>
-              <w:rStyle w:val="Hyperlink"/>
-            </w:rPr>
-            <w:t>rineperso</w:t>
-          </w:r>
-        </w:hyperlink>
-      </w:r>
-      <w:r>
-        <w:rPr>
-          <w:rFonts w:ascii="Charis SIL Regular" w:hAnsi="Charis SIL Regular" w:eastAsia="Charis SIL Regular"/>
-          <w:b w:val="0"/>
-          <w:i w:val="0"/>
-          <w:color w:val="0000FF"/>
-          <w:sz w:val="24"/>
-          <w:u w:val="single"/>
-        </w:rPr>
-        <w:hyperlink r:id="rId19" w:history="1">
-          <w:r>
-            <w:rPr>
-              <w:rStyle w:val="Hyperlink"/>
-            </w:rPr>
-            <w:t>nee</w:t>
-          </w:r>
-        </w:hyperlink>
-      </w:r>
-      <w:r>
-        <w:rPr>
-          <w:rFonts w:ascii="Charis SIL Regular" w:hAnsi="Charis SIL Regular" w:eastAsia="Charis SIL Regular"/>
-          <w:b w:val="0"/>
-          <w:i w:val="0"/>
-          <w:color w:val="0000FF"/>
-          <w:sz w:val="24"/>
-          <w:u w:val="single"/>
-        </w:rPr>
-        <w:hyperlink r:id="rId19" w:history="1">
+        <w:hyperlink r:id="rId13" w:history="1">
           <w:r>
             <w:rPr>
               <w:rStyle w:val="Hyperlink"/>
@@ -2407,7 +2381,7 @@
           <w:sz w:val="24"/>
           <w:u w:val="single"/>
         </w:rPr>
-        <w:hyperlink r:id="rId19" w:history="1">
+        <w:hyperlink r:id="rId13" w:history="1">
           <w:r>
             <w:rPr>
               <w:rStyle w:val="Hyperlink"/>
@@ -2436,7 +2410,7 @@
           <w:sz w:val="24"/>
           <w:u w:val="single"/>
         </w:rPr>
-        <w:hyperlink r:id="rId19" w:history="1">
+        <w:hyperlink r:id="rId13" w:history="1">
           <w:r>
             <w:rPr>
               <w:rStyle w:val="Hyperlink"/>
@@ -2454,7 +2428,7 @@
           <w:sz w:val="24"/>
           <w:u w:val="single"/>
         </w:rPr>
-        <w:hyperlink r:id="rId19" w:history="1">
+        <w:hyperlink r:id="rId13" w:history="1">
           <w:r>
             <w:rPr>
               <w:rStyle w:val="Hyperlink"/>
@@ -2472,7 +2446,7 @@
           <w:sz w:val="24"/>
           <w:u w:val="single"/>
         </w:rPr>
-        <w:hyperlink r:id="rId19" w:history="1">
+        <w:hyperlink r:id="rId13" w:history="1">
           <w:r>
             <w:rPr>
               <w:rStyle w:val="Hyperlink"/>
@@ -2501,7 +2475,7 @@
           <w:sz w:val="24"/>
           <w:u w:val="single"/>
         </w:rPr>
-        <w:hyperlink r:id="rId19" w:history="1">
+        <w:hyperlink r:id="rId13" w:history="1">
           <w:r>
             <w:rPr>
               <w:rStyle w:val="Hyperlink"/>
@@ -2547,7 +2521,7 @@
           <w:sz w:val="24"/>
           <w:u w:val="single"/>
         </w:rPr>
-        <w:hyperlink r:id="rId13" w:history="1">
+        <w:hyperlink r:id="rId20" w:history="1">
           <w:r>
             <w:rPr>
               <w:rStyle w:val="Hyperlink"/>
@@ -2583,7 +2557,14 @@
           <w:sz w:val="24"/>
           <w:u w:val="single"/>
         </w:rPr>
-        <w:t>ch</w:t>
+        <w:hyperlink r:id="rId13" w:history="1">
+          <w:r>
+            <w:rPr>
+              <w:rStyle w:val="Hyperlink"/>
+            </w:rPr>
+            <w:t>ch</w:t>
+          </w:r>
+        </w:hyperlink>
       </w:r>
       <w:r>
         <w:rPr>
@@ -2688,12 +2669,264 @@
           <w:sz w:val="24"/>
           <w:u w:val="single"/>
         </w:rPr>
+        <w:hyperlink r:id="rId13" w:history="1">
+          <w:r>
+            <w:rPr>
+              <w:rStyle w:val="Hyperlink"/>
+            </w:rPr>
+            <w:t>i</w:t>
+          </w:r>
+        </w:hyperlink>
+      </w:r>
+      <w:r>
+        <w:rPr>
+          <w:rFonts w:ascii="Charis SIL Regular" w:hAnsi="Charis SIL Regular" w:eastAsia="Charis SIL Regular"/>
+          <w:b w:val="0"/>
+          <w:i w:val="0"/>
+          <w:color w:val="0000FF"/>
+          <w:sz w:val="24"/>
+          <w:u w:val="single"/>
+        </w:rPr>
+        <w:hyperlink r:id="rId13" w:history="1">
+          <w:r>
+            <w:rPr>
+              <w:rStyle w:val="Hyperlink"/>
+            </w:rPr>
+            <w:t>n</w:t>
+          </w:r>
+        </w:hyperlink>
+      </w:r>
+      <w:r>
+        <w:rPr>
+          <w:rFonts w:ascii="Charis SIL Regular" w:hAnsi="Charis SIL Regular" w:eastAsia="Charis SIL Regular"/>
+          <w:b w:val="0"/>
+          <w:i w:val="0"/>
+          <w:color w:val="0000FF"/>
+          <w:sz w:val="24"/>
+          <w:u w:val="single"/>
+        </w:rPr>
+        <w:t xml:space="preserve"> </w:t>
+      </w:r>
+      <w:r>
+        <w:rPr>
+          <w:rFonts w:ascii="Charis SIL Regular" w:hAnsi="Charis SIL Regular" w:eastAsia="Charis SIL Regular"/>
+          <w:b w:val="0"/>
+          <w:i w:val="0"/>
+          <w:color w:val="0000FF"/>
+          <w:sz w:val="24"/>
+          <w:u w:val="single"/>
+        </w:rPr>
+        <w:hyperlink r:id="rId13" w:history="1">
+          <w:r>
+            <w:rPr>
+              <w:rStyle w:val="Hyperlink"/>
+            </w:rPr>
+            <w:t>gekoloniseer</w:t>
+          </w:r>
+        </w:hyperlink>
+      </w:r>
+      <w:r>
+        <w:rPr>
+          <w:rFonts w:ascii="Charis SIL Regular" w:hAnsi="Charis SIL Regular" w:eastAsia="Charis SIL Regular"/>
+          <w:b w:val="0"/>
+          <w:i w:val="0"/>
+          <w:color w:val="0000FF"/>
+          <w:sz w:val="24"/>
+          <w:u w:val="single"/>
+        </w:rPr>
+        <w:hyperlink r:id="rId13" w:history="1">
+          <w:r>
+            <w:rPr>
+              <w:rStyle w:val="Hyperlink"/>
+            </w:rPr>
+            <w:t>d</w:t>
+          </w:r>
+        </w:hyperlink>
+      </w:r>
+      <w:r>
+        <w:rPr>
+          <w:rFonts w:ascii="Charis SIL Regular" w:hAnsi="Charis SIL Regular" w:eastAsia="Charis SIL Regular"/>
+          <w:b w:val="0"/>
+          <w:i w:val="0"/>
+          <w:color w:val="0000FF"/>
+          <w:sz w:val="24"/>
+          <w:u w:val="single"/>
+        </w:rPr>
+        <w:hyperlink r:id="rId13" w:history="1">
+          <w:r>
+            <w:rPr>
+              <w:rStyle w:val="Hyperlink"/>
+            </w:rPr>
+            <w:t>e</w:t>
+          </w:r>
+        </w:hyperlink>
+      </w:r>
+      <w:r>
+        <w:rPr>
+          <w:rFonts w:ascii="Charis SIL Regular" w:hAnsi="Charis SIL Regular" w:eastAsia="Charis SIL Regular"/>
+          <w:b w:val="0"/>
+          <w:i w:val="0"/>
+          <w:color w:val="0000FF"/>
+          <w:sz w:val="24"/>
+          <w:u w:val="single"/>
+        </w:rPr>
+        <w:t xml:space="preserve"> </w:t>
+      </w:r>
+      <w:r>
+        <w:rPr>
+          <w:rFonts w:ascii="Charis SIL Regular" w:hAnsi="Charis SIL Regular" w:eastAsia="Charis SIL Regular"/>
+          <w:b w:val="0"/>
+          <w:i w:val="0"/>
+          <w:color w:val="0000FF"/>
+          <w:sz w:val="24"/>
+          <w:u w:val="single"/>
+        </w:rPr>
+        <w:hyperlink r:id="rId13" w:history="1">
+          <w:r>
+            <w:rPr>
+              <w:rStyle w:val="Hyperlink"/>
+            </w:rPr>
+            <w:t>gebied</w:t>
+          </w:r>
+        </w:hyperlink>
+      </w:r>
+      <w:r>
+        <w:rPr>
+          <w:rFonts w:ascii="Charis SIL Regular" w:hAnsi="Charis SIL Regular" w:eastAsia="Charis SIL Regular"/>
+          <w:b w:val="0"/>
+          <w:i w:val="0"/>
+          <w:color w:val="0000FF"/>
+          <w:sz w:val="24"/>
+          <w:u w:val="single"/>
+        </w:rPr>
+        <w:hyperlink r:id="rId20" w:history="1">
+          <w:r>
+            <w:rPr>
+              <w:rStyle w:val="Hyperlink"/>
+            </w:rPr>
+            <w:t>en</w:t>
+          </w:r>
+        </w:hyperlink>
+      </w:r>
+      <w:r>
+        <w:rPr>
+          <w:rFonts w:ascii="Charis SIL Regular" w:hAnsi="Charis SIL Regular" w:eastAsia="Charis SIL Regular"/>
+          <w:b w:val="0"/>
+          <w:i w:val="0"/>
+          <w:color w:val="000000"/>
+          <w:sz w:val="24"/>
+        </w:rPr>
+        <w:t xml:space="preserve">•  </w:t>
+      </w:r>
+      <w:r>
+        <w:rPr>
+          <w:rFonts w:ascii="Charis SIL Regular" w:hAnsi="Charis SIL Regular" w:eastAsia="Charis SIL Regular"/>
+          <w:b w:val="0"/>
+          <w:i w:val="0"/>
+          <w:color w:val="0000FF"/>
+          <w:sz w:val="24"/>
+          <w:u w:val="single"/>
+        </w:rPr>
+        <w:hyperlink r:id="rId20" w:history="1">
+          <w:r>
+            <w:rPr>
+              <w:rStyle w:val="Hyperlink"/>
+            </w:rPr>
+            <w:t>Zendelingen</w:t>
+          </w:r>
+        </w:hyperlink>
+      </w:r>
+      <w:r>
+        <w:rPr>
+          <w:rFonts w:ascii="Charis SIL Regular" w:hAnsi="Charis SIL Regular" w:eastAsia="Charis SIL Regular"/>
+          <w:b w:val="0"/>
+          <w:i w:val="0"/>
+          <w:color w:val="0000FF"/>
+          <w:sz w:val="24"/>
+          <w:u w:val="single"/>
+        </w:rPr>
+        <w:t xml:space="preserve"> </w:t>
+      </w:r>
+      <w:r>
+        <w:rPr>
+          <w:rFonts w:ascii="Charis SIL Regular" w:hAnsi="Charis SIL Regular" w:eastAsia="Charis SIL Regular"/>
+          <w:b w:val="0"/>
+          <w:i w:val="0"/>
+          <w:color w:val="0000FF"/>
+          <w:sz w:val="24"/>
+          <w:u w:val="single"/>
+        </w:rPr>
+        <w:hyperlink r:id="rId20" w:history="1">
+          <w:r>
+            <w:rPr>
+              <w:rStyle w:val="Hyperlink"/>
+            </w:rPr>
+            <w:t>en</w:t>
+          </w:r>
+        </w:hyperlink>
+      </w:r>
+      <w:r>
+        <w:rPr>
+          <w:rFonts w:ascii="Charis SIL Regular" w:hAnsi="Charis SIL Regular" w:eastAsia="Charis SIL Regular"/>
+          <w:b w:val="0"/>
+          <w:i w:val="0"/>
+          <w:color w:val="0000FF"/>
+          <w:sz w:val="24"/>
+          <w:u w:val="single"/>
+        </w:rPr>
+        <w:t xml:space="preserve"> </w:t>
+      </w:r>
+      <w:r>
+        <w:rPr>
+          <w:rFonts w:ascii="Charis SIL Regular" w:hAnsi="Charis SIL Regular" w:eastAsia="Charis SIL Regular"/>
+          <w:b w:val="0"/>
+          <w:i w:val="0"/>
+          <w:color w:val="0000FF"/>
+          <w:sz w:val="24"/>
+          <w:u w:val="single"/>
+        </w:rPr>
+        <w:hyperlink r:id="rId20" w:history="1">
+          <w:r>
+            <w:rPr>
+              <w:rStyle w:val="Hyperlink"/>
+            </w:rPr>
+            <w:t>m</w:t>
+          </w:r>
+        </w:hyperlink>
+      </w:r>
+      <w:r>
+        <w:rPr>
+          <w:rFonts w:ascii="Charis SIL Regular" w:hAnsi="Charis SIL Regular" w:eastAsia="Charis SIL Regular"/>
+          <w:b w:val="0"/>
+          <w:i w:val="0"/>
+          <w:color w:val="0000FF"/>
+          <w:sz w:val="24"/>
+          <w:u w:val="single"/>
+        </w:rPr>
         <w:hyperlink r:id="rId20" w:history="1">
           <w:r>
             <w:rPr>
               <w:rStyle w:val="Hyperlink"/>
             </w:rPr>
             <w:t>i</w:t>
+          </w:r>
+        </w:hyperlink>
+      </w:r>
+      <w:r>
+        <w:rPr>
+          <w:rFonts w:ascii="Charis SIL Regular" w:hAnsi="Charis SIL Regular" w:eastAsia="Charis SIL Regular"/>
+          <w:b w:val="0"/>
+          <w:i w:val="0"/>
+          <w:color w:val="0000FF"/>
+          <w:sz w:val="24"/>
+          <w:u w:val="single"/>
+        </w:rPr>
+        <w:hyperlink r:id="rId20" w:history="1">
+          <w:r>
+            <w:rPr>
+              <w:rStyle w:val="Hyperlink"/>
+            </w:rPr>
+            <w:t>ssionarisse</w:t>
           </w:r>
         </w:hyperlink>
       </w:r>
@@ -2735,117 +2968,14 @@
           <w:sz w:val="24"/>
           <w:u w:val="single"/>
         </w:rPr>
-        <w:hyperlink r:id="rId13" w:history="1">
-          <w:r>
-            <w:rPr>
-              <w:rStyle w:val="Hyperlink"/>
-            </w:rPr>
-            <w:t>gekoloniseer</w:t>
-          </w:r>
-        </w:hyperlink>
-      </w:r>
-      <w:r>
-        <w:rPr>
-          <w:rFonts w:ascii="Charis SIL Regular" w:hAnsi="Charis SIL Regular" w:eastAsia="Charis SIL Regular"/>
-          <w:b w:val="0"/>
-          <w:i w:val="0"/>
-          <w:color w:val="0000FF"/>
-          <w:sz w:val="24"/>
-          <w:u w:val="single"/>
-        </w:rPr>
-        <w:hyperlink r:id="rId13" w:history="1">
-          <w:r>
-            <w:rPr>
-              <w:rStyle w:val="Hyperlink"/>
-            </w:rPr>
-            <w:t>d</w:t>
-          </w:r>
-        </w:hyperlink>
-      </w:r>
-      <w:r>
-        <w:rPr>
-          <w:rFonts w:ascii="Charis SIL Regular" w:hAnsi="Charis SIL Regular" w:eastAsia="Charis SIL Regular"/>
-          <w:b w:val="0"/>
-          <w:i w:val="0"/>
-          <w:color w:val="0000FF"/>
-          <w:sz w:val="24"/>
-          <w:u w:val="single"/>
-        </w:rPr>
-        <w:hyperlink r:id="rId13" w:history="1">
-          <w:r>
-            <w:rPr>
-              <w:rStyle w:val="Hyperlink"/>
-            </w:rPr>
-            <w:t>e</w:t>
-          </w:r>
-        </w:hyperlink>
-      </w:r>
-      <w:r>
-        <w:rPr>
-          <w:rFonts w:ascii="Charis SIL Regular" w:hAnsi="Charis SIL Regular" w:eastAsia="Charis SIL Regular"/>
-          <w:b w:val="0"/>
-          <w:i w:val="0"/>
-          <w:color w:val="0000FF"/>
-          <w:sz w:val="24"/>
-          <w:u w:val="single"/>
-        </w:rPr>
-        <w:t xml:space="preserve"> </w:t>
-      </w:r>
-      <w:r>
-        <w:rPr>
-          <w:rFonts w:ascii="Charis SIL Regular" w:hAnsi="Charis SIL Regular" w:eastAsia="Charis SIL Regular"/>
-          <w:b w:val="0"/>
-          <w:i w:val="0"/>
-          <w:color w:val="0000FF"/>
-          <w:sz w:val="24"/>
-          <w:u w:val="single"/>
-        </w:rPr>
         <w:hyperlink r:id="rId20" w:history="1">
           <w:r>
             <w:rPr>
               <w:rStyle w:val="Hyperlink"/>
             </w:rPr>
-            <w:t>gebied</w:t>
+            <w:t>i</w:t>
           </w:r>
         </w:hyperlink>
-      </w:r>
-      <w:r>
-        <w:rPr>
-          <w:rFonts w:ascii="Charis SIL Regular" w:hAnsi="Charis SIL Regular" w:eastAsia="Charis SIL Regular"/>
-          <w:b w:val="0"/>
-          <w:i w:val="0"/>
-          <w:color w:val="0000FF"/>
-          <w:sz w:val="24"/>
-          <w:u w:val="single"/>
-        </w:rPr>
-        <w:hyperlink r:id="rId20" w:history="1">
-          <w:r>
-            <w:rPr>
-              <w:rStyle w:val="Hyperlink"/>
-            </w:rPr>
-            <w:t>en</w:t>
-          </w:r>
-        </w:hyperlink>
-      </w:r>
-      <w:r>
-        <w:rPr>
-          <w:rFonts w:ascii="Charis SIL Regular" w:hAnsi="Charis SIL Regular" w:eastAsia="Charis SIL Regular"/>
-          <w:b w:val="0"/>
-          <w:i w:val="0"/>
-          <w:color w:val="000000"/>
-          <w:sz w:val="24"/>
-        </w:rPr>
-        <w:t xml:space="preserve">•  </w:t>
-      </w:r>
-      <w:r>
-        <w:rPr>
-          <w:rFonts w:ascii="Charis SIL Regular" w:hAnsi="Charis SIL Regular" w:eastAsia="Charis SIL Regular"/>
-          <w:b w:val="0"/>
-          <w:i w:val="0"/>
-          <w:color w:val="0000FF"/>
-          <w:sz w:val="24"/>
-        </w:rPr>
-        <w:t>Zendelingen en missionarisse</w:t>
       </w:r>
       <w:r>
         <w:rPr>
@@ -2885,12 +3015,12 @@
           <w:sz w:val="24"/>
           <w:u w:val="single"/>
         </w:rPr>
-        <w:hyperlink r:id="rId15" w:history="1">
+        <w:hyperlink r:id="rId20" w:history="1">
           <w:r>
             <w:rPr>
               <w:rStyle w:val="Hyperlink"/>
             </w:rPr>
-            <w:t>i</w:t>
+            <w:t>gekoloniseer</w:t>
           </w:r>
         </w:hyperlink>
       </w:r>
@@ -2903,12 +3033,30 @@
           <w:sz w:val="24"/>
           <w:u w:val="single"/>
         </w:rPr>
-        <w:hyperlink r:id="rId15" w:history="1">
+        <w:hyperlink r:id="rId20" w:history="1">
           <w:r>
             <w:rPr>
               <w:rStyle w:val="Hyperlink"/>
             </w:rPr>
-            <w:t>n</w:t>
+            <w:t>d</w:t>
+          </w:r>
+        </w:hyperlink>
+      </w:r>
+      <w:r>
+        <w:rPr>
+          <w:rFonts w:ascii="Charis SIL Regular" w:hAnsi="Charis SIL Regular" w:eastAsia="Charis SIL Regular"/>
+          <w:b w:val="0"/>
+          <w:i w:val="0"/>
+          <w:color w:val="0000FF"/>
+          <w:sz w:val="24"/>
+          <w:u w:val="single"/>
+        </w:rPr>
+        <w:hyperlink r:id="rId20" w:history="1">
+          <w:r>
+            <w:rPr>
+              <w:rStyle w:val="Hyperlink"/>
+            </w:rPr>
+            <w:t>e</w:t>
           </w:r>
         </w:hyperlink>
       </w:r>
@@ -2932,72 +3080,7 @@
           <w:sz w:val="24"/>
           <w:u w:val="single"/>
         </w:rPr>
-        <w:hyperlink r:id="rId15" w:history="1">
-          <w:r>
-            <w:rPr>
-              <w:rStyle w:val="Hyperlink"/>
-            </w:rPr>
-            <w:t>gekoloniseer</w:t>
-          </w:r>
-        </w:hyperlink>
-      </w:r>
-      <w:r>
-        <w:rPr>
-          <w:rFonts w:ascii="Charis SIL Regular" w:hAnsi="Charis SIL Regular" w:eastAsia="Charis SIL Regular"/>
-          <w:b w:val="0"/>
-          <w:i w:val="0"/>
-          <w:color w:val="0000FF"/>
-          <w:sz w:val="24"/>
-          <w:u w:val="single"/>
-        </w:rPr>
-        <w:hyperlink r:id="rId15" w:history="1">
-          <w:r>
-            <w:rPr>
-              <w:rStyle w:val="Hyperlink"/>
-            </w:rPr>
-            <w:t>d</w:t>
-          </w:r>
-        </w:hyperlink>
-      </w:r>
-      <w:r>
-        <w:rPr>
-          <w:rFonts w:ascii="Charis SIL Regular" w:hAnsi="Charis SIL Regular" w:eastAsia="Charis SIL Regular"/>
-          <w:b w:val="0"/>
-          <w:i w:val="0"/>
-          <w:color w:val="0000FF"/>
-          <w:sz w:val="24"/>
-          <w:u w:val="single"/>
-        </w:rPr>
-        <w:hyperlink r:id="rId15" w:history="1">
-          <w:r>
-            <w:rPr>
-              <w:rStyle w:val="Hyperlink"/>
-            </w:rPr>
-            <w:t>e</w:t>
-          </w:r>
-        </w:hyperlink>
-      </w:r>
-      <w:r>
-        <w:rPr>
-          <w:rFonts w:ascii="Charis SIL Regular" w:hAnsi="Charis SIL Regular" w:eastAsia="Charis SIL Regular"/>
-          <w:b w:val="0"/>
-          <w:i w:val="0"/>
-          <w:color w:val="0000FF"/>
-          <w:sz w:val="24"/>
-          <w:u w:val="single"/>
-        </w:rPr>
-        <w:t xml:space="preserve"> </w:t>
-      </w:r>
-      <w:r>
-        <w:rPr>
-          <w:rFonts w:ascii="Charis SIL Regular" w:hAnsi="Charis SIL Regular" w:eastAsia="Charis SIL Regular"/>
-          <w:b w:val="0"/>
-          <w:i w:val="0"/>
-          <w:color w:val="0000FF"/>
-          <w:sz w:val="24"/>
-          <w:u w:val="single"/>
-        </w:rPr>
-        <w:hyperlink r:id="rId15" w:history="1">
+        <w:hyperlink r:id="rId20" w:history="1">
           <w:r>
             <w:rPr>
               <w:rStyle w:val="Hyperlink"/>

--- a/EXPORTS/DOCX/published/niveau2/Dutch/Museum.docx
+++ b/EXPORTS/DOCX/published/niveau2/Dutch/Museum.docx
@@ -371,53 +371,7 @@
           <w:color w:val="000000"/>
           <w:sz w:val="24"/>
         </w:rPr>
-        <w:t>, beide</w:t>
-      </w:r>
-      <w:r>
-        <w:rPr>
-          <w:u w:val="single" w:color="0000ff"/>
-          <w:rFonts w:ascii="Charis SIL Regular" w:hAnsi="Charis SIL Regular" w:eastAsia="Charis SIL Regular"/>
-          <w:b w:val="0"/>
-          <w:i w:val="0"/>
-          <w:color w:val="000000"/>
-          <w:sz w:val="24"/>
-        </w:rPr>
-        <w:hyperlink r:id="rId9" w:history="1">
-          <w:r>
-            <w:rPr>
-              <w:rStyle w:val="Hyperlink"/>
-            </w:rPr>
-            <w:t>n in de Zuid-</w:t>
-          </w:r>
-        </w:hyperlink>
-      </w:r>
-      <w:r>
-        <w:rPr>
-          <w:rFonts w:ascii="Charis SIL Regular" w:hAnsi="Charis SIL Regular" w:eastAsia="Charis SIL Regular"/>
-          <w:b w:val="0"/>
-          <w:i w:val="0"/>
-          <w:color w:val="000000"/>
-          <w:sz w:val="24"/>
-        </w:rPr>
-        <w:t>H</w:t>
-      </w:r>
-      <w:r>
-        <w:rPr>
-          <w:u w:val="single" w:color="0000ff"/>
-          <w:rFonts w:ascii="Charis SIL Regular" w:hAnsi="Charis SIL Regular" w:eastAsia="Charis SIL Regular"/>
-          <w:b w:val="0"/>
-          <w:i w:val="0"/>
-          <w:color w:val="000000"/>
-          <w:sz w:val="24"/>
-        </w:rPr>
-        <w:hyperlink r:id="rId9" w:history="1">
-          <w:r>
-            <w:rPr>
-              <w:rStyle w:val="Hyperlink"/>
-            </w:rPr>
-            <w:t>olla</w:t>
-          </w:r>
-        </w:hyperlink>
+        <w:t>, beiden in de Zuid-Holla</w:t>
       </w:r>
       <w:r>
         <w:rPr>
@@ -784,8 +738,16 @@
           <w:i w:val="0"/>
           <w:color w:val="0000FF"/>
           <w:sz w:val="24"/>
+          <w:u w:val="single"/>
         </w:rPr>
-        <w:t>Vol</w:t>
+        <w:hyperlink r:id="rId12" w:history="1">
+          <w:r>
+            <w:rPr>
+              <w:rStyle w:val="Hyperlink"/>
+            </w:rPr>
+            <w:t>Vol</w:t>
+          </w:r>
+        </w:hyperlink>
       </w:r>
       <w:r>
         <w:rPr>
@@ -796,7 +758,7 @@
           <w:sz w:val="24"/>
           <w:u w:val="single"/>
         </w:rPr>
-        <w:hyperlink r:id="rId11" w:history="1">
+        <w:hyperlink r:id="rId12" w:history="1">
           <w:r>
             <w:rPr>
               <w:rStyle w:val="Hyperlink"/>
@@ -842,43 +804,7 @@
           <w:color w:val="000000"/>
           <w:sz w:val="24"/>
         </w:rPr>
-        <w:t>dam. De komst van objecten afkomstig uit ge</w:t>
-      </w:r>
-      <w:r>
-        <w:rPr>
-          <w:u w:val="single" w:color="0000ff"/>
-          <w:rFonts w:ascii="Charis SIL Regular" w:hAnsi="Charis SIL Regular" w:eastAsia="Charis SIL Regular"/>
-          <w:b w:val="0"/>
-          <w:i w:val="0"/>
-          <w:color w:val="000000"/>
-          <w:sz w:val="24"/>
-        </w:rPr>
-        <w:hyperlink r:id="rId12" w:history="1">
-          <w:r>
-            <w:rPr>
-              <w:rStyle w:val="Hyperlink"/>
-            </w:rPr>
-            <w:t>kolonisee</w:t>
-          </w:r>
-        </w:hyperlink>
-      </w:r>
-      <w:r>
-        <w:rPr>
-          <w:u w:val="single" w:color="0000ff"/>
-          <w:rFonts w:ascii="Charis SIL Regular" w:hAnsi="Charis SIL Regular" w:eastAsia="Charis SIL Regular"/>
-          <w:b w:val="0"/>
-          <w:i w:val="0"/>
-          <w:color w:val="000000"/>
-          <w:sz w:val="24"/>
-        </w:rPr>
-        <w:hyperlink r:id="rId12" w:history="1">
-          <w:r>
-            <w:rPr>
-              <w:rStyle w:val="Hyperlink"/>
-            </w:rPr>
-            <w:t>rde g</w:t>
-          </w:r>
-        </w:hyperlink>
+        <w:t>dam. De komst van objecten afkomstig uit gekoloniseerde g</w:t>
       </w:r>
       <w:r>
         <w:rPr>
@@ -2133,7 +2059,7 @@
           <w:sz w:val="24"/>
           <w:u w:val="single"/>
         </w:rPr>
-        <w:hyperlink r:id="rId19" w:history="1">
+        <w:hyperlink r:id="rId14" w:history="1">
           <w:r>
             <w:rPr>
               <w:rStyle w:val="Hyperlink"/>
@@ -2162,7 +2088,7 @@
           <w:sz w:val="24"/>
           <w:u w:val="single"/>
         </w:rPr>
-        <w:hyperlink r:id="rId19" w:history="1">
+        <w:hyperlink r:id="rId14" w:history="1">
           <w:r>
             <w:rPr>
               <w:rStyle w:val="Hyperlink"/>
@@ -2180,7 +2106,7 @@
           <w:sz w:val="24"/>
           <w:u w:val="single"/>
         </w:rPr>
-        <w:hyperlink r:id="rId19" w:history="1">
+        <w:hyperlink r:id="rId14" w:history="1">
           <w:r>
             <w:rPr>
               <w:rStyle w:val="Hyperlink"/>
@@ -2240,7 +2166,7 @@
           <w:sz w:val="24"/>
           <w:u w:val="single"/>
         </w:rPr>
-        <w:hyperlink r:id="rId13" w:history="1">
+        <w:hyperlink r:id="rId19" w:history="1">
           <w:r>
             <w:rPr>
               <w:rStyle w:val="Hyperlink"/>
@@ -2248,6 +2174,82 @@
             <w:t>Le</w:t>
           </w:r>
         </w:hyperlink>
+      </w:r>
+      <w:r>
+        <w:rPr>
+          <w:rFonts w:ascii="Charis SIL Regular" w:hAnsi="Charis SIL Regular" w:eastAsia="Charis SIL Regular"/>
+          <w:b w:val="0"/>
+          <w:i w:val="0"/>
+          <w:color w:val="0000FF"/>
+          <w:sz w:val="24"/>
+          <w:u w:val="single"/>
+        </w:rPr>
+        <w:hyperlink r:id="rId19" w:history="1">
+          <w:r>
+            <w:rPr>
+              <w:rStyle w:val="Hyperlink"/>
+            </w:rPr>
+            <w:t>g</w:t>
+          </w:r>
+        </w:hyperlink>
+      </w:r>
+      <w:r>
+        <w:rPr>
+          <w:rFonts w:ascii="Charis SIL Regular" w:hAnsi="Charis SIL Regular" w:eastAsia="Charis SIL Regular"/>
+          <w:b w:val="0"/>
+          <w:i w:val="0"/>
+          <w:color w:val="0000FF"/>
+          <w:sz w:val="24"/>
+          <w:u w:val="single"/>
+        </w:rPr>
+        <w:hyperlink r:id="rId19" w:history="1">
+          <w:r>
+            <w:rPr>
+              <w:rStyle w:val="Hyperlink"/>
+            </w:rPr>
+            <w:t>er-</w:t>
+          </w:r>
+        </w:hyperlink>
+      </w:r>
+      <w:r>
+        <w:rPr>
+          <w:rFonts w:ascii="Charis SIL Regular" w:hAnsi="Charis SIL Regular" w:eastAsia="Charis SIL Regular"/>
+          <w:b w:val="0"/>
+          <w:i w:val="0"/>
+          <w:color w:val="0000FF"/>
+          <w:sz w:val="24"/>
+          <w:u w:val="single"/>
+        </w:rPr>
+        <w:t xml:space="preserve"> </w:t>
+      </w:r>
+      <w:r>
+        <w:rPr>
+          <w:rFonts w:ascii="Charis SIL Regular" w:hAnsi="Charis SIL Regular" w:eastAsia="Charis SIL Regular"/>
+          <w:b w:val="0"/>
+          <w:i w:val="0"/>
+          <w:color w:val="0000FF"/>
+          <w:sz w:val="24"/>
+          <w:u w:val="single"/>
+        </w:rPr>
+        <w:hyperlink r:id="rId19" w:history="1">
+          <w:r>
+            <w:rPr>
+              <w:rStyle w:val="Hyperlink"/>
+            </w:rPr>
+            <w:t>en</w:t>
+          </w:r>
+        </w:hyperlink>
+      </w:r>
+      <w:r>
+        <w:rPr>
+          <w:rFonts w:ascii="Charis SIL Regular" w:hAnsi="Charis SIL Regular" w:eastAsia="Charis SIL Regular"/>
+          <w:b w:val="0"/>
+          <w:i w:val="0"/>
+          <w:color w:val="0000FF"/>
+          <w:sz w:val="24"/>
+          <w:u w:val="single"/>
+        </w:rPr>
+        <w:t xml:space="preserve"> </w:t>
       </w:r>
       <w:r>
         <w:rPr>
@@ -2263,7 +2265,7 @@
             <w:rPr>
               <w:rStyle w:val="Hyperlink"/>
             </w:rPr>
-            <w:t>g</w:t>
+            <w:t>ma</w:t>
           </w:r>
         </w:hyperlink>
       </w:r>
@@ -2281,20 +2283,9 @@
             <w:rPr>
               <w:rStyle w:val="Hyperlink"/>
             </w:rPr>
-            <w:t>er-</w:t>
+            <w:t>rineperso</w:t>
           </w:r>
         </w:hyperlink>
-      </w:r>
-      <w:r>
-        <w:rPr>
-          <w:rFonts w:ascii="Charis SIL Regular" w:hAnsi="Charis SIL Regular" w:eastAsia="Charis SIL Regular"/>
-          <w:b w:val="0"/>
-          <w:i w:val="0"/>
-          <w:color w:val="0000FF"/>
-          <w:sz w:val="24"/>
-          <w:u w:val="single"/>
-        </w:rPr>
-        <w:t xml:space="preserve"> </w:t>
       </w:r>
       <w:r>
         <w:rPr>
@@ -2310,36 +2301,7 @@
             <w:rPr>
               <w:rStyle w:val="Hyperlink"/>
             </w:rPr>
-            <w:t>en</w:t>
-          </w:r>
-        </w:hyperlink>
-      </w:r>
-      <w:r>
-        <w:rPr>
-          <w:rFonts w:ascii="Charis SIL Regular" w:hAnsi="Charis SIL Regular" w:eastAsia="Charis SIL Regular"/>
-          <w:b w:val="0"/>
-          <w:i w:val="0"/>
-          <w:color w:val="0000FF"/>
-          <w:sz w:val="24"/>
-          <w:u w:val="single"/>
-        </w:rPr>
-        <w:t xml:space="preserve"> </w:t>
-      </w:r>
-      <w:r>
-        <w:rPr>
-          <w:rFonts w:ascii="Charis SIL Regular" w:hAnsi="Charis SIL Regular" w:eastAsia="Charis SIL Regular"/>
-          <w:b w:val="0"/>
-          <w:i w:val="0"/>
-          <w:color w:val="0000FF"/>
-          <w:sz w:val="24"/>
-          <w:u w:val="single"/>
-        </w:rPr>
-        <w:hyperlink r:id="rId13" w:history="1">
-          <w:r>
-            <w:rPr>
-              <w:rStyle w:val="Hyperlink"/>
-            </w:rPr>
-            <w:t>marinepersonee</w:t>
+            <w:t>nee</w:t>
           </w:r>
         </w:hyperlink>
       </w:r>
@@ -2539,7 +2501,7 @@
           <w:sz w:val="24"/>
           <w:u w:val="single"/>
         </w:rPr>
-        <w:hyperlink r:id="rId13" w:history="1">
+        <w:hyperlink r:id="rId20" w:history="1">
           <w:r>
             <w:rPr>
               <w:rStyle w:val="Hyperlink"/>
@@ -2557,7 +2519,7 @@
           <w:sz w:val="24"/>
           <w:u w:val="single"/>
         </w:rPr>
-        <w:hyperlink r:id="rId13" w:history="1">
+        <w:hyperlink r:id="rId20" w:history="1">
           <w:r>
             <w:rPr>
               <w:rStyle w:val="Hyperlink"/>

--- a/EXPORTS/DOCX/published/niveau2/Dutch/Museum.docx
+++ b/EXPORTS/DOCX/published/niveau2/Dutch/Museum.docx
@@ -371,7 +371,25 @@
           <w:color w:val="000000"/>
           <w:sz w:val="24"/>
         </w:rPr>
-        <w:t>, beiden in de Zuid-Holla</w:t>
+        <w:t>, beiden in de Zuid-H</w:t>
+      </w:r>
+      <w:r>
+        <w:rPr>
+          <w:u w:val="single" w:color="0000ff"/>
+          <w:rFonts w:ascii="Charis SIL Regular" w:hAnsi="Charis SIL Regular" w:eastAsia="Charis SIL Regular"/>
+          <w:b w:val="0"/>
+          <w:i w:val="0"/>
+          <w:color w:val="000000"/>
+          <w:sz w:val="24"/>
+        </w:rPr>
+        <w:hyperlink r:id="rId9" w:history="1">
+          <w:r>
+            <w:rPr>
+              <w:rStyle w:val="Hyperlink"/>
+            </w:rPr>
+            <w:t>olla</w:t>
+          </w:r>
+        </w:hyperlink>
       </w:r>
       <w:r>
         <w:rPr>
@@ -804,7 +822,43 @@
           <w:color w:val="000000"/>
           <w:sz w:val="24"/>
         </w:rPr>
-        <w:t>dam. De komst van objecten afkomstig uit gekoloniseerde g</w:t>
+        <w:t>dam. De komst van objecten afkomstig uit ge</w:t>
+      </w:r>
+      <w:r>
+        <w:rPr>
+          <w:u w:val="single" w:color="0000ff"/>
+          <w:rFonts w:ascii="Charis SIL Regular" w:hAnsi="Charis SIL Regular" w:eastAsia="Charis SIL Regular"/>
+          <w:b w:val="0"/>
+          <w:i w:val="0"/>
+          <w:color w:val="000000"/>
+          <w:sz w:val="24"/>
+        </w:rPr>
+        <w:hyperlink r:id="rId12" w:history="1">
+          <w:r>
+            <w:rPr>
+              <w:rStyle w:val="Hyperlink"/>
+            </w:rPr>
+            <w:t>kolonisee</w:t>
+          </w:r>
+        </w:hyperlink>
+      </w:r>
+      <w:r>
+        <w:rPr>
+          <w:u w:val="single" w:color="0000ff"/>
+          <w:rFonts w:ascii="Charis SIL Regular" w:hAnsi="Charis SIL Regular" w:eastAsia="Charis SIL Regular"/>
+          <w:b w:val="0"/>
+          <w:i w:val="0"/>
+          <w:color w:val="000000"/>
+          <w:sz w:val="24"/>
+        </w:rPr>
+        <w:hyperlink r:id="rId12" w:history="1">
+          <w:r>
+            <w:rPr>
+              <w:rStyle w:val="Hyperlink"/>
+            </w:rPr>
+            <w:t>rde g</w:t>
+          </w:r>
+        </w:hyperlink>
       </w:r>
       <w:r>
         <w:rPr>
@@ -2260,7 +2314,7 @@
           <w:sz w:val="24"/>
           <w:u w:val="single"/>
         </w:rPr>
-        <w:hyperlink r:id="rId13" w:history="1">
+        <w:hyperlink r:id="rId19" w:history="1">
           <w:r>
             <w:rPr>
               <w:rStyle w:val="Hyperlink"/>
@@ -2278,7 +2332,7 @@
           <w:sz w:val="24"/>
           <w:u w:val="single"/>
         </w:rPr>
-        <w:hyperlink r:id="rId13" w:history="1">
+        <w:hyperlink r:id="rId19" w:history="1">
           <w:r>
             <w:rPr>
               <w:rStyle w:val="Hyperlink"/>
@@ -2296,7 +2350,7 @@
           <w:sz w:val="24"/>
           <w:u w:val="single"/>
         </w:rPr>
-        <w:hyperlink r:id="rId13" w:history="1">
+        <w:hyperlink r:id="rId19" w:history="1">
           <w:r>
             <w:rPr>
               <w:rStyle w:val="Hyperlink"/>
@@ -2314,7 +2368,7 @@
           <w:sz w:val="24"/>
           <w:u w:val="single"/>
         </w:rPr>
-        <w:hyperlink r:id="rId13" w:history="1">
+        <w:hyperlink r:id="rId19" w:history="1">
           <w:r>
             <w:rPr>
               <w:rStyle w:val="Hyperlink"/>
@@ -2343,7 +2397,7 @@
           <w:sz w:val="24"/>
           <w:u w:val="single"/>
         </w:rPr>
-        <w:hyperlink r:id="rId13" w:history="1">
+        <w:hyperlink r:id="rId19" w:history="1">
           <w:r>
             <w:rPr>
               <w:rStyle w:val="Hyperlink"/>
@@ -2372,7 +2426,7 @@
           <w:sz w:val="24"/>
           <w:u w:val="single"/>
         </w:rPr>
-        <w:hyperlink r:id="rId13" w:history="1">
+        <w:hyperlink r:id="rId19" w:history="1">
           <w:r>
             <w:rPr>
               <w:rStyle w:val="Hyperlink"/>
@@ -2390,7 +2444,7 @@
           <w:sz w:val="24"/>
           <w:u w:val="single"/>
         </w:rPr>
-        <w:hyperlink r:id="rId13" w:history="1">
+        <w:hyperlink r:id="rId19" w:history="1">
           <w:r>
             <w:rPr>
               <w:rStyle w:val="Hyperlink"/>
@@ -2408,7 +2462,7 @@
           <w:sz w:val="24"/>
           <w:u w:val="single"/>
         </w:rPr>
-        <w:hyperlink r:id="rId13" w:history="1">
+        <w:hyperlink r:id="rId19" w:history="1">
           <w:r>
             <w:rPr>
               <w:rStyle w:val="Hyperlink"/>
@@ -2437,7 +2491,7 @@
           <w:sz w:val="24"/>
           <w:u w:val="single"/>
         </w:rPr>
-        <w:hyperlink r:id="rId13" w:history="1">
+        <w:hyperlink r:id="rId19" w:history="1">
           <w:r>
             <w:rPr>
               <w:rStyle w:val="Hyperlink"/>
@@ -2537,7 +2591,7 @@
           <w:sz w:val="24"/>
           <w:u w:val="single"/>
         </w:rPr>
-        <w:hyperlink r:id="rId13" w:history="1">
+        <w:hyperlink r:id="rId20" w:history="1">
           <w:r>
             <w:rPr>
               <w:rStyle w:val="Hyperlink"/>
@@ -2566,7 +2620,7 @@
           <w:sz w:val="24"/>
           <w:u w:val="single"/>
         </w:rPr>
-        <w:hyperlink r:id="rId13" w:history="1">
+        <w:hyperlink r:id="rId20" w:history="1">
           <w:r>
             <w:rPr>
               <w:rStyle w:val="Hyperlink"/>
@@ -2584,7 +2638,7 @@
           <w:sz w:val="24"/>
           <w:u w:val="single"/>
         </w:rPr>
-        <w:hyperlink r:id="rId13" w:history="1">
+        <w:hyperlink r:id="rId20" w:history="1">
           <w:r>
             <w:rPr>
               <w:rStyle w:val="Hyperlink"/>
@@ -2602,7 +2656,7 @@
           <w:sz w:val="24"/>
           <w:u w:val="single"/>
         </w:rPr>
-        <w:hyperlink r:id="rId13" w:history="1">
+        <w:hyperlink r:id="rId20" w:history="1">
           <w:r>
             <w:rPr>
               <w:rStyle w:val="Hyperlink"/>
@@ -2631,7 +2685,7 @@
           <w:sz w:val="24"/>
           <w:u w:val="single"/>
         </w:rPr>
-        <w:hyperlink r:id="rId13" w:history="1">
+        <w:hyperlink r:id="rId20" w:history="1">
           <w:r>
             <w:rPr>
               <w:rStyle w:val="Hyperlink"/>
@@ -2649,7 +2703,7 @@
           <w:sz w:val="24"/>
           <w:u w:val="single"/>
         </w:rPr>
-        <w:hyperlink r:id="rId13" w:history="1">
+        <w:hyperlink r:id="rId20" w:history="1">
           <w:r>
             <w:rPr>
               <w:rStyle w:val="Hyperlink"/>
@@ -2678,7 +2732,7 @@
           <w:sz w:val="24"/>
           <w:u w:val="single"/>
         </w:rPr>
-        <w:hyperlink r:id="rId13" w:history="1">
+        <w:hyperlink r:id="rId20" w:history="1">
           <w:r>
             <w:rPr>
               <w:rStyle w:val="Hyperlink"/>
@@ -2696,7 +2750,7 @@
           <w:sz w:val="24"/>
           <w:u w:val="single"/>
         </w:rPr>
-        <w:hyperlink r:id="rId13" w:history="1">
+        <w:hyperlink r:id="rId20" w:history="1">
           <w:r>
             <w:rPr>
               <w:rStyle w:val="Hyperlink"/>
@@ -2714,7 +2768,7 @@
           <w:sz w:val="24"/>
           <w:u w:val="single"/>
         </w:rPr>
-        <w:hyperlink r:id="rId13" w:history="1">
+        <w:hyperlink r:id="rId20" w:history="1">
           <w:r>
             <w:rPr>
               <w:rStyle w:val="Hyperlink"/>
@@ -2743,7 +2797,7 @@
           <w:sz w:val="24"/>
           <w:u w:val="single"/>
         </w:rPr>
-        <w:hyperlink r:id="rId13" w:history="1">
+        <w:hyperlink r:id="rId20" w:history="1">
           <w:r>
             <w:rPr>
               <w:rStyle w:val="Hyperlink"/>

--- a/EXPORTS/DOCX/published/niveau2/Dutch/Museum.docx
+++ b/EXPORTS/DOCX/published/niveau2/Dutch/Museum.docx
@@ -371,7 +371,35 @@
           <w:color w:val="000000"/>
           <w:sz w:val="24"/>
         </w:rPr>
-        <w:t>, beiden in de Zuid-H</w:t>
+        <w:t>, beide</w:t>
+      </w:r>
+      <w:r>
+        <w:rPr>
+          <w:u w:val="single" w:color="0000ff"/>
+          <w:rFonts w:ascii="Charis SIL Regular" w:hAnsi="Charis SIL Regular" w:eastAsia="Charis SIL Regular"/>
+          <w:b w:val="0"/>
+          <w:i w:val="0"/>
+          <w:color w:val="000000"/>
+          <w:sz w:val="24"/>
+        </w:rPr>
+        <w:hyperlink r:id="rId9" w:history="1">
+          <w:r>
+            <w:rPr>
+              <w:rStyle w:val="Hyperlink"/>
+            </w:rPr>
+            <w:t>n in de Zuid-</w:t>
+          </w:r>
+        </w:hyperlink>
+      </w:r>
+      <w:r>
+        <w:rPr>
+          <w:rFonts w:ascii="Charis SIL Regular" w:hAnsi="Charis SIL Regular" w:eastAsia="Charis SIL Regular"/>
+          <w:b w:val="0"/>
+          <w:i w:val="0"/>
+          <w:color w:val="000000"/>
+          <w:sz w:val="24"/>
+        </w:rPr>
+        <w:t>H</w:t>
       </w:r>
       <w:r>
         <w:rPr>
@@ -756,7 +784,6 @@
           <w:i w:val="0"/>
           <w:color w:val="0000FF"/>
           <w:sz w:val="24"/>
-          <w:u w:val="single"/>
         </w:rPr>
         <w:hyperlink r:id="rId12" w:history="1">
           <w:r>
@@ -2426,7 +2453,7 @@
           <w:sz w:val="24"/>
           <w:u w:val="single"/>
         </w:rPr>
-        <w:hyperlink r:id="rId19" w:history="1">
+        <w:hyperlink r:id="rId13" w:history="1">
           <w:r>
             <w:rPr>
               <w:rStyle w:val="Hyperlink"/>
@@ -2444,7 +2471,7 @@
           <w:sz w:val="24"/>
           <w:u w:val="single"/>
         </w:rPr>
-        <w:hyperlink r:id="rId19" w:history="1">
+        <w:hyperlink r:id="rId13" w:history="1">
           <w:r>
             <w:rPr>
               <w:rStyle w:val="Hyperlink"/>
@@ -2462,7 +2489,7 @@
           <w:sz w:val="24"/>
           <w:u w:val="single"/>
         </w:rPr>
-        <w:hyperlink r:id="rId19" w:history="1">
+        <w:hyperlink r:id="rId13" w:history="1">
           <w:r>
             <w:rPr>
               <w:rStyle w:val="Hyperlink"/>
@@ -2491,7 +2518,7 @@
           <w:sz w:val="24"/>
           <w:u w:val="single"/>
         </w:rPr>
-        <w:hyperlink r:id="rId19" w:history="1">
+        <w:hyperlink r:id="rId13" w:history="1">
           <w:r>
             <w:rPr>
               <w:rStyle w:val="Hyperlink"/>
@@ -2685,7 +2712,7 @@
           <w:sz w:val="24"/>
           <w:u w:val="single"/>
         </w:rPr>
-        <w:hyperlink r:id="rId20" w:history="1">
+        <w:hyperlink r:id="rId13" w:history="1">
           <w:r>
             <w:rPr>
               <w:rStyle w:val="Hyperlink"/>
@@ -2703,7 +2730,7 @@
           <w:sz w:val="24"/>
           <w:u w:val="single"/>
         </w:rPr>
-        <w:hyperlink r:id="rId20" w:history="1">
+        <w:hyperlink r:id="rId13" w:history="1">
           <w:r>
             <w:rPr>
               <w:rStyle w:val="Hyperlink"/>
@@ -2732,7 +2759,7 @@
           <w:sz w:val="24"/>
           <w:u w:val="single"/>
         </w:rPr>
-        <w:hyperlink r:id="rId20" w:history="1">
+        <w:hyperlink r:id="rId13" w:history="1">
           <w:r>
             <w:rPr>
               <w:rStyle w:val="Hyperlink"/>
@@ -2750,7 +2777,7 @@
           <w:sz w:val="24"/>
           <w:u w:val="single"/>
         </w:rPr>
-        <w:hyperlink r:id="rId20" w:history="1">
+        <w:hyperlink r:id="rId13" w:history="1">
           <w:r>
             <w:rPr>
               <w:rStyle w:val="Hyperlink"/>
@@ -2768,7 +2795,7 @@
           <w:sz w:val="24"/>
           <w:u w:val="single"/>
         </w:rPr>
-        <w:hyperlink r:id="rId20" w:history="1">
+        <w:hyperlink r:id="rId13" w:history="1">
           <w:r>
             <w:rPr>
               <w:rStyle w:val="Hyperlink"/>
@@ -2797,7 +2824,7 @@
           <w:sz w:val="24"/>
           <w:u w:val="single"/>
         </w:rPr>
-        <w:hyperlink r:id="rId20" w:history="1">
+        <w:hyperlink r:id="rId13" w:history="1">
           <w:r>
             <w:rPr>
               <w:rStyle w:val="Hyperlink"/>

--- a/EXPORTS/DOCX/published/niveau2/Dutch/Museum.docx
+++ b/EXPORTS/DOCX/published/niveau2/Dutch/Museum.docx
@@ -785,14 +785,7 @@
           <w:color w:val="0000FF"/>
           <w:sz w:val="24"/>
         </w:rPr>
-        <w:hyperlink r:id="rId12" w:history="1">
-          <w:r>
-            <w:rPr>
-              <w:rStyle w:val="Hyperlink"/>
-            </w:rPr>
-            <w:t>Vol</w:t>
-          </w:r>
-        </w:hyperlink>
+        <w:t>Vol</w:t>
       </w:r>
       <w:r>
         <w:rPr>
@@ -803,7 +796,7 @@
           <w:sz w:val="24"/>
           <w:u w:val="single"/>
         </w:rPr>
-        <w:hyperlink r:id="rId12" w:history="1">
+        <w:hyperlink r:id="rId11" w:history="1">
           <w:r>
             <w:rPr>
               <w:rStyle w:val="Hyperlink"/>
@@ -1474,9 +1467,15 @@
           <w:i w:val="0"/>
           <w:color w:val="0000FF"/>
           <w:sz w:val="24"/>
-          <w:u w:val="single"/>
         </w:rPr>
-        <w:t>c</w:t>
+        <w:hyperlink r:id="rId10" w:history="1">
+          <w:r>
+            <w:rPr>
+              <w:rStyle w:val="Hyperlink"/>
+            </w:rPr>
+            <w:t>c</w:t>
+          </w:r>
+        </w:hyperlink>
       </w:r>
       <w:r>
         <w:rPr>
@@ -1687,36 +1686,7 @@
           <w:color w:val="000000"/>
           <w:sz w:val="24"/>
         </w:rPr>
-        <w:t>collecties waren vaak een samenvoeging van volkenkundige, natu</w:t>
-      </w:r>
-      <w:r>
-        <w:rPr>
-          <w:u w:val="single" w:color="0000ff"/>
-          <w:rFonts w:ascii="Charis SIL Regular" w:hAnsi="Charis SIL Regular" w:eastAsia="Charis SIL Regular"/>
-          <w:b w:val="0"/>
-          <w:i w:val="0"/>
-          <w:color w:val="000000"/>
-          <w:sz w:val="24"/>
-        </w:rPr>
-        <w:t>u</w:t>
-      </w:r>
-      <w:r>
-        <w:rPr>
-          <w:u w:val="single" w:color="0000ff"/>
-          <w:rFonts w:ascii="Charis SIL Regular" w:hAnsi="Charis SIL Regular" w:eastAsia="Charis SIL Regular"/>
-          <w:b w:val="0"/>
-          <w:i w:val="0"/>
-          <w:color w:val="000000"/>
-          <w:sz w:val="24"/>
-        </w:rPr>
-        <w:hyperlink r:id="rId18" w:history="1">
-          <w:r>
-            <w:rPr>
-              <w:rStyle w:val="Hyperlink"/>
-            </w:rPr>
-            <w:t>rhistorische- e</w:t>
-          </w:r>
-        </w:hyperlink>
+        <w:t>collecties waren vaak een samenvoeging van volkenkundige, natuurhistorische- e</w:t>
       </w:r>
       <w:r>
         <w:rPr>
@@ -2017,7 +1987,7 @@
           <w:sz w:val="24"/>
           <w:u w:val="single"/>
         </w:rPr>
-        <w:hyperlink r:id="rId14" w:history="1">
+        <w:hyperlink r:id="rId19" w:history="1">
           <w:r>
             <w:rPr>
               <w:rStyle w:val="Hyperlink"/>
@@ -2046,7 +2016,7 @@
           <w:sz w:val="24"/>
           <w:u w:val="single"/>
         </w:rPr>
-        <w:hyperlink r:id="rId14" w:history="1">
+        <w:hyperlink r:id="rId19" w:history="1">
           <w:r>
             <w:rPr>
               <w:rStyle w:val="Hyperlink"/>
@@ -2064,7 +2034,7 @@
           <w:sz w:val="24"/>
           <w:u w:val="single"/>
         </w:rPr>
-        <w:hyperlink r:id="rId14" w:history="1">
+        <w:hyperlink r:id="rId19" w:history="1">
           <w:r>
             <w:rPr>
               <w:rStyle w:val="Hyperlink"/>
@@ -2082,7 +2052,7 @@
           <w:sz w:val="24"/>
           <w:u w:val="single"/>
         </w:rPr>
-        <w:hyperlink r:id="rId14" w:history="1">
+        <w:hyperlink r:id="rId19" w:history="1">
           <w:r>
             <w:rPr>
               <w:rStyle w:val="Hyperlink"/>
@@ -2111,7 +2081,7 @@
           <w:sz w:val="24"/>
           <w:u w:val="single"/>
         </w:rPr>
-        <w:hyperlink r:id="rId14" w:history="1">
+        <w:hyperlink r:id="rId19" w:history="1">
           <w:r>
             <w:rPr>
               <w:rStyle w:val="Hyperlink"/>
@@ -2156,7 +2126,6 @@
           <w:i w:val="0"/>
           <w:color w:val="0000FF"/>
           <w:sz w:val="24"/>
-          <w:u w:val="single"/>
         </w:rPr>
         <w:t xml:space="preserve"> </w:t>
       </w:r>
@@ -2169,7 +2138,7 @@
           <w:sz w:val="24"/>
           <w:u w:val="single"/>
         </w:rPr>
-        <w:hyperlink r:id="rId14" w:history="1">
+        <w:hyperlink r:id="rId19" w:history="1">
           <w:r>
             <w:rPr>
               <w:rStyle w:val="Hyperlink"/>
@@ -2187,7 +2156,7 @@
           <w:sz w:val="24"/>
           <w:u w:val="single"/>
         </w:rPr>
-        <w:hyperlink r:id="rId14" w:history="1">
+        <w:hyperlink r:id="rId19" w:history="1">
           <w:r>
             <w:rPr>
               <w:rStyle w:val="Hyperlink"/>
@@ -2247,7 +2216,7 @@
           <w:sz w:val="24"/>
           <w:u w:val="single"/>
         </w:rPr>
-        <w:hyperlink r:id="rId19" w:history="1">
+        <w:hyperlink r:id="rId13" w:history="1">
           <w:r>
             <w:rPr>
               <w:rStyle w:val="Hyperlink"/>
@@ -2283,7 +2252,7 @@
           <w:sz w:val="24"/>
           <w:u w:val="single"/>
         </w:rPr>
-        <w:hyperlink r:id="rId19" w:history="1">
+        <w:hyperlink r:id="rId13" w:history="1">
           <w:r>
             <w:rPr>
               <w:rStyle w:val="Hyperlink"/>
@@ -2312,7 +2281,7 @@
           <w:sz w:val="24"/>
           <w:u w:val="single"/>
         </w:rPr>
-        <w:hyperlink r:id="rId19" w:history="1">
+        <w:hyperlink r:id="rId13" w:history="1">
           <w:r>
             <w:rPr>
               <w:rStyle w:val="Hyperlink"/>
@@ -2453,12 +2422,199 @@
           <w:sz w:val="24"/>
           <w:u w:val="single"/>
         </w:rPr>
+        <w:hyperlink r:id="rId19" w:history="1">
+          <w:r>
+            <w:rPr>
+              <w:rStyle w:val="Hyperlink"/>
+            </w:rPr>
+            <w:t>gekolonis</w:t>
+          </w:r>
+        </w:hyperlink>
+      </w:r>
+      <w:r>
+        <w:rPr>
+          <w:rFonts w:ascii="Charis SIL Regular" w:hAnsi="Charis SIL Regular" w:eastAsia="Charis SIL Regular"/>
+          <w:b w:val="0"/>
+          <w:i w:val="0"/>
+          <w:color w:val="0000FF"/>
+          <w:sz w:val="24"/>
+          <w:u w:val="single"/>
+        </w:rPr>
+        <w:hyperlink r:id="rId19" w:history="1">
+          <w:r>
+            <w:rPr>
+              <w:rStyle w:val="Hyperlink"/>
+            </w:rPr>
+            <w:t>e</w:t>
+          </w:r>
+        </w:hyperlink>
+      </w:r>
+      <w:r>
+        <w:rPr>
+          <w:rFonts w:ascii="Charis SIL Regular" w:hAnsi="Charis SIL Regular" w:eastAsia="Charis SIL Regular"/>
+          <w:b w:val="0"/>
+          <w:i w:val="0"/>
+          <w:color w:val="0000FF"/>
+          <w:sz w:val="24"/>
+          <w:u w:val="single"/>
+        </w:rPr>
+        <w:hyperlink r:id="rId19" w:history="1">
+          <w:r>
+            <w:rPr>
+              <w:rStyle w:val="Hyperlink"/>
+            </w:rPr>
+            <w:t>erde</w:t>
+          </w:r>
+        </w:hyperlink>
+      </w:r>
+      <w:r>
+        <w:rPr>
+          <w:rFonts w:ascii="Charis SIL Regular" w:hAnsi="Charis SIL Regular" w:eastAsia="Charis SIL Regular"/>
+          <w:b w:val="0"/>
+          <w:i w:val="0"/>
+          <w:color w:val="0000FF"/>
+          <w:sz w:val="24"/>
+          <w:u w:val="single"/>
+        </w:rPr>
+        <w:t xml:space="preserve"> </w:t>
+      </w:r>
+      <w:r>
+        <w:rPr>
+          <w:rFonts w:ascii="Charis SIL Regular" w:hAnsi="Charis SIL Regular" w:eastAsia="Charis SIL Regular"/>
+          <w:b w:val="0"/>
+          <w:i w:val="0"/>
+          <w:color w:val="0000FF"/>
+          <w:sz w:val="24"/>
+          <w:u w:val="single"/>
+        </w:rPr>
+        <w:hyperlink r:id="rId19" w:history="1">
+          <w:r>
+            <w:rPr>
+              <w:rStyle w:val="Hyperlink"/>
+            </w:rPr>
+            <w:t>ge</w:t>
+          </w:r>
+        </w:hyperlink>
+      </w:r>
+      <w:r>
+        <w:rPr>
+          <w:rFonts w:ascii="Charis SIL Regular" w:hAnsi="Charis SIL Regular" w:eastAsia="Charis SIL Regular"/>
+          <w:b w:val="0"/>
+          <w:i w:val="0"/>
+          <w:color w:val="0000FF"/>
+          <w:sz w:val="24"/>
+          <w:u w:val="single"/>
+        </w:rPr>
         <w:hyperlink r:id="rId13" w:history="1">
           <w:r>
             <w:rPr>
               <w:rStyle w:val="Hyperlink"/>
             </w:rPr>
-            <w:t>gekolonis</w:t>
+            <w:t>bieden</w:t>
+          </w:r>
+        </w:hyperlink>
+      </w:r>
+      <w:r>
+        <w:rPr>
+          <w:rFonts w:ascii="Charis SIL Regular" w:hAnsi="Charis SIL Regular" w:eastAsia="Charis SIL Regular"/>
+          <w:b w:val="0"/>
+          <w:i w:val="0"/>
+          <w:color w:val="000000"/>
+          <w:sz w:val="24"/>
+        </w:rPr>
+        <w:t xml:space="preserve">•  </w:t>
+      </w:r>
+      <w:r>
+        <w:rPr>
+          <w:rFonts w:ascii="Charis SIL Regular" w:hAnsi="Charis SIL Regular" w:eastAsia="Charis SIL Regular"/>
+          <w:b w:val="0"/>
+          <w:i w:val="0"/>
+          <w:color w:val="0000FF"/>
+          <w:sz w:val="24"/>
+          <w:u w:val="single"/>
+        </w:rPr>
+        <w:hyperlink r:id="rId13" w:history="1">
+          <w:r>
+            <w:rPr>
+              <w:rStyle w:val="Hyperlink"/>
+            </w:rPr>
+            <w:t>Weten</w:t>
+          </w:r>
+        </w:hyperlink>
+      </w:r>
+      <w:r>
+        <w:rPr>
+          <w:rFonts w:ascii="Charis SIL Regular" w:hAnsi="Charis SIL Regular" w:eastAsia="Charis SIL Regular"/>
+          <w:b w:val="0"/>
+          <w:i w:val="0"/>
+          <w:color w:val="0000FF"/>
+          <w:sz w:val="24"/>
+          <w:u w:val="single"/>
+        </w:rPr>
+        <w:hyperlink r:id="rId13" w:history="1">
+          <w:r>
+            <w:rPr>
+              <w:rStyle w:val="Hyperlink"/>
+            </w:rPr>
+            <w:t>s</w:t>
+          </w:r>
+        </w:hyperlink>
+      </w:r>
+      <w:r>
+        <w:rPr>
+          <w:rFonts w:ascii="Charis SIL Regular" w:hAnsi="Charis SIL Regular" w:eastAsia="Charis SIL Regular"/>
+          <w:b w:val="0"/>
+          <w:i w:val="0"/>
+          <w:color w:val="0000FF"/>
+          <w:sz w:val="24"/>
+          <w:u w:val="single"/>
+        </w:rPr>
+        <w:t>ch</w:t>
+      </w:r>
+      <w:r>
+        <w:rPr>
+          <w:rFonts w:ascii="Charis SIL Regular" w:hAnsi="Charis SIL Regular" w:eastAsia="Charis SIL Regular"/>
+          <w:b w:val="0"/>
+          <w:i w:val="0"/>
+          <w:color w:val="0000FF"/>
+          <w:sz w:val="24"/>
+          <w:u w:val="single"/>
+        </w:rPr>
+        <w:hyperlink r:id="rId13" w:history="1">
+          <w:r>
+            <w:rPr>
+              <w:rStyle w:val="Hyperlink"/>
+            </w:rPr>
+            <w:t>appelijk</w:t>
+          </w:r>
+        </w:hyperlink>
+      </w:r>
+      <w:r>
+        <w:rPr>
+          <w:rFonts w:ascii="Charis SIL Regular" w:hAnsi="Charis SIL Regular" w:eastAsia="Charis SIL Regular"/>
+          <w:b w:val="0"/>
+          <w:i w:val="0"/>
+          <w:color w:val="0000FF"/>
+          <w:sz w:val="24"/>
+          <w:u w:val="single"/>
+        </w:rPr>
+        <w:t xml:space="preserve"> </w:t>
+      </w:r>
+      <w:r>
+        <w:rPr>
+          <w:rFonts w:ascii="Charis SIL Regular" w:hAnsi="Charis SIL Regular" w:eastAsia="Charis SIL Regular"/>
+          <w:b w:val="0"/>
+          <w:i w:val="0"/>
+          <w:color w:val="0000FF"/>
+          <w:sz w:val="24"/>
+          <w:u w:val="single"/>
+        </w:rPr>
+        <w:hyperlink r:id="rId13" w:history="1">
+          <w:r>
+            <w:rPr>
+              <w:rStyle w:val="Hyperlink"/>
+            </w:rPr>
+            <w:t>onderzo</w:t>
           </w:r>
         </w:hyperlink>
       </w:r>
@@ -2494,7 +2650,7 @@
             <w:rPr>
               <w:rStyle w:val="Hyperlink"/>
             </w:rPr>
-            <w:t>erde</w:t>
+            <w:t>k</w:t>
           </w:r>
         </w:hyperlink>
       </w:r>
@@ -2523,7 +2679,7 @@
             <w:rPr>
               <w:rStyle w:val="Hyperlink"/>
             </w:rPr>
-            <w:t>ge</w:t>
+            <w:t>i</w:t>
           </w:r>
         </w:hyperlink>
       </w:r>
@@ -2541,7 +2697,7 @@
             <w:rPr>
               <w:rStyle w:val="Hyperlink"/>
             </w:rPr>
-            <w:t>bieden</w:t>
+            <w:t>n</w:t>
           </w:r>
         </w:hyperlink>
       </w:r>
@@ -2550,10 +2706,11 @@
           <w:rFonts w:ascii="Charis SIL Regular" w:hAnsi="Charis SIL Regular" w:eastAsia="Charis SIL Regular"/>
           <w:b w:val="0"/>
           <w:i w:val="0"/>
-          <w:color w:val="000000"/>
+          <w:color w:val="0000FF"/>
           <w:sz w:val="24"/>
+          <w:u w:val="single"/>
         </w:rPr>
-        <w:t xml:space="preserve">•  </w:t>
+        <w:t xml:space="preserve"> </w:t>
       </w:r>
       <w:r>
         <w:rPr>
@@ -2569,7 +2726,7 @@
             <w:rPr>
               <w:rStyle w:val="Hyperlink"/>
             </w:rPr>
-            <w:t>Weten</w:t>
+            <w:t>gekoloniseer</w:t>
           </w:r>
         </w:hyperlink>
       </w:r>
@@ -2587,72 +2744,7 @@
             <w:rPr>
               <w:rStyle w:val="Hyperlink"/>
             </w:rPr>
-            <w:t>s</w:t>
-          </w:r>
-        </w:hyperlink>
-      </w:r>
-      <w:r>
-        <w:rPr>
-          <w:rFonts w:ascii="Charis SIL Regular" w:hAnsi="Charis SIL Regular" w:eastAsia="Charis SIL Regular"/>
-          <w:b w:val="0"/>
-          <w:i w:val="0"/>
-          <w:color w:val="0000FF"/>
-          <w:sz w:val="24"/>
-          <w:u w:val="single"/>
-        </w:rPr>
-        <w:hyperlink r:id="rId20" w:history="1">
-          <w:r>
-            <w:rPr>
-              <w:rStyle w:val="Hyperlink"/>
-            </w:rPr>
-            <w:t>ch</w:t>
-          </w:r>
-        </w:hyperlink>
-      </w:r>
-      <w:r>
-        <w:rPr>
-          <w:rFonts w:ascii="Charis SIL Regular" w:hAnsi="Charis SIL Regular" w:eastAsia="Charis SIL Regular"/>
-          <w:b w:val="0"/>
-          <w:i w:val="0"/>
-          <w:color w:val="0000FF"/>
-          <w:sz w:val="24"/>
-          <w:u w:val="single"/>
-        </w:rPr>
-        <w:hyperlink r:id="rId20" w:history="1">
-          <w:r>
-            <w:rPr>
-              <w:rStyle w:val="Hyperlink"/>
-            </w:rPr>
-            <w:t>appelijk</w:t>
-          </w:r>
-        </w:hyperlink>
-      </w:r>
-      <w:r>
-        <w:rPr>
-          <w:rFonts w:ascii="Charis SIL Regular" w:hAnsi="Charis SIL Regular" w:eastAsia="Charis SIL Regular"/>
-          <w:b w:val="0"/>
-          <w:i w:val="0"/>
-          <w:color w:val="0000FF"/>
-          <w:sz w:val="24"/>
-          <w:u w:val="single"/>
-        </w:rPr>
-        <w:t xml:space="preserve"> </w:t>
-      </w:r>
-      <w:r>
-        <w:rPr>
-          <w:rFonts w:ascii="Charis SIL Regular" w:hAnsi="Charis SIL Regular" w:eastAsia="Charis SIL Regular"/>
-          <w:b w:val="0"/>
-          <w:i w:val="0"/>
-          <w:color w:val="0000FF"/>
-          <w:sz w:val="24"/>
-          <w:u w:val="single"/>
-        </w:rPr>
-        <w:hyperlink r:id="rId20" w:history="1">
-          <w:r>
-            <w:rPr>
-              <w:rStyle w:val="Hyperlink"/>
-            </w:rPr>
-            <w:t>onderzo</w:t>
+            <w:t>d</w:t>
           </w:r>
         </w:hyperlink>
       </w:r>
@@ -2683,14 +2775,7 @@
           <w:sz w:val="24"/>
           <w:u w:val="single"/>
         </w:rPr>
-        <w:hyperlink r:id="rId20" w:history="1">
-          <w:r>
-            <w:rPr>
-              <w:rStyle w:val="Hyperlink"/>
-            </w:rPr>
-            <w:t>k</w:t>
-          </w:r>
-        </w:hyperlink>
+        <w:t xml:space="preserve"> </w:t>
       </w:r>
       <w:r>
         <w:rPr>
@@ -2701,130 +2786,7 @@
           <w:sz w:val="24"/>
           <w:u w:val="single"/>
         </w:rPr>
-        <w:t xml:space="preserve"> </w:t>
-      </w:r>
-      <w:r>
-        <w:rPr>
-          <w:rFonts w:ascii="Charis SIL Regular" w:hAnsi="Charis SIL Regular" w:eastAsia="Charis SIL Regular"/>
-          <w:b w:val="0"/>
-          <w:i w:val="0"/>
-          <w:color w:val="0000FF"/>
-          <w:sz w:val="24"/>
-          <w:u w:val="single"/>
-        </w:rPr>
-        <w:hyperlink r:id="rId13" w:history="1">
-          <w:r>
-            <w:rPr>
-              <w:rStyle w:val="Hyperlink"/>
-            </w:rPr>
-            <w:t>i</w:t>
-          </w:r>
-        </w:hyperlink>
-      </w:r>
-      <w:r>
-        <w:rPr>
-          <w:rFonts w:ascii="Charis SIL Regular" w:hAnsi="Charis SIL Regular" w:eastAsia="Charis SIL Regular"/>
-          <w:b w:val="0"/>
-          <w:i w:val="0"/>
-          <w:color w:val="0000FF"/>
-          <w:sz w:val="24"/>
-          <w:u w:val="single"/>
-        </w:rPr>
-        <w:hyperlink r:id="rId13" w:history="1">
-          <w:r>
-            <w:rPr>
-              <w:rStyle w:val="Hyperlink"/>
-            </w:rPr>
-            <w:t>n</w:t>
-          </w:r>
-        </w:hyperlink>
-      </w:r>
-      <w:r>
-        <w:rPr>
-          <w:rFonts w:ascii="Charis SIL Regular" w:hAnsi="Charis SIL Regular" w:eastAsia="Charis SIL Regular"/>
-          <w:b w:val="0"/>
-          <w:i w:val="0"/>
-          <w:color w:val="0000FF"/>
-          <w:sz w:val="24"/>
-          <w:u w:val="single"/>
-        </w:rPr>
-        <w:t xml:space="preserve"> </w:t>
-      </w:r>
-      <w:r>
-        <w:rPr>
-          <w:rFonts w:ascii="Charis SIL Regular" w:hAnsi="Charis SIL Regular" w:eastAsia="Charis SIL Regular"/>
-          <w:b w:val="0"/>
-          <w:i w:val="0"/>
-          <w:color w:val="0000FF"/>
-          <w:sz w:val="24"/>
-          <w:u w:val="single"/>
-        </w:rPr>
-        <w:hyperlink r:id="rId13" w:history="1">
-          <w:r>
-            <w:rPr>
-              <w:rStyle w:val="Hyperlink"/>
-            </w:rPr>
-            <w:t>gekoloniseer</w:t>
-          </w:r>
-        </w:hyperlink>
-      </w:r>
-      <w:r>
-        <w:rPr>
-          <w:rFonts w:ascii="Charis SIL Regular" w:hAnsi="Charis SIL Regular" w:eastAsia="Charis SIL Regular"/>
-          <w:b w:val="0"/>
-          <w:i w:val="0"/>
-          <w:color w:val="0000FF"/>
-          <w:sz w:val="24"/>
-          <w:u w:val="single"/>
-        </w:rPr>
-        <w:hyperlink r:id="rId13" w:history="1">
-          <w:r>
-            <w:rPr>
-              <w:rStyle w:val="Hyperlink"/>
-            </w:rPr>
-            <w:t>d</w:t>
-          </w:r>
-        </w:hyperlink>
-      </w:r>
-      <w:r>
-        <w:rPr>
-          <w:rFonts w:ascii="Charis SIL Regular" w:hAnsi="Charis SIL Regular" w:eastAsia="Charis SIL Regular"/>
-          <w:b w:val="0"/>
-          <w:i w:val="0"/>
-          <w:color w:val="0000FF"/>
-          <w:sz w:val="24"/>
-          <w:u w:val="single"/>
-        </w:rPr>
-        <w:hyperlink r:id="rId13" w:history="1">
-          <w:r>
-            <w:rPr>
-              <w:rStyle w:val="Hyperlink"/>
-            </w:rPr>
-            <w:t>e</w:t>
-          </w:r>
-        </w:hyperlink>
-      </w:r>
-      <w:r>
-        <w:rPr>
-          <w:rFonts w:ascii="Charis SIL Regular" w:hAnsi="Charis SIL Regular" w:eastAsia="Charis SIL Regular"/>
-          <w:b w:val="0"/>
-          <w:i w:val="0"/>
-          <w:color w:val="0000FF"/>
-          <w:sz w:val="24"/>
-          <w:u w:val="single"/>
-        </w:rPr>
-        <w:t xml:space="preserve"> </w:t>
-      </w:r>
-      <w:r>
-        <w:rPr>
-          <w:rFonts w:ascii="Charis SIL Regular" w:hAnsi="Charis SIL Regular" w:eastAsia="Charis SIL Regular"/>
-          <w:b w:val="0"/>
-          <w:i w:val="0"/>
-          <w:color w:val="0000FF"/>
-          <w:sz w:val="24"/>
-          <w:u w:val="single"/>
-        </w:rPr>
-        <w:hyperlink r:id="rId13" w:history="1">
+        <w:hyperlink r:id="rId20" w:history="1">
           <w:r>
             <w:rPr>
               <w:rStyle w:val="Hyperlink"/>
@@ -2870,7 +2832,7 @@
           <w:sz w:val="24"/>
           <w:u w:val="single"/>
         </w:rPr>
-        <w:hyperlink r:id="rId20" w:history="1">
+        <w:hyperlink r:id="rId15" w:history="1">
           <w:r>
             <w:rPr>
               <w:rStyle w:val="Hyperlink"/>
@@ -2899,7 +2861,7 @@
           <w:sz w:val="24"/>
           <w:u w:val="single"/>
         </w:rPr>
-        <w:hyperlink r:id="rId20" w:history="1">
+        <w:hyperlink r:id="rId15" w:history="1">
           <w:r>
             <w:rPr>
               <w:rStyle w:val="Hyperlink"/>
@@ -2946,7 +2908,7 @@
           <w:sz w:val="24"/>
           <w:u w:val="single"/>
         </w:rPr>
-        <w:hyperlink r:id="rId20" w:history="1">
+        <w:hyperlink r:id="rId15" w:history="1">
           <w:r>
             <w:rPr>
               <w:rStyle w:val="Hyperlink"/>
@@ -2954,6 +2916,53 @@
             <w:t>i</w:t>
           </w:r>
         </w:hyperlink>
+      </w:r>
+      <w:r>
+        <w:rPr>
+          <w:rFonts w:ascii="Charis SIL Regular" w:hAnsi="Charis SIL Regular" w:eastAsia="Charis SIL Regular"/>
+          <w:b w:val="0"/>
+          <w:i w:val="0"/>
+          <w:color w:val="0000FF"/>
+          <w:sz w:val="24"/>
+          <w:u w:val="single"/>
+        </w:rPr>
+        <w:hyperlink r:id="rId15" w:history="1">
+          <w:r>
+            <w:rPr>
+              <w:rStyle w:val="Hyperlink"/>
+            </w:rPr>
+            <w:t>ssionarisse</w:t>
+          </w:r>
+        </w:hyperlink>
+      </w:r>
+      <w:r>
+        <w:rPr>
+          <w:rFonts w:ascii="Charis SIL Regular" w:hAnsi="Charis SIL Regular" w:eastAsia="Charis SIL Regular"/>
+          <w:b w:val="0"/>
+          <w:i w:val="0"/>
+          <w:color w:val="0000FF"/>
+          <w:sz w:val="24"/>
+          <w:u w:val="single"/>
+        </w:rPr>
+        <w:hyperlink r:id="rId15" w:history="1">
+          <w:r>
+            <w:rPr>
+              <w:rStyle w:val="Hyperlink"/>
+            </w:rPr>
+            <w:t>n</w:t>
+          </w:r>
+        </w:hyperlink>
+      </w:r>
+      <w:r>
+        <w:rPr>
+          <w:rFonts w:ascii="Charis SIL Regular" w:hAnsi="Charis SIL Regular" w:eastAsia="Charis SIL Regular"/>
+          <w:b w:val="0"/>
+          <w:i w:val="0"/>
+          <w:color w:val="0000FF"/>
+          <w:sz w:val="24"/>
+          <w:u w:val="single"/>
+        </w:rPr>
+        <w:t xml:space="preserve"> </w:t>
       </w:r>
       <w:r>
         <w:rPr>
@@ -2969,7 +2978,7 @@
             <w:rPr>
               <w:rStyle w:val="Hyperlink"/>
             </w:rPr>
-            <w:t>ssionarisse</w:t>
+            <w:t>i</w:t>
           </w:r>
         </w:hyperlink>
       </w:r>
@@ -3016,53 +3025,6 @@
             <w:rPr>
               <w:rStyle w:val="Hyperlink"/>
             </w:rPr>
-            <w:t>i</w:t>
-          </w:r>
-        </w:hyperlink>
-      </w:r>
-      <w:r>
-        <w:rPr>
-          <w:rFonts w:ascii="Charis SIL Regular" w:hAnsi="Charis SIL Regular" w:eastAsia="Charis SIL Regular"/>
-          <w:b w:val="0"/>
-          <w:i w:val="0"/>
-          <w:color w:val="0000FF"/>
-          <w:sz w:val="24"/>
-          <w:u w:val="single"/>
-        </w:rPr>
-        <w:hyperlink r:id="rId20" w:history="1">
-          <w:r>
-            <w:rPr>
-              <w:rStyle w:val="Hyperlink"/>
-            </w:rPr>
-            <w:t>n</w:t>
-          </w:r>
-        </w:hyperlink>
-      </w:r>
-      <w:r>
-        <w:rPr>
-          <w:rFonts w:ascii="Charis SIL Regular" w:hAnsi="Charis SIL Regular" w:eastAsia="Charis SIL Regular"/>
-          <w:b w:val="0"/>
-          <w:i w:val="0"/>
-          <w:color w:val="0000FF"/>
-          <w:sz w:val="24"/>
-          <w:u w:val="single"/>
-        </w:rPr>
-        <w:t xml:space="preserve"> </w:t>
-      </w:r>
-      <w:r>
-        <w:rPr>
-          <w:rFonts w:ascii="Charis SIL Regular" w:hAnsi="Charis SIL Regular" w:eastAsia="Charis SIL Regular"/>
-          <w:b w:val="0"/>
-          <w:i w:val="0"/>
-          <w:color w:val="0000FF"/>
-          <w:sz w:val="24"/>
-          <w:u w:val="single"/>
-        </w:rPr>
-        <w:hyperlink r:id="rId20" w:history="1">
-          <w:r>
-            <w:rPr>
-              <w:rStyle w:val="Hyperlink"/>
-            </w:rPr>
             <w:t>gekoloniseer</w:t>
           </w:r>
         </w:hyperlink>
@@ -3123,7 +3085,7 @@
           <w:sz w:val="24"/>
           <w:u w:val="single"/>
         </w:rPr>
-        <w:hyperlink r:id="rId20" w:history="1">
+        <w:hyperlink r:id="rId15" w:history="1">
           <w:r>
             <w:rPr>
               <w:rStyle w:val="Hyperlink"/>

--- a/EXPORTS/DOCX/published/niveau2/Dutch/Museum.docx
+++ b/EXPORTS/DOCX/published/niveau2/Dutch/Museum.docx
@@ -1467,15 +1467,9 @@
           <w:i w:val="0"/>
           <w:color w:val="0000FF"/>
           <w:sz w:val="24"/>
+          <w:u w:val="single"/>
         </w:rPr>
-        <w:hyperlink r:id="rId10" w:history="1">
-          <w:r>
-            <w:rPr>
-              <w:rStyle w:val="Hyperlink"/>
-            </w:rPr>
-            <w:t>c</w:t>
-          </w:r>
-        </w:hyperlink>
+        <w:t>c</w:t>
       </w:r>
       <w:r>
         <w:rPr>
@@ -1987,12 +1981,106 @@
           <w:sz w:val="24"/>
           <w:u w:val="single"/>
         </w:rPr>
-        <w:hyperlink r:id="rId19" w:history="1">
+        <w:hyperlink r:id="rId14" w:history="1">
           <w:r>
             <w:rPr>
               <w:rStyle w:val="Hyperlink"/>
             </w:rPr>
             <w:t>in</w:t>
+          </w:r>
+        </w:hyperlink>
+      </w:r>
+      <w:r>
+        <w:rPr>
+          <w:rFonts w:ascii="Charis SIL Regular" w:hAnsi="Charis SIL Regular" w:eastAsia="Charis SIL Regular"/>
+          <w:b w:val="0"/>
+          <w:i w:val="0"/>
+          <w:color w:val="0000FF"/>
+          <w:sz w:val="24"/>
+          <w:u w:val="single"/>
+        </w:rPr>
+        <w:t xml:space="preserve"> </w:t>
+      </w:r>
+      <w:r>
+        <w:rPr>
+          <w:rFonts w:ascii="Charis SIL Regular" w:hAnsi="Charis SIL Regular" w:eastAsia="Charis SIL Regular"/>
+          <w:b w:val="0"/>
+          <w:i w:val="0"/>
+          <w:color w:val="0000FF"/>
+          <w:sz w:val="24"/>
+          <w:u w:val="single"/>
+        </w:rPr>
+        <w:hyperlink r:id="rId14" w:history="1">
+          <w:r>
+            <w:rPr>
+              <w:rStyle w:val="Hyperlink"/>
+            </w:rPr>
+            <w:t>o</w:t>
+          </w:r>
+        </w:hyperlink>
+      </w:r>
+      <w:r>
+        <w:rPr>
+          <w:rFonts w:ascii="Charis SIL Regular" w:hAnsi="Charis SIL Regular" w:eastAsia="Charis SIL Regular"/>
+          <w:b w:val="0"/>
+          <w:i w:val="0"/>
+          <w:color w:val="0000FF"/>
+          <w:sz w:val="24"/>
+          <w:u w:val="single"/>
+        </w:rPr>
+        <w:hyperlink r:id="rId14" w:history="1">
+          <w:r>
+            <w:rPr>
+              <w:rStyle w:val="Hyperlink"/>
+            </w:rPr>
+            <w:t>b</w:t>
+          </w:r>
+        </w:hyperlink>
+      </w:r>
+      <w:r>
+        <w:rPr>
+          <w:rFonts w:ascii="Charis SIL Regular" w:hAnsi="Charis SIL Regular" w:eastAsia="Charis SIL Regular"/>
+          <w:b w:val="0"/>
+          <w:i w:val="0"/>
+          <w:color w:val="0000FF"/>
+          <w:sz w:val="24"/>
+          <w:u w:val="single"/>
+        </w:rPr>
+        <w:hyperlink r:id="rId14" w:history="1">
+          <w:r>
+            <w:rPr>
+              <w:rStyle w:val="Hyperlink"/>
+            </w:rPr>
+            <w:t>jecten</w:t>
+          </w:r>
+        </w:hyperlink>
+      </w:r>
+      <w:r>
+        <w:rPr>
+          <w:rFonts w:ascii="Charis SIL Regular" w:hAnsi="Charis SIL Regular" w:eastAsia="Charis SIL Regular"/>
+          <w:b w:val="0"/>
+          <w:i w:val="0"/>
+          <w:color w:val="0000FF"/>
+          <w:sz w:val="24"/>
+          <w:u w:val="single"/>
+        </w:rPr>
+        <w:t xml:space="preserve"> </w:t>
+      </w:r>
+      <w:r>
+        <w:rPr>
+          <w:rFonts w:ascii="Charis SIL Regular" w:hAnsi="Charis SIL Regular" w:eastAsia="Charis SIL Regular"/>
+          <w:b w:val="0"/>
+          <w:i w:val="0"/>
+          <w:color w:val="0000FF"/>
+          <w:sz w:val="24"/>
+          <w:u w:val="single"/>
+        </w:rPr>
+        <w:hyperlink r:id="rId14" w:history="1">
+          <w:r>
+            <w:rPr>
+              <w:rStyle w:val="Hyperlink"/>
+            </w:rPr>
+            <w:t>uit</w:t>
           </w:r>
         </w:hyperlink>
       </w:r>
@@ -2021,43 +2109,7 @@
             <w:rPr>
               <w:rStyle w:val="Hyperlink"/>
             </w:rPr>
-            <w:t>o</w:t>
-          </w:r>
-        </w:hyperlink>
-      </w:r>
-      <w:r>
-        <w:rPr>
-          <w:rFonts w:ascii="Charis SIL Regular" w:hAnsi="Charis SIL Regular" w:eastAsia="Charis SIL Regular"/>
-          <w:b w:val="0"/>
-          <w:i w:val="0"/>
-          <w:color w:val="0000FF"/>
-          <w:sz w:val="24"/>
-          <w:u w:val="single"/>
-        </w:rPr>
-        <w:hyperlink r:id="rId19" w:history="1">
-          <w:r>
-            <w:rPr>
-              <w:rStyle w:val="Hyperlink"/>
-            </w:rPr>
-            <w:t>b</w:t>
-          </w:r>
-        </w:hyperlink>
-      </w:r>
-      <w:r>
-        <w:rPr>
-          <w:rFonts w:ascii="Charis SIL Regular" w:hAnsi="Charis SIL Regular" w:eastAsia="Charis SIL Regular"/>
-          <w:b w:val="0"/>
-          <w:i w:val="0"/>
-          <w:color w:val="0000FF"/>
-          <w:sz w:val="24"/>
-          <w:u w:val="single"/>
-        </w:rPr>
-        <w:hyperlink r:id="rId19" w:history="1">
-          <w:r>
-            <w:rPr>
-              <w:rStyle w:val="Hyperlink"/>
-            </w:rPr>
-            <w:t>jecten</w:t>
+            <w:t>een</w:t>
           </w:r>
         </w:hyperlink>
       </w:r>
@@ -2081,64 +2133,7 @@
           <w:sz w:val="24"/>
           <w:u w:val="single"/>
         </w:rPr>
-        <w:hyperlink r:id="rId19" w:history="1">
-          <w:r>
-            <w:rPr>
-              <w:rStyle w:val="Hyperlink"/>
-            </w:rPr>
-            <w:t>uit</w:t>
-          </w:r>
-        </w:hyperlink>
-      </w:r>
-      <w:r>
-        <w:rPr>
-          <w:rFonts w:ascii="Charis SIL Regular" w:hAnsi="Charis SIL Regular" w:eastAsia="Charis SIL Regular"/>
-          <w:b w:val="0"/>
-          <w:i w:val="0"/>
-          <w:color w:val="0000FF"/>
-          <w:sz w:val="24"/>
-          <w:u w:val="single"/>
-        </w:rPr>
-        <w:t xml:space="preserve"> </w:t>
-      </w:r>
-      <w:r>
-        <w:rPr>
-          <w:rFonts w:ascii="Charis SIL Regular" w:hAnsi="Charis SIL Regular" w:eastAsia="Charis SIL Regular"/>
-          <w:b w:val="0"/>
-          <w:i w:val="0"/>
-          <w:color w:val="0000FF"/>
-          <w:sz w:val="24"/>
-          <w:u w:val="single"/>
-        </w:rPr>
         <w:hyperlink r:id="rId14" w:history="1">
-          <w:r>
-            <w:rPr>
-              <w:rStyle w:val="Hyperlink"/>
-            </w:rPr>
-            <w:t>een</w:t>
-          </w:r>
-        </w:hyperlink>
-      </w:r>
-      <w:r>
-        <w:rPr>
-          <w:rFonts w:ascii="Charis SIL Regular" w:hAnsi="Charis SIL Regular" w:eastAsia="Charis SIL Regular"/>
-          <w:b w:val="0"/>
-          <w:i w:val="0"/>
-          <w:color w:val="0000FF"/>
-          <w:sz w:val="24"/>
-        </w:rPr>
-        <w:t xml:space="preserve"> </w:t>
-      </w:r>
-      <w:r>
-        <w:rPr>
-          <w:rFonts w:ascii="Charis SIL Regular" w:hAnsi="Charis SIL Regular" w:eastAsia="Charis SIL Regular"/>
-          <w:b w:val="0"/>
-          <w:i w:val="0"/>
-          <w:color w:val="0000FF"/>
-          <w:sz w:val="24"/>
-          <w:u w:val="single"/>
-        </w:rPr>
-        <w:hyperlink r:id="rId19" w:history="1">
           <w:r>
             <w:rPr>
               <w:rStyle w:val="Hyperlink"/>
@@ -2214,146 +2209,8 @@
           <w:i w:val="0"/>
           <w:color w:val="0000FF"/>
           <w:sz w:val="24"/>
-          <w:u w:val="single"/>
         </w:rPr>
-        <w:hyperlink r:id="rId13" w:history="1">
-          <w:r>
-            <w:rPr>
-              <w:rStyle w:val="Hyperlink"/>
-            </w:rPr>
-            <w:t>Le</w:t>
-          </w:r>
-        </w:hyperlink>
-      </w:r>
-      <w:r>
-        <w:rPr>
-          <w:rFonts w:ascii="Charis SIL Regular" w:hAnsi="Charis SIL Regular" w:eastAsia="Charis SIL Regular"/>
-          <w:b w:val="0"/>
-          <w:i w:val="0"/>
-          <w:color w:val="0000FF"/>
-          <w:sz w:val="24"/>
-          <w:u w:val="single"/>
-        </w:rPr>
-        <w:hyperlink r:id="rId19" w:history="1">
-          <w:r>
-            <w:rPr>
-              <w:rStyle w:val="Hyperlink"/>
-            </w:rPr>
-            <w:t>g</w:t>
-          </w:r>
-        </w:hyperlink>
-      </w:r>
-      <w:r>
-        <w:rPr>
-          <w:rFonts w:ascii="Charis SIL Regular" w:hAnsi="Charis SIL Regular" w:eastAsia="Charis SIL Regular"/>
-          <w:b w:val="0"/>
-          <w:i w:val="0"/>
-          <w:color w:val="0000FF"/>
-          <w:sz w:val="24"/>
-          <w:u w:val="single"/>
-        </w:rPr>
-        <w:hyperlink r:id="rId13" w:history="1">
-          <w:r>
-            <w:rPr>
-              <w:rStyle w:val="Hyperlink"/>
-            </w:rPr>
-            <w:t>er-</w:t>
-          </w:r>
-        </w:hyperlink>
-      </w:r>
-      <w:r>
-        <w:rPr>
-          <w:rFonts w:ascii="Charis SIL Regular" w:hAnsi="Charis SIL Regular" w:eastAsia="Charis SIL Regular"/>
-          <w:b w:val="0"/>
-          <w:i w:val="0"/>
-          <w:color w:val="0000FF"/>
-          <w:sz w:val="24"/>
-          <w:u w:val="single"/>
-        </w:rPr>
-        <w:t xml:space="preserve"> </w:t>
-      </w:r>
-      <w:r>
-        <w:rPr>
-          <w:rFonts w:ascii="Charis SIL Regular" w:hAnsi="Charis SIL Regular" w:eastAsia="Charis SIL Regular"/>
-          <w:b w:val="0"/>
-          <w:i w:val="0"/>
-          <w:color w:val="0000FF"/>
-          <w:sz w:val="24"/>
-          <w:u w:val="single"/>
-        </w:rPr>
-        <w:hyperlink r:id="rId13" w:history="1">
-          <w:r>
-            <w:rPr>
-              <w:rStyle w:val="Hyperlink"/>
-            </w:rPr>
-            <w:t>en</w:t>
-          </w:r>
-        </w:hyperlink>
-      </w:r>
-      <w:r>
-        <w:rPr>
-          <w:rFonts w:ascii="Charis SIL Regular" w:hAnsi="Charis SIL Regular" w:eastAsia="Charis SIL Regular"/>
-          <w:b w:val="0"/>
-          <w:i w:val="0"/>
-          <w:color w:val="0000FF"/>
-          <w:sz w:val="24"/>
-          <w:u w:val="single"/>
-        </w:rPr>
-        <w:t xml:space="preserve"> </w:t>
-      </w:r>
-      <w:r>
-        <w:rPr>
-          <w:rFonts w:ascii="Charis SIL Regular" w:hAnsi="Charis SIL Regular" w:eastAsia="Charis SIL Regular"/>
-          <w:b w:val="0"/>
-          <w:i w:val="0"/>
-          <w:color w:val="0000FF"/>
-          <w:sz w:val="24"/>
-          <w:u w:val="single"/>
-        </w:rPr>
-        <w:hyperlink r:id="rId19" w:history="1">
-          <w:r>
-            <w:rPr>
-              <w:rStyle w:val="Hyperlink"/>
-            </w:rPr>
-            <w:t>ma</w:t>
-          </w:r>
-        </w:hyperlink>
-      </w:r>
-      <w:r>
-        <w:rPr>
-          <w:rFonts w:ascii="Charis SIL Regular" w:hAnsi="Charis SIL Regular" w:eastAsia="Charis SIL Regular"/>
-          <w:b w:val="0"/>
-          <w:i w:val="0"/>
-          <w:color w:val="0000FF"/>
-          <w:sz w:val="24"/>
-          <w:u w:val="single"/>
-        </w:rPr>
-        <w:hyperlink r:id="rId19" w:history="1">
-          <w:r>
-            <w:rPr>
-              <w:rStyle w:val="Hyperlink"/>
-            </w:rPr>
-            <w:t>rineperso</w:t>
-          </w:r>
-        </w:hyperlink>
-      </w:r>
-      <w:r>
-        <w:rPr>
-          <w:rFonts w:ascii="Charis SIL Regular" w:hAnsi="Charis SIL Regular" w:eastAsia="Charis SIL Regular"/>
-          <w:b w:val="0"/>
-          <w:i w:val="0"/>
-          <w:color w:val="0000FF"/>
-          <w:sz w:val="24"/>
-          <w:u w:val="single"/>
-        </w:rPr>
-        <w:hyperlink r:id="rId19" w:history="1">
-          <w:r>
-            <w:rPr>
-              <w:rStyle w:val="Hyperlink"/>
-            </w:rPr>
-            <w:t>nee</w:t>
-          </w:r>
-        </w:hyperlink>
+        <w:t>Leger- en marinepersonee</w:t>
       </w:r>
       <w:r>
         <w:rPr>
@@ -2440,7 +2297,7 @@
           <w:sz w:val="24"/>
           <w:u w:val="single"/>
         </w:rPr>
-        <w:hyperlink r:id="rId19" w:history="1">
+        <w:hyperlink r:id="rId13" w:history="1">
           <w:r>
             <w:rPr>
               <w:rStyle w:val="Hyperlink"/>
@@ -2533,7 +2390,7 @@
           <w:sz w:val="24"/>
           <w:u w:val="single"/>
         </w:rPr>
-        <w:hyperlink r:id="rId13" w:history="1">
+        <w:hyperlink r:id="rId20" w:history="1">
           <w:r>
             <w:rPr>
               <w:rStyle w:val="Hyperlink"/>
@@ -2551,7 +2408,7 @@
           <w:sz w:val="24"/>
           <w:u w:val="single"/>
         </w:rPr>
-        <w:hyperlink r:id="rId13" w:history="1">
+        <w:hyperlink r:id="rId20" w:history="1">
           <w:r>
             <w:rPr>
               <w:rStyle w:val="Hyperlink"/>
@@ -2569,7 +2426,14 @@
           <w:sz w:val="24"/>
           <w:u w:val="single"/>
         </w:rPr>
-        <w:t>ch</w:t>
+        <w:hyperlink r:id="rId20" w:history="1">
+          <w:r>
+            <w:rPr>
+              <w:rStyle w:val="Hyperlink"/>
+            </w:rPr>
+            <w:t>ch</w:t>
+          </w:r>
+        </w:hyperlink>
       </w:r>
       <w:r>
         <w:rPr>
@@ -2580,7 +2444,7 @@
           <w:sz w:val="24"/>
           <w:u w:val="single"/>
         </w:rPr>
-        <w:hyperlink r:id="rId13" w:history="1">
+        <w:hyperlink r:id="rId20" w:history="1">
           <w:r>
             <w:rPr>
               <w:rStyle w:val="Hyperlink"/>
@@ -2609,7 +2473,7 @@
           <w:sz w:val="24"/>
           <w:u w:val="single"/>
         </w:rPr>
-        <w:hyperlink r:id="rId13" w:history="1">
+        <w:hyperlink r:id="rId20" w:history="1">
           <w:r>
             <w:rPr>
               <w:rStyle w:val="Hyperlink"/>
@@ -2721,7 +2585,306 @@
           <w:sz w:val="24"/>
           <w:u w:val="single"/>
         </w:rPr>
+        <w:hyperlink r:id="rId13" w:history="1">
+          <w:r>
+            <w:rPr>
+              <w:rStyle w:val="Hyperlink"/>
+            </w:rPr>
+            <w:t>gekoloniseer</w:t>
+          </w:r>
+        </w:hyperlink>
+      </w:r>
+      <w:r>
+        <w:rPr>
+          <w:rFonts w:ascii="Charis SIL Regular" w:hAnsi="Charis SIL Regular" w:eastAsia="Charis SIL Regular"/>
+          <w:b w:val="0"/>
+          <w:i w:val="0"/>
+          <w:color w:val="0000FF"/>
+          <w:sz w:val="24"/>
+          <w:u w:val="single"/>
+        </w:rPr>
+        <w:hyperlink r:id="rId13" w:history="1">
+          <w:r>
+            <w:rPr>
+              <w:rStyle w:val="Hyperlink"/>
+            </w:rPr>
+            <w:t>d</w:t>
+          </w:r>
+        </w:hyperlink>
+      </w:r>
+      <w:r>
+        <w:rPr>
+          <w:rFonts w:ascii="Charis SIL Regular" w:hAnsi="Charis SIL Regular" w:eastAsia="Charis SIL Regular"/>
+          <w:b w:val="0"/>
+          <w:i w:val="0"/>
+          <w:color w:val="0000FF"/>
+          <w:sz w:val="24"/>
+          <w:u w:val="single"/>
+        </w:rPr>
+        <w:hyperlink r:id="rId13" w:history="1">
+          <w:r>
+            <w:rPr>
+              <w:rStyle w:val="Hyperlink"/>
+            </w:rPr>
+            <w:t>e</w:t>
+          </w:r>
+        </w:hyperlink>
+      </w:r>
+      <w:r>
+        <w:rPr>
+          <w:rFonts w:ascii="Charis SIL Regular" w:hAnsi="Charis SIL Regular" w:eastAsia="Charis SIL Regular"/>
+          <w:b w:val="0"/>
+          <w:i w:val="0"/>
+          <w:color w:val="0000FF"/>
+          <w:sz w:val="24"/>
+          <w:u w:val="single"/>
+        </w:rPr>
+        <w:t xml:space="preserve"> </w:t>
+      </w:r>
+      <w:r>
+        <w:rPr>
+          <w:rFonts w:ascii="Charis SIL Regular" w:hAnsi="Charis SIL Regular" w:eastAsia="Charis SIL Regular"/>
+          <w:b w:val="0"/>
+          <w:i w:val="0"/>
+          <w:color w:val="0000FF"/>
+          <w:sz w:val="24"/>
+          <w:u w:val="single"/>
+        </w:rPr>
         <w:hyperlink r:id="rId20" w:history="1">
+          <w:r>
+            <w:rPr>
+              <w:rStyle w:val="Hyperlink"/>
+            </w:rPr>
+            <w:t>gebied</w:t>
+          </w:r>
+        </w:hyperlink>
+      </w:r>
+      <w:r>
+        <w:rPr>
+          <w:rFonts w:ascii="Charis SIL Regular" w:hAnsi="Charis SIL Regular" w:eastAsia="Charis SIL Regular"/>
+          <w:b w:val="0"/>
+          <w:i w:val="0"/>
+          <w:color w:val="0000FF"/>
+          <w:sz w:val="24"/>
+          <w:u w:val="single"/>
+        </w:rPr>
+        <w:hyperlink r:id="rId20" w:history="1">
+          <w:r>
+            <w:rPr>
+              <w:rStyle w:val="Hyperlink"/>
+            </w:rPr>
+            <w:t>en</w:t>
+          </w:r>
+        </w:hyperlink>
+      </w:r>
+      <w:r>
+        <w:rPr>
+          <w:rFonts w:ascii="Charis SIL Regular" w:hAnsi="Charis SIL Regular" w:eastAsia="Charis SIL Regular"/>
+          <w:b w:val="0"/>
+          <w:i w:val="0"/>
+          <w:color w:val="000000"/>
+          <w:sz w:val="24"/>
+        </w:rPr>
+        <w:t xml:space="preserve">•  </w:t>
+      </w:r>
+      <w:r>
+        <w:rPr>
+          <w:rFonts w:ascii="Charis SIL Regular" w:hAnsi="Charis SIL Regular" w:eastAsia="Charis SIL Regular"/>
+          <w:b w:val="0"/>
+          <w:i w:val="0"/>
+          <w:color w:val="0000FF"/>
+          <w:sz w:val="24"/>
+          <w:u w:val="single"/>
+        </w:rPr>
+        <w:hyperlink r:id="rId20" w:history="1">
+          <w:r>
+            <w:rPr>
+              <w:rStyle w:val="Hyperlink"/>
+            </w:rPr>
+            <w:t>Zendelingen</w:t>
+          </w:r>
+        </w:hyperlink>
+      </w:r>
+      <w:r>
+        <w:rPr>
+          <w:rFonts w:ascii="Charis SIL Regular" w:hAnsi="Charis SIL Regular" w:eastAsia="Charis SIL Regular"/>
+          <w:b w:val="0"/>
+          <w:i w:val="0"/>
+          <w:color w:val="0000FF"/>
+          <w:sz w:val="24"/>
+          <w:u w:val="single"/>
+        </w:rPr>
+        <w:t xml:space="preserve"> </w:t>
+      </w:r>
+      <w:r>
+        <w:rPr>
+          <w:rFonts w:ascii="Charis SIL Regular" w:hAnsi="Charis SIL Regular" w:eastAsia="Charis SIL Regular"/>
+          <w:b w:val="0"/>
+          <w:i w:val="0"/>
+          <w:color w:val="0000FF"/>
+          <w:sz w:val="24"/>
+          <w:u w:val="single"/>
+        </w:rPr>
+        <w:hyperlink r:id="rId15" w:history="1">
+          <w:r>
+            <w:rPr>
+              <w:rStyle w:val="Hyperlink"/>
+            </w:rPr>
+            <w:t>en</w:t>
+          </w:r>
+        </w:hyperlink>
+      </w:r>
+      <w:r>
+        <w:rPr>
+          <w:rFonts w:ascii="Charis SIL Regular" w:hAnsi="Charis SIL Regular" w:eastAsia="Charis SIL Regular"/>
+          <w:b w:val="0"/>
+          <w:i w:val="0"/>
+          <w:color w:val="0000FF"/>
+          <w:sz w:val="24"/>
+          <w:u w:val="single"/>
+        </w:rPr>
+        <w:t xml:space="preserve"> </w:t>
+      </w:r>
+      <w:r>
+        <w:rPr>
+          <w:rFonts w:ascii="Charis SIL Regular" w:hAnsi="Charis SIL Regular" w:eastAsia="Charis SIL Regular"/>
+          <w:b w:val="0"/>
+          <w:i w:val="0"/>
+          <w:color w:val="0000FF"/>
+          <w:sz w:val="24"/>
+          <w:u w:val="single"/>
+        </w:rPr>
+        <w:hyperlink r:id="rId15" w:history="1">
+          <w:r>
+            <w:rPr>
+              <w:rStyle w:val="Hyperlink"/>
+            </w:rPr>
+            <w:t>m</w:t>
+          </w:r>
+        </w:hyperlink>
+      </w:r>
+      <w:r>
+        <w:rPr>
+          <w:rFonts w:ascii="Charis SIL Regular" w:hAnsi="Charis SIL Regular" w:eastAsia="Charis SIL Regular"/>
+          <w:b w:val="0"/>
+          <w:i w:val="0"/>
+          <w:color w:val="0000FF"/>
+          <w:sz w:val="24"/>
+          <w:u w:val="single"/>
+        </w:rPr>
+        <w:hyperlink r:id="rId15" w:history="1">
+          <w:r>
+            <w:rPr>
+              <w:rStyle w:val="Hyperlink"/>
+            </w:rPr>
+            <w:t>i</w:t>
+          </w:r>
+        </w:hyperlink>
+      </w:r>
+      <w:r>
+        <w:rPr>
+          <w:rFonts w:ascii="Charis SIL Regular" w:hAnsi="Charis SIL Regular" w:eastAsia="Charis SIL Regular"/>
+          <w:b w:val="0"/>
+          <w:i w:val="0"/>
+          <w:color w:val="0000FF"/>
+          <w:sz w:val="24"/>
+          <w:u w:val="single"/>
+        </w:rPr>
+        <w:hyperlink r:id="rId15" w:history="1">
+          <w:r>
+            <w:rPr>
+              <w:rStyle w:val="Hyperlink"/>
+            </w:rPr>
+            <w:t>ssionarisse</w:t>
+          </w:r>
+        </w:hyperlink>
+      </w:r>
+      <w:r>
+        <w:rPr>
+          <w:rFonts w:ascii="Charis SIL Regular" w:hAnsi="Charis SIL Regular" w:eastAsia="Charis SIL Regular"/>
+          <w:b w:val="0"/>
+          <w:i w:val="0"/>
+          <w:color w:val="0000FF"/>
+          <w:sz w:val="24"/>
+          <w:u w:val="single"/>
+        </w:rPr>
+        <w:hyperlink r:id="rId15" w:history="1">
+          <w:r>
+            <w:rPr>
+              <w:rStyle w:val="Hyperlink"/>
+            </w:rPr>
+            <w:t>n</w:t>
+          </w:r>
+        </w:hyperlink>
+      </w:r>
+      <w:r>
+        <w:rPr>
+          <w:rFonts w:ascii="Charis SIL Regular" w:hAnsi="Charis SIL Regular" w:eastAsia="Charis SIL Regular"/>
+          <w:b w:val="0"/>
+          <w:i w:val="0"/>
+          <w:color w:val="0000FF"/>
+          <w:sz w:val="24"/>
+          <w:u w:val="single"/>
+        </w:rPr>
+        <w:t xml:space="preserve"> </w:t>
+      </w:r>
+      <w:r>
+        <w:rPr>
+          <w:rFonts w:ascii="Charis SIL Regular" w:hAnsi="Charis SIL Regular" w:eastAsia="Charis SIL Regular"/>
+          <w:b w:val="0"/>
+          <w:i w:val="0"/>
+          <w:color w:val="0000FF"/>
+          <w:sz w:val="24"/>
+          <w:u w:val="single"/>
+        </w:rPr>
+        <w:hyperlink r:id="rId15" w:history="1">
+          <w:r>
+            <w:rPr>
+              <w:rStyle w:val="Hyperlink"/>
+            </w:rPr>
+            <w:t>i</w:t>
+          </w:r>
+        </w:hyperlink>
+      </w:r>
+      <w:r>
+        <w:rPr>
+          <w:rFonts w:ascii="Charis SIL Regular" w:hAnsi="Charis SIL Regular" w:eastAsia="Charis SIL Regular"/>
+          <w:b w:val="0"/>
+          <w:i w:val="0"/>
+          <w:color w:val="0000FF"/>
+          <w:sz w:val="24"/>
+          <w:u w:val="single"/>
+        </w:rPr>
+        <w:hyperlink r:id="rId15" w:history="1">
+          <w:r>
+            <w:rPr>
+              <w:rStyle w:val="Hyperlink"/>
+            </w:rPr>
+            <w:t>n</w:t>
+          </w:r>
+        </w:hyperlink>
+      </w:r>
+      <w:r>
+        <w:rPr>
+          <w:rFonts w:ascii="Charis SIL Regular" w:hAnsi="Charis SIL Regular" w:eastAsia="Charis SIL Regular"/>
+          <w:b w:val="0"/>
+          <w:i w:val="0"/>
+          <w:color w:val="0000FF"/>
+          <w:sz w:val="24"/>
+          <w:u w:val="single"/>
+        </w:rPr>
+        <w:t xml:space="preserve"> </w:t>
+      </w:r>
+      <w:r>
+        <w:rPr>
+          <w:rFonts w:ascii="Charis SIL Regular" w:hAnsi="Charis SIL Regular" w:eastAsia="Charis SIL Regular"/>
+          <w:b w:val="0"/>
+          <w:i w:val="0"/>
+          <w:color w:val="0000FF"/>
+          <w:sz w:val="24"/>
+          <w:u w:val="single"/>
+        </w:rPr>
+        <w:hyperlink r:id="rId15" w:history="1">
           <w:r>
             <w:rPr>
               <w:rStyle w:val="Hyperlink"/>
@@ -2787,305 +2950,6 @@
           <w:u w:val="single"/>
         </w:rPr>
         <w:hyperlink r:id="rId20" w:history="1">
-          <w:r>
-            <w:rPr>
-              <w:rStyle w:val="Hyperlink"/>
-            </w:rPr>
-            <w:t>gebied</w:t>
-          </w:r>
-        </w:hyperlink>
-      </w:r>
-      <w:r>
-        <w:rPr>
-          <w:rFonts w:ascii="Charis SIL Regular" w:hAnsi="Charis SIL Regular" w:eastAsia="Charis SIL Regular"/>
-          <w:b w:val="0"/>
-          <w:i w:val="0"/>
-          <w:color w:val="0000FF"/>
-          <w:sz w:val="24"/>
-          <w:u w:val="single"/>
-        </w:rPr>
-        <w:hyperlink r:id="rId20" w:history="1">
-          <w:r>
-            <w:rPr>
-              <w:rStyle w:val="Hyperlink"/>
-            </w:rPr>
-            <w:t>en</w:t>
-          </w:r>
-        </w:hyperlink>
-      </w:r>
-      <w:r>
-        <w:rPr>
-          <w:rFonts w:ascii="Charis SIL Regular" w:hAnsi="Charis SIL Regular" w:eastAsia="Charis SIL Regular"/>
-          <w:b w:val="0"/>
-          <w:i w:val="0"/>
-          <w:color w:val="000000"/>
-          <w:sz w:val="24"/>
-        </w:rPr>
-        <w:t xml:space="preserve">•  </w:t>
-      </w:r>
-      <w:r>
-        <w:rPr>
-          <w:rFonts w:ascii="Charis SIL Regular" w:hAnsi="Charis SIL Regular" w:eastAsia="Charis SIL Regular"/>
-          <w:b w:val="0"/>
-          <w:i w:val="0"/>
-          <w:color w:val="0000FF"/>
-          <w:sz w:val="24"/>
-          <w:u w:val="single"/>
-        </w:rPr>
-        <w:hyperlink r:id="rId15" w:history="1">
-          <w:r>
-            <w:rPr>
-              <w:rStyle w:val="Hyperlink"/>
-            </w:rPr>
-            <w:t>Zendelingen</w:t>
-          </w:r>
-        </w:hyperlink>
-      </w:r>
-      <w:r>
-        <w:rPr>
-          <w:rFonts w:ascii="Charis SIL Regular" w:hAnsi="Charis SIL Regular" w:eastAsia="Charis SIL Regular"/>
-          <w:b w:val="0"/>
-          <w:i w:val="0"/>
-          <w:color w:val="0000FF"/>
-          <w:sz w:val="24"/>
-          <w:u w:val="single"/>
-        </w:rPr>
-        <w:t xml:space="preserve"> </w:t>
-      </w:r>
-      <w:r>
-        <w:rPr>
-          <w:rFonts w:ascii="Charis SIL Regular" w:hAnsi="Charis SIL Regular" w:eastAsia="Charis SIL Regular"/>
-          <w:b w:val="0"/>
-          <w:i w:val="0"/>
-          <w:color w:val="0000FF"/>
-          <w:sz w:val="24"/>
-          <w:u w:val="single"/>
-        </w:rPr>
-        <w:hyperlink r:id="rId15" w:history="1">
-          <w:r>
-            <w:rPr>
-              <w:rStyle w:val="Hyperlink"/>
-            </w:rPr>
-            <w:t>en</w:t>
-          </w:r>
-        </w:hyperlink>
-      </w:r>
-      <w:r>
-        <w:rPr>
-          <w:rFonts w:ascii="Charis SIL Regular" w:hAnsi="Charis SIL Regular" w:eastAsia="Charis SIL Regular"/>
-          <w:b w:val="0"/>
-          <w:i w:val="0"/>
-          <w:color w:val="0000FF"/>
-          <w:sz w:val="24"/>
-          <w:u w:val="single"/>
-        </w:rPr>
-        <w:t xml:space="preserve"> </w:t>
-      </w:r>
-      <w:r>
-        <w:rPr>
-          <w:rFonts w:ascii="Charis SIL Regular" w:hAnsi="Charis SIL Regular" w:eastAsia="Charis SIL Regular"/>
-          <w:b w:val="0"/>
-          <w:i w:val="0"/>
-          <w:color w:val="0000FF"/>
-          <w:sz w:val="24"/>
-          <w:u w:val="single"/>
-        </w:rPr>
-        <w:hyperlink r:id="rId20" w:history="1">
-          <w:r>
-            <w:rPr>
-              <w:rStyle w:val="Hyperlink"/>
-            </w:rPr>
-            <w:t>m</w:t>
-          </w:r>
-        </w:hyperlink>
-      </w:r>
-      <w:r>
-        <w:rPr>
-          <w:rFonts w:ascii="Charis SIL Regular" w:hAnsi="Charis SIL Regular" w:eastAsia="Charis SIL Regular"/>
-          <w:b w:val="0"/>
-          <w:i w:val="0"/>
-          <w:color w:val="0000FF"/>
-          <w:sz w:val="24"/>
-          <w:u w:val="single"/>
-        </w:rPr>
-        <w:hyperlink r:id="rId15" w:history="1">
-          <w:r>
-            <w:rPr>
-              <w:rStyle w:val="Hyperlink"/>
-            </w:rPr>
-            <w:t>i</w:t>
-          </w:r>
-        </w:hyperlink>
-      </w:r>
-      <w:r>
-        <w:rPr>
-          <w:rFonts w:ascii="Charis SIL Regular" w:hAnsi="Charis SIL Regular" w:eastAsia="Charis SIL Regular"/>
-          <w:b w:val="0"/>
-          <w:i w:val="0"/>
-          <w:color w:val="0000FF"/>
-          <w:sz w:val="24"/>
-          <w:u w:val="single"/>
-        </w:rPr>
-        <w:hyperlink r:id="rId15" w:history="1">
-          <w:r>
-            <w:rPr>
-              <w:rStyle w:val="Hyperlink"/>
-            </w:rPr>
-            <w:t>ssionarisse</w:t>
-          </w:r>
-        </w:hyperlink>
-      </w:r>
-      <w:r>
-        <w:rPr>
-          <w:rFonts w:ascii="Charis SIL Regular" w:hAnsi="Charis SIL Regular" w:eastAsia="Charis SIL Regular"/>
-          <w:b w:val="0"/>
-          <w:i w:val="0"/>
-          <w:color w:val="0000FF"/>
-          <w:sz w:val="24"/>
-          <w:u w:val="single"/>
-        </w:rPr>
-        <w:hyperlink r:id="rId15" w:history="1">
-          <w:r>
-            <w:rPr>
-              <w:rStyle w:val="Hyperlink"/>
-            </w:rPr>
-            <w:t>n</w:t>
-          </w:r>
-        </w:hyperlink>
-      </w:r>
-      <w:r>
-        <w:rPr>
-          <w:rFonts w:ascii="Charis SIL Regular" w:hAnsi="Charis SIL Regular" w:eastAsia="Charis SIL Regular"/>
-          <w:b w:val="0"/>
-          <w:i w:val="0"/>
-          <w:color w:val="0000FF"/>
-          <w:sz w:val="24"/>
-          <w:u w:val="single"/>
-        </w:rPr>
-        <w:t xml:space="preserve"> </w:t>
-      </w:r>
-      <w:r>
-        <w:rPr>
-          <w:rFonts w:ascii="Charis SIL Regular" w:hAnsi="Charis SIL Regular" w:eastAsia="Charis SIL Regular"/>
-          <w:b w:val="0"/>
-          <w:i w:val="0"/>
-          <w:color w:val="0000FF"/>
-          <w:sz w:val="24"/>
-          <w:u w:val="single"/>
-        </w:rPr>
-        <w:hyperlink r:id="rId20" w:history="1">
-          <w:r>
-            <w:rPr>
-              <w:rStyle w:val="Hyperlink"/>
-            </w:rPr>
-            <w:t>i</w:t>
-          </w:r>
-        </w:hyperlink>
-      </w:r>
-      <w:r>
-        <w:rPr>
-          <w:rFonts w:ascii="Charis SIL Regular" w:hAnsi="Charis SIL Regular" w:eastAsia="Charis SIL Regular"/>
-          <w:b w:val="0"/>
-          <w:i w:val="0"/>
-          <w:color w:val="0000FF"/>
-          <w:sz w:val="24"/>
-          <w:u w:val="single"/>
-        </w:rPr>
-        <w:hyperlink r:id="rId20" w:history="1">
-          <w:r>
-            <w:rPr>
-              <w:rStyle w:val="Hyperlink"/>
-            </w:rPr>
-            <w:t>n</w:t>
-          </w:r>
-        </w:hyperlink>
-      </w:r>
-      <w:r>
-        <w:rPr>
-          <w:rFonts w:ascii="Charis SIL Regular" w:hAnsi="Charis SIL Regular" w:eastAsia="Charis SIL Regular"/>
-          <w:b w:val="0"/>
-          <w:i w:val="0"/>
-          <w:color w:val="0000FF"/>
-          <w:sz w:val="24"/>
-          <w:u w:val="single"/>
-        </w:rPr>
-        <w:t xml:space="preserve"> </w:t>
-      </w:r>
-      <w:r>
-        <w:rPr>
-          <w:rFonts w:ascii="Charis SIL Regular" w:hAnsi="Charis SIL Regular" w:eastAsia="Charis SIL Regular"/>
-          <w:b w:val="0"/>
-          <w:i w:val="0"/>
-          <w:color w:val="0000FF"/>
-          <w:sz w:val="24"/>
-          <w:u w:val="single"/>
-        </w:rPr>
-        <w:hyperlink r:id="rId20" w:history="1">
-          <w:r>
-            <w:rPr>
-              <w:rStyle w:val="Hyperlink"/>
-            </w:rPr>
-            <w:t>gekoloniseer</w:t>
-          </w:r>
-        </w:hyperlink>
-      </w:r>
-      <w:r>
-        <w:rPr>
-          <w:rFonts w:ascii="Charis SIL Regular" w:hAnsi="Charis SIL Regular" w:eastAsia="Charis SIL Regular"/>
-          <w:b w:val="0"/>
-          <w:i w:val="0"/>
-          <w:color w:val="0000FF"/>
-          <w:sz w:val="24"/>
-          <w:u w:val="single"/>
-        </w:rPr>
-        <w:hyperlink r:id="rId20" w:history="1">
-          <w:r>
-            <w:rPr>
-              <w:rStyle w:val="Hyperlink"/>
-            </w:rPr>
-            <w:t>d</w:t>
-          </w:r>
-        </w:hyperlink>
-      </w:r>
-      <w:r>
-        <w:rPr>
-          <w:rFonts w:ascii="Charis SIL Regular" w:hAnsi="Charis SIL Regular" w:eastAsia="Charis SIL Regular"/>
-          <w:b w:val="0"/>
-          <w:i w:val="0"/>
-          <w:color w:val="0000FF"/>
-          <w:sz w:val="24"/>
-          <w:u w:val="single"/>
-        </w:rPr>
-        <w:hyperlink r:id="rId20" w:history="1">
-          <w:r>
-            <w:rPr>
-              <w:rStyle w:val="Hyperlink"/>
-            </w:rPr>
-            <w:t>e</w:t>
-          </w:r>
-        </w:hyperlink>
-      </w:r>
-      <w:r>
-        <w:rPr>
-          <w:rFonts w:ascii="Charis SIL Regular" w:hAnsi="Charis SIL Regular" w:eastAsia="Charis SIL Regular"/>
-          <w:b w:val="0"/>
-          <w:i w:val="0"/>
-          <w:color w:val="0000FF"/>
-          <w:sz w:val="24"/>
-          <w:u w:val="single"/>
-        </w:rPr>
-        <w:t xml:space="preserve"> </w:t>
-      </w:r>
-      <w:r>
-        <w:rPr>
-          <w:rFonts w:ascii="Charis SIL Regular" w:hAnsi="Charis SIL Regular" w:eastAsia="Charis SIL Regular"/>
-          <w:b w:val="0"/>
-          <w:i w:val="0"/>
-          <w:color w:val="0000FF"/>
-          <w:sz w:val="24"/>
-          <w:u w:val="single"/>
-        </w:rPr>
-        <w:hyperlink r:id="rId15" w:history="1">
           <w:r>
             <w:rPr>
               <w:rStyle w:val="Hyperlink"/>

--- a/EXPORTS/DOCX/published/niveau2/Dutch/Museum.docx
+++ b/EXPORTS/DOCX/published/niveau2/Dutch/Museum.docx
@@ -785,7 +785,14 @@
           <w:color w:val="0000FF"/>
           <w:sz w:val="24"/>
         </w:rPr>
-        <w:t>Vol</w:t>
+        <w:hyperlink r:id="rId12" w:history="1">
+          <w:r>
+            <w:rPr>
+              <w:rStyle w:val="Hyperlink"/>
+            </w:rPr>
+            <w:t>Vol</w:t>
+          </w:r>
+        </w:hyperlink>
       </w:r>
       <w:r>
         <w:rPr>
@@ -1680,7 +1687,36 @@
           <w:color w:val="000000"/>
           <w:sz w:val="24"/>
         </w:rPr>
-        <w:t>collecties waren vaak een samenvoeging van volkenkundige, natuurhistorische- e</w:t>
+        <w:t>collecties waren vaak een samenvoeging van volkenkundige, natu</w:t>
+      </w:r>
+      <w:r>
+        <w:rPr>
+          <w:u w:val="single" w:color="0000ff"/>
+          <w:rFonts w:ascii="Charis SIL Regular" w:hAnsi="Charis SIL Regular" w:eastAsia="Charis SIL Regular"/>
+          <w:b w:val="0"/>
+          <w:i w:val="0"/>
+          <w:color w:val="000000"/>
+          <w:sz w:val="24"/>
+        </w:rPr>
+        <w:t>u</w:t>
+      </w:r>
+      <w:r>
+        <w:rPr>
+          <w:u w:val="single" w:color="0000ff"/>
+          <w:rFonts w:ascii="Charis SIL Regular" w:hAnsi="Charis SIL Regular" w:eastAsia="Charis SIL Regular"/>
+          <w:b w:val="0"/>
+          <w:i w:val="0"/>
+          <w:color w:val="000000"/>
+          <w:sz w:val="24"/>
+        </w:rPr>
+        <w:hyperlink r:id="rId18" w:history="1">
+          <w:r>
+            <w:rPr>
+              <w:rStyle w:val="Hyperlink"/>
+            </w:rPr>
+            <w:t>rhistorische- e</w:t>
+          </w:r>
+        </w:hyperlink>
       </w:r>
       <w:r>
         <w:rPr>
@@ -2104,7 +2140,7 @@
           <w:sz w:val="24"/>
           <w:u w:val="single"/>
         </w:rPr>
-        <w:hyperlink r:id="rId19" w:history="1">
+        <w:hyperlink r:id="rId14" w:history="1">
           <w:r>
             <w:rPr>
               <w:rStyle w:val="Hyperlink"/>
@@ -2151,7 +2187,7 @@
           <w:sz w:val="24"/>
           <w:u w:val="single"/>
         </w:rPr>
-        <w:hyperlink r:id="rId19" w:history="1">
+        <w:hyperlink r:id="rId14" w:history="1">
           <w:r>
             <w:rPr>
               <w:rStyle w:val="Hyperlink"/>
@@ -2209,8 +2245,146 @@
           <w:i w:val="0"/>
           <w:color w:val="0000FF"/>
           <w:sz w:val="24"/>
+          <w:u w:val="single"/>
         </w:rPr>
-        <w:t>Leger- en marinepersonee</w:t>
+        <w:hyperlink r:id="rId19" w:history="1">
+          <w:r>
+            <w:rPr>
+              <w:rStyle w:val="Hyperlink"/>
+            </w:rPr>
+            <w:t>Le</w:t>
+          </w:r>
+        </w:hyperlink>
+      </w:r>
+      <w:r>
+        <w:rPr>
+          <w:rFonts w:ascii="Charis SIL Regular" w:hAnsi="Charis SIL Regular" w:eastAsia="Charis SIL Regular"/>
+          <w:b w:val="0"/>
+          <w:i w:val="0"/>
+          <w:color w:val="0000FF"/>
+          <w:sz w:val="24"/>
+          <w:u w:val="single"/>
+        </w:rPr>
+        <w:hyperlink r:id="rId19" w:history="1">
+          <w:r>
+            <w:rPr>
+              <w:rStyle w:val="Hyperlink"/>
+            </w:rPr>
+            <w:t>g</w:t>
+          </w:r>
+        </w:hyperlink>
+      </w:r>
+      <w:r>
+        <w:rPr>
+          <w:rFonts w:ascii="Charis SIL Regular" w:hAnsi="Charis SIL Regular" w:eastAsia="Charis SIL Regular"/>
+          <w:b w:val="0"/>
+          <w:i w:val="0"/>
+          <w:color w:val="0000FF"/>
+          <w:sz w:val="24"/>
+          <w:u w:val="single"/>
+        </w:rPr>
+        <w:hyperlink r:id="rId19" w:history="1">
+          <w:r>
+            <w:rPr>
+              <w:rStyle w:val="Hyperlink"/>
+            </w:rPr>
+            <w:t>er-</w:t>
+          </w:r>
+        </w:hyperlink>
+      </w:r>
+      <w:r>
+        <w:rPr>
+          <w:rFonts w:ascii="Charis SIL Regular" w:hAnsi="Charis SIL Regular" w:eastAsia="Charis SIL Regular"/>
+          <w:b w:val="0"/>
+          <w:i w:val="0"/>
+          <w:color w:val="0000FF"/>
+          <w:sz w:val="24"/>
+          <w:u w:val="single"/>
+        </w:rPr>
+        <w:t xml:space="preserve"> </w:t>
+      </w:r>
+      <w:r>
+        <w:rPr>
+          <w:rFonts w:ascii="Charis SIL Regular" w:hAnsi="Charis SIL Regular" w:eastAsia="Charis SIL Regular"/>
+          <w:b w:val="0"/>
+          <w:i w:val="0"/>
+          <w:color w:val="0000FF"/>
+          <w:sz w:val="24"/>
+          <w:u w:val="single"/>
+        </w:rPr>
+        <w:hyperlink r:id="rId19" w:history="1">
+          <w:r>
+            <w:rPr>
+              <w:rStyle w:val="Hyperlink"/>
+            </w:rPr>
+            <w:t>en</w:t>
+          </w:r>
+        </w:hyperlink>
+      </w:r>
+      <w:r>
+        <w:rPr>
+          <w:rFonts w:ascii="Charis SIL Regular" w:hAnsi="Charis SIL Regular" w:eastAsia="Charis SIL Regular"/>
+          <w:b w:val="0"/>
+          <w:i w:val="0"/>
+          <w:color w:val="0000FF"/>
+          <w:sz w:val="24"/>
+          <w:u w:val="single"/>
+        </w:rPr>
+        <w:t xml:space="preserve"> </w:t>
+      </w:r>
+      <w:r>
+        <w:rPr>
+          <w:rFonts w:ascii="Charis SIL Regular" w:hAnsi="Charis SIL Regular" w:eastAsia="Charis SIL Regular"/>
+          <w:b w:val="0"/>
+          <w:i w:val="0"/>
+          <w:color w:val="0000FF"/>
+          <w:sz w:val="24"/>
+          <w:u w:val="single"/>
+        </w:rPr>
+        <w:hyperlink r:id="rId19" w:history="1">
+          <w:r>
+            <w:rPr>
+              <w:rStyle w:val="Hyperlink"/>
+            </w:rPr>
+            <w:t>ma</w:t>
+          </w:r>
+        </w:hyperlink>
+      </w:r>
+      <w:r>
+        <w:rPr>
+          <w:rFonts w:ascii="Charis SIL Regular" w:hAnsi="Charis SIL Regular" w:eastAsia="Charis SIL Regular"/>
+          <w:b w:val="0"/>
+          <w:i w:val="0"/>
+          <w:color w:val="0000FF"/>
+          <w:sz w:val="24"/>
+          <w:u w:val="single"/>
+        </w:rPr>
+        <w:hyperlink r:id="rId19" w:history="1">
+          <w:r>
+            <w:rPr>
+              <w:rStyle w:val="Hyperlink"/>
+            </w:rPr>
+            <w:t>rineperso</w:t>
+          </w:r>
+        </w:hyperlink>
+      </w:r>
+      <w:r>
+        <w:rPr>
+          <w:rFonts w:ascii="Charis SIL Regular" w:hAnsi="Charis SIL Regular" w:eastAsia="Charis SIL Regular"/>
+          <w:b w:val="0"/>
+          <w:i w:val="0"/>
+          <w:color w:val="0000FF"/>
+          <w:sz w:val="24"/>
+          <w:u w:val="single"/>
+        </w:rPr>
+        <w:hyperlink r:id="rId19" w:history="1">
+          <w:r>
+            <w:rPr>
+              <w:rStyle w:val="Hyperlink"/>
+            </w:rPr>
+            <w:t>nee</w:t>
+          </w:r>
+        </w:hyperlink>
       </w:r>
       <w:r>
         <w:rPr>
@@ -2279,7 +2453,7 @@
           <w:sz w:val="24"/>
           <w:u w:val="single"/>
         </w:rPr>
-        <w:hyperlink r:id="rId19" w:history="1">
+        <w:hyperlink r:id="rId13" w:history="1">
           <w:r>
             <w:rPr>
               <w:rStyle w:val="Hyperlink"/>
@@ -2315,7 +2489,7 @@
           <w:sz w:val="24"/>
           <w:u w:val="single"/>
         </w:rPr>
-        <w:hyperlink r:id="rId19" w:history="1">
+        <w:hyperlink r:id="rId13" w:history="1">
           <w:r>
             <w:rPr>
               <w:rStyle w:val="Hyperlink"/>
@@ -2344,7 +2518,7 @@
           <w:sz w:val="24"/>
           <w:u w:val="single"/>
         </w:rPr>
-        <w:hyperlink r:id="rId19" w:history="1">
+        <w:hyperlink r:id="rId13" w:history="1">
           <w:r>
             <w:rPr>
               <w:rStyle w:val="Hyperlink"/>
@@ -2491,7 +2665,7 @@
           <w:sz w:val="24"/>
           <w:u w:val="single"/>
         </w:rPr>
-        <w:hyperlink r:id="rId13" w:history="1">
+        <w:hyperlink r:id="rId20" w:history="1">
           <w:r>
             <w:rPr>
               <w:rStyle w:val="Hyperlink"/>
@@ -2509,7 +2683,7 @@
           <w:sz w:val="24"/>
           <w:u w:val="single"/>
         </w:rPr>
-        <w:hyperlink r:id="rId13" w:history="1">
+        <w:hyperlink r:id="rId20" w:history="1">
           <w:r>
             <w:rPr>
               <w:rStyle w:val="Hyperlink"/>
@@ -2650,7 +2824,7 @@
           <w:sz w:val="24"/>
           <w:u w:val="single"/>
         </w:rPr>
-        <w:hyperlink r:id="rId20" w:history="1">
+        <w:hyperlink r:id="rId13" w:history="1">
           <w:r>
             <w:rPr>
               <w:rStyle w:val="Hyperlink"/>
@@ -2725,7 +2899,7 @@
           <w:sz w:val="24"/>
           <w:u w:val="single"/>
         </w:rPr>
-        <w:hyperlink r:id="rId15" w:history="1">
+        <w:hyperlink r:id="rId20" w:history="1">
           <w:r>
             <w:rPr>
               <w:rStyle w:val="Hyperlink"/>
@@ -2754,7 +2928,7 @@
           <w:sz w:val="24"/>
           <w:u w:val="single"/>
         </w:rPr>
-        <w:hyperlink r:id="rId15" w:history="1">
+        <w:hyperlink r:id="rId20" w:history="1">
           <w:r>
             <w:rPr>
               <w:rStyle w:val="Hyperlink"/>
@@ -2772,7 +2946,7 @@
           <w:sz w:val="24"/>
           <w:u w:val="single"/>
         </w:rPr>
-        <w:hyperlink r:id="rId15" w:history="1">
+        <w:hyperlink r:id="rId20" w:history="1">
           <w:r>
             <w:rPr>
               <w:rStyle w:val="Hyperlink"/>
@@ -2790,7 +2964,7 @@
           <w:sz w:val="24"/>
           <w:u w:val="single"/>
         </w:rPr>
-        <w:hyperlink r:id="rId15" w:history="1">
+        <w:hyperlink r:id="rId20" w:history="1">
           <w:r>
             <w:rPr>
               <w:rStyle w:val="Hyperlink"/>
@@ -2808,7 +2982,7 @@
           <w:sz w:val="24"/>
           <w:u w:val="single"/>
         </w:rPr>
-        <w:hyperlink r:id="rId15" w:history="1">
+        <w:hyperlink r:id="rId20" w:history="1">
           <w:r>
             <w:rPr>
               <w:rStyle w:val="Hyperlink"/>
@@ -2837,7 +3011,7 @@
           <w:sz w:val="24"/>
           <w:u w:val="single"/>
         </w:rPr>
-        <w:hyperlink r:id="rId15" w:history="1">
+        <w:hyperlink r:id="rId20" w:history="1">
           <w:r>
             <w:rPr>
               <w:rStyle w:val="Hyperlink"/>
@@ -2855,7 +3029,7 @@
           <w:sz w:val="24"/>
           <w:u w:val="single"/>
         </w:rPr>
-        <w:hyperlink r:id="rId15" w:history="1">
+        <w:hyperlink r:id="rId20" w:history="1">
           <w:r>
             <w:rPr>
               <w:rStyle w:val="Hyperlink"/>
@@ -2884,7 +3058,7 @@
           <w:sz w:val="24"/>
           <w:u w:val="single"/>
         </w:rPr>
-        <w:hyperlink r:id="rId15" w:history="1">
+        <w:hyperlink r:id="rId20" w:history="1">
           <w:r>
             <w:rPr>
               <w:rStyle w:val="Hyperlink"/>

--- a/EXPORTS/DOCX/published/niveau2/Dutch/Museum.docx
+++ b/EXPORTS/DOCX/published/niveau2/Dutch/Museum.docx
@@ -393,6 +393,7 @@
       </w:r>
       <w:r>
         <w:rPr>
+          <w:u w:val="single" w:color="0000ff"/>
           <w:rFonts w:ascii="Charis SIL Regular" w:hAnsi="Charis SIL Regular" w:eastAsia="Charis SIL Regular"/>
           <w:b w:val="0"/>
           <w:i w:val="0"/>
@@ -803,7 +804,7 @@
           <w:sz w:val="24"/>
           <w:u w:val="single"/>
         </w:rPr>
-        <w:hyperlink r:id="rId11" w:history="1">
+        <w:hyperlink r:id="rId12" w:history="1">
           <w:r>
             <w:rPr>
               <w:rStyle w:val="Hyperlink"/>
@@ -1959,7 +1960,7 @@
           <w:sz w:val="24"/>
           <w:u w:val="single"/>
         </w:rPr>
-        <w:hyperlink r:id="rId14" w:history="1">
+        <w:hyperlink r:id="rId19" w:history="1">
           <w:r>
             <w:rPr>
               <w:rStyle w:val="Hyperlink"/>
@@ -1988,7 +1989,7 @@
           <w:sz w:val="24"/>
           <w:u w:val="single"/>
         </w:rPr>
-        <w:hyperlink r:id="rId14" w:history="1">
+        <w:hyperlink r:id="rId19" w:history="1">
           <w:r>
             <w:rPr>
               <w:rStyle w:val="Hyperlink"/>
@@ -2017,14 +2018,7 @@
           <w:sz w:val="24"/>
           <w:u w:val="single"/>
         </w:rPr>
-        <w:hyperlink r:id="rId14" w:history="1">
-          <w:r>
-            <w:rPr>
-              <w:rStyle w:val="Hyperlink"/>
-            </w:rPr>
-            <w:t>in</w:t>
-          </w:r>
-        </w:hyperlink>
+        <w:t>in</w:t>
       </w:r>
       <w:r>
         <w:rPr>
@@ -2046,7 +2040,7 @@
           <w:sz w:val="24"/>
           <w:u w:val="single"/>
         </w:rPr>
-        <w:hyperlink r:id="rId14" w:history="1">
+        <w:hyperlink r:id="rId19" w:history="1">
           <w:r>
             <w:rPr>
               <w:rStyle w:val="Hyperlink"/>
@@ -2082,7 +2076,7 @@
           <w:sz w:val="24"/>
           <w:u w:val="single"/>
         </w:rPr>
-        <w:hyperlink r:id="rId14" w:history="1">
+        <w:hyperlink r:id="rId19" w:history="1">
           <w:r>
             <w:rPr>
               <w:rStyle w:val="Hyperlink"/>
@@ -2111,7 +2105,7 @@
           <w:sz w:val="24"/>
           <w:u w:val="single"/>
         </w:rPr>
-        <w:hyperlink r:id="rId14" w:history="1">
+        <w:hyperlink r:id="rId19" w:history="1">
           <w:r>
             <w:rPr>
               <w:rStyle w:val="Hyperlink"/>
@@ -2140,7 +2134,7 @@
           <w:sz w:val="24"/>
           <w:u w:val="single"/>
         </w:rPr>
-        <w:hyperlink r:id="rId14" w:history="1">
+        <w:hyperlink r:id="rId19" w:history="1">
           <w:r>
             <w:rPr>
               <w:rStyle w:val="Hyperlink"/>
@@ -2187,7 +2181,7 @@
           <w:sz w:val="24"/>
           <w:u w:val="single"/>
         </w:rPr>
-        <w:hyperlink r:id="rId14" w:history="1">
+        <w:hyperlink r:id="rId19" w:history="1">
           <w:r>
             <w:rPr>
               <w:rStyle w:val="Hyperlink"/>
@@ -2247,7 +2241,7 @@
           <w:sz w:val="24"/>
           <w:u w:val="single"/>
         </w:rPr>
-        <w:hyperlink r:id="rId19" w:history="1">
+        <w:hyperlink r:id="rId13" w:history="1">
           <w:r>
             <w:rPr>
               <w:rStyle w:val="Hyperlink"/>
@@ -2265,7 +2259,7 @@
           <w:sz w:val="24"/>
           <w:u w:val="single"/>
         </w:rPr>
-        <w:hyperlink r:id="rId19" w:history="1">
+        <w:hyperlink r:id="rId13" w:history="1">
           <w:r>
             <w:rPr>
               <w:rStyle w:val="Hyperlink"/>
@@ -2283,7 +2277,7 @@
           <w:sz w:val="24"/>
           <w:u w:val="single"/>
         </w:rPr>
-        <w:hyperlink r:id="rId19" w:history="1">
+        <w:hyperlink r:id="rId13" w:history="1">
           <w:r>
             <w:rPr>
               <w:rStyle w:val="Hyperlink"/>
@@ -2301,54 +2295,7 @@
           <w:sz w:val="24"/>
           <w:u w:val="single"/>
         </w:rPr>
-        <w:t xml:space="preserve"> </w:t>
-      </w:r>
-      <w:r>
-        <w:rPr>
-          <w:rFonts w:ascii="Charis SIL Regular" w:hAnsi="Charis SIL Regular" w:eastAsia="Charis SIL Regular"/>
-          <w:b w:val="0"/>
-          <w:i w:val="0"/>
-          <w:color w:val="0000FF"/>
-          <w:sz w:val="24"/>
-          <w:u w:val="single"/>
-        </w:rPr>
-        <w:hyperlink r:id="rId19" w:history="1">
-          <w:r>
-            <w:rPr>
-              <w:rStyle w:val="Hyperlink"/>
-            </w:rPr>
-            <w:t>en</w:t>
-          </w:r>
-        </w:hyperlink>
-      </w:r>
-      <w:r>
-        <w:rPr>
-          <w:rFonts w:ascii="Charis SIL Regular" w:hAnsi="Charis SIL Regular" w:eastAsia="Charis SIL Regular"/>
-          <w:b w:val="0"/>
-          <w:i w:val="0"/>
-          <w:color w:val="0000FF"/>
-          <w:sz w:val="24"/>
-          <w:u w:val="single"/>
-        </w:rPr>
-        <w:t xml:space="preserve"> </w:t>
-      </w:r>
-      <w:r>
-        <w:rPr>
-          <w:rFonts w:ascii="Charis SIL Regular" w:hAnsi="Charis SIL Regular" w:eastAsia="Charis SIL Regular"/>
-          <w:b w:val="0"/>
-          <w:i w:val="0"/>
-          <w:color w:val="0000FF"/>
-          <w:sz w:val="24"/>
-          <w:u w:val="single"/>
-        </w:rPr>
-        <w:hyperlink r:id="rId19" w:history="1">
-          <w:r>
-            <w:rPr>
-              <w:rStyle w:val="Hyperlink"/>
-            </w:rPr>
-            <w:t>ma</w:t>
-          </w:r>
-        </w:hyperlink>
+        <w:t xml:space="preserve"> en ma</w:t>
       </w:r>
       <w:r>
         <w:rPr>
@@ -2395,25 +2342,7 @@
           <w:sz w:val="24"/>
           <w:u w:val="single"/>
         </w:rPr>
-        <w:hyperlink r:id="rId19" w:history="1">
-          <w:r>
-            <w:rPr>
-              <w:rStyle w:val="Hyperlink"/>
-            </w:rPr>
-            <w:t>l</w:t>
-          </w:r>
-        </w:hyperlink>
-      </w:r>
-      <w:r>
-        <w:rPr>
-          <w:rFonts w:ascii="Charis SIL Regular" w:hAnsi="Charis SIL Regular" w:eastAsia="Charis SIL Regular"/>
-          <w:b w:val="0"/>
-          <w:i w:val="0"/>
-          <w:color w:val="0000FF"/>
-          <w:sz w:val="24"/>
-          <w:u w:val="single"/>
-        </w:rPr>
-        <w:t xml:space="preserve"> </w:t>
+        <w:t xml:space="preserve">l in </w:t>
       </w:r>
       <w:r>
         <w:rPr>
@@ -2425,35 +2354,6 @@
           <w:u w:val="single"/>
         </w:rPr>
         <w:hyperlink r:id="rId19" w:history="1">
-          <w:r>
-            <w:rPr>
-              <w:rStyle w:val="Hyperlink"/>
-            </w:rPr>
-            <w:t>in</w:t>
-          </w:r>
-        </w:hyperlink>
-      </w:r>
-      <w:r>
-        <w:rPr>
-          <w:rFonts w:ascii="Charis SIL Regular" w:hAnsi="Charis SIL Regular" w:eastAsia="Charis SIL Regular"/>
-          <w:b w:val="0"/>
-          <w:i w:val="0"/>
-          <w:color w:val="0000FF"/>
-          <w:sz w:val="24"/>
-          <w:u w:val="single"/>
-        </w:rPr>
-        <w:t xml:space="preserve"> </w:t>
-      </w:r>
-      <w:r>
-        <w:rPr>
-          <w:rFonts w:ascii="Charis SIL Regular" w:hAnsi="Charis SIL Regular" w:eastAsia="Charis SIL Regular"/>
-          <w:b w:val="0"/>
-          <w:i w:val="0"/>
-          <w:color w:val="0000FF"/>
-          <w:sz w:val="24"/>
-          <w:u w:val="single"/>
-        </w:rPr>
-        <w:hyperlink r:id="rId13" w:history="1">
           <w:r>
             <w:rPr>
               <w:rStyle w:val="Hyperlink"/>
@@ -2489,7 +2389,7 @@
           <w:sz w:val="24"/>
           <w:u w:val="single"/>
         </w:rPr>
-        <w:hyperlink r:id="rId13" w:history="1">
+        <w:hyperlink r:id="rId19" w:history="1">
           <w:r>
             <w:rPr>
               <w:rStyle w:val="Hyperlink"/>
@@ -2564,7 +2464,7 @@
           <w:sz w:val="24"/>
           <w:u w:val="single"/>
         </w:rPr>
-        <w:hyperlink r:id="rId20" w:history="1">
+        <w:hyperlink r:id="rId13" w:history="1">
           <w:r>
             <w:rPr>
               <w:rStyle w:val="Hyperlink"/>
@@ -2587,25 +2487,7 @@
             <w:rPr>
               <w:rStyle w:val="Hyperlink"/>
             </w:rPr>
-            <w:t>s</w:t>
-          </w:r>
-        </w:hyperlink>
-      </w:r>
-      <w:r>
-        <w:rPr>
-          <w:rFonts w:ascii="Charis SIL Regular" w:hAnsi="Charis SIL Regular" w:eastAsia="Charis SIL Regular"/>
-          <w:b w:val="0"/>
-          <w:i w:val="0"/>
-          <w:color w:val="0000FF"/>
-          <w:sz w:val="24"/>
-          <w:u w:val="single"/>
-        </w:rPr>
-        <w:hyperlink r:id="rId20" w:history="1">
-          <w:r>
-            <w:rPr>
-              <w:rStyle w:val="Hyperlink"/>
-            </w:rPr>
-            <w:t>ch</w:t>
+            <w:t>sch</w:t>
           </w:r>
         </w:hyperlink>
       </w:r>
@@ -2712,7 +2594,7 @@
           <w:sz w:val="24"/>
           <w:u w:val="single"/>
         </w:rPr>
-        <w:hyperlink r:id="rId13" w:history="1">
+        <w:hyperlink r:id="rId20" w:history="1">
           <w:r>
             <w:rPr>
               <w:rStyle w:val="Hyperlink"/>
@@ -2730,7 +2612,7 @@
           <w:sz w:val="24"/>
           <w:u w:val="single"/>
         </w:rPr>
-        <w:hyperlink r:id="rId13" w:history="1">
+        <w:hyperlink r:id="rId20" w:history="1">
           <w:r>
             <w:rPr>
               <w:rStyle w:val="Hyperlink"/>
@@ -2759,7 +2641,7 @@
           <w:sz w:val="24"/>
           <w:u w:val="single"/>
         </w:rPr>
-        <w:hyperlink r:id="rId13" w:history="1">
+        <w:hyperlink r:id="rId20" w:history="1">
           <w:r>
             <w:rPr>
               <w:rStyle w:val="Hyperlink"/>
@@ -2777,7 +2659,7 @@
           <w:sz w:val="24"/>
           <w:u w:val="single"/>
         </w:rPr>
-        <w:hyperlink r:id="rId13" w:history="1">
+        <w:hyperlink r:id="rId20" w:history="1">
           <w:r>
             <w:rPr>
               <w:rStyle w:val="Hyperlink"/>
@@ -2795,7 +2677,7 @@
           <w:sz w:val="24"/>
           <w:u w:val="single"/>
         </w:rPr>
-        <w:hyperlink r:id="rId13" w:history="1">
+        <w:hyperlink r:id="rId20" w:history="1">
           <w:r>
             <w:rPr>
               <w:rStyle w:val="Hyperlink"/>
@@ -2899,7 +2781,7 @@
           <w:sz w:val="24"/>
           <w:u w:val="single"/>
         </w:rPr>
-        <w:hyperlink r:id="rId20" w:history="1">
+        <w:hyperlink r:id="rId15" w:history="1">
           <w:r>
             <w:rPr>
               <w:rStyle w:val="Hyperlink"/>
@@ -2915,63 +2797,8 @@
           <w:i w:val="0"/>
           <w:color w:val="0000FF"/>
           <w:sz w:val="24"/>
-          <w:u w:val="single"/>
         </w:rPr>
-        <w:t xml:space="preserve"> </w:t>
-      </w:r>
-      <w:r>
-        <w:rPr>
-          <w:rFonts w:ascii="Charis SIL Regular" w:hAnsi="Charis SIL Regular" w:eastAsia="Charis SIL Regular"/>
-          <w:b w:val="0"/>
-          <w:i w:val="0"/>
-          <w:color w:val="0000FF"/>
-          <w:sz w:val="24"/>
-          <w:u w:val="single"/>
-        </w:rPr>
-        <w:hyperlink r:id="rId20" w:history="1">
-          <w:r>
-            <w:rPr>
-              <w:rStyle w:val="Hyperlink"/>
-            </w:rPr>
-            <w:t>m</w:t>
-          </w:r>
-        </w:hyperlink>
-      </w:r>
-      <w:r>
-        <w:rPr>
-          <w:rFonts w:ascii="Charis SIL Regular" w:hAnsi="Charis SIL Regular" w:eastAsia="Charis SIL Regular"/>
-          <w:b w:val="0"/>
-          <w:i w:val="0"/>
-          <w:color w:val="0000FF"/>
-          <w:sz w:val="24"/>
-          <w:u w:val="single"/>
-        </w:rPr>
-        <w:hyperlink r:id="rId20" w:history="1">
-          <w:r>
-            <w:rPr>
-              <w:rStyle w:val="Hyperlink"/>
-            </w:rPr>
-            <w:t>i</w:t>
-          </w:r>
-        </w:hyperlink>
-      </w:r>
-      <w:r>
-        <w:rPr>
-          <w:rFonts w:ascii="Charis SIL Regular" w:hAnsi="Charis SIL Regular" w:eastAsia="Charis SIL Regular"/>
-          <w:b w:val="0"/>
-          <w:i w:val="0"/>
-          <w:color w:val="0000FF"/>
-          <w:sz w:val="24"/>
-          <w:u w:val="single"/>
-        </w:rPr>
-        <w:hyperlink r:id="rId20" w:history="1">
-          <w:r>
-            <w:rPr>
-              <w:rStyle w:val="Hyperlink"/>
-            </w:rPr>
-            <w:t>ssionarisse</w:t>
-          </w:r>
-        </w:hyperlink>
+        <w:t xml:space="preserve"> missionarisse</w:t>
       </w:r>
       <w:r>
         <w:rPr>
@@ -3011,7 +2838,7 @@
           <w:sz w:val="24"/>
           <w:u w:val="single"/>
         </w:rPr>
-        <w:hyperlink r:id="rId20" w:history="1">
+        <w:hyperlink r:id="rId15" w:history="1">
           <w:r>
             <w:rPr>
               <w:rStyle w:val="Hyperlink"/>
@@ -3029,7 +2856,7 @@
           <w:sz w:val="24"/>
           <w:u w:val="single"/>
         </w:rPr>
-        <w:hyperlink r:id="rId20" w:history="1">
+        <w:hyperlink r:id="rId15" w:history="1">
           <w:r>
             <w:rPr>
               <w:rStyle w:val="Hyperlink"/>
@@ -3123,7 +2950,7 @@
           <w:sz w:val="24"/>
           <w:u w:val="single"/>
         </w:rPr>
-        <w:hyperlink r:id="rId20" w:history="1">
+        <w:hyperlink r:id="rId15" w:history="1">
           <w:r>
             <w:rPr>
               <w:rStyle w:val="Hyperlink"/>

--- a/EXPORTS/DOCX/published/niveau2/Dutch/Museum.docx
+++ b/EXPORTS/DOCX/published/niveau2/Dutch/Museum.docx
@@ -371,54 +371,7 @@
           <w:color w:val="000000"/>
           <w:sz w:val="24"/>
         </w:rPr>
-        <w:t>, beide</w:t>
-      </w:r>
-      <w:r>
-        <w:rPr>
-          <w:u w:val="single" w:color="0000ff"/>
-          <w:rFonts w:ascii="Charis SIL Regular" w:hAnsi="Charis SIL Regular" w:eastAsia="Charis SIL Regular"/>
-          <w:b w:val="0"/>
-          <w:i w:val="0"/>
-          <w:color w:val="000000"/>
-          <w:sz w:val="24"/>
-        </w:rPr>
-        <w:hyperlink r:id="rId9" w:history="1">
-          <w:r>
-            <w:rPr>
-              <w:rStyle w:val="Hyperlink"/>
-            </w:rPr>
-            <w:t>n in de Zuid-</w:t>
-          </w:r>
-        </w:hyperlink>
-      </w:r>
-      <w:r>
-        <w:rPr>
-          <w:u w:val="single" w:color="0000ff"/>
-          <w:rFonts w:ascii="Charis SIL Regular" w:hAnsi="Charis SIL Regular" w:eastAsia="Charis SIL Regular"/>
-          <w:b w:val="0"/>
-          <w:i w:val="0"/>
-          <w:color w:val="000000"/>
-          <w:sz w:val="24"/>
-        </w:rPr>
-        <w:t>H</w:t>
-      </w:r>
-      <w:r>
-        <w:rPr>
-          <w:u w:val="single" w:color="0000ff"/>
-          <w:rFonts w:ascii="Charis SIL Regular" w:hAnsi="Charis SIL Regular" w:eastAsia="Charis SIL Regular"/>
-          <w:b w:val="0"/>
-          <w:i w:val="0"/>
-          <w:color w:val="000000"/>
-          <w:sz w:val="24"/>
-        </w:rPr>
-        <w:hyperlink r:id="rId9" w:history="1">
-          <w:r>
-            <w:rPr>
-              <w:rStyle w:val="Hyperlink"/>
-            </w:rPr>
-            <w:t>olla</w:t>
-          </w:r>
-        </w:hyperlink>
+        <w:t>, beiden in de Zuid-Holla</w:t>
       </w:r>
       <w:r>
         <w:rPr>
@@ -785,6 +738,7 @@
           <w:i w:val="0"/>
           <w:color w:val="0000FF"/>
           <w:sz w:val="24"/>
+          <w:u w:val="single"/>
         </w:rPr>
         <w:hyperlink r:id="rId12" w:history="1">
           <w:r>
@@ -1699,25 +1653,7 @@
           <w:color w:val="000000"/>
           <w:sz w:val="24"/>
         </w:rPr>
-        <w:t>u</w:t>
-      </w:r>
-      <w:r>
-        <w:rPr>
-          <w:u w:val="single" w:color="0000ff"/>
-          <w:rFonts w:ascii="Charis SIL Regular" w:hAnsi="Charis SIL Regular" w:eastAsia="Charis SIL Regular"/>
-          <w:b w:val="0"/>
-          <w:i w:val="0"/>
-          <w:color w:val="000000"/>
-          <w:sz w:val="24"/>
-        </w:rPr>
-        <w:hyperlink r:id="rId18" w:history="1">
-          <w:r>
-            <w:rPr>
-              <w:rStyle w:val="Hyperlink"/>
-            </w:rPr>
-            <w:t>rhistorische- e</w:t>
-          </w:r>
-        </w:hyperlink>
+        <w:t>urhistorische- e</w:t>
       </w:r>
       <w:r>
         <w:rPr>
@@ -1989,7 +1925,7 @@
           <w:sz w:val="24"/>
           <w:u w:val="single"/>
         </w:rPr>
-        <w:hyperlink r:id="rId19" w:history="1">
+        <w:hyperlink r:id="rId14" w:history="1">
           <w:r>
             <w:rPr>
               <w:rStyle w:val="Hyperlink"/>
@@ -2018,7 +1954,14 @@
           <w:sz w:val="24"/>
           <w:u w:val="single"/>
         </w:rPr>
-        <w:t>in</w:t>
+        <w:hyperlink r:id="rId14" w:history="1">
+          <w:r>
+            <w:rPr>
+              <w:rStyle w:val="Hyperlink"/>
+            </w:rPr>
+            <w:t>in</w:t>
+          </w:r>
+        </w:hyperlink>
       </w:r>
       <w:r>
         <w:rPr>
@@ -2030,6 +1973,24 @@
           <w:u w:val="single"/>
         </w:rPr>
         <w:t xml:space="preserve"> </w:t>
+      </w:r>
+      <w:r>
+        <w:rPr>
+          <w:rFonts w:ascii="Charis SIL Regular" w:hAnsi="Charis SIL Regular" w:eastAsia="Charis SIL Regular"/>
+          <w:b w:val="0"/>
+          <w:i w:val="0"/>
+          <w:color w:val="0000FF"/>
+          <w:sz w:val="24"/>
+          <w:u w:val="single"/>
+        </w:rPr>
+        <w:hyperlink r:id="rId14" w:history="1">
+          <w:r>
+            <w:rPr>
+              <w:rStyle w:val="Hyperlink"/>
+            </w:rPr>
+            <w:t>o</w:t>
+          </w:r>
+        </w:hyperlink>
       </w:r>
       <w:r>
         <w:rPr>
@@ -2045,7 +2006,7 @@
             <w:rPr>
               <w:rStyle w:val="Hyperlink"/>
             </w:rPr>
-            <w:t>o</w:t>
+            <w:t>b</w:t>
           </w:r>
         </w:hyperlink>
       </w:r>
@@ -2063,24 +2024,6 @@
             <w:rPr>
               <w:rStyle w:val="Hyperlink"/>
             </w:rPr>
-            <w:t>b</w:t>
-          </w:r>
-        </w:hyperlink>
-      </w:r>
-      <w:r>
-        <w:rPr>
-          <w:rFonts w:ascii="Charis SIL Regular" w:hAnsi="Charis SIL Regular" w:eastAsia="Charis SIL Regular"/>
-          <w:b w:val="0"/>
-          <w:i w:val="0"/>
-          <w:color w:val="0000FF"/>
-          <w:sz w:val="24"/>
-          <w:u w:val="single"/>
-        </w:rPr>
-        <w:hyperlink r:id="rId19" w:history="1">
-          <w:r>
-            <w:rPr>
-              <w:rStyle w:val="Hyperlink"/>
-            </w:rPr>
             <w:t>jecten</w:t>
           </w:r>
         </w:hyperlink>
@@ -2105,7 +2048,7 @@
           <w:sz w:val="24"/>
           <w:u w:val="single"/>
         </w:rPr>
-        <w:hyperlink r:id="rId19" w:history="1">
+        <w:hyperlink r:id="rId14" w:history="1">
           <w:r>
             <w:rPr>
               <w:rStyle w:val="Hyperlink"/>
@@ -2132,27 +2075,15 @@
           <w:i w:val="0"/>
           <w:color w:val="0000FF"/>
           <w:sz w:val="24"/>
-          <w:u w:val="single"/>
         </w:rPr>
-        <w:hyperlink r:id="rId19" w:history="1">
+        <w:hyperlink r:id="rId14" w:history="1">
           <w:r>
             <w:rPr>
               <w:rStyle w:val="Hyperlink"/>
             </w:rPr>
-            <w:t>een</w:t>
+            <w:t xml:space="preserve">een </w:t>
           </w:r>
         </w:hyperlink>
-      </w:r>
-      <w:r>
-        <w:rPr>
-          <w:rFonts w:ascii="Charis SIL Regular" w:hAnsi="Charis SIL Regular" w:eastAsia="Charis SIL Regular"/>
-          <w:b w:val="0"/>
-          <w:i w:val="0"/>
-          <w:color w:val="0000FF"/>
-          <w:sz w:val="24"/>
-          <w:u w:val="single"/>
-        </w:rPr>
-        <w:t xml:space="preserve"> </w:t>
       </w:r>
       <w:r>
         <w:rPr>
@@ -2241,7 +2172,7 @@
           <w:sz w:val="24"/>
           <w:u w:val="single"/>
         </w:rPr>
-        <w:hyperlink r:id="rId13" w:history="1">
+        <w:hyperlink r:id="rId19" w:history="1">
           <w:r>
             <w:rPr>
               <w:rStyle w:val="Hyperlink"/>
@@ -2249,6 +2180,53 @@
             <w:t>Le</w:t>
           </w:r>
         </w:hyperlink>
+      </w:r>
+      <w:r>
+        <w:rPr>
+          <w:rFonts w:ascii="Charis SIL Regular" w:hAnsi="Charis SIL Regular" w:eastAsia="Charis SIL Regular"/>
+          <w:b w:val="0"/>
+          <w:i w:val="0"/>
+          <w:color w:val="0000FF"/>
+          <w:sz w:val="24"/>
+          <w:u w:val="single"/>
+        </w:rPr>
+        <w:hyperlink r:id="rId19" w:history="1">
+          <w:r>
+            <w:rPr>
+              <w:rStyle w:val="Hyperlink"/>
+            </w:rPr>
+            <w:t>g</w:t>
+          </w:r>
+        </w:hyperlink>
+      </w:r>
+      <w:r>
+        <w:rPr>
+          <w:rFonts w:ascii="Charis SIL Regular" w:hAnsi="Charis SIL Regular" w:eastAsia="Charis SIL Regular"/>
+          <w:b w:val="0"/>
+          <w:i w:val="0"/>
+          <w:color w:val="0000FF"/>
+          <w:sz w:val="24"/>
+          <w:u w:val="single"/>
+        </w:rPr>
+        <w:hyperlink r:id="rId19" w:history="1">
+          <w:r>
+            <w:rPr>
+              <w:rStyle w:val="Hyperlink"/>
+            </w:rPr>
+            <w:t>er-</w:t>
+          </w:r>
+        </w:hyperlink>
+      </w:r>
+      <w:r>
+        <w:rPr>
+          <w:rFonts w:ascii="Charis SIL Regular" w:hAnsi="Charis SIL Regular" w:eastAsia="Charis SIL Regular"/>
+          <w:b w:val="0"/>
+          <w:i w:val="0"/>
+          <w:color w:val="0000FF"/>
+          <w:sz w:val="24"/>
+          <w:u w:val="single"/>
+        </w:rPr>
+        <w:t xml:space="preserve"> </w:t>
       </w:r>
       <w:r>
         <w:rPr>
@@ -2264,9 +2242,20 @@
             <w:rPr>
               <w:rStyle w:val="Hyperlink"/>
             </w:rPr>
-            <w:t>g</w:t>
+            <w:t>en</w:t>
           </w:r>
         </w:hyperlink>
+      </w:r>
+      <w:r>
+        <w:rPr>
+          <w:rFonts w:ascii="Charis SIL Regular" w:hAnsi="Charis SIL Regular" w:eastAsia="Charis SIL Regular"/>
+          <w:b w:val="0"/>
+          <w:i w:val="0"/>
+          <w:color w:val="0000FF"/>
+          <w:sz w:val="24"/>
+          <w:u w:val="single"/>
+        </w:rPr>
+        <w:t xml:space="preserve"> </w:t>
       </w:r>
       <w:r>
         <w:rPr>
@@ -2282,36 +2271,7 @@
             <w:rPr>
               <w:rStyle w:val="Hyperlink"/>
             </w:rPr>
-            <w:t>er-</w:t>
-          </w:r>
-        </w:hyperlink>
-      </w:r>
-      <w:r>
-        <w:rPr>
-          <w:rFonts w:ascii="Charis SIL Regular" w:hAnsi="Charis SIL Regular" w:eastAsia="Charis SIL Regular"/>
-          <w:b w:val="0"/>
-          <w:i w:val="0"/>
-          <w:color w:val="0000FF"/>
-          <w:sz w:val="24"/>
-          <w:u w:val="single"/>
-        </w:rPr>
-        <w:t xml:space="preserve"> en ma</w:t>
-      </w:r>
-      <w:r>
-        <w:rPr>
-          <w:rFonts w:ascii="Charis SIL Regular" w:hAnsi="Charis SIL Regular" w:eastAsia="Charis SIL Regular"/>
-          <w:b w:val="0"/>
-          <w:i w:val="0"/>
-          <w:color w:val="0000FF"/>
-          <w:sz w:val="24"/>
-          <w:u w:val="single"/>
-        </w:rPr>
-        <w:hyperlink r:id="rId19" w:history="1">
-          <w:r>
-            <w:rPr>
-              <w:rStyle w:val="Hyperlink"/>
-            </w:rPr>
-            <w:t>rineperso</w:t>
+            <w:t>marineperso</w:t>
           </w:r>
         </w:hyperlink>
       </w:r>
@@ -2342,7 +2302,36 @@
           <w:sz w:val="24"/>
           <w:u w:val="single"/>
         </w:rPr>
-        <w:t xml:space="preserve">l in </w:t>
+        <w:hyperlink r:id="rId13" w:history="1">
+          <w:r>
+            <w:rPr>
+              <w:rStyle w:val="Hyperlink"/>
+            </w:rPr>
+            <w:t>l</w:t>
+          </w:r>
+        </w:hyperlink>
+      </w:r>
+      <w:r>
+        <w:rPr>
+          <w:rFonts w:ascii="Charis SIL Regular" w:hAnsi="Charis SIL Regular" w:eastAsia="Charis SIL Regular"/>
+          <w:b w:val="0"/>
+          <w:i w:val="0"/>
+          <w:color w:val="0000FF"/>
+          <w:sz w:val="24"/>
+          <w:u w:val="single"/>
+        </w:rPr>
+        <w:t xml:space="preserve"> </w:t>
+      </w:r>
+      <w:r>
+        <w:rPr>
+          <w:rFonts w:ascii="Charis SIL Regular" w:hAnsi="Charis SIL Regular" w:eastAsia="Charis SIL Regular"/>
+          <w:b w:val="0"/>
+          <w:i w:val="0"/>
+          <w:color w:val="0000FF"/>
+          <w:sz w:val="24"/>
+          <w:u w:val="single"/>
+        </w:rPr>
+        <w:t xml:space="preserve">in </w:t>
       </w:r>
       <w:r>
         <w:rPr>
@@ -2418,7 +2407,7 @@
           <w:sz w:val="24"/>
           <w:u w:val="single"/>
         </w:rPr>
-        <w:hyperlink r:id="rId13" w:history="1">
+        <w:hyperlink r:id="rId19" w:history="1">
           <w:r>
             <w:rPr>
               <w:rStyle w:val="Hyperlink"/>
@@ -2464,7 +2453,7 @@
           <w:sz w:val="24"/>
           <w:u w:val="single"/>
         </w:rPr>
-        <w:hyperlink r:id="rId13" w:history="1">
+        <w:hyperlink r:id="rId20" w:history="1">
           <w:r>
             <w:rPr>
               <w:rStyle w:val="Hyperlink"/>
@@ -2482,12 +2471,12 @@
           <w:sz w:val="24"/>
           <w:u w:val="single"/>
         </w:rPr>
-        <w:hyperlink r:id="rId20" w:history="1">
+        <w:hyperlink r:id="rId13" w:history="1">
           <w:r>
             <w:rPr>
               <w:rStyle w:val="Hyperlink"/>
             </w:rPr>
-            <w:t>sch</w:t>
+            <w:t>s</w:t>
           </w:r>
         </w:hyperlink>
       </w:r>
@@ -2500,7 +2489,25 @@
           <w:sz w:val="24"/>
           <w:u w:val="single"/>
         </w:rPr>
-        <w:hyperlink r:id="rId20" w:history="1">
+        <w:hyperlink r:id="rId13" w:history="1">
+          <w:r>
+            <w:rPr>
+              <w:rStyle w:val="Hyperlink"/>
+            </w:rPr>
+            <w:t>ch</w:t>
+          </w:r>
+        </w:hyperlink>
+      </w:r>
+      <w:r>
+        <w:rPr>
+          <w:rFonts w:ascii="Charis SIL Regular" w:hAnsi="Charis SIL Regular" w:eastAsia="Charis SIL Regular"/>
+          <w:b w:val="0"/>
+          <w:i w:val="0"/>
+          <w:color w:val="0000FF"/>
+          <w:sz w:val="24"/>
+          <w:u w:val="single"/>
+        </w:rPr>
+        <w:hyperlink r:id="rId13" w:history="1">
           <w:r>
             <w:rPr>
               <w:rStyle w:val="Hyperlink"/>
@@ -2529,7 +2536,7 @@
           <w:sz w:val="24"/>
           <w:u w:val="single"/>
         </w:rPr>
-        <w:hyperlink r:id="rId20" w:history="1">
+        <w:hyperlink r:id="rId13" w:history="1">
           <w:r>
             <w:rPr>
               <w:rStyle w:val="Hyperlink"/>
@@ -2547,7 +2554,7 @@
           <w:sz w:val="24"/>
           <w:u w:val="single"/>
         </w:rPr>
-        <w:hyperlink r:id="rId20" w:history="1">
+        <w:hyperlink r:id="rId13" w:history="1">
           <w:r>
             <w:rPr>
               <w:rStyle w:val="Hyperlink"/>
@@ -2565,25 +2572,7 @@
           <w:sz w:val="24"/>
           <w:u w:val="single"/>
         </w:rPr>
-        <w:hyperlink r:id="rId20" w:history="1">
-          <w:r>
-            <w:rPr>
-              <w:rStyle w:val="Hyperlink"/>
-            </w:rPr>
-            <w:t>k</w:t>
-          </w:r>
-        </w:hyperlink>
-      </w:r>
-      <w:r>
-        <w:rPr>
-          <w:rFonts w:ascii="Charis SIL Regular" w:hAnsi="Charis SIL Regular" w:eastAsia="Charis SIL Regular"/>
-          <w:b w:val="0"/>
-          <w:i w:val="0"/>
-          <w:color w:val="0000FF"/>
-          <w:sz w:val="24"/>
-          <w:u w:val="single"/>
-        </w:rPr>
-        <w:t xml:space="preserve"> </w:t>
+        <w:t xml:space="preserve">k </w:t>
       </w:r>
       <w:r>
         <w:rPr>
@@ -2612,7 +2601,7 @@
           <w:sz w:val="24"/>
           <w:u w:val="single"/>
         </w:rPr>
-        <w:hyperlink r:id="rId20" w:history="1">
+        <w:hyperlink r:id="rId13" w:history="1">
           <w:r>
             <w:rPr>
               <w:rStyle w:val="Hyperlink"/>
@@ -2641,7 +2630,7 @@
           <w:sz w:val="24"/>
           <w:u w:val="single"/>
         </w:rPr>
-        <w:hyperlink r:id="rId20" w:history="1">
+        <w:hyperlink r:id="rId13" w:history="1">
           <w:r>
             <w:rPr>
               <w:rStyle w:val="Hyperlink"/>
@@ -2659,7 +2648,7 @@
           <w:sz w:val="24"/>
           <w:u w:val="single"/>
         </w:rPr>
-        <w:hyperlink r:id="rId20" w:history="1">
+        <w:hyperlink r:id="rId13" w:history="1">
           <w:r>
             <w:rPr>
               <w:rStyle w:val="Hyperlink"/>
@@ -2677,7 +2666,7 @@
           <w:sz w:val="24"/>
           <w:u w:val="single"/>
         </w:rPr>
-        <w:hyperlink r:id="rId20" w:history="1">
+        <w:hyperlink r:id="rId13" w:history="1">
           <w:r>
             <w:rPr>
               <w:rStyle w:val="Hyperlink"/>
@@ -2752,7 +2741,7 @@
           <w:sz w:val="24"/>
           <w:u w:val="single"/>
         </w:rPr>
-        <w:hyperlink r:id="rId20" w:history="1">
+        <w:hyperlink r:id="rId15" w:history="1">
           <w:r>
             <w:rPr>
               <w:rStyle w:val="Hyperlink"/>
@@ -2797,8 +2786,27 @@
           <w:i w:val="0"/>
           <w:color w:val="0000FF"/>
           <w:sz w:val="24"/>
+          <w:u w:val="single"/>
         </w:rPr>
-        <w:t xml:space="preserve"> missionarisse</w:t>
+        <w:t xml:space="preserve"> </w:t>
+      </w:r>
+      <w:r>
+        <w:rPr>
+          <w:rFonts w:ascii="Charis SIL Regular" w:hAnsi="Charis SIL Regular" w:eastAsia="Charis SIL Regular"/>
+          <w:b w:val="0"/>
+          <w:i w:val="0"/>
+          <w:color w:val="0000FF"/>
+          <w:sz w:val="24"/>
+          <w:u w:val="single"/>
+        </w:rPr>
+        <w:hyperlink r:id="rId15" w:history="1">
+          <w:r>
+            <w:rPr>
+              <w:rStyle w:val="Hyperlink"/>
+            </w:rPr>
+            <w:t>m</w:t>
+          </w:r>
+        </w:hyperlink>
       </w:r>
       <w:r>
         <w:rPr>
@@ -2814,20 +2822,9 @@
             <w:rPr>
               <w:rStyle w:val="Hyperlink"/>
             </w:rPr>
-            <w:t>n</w:t>
+            <w:t>i</w:t>
           </w:r>
         </w:hyperlink>
-      </w:r>
-      <w:r>
-        <w:rPr>
-          <w:rFonts w:ascii="Charis SIL Regular" w:hAnsi="Charis SIL Regular" w:eastAsia="Charis SIL Regular"/>
-          <w:b w:val="0"/>
-          <w:i w:val="0"/>
-          <w:color w:val="0000FF"/>
-          <w:sz w:val="24"/>
-          <w:u w:val="single"/>
-        </w:rPr>
-        <w:t xml:space="preserve"> </w:t>
       </w:r>
       <w:r>
         <w:rPr>
@@ -2843,7 +2840,7 @@
             <w:rPr>
               <w:rStyle w:val="Hyperlink"/>
             </w:rPr>
-            <w:t>i</w:t>
+            <w:t>ssionarisse</w:t>
           </w:r>
         </w:hyperlink>
       </w:r>
@@ -2890,9 +2887,103 @@
             <w:rPr>
               <w:rStyle w:val="Hyperlink"/>
             </w:rPr>
+            <w:t>i</w:t>
+          </w:r>
+        </w:hyperlink>
+      </w:r>
+      <w:r>
+        <w:rPr>
+          <w:rFonts w:ascii="Charis SIL Regular" w:hAnsi="Charis SIL Regular" w:eastAsia="Charis SIL Regular"/>
+          <w:b w:val="0"/>
+          <w:i w:val="0"/>
+          <w:color w:val="0000FF"/>
+          <w:sz w:val="24"/>
+          <w:u w:val="single"/>
+        </w:rPr>
+        <w:hyperlink r:id="rId15" w:history="1">
+          <w:r>
+            <w:rPr>
+              <w:rStyle w:val="Hyperlink"/>
+            </w:rPr>
+            <w:t>n</w:t>
+          </w:r>
+        </w:hyperlink>
+      </w:r>
+      <w:r>
+        <w:rPr>
+          <w:rFonts w:ascii="Charis SIL Regular" w:hAnsi="Charis SIL Regular" w:eastAsia="Charis SIL Regular"/>
+          <w:b w:val="0"/>
+          <w:i w:val="0"/>
+          <w:color w:val="0000FF"/>
+          <w:sz w:val="24"/>
+          <w:u w:val="single"/>
+        </w:rPr>
+        <w:t xml:space="preserve"> </w:t>
+      </w:r>
+      <w:r>
+        <w:rPr>
+          <w:rFonts w:ascii="Charis SIL Regular" w:hAnsi="Charis SIL Regular" w:eastAsia="Charis SIL Regular"/>
+          <w:b w:val="0"/>
+          <w:i w:val="0"/>
+          <w:color w:val="0000FF"/>
+          <w:sz w:val="24"/>
+          <w:u w:val="single"/>
+        </w:rPr>
+        <w:hyperlink r:id="rId15" w:history="1">
+          <w:r>
+            <w:rPr>
+              <w:rStyle w:val="Hyperlink"/>
+            </w:rPr>
             <w:t>gekoloniseer</w:t>
           </w:r>
         </w:hyperlink>
+      </w:r>
+      <w:r>
+        <w:rPr>
+          <w:rFonts w:ascii="Charis SIL Regular" w:hAnsi="Charis SIL Regular" w:eastAsia="Charis SIL Regular"/>
+          <w:b w:val="0"/>
+          <w:i w:val="0"/>
+          <w:color w:val="0000FF"/>
+          <w:sz w:val="24"/>
+          <w:u w:val="single"/>
+        </w:rPr>
+        <w:hyperlink r:id="rId15" w:history="1">
+          <w:r>
+            <w:rPr>
+              <w:rStyle w:val="Hyperlink"/>
+            </w:rPr>
+            <w:t>d</w:t>
+          </w:r>
+        </w:hyperlink>
+      </w:r>
+      <w:r>
+        <w:rPr>
+          <w:rFonts w:ascii="Charis SIL Regular" w:hAnsi="Charis SIL Regular" w:eastAsia="Charis SIL Regular"/>
+          <w:b w:val="0"/>
+          <w:i w:val="0"/>
+          <w:color w:val="0000FF"/>
+          <w:sz w:val="24"/>
+          <w:u w:val="single"/>
+        </w:rPr>
+        <w:hyperlink r:id="rId15" w:history="1">
+          <w:r>
+            <w:rPr>
+              <w:rStyle w:val="Hyperlink"/>
+            </w:rPr>
+            <w:t>e</w:t>
+          </w:r>
+        </w:hyperlink>
+      </w:r>
+      <w:r>
+        <w:rPr>
+          <w:rFonts w:ascii="Charis SIL Regular" w:hAnsi="Charis SIL Regular" w:eastAsia="Charis SIL Regular"/>
+          <w:b w:val="0"/>
+          <w:i w:val="0"/>
+          <w:color w:val="0000FF"/>
+          <w:sz w:val="24"/>
+          <w:u w:val="single"/>
+        </w:rPr>
+        <w:t xml:space="preserve"> </w:t>
       </w:r>
       <w:r>
         <w:rPr>
@@ -2904,53 +2995,6 @@
           <w:u w:val="single"/>
         </w:rPr>
         <w:hyperlink r:id="rId20" w:history="1">
-          <w:r>
-            <w:rPr>
-              <w:rStyle w:val="Hyperlink"/>
-            </w:rPr>
-            <w:t>d</w:t>
-          </w:r>
-        </w:hyperlink>
-      </w:r>
-      <w:r>
-        <w:rPr>
-          <w:rFonts w:ascii="Charis SIL Regular" w:hAnsi="Charis SIL Regular" w:eastAsia="Charis SIL Regular"/>
-          <w:b w:val="0"/>
-          <w:i w:val="0"/>
-          <w:color w:val="0000FF"/>
-          <w:sz w:val="24"/>
-          <w:u w:val="single"/>
-        </w:rPr>
-        <w:hyperlink r:id="rId20" w:history="1">
-          <w:r>
-            <w:rPr>
-              <w:rStyle w:val="Hyperlink"/>
-            </w:rPr>
-            <w:t>e</w:t>
-          </w:r>
-        </w:hyperlink>
-      </w:r>
-      <w:r>
-        <w:rPr>
-          <w:rFonts w:ascii="Charis SIL Regular" w:hAnsi="Charis SIL Regular" w:eastAsia="Charis SIL Regular"/>
-          <w:b w:val="0"/>
-          <w:i w:val="0"/>
-          <w:color w:val="0000FF"/>
-          <w:sz w:val="24"/>
-          <w:u w:val="single"/>
-        </w:rPr>
-        <w:t xml:space="preserve"> </w:t>
-      </w:r>
-      <w:r>
-        <w:rPr>
-          <w:rFonts w:ascii="Charis SIL Regular" w:hAnsi="Charis SIL Regular" w:eastAsia="Charis SIL Regular"/>
-          <w:b w:val="0"/>
-          <w:i w:val="0"/>
-          <w:color w:val="0000FF"/>
-          <w:sz w:val="24"/>
-          <w:u w:val="single"/>
-        </w:rPr>
-        <w:hyperlink r:id="rId15" w:history="1">
           <w:r>
             <w:rPr>
               <w:rStyle w:val="Hyperlink"/>

--- a/EXPORTS/DOCX/published/niveau2/Dutch/Museum.docx
+++ b/EXPORTS/DOCX/published/niveau2/Dutch/Museum.docx
@@ -371,7 +371,53 @@
           <w:color w:val="000000"/>
           <w:sz w:val="24"/>
         </w:rPr>
-        <w:t>, beiden in de Zuid-Holla</w:t>
+        <w:t>, beide</w:t>
+      </w:r>
+      <w:r>
+        <w:rPr>
+          <w:u w:val="single" w:color="0000ff"/>
+          <w:rFonts w:ascii="Charis SIL Regular" w:hAnsi="Charis SIL Regular" w:eastAsia="Charis SIL Regular"/>
+          <w:b w:val="0"/>
+          <w:i w:val="0"/>
+          <w:color w:val="000000"/>
+          <w:sz w:val="24"/>
+        </w:rPr>
+        <w:hyperlink r:id="rId9" w:history="1">
+          <w:r>
+            <w:rPr>
+              <w:rStyle w:val="Hyperlink"/>
+            </w:rPr>
+            <w:t>n in de Zuid-</w:t>
+          </w:r>
+        </w:hyperlink>
+      </w:r>
+      <w:r>
+        <w:rPr>
+          <w:rFonts w:ascii="Charis SIL Regular" w:hAnsi="Charis SIL Regular" w:eastAsia="Charis SIL Regular"/>
+          <w:b w:val="0"/>
+          <w:i w:val="0"/>
+          <w:color w:val="000000"/>
+          <w:sz w:val="24"/>
+        </w:rPr>
+        <w:t>H</w:t>
+      </w:r>
+      <w:r>
+        <w:rPr>
+          <w:u w:val="single" w:color="0000ff"/>
+          <w:rFonts w:ascii="Charis SIL Regular" w:hAnsi="Charis SIL Regular" w:eastAsia="Charis SIL Regular"/>
+          <w:b w:val="0"/>
+          <w:i w:val="0"/>
+          <w:color w:val="000000"/>
+          <w:sz w:val="24"/>
+        </w:rPr>
+        <w:hyperlink r:id="rId9" w:history="1">
+          <w:r>
+            <w:rPr>
+              <w:rStyle w:val="Hyperlink"/>
+            </w:rPr>
+            <w:t>olla</w:t>
+          </w:r>
+        </w:hyperlink>
       </w:r>
       <w:r>
         <w:rPr>
@@ -1896,7 +1942,7 @@
           <w:sz w:val="24"/>
           <w:u w:val="single"/>
         </w:rPr>
-        <w:hyperlink r:id="rId19" w:history="1">
+        <w:hyperlink r:id="rId14" w:history="1">
           <w:r>
             <w:rPr>
               <w:rStyle w:val="Hyperlink"/>
@@ -1925,7 +1971,7 @@
           <w:sz w:val="24"/>
           <w:u w:val="single"/>
         </w:rPr>
-        <w:hyperlink r:id="rId14" w:history="1">
+        <w:hyperlink r:id="rId19" w:history="1">
           <w:r>
             <w:rPr>
               <w:rStyle w:val="Hyperlink"/>
@@ -1954,7 +2000,7 @@
           <w:sz w:val="24"/>
           <w:u w:val="single"/>
         </w:rPr>
-        <w:hyperlink r:id="rId14" w:history="1">
+        <w:hyperlink r:id="rId19" w:history="1">
           <w:r>
             <w:rPr>
               <w:rStyle w:val="Hyperlink"/>
@@ -2001,7 +2047,7 @@
           <w:sz w:val="24"/>
           <w:u w:val="single"/>
         </w:rPr>
-        <w:hyperlink r:id="rId19" w:history="1">
+        <w:hyperlink r:id="rId14" w:history="1">
           <w:r>
             <w:rPr>
               <w:rStyle w:val="Hyperlink"/>
@@ -2048,7 +2094,7 @@
           <w:sz w:val="24"/>
           <w:u w:val="single"/>
         </w:rPr>
-        <w:hyperlink r:id="rId14" w:history="1">
+        <w:hyperlink r:id="rId19" w:history="1">
           <w:r>
             <w:rPr>
               <w:rStyle w:val="Hyperlink"/>
@@ -2067,23 +2113,6 @@
           <w:u w:val="single"/>
         </w:rPr>
         <w:t xml:space="preserve"> </w:t>
-      </w:r>
-      <w:r>
-        <w:rPr>
-          <w:rFonts w:ascii="Charis SIL Regular" w:hAnsi="Charis SIL Regular" w:eastAsia="Charis SIL Regular"/>
-          <w:b w:val="0"/>
-          <w:i w:val="0"/>
-          <w:color w:val="0000FF"/>
-          <w:sz w:val="24"/>
-        </w:rPr>
-        <w:hyperlink r:id="rId14" w:history="1">
-          <w:r>
-            <w:rPr>
-              <w:rStyle w:val="Hyperlink"/>
-            </w:rPr>
-            <w:t xml:space="preserve">een </w:t>
-          </w:r>
-        </w:hyperlink>
       </w:r>
       <w:r>
         <w:rPr>
@@ -2099,9 +2128,20 @@
             <w:rPr>
               <w:rStyle w:val="Hyperlink"/>
             </w:rPr>
-            <w:t>k</w:t>
+            <w:t>een</w:t>
           </w:r>
         </w:hyperlink>
+      </w:r>
+      <w:r>
+        <w:rPr>
+          <w:rFonts w:ascii="Charis SIL Regular" w:hAnsi="Charis SIL Regular" w:eastAsia="Charis SIL Regular"/>
+          <w:b w:val="0"/>
+          <w:i w:val="0"/>
+          <w:color w:val="0000FF"/>
+          <w:sz w:val="24"/>
+          <w:u w:val="single"/>
+        </w:rPr>
+        <w:t xml:space="preserve"> </w:t>
       </w:r>
       <w:r>
         <w:rPr>
@@ -2113,6 +2153,24 @@
           <w:u w:val="single"/>
         </w:rPr>
         <w:hyperlink r:id="rId19" w:history="1">
+          <w:r>
+            <w:rPr>
+              <w:rStyle w:val="Hyperlink"/>
+            </w:rPr>
+            <w:t>k</w:t>
+          </w:r>
+        </w:hyperlink>
+      </w:r>
+      <w:r>
+        <w:rPr>
+          <w:rFonts w:ascii="Charis SIL Regular" w:hAnsi="Charis SIL Regular" w:eastAsia="Charis SIL Regular"/>
+          <w:b w:val="0"/>
+          <w:i w:val="0"/>
+          <w:color w:val="0000FF"/>
+          <w:sz w:val="24"/>
+          <w:u w:val="single"/>
+        </w:rPr>
+        <w:hyperlink r:id="rId14" w:history="1">
           <w:r>
             <w:rPr>
               <w:rStyle w:val="Hyperlink"/>
@@ -2172,108 +2230,7 @@
           <w:sz w:val="24"/>
           <w:u w:val="single"/>
         </w:rPr>
-        <w:hyperlink r:id="rId19" w:history="1">
-          <w:r>
-            <w:rPr>
-              <w:rStyle w:val="Hyperlink"/>
-            </w:rPr>
-            <w:t>Le</w:t>
-          </w:r>
-        </w:hyperlink>
-      </w:r>
-      <w:r>
-        <w:rPr>
-          <w:rFonts w:ascii="Charis SIL Regular" w:hAnsi="Charis SIL Regular" w:eastAsia="Charis SIL Regular"/>
-          <w:b w:val="0"/>
-          <w:i w:val="0"/>
-          <w:color w:val="0000FF"/>
-          <w:sz w:val="24"/>
-          <w:u w:val="single"/>
-        </w:rPr>
-        <w:hyperlink r:id="rId19" w:history="1">
-          <w:r>
-            <w:rPr>
-              <w:rStyle w:val="Hyperlink"/>
-            </w:rPr>
-            <w:t>g</w:t>
-          </w:r>
-        </w:hyperlink>
-      </w:r>
-      <w:r>
-        <w:rPr>
-          <w:rFonts w:ascii="Charis SIL Regular" w:hAnsi="Charis SIL Regular" w:eastAsia="Charis SIL Regular"/>
-          <w:b w:val="0"/>
-          <w:i w:val="0"/>
-          <w:color w:val="0000FF"/>
-          <w:sz w:val="24"/>
-          <w:u w:val="single"/>
-        </w:rPr>
-        <w:hyperlink r:id="rId19" w:history="1">
-          <w:r>
-            <w:rPr>
-              <w:rStyle w:val="Hyperlink"/>
-            </w:rPr>
-            <w:t>er-</w:t>
-          </w:r>
-        </w:hyperlink>
-      </w:r>
-      <w:r>
-        <w:rPr>
-          <w:rFonts w:ascii="Charis SIL Regular" w:hAnsi="Charis SIL Regular" w:eastAsia="Charis SIL Regular"/>
-          <w:b w:val="0"/>
-          <w:i w:val="0"/>
-          <w:color w:val="0000FF"/>
-          <w:sz w:val="24"/>
-          <w:u w:val="single"/>
-        </w:rPr>
-        <w:t xml:space="preserve"> </w:t>
-      </w:r>
-      <w:r>
-        <w:rPr>
-          <w:rFonts w:ascii="Charis SIL Regular" w:hAnsi="Charis SIL Regular" w:eastAsia="Charis SIL Regular"/>
-          <w:b w:val="0"/>
-          <w:i w:val="0"/>
-          <w:color w:val="0000FF"/>
-          <w:sz w:val="24"/>
-          <w:u w:val="single"/>
-        </w:rPr>
-        <w:hyperlink r:id="rId13" w:history="1">
-          <w:r>
-            <w:rPr>
-              <w:rStyle w:val="Hyperlink"/>
-            </w:rPr>
-            <w:t>en</w:t>
-          </w:r>
-        </w:hyperlink>
-      </w:r>
-      <w:r>
-        <w:rPr>
-          <w:rFonts w:ascii="Charis SIL Regular" w:hAnsi="Charis SIL Regular" w:eastAsia="Charis SIL Regular"/>
-          <w:b w:val="0"/>
-          <w:i w:val="0"/>
-          <w:color w:val="0000FF"/>
-          <w:sz w:val="24"/>
-          <w:u w:val="single"/>
-        </w:rPr>
-        <w:t xml:space="preserve"> </w:t>
-      </w:r>
-      <w:r>
-        <w:rPr>
-          <w:rFonts w:ascii="Charis SIL Regular" w:hAnsi="Charis SIL Regular" w:eastAsia="Charis SIL Regular"/>
-          <w:b w:val="0"/>
-          <w:i w:val="0"/>
-          <w:color w:val="0000FF"/>
-          <w:sz w:val="24"/>
-          <w:u w:val="single"/>
-        </w:rPr>
-        <w:hyperlink r:id="rId13" w:history="1">
-          <w:r>
-            <w:rPr>
-              <w:rStyle w:val="Hyperlink"/>
-            </w:rPr>
-            <w:t>marineperso</w:t>
-          </w:r>
-        </w:hyperlink>
+        <w:t>Leger- en marineperso</w:t>
       </w:r>
       <w:r>
         <w:rPr>
@@ -2302,7 +2259,7 @@
           <w:sz w:val="24"/>
           <w:u w:val="single"/>
         </w:rPr>
-        <w:hyperlink r:id="rId13" w:history="1">
+        <w:hyperlink r:id="rId19" w:history="1">
           <w:r>
             <w:rPr>
               <w:rStyle w:val="Hyperlink"/>
@@ -2331,7 +2288,25 @@
           <w:sz w:val="24"/>
           <w:u w:val="single"/>
         </w:rPr>
-        <w:t xml:space="preserve">in </w:t>
+        <w:hyperlink r:id="rId13" w:history="1">
+          <w:r>
+            <w:rPr>
+              <w:rStyle w:val="Hyperlink"/>
+            </w:rPr>
+            <w:t>in</w:t>
+          </w:r>
+        </w:hyperlink>
+      </w:r>
+      <w:r>
+        <w:rPr>
+          <w:rFonts w:ascii="Charis SIL Regular" w:hAnsi="Charis SIL Regular" w:eastAsia="Charis SIL Regular"/>
+          <w:b w:val="0"/>
+          <w:i w:val="0"/>
+          <w:color w:val="0000FF"/>
+          <w:sz w:val="24"/>
+          <w:u w:val="single"/>
+        </w:rPr>
+        <w:t xml:space="preserve"> </w:t>
       </w:r>
       <w:r>
         <w:rPr>
@@ -2360,7 +2335,7 @@
           <w:sz w:val="24"/>
           <w:u w:val="single"/>
         </w:rPr>
-        <w:hyperlink r:id="rId13" w:history="1">
+        <w:hyperlink r:id="rId19" w:history="1">
           <w:r>
             <w:rPr>
               <w:rStyle w:val="Hyperlink"/>
@@ -2407,7 +2382,7 @@
           <w:sz w:val="24"/>
           <w:u w:val="single"/>
         </w:rPr>
-        <w:hyperlink r:id="rId19" w:history="1">
+        <w:hyperlink r:id="rId13" w:history="1">
           <w:r>
             <w:rPr>
               <w:rStyle w:val="Hyperlink"/>
@@ -2471,7 +2446,7 @@
           <w:sz w:val="24"/>
           <w:u w:val="single"/>
         </w:rPr>
-        <w:hyperlink r:id="rId13" w:history="1">
+        <w:hyperlink r:id="rId20" w:history="1">
           <w:r>
             <w:rPr>
               <w:rStyle w:val="Hyperlink"/>
@@ -2507,7 +2482,7 @@
           <w:sz w:val="24"/>
           <w:u w:val="single"/>
         </w:rPr>
-        <w:hyperlink r:id="rId13" w:history="1">
+        <w:hyperlink r:id="rId20" w:history="1">
           <w:r>
             <w:rPr>
               <w:rStyle w:val="Hyperlink"/>
@@ -2536,7 +2511,7 @@
           <w:sz w:val="24"/>
           <w:u w:val="single"/>
         </w:rPr>
-        <w:hyperlink r:id="rId13" w:history="1">
+        <w:hyperlink r:id="rId20" w:history="1">
           <w:r>
             <w:rPr>
               <w:rStyle w:val="Hyperlink"/>
@@ -2572,7 +2547,259 @@
           <w:sz w:val="24"/>
           <w:u w:val="single"/>
         </w:rPr>
-        <w:t xml:space="preserve">k </w:t>
+        <w:hyperlink r:id="rId13" w:history="1">
+          <w:r>
+            <w:rPr>
+              <w:rStyle w:val="Hyperlink"/>
+            </w:rPr>
+            <w:t>k</w:t>
+          </w:r>
+        </w:hyperlink>
+      </w:r>
+      <w:r>
+        <w:rPr>
+          <w:rFonts w:ascii="Charis SIL Regular" w:hAnsi="Charis SIL Regular" w:eastAsia="Charis SIL Regular"/>
+          <w:b w:val="0"/>
+          <w:i w:val="0"/>
+          <w:color w:val="0000FF"/>
+          <w:sz w:val="24"/>
+          <w:u w:val="single"/>
+        </w:rPr>
+        <w:t xml:space="preserve"> </w:t>
+      </w:r>
+      <w:r>
+        <w:rPr>
+          <w:rFonts w:ascii="Charis SIL Regular" w:hAnsi="Charis SIL Regular" w:eastAsia="Charis SIL Regular"/>
+          <w:b w:val="0"/>
+          <w:i w:val="0"/>
+          <w:color w:val="0000FF"/>
+          <w:sz w:val="24"/>
+          <w:u w:val="single"/>
+        </w:rPr>
+        <w:hyperlink r:id="rId13" w:history="1">
+          <w:r>
+            <w:rPr>
+              <w:rStyle w:val="Hyperlink"/>
+            </w:rPr>
+            <w:t>i</w:t>
+          </w:r>
+        </w:hyperlink>
+      </w:r>
+      <w:r>
+        <w:rPr>
+          <w:rFonts w:ascii="Charis SIL Regular" w:hAnsi="Charis SIL Regular" w:eastAsia="Charis SIL Regular"/>
+          <w:b w:val="0"/>
+          <w:i w:val="0"/>
+          <w:color w:val="0000FF"/>
+          <w:sz w:val="24"/>
+          <w:u w:val="single"/>
+        </w:rPr>
+        <w:hyperlink r:id="rId13" w:history="1">
+          <w:r>
+            <w:rPr>
+              <w:rStyle w:val="Hyperlink"/>
+            </w:rPr>
+            <w:t>n</w:t>
+          </w:r>
+        </w:hyperlink>
+      </w:r>
+      <w:r>
+        <w:rPr>
+          <w:rFonts w:ascii="Charis SIL Regular" w:hAnsi="Charis SIL Regular" w:eastAsia="Charis SIL Regular"/>
+          <w:b w:val="0"/>
+          <w:i w:val="0"/>
+          <w:color w:val="0000FF"/>
+          <w:sz w:val="24"/>
+          <w:u w:val="single"/>
+        </w:rPr>
+        <w:t xml:space="preserve"> </w:t>
+      </w:r>
+      <w:r>
+        <w:rPr>
+          <w:rFonts w:ascii="Charis SIL Regular" w:hAnsi="Charis SIL Regular" w:eastAsia="Charis SIL Regular"/>
+          <w:b w:val="0"/>
+          <w:i w:val="0"/>
+          <w:color w:val="0000FF"/>
+          <w:sz w:val="24"/>
+          <w:u w:val="single"/>
+        </w:rPr>
+        <w:hyperlink r:id="rId20" w:history="1">
+          <w:r>
+            <w:rPr>
+              <w:rStyle w:val="Hyperlink"/>
+            </w:rPr>
+            <w:t>gekoloniseer</w:t>
+          </w:r>
+        </w:hyperlink>
+      </w:r>
+      <w:r>
+        <w:rPr>
+          <w:rFonts w:ascii="Charis SIL Regular" w:hAnsi="Charis SIL Regular" w:eastAsia="Charis SIL Regular"/>
+          <w:b w:val="0"/>
+          <w:i w:val="0"/>
+          <w:color w:val="0000FF"/>
+          <w:sz w:val="24"/>
+          <w:u w:val="single"/>
+        </w:rPr>
+        <w:hyperlink r:id="rId20" w:history="1">
+          <w:r>
+            <w:rPr>
+              <w:rStyle w:val="Hyperlink"/>
+            </w:rPr>
+            <w:t>d</w:t>
+          </w:r>
+        </w:hyperlink>
+      </w:r>
+      <w:r>
+        <w:rPr>
+          <w:rFonts w:ascii="Charis SIL Regular" w:hAnsi="Charis SIL Regular" w:eastAsia="Charis SIL Regular"/>
+          <w:b w:val="0"/>
+          <w:i w:val="0"/>
+          <w:color w:val="0000FF"/>
+          <w:sz w:val="24"/>
+          <w:u w:val="single"/>
+        </w:rPr>
+        <w:hyperlink r:id="rId13" w:history="1">
+          <w:r>
+            <w:rPr>
+              <w:rStyle w:val="Hyperlink"/>
+            </w:rPr>
+            <w:t>e</w:t>
+          </w:r>
+        </w:hyperlink>
+      </w:r>
+      <w:r>
+        <w:rPr>
+          <w:rFonts w:ascii="Charis SIL Regular" w:hAnsi="Charis SIL Regular" w:eastAsia="Charis SIL Regular"/>
+          <w:b w:val="0"/>
+          <w:i w:val="0"/>
+          <w:color w:val="0000FF"/>
+          <w:sz w:val="24"/>
+          <w:u w:val="single"/>
+        </w:rPr>
+        <w:t xml:space="preserve"> </w:t>
+      </w:r>
+      <w:r>
+        <w:rPr>
+          <w:rFonts w:ascii="Charis SIL Regular" w:hAnsi="Charis SIL Regular" w:eastAsia="Charis SIL Regular"/>
+          <w:b w:val="0"/>
+          <w:i w:val="0"/>
+          <w:color w:val="0000FF"/>
+          <w:sz w:val="24"/>
+          <w:u w:val="single"/>
+        </w:rPr>
+        <w:hyperlink r:id="rId13" w:history="1">
+          <w:r>
+            <w:rPr>
+              <w:rStyle w:val="Hyperlink"/>
+            </w:rPr>
+            <w:t>gebied</w:t>
+          </w:r>
+        </w:hyperlink>
+      </w:r>
+      <w:r>
+        <w:rPr>
+          <w:rFonts w:ascii="Charis SIL Regular" w:hAnsi="Charis SIL Regular" w:eastAsia="Charis SIL Regular"/>
+          <w:b w:val="0"/>
+          <w:i w:val="0"/>
+          <w:color w:val="0000FF"/>
+          <w:sz w:val="24"/>
+          <w:u w:val="single"/>
+        </w:rPr>
+        <w:hyperlink r:id="rId20" w:history="1">
+          <w:r>
+            <w:rPr>
+              <w:rStyle w:val="Hyperlink"/>
+            </w:rPr>
+            <w:t>en</w:t>
+          </w:r>
+        </w:hyperlink>
+      </w:r>
+      <w:r>
+        <w:rPr>
+          <w:rFonts w:ascii="Charis SIL Regular" w:hAnsi="Charis SIL Regular" w:eastAsia="Charis SIL Regular"/>
+          <w:b w:val="0"/>
+          <w:i w:val="0"/>
+          <w:color w:val="000000"/>
+          <w:sz w:val="24"/>
+        </w:rPr>
+        <w:t xml:space="preserve">•  </w:t>
+      </w:r>
+      <w:r>
+        <w:rPr>
+          <w:rFonts w:ascii="Charis SIL Regular" w:hAnsi="Charis SIL Regular" w:eastAsia="Charis SIL Regular"/>
+          <w:b w:val="0"/>
+          <w:i w:val="0"/>
+          <w:color w:val="0000FF"/>
+          <w:sz w:val="24"/>
+          <w:u w:val="single"/>
+        </w:rPr>
+        <w:hyperlink r:id="rId20" w:history="1">
+          <w:r>
+            <w:rPr>
+              <w:rStyle w:val="Hyperlink"/>
+            </w:rPr>
+            <w:t>Zendelingen</w:t>
+          </w:r>
+        </w:hyperlink>
+      </w:r>
+      <w:r>
+        <w:rPr>
+          <w:rFonts w:ascii="Charis SIL Regular" w:hAnsi="Charis SIL Regular" w:eastAsia="Charis SIL Regular"/>
+          <w:b w:val="0"/>
+          <w:i w:val="0"/>
+          <w:color w:val="0000FF"/>
+          <w:sz w:val="24"/>
+          <w:u w:val="single"/>
+        </w:rPr>
+        <w:t xml:space="preserve"> </w:t>
+      </w:r>
+      <w:r>
+        <w:rPr>
+          <w:rFonts w:ascii="Charis SIL Regular" w:hAnsi="Charis SIL Regular" w:eastAsia="Charis SIL Regular"/>
+          <w:b w:val="0"/>
+          <w:i w:val="0"/>
+          <w:color w:val="0000FF"/>
+          <w:sz w:val="24"/>
+          <w:u w:val="single"/>
+        </w:rPr>
+        <w:hyperlink r:id="rId15" w:history="1">
+          <w:r>
+            <w:rPr>
+              <w:rStyle w:val="Hyperlink"/>
+            </w:rPr>
+            <w:t>en</w:t>
+          </w:r>
+        </w:hyperlink>
+      </w:r>
+      <w:r>
+        <w:rPr>
+          <w:rFonts w:ascii="Charis SIL Regular" w:hAnsi="Charis SIL Regular" w:eastAsia="Charis SIL Regular"/>
+          <w:b w:val="0"/>
+          <w:i w:val="0"/>
+          <w:color w:val="0000FF"/>
+          <w:sz w:val="24"/>
+          <w:u w:val="single"/>
+        </w:rPr>
+        <w:t xml:space="preserve"> </w:t>
+      </w:r>
+      <w:r>
+        <w:rPr>
+          <w:rFonts w:ascii="Charis SIL Regular" w:hAnsi="Charis SIL Regular" w:eastAsia="Charis SIL Regular"/>
+          <w:b w:val="0"/>
+          <w:i w:val="0"/>
+          <w:color w:val="0000FF"/>
+          <w:sz w:val="24"/>
+          <w:u w:val="single"/>
+        </w:rPr>
+        <w:hyperlink r:id="rId20" w:history="1">
+          <w:r>
+            <w:rPr>
+              <w:rStyle w:val="Hyperlink"/>
+            </w:rPr>
+            <w:t>m</w:t>
+          </w:r>
+        </w:hyperlink>
       </w:r>
       <w:r>
         <w:rPr>
@@ -2601,240 +2828,6 @@
           <w:sz w:val="24"/>
           <w:u w:val="single"/>
         </w:rPr>
-        <w:hyperlink r:id="rId13" w:history="1">
-          <w:r>
-            <w:rPr>
-              <w:rStyle w:val="Hyperlink"/>
-            </w:rPr>
-            <w:t>n</w:t>
-          </w:r>
-        </w:hyperlink>
-      </w:r>
-      <w:r>
-        <w:rPr>
-          <w:rFonts w:ascii="Charis SIL Regular" w:hAnsi="Charis SIL Regular" w:eastAsia="Charis SIL Regular"/>
-          <w:b w:val="0"/>
-          <w:i w:val="0"/>
-          <w:color w:val="0000FF"/>
-          <w:sz w:val="24"/>
-          <w:u w:val="single"/>
-        </w:rPr>
-        <w:t xml:space="preserve"> </w:t>
-      </w:r>
-      <w:r>
-        <w:rPr>
-          <w:rFonts w:ascii="Charis SIL Regular" w:hAnsi="Charis SIL Regular" w:eastAsia="Charis SIL Regular"/>
-          <w:b w:val="0"/>
-          <w:i w:val="0"/>
-          <w:color w:val="0000FF"/>
-          <w:sz w:val="24"/>
-          <w:u w:val="single"/>
-        </w:rPr>
-        <w:hyperlink r:id="rId13" w:history="1">
-          <w:r>
-            <w:rPr>
-              <w:rStyle w:val="Hyperlink"/>
-            </w:rPr>
-            <w:t>gekoloniseer</w:t>
-          </w:r>
-        </w:hyperlink>
-      </w:r>
-      <w:r>
-        <w:rPr>
-          <w:rFonts w:ascii="Charis SIL Regular" w:hAnsi="Charis SIL Regular" w:eastAsia="Charis SIL Regular"/>
-          <w:b w:val="0"/>
-          <w:i w:val="0"/>
-          <w:color w:val="0000FF"/>
-          <w:sz w:val="24"/>
-          <w:u w:val="single"/>
-        </w:rPr>
-        <w:hyperlink r:id="rId13" w:history="1">
-          <w:r>
-            <w:rPr>
-              <w:rStyle w:val="Hyperlink"/>
-            </w:rPr>
-            <w:t>d</w:t>
-          </w:r>
-        </w:hyperlink>
-      </w:r>
-      <w:r>
-        <w:rPr>
-          <w:rFonts w:ascii="Charis SIL Regular" w:hAnsi="Charis SIL Regular" w:eastAsia="Charis SIL Regular"/>
-          <w:b w:val="0"/>
-          <w:i w:val="0"/>
-          <w:color w:val="0000FF"/>
-          <w:sz w:val="24"/>
-          <w:u w:val="single"/>
-        </w:rPr>
-        <w:hyperlink r:id="rId13" w:history="1">
-          <w:r>
-            <w:rPr>
-              <w:rStyle w:val="Hyperlink"/>
-            </w:rPr>
-            <w:t>e</w:t>
-          </w:r>
-        </w:hyperlink>
-      </w:r>
-      <w:r>
-        <w:rPr>
-          <w:rFonts w:ascii="Charis SIL Regular" w:hAnsi="Charis SIL Regular" w:eastAsia="Charis SIL Regular"/>
-          <w:b w:val="0"/>
-          <w:i w:val="0"/>
-          <w:color w:val="0000FF"/>
-          <w:sz w:val="24"/>
-          <w:u w:val="single"/>
-        </w:rPr>
-        <w:t xml:space="preserve"> </w:t>
-      </w:r>
-      <w:r>
-        <w:rPr>
-          <w:rFonts w:ascii="Charis SIL Regular" w:hAnsi="Charis SIL Regular" w:eastAsia="Charis SIL Regular"/>
-          <w:b w:val="0"/>
-          <w:i w:val="0"/>
-          <w:color w:val="0000FF"/>
-          <w:sz w:val="24"/>
-          <w:u w:val="single"/>
-        </w:rPr>
-        <w:hyperlink r:id="rId13" w:history="1">
-          <w:r>
-            <w:rPr>
-              <w:rStyle w:val="Hyperlink"/>
-            </w:rPr>
-            <w:t>gebied</w:t>
-          </w:r>
-        </w:hyperlink>
-      </w:r>
-      <w:r>
-        <w:rPr>
-          <w:rFonts w:ascii="Charis SIL Regular" w:hAnsi="Charis SIL Regular" w:eastAsia="Charis SIL Regular"/>
-          <w:b w:val="0"/>
-          <w:i w:val="0"/>
-          <w:color w:val="0000FF"/>
-          <w:sz w:val="24"/>
-          <w:u w:val="single"/>
-        </w:rPr>
-        <w:hyperlink r:id="rId20" w:history="1">
-          <w:r>
-            <w:rPr>
-              <w:rStyle w:val="Hyperlink"/>
-            </w:rPr>
-            <w:t>en</w:t>
-          </w:r>
-        </w:hyperlink>
-      </w:r>
-      <w:r>
-        <w:rPr>
-          <w:rFonts w:ascii="Charis SIL Regular" w:hAnsi="Charis SIL Regular" w:eastAsia="Charis SIL Regular"/>
-          <w:b w:val="0"/>
-          <w:i w:val="0"/>
-          <w:color w:val="000000"/>
-          <w:sz w:val="24"/>
-        </w:rPr>
-        <w:t xml:space="preserve">•  </w:t>
-      </w:r>
-      <w:r>
-        <w:rPr>
-          <w:rFonts w:ascii="Charis SIL Regular" w:hAnsi="Charis SIL Regular" w:eastAsia="Charis SIL Regular"/>
-          <w:b w:val="0"/>
-          <w:i w:val="0"/>
-          <w:color w:val="0000FF"/>
-          <w:sz w:val="24"/>
-          <w:u w:val="single"/>
-        </w:rPr>
-        <w:hyperlink r:id="rId15" w:history="1">
-          <w:r>
-            <w:rPr>
-              <w:rStyle w:val="Hyperlink"/>
-            </w:rPr>
-            <w:t>Zendelingen</w:t>
-          </w:r>
-        </w:hyperlink>
-      </w:r>
-      <w:r>
-        <w:rPr>
-          <w:rFonts w:ascii="Charis SIL Regular" w:hAnsi="Charis SIL Regular" w:eastAsia="Charis SIL Regular"/>
-          <w:b w:val="0"/>
-          <w:i w:val="0"/>
-          <w:color w:val="0000FF"/>
-          <w:sz w:val="24"/>
-          <w:u w:val="single"/>
-        </w:rPr>
-        <w:t xml:space="preserve"> </w:t>
-      </w:r>
-      <w:r>
-        <w:rPr>
-          <w:rFonts w:ascii="Charis SIL Regular" w:hAnsi="Charis SIL Regular" w:eastAsia="Charis SIL Regular"/>
-          <w:b w:val="0"/>
-          <w:i w:val="0"/>
-          <w:color w:val="0000FF"/>
-          <w:sz w:val="24"/>
-          <w:u w:val="single"/>
-        </w:rPr>
-        <w:hyperlink r:id="rId15" w:history="1">
-          <w:r>
-            <w:rPr>
-              <w:rStyle w:val="Hyperlink"/>
-            </w:rPr>
-            <w:t>en</w:t>
-          </w:r>
-        </w:hyperlink>
-      </w:r>
-      <w:r>
-        <w:rPr>
-          <w:rFonts w:ascii="Charis SIL Regular" w:hAnsi="Charis SIL Regular" w:eastAsia="Charis SIL Regular"/>
-          <w:b w:val="0"/>
-          <w:i w:val="0"/>
-          <w:color w:val="0000FF"/>
-          <w:sz w:val="24"/>
-          <w:u w:val="single"/>
-        </w:rPr>
-        <w:t xml:space="preserve"> </w:t>
-      </w:r>
-      <w:r>
-        <w:rPr>
-          <w:rFonts w:ascii="Charis SIL Regular" w:hAnsi="Charis SIL Regular" w:eastAsia="Charis SIL Regular"/>
-          <w:b w:val="0"/>
-          <w:i w:val="0"/>
-          <w:color w:val="0000FF"/>
-          <w:sz w:val="24"/>
-          <w:u w:val="single"/>
-        </w:rPr>
-        <w:hyperlink r:id="rId15" w:history="1">
-          <w:r>
-            <w:rPr>
-              <w:rStyle w:val="Hyperlink"/>
-            </w:rPr>
-            <w:t>m</w:t>
-          </w:r>
-        </w:hyperlink>
-      </w:r>
-      <w:r>
-        <w:rPr>
-          <w:rFonts w:ascii="Charis SIL Regular" w:hAnsi="Charis SIL Regular" w:eastAsia="Charis SIL Regular"/>
-          <w:b w:val="0"/>
-          <w:i w:val="0"/>
-          <w:color w:val="0000FF"/>
-          <w:sz w:val="24"/>
-          <w:u w:val="single"/>
-        </w:rPr>
-        <w:hyperlink r:id="rId20" w:history="1">
-          <w:r>
-            <w:rPr>
-              <w:rStyle w:val="Hyperlink"/>
-            </w:rPr>
-            <w:t>i</w:t>
-          </w:r>
-        </w:hyperlink>
-      </w:r>
-      <w:r>
-        <w:rPr>
-          <w:rFonts w:ascii="Charis SIL Regular" w:hAnsi="Charis SIL Regular" w:eastAsia="Charis SIL Regular"/>
-          <w:b w:val="0"/>
-          <w:i w:val="0"/>
-          <w:color w:val="0000FF"/>
-          <w:sz w:val="24"/>
-          <w:u w:val="single"/>
-        </w:rPr>
         <w:hyperlink r:id="rId15" w:history="1">
           <w:r>
             <w:rPr>
@@ -2882,7 +2875,7 @@
           <w:sz w:val="24"/>
           <w:u w:val="single"/>
         </w:rPr>
-        <w:hyperlink r:id="rId20" w:history="1">
+        <w:hyperlink r:id="rId15" w:history="1">
           <w:r>
             <w:rPr>
               <w:rStyle w:val="Hyperlink"/>
@@ -2900,7 +2893,7 @@
           <w:sz w:val="24"/>
           <w:u w:val="single"/>
         </w:rPr>
-        <w:hyperlink r:id="rId15" w:history="1">
+        <w:hyperlink r:id="rId20" w:history="1">
           <w:r>
             <w:rPr>
               <w:rStyle w:val="Hyperlink"/>
@@ -2994,7 +2987,7 @@
           <w:sz w:val="24"/>
           <w:u w:val="single"/>
         </w:rPr>
-        <w:hyperlink r:id="rId20" w:history="1">
+        <w:hyperlink r:id="rId15" w:history="1">
           <w:r>
             <w:rPr>
               <w:rStyle w:val="Hyperlink"/>

--- a/EXPORTS/DOCX/published/niveau2/Dutch/Museum.docx
+++ b/EXPORTS/DOCX/published/niveau2/Dutch/Museum.docx
@@ -371,36 +371,7 @@
           <w:color w:val="000000"/>
           <w:sz w:val="24"/>
         </w:rPr>
-        <w:t>, beide</w:t>
-      </w:r>
-      <w:r>
-        <w:rPr>
-          <w:u w:val="single" w:color="0000ff"/>
-          <w:rFonts w:ascii="Charis SIL Regular" w:hAnsi="Charis SIL Regular" w:eastAsia="Charis SIL Regular"/>
-          <w:b w:val="0"/>
-          <w:i w:val="0"/>
-          <w:color w:val="000000"/>
-          <w:sz w:val="24"/>
-        </w:rPr>
-        <w:hyperlink r:id="rId9" w:history="1">
-          <w:r>
-            <w:rPr>
-              <w:rStyle w:val="Hyperlink"/>
-            </w:rPr>
-            <w:t>n in de Zuid-</w:t>
-          </w:r>
-        </w:hyperlink>
-      </w:r>
-      <w:r>
-        <w:rPr>
-          <w:u w:val="single" w:color="0000ff"/>
-          <w:rFonts w:ascii="Charis SIL Regular" w:hAnsi="Charis SIL Regular" w:eastAsia="Charis SIL Regular"/>
-          <w:b w:val="0"/>
-          <w:i w:val="0"/>
-          <w:color w:val="000000"/>
-          <w:sz w:val="24"/>
-        </w:rPr>
-        <w:t>H</w:t>
+        <w:t>, beiden in de Zuid-H</w:t>
       </w:r>
       <w:r>
         <w:rPr>
@@ -880,7 +851,14 @@
           <w:color w:val="000000"/>
           <w:sz w:val="24"/>
         </w:rPr>
-        <w:t>rde g</w:t>
+        <w:hyperlink r:id="rId12" w:history="1">
+          <w:r>
+            <w:rPr>
+              <w:rStyle w:val="Hyperlink"/>
+            </w:rPr>
+            <w:t>rde g</w:t>
+          </w:r>
+        </w:hyperlink>
       </w:r>
       <w:r>
         <w:rPr>
@@ -1954,7 +1932,14 @@
           <w:sz w:val="24"/>
           <w:u w:val="single"/>
         </w:rPr>
-        <w:t>De handel in</w:t>
+        <w:hyperlink r:id="rId14" w:history="1">
+          <w:r>
+            <w:rPr>
+              <w:rStyle w:val="Hyperlink"/>
+            </w:rPr>
+            <w:t>De</w:t>
+          </w:r>
+        </w:hyperlink>
       </w:r>
       <w:r>
         <w:rPr>
@@ -1976,7 +1961,65 @@
           <w:sz w:val="24"/>
           <w:u w:val="single"/>
         </w:rPr>
-        <w:hyperlink r:id="rId19" w:history="1">
+        <w:hyperlink r:id="rId14" w:history="1">
+          <w:r>
+            <w:rPr>
+              <w:rStyle w:val="Hyperlink"/>
+            </w:rPr>
+            <w:t>handel</w:t>
+          </w:r>
+        </w:hyperlink>
+      </w:r>
+      <w:r>
+        <w:rPr>
+          <w:rFonts w:ascii="Charis SIL Regular" w:hAnsi="Charis SIL Regular" w:eastAsia="Charis SIL Regular"/>
+          <w:b w:val="0"/>
+          <w:i w:val="0"/>
+          <w:color w:val="0000FF"/>
+          <w:sz w:val="24"/>
+          <w:u w:val="single"/>
+        </w:rPr>
+        <w:t xml:space="preserve"> </w:t>
+      </w:r>
+      <w:r>
+        <w:rPr>
+          <w:rFonts w:ascii="Charis SIL Regular" w:hAnsi="Charis SIL Regular" w:eastAsia="Charis SIL Regular"/>
+          <w:b w:val="0"/>
+          <w:i w:val="0"/>
+          <w:color w:val="0000FF"/>
+          <w:sz w:val="24"/>
+          <w:u w:val="single"/>
+        </w:rPr>
+        <w:hyperlink r:id="rId14" w:history="1">
+          <w:r>
+            <w:rPr>
+              <w:rStyle w:val="Hyperlink"/>
+            </w:rPr>
+            <w:t>in</w:t>
+          </w:r>
+        </w:hyperlink>
+      </w:r>
+      <w:r>
+        <w:rPr>
+          <w:rFonts w:ascii="Charis SIL Regular" w:hAnsi="Charis SIL Regular" w:eastAsia="Charis SIL Regular"/>
+          <w:b w:val="0"/>
+          <w:i w:val="0"/>
+          <w:color w:val="0000FF"/>
+          <w:sz w:val="24"/>
+          <w:u w:val="single"/>
+        </w:rPr>
+        <w:t xml:space="preserve"> </w:t>
+      </w:r>
+      <w:r>
+        <w:rPr>
+          <w:rFonts w:ascii="Charis SIL Regular" w:hAnsi="Charis SIL Regular" w:eastAsia="Charis SIL Regular"/>
+          <w:b w:val="0"/>
+          <w:i w:val="0"/>
+          <w:color w:val="0000FF"/>
+          <w:sz w:val="24"/>
+          <w:u w:val="single"/>
+        </w:rPr>
+        <w:hyperlink r:id="rId14" w:history="1">
           <w:r>
             <w:rPr>
               <w:rStyle w:val="Hyperlink"/>
@@ -2012,7 +2055,7 @@
           <w:sz w:val="24"/>
           <w:u w:val="single"/>
         </w:rPr>
-        <w:hyperlink r:id="rId19" w:history="1">
+        <w:hyperlink r:id="rId14" w:history="1">
           <w:r>
             <w:rPr>
               <w:rStyle w:val="Hyperlink"/>
@@ -2031,82 +2074,6 @@
           <w:u w:val="single"/>
         </w:rPr>
         <w:t xml:space="preserve"> </w:t>
-      </w:r>
-      <w:r>
-        <w:rPr>
-          <w:rFonts w:ascii="Charis SIL Regular" w:hAnsi="Charis SIL Regular" w:eastAsia="Charis SIL Regular"/>
-          <w:b w:val="0"/>
-          <w:i w:val="0"/>
-          <w:color w:val="0000FF"/>
-          <w:sz w:val="24"/>
-          <w:u w:val="single"/>
-        </w:rPr>
-        <w:hyperlink r:id="rId19" w:history="1">
-          <w:r>
-            <w:rPr>
-              <w:rStyle w:val="Hyperlink"/>
-            </w:rPr>
-            <w:t>uit</w:t>
-          </w:r>
-        </w:hyperlink>
-      </w:r>
-      <w:r>
-        <w:rPr>
-          <w:rFonts w:ascii="Charis SIL Regular" w:hAnsi="Charis SIL Regular" w:eastAsia="Charis SIL Regular"/>
-          <w:b w:val="0"/>
-          <w:i w:val="0"/>
-          <w:color w:val="0000FF"/>
-          <w:sz w:val="24"/>
-          <w:u w:val="single"/>
-        </w:rPr>
-        <w:t xml:space="preserve"> </w:t>
-      </w:r>
-      <w:r>
-        <w:rPr>
-          <w:rFonts w:ascii="Charis SIL Regular" w:hAnsi="Charis SIL Regular" w:eastAsia="Charis SIL Regular"/>
-          <w:b w:val="0"/>
-          <w:i w:val="0"/>
-          <w:color w:val="0000FF"/>
-          <w:sz w:val="24"/>
-          <w:u w:val="single"/>
-        </w:rPr>
-        <w:hyperlink r:id="rId19" w:history="1">
-          <w:r>
-            <w:rPr>
-              <w:rStyle w:val="Hyperlink"/>
-            </w:rPr>
-            <w:t>een</w:t>
-          </w:r>
-        </w:hyperlink>
-      </w:r>
-      <w:r>
-        <w:rPr>
-          <w:rFonts w:ascii="Charis SIL Regular" w:hAnsi="Charis SIL Regular" w:eastAsia="Charis SIL Regular"/>
-          <w:b w:val="0"/>
-          <w:i w:val="0"/>
-          <w:color w:val="0000FF"/>
-          <w:sz w:val="24"/>
-          <w:u w:val="single"/>
-        </w:rPr>
-        <w:t xml:space="preserve"> </w:t>
-      </w:r>
-      <w:r>
-        <w:rPr>
-          <w:rFonts w:ascii="Charis SIL Regular" w:hAnsi="Charis SIL Regular" w:eastAsia="Charis SIL Regular"/>
-          <w:b w:val="0"/>
-          <w:i w:val="0"/>
-          <w:color w:val="0000FF"/>
-          <w:sz w:val="24"/>
-          <w:u w:val="single"/>
-        </w:rPr>
-        <w:hyperlink r:id="rId19" w:history="1">
-          <w:r>
-            <w:rPr>
-              <w:rStyle w:val="Hyperlink"/>
-            </w:rPr>
-            <w:t>k</w:t>
-          </w:r>
-        </w:hyperlink>
       </w:r>
       <w:r>
         <w:rPr>
@@ -2122,9 +2089,96 @@
             <w:rPr>
               <w:rStyle w:val="Hyperlink"/>
             </w:rPr>
-            <w:t xml:space="preserve">oloniale </w:t>
+            <w:t>uit</w:t>
           </w:r>
         </w:hyperlink>
+      </w:r>
+      <w:r>
+        <w:rPr>
+          <w:rFonts w:ascii="Charis SIL Regular" w:hAnsi="Charis SIL Regular" w:eastAsia="Charis SIL Regular"/>
+          <w:b w:val="0"/>
+          <w:i w:val="0"/>
+          <w:color w:val="0000FF"/>
+          <w:sz w:val="24"/>
+          <w:u w:val="single"/>
+        </w:rPr>
+        <w:t xml:space="preserve"> </w:t>
+      </w:r>
+      <w:r>
+        <w:rPr>
+          <w:rFonts w:ascii="Charis SIL Regular" w:hAnsi="Charis SIL Regular" w:eastAsia="Charis SIL Regular"/>
+          <w:b w:val="0"/>
+          <w:i w:val="0"/>
+          <w:color w:val="0000FF"/>
+          <w:sz w:val="24"/>
+          <w:u w:val="single"/>
+        </w:rPr>
+        <w:hyperlink r:id="rId14" w:history="1">
+          <w:r>
+            <w:rPr>
+              <w:rStyle w:val="Hyperlink"/>
+            </w:rPr>
+            <w:t>een</w:t>
+          </w:r>
+        </w:hyperlink>
+      </w:r>
+      <w:r>
+        <w:rPr>
+          <w:rFonts w:ascii="Charis SIL Regular" w:hAnsi="Charis SIL Regular" w:eastAsia="Charis SIL Regular"/>
+          <w:b w:val="0"/>
+          <w:i w:val="0"/>
+          <w:color w:val="0000FF"/>
+          <w:sz w:val="24"/>
+          <w:u w:val="single"/>
+        </w:rPr>
+        <w:t xml:space="preserve"> </w:t>
+      </w:r>
+      <w:r>
+        <w:rPr>
+          <w:rFonts w:ascii="Charis SIL Regular" w:hAnsi="Charis SIL Regular" w:eastAsia="Charis SIL Regular"/>
+          <w:b w:val="0"/>
+          <w:i w:val="0"/>
+          <w:color w:val="0000FF"/>
+          <w:sz w:val="24"/>
+          <w:u w:val="single"/>
+        </w:rPr>
+        <w:hyperlink r:id="rId14" w:history="1">
+          <w:r>
+            <w:rPr>
+              <w:rStyle w:val="Hyperlink"/>
+            </w:rPr>
+            <w:t>k</w:t>
+          </w:r>
+        </w:hyperlink>
+      </w:r>
+      <w:r>
+        <w:rPr>
+          <w:rFonts w:ascii="Charis SIL Regular" w:hAnsi="Charis SIL Regular" w:eastAsia="Charis SIL Regular"/>
+          <w:b w:val="0"/>
+          <w:i w:val="0"/>
+          <w:color w:val="0000FF"/>
+          <w:sz w:val="24"/>
+          <w:u w:val="single"/>
+        </w:rPr>
+        <w:hyperlink r:id="rId14" w:history="1">
+          <w:r>
+            <w:rPr>
+              <w:rStyle w:val="Hyperlink"/>
+            </w:rPr>
+            <w:t>oloniale</w:t>
+          </w:r>
+        </w:hyperlink>
+      </w:r>
+      <w:r>
+        <w:rPr>
+          <w:rFonts w:ascii="Charis SIL Regular" w:hAnsi="Charis SIL Regular" w:eastAsia="Charis SIL Regular"/>
+          <w:b w:val="0"/>
+          <w:i w:val="0"/>
+          <w:color w:val="0000FF"/>
+          <w:sz w:val="24"/>
+          <w:u w:val="single"/>
+        </w:rPr>
+        <w:t xml:space="preserve"> </w:t>
       </w:r>
       <w:r>
         <w:rPr>
@@ -2166,7 +2220,7 @@
           <w:sz w:val="24"/>
           <w:u w:val="single"/>
         </w:rPr>
-        <w:hyperlink r:id="rId13" w:history="1">
+        <w:hyperlink r:id="rId19" w:history="1">
           <w:r>
             <w:rPr>
               <w:rStyle w:val="Hyperlink"/>
@@ -2260,12 +2314,189 @@
           <w:sz w:val="24"/>
           <w:u w:val="single"/>
         </w:rPr>
-        <w:hyperlink r:id="rId13" w:history="1">
+        <w:hyperlink r:id="rId19" w:history="1">
           <w:r>
             <w:rPr>
               <w:rStyle w:val="Hyperlink"/>
             </w:rPr>
             <w:t>ma</w:t>
+          </w:r>
+        </w:hyperlink>
+      </w:r>
+      <w:r>
+        <w:rPr>
+          <w:rFonts w:ascii="Charis SIL Regular" w:hAnsi="Charis SIL Regular" w:eastAsia="Charis SIL Regular"/>
+          <w:b w:val="0"/>
+          <w:i w:val="0"/>
+          <w:color w:val="0000FF"/>
+          <w:sz w:val="24"/>
+          <w:u w:val="single"/>
+        </w:rPr>
+        <w:hyperlink r:id="rId19" w:history="1">
+          <w:r>
+            <w:rPr>
+              <w:rStyle w:val="Hyperlink"/>
+            </w:rPr>
+            <w:t>rineperso</w:t>
+          </w:r>
+        </w:hyperlink>
+      </w:r>
+      <w:r>
+        <w:rPr>
+          <w:rFonts w:ascii="Charis SIL Regular" w:hAnsi="Charis SIL Regular" w:eastAsia="Charis SIL Regular"/>
+          <w:b w:val="0"/>
+          <w:i w:val="0"/>
+          <w:color w:val="0000FF"/>
+          <w:sz w:val="24"/>
+          <w:u w:val="single"/>
+        </w:rPr>
+        <w:hyperlink r:id="rId19" w:history="1">
+          <w:r>
+            <w:rPr>
+              <w:rStyle w:val="Hyperlink"/>
+            </w:rPr>
+            <w:t>nee</w:t>
+          </w:r>
+        </w:hyperlink>
+      </w:r>
+      <w:r>
+        <w:rPr>
+          <w:rFonts w:ascii="Charis SIL Regular" w:hAnsi="Charis SIL Regular" w:eastAsia="Charis SIL Regular"/>
+          <w:b w:val="0"/>
+          <w:i w:val="0"/>
+          <w:color w:val="0000FF"/>
+          <w:sz w:val="24"/>
+          <w:u w:val="single"/>
+        </w:rPr>
+        <w:hyperlink r:id="rId19" w:history="1">
+          <w:r>
+            <w:rPr>
+              <w:rStyle w:val="Hyperlink"/>
+            </w:rPr>
+            <w:t>l</w:t>
+          </w:r>
+        </w:hyperlink>
+      </w:r>
+      <w:r>
+        <w:rPr>
+          <w:rFonts w:ascii="Charis SIL Regular" w:hAnsi="Charis SIL Regular" w:eastAsia="Charis SIL Regular"/>
+          <w:b w:val="0"/>
+          <w:i w:val="0"/>
+          <w:color w:val="0000FF"/>
+          <w:sz w:val="24"/>
+          <w:u w:val="single"/>
+        </w:rPr>
+        <w:t xml:space="preserve"> </w:t>
+      </w:r>
+      <w:r>
+        <w:rPr>
+          <w:rFonts w:ascii="Charis SIL Regular" w:hAnsi="Charis SIL Regular" w:eastAsia="Charis SIL Regular"/>
+          <w:b w:val="0"/>
+          <w:i w:val="0"/>
+          <w:color w:val="0000FF"/>
+          <w:sz w:val="24"/>
+          <w:u w:val="single"/>
+        </w:rPr>
+        <w:hyperlink r:id="rId19" w:history="1">
+          <w:r>
+            <w:rPr>
+              <w:rStyle w:val="Hyperlink"/>
+            </w:rPr>
+            <w:t>in</w:t>
+          </w:r>
+        </w:hyperlink>
+      </w:r>
+      <w:r>
+        <w:rPr>
+          <w:rFonts w:ascii="Charis SIL Regular" w:hAnsi="Charis SIL Regular" w:eastAsia="Charis SIL Regular"/>
+          <w:b w:val="0"/>
+          <w:i w:val="0"/>
+          <w:color w:val="0000FF"/>
+          <w:sz w:val="24"/>
+          <w:u w:val="single"/>
+        </w:rPr>
+        <w:t xml:space="preserve"> </w:t>
+      </w:r>
+      <w:r>
+        <w:rPr>
+          <w:rFonts w:ascii="Charis SIL Regular" w:hAnsi="Charis SIL Regular" w:eastAsia="Charis SIL Regular"/>
+          <w:b w:val="0"/>
+          <w:i w:val="0"/>
+          <w:color w:val="0000FF"/>
+          <w:sz w:val="24"/>
+          <w:u w:val="single"/>
+        </w:rPr>
+        <w:hyperlink r:id="rId19" w:history="1">
+          <w:r>
+            <w:rPr>
+              <w:rStyle w:val="Hyperlink"/>
+            </w:rPr>
+            <w:t>gekolonis</w:t>
+          </w:r>
+        </w:hyperlink>
+      </w:r>
+      <w:r>
+        <w:rPr>
+          <w:rFonts w:ascii="Charis SIL Regular" w:hAnsi="Charis SIL Regular" w:eastAsia="Charis SIL Regular"/>
+          <w:b w:val="0"/>
+          <w:i w:val="0"/>
+          <w:color w:val="0000FF"/>
+          <w:sz w:val="24"/>
+          <w:u w:val="single"/>
+        </w:rPr>
+        <w:hyperlink r:id="rId19" w:history="1">
+          <w:r>
+            <w:rPr>
+              <w:rStyle w:val="Hyperlink"/>
+            </w:rPr>
+            <w:t>e</w:t>
+          </w:r>
+        </w:hyperlink>
+      </w:r>
+      <w:r>
+        <w:rPr>
+          <w:rFonts w:ascii="Charis SIL Regular" w:hAnsi="Charis SIL Regular" w:eastAsia="Charis SIL Regular"/>
+          <w:b w:val="0"/>
+          <w:i w:val="0"/>
+          <w:color w:val="0000FF"/>
+          <w:sz w:val="24"/>
+          <w:u w:val="single"/>
+        </w:rPr>
+        <w:hyperlink r:id="rId19" w:history="1">
+          <w:r>
+            <w:rPr>
+              <w:rStyle w:val="Hyperlink"/>
+            </w:rPr>
+            <w:t>erde</w:t>
+          </w:r>
+        </w:hyperlink>
+      </w:r>
+      <w:r>
+        <w:rPr>
+          <w:rFonts w:ascii="Charis SIL Regular" w:hAnsi="Charis SIL Regular" w:eastAsia="Charis SIL Regular"/>
+          <w:b w:val="0"/>
+          <w:i w:val="0"/>
+          <w:color w:val="0000FF"/>
+          <w:sz w:val="24"/>
+          <w:u w:val="single"/>
+        </w:rPr>
+        <w:t xml:space="preserve"> </w:t>
+      </w:r>
+      <w:r>
+        <w:rPr>
+          <w:rFonts w:ascii="Charis SIL Regular" w:hAnsi="Charis SIL Regular" w:eastAsia="Charis SIL Regular"/>
+          <w:b w:val="0"/>
+          <w:i w:val="0"/>
+          <w:color w:val="0000FF"/>
+          <w:sz w:val="24"/>
+          <w:u w:val="single"/>
+        </w:rPr>
+        <w:hyperlink r:id="rId19" w:history="1">
+          <w:r>
+            <w:rPr>
+              <w:rStyle w:val="Hyperlink"/>
+            </w:rPr>
+            <w:t>ge</w:t>
           </w:r>
         </w:hyperlink>
       </w:r>
@@ -2283,9 +2514,19 @@
             <w:rPr>
               <w:rStyle w:val="Hyperlink"/>
             </w:rPr>
-            <w:t>rineperso</w:t>
+            <w:t>bieden</w:t>
           </w:r>
         </w:hyperlink>
+      </w:r>
+      <w:r>
+        <w:rPr>
+          <w:rFonts w:ascii="Charis SIL Regular" w:hAnsi="Charis SIL Regular" w:eastAsia="Charis SIL Regular"/>
+          <w:b w:val="0"/>
+          <w:i w:val="0"/>
+          <w:color w:val="000000"/>
+          <w:sz w:val="24"/>
+        </w:rPr>
+        <w:t xml:space="preserve">•  </w:t>
       </w:r>
       <w:r>
         <w:rPr>
@@ -2301,7 +2542,7 @@
             <w:rPr>
               <w:rStyle w:val="Hyperlink"/>
             </w:rPr>
-            <w:t>nee</w:t>
+            <w:t>Weten</w:t>
           </w:r>
         </w:hyperlink>
       </w:r>
@@ -2319,20 +2560,9 @@
             <w:rPr>
               <w:rStyle w:val="Hyperlink"/>
             </w:rPr>
-            <w:t>l</w:t>
+            <w:t>s</w:t>
           </w:r>
         </w:hyperlink>
-      </w:r>
-      <w:r>
-        <w:rPr>
-          <w:rFonts w:ascii="Charis SIL Regular" w:hAnsi="Charis SIL Regular" w:eastAsia="Charis SIL Regular"/>
-          <w:b w:val="0"/>
-          <w:i w:val="0"/>
-          <w:color w:val="0000FF"/>
-          <w:sz w:val="24"/>
-          <w:u w:val="single"/>
-        </w:rPr>
-        <w:t xml:space="preserve"> </w:t>
       </w:r>
       <w:r>
         <w:rPr>
@@ -2348,20 +2578,9 @@
             <w:rPr>
               <w:rStyle w:val="Hyperlink"/>
             </w:rPr>
-            <w:t>in</w:t>
+            <w:t>ch</w:t>
           </w:r>
         </w:hyperlink>
-      </w:r>
-      <w:r>
-        <w:rPr>
-          <w:rFonts w:ascii="Charis SIL Regular" w:hAnsi="Charis SIL Regular" w:eastAsia="Charis SIL Regular"/>
-          <w:b w:val="0"/>
-          <w:i w:val="0"/>
-          <w:color w:val="0000FF"/>
-          <w:sz w:val="24"/>
-          <w:u w:val="single"/>
-        </w:rPr>
-        <w:t xml:space="preserve"> </w:t>
       </w:r>
       <w:r>
         <w:rPr>
@@ -2377,7 +2596,36 @@
             <w:rPr>
               <w:rStyle w:val="Hyperlink"/>
             </w:rPr>
-            <w:t>gekolonis</w:t>
+            <w:t>appelijk</w:t>
+          </w:r>
+        </w:hyperlink>
+      </w:r>
+      <w:r>
+        <w:rPr>
+          <w:rFonts w:ascii="Charis SIL Regular" w:hAnsi="Charis SIL Regular" w:eastAsia="Charis SIL Regular"/>
+          <w:b w:val="0"/>
+          <w:i w:val="0"/>
+          <w:color w:val="0000FF"/>
+          <w:sz w:val="24"/>
+          <w:u w:val="single"/>
+        </w:rPr>
+        <w:t xml:space="preserve"> </w:t>
+      </w:r>
+      <w:r>
+        <w:rPr>
+          <w:rFonts w:ascii="Charis SIL Regular" w:hAnsi="Charis SIL Regular" w:eastAsia="Charis SIL Regular"/>
+          <w:b w:val="0"/>
+          <w:i w:val="0"/>
+          <w:color w:val="0000FF"/>
+          <w:sz w:val="24"/>
+          <w:u w:val="single"/>
+        </w:rPr>
+        <w:hyperlink r:id="rId13" w:history="1">
+          <w:r>
+            <w:rPr>
+              <w:rStyle w:val="Hyperlink"/>
+            </w:rPr>
+            <w:t>onderzo</w:t>
           </w:r>
         </w:hyperlink>
       </w:r>
@@ -2413,7 +2661,7 @@
             <w:rPr>
               <w:rStyle w:val="Hyperlink"/>
             </w:rPr>
-            <w:t>erde</w:t>
+            <w:t>k</w:t>
           </w:r>
         </w:hyperlink>
       </w:r>
@@ -2437,12 +2685,12 @@
           <w:sz w:val="24"/>
           <w:u w:val="single"/>
         </w:rPr>
-        <w:hyperlink r:id="rId13" w:history="1">
+        <w:hyperlink r:id="rId20" w:history="1">
           <w:r>
             <w:rPr>
               <w:rStyle w:val="Hyperlink"/>
             </w:rPr>
-            <w:t>ge</w:t>
+            <w:t>i</w:t>
           </w:r>
         </w:hyperlink>
       </w:r>
@@ -2455,157 +2703,7 @@
           <w:sz w:val="24"/>
           <w:u w:val="single"/>
         </w:rPr>
-        <w:hyperlink r:id="rId13" w:history="1">
-          <w:r>
-            <w:rPr>
-              <w:rStyle w:val="Hyperlink"/>
-            </w:rPr>
-            <w:t>bieden</w:t>
-          </w:r>
-        </w:hyperlink>
-      </w:r>
-      <w:r>
-        <w:rPr>
-          <w:rFonts w:ascii="Charis SIL Regular" w:hAnsi="Charis SIL Regular" w:eastAsia="Charis SIL Regular"/>
-          <w:b w:val="0"/>
-          <w:i w:val="0"/>
-          <w:color w:val="000000"/>
-          <w:sz w:val="24"/>
-        </w:rPr>
-        <w:t xml:space="preserve">•  </w:t>
-      </w:r>
-      <w:r>
-        <w:rPr>
-          <w:rFonts w:ascii="Charis SIL Regular" w:hAnsi="Charis SIL Regular" w:eastAsia="Charis SIL Regular"/>
-          <w:b w:val="0"/>
-          <w:i w:val="0"/>
-          <w:color w:val="0000FF"/>
-          <w:sz w:val="24"/>
-        </w:rPr>
-        <w:t>Wetensch</w:t>
-      </w:r>
-      <w:r>
-        <w:rPr>
-          <w:rFonts w:ascii="Charis SIL Regular" w:hAnsi="Charis SIL Regular" w:eastAsia="Charis SIL Regular"/>
-          <w:b w:val="0"/>
-          <w:i w:val="0"/>
-          <w:color w:val="0000FF"/>
-          <w:sz w:val="24"/>
-          <w:u w:val="single"/>
-        </w:rPr>
-        <w:hyperlink r:id="rId13" w:history="1">
-          <w:r>
-            <w:rPr>
-              <w:rStyle w:val="Hyperlink"/>
-            </w:rPr>
-            <w:t>appelijk</w:t>
-          </w:r>
-        </w:hyperlink>
-      </w:r>
-      <w:r>
-        <w:rPr>
-          <w:rFonts w:ascii="Charis SIL Regular" w:hAnsi="Charis SIL Regular" w:eastAsia="Charis SIL Regular"/>
-          <w:b w:val="0"/>
-          <w:i w:val="0"/>
-          <w:color w:val="0000FF"/>
-          <w:sz w:val="24"/>
-          <w:u w:val="single"/>
-        </w:rPr>
-        <w:t xml:space="preserve"> </w:t>
-      </w:r>
-      <w:r>
-        <w:rPr>
-          <w:rFonts w:ascii="Charis SIL Regular" w:hAnsi="Charis SIL Regular" w:eastAsia="Charis SIL Regular"/>
-          <w:b w:val="0"/>
-          <w:i w:val="0"/>
-          <w:color w:val="0000FF"/>
-          <w:sz w:val="24"/>
-          <w:u w:val="single"/>
-        </w:rPr>
-        <w:hyperlink r:id="rId13" w:history="1">
-          <w:r>
-            <w:rPr>
-              <w:rStyle w:val="Hyperlink"/>
-            </w:rPr>
-            <w:t>onderzo</w:t>
-          </w:r>
-        </w:hyperlink>
-      </w:r>
-      <w:r>
-        <w:rPr>
-          <w:rFonts w:ascii="Charis SIL Regular" w:hAnsi="Charis SIL Regular" w:eastAsia="Charis SIL Regular"/>
-          <w:b w:val="0"/>
-          <w:i w:val="0"/>
-          <w:color w:val="0000FF"/>
-          <w:sz w:val="24"/>
-          <w:u w:val="single"/>
-        </w:rPr>
-        <w:hyperlink r:id="rId13" w:history="1">
-          <w:r>
-            <w:rPr>
-              <w:rStyle w:val="Hyperlink"/>
-            </w:rPr>
-            <w:t>e</w:t>
-          </w:r>
-        </w:hyperlink>
-      </w:r>
-      <w:r>
-        <w:rPr>
-          <w:rFonts w:ascii="Charis SIL Regular" w:hAnsi="Charis SIL Regular" w:eastAsia="Charis SIL Regular"/>
-          <w:b w:val="0"/>
-          <w:i w:val="0"/>
-          <w:color w:val="0000FF"/>
-          <w:sz w:val="24"/>
-          <w:u w:val="single"/>
-        </w:rPr>
-        <w:hyperlink r:id="rId13" w:history="1">
-          <w:r>
-            <w:rPr>
-              <w:rStyle w:val="Hyperlink"/>
-            </w:rPr>
-            <w:t>k</w:t>
-          </w:r>
-        </w:hyperlink>
-      </w:r>
-      <w:r>
-        <w:rPr>
-          <w:rFonts w:ascii="Charis SIL Regular" w:hAnsi="Charis SIL Regular" w:eastAsia="Charis SIL Regular"/>
-          <w:b w:val="0"/>
-          <w:i w:val="0"/>
-          <w:color w:val="0000FF"/>
-          <w:sz w:val="24"/>
-          <w:u w:val="single"/>
-        </w:rPr>
-        <w:t xml:space="preserve"> </w:t>
-      </w:r>
-      <w:r>
-        <w:rPr>
-          <w:rFonts w:ascii="Charis SIL Regular" w:hAnsi="Charis SIL Regular" w:eastAsia="Charis SIL Regular"/>
-          <w:b w:val="0"/>
-          <w:i w:val="0"/>
-          <w:color w:val="0000FF"/>
-          <w:sz w:val="24"/>
-          <w:u w:val="single"/>
-        </w:rPr>
-        <w:hyperlink r:id="rId13" w:history="1">
-          <w:r>
-            <w:rPr>
-              <w:rStyle w:val="Hyperlink"/>
-            </w:rPr>
-            <w:t>i</w:t>
-          </w:r>
-        </w:hyperlink>
-      </w:r>
-      <w:r>
-        <w:rPr>
-          <w:rFonts w:ascii="Charis SIL Regular" w:hAnsi="Charis SIL Regular" w:eastAsia="Charis SIL Regular"/>
-          <w:b w:val="0"/>
-          <w:i w:val="0"/>
-          <w:color w:val="0000FF"/>
-          <w:sz w:val="24"/>
-          <w:u w:val="single"/>
-        </w:rPr>
-        <w:hyperlink r:id="rId13" w:history="1">
+        <w:hyperlink r:id="rId20" w:history="1">
           <w:r>
             <w:rPr>
               <w:rStyle w:val="Hyperlink"/>
@@ -2774,7 +2872,7 @@
           <w:sz w:val="24"/>
           <w:u w:val="single"/>
         </w:rPr>
-        <w:hyperlink r:id="rId20" w:history="1">
+        <w:hyperlink r:id="rId15" w:history="1">
           <w:r>
             <w:rPr>
               <w:rStyle w:val="Hyperlink"/>
@@ -2839,7 +2937,7 @@
           <w:sz w:val="24"/>
           <w:u w:val="single"/>
         </w:rPr>
-        <w:hyperlink r:id="rId20" w:history="1">
+        <w:hyperlink r:id="rId15" w:history="1">
           <w:r>
             <w:rPr>
               <w:rStyle w:val="Hyperlink"/>
@@ -2855,8 +2953,27 @@
           <w:i w:val="0"/>
           <w:color w:val="0000FF"/>
           <w:sz w:val="24"/>
+          <w:u w:val="single"/>
         </w:rPr>
-        <w:t xml:space="preserve">n </w:t>
+        <w:hyperlink r:id="rId20" w:history="1">
+          <w:r>
+            <w:rPr>
+              <w:rStyle w:val="Hyperlink"/>
+            </w:rPr>
+            <w:t>n</w:t>
+          </w:r>
+        </w:hyperlink>
+      </w:r>
+      <w:r>
+        <w:rPr>
+          <w:rFonts w:ascii="Charis SIL Regular" w:hAnsi="Charis SIL Regular" w:eastAsia="Charis SIL Regular"/>
+          <w:b w:val="0"/>
+          <w:i w:val="0"/>
+          <w:color w:val="0000FF"/>
+          <w:sz w:val="24"/>
+          <w:u w:val="single"/>
+        </w:rPr>
+        <w:t xml:space="preserve"> </w:t>
       </w:r>
       <w:r>
         <w:rPr>

--- a/EXPORTS/DOCX/published/niveau2/Dutch/Museum.docx
+++ b/EXPORTS/DOCX/published/niveau2/Dutch/Museum.docx
@@ -371,7 +371,35 @@
           <w:color w:val="000000"/>
           <w:sz w:val="24"/>
         </w:rPr>
-        <w:t>, beiden in de Zuid-H</w:t>
+        <w:t>, beide</w:t>
+      </w:r>
+      <w:r>
+        <w:rPr>
+          <w:u w:val="single" w:color="0000ff"/>
+          <w:rFonts w:ascii="Charis SIL Regular" w:hAnsi="Charis SIL Regular" w:eastAsia="Charis SIL Regular"/>
+          <w:b w:val="0"/>
+          <w:i w:val="0"/>
+          <w:color w:val="000000"/>
+          <w:sz w:val="24"/>
+        </w:rPr>
+        <w:hyperlink r:id="rId9" w:history="1">
+          <w:r>
+            <w:rPr>
+              <w:rStyle w:val="Hyperlink"/>
+            </w:rPr>
+            <w:t>n in de Zuid-</w:t>
+          </w:r>
+        </w:hyperlink>
+      </w:r>
+      <w:r>
+        <w:rPr>
+          <w:rFonts w:ascii="Charis SIL Regular" w:hAnsi="Charis SIL Regular" w:eastAsia="Charis SIL Regular"/>
+          <w:b w:val="0"/>
+          <w:i w:val="0"/>
+          <w:color w:val="000000"/>
+          <w:sz w:val="24"/>
+        </w:rPr>
+        <w:t>H</w:t>
       </w:r>
       <w:r>
         <w:rPr>
@@ -756,16 +784,8 @@
           <w:i w:val="0"/>
           <w:color w:val="0000FF"/>
           <w:sz w:val="24"/>
-          <w:u w:val="single"/>
         </w:rPr>
-        <w:hyperlink r:id="rId12" w:history="1">
-          <w:r>
-            <w:rPr>
-              <w:rStyle w:val="Hyperlink"/>
-            </w:rPr>
-            <w:t>Vol</w:t>
-          </w:r>
-        </w:hyperlink>
+        <w:t>Vol</w:t>
       </w:r>
       <w:r>
         <w:rPr>
@@ -776,7 +796,7 @@
           <w:sz w:val="24"/>
           <w:u w:val="single"/>
         </w:rPr>
-        <w:hyperlink r:id="rId12" w:history="1">
+        <w:hyperlink r:id="rId11" w:history="1">
           <w:r>
             <w:rPr>
               <w:rStyle w:val="Hyperlink"/>
@@ -1660,36 +1680,7 @@
           <w:color w:val="000000"/>
           <w:sz w:val="24"/>
         </w:rPr>
-        <w:t>collecties waren vaak een samenvoeging van volkenkundige, natu</w:t>
-      </w:r>
-      <w:r>
-        <w:rPr>
-          <w:u w:val="single" w:color="0000ff"/>
-          <w:rFonts w:ascii="Charis SIL Regular" w:hAnsi="Charis SIL Regular" w:eastAsia="Charis SIL Regular"/>
-          <w:b w:val="0"/>
-          <w:i w:val="0"/>
-          <w:color w:val="000000"/>
-          <w:sz w:val="24"/>
-        </w:rPr>
-        <w:t>u</w:t>
-      </w:r>
-      <w:r>
-        <w:rPr>
-          <w:u w:val="single" w:color="0000ff"/>
-          <w:rFonts w:ascii="Charis SIL Regular" w:hAnsi="Charis SIL Regular" w:eastAsia="Charis SIL Regular"/>
-          <w:b w:val="0"/>
-          <w:i w:val="0"/>
-          <w:color w:val="000000"/>
-          <w:sz w:val="24"/>
-        </w:rPr>
-        <w:hyperlink r:id="rId18" w:history="1">
-          <w:r>
-            <w:rPr>
-              <w:rStyle w:val="Hyperlink"/>
-            </w:rPr>
-            <w:t>rhistorische- e</w:t>
-          </w:r>
-        </w:hyperlink>
+        <w:t>collecties waren vaak een samenvoeging van volkenkundige, natuurhistorische- e</w:t>
       </w:r>
       <w:r>
         <w:rPr>
@@ -1930,74 +1921,8 @@
           <w:i w:val="0"/>
           <w:color w:val="0000FF"/>
           <w:sz w:val="24"/>
-          <w:u w:val="single"/>
         </w:rPr>
-        <w:hyperlink r:id="rId14" w:history="1">
-          <w:r>
-            <w:rPr>
-              <w:rStyle w:val="Hyperlink"/>
-            </w:rPr>
-            <w:t>De</w:t>
-          </w:r>
-        </w:hyperlink>
-      </w:r>
-      <w:r>
-        <w:rPr>
-          <w:rFonts w:ascii="Charis SIL Regular" w:hAnsi="Charis SIL Regular" w:eastAsia="Charis SIL Regular"/>
-          <w:b w:val="0"/>
-          <w:i w:val="0"/>
-          <w:color w:val="0000FF"/>
-          <w:sz w:val="24"/>
-          <w:u w:val="single"/>
-        </w:rPr>
-        <w:t xml:space="preserve"> </w:t>
-      </w:r>
-      <w:r>
-        <w:rPr>
-          <w:rFonts w:ascii="Charis SIL Regular" w:hAnsi="Charis SIL Regular" w:eastAsia="Charis SIL Regular"/>
-          <w:b w:val="0"/>
-          <w:i w:val="0"/>
-          <w:color w:val="0000FF"/>
-          <w:sz w:val="24"/>
-          <w:u w:val="single"/>
-        </w:rPr>
-        <w:hyperlink r:id="rId14" w:history="1">
-          <w:r>
-            <w:rPr>
-              <w:rStyle w:val="Hyperlink"/>
-            </w:rPr>
-            <w:t>handel</w:t>
-          </w:r>
-        </w:hyperlink>
-      </w:r>
-      <w:r>
-        <w:rPr>
-          <w:rFonts w:ascii="Charis SIL Regular" w:hAnsi="Charis SIL Regular" w:eastAsia="Charis SIL Regular"/>
-          <w:b w:val="0"/>
-          <w:i w:val="0"/>
-          <w:color w:val="0000FF"/>
-          <w:sz w:val="24"/>
-          <w:u w:val="single"/>
-        </w:rPr>
-        <w:t xml:space="preserve"> </w:t>
-      </w:r>
-      <w:r>
-        <w:rPr>
-          <w:rFonts w:ascii="Charis SIL Regular" w:hAnsi="Charis SIL Regular" w:eastAsia="Charis SIL Regular"/>
-          <w:b w:val="0"/>
-          <w:i w:val="0"/>
-          <w:color w:val="0000FF"/>
-          <w:sz w:val="24"/>
-          <w:u w:val="single"/>
-        </w:rPr>
-        <w:hyperlink r:id="rId14" w:history="1">
-          <w:r>
-            <w:rPr>
-              <w:rStyle w:val="Hyperlink"/>
-            </w:rPr>
-            <w:t>in</w:t>
-          </w:r>
-        </w:hyperlink>
+        <w:t>De handel in</w:t>
       </w:r>
       <w:r>
         <w:rPr>
@@ -2113,7 +2038,7 @@
           <w:sz w:val="24"/>
           <w:u w:val="single"/>
         </w:rPr>
-        <w:hyperlink r:id="rId14" w:history="1">
+        <w:hyperlink r:id="rId19" w:history="1">
           <w:r>
             <w:rPr>
               <w:rStyle w:val="Hyperlink"/>
@@ -2142,7 +2067,7 @@
           <w:sz w:val="24"/>
           <w:u w:val="single"/>
         </w:rPr>
-        <w:hyperlink r:id="rId14" w:history="1">
+        <w:hyperlink r:id="rId19" w:history="1">
           <w:r>
             <w:rPr>
               <w:rStyle w:val="Hyperlink"/>
@@ -2160,7 +2085,7 @@
           <w:sz w:val="24"/>
           <w:u w:val="single"/>
         </w:rPr>
-        <w:hyperlink r:id="rId14" w:history="1">
+        <w:hyperlink r:id="rId19" w:history="1">
           <w:r>
             <w:rPr>
               <w:rStyle w:val="Hyperlink"/>
@@ -2256,108 +2181,7 @@
           <w:sz w:val="24"/>
           <w:u w:val="single"/>
         </w:rPr>
-        <w:hyperlink r:id="rId19" w:history="1">
-          <w:r>
-            <w:rPr>
-              <w:rStyle w:val="Hyperlink"/>
-            </w:rPr>
-            <w:t>er-</w:t>
-          </w:r>
-        </w:hyperlink>
-      </w:r>
-      <w:r>
-        <w:rPr>
-          <w:rFonts w:ascii="Charis SIL Regular" w:hAnsi="Charis SIL Regular" w:eastAsia="Charis SIL Regular"/>
-          <w:b w:val="0"/>
-          <w:i w:val="0"/>
-          <w:color w:val="0000FF"/>
-          <w:sz w:val="24"/>
-          <w:u w:val="single"/>
-        </w:rPr>
-        <w:t xml:space="preserve"> </w:t>
-      </w:r>
-      <w:r>
-        <w:rPr>
-          <w:rFonts w:ascii="Charis SIL Regular" w:hAnsi="Charis SIL Regular" w:eastAsia="Charis SIL Regular"/>
-          <w:b w:val="0"/>
-          <w:i w:val="0"/>
-          <w:color w:val="0000FF"/>
-          <w:sz w:val="24"/>
-          <w:u w:val="single"/>
-        </w:rPr>
-        <w:hyperlink r:id="rId19" w:history="1">
-          <w:r>
-            <w:rPr>
-              <w:rStyle w:val="Hyperlink"/>
-            </w:rPr>
-            <w:t>en</w:t>
-          </w:r>
-        </w:hyperlink>
-      </w:r>
-      <w:r>
-        <w:rPr>
-          <w:rFonts w:ascii="Charis SIL Regular" w:hAnsi="Charis SIL Regular" w:eastAsia="Charis SIL Regular"/>
-          <w:b w:val="0"/>
-          <w:i w:val="0"/>
-          <w:color w:val="0000FF"/>
-          <w:sz w:val="24"/>
-          <w:u w:val="single"/>
-        </w:rPr>
-        <w:t xml:space="preserve"> </w:t>
-      </w:r>
-      <w:r>
-        <w:rPr>
-          <w:rFonts w:ascii="Charis SIL Regular" w:hAnsi="Charis SIL Regular" w:eastAsia="Charis SIL Regular"/>
-          <w:b w:val="0"/>
-          <w:i w:val="0"/>
-          <w:color w:val="0000FF"/>
-          <w:sz w:val="24"/>
-          <w:u w:val="single"/>
-        </w:rPr>
-        <w:hyperlink r:id="rId19" w:history="1">
-          <w:r>
-            <w:rPr>
-              <w:rStyle w:val="Hyperlink"/>
-            </w:rPr>
-            <w:t>ma</w:t>
-          </w:r>
-        </w:hyperlink>
-      </w:r>
-      <w:r>
-        <w:rPr>
-          <w:rFonts w:ascii="Charis SIL Regular" w:hAnsi="Charis SIL Regular" w:eastAsia="Charis SIL Regular"/>
-          <w:b w:val="0"/>
-          <w:i w:val="0"/>
-          <w:color w:val="0000FF"/>
-          <w:sz w:val="24"/>
-          <w:u w:val="single"/>
-        </w:rPr>
-        <w:hyperlink r:id="rId19" w:history="1">
-          <w:r>
-            <w:rPr>
-              <w:rStyle w:val="Hyperlink"/>
-            </w:rPr>
-            <w:t>rineperso</w:t>
-          </w:r>
-        </w:hyperlink>
-      </w:r>
-      <w:r>
-        <w:rPr>
-          <w:rFonts w:ascii="Charis SIL Regular" w:hAnsi="Charis SIL Regular" w:eastAsia="Charis SIL Regular"/>
-          <w:b w:val="0"/>
-          <w:i w:val="0"/>
-          <w:color w:val="0000FF"/>
-          <w:sz w:val="24"/>
-          <w:u w:val="single"/>
-        </w:rPr>
-        <w:hyperlink r:id="rId19" w:history="1">
-          <w:r>
-            <w:rPr>
-              <w:rStyle w:val="Hyperlink"/>
-            </w:rPr>
-            <w:t>nee</w:t>
-          </w:r>
-        </w:hyperlink>
+        <w:t>er- en marinepersonee</w:t>
       </w:r>
       <w:r>
         <w:rPr>
@@ -2685,7 +2509,7 @@
           <w:sz w:val="24"/>
           <w:u w:val="single"/>
         </w:rPr>
-        <w:hyperlink r:id="rId20" w:history="1">
+        <w:hyperlink r:id="rId13" w:history="1">
           <w:r>
             <w:rPr>
               <w:rStyle w:val="Hyperlink"/>
@@ -2703,7 +2527,7 @@
           <w:sz w:val="24"/>
           <w:u w:val="single"/>
         </w:rPr>
-        <w:hyperlink r:id="rId20" w:history="1">
+        <w:hyperlink r:id="rId13" w:history="1">
           <w:r>
             <w:rPr>
               <w:rStyle w:val="Hyperlink"/>
@@ -2732,7 +2556,7 @@
           <w:sz w:val="24"/>
           <w:u w:val="single"/>
         </w:rPr>
-        <w:hyperlink r:id="rId20" w:history="1">
+        <w:hyperlink r:id="rId13" w:history="1">
           <w:r>
             <w:rPr>
               <w:rStyle w:val="Hyperlink"/>
@@ -2750,7 +2574,7 @@
           <w:sz w:val="24"/>
           <w:u w:val="single"/>
         </w:rPr>
-        <w:hyperlink r:id="rId20" w:history="1">
+        <w:hyperlink r:id="rId13" w:history="1">
           <w:r>
             <w:rPr>
               <w:rStyle w:val="Hyperlink"/>
@@ -2768,7 +2592,7 @@
           <w:sz w:val="24"/>
           <w:u w:val="single"/>
         </w:rPr>
-        <w:hyperlink r:id="rId20" w:history="1">
+        <w:hyperlink r:id="rId13" w:history="1">
           <w:r>
             <w:rPr>
               <w:rStyle w:val="Hyperlink"/>
@@ -2797,7 +2621,7 @@
           <w:sz w:val="24"/>
           <w:u w:val="single"/>
         </w:rPr>
-        <w:hyperlink r:id="rId20" w:history="1">
+        <w:hyperlink r:id="rId13" w:history="1">
           <w:r>
             <w:rPr>
               <w:rStyle w:val="Hyperlink"/>
@@ -2955,7 +2779,7 @@
           <w:sz w:val="24"/>
           <w:u w:val="single"/>
         </w:rPr>
-        <w:hyperlink r:id="rId20" w:history="1">
+        <w:hyperlink r:id="rId15" w:history="1">
           <w:r>
             <w:rPr>
               <w:rStyle w:val="Hyperlink"/>
@@ -2984,7 +2808,7 @@
           <w:sz w:val="24"/>
           <w:u w:val="single"/>
         </w:rPr>
-        <w:hyperlink r:id="rId20" w:history="1">
+        <w:hyperlink r:id="rId15" w:history="1">
           <w:r>
             <w:rPr>
               <w:rStyle w:val="Hyperlink"/>
@@ -3002,7 +2826,7 @@
           <w:sz w:val="24"/>
           <w:u w:val="single"/>
         </w:rPr>
-        <w:hyperlink r:id="rId20" w:history="1">
+        <w:hyperlink r:id="rId15" w:history="1">
           <w:r>
             <w:rPr>
               <w:rStyle w:val="Hyperlink"/>
@@ -3031,7 +2855,7 @@
           <w:sz w:val="24"/>
           <w:u w:val="single"/>
         </w:rPr>
-        <w:hyperlink r:id="rId20" w:history="1">
+        <w:hyperlink r:id="rId15" w:history="1">
           <w:r>
             <w:rPr>
               <w:rStyle w:val="Hyperlink"/>
@@ -3049,7 +2873,7 @@
           <w:sz w:val="24"/>
           <w:u w:val="single"/>
         </w:rPr>
-        <w:hyperlink r:id="rId20" w:history="1">
+        <w:hyperlink r:id="rId15" w:history="1">
           <w:r>
             <w:rPr>
               <w:rStyle w:val="Hyperlink"/>
@@ -3067,7 +2891,7 @@
           <w:sz w:val="24"/>
           <w:u w:val="single"/>
         </w:rPr>
-        <w:hyperlink r:id="rId20" w:history="1">
+        <w:hyperlink r:id="rId15" w:history="1">
           <w:r>
             <w:rPr>
               <w:rStyle w:val="Hyperlink"/>
@@ -3096,7 +2920,7 @@
           <w:sz w:val="24"/>
           <w:u w:val="single"/>
         </w:rPr>
-        <w:hyperlink r:id="rId20" w:history="1">
+        <w:hyperlink r:id="rId15" w:history="1">
           <w:r>
             <w:rPr>
               <w:rStyle w:val="Hyperlink"/>

--- a/EXPORTS/DOCX/published/niveau2/Dutch/Museum.docx
+++ b/EXPORTS/DOCX/published/niveau2/Dutch/Museum.docx
@@ -393,6 +393,7 @@
       </w:r>
       <w:r>
         <w:rPr>
+          <w:u w:val="single" w:color="0000ff"/>
           <w:rFonts w:ascii="Charis SIL Regular" w:hAnsi="Charis SIL Regular" w:eastAsia="Charis SIL Regular"/>
           <w:b w:val="0"/>
           <w:i w:val="0"/>
@@ -784,8 +785,16 @@
           <w:i w:val="0"/>
           <w:color w:val="0000FF"/>
           <w:sz w:val="24"/>
+          <w:u w:val="single"/>
         </w:rPr>
-        <w:t>Vol</w:t>
+        <w:hyperlink r:id="rId12" w:history="1">
+          <w:r>
+            <w:rPr>
+              <w:rStyle w:val="Hyperlink"/>
+            </w:rPr>
+            <w:t>Vol</w:t>
+          </w:r>
+        </w:hyperlink>
       </w:r>
       <w:r>
         <w:rPr>
@@ -796,7 +805,7 @@
           <w:sz w:val="24"/>
           <w:u w:val="single"/>
         </w:rPr>
-        <w:hyperlink r:id="rId11" w:history="1">
+        <w:hyperlink r:id="rId12" w:history="1">
           <w:r>
             <w:rPr>
               <w:rStyle w:val="Hyperlink"/>
@@ -807,60 +816,13 @@
       </w:r>
       <w:r>
         <w:rPr>
-          <w:u w:val="single" w:color="0000ff"/>
           <w:rFonts w:ascii="Charis SIL Regular" w:hAnsi="Charis SIL Regular" w:eastAsia="Charis SIL Regular"/>
           <w:b w:val="0"/>
           <w:i w:val="0"/>
           <w:color w:val="000000"/>
           <w:sz w:val="24"/>
         </w:rPr>
-        <w:t xml:space="preserve"> </w:t>
-      </w:r>
-      <w:r>
-        <w:rPr>
-          <w:u w:val="single" w:color="0000ff"/>
-          <w:rFonts w:ascii="Charis SIL Regular" w:hAnsi="Charis SIL Regular" w:eastAsia="Charis SIL Regular"/>
-          <w:b w:val="0"/>
-          <w:i w:val="0"/>
-          <w:color w:val="000000"/>
-          <w:sz w:val="24"/>
-        </w:rPr>
-        <w:hyperlink r:id="rId11" w:history="1">
-          <w:r>
-            <w:rPr>
-              <w:rStyle w:val="Hyperlink"/>
-            </w:rPr>
-            <w:t>in Rotter</w:t>
-          </w:r>
-        </w:hyperlink>
-      </w:r>
-      <w:r>
-        <w:rPr>
-          <w:rFonts w:ascii="Charis SIL Regular" w:hAnsi="Charis SIL Regular" w:eastAsia="Charis SIL Regular"/>
-          <w:b w:val="0"/>
-          <w:i w:val="0"/>
-          <w:color w:val="000000"/>
-          <w:sz w:val="24"/>
-        </w:rPr>
-        <w:t>dam. De komst van objecten afkomstig uit ge</w:t>
-      </w:r>
-      <w:r>
-        <w:rPr>
-          <w:u w:val="single" w:color="0000ff"/>
-          <w:rFonts w:ascii="Charis SIL Regular" w:hAnsi="Charis SIL Regular" w:eastAsia="Charis SIL Regular"/>
-          <w:b w:val="0"/>
-          <w:i w:val="0"/>
-          <w:color w:val="000000"/>
-          <w:sz w:val="24"/>
-        </w:rPr>
-        <w:hyperlink r:id="rId12" w:history="1">
-          <w:r>
-            <w:rPr>
-              <w:rStyle w:val="Hyperlink"/>
-            </w:rPr>
-            <w:t>kolonisee</w:t>
-          </w:r>
-        </w:hyperlink>
+        <w:t xml:space="preserve"> in Rotterdam. De komst van objecten afkomstig uit gekolonisee</w:t>
       </w:r>
       <w:r>
         <w:rPr>
@@ -1680,7 +1642,36 @@
           <w:color w:val="000000"/>
           <w:sz w:val="24"/>
         </w:rPr>
-        <w:t>collecties waren vaak een samenvoeging van volkenkundige, natuurhistorische- e</w:t>
+        <w:t>collecties waren vaak een samenvoeging van volkenkundige, natu</w:t>
+      </w:r>
+      <w:r>
+        <w:rPr>
+          <w:u w:val="single" w:color="0000ff"/>
+          <w:rFonts w:ascii="Charis SIL Regular" w:hAnsi="Charis SIL Regular" w:eastAsia="Charis SIL Regular"/>
+          <w:b w:val="0"/>
+          <w:i w:val="0"/>
+          <w:color w:val="000000"/>
+          <w:sz w:val="24"/>
+        </w:rPr>
+        <w:t>u</w:t>
+      </w:r>
+      <w:r>
+        <w:rPr>
+          <w:u w:val="single" w:color="0000ff"/>
+          <w:rFonts w:ascii="Charis SIL Regular" w:hAnsi="Charis SIL Regular" w:eastAsia="Charis SIL Regular"/>
+          <w:b w:val="0"/>
+          <w:i w:val="0"/>
+          <w:color w:val="000000"/>
+          <w:sz w:val="24"/>
+        </w:rPr>
+        <w:hyperlink r:id="rId18" w:history="1">
+          <w:r>
+            <w:rPr>
+              <w:rStyle w:val="Hyperlink"/>
+            </w:rPr>
+            <w:t>rhistorische- e</w:t>
+          </w:r>
+        </w:hyperlink>
       </w:r>
       <w:r>
         <w:rPr>
@@ -1921,8 +1912,74 @@
           <w:i w:val="0"/>
           <w:color w:val="0000FF"/>
           <w:sz w:val="24"/>
+          <w:u w:val="single"/>
         </w:rPr>
-        <w:t>De handel in</w:t>
+        <w:hyperlink r:id="rId14" w:history="1">
+          <w:r>
+            <w:rPr>
+              <w:rStyle w:val="Hyperlink"/>
+            </w:rPr>
+            <w:t>De</w:t>
+          </w:r>
+        </w:hyperlink>
+      </w:r>
+      <w:r>
+        <w:rPr>
+          <w:rFonts w:ascii="Charis SIL Regular" w:hAnsi="Charis SIL Regular" w:eastAsia="Charis SIL Regular"/>
+          <w:b w:val="0"/>
+          <w:i w:val="0"/>
+          <w:color w:val="0000FF"/>
+          <w:sz w:val="24"/>
+          <w:u w:val="single"/>
+        </w:rPr>
+        <w:t xml:space="preserve"> </w:t>
+      </w:r>
+      <w:r>
+        <w:rPr>
+          <w:rFonts w:ascii="Charis SIL Regular" w:hAnsi="Charis SIL Regular" w:eastAsia="Charis SIL Regular"/>
+          <w:b w:val="0"/>
+          <w:i w:val="0"/>
+          <w:color w:val="0000FF"/>
+          <w:sz w:val="24"/>
+          <w:u w:val="single"/>
+        </w:rPr>
+        <w:hyperlink r:id="rId14" w:history="1">
+          <w:r>
+            <w:rPr>
+              <w:rStyle w:val="Hyperlink"/>
+            </w:rPr>
+            <w:t>handel</w:t>
+          </w:r>
+        </w:hyperlink>
+      </w:r>
+      <w:r>
+        <w:rPr>
+          <w:rFonts w:ascii="Charis SIL Regular" w:hAnsi="Charis SIL Regular" w:eastAsia="Charis SIL Regular"/>
+          <w:b w:val="0"/>
+          <w:i w:val="0"/>
+          <w:color w:val="0000FF"/>
+          <w:sz w:val="24"/>
+          <w:u w:val="single"/>
+        </w:rPr>
+        <w:t xml:space="preserve"> </w:t>
+      </w:r>
+      <w:r>
+        <w:rPr>
+          <w:rFonts w:ascii="Charis SIL Regular" w:hAnsi="Charis SIL Regular" w:eastAsia="Charis SIL Regular"/>
+          <w:b w:val="0"/>
+          <w:i w:val="0"/>
+          <w:color w:val="0000FF"/>
+          <w:sz w:val="24"/>
+          <w:u w:val="single"/>
+        </w:rPr>
+        <w:hyperlink r:id="rId14" w:history="1">
+          <w:r>
+            <w:rPr>
+              <w:rStyle w:val="Hyperlink"/>
+            </w:rPr>
+            <w:t>in</w:t>
+          </w:r>
+        </w:hyperlink>
       </w:r>
       <w:r>
         <w:rPr>
@@ -2038,7 +2095,7 @@
           <w:sz w:val="24"/>
           <w:u w:val="single"/>
         </w:rPr>
-        <w:hyperlink r:id="rId19" w:history="1">
+        <w:hyperlink r:id="rId14" w:history="1">
           <w:r>
             <w:rPr>
               <w:rStyle w:val="Hyperlink"/>
@@ -2067,7 +2124,7 @@
           <w:sz w:val="24"/>
           <w:u w:val="single"/>
         </w:rPr>
-        <w:hyperlink r:id="rId19" w:history="1">
+        <w:hyperlink r:id="rId14" w:history="1">
           <w:r>
             <w:rPr>
               <w:rStyle w:val="Hyperlink"/>
@@ -2085,7 +2142,7 @@
           <w:sz w:val="24"/>
           <w:u w:val="single"/>
         </w:rPr>
-        <w:hyperlink r:id="rId19" w:history="1">
+        <w:hyperlink r:id="rId14" w:history="1">
           <w:r>
             <w:rPr>
               <w:rStyle w:val="Hyperlink"/>
@@ -2181,7 +2238,108 @@
           <w:sz w:val="24"/>
           <w:u w:val="single"/>
         </w:rPr>
-        <w:t>er- en marinepersonee</w:t>
+        <w:hyperlink r:id="rId19" w:history="1">
+          <w:r>
+            <w:rPr>
+              <w:rStyle w:val="Hyperlink"/>
+            </w:rPr>
+            <w:t>er-</w:t>
+          </w:r>
+        </w:hyperlink>
+      </w:r>
+      <w:r>
+        <w:rPr>
+          <w:rFonts w:ascii="Charis SIL Regular" w:hAnsi="Charis SIL Regular" w:eastAsia="Charis SIL Regular"/>
+          <w:b w:val="0"/>
+          <w:i w:val="0"/>
+          <w:color w:val="0000FF"/>
+          <w:sz w:val="24"/>
+          <w:u w:val="single"/>
+        </w:rPr>
+        <w:t xml:space="preserve"> </w:t>
+      </w:r>
+      <w:r>
+        <w:rPr>
+          <w:rFonts w:ascii="Charis SIL Regular" w:hAnsi="Charis SIL Regular" w:eastAsia="Charis SIL Regular"/>
+          <w:b w:val="0"/>
+          <w:i w:val="0"/>
+          <w:color w:val="0000FF"/>
+          <w:sz w:val="24"/>
+          <w:u w:val="single"/>
+        </w:rPr>
+        <w:hyperlink r:id="rId19" w:history="1">
+          <w:r>
+            <w:rPr>
+              <w:rStyle w:val="Hyperlink"/>
+            </w:rPr>
+            <w:t>en</w:t>
+          </w:r>
+        </w:hyperlink>
+      </w:r>
+      <w:r>
+        <w:rPr>
+          <w:rFonts w:ascii="Charis SIL Regular" w:hAnsi="Charis SIL Regular" w:eastAsia="Charis SIL Regular"/>
+          <w:b w:val="0"/>
+          <w:i w:val="0"/>
+          <w:color w:val="0000FF"/>
+          <w:sz w:val="24"/>
+          <w:u w:val="single"/>
+        </w:rPr>
+        <w:t xml:space="preserve"> </w:t>
+      </w:r>
+      <w:r>
+        <w:rPr>
+          <w:rFonts w:ascii="Charis SIL Regular" w:hAnsi="Charis SIL Regular" w:eastAsia="Charis SIL Regular"/>
+          <w:b w:val="0"/>
+          <w:i w:val="0"/>
+          <w:color w:val="0000FF"/>
+          <w:sz w:val="24"/>
+          <w:u w:val="single"/>
+        </w:rPr>
+        <w:hyperlink r:id="rId19" w:history="1">
+          <w:r>
+            <w:rPr>
+              <w:rStyle w:val="Hyperlink"/>
+            </w:rPr>
+            <w:t>ma</w:t>
+          </w:r>
+        </w:hyperlink>
+      </w:r>
+      <w:r>
+        <w:rPr>
+          <w:rFonts w:ascii="Charis SIL Regular" w:hAnsi="Charis SIL Regular" w:eastAsia="Charis SIL Regular"/>
+          <w:b w:val="0"/>
+          <w:i w:val="0"/>
+          <w:color w:val="0000FF"/>
+          <w:sz w:val="24"/>
+          <w:u w:val="single"/>
+        </w:rPr>
+        <w:hyperlink r:id="rId19" w:history="1">
+          <w:r>
+            <w:rPr>
+              <w:rStyle w:val="Hyperlink"/>
+            </w:rPr>
+            <w:t>rineperso</w:t>
+          </w:r>
+        </w:hyperlink>
+      </w:r>
+      <w:r>
+        <w:rPr>
+          <w:rFonts w:ascii="Charis SIL Regular" w:hAnsi="Charis SIL Regular" w:eastAsia="Charis SIL Regular"/>
+          <w:b w:val="0"/>
+          <w:i w:val="0"/>
+          <w:color w:val="0000FF"/>
+          <w:sz w:val="24"/>
+          <w:u w:val="single"/>
+        </w:rPr>
+        <w:hyperlink r:id="rId19" w:history="1">
+          <w:r>
+            <w:rPr>
+              <w:rStyle w:val="Hyperlink"/>
+            </w:rPr>
+            <w:t>nee</w:t>
+          </w:r>
+        </w:hyperlink>
       </w:r>
       <w:r>
         <w:rPr>
@@ -2444,7 +2602,7 @@
           <w:sz w:val="24"/>
           <w:u w:val="single"/>
         </w:rPr>
-        <w:hyperlink r:id="rId13" w:history="1">
+        <w:hyperlink r:id="rId20" w:history="1">
           <w:r>
             <w:rPr>
               <w:rStyle w:val="Hyperlink"/>
@@ -2462,7 +2620,7 @@
           <w:sz w:val="24"/>
           <w:u w:val="single"/>
         </w:rPr>
-        <w:hyperlink r:id="rId13" w:history="1">
+        <w:hyperlink r:id="rId20" w:history="1">
           <w:r>
             <w:rPr>
               <w:rStyle w:val="Hyperlink"/>
@@ -2480,7 +2638,7 @@
           <w:sz w:val="24"/>
           <w:u w:val="single"/>
         </w:rPr>
-        <w:hyperlink r:id="rId13" w:history="1">
+        <w:hyperlink r:id="rId20" w:history="1">
           <w:r>
             <w:rPr>
               <w:rStyle w:val="Hyperlink"/>
@@ -2509,7 +2667,7 @@
           <w:sz w:val="24"/>
           <w:u w:val="single"/>
         </w:rPr>
-        <w:hyperlink r:id="rId13" w:history="1">
+        <w:hyperlink r:id="rId20" w:history="1">
           <w:r>
             <w:rPr>
               <w:rStyle w:val="Hyperlink"/>
@@ -2527,7 +2685,7 @@
           <w:sz w:val="24"/>
           <w:u w:val="single"/>
         </w:rPr>
-        <w:hyperlink r:id="rId13" w:history="1">
+        <w:hyperlink r:id="rId20" w:history="1">
           <w:r>
             <w:rPr>
               <w:rStyle w:val="Hyperlink"/>
@@ -2556,7 +2714,7 @@
           <w:sz w:val="24"/>
           <w:u w:val="single"/>
         </w:rPr>
-        <w:hyperlink r:id="rId13" w:history="1">
+        <w:hyperlink r:id="rId20" w:history="1">
           <w:r>
             <w:rPr>
               <w:rStyle w:val="Hyperlink"/>
@@ -2574,7 +2732,7 @@
           <w:sz w:val="24"/>
           <w:u w:val="single"/>
         </w:rPr>
-        <w:hyperlink r:id="rId13" w:history="1">
+        <w:hyperlink r:id="rId20" w:history="1">
           <w:r>
             <w:rPr>
               <w:rStyle w:val="Hyperlink"/>
@@ -2592,7 +2750,7 @@
           <w:sz w:val="24"/>
           <w:u w:val="single"/>
         </w:rPr>
-        <w:hyperlink r:id="rId13" w:history="1">
+        <w:hyperlink r:id="rId20" w:history="1">
           <w:r>
             <w:rPr>
               <w:rStyle w:val="Hyperlink"/>
@@ -2621,7 +2779,7 @@
           <w:sz w:val="24"/>
           <w:u w:val="single"/>
         </w:rPr>
-        <w:hyperlink r:id="rId13" w:history="1">
+        <w:hyperlink r:id="rId20" w:history="1">
           <w:r>
             <w:rPr>
               <w:rStyle w:val="Hyperlink"/>
@@ -2743,7 +2901,7 @@
           <w:sz w:val="24"/>
           <w:u w:val="single"/>
         </w:rPr>
-        <w:hyperlink r:id="rId15" w:history="1">
+        <w:hyperlink r:id="rId20" w:history="1">
           <w:r>
             <w:rPr>
               <w:rStyle w:val="Hyperlink"/>
@@ -2761,7 +2919,7 @@
           <w:sz w:val="24"/>
           <w:u w:val="single"/>
         </w:rPr>
-        <w:hyperlink r:id="rId15" w:history="1">
+        <w:hyperlink r:id="rId20" w:history="1">
           <w:r>
             <w:rPr>
               <w:rStyle w:val="Hyperlink"/>
@@ -2779,7 +2937,7 @@
           <w:sz w:val="24"/>
           <w:u w:val="single"/>
         </w:rPr>
-        <w:hyperlink r:id="rId15" w:history="1">
+        <w:hyperlink r:id="rId20" w:history="1">
           <w:r>
             <w:rPr>
               <w:rStyle w:val="Hyperlink"/>
@@ -2808,7 +2966,7 @@
           <w:sz w:val="24"/>
           <w:u w:val="single"/>
         </w:rPr>
-        <w:hyperlink r:id="rId15" w:history="1">
+        <w:hyperlink r:id="rId20" w:history="1">
           <w:r>
             <w:rPr>
               <w:rStyle w:val="Hyperlink"/>
@@ -2826,7 +2984,7 @@
           <w:sz w:val="24"/>
           <w:u w:val="single"/>
         </w:rPr>
-        <w:hyperlink r:id="rId15" w:history="1">
+        <w:hyperlink r:id="rId20" w:history="1">
           <w:r>
             <w:rPr>
               <w:rStyle w:val="Hyperlink"/>
@@ -2855,7 +3013,7 @@
           <w:sz w:val="24"/>
           <w:u w:val="single"/>
         </w:rPr>
-        <w:hyperlink r:id="rId15" w:history="1">
+        <w:hyperlink r:id="rId20" w:history="1">
           <w:r>
             <w:rPr>
               <w:rStyle w:val="Hyperlink"/>
@@ -2873,7 +3031,7 @@
           <w:sz w:val="24"/>
           <w:u w:val="single"/>
         </w:rPr>
-        <w:hyperlink r:id="rId15" w:history="1">
+        <w:hyperlink r:id="rId20" w:history="1">
           <w:r>
             <w:rPr>
               <w:rStyle w:val="Hyperlink"/>
@@ -2891,7 +3049,7 @@
           <w:sz w:val="24"/>
           <w:u w:val="single"/>
         </w:rPr>
-        <w:hyperlink r:id="rId15" w:history="1">
+        <w:hyperlink r:id="rId20" w:history="1">
           <w:r>
             <w:rPr>
               <w:rStyle w:val="Hyperlink"/>
@@ -2920,7 +3078,7 @@
           <w:sz w:val="24"/>
           <w:u w:val="single"/>
         </w:rPr>
-        <w:hyperlink r:id="rId15" w:history="1">
+        <w:hyperlink r:id="rId20" w:history="1">
           <w:r>
             <w:rPr>
               <w:rStyle w:val="Hyperlink"/>

--- a/EXPORTS/DOCX/published/niveau2/Dutch/Museum.docx
+++ b/EXPORTS/DOCX/published/niveau2/Dutch/Museum.docx
@@ -371,36 +371,7 @@
           <w:color w:val="000000"/>
           <w:sz w:val="24"/>
         </w:rPr>
-        <w:t>, beide</w:t>
-      </w:r>
-      <w:r>
-        <w:rPr>
-          <w:u w:val="single" w:color="0000ff"/>
-          <w:rFonts w:ascii="Charis SIL Regular" w:hAnsi="Charis SIL Regular" w:eastAsia="Charis SIL Regular"/>
-          <w:b w:val="0"/>
-          <w:i w:val="0"/>
-          <w:color w:val="000000"/>
-          <w:sz w:val="24"/>
-        </w:rPr>
-        <w:hyperlink r:id="rId9" w:history="1">
-          <w:r>
-            <w:rPr>
-              <w:rStyle w:val="Hyperlink"/>
-            </w:rPr>
-            <w:t>n in de Zuid-</w:t>
-          </w:r>
-        </w:hyperlink>
-      </w:r>
-      <w:r>
-        <w:rPr>
-          <w:u w:val="single" w:color="0000ff"/>
-          <w:rFonts w:ascii="Charis SIL Regular" w:hAnsi="Charis SIL Regular" w:eastAsia="Charis SIL Regular"/>
-          <w:b w:val="0"/>
-          <w:i w:val="0"/>
-          <w:color w:val="000000"/>
-          <w:sz w:val="24"/>
-        </w:rPr>
-        <w:t>H</w:t>
+        <w:t>, beiden in de Zuid-H</w:t>
       </w:r>
       <w:r>
         <w:rPr>
@@ -2602,12 +2573,441 @@
           <w:sz w:val="24"/>
           <w:u w:val="single"/>
         </w:rPr>
+        <w:hyperlink r:id="rId13" w:history="1">
+          <w:r>
+            <w:rPr>
+              <w:rStyle w:val="Hyperlink"/>
+            </w:rPr>
+            <w:t>onderzo</w:t>
+          </w:r>
+        </w:hyperlink>
+      </w:r>
+      <w:r>
+        <w:rPr>
+          <w:rFonts w:ascii="Charis SIL Regular" w:hAnsi="Charis SIL Regular" w:eastAsia="Charis SIL Regular"/>
+          <w:b w:val="0"/>
+          <w:i w:val="0"/>
+          <w:color w:val="0000FF"/>
+          <w:sz w:val="24"/>
+          <w:u w:val="single"/>
+        </w:rPr>
+        <w:hyperlink r:id="rId13" w:history="1">
+          <w:r>
+            <w:rPr>
+              <w:rStyle w:val="Hyperlink"/>
+            </w:rPr>
+            <w:t>e</w:t>
+          </w:r>
+        </w:hyperlink>
+      </w:r>
+      <w:r>
+        <w:rPr>
+          <w:rFonts w:ascii="Charis SIL Regular" w:hAnsi="Charis SIL Regular" w:eastAsia="Charis SIL Regular"/>
+          <w:b w:val="0"/>
+          <w:i w:val="0"/>
+          <w:color w:val="0000FF"/>
+          <w:sz w:val="24"/>
+          <w:u w:val="single"/>
+        </w:rPr>
+        <w:hyperlink r:id="rId13" w:history="1">
+          <w:r>
+            <w:rPr>
+              <w:rStyle w:val="Hyperlink"/>
+            </w:rPr>
+            <w:t>k</w:t>
+          </w:r>
+        </w:hyperlink>
+      </w:r>
+      <w:r>
+        <w:rPr>
+          <w:rFonts w:ascii="Charis SIL Regular" w:hAnsi="Charis SIL Regular" w:eastAsia="Charis SIL Regular"/>
+          <w:b w:val="0"/>
+          <w:i w:val="0"/>
+          <w:color w:val="0000FF"/>
+          <w:sz w:val="24"/>
+          <w:u w:val="single"/>
+        </w:rPr>
+        <w:t xml:space="preserve"> </w:t>
+      </w:r>
+      <w:r>
+        <w:rPr>
+          <w:rFonts w:ascii="Charis SIL Regular" w:hAnsi="Charis SIL Regular" w:eastAsia="Charis SIL Regular"/>
+          <w:b w:val="0"/>
+          <w:i w:val="0"/>
+          <w:color w:val="0000FF"/>
+          <w:sz w:val="24"/>
+          <w:u w:val="single"/>
+        </w:rPr>
+        <w:hyperlink r:id="rId13" w:history="1">
+          <w:r>
+            <w:rPr>
+              <w:rStyle w:val="Hyperlink"/>
+            </w:rPr>
+            <w:t>i</w:t>
+          </w:r>
+        </w:hyperlink>
+      </w:r>
+      <w:r>
+        <w:rPr>
+          <w:rFonts w:ascii="Charis SIL Regular" w:hAnsi="Charis SIL Regular" w:eastAsia="Charis SIL Regular"/>
+          <w:b w:val="0"/>
+          <w:i w:val="0"/>
+          <w:color w:val="0000FF"/>
+          <w:sz w:val="24"/>
+          <w:u w:val="single"/>
+        </w:rPr>
+        <w:hyperlink r:id="rId13" w:history="1">
+          <w:r>
+            <w:rPr>
+              <w:rStyle w:val="Hyperlink"/>
+            </w:rPr>
+            <w:t>n</w:t>
+          </w:r>
+        </w:hyperlink>
+      </w:r>
+      <w:r>
+        <w:rPr>
+          <w:rFonts w:ascii="Charis SIL Regular" w:hAnsi="Charis SIL Regular" w:eastAsia="Charis SIL Regular"/>
+          <w:b w:val="0"/>
+          <w:i w:val="0"/>
+          <w:color w:val="0000FF"/>
+          <w:sz w:val="24"/>
+          <w:u w:val="single"/>
+        </w:rPr>
+        <w:t xml:space="preserve"> </w:t>
+      </w:r>
+      <w:r>
+        <w:rPr>
+          <w:rFonts w:ascii="Charis SIL Regular" w:hAnsi="Charis SIL Regular" w:eastAsia="Charis SIL Regular"/>
+          <w:b w:val="0"/>
+          <w:i w:val="0"/>
+          <w:color w:val="0000FF"/>
+          <w:sz w:val="24"/>
+          <w:u w:val="single"/>
+        </w:rPr>
+        <w:hyperlink r:id="rId13" w:history="1">
+          <w:r>
+            <w:rPr>
+              <w:rStyle w:val="Hyperlink"/>
+            </w:rPr>
+            <w:t>gekoloniseer</w:t>
+          </w:r>
+        </w:hyperlink>
+      </w:r>
+      <w:r>
+        <w:rPr>
+          <w:rFonts w:ascii="Charis SIL Regular" w:hAnsi="Charis SIL Regular" w:eastAsia="Charis SIL Regular"/>
+          <w:b w:val="0"/>
+          <w:i w:val="0"/>
+          <w:color w:val="0000FF"/>
+          <w:sz w:val="24"/>
+          <w:u w:val="single"/>
+        </w:rPr>
+        <w:hyperlink r:id="rId13" w:history="1">
+          <w:r>
+            <w:rPr>
+              <w:rStyle w:val="Hyperlink"/>
+            </w:rPr>
+            <w:t>d</w:t>
+          </w:r>
+        </w:hyperlink>
+      </w:r>
+      <w:r>
+        <w:rPr>
+          <w:rFonts w:ascii="Charis SIL Regular" w:hAnsi="Charis SIL Regular" w:eastAsia="Charis SIL Regular"/>
+          <w:b w:val="0"/>
+          <w:i w:val="0"/>
+          <w:color w:val="0000FF"/>
+          <w:sz w:val="24"/>
+          <w:u w:val="single"/>
+        </w:rPr>
+        <w:hyperlink r:id="rId13" w:history="1">
+          <w:r>
+            <w:rPr>
+              <w:rStyle w:val="Hyperlink"/>
+            </w:rPr>
+            <w:t>e</w:t>
+          </w:r>
+        </w:hyperlink>
+      </w:r>
+      <w:r>
+        <w:rPr>
+          <w:rFonts w:ascii="Charis SIL Regular" w:hAnsi="Charis SIL Regular" w:eastAsia="Charis SIL Regular"/>
+          <w:b w:val="0"/>
+          <w:i w:val="0"/>
+          <w:color w:val="0000FF"/>
+          <w:sz w:val="24"/>
+          <w:u w:val="single"/>
+        </w:rPr>
+        <w:t xml:space="preserve"> </w:t>
+      </w:r>
+      <w:r>
+        <w:rPr>
+          <w:rFonts w:ascii="Charis SIL Regular" w:hAnsi="Charis SIL Regular" w:eastAsia="Charis SIL Regular"/>
+          <w:b w:val="0"/>
+          <w:i w:val="0"/>
+          <w:color w:val="0000FF"/>
+          <w:sz w:val="24"/>
+          <w:u w:val="single"/>
+        </w:rPr>
+        <w:hyperlink r:id="rId13" w:history="1">
+          <w:r>
+            <w:rPr>
+              <w:rStyle w:val="Hyperlink"/>
+            </w:rPr>
+            <w:t>gebied</w:t>
+          </w:r>
+        </w:hyperlink>
+      </w:r>
+      <w:r>
+        <w:rPr>
+          <w:rFonts w:ascii="Charis SIL Regular" w:hAnsi="Charis SIL Regular" w:eastAsia="Charis SIL Regular"/>
+          <w:b w:val="0"/>
+          <w:i w:val="0"/>
+          <w:color w:val="0000FF"/>
+          <w:sz w:val="24"/>
+          <w:u w:val="single"/>
+        </w:rPr>
         <w:hyperlink r:id="rId20" w:history="1">
           <w:r>
             <w:rPr>
               <w:rStyle w:val="Hyperlink"/>
             </w:rPr>
-            <w:t>onderzo</w:t>
+            <w:t>en</w:t>
+          </w:r>
+        </w:hyperlink>
+      </w:r>
+      <w:r>
+        <w:rPr>
+          <w:rFonts w:ascii="Charis SIL Regular" w:hAnsi="Charis SIL Regular" w:eastAsia="Charis SIL Regular"/>
+          <w:b w:val="0"/>
+          <w:i w:val="0"/>
+          <w:color w:val="000000"/>
+          <w:sz w:val="24"/>
+        </w:rPr>
+        <w:t xml:space="preserve">•  </w:t>
+      </w:r>
+      <w:r>
+        <w:rPr>
+          <w:rFonts w:ascii="Charis SIL Regular" w:hAnsi="Charis SIL Regular" w:eastAsia="Charis SIL Regular"/>
+          <w:b w:val="0"/>
+          <w:i w:val="0"/>
+          <w:color w:val="0000FF"/>
+          <w:sz w:val="24"/>
+          <w:u w:val="single"/>
+        </w:rPr>
+        <w:hyperlink r:id="rId20" w:history="1">
+          <w:r>
+            <w:rPr>
+              <w:rStyle w:val="Hyperlink"/>
+            </w:rPr>
+            <w:t>Zendelingen</w:t>
+          </w:r>
+        </w:hyperlink>
+      </w:r>
+      <w:r>
+        <w:rPr>
+          <w:rFonts w:ascii="Charis SIL Regular" w:hAnsi="Charis SIL Regular" w:eastAsia="Charis SIL Regular"/>
+          <w:b w:val="0"/>
+          <w:i w:val="0"/>
+          <w:color w:val="0000FF"/>
+          <w:sz w:val="24"/>
+          <w:u w:val="single"/>
+        </w:rPr>
+        <w:t xml:space="preserve"> </w:t>
+      </w:r>
+      <w:r>
+        <w:rPr>
+          <w:rFonts w:ascii="Charis SIL Regular" w:hAnsi="Charis SIL Regular" w:eastAsia="Charis SIL Regular"/>
+          <w:b w:val="0"/>
+          <w:i w:val="0"/>
+          <w:color w:val="0000FF"/>
+          <w:sz w:val="24"/>
+          <w:u w:val="single"/>
+        </w:rPr>
+        <w:hyperlink r:id="rId20" w:history="1">
+          <w:r>
+            <w:rPr>
+              <w:rStyle w:val="Hyperlink"/>
+            </w:rPr>
+            <w:t>en</w:t>
+          </w:r>
+        </w:hyperlink>
+      </w:r>
+      <w:r>
+        <w:rPr>
+          <w:rFonts w:ascii="Charis SIL Regular" w:hAnsi="Charis SIL Regular" w:eastAsia="Charis SIL Regular"/>
+          <w:b w:val="0"/>
+          <w:i w:val="0"/>
+          <w:color w:val="0000FF"/>
+          <w:sz w:val="24"/>
+          <w:u w:val="single"/>
+        </w:rPr>
+        <w:t xml:space="preserve"> </w:t>
+      </w:r>
+      <w:r>
+        <w:rPr>
+          <w:rFonts w:ascii="Charis SIL Regular" w:hAnsi="Charis SIL Regular" w:eastAsia="Charis SIL Regular"/>
+          <w:b w:val="0"/>
+          <w:i w:val="0"/>
+          <w:color w:val="0000FF"/>
+          <w:sz w:val="24"/>
+          <w:u w:val="single"/>
+        </w:rPr>
+        <w:hyperlink r:id="rId20" w:history="1">
+          <w:r>
+            <w:rPr>
+              <w:rStyle w:val="Hyperlink"/>
+            </w:rPr>
+            <w:t>m</w:t>
+          </w:r>
+        </w:hyperlink>
+      </w:r>
+      <w:r>
+        <w:rPr>
+          <w:rFonts w:ascii="Charis SIL Regular" w:hAnsi="Charis SIL Regular" w:eastAsia="Charis SIL Regular"/>
+          <w:b w:val="0"/>
+          <w:i w:val="0"/>
+          <w:color w:val="0000FF"/>
+          <w:sz w:val="24"/>
+          <w:u w:val="single"/>
+        </w:rPr>
+        <w:hyperlink r:id="rId20" w:history="1">
+          <w:r>
+            <w:rPr>
+              <w:rStyle w:val="Hyperlink"/>
+            </w:rPr>
+            <w:t>i</w:t>
+          </w:r>
+        </w:hyperlink>
+      </w:r>
+      <w:r>
+        <w:rPr>
+          <w:rFonts w:ascii="Charis SIL Regular" w:hAnsi="Charis SIL Regular" w:eastAsia="Charis SIL Regular"/>
+          <w:b w:val="0"/>
+          <w:i w:val="0"/>
+          <w:color w:val="0000FF"/>
+          <w:sz w:val="24"/>
+          <w:u w:val="single"/>
+        </w:rPr>
+        <w:hyperlink r:id="rId20" w:history="1">
+          <w:r>
+            <w:rPr>
+              <w:rStyle w:val="Hyperlink"/>
+            </w:rPr>
+            <w:t>ssionarisse</w:t>
+          </w:r>
+        </w:hyperlink>
+      </w:r>
+      <w:r>
+        <w:rPr>
+          <w:rFonts w:ascii="Charis SIL Regular" w:hAnsi="Charis SIL Regular" w:eastAsia="Charis SIL Regular"/>
+          <w:b w:val="0"/>
+          <w:i w:val="0"/>
+          <w:color w:val="0000FF"/>
+          <w:sz w:val="24"/>
+          <w:u w:val="single"/>
+        </w:rPr>
+        <w:hyperlink r:id="rId20" w:history="1">
+          <w:r>
+            <w:rPr>
+              <w:rStyle w:val="Hyperlink"/>
+            </w:rPr>
+            <w:t>n</w:t>
+          </w:r>
+        </w:hyperlink>
+      </w:r>
+      <w:r>
+        <w:rPr>
+          <w:rFonts w:ascii="Charis SIL Regular" w:hAnsi="Charis SIL Regular" w:eastAsia="Charis SIL Regular"/>
+          <w:b w:val="0"/>
+          <w:i w:val="0"/>
+          <w:color w:val="0000FF"/>
+          <w:sz w:val="24"/>
+          <w:u w:val="single"/>
+        </w:rPr>
+        <w:t xml:space="preserve"> </w:t>
+      </w:r>
+      <w:r>
+        <w:rPr>
+          <w:rFonts w:ascii="Charis SIL Regular" w:hAnsi="Charis SIL Regular" w:eastAsia="Charis SIL Regular"/>
+          <w:b w:val="0"/>
+          <w:i w:val="0"/>
+          <w:color w:val="0000FF"/>
+          <w:sz w:val="24"/>
+          <w:u w:val="single"/>
+        </w:rPr>
+        <w:hyperlink r:id="rId20" w:history="1">
+          <w:r>
+            <w:rPr>
+              <w:rStyle w:val="Hyperlink"/>
+            </w:rPr>
+            <w:t>i</w:t>
+          </w:r>
+        </w:hyperlink>
+      </w:r>
+      <w:r>
+        <w:rPr>
+          <w:rFonts w:ascii="Charis SIL Regular" w:hAnsi="Charis SIL Regular" w:eastAsia="Charis SIL Regular"/>
+          <w:b w:val="0"/>
+          <w:i w:val="0"/>
+          <w:color w:val="0000FF"/>
+          <w:sz w:val="24"/>
+          <w:u w:val="single"/>
+        </w:rPr>
+        <w:hyperlink r:id="rId20" w:history="1">
+          <w:r>
+            <w:rPr>
+              <w:rStyle w:val="Hyperlink"/>
+            </w:rPr>
+            <w:t>n</w:t>
+          </w:r>
+        </w:hyperlink>
+      </w:r>
+      <w:r>
+        <w:rPr>
+          <w:rFonts w:ascii="Charis SIL Regular" w:hAnsi="Charis SIL Regular" w:eastAsia="Charis SIL Regular"/>
+          <w:b w:val="0"/>
+          <w:i w:val="0"/>
+          <w:color w:val="0000FF"/>
+          <w:sz w:val="24"/>
+          <w:u w:val="single"/>
+        </w:rPr>
+        <w:t xml:space="preserve"> </w:t>
+      </w:r>
+      <w:r>
+        <w:rPr>
+          <w:rFonts w:ascii="Charis SIL Regular" w:hAnsi="Charis SIL Regular" w:eastAsia="Charis SIL Regular"/>
+          <w:b w:val="0"/>
+          <w:i w:val="0"/>
+          <w:color w:val="0000FF"/>
+          <w:sz w:val="24"/>
+          <w:u w:val="single"/>
+        </w:rPr>
+        <w:hyperlink r:id="rId20" w:history="1">
+          <w:r>
+            <w:rPr>
+              <w:rStyle w:val="Hyperlink"/>
+            </w:rPr>
+            <w:t>gekoloniseer</w:t>
+          </w:r>
+        </w:hyperlink>
+      </w:r>
+      <w:r>
+        <w:rPr>
+          <w:rFonts w:ascii="Charis SIL Regular" w:hAnsi="Charis SIL Regular" w:eastAsia="Charis SIL Regular"/>
+          <w:b w:val="0"/>
+          <w:i w:val="0"/>
+          <w:color w:val="0000FF"/>
+          <w:sz w:val="24"/>
+          <w:u w:val="single"/>
+        </w:rPr>
+        <w:hyperlink r:id="rId20" w:history="1">
+          <w:r>
+            <w:rPr>
+              <w:rStyle w:val="Hyperlink"/>
+            </w:rPr>
+            <w:t>d</w:t>
           </w:r>
         </w:hyperlink>
       </w:r>
@@ -2638,183 +3038,7 @@
           <w:sz w:val="24"/>
           <w:u w:val="single"/>
         </w:rPr>
-        <w:hyperlink r:id="rId20" w:history="1">
-          <w:r>
-            <w:rPr>
-              <w:rStyle w:val="Hyperlink"/>
-            </w:rPr>
-            <w:t>k</w:t>
-          </w:r>
-        </w:hyperlink>
-      </w:r>
-      <w:r>
-        <w:rPr>
-          <w:rFonts w:ascii="Charis SIL Regular" w:hAnsi="Charis SIL Regular" w:eastAsia="Charis SIL Regular"/>
-          <w:b w:val="0"/>
-          <w:i w:val="0"/>
-          <w:color w:val="0000FF"/>
-          <w:sz w:val="24"/>
-          <w:u w:val="single"/>
-        </w:rPr>
         <w:t xml:space="preserve"> </w:t>
-      </w:r>
-      <w:r>
-        <w:rPr>
-          <w:rFonts w:ascii="Charis SIL Regular" w:hAnsi="Charis SIL Regular" w:eastAsia="Charis SIL Regular"/>
-          <w:b w:val="0"/>
-          <w:i w:val="0"/>
-          <w:color w:val="0000FF"/>
-          <w:sz w:val="24"/>
-          <w:u w:val="single"/>
-        </w:rPr>
-        <w:hyperlink r:id="rId20" w:history="1">
-          <w:r>
-            <w:rPr>
-              <w:rStyle w:val="Hyperlink"/>
-            </w:rPr>
-            <w:t>i</w:t>
-          </w:r>
-        </w:hyperlink>
-      </w:r>
-      <w:r>
-        <w:rPr>
-          <w:rFonts w:ascii="Charis SIL Regular" w:hAnsi="Charis SIL Regular" w:eastAsia="Charis SIL Regular"/>
-          <w:b w:val="0"/>
-          <w:i w:val="0"/>
-          <w:color w:val="0000FF"/>
-          <w:sz w:val="24"/>
-          <w:u w:val="single"/>
-        </w:rPr>
-        <w:hyperlink r:id="rId20" w:history="1">
-          <w:r>
-            <w:rPr>
-              <w:rStyle w:val="Hyperlink"/>
-            </w:rPr>
-            <w:t>n</w:t>
-          </w:r>
-        </w:hyperlink>
-      </w:r>
-      <w:r>
-        <w:rPr>
-          <w:rFonts w:ascii="Charis SIL Regular" w:hAnsi="Charis SIL Regular" w:eastAsia="Charis SIL Regular"/>
-          <w:b w:val="0"/>
-          <w:i w:val="0"/>
-          <w:color w:val="0000FF"/>
-          <w:sz w:val="24"/>
-          <w:u w:val="single"/>
-        </w:rPr>
-        <w:t xml:space="preserve"> </w:t>
-      </w:r>
-      <w:r>
-        <w:rPr>
-          <w:rFonts w:ascii="Charis SIL Regular" w:hAnsi="Charis SIL Regular" w:eastAsia="Charis SIL Regular"/>
-          <w:b w:val="0"/>
-          <w:i w:val="0"/>
-          <w:color w:val="0000FF"/>
-          <w:sz w:val="24"/>
-          <w:u w:val="single"/>
-        </w:rPr>
-        <w:hyperlink r:id="rId20" w:history="1">
-          <w:r>
-            <w:rPr>
-              <w:rStyle w:val="Hyperlink"/>
-            </w:rPr>
-            <w:t>gekoloniseer</w:t>
-          </w:r>
-        </w:hyperlink>
-      </w:r>
-      <w:r>
-        <w:rPr>
-          <w:rFonts w:ascii="Charis SIL Regular" w:hAnsi="Charis SIL Regular" w:eastAsia="Charis SIL Regular"/>
-          <w:b w:val="0"/>
-          <w:i w:val="0"/>
-          <w:color w:val="0000FF"/>
-          <w:sz w:val="24"/>
-          <w:u w:val="single"/>
-        </w:rPr>
-        <w:hyperlink r:id="rId20" w:history="1">
-          <w:r>
-            <w:rPr>
-              <w:rStyle w:val="Hyperlink"/>
-            </w:rPr>
-            <w:t>d</w:t>
-          </w:r>
-        </w:hyperlink>
-      </w:r>
-      <w:r>
-        <w:rPr>
-          <w:rFonts w:ascii="Charis SIL Regular" w:hAnsi="Charis SIL Regular" w:eastAsia="Charis SIL Regular"/>
-          <w:b w:val="0"/>
-          <w:i w:val="0"/>
-          <w:color w:val="0000FF"/>
-          <w:sz w:val="24"/>
-          <w:u w:val="single"/>
-        </w:rPr>
-        <w:hyperlink r:id="rId20" w:history="1">
-          <w:r>
-            <w:rPr>
-              <w:rStyle w:val="Hyperlink"/>
-            </w:rPr>
-            <w:t>e</w:t>
-          </w:r>
-        </w:hyperlink>
-      </w:r>
-      <w:r>
-        <w:rPr>
-          <w:rFonts w:ascii="Charis SIL Regular" w:hAnsi="Charis SIL Regular" w:eastAsia="Charis SIL Regular"/>
-          <w:b w:val="0"/>
-          <w:i w:val="0"/>
-          <w:color w:val="0000FF"/>
-          <w:sz w:val="24"/>
-          <w:u w:val="single"/>
-        </w:rPr>
-        <w:t xml:space="preserve"> </w:t>
-      </w:r>
-      <w:r>
-        <w:rPr>
-          <w:rFonts w:ascii="Charis SIL Regular" w:hAnsi="Charis SIL Regular" w:eastAsia="Charis SIL Regular"/>
-          <w:b w:val="0"/>
-          <w:i w:val="0"/>
-          <w:color w:val="0000FF"/>
-          <w:sz w:val="24"/>
-          <w:u w:val="single"/>
-        </w:rPr>
-        <w:hyperlink r:id="rId20" w:history="1">
-          <w:r>
-            <w:rPr>
-              <w:rStyle w:val="Hyperlink"/>
-            </w:rPr>
-            <w:t>gebied</w:t>
-          </w:r>
-        </w:hyperlink>
-      </w:r>
-      <w:r>
-        <w:rPr>
-          <w:rFonts w:ascii="Charis SIL Regular" w:hAnsi="Charis SIL Regular" w:eastAsia="Charis SIL Regular"/>
-          <w:b w:val="0"/>
-          <w:i w:val="0"/>
-          <w:color w:val="0000FF"/>
-          <w:sz w:val="24"/>
-          <w:u w:val="single"/>
-        </w:rPr>
-        <w:hyperlink r:id="rId20" w:history="1">
-          <w:r>
-            <w:rPr>
-              <w:rStyle w:val="Hyperlink"/>
-            </w:rPr>
-            <w:t>en</w:t>
-          </w:r>
-        </w:hyperlink>
-      </w:r>
-      <w:r>
-        <w:rPr>
-          <w:rFonts w:ascii="Charis SIL Regular" w:hAnsi="Charis SIL Regular" w:eastAsia="Charis SIL Regular"/>
-          <w:b w:val="0"/>
-          <w:i w:val="0"/>
-          <w:color w:val="000000"/>
-          <w:sz w:val="24"/>
-        </w:rPr>
-        <w:t xml:space="preserve">•  </w:t>
       </w:r>
       <w:r>
         <w:rPr>
@@ -2826,259 +3050,6 @@
           <w:u w:val="single"/>
         </w:rPr>
         <w:hyperlink r:id="rId15" w:history="1">
-          <w:r>
-            <w:rPr>
-              <w:rStyle w:val="Hyperlink"/>
-            </w:rPr>
-            <w:t>Zendelingen</w:t>
-          </w:r>
-        </w:hyperlink>
-      </w:r>
-      <w:r>
-        <w:rPr>
-          <w:rFonts w:ascii="Charis SIL Regular" w:hAnsi="Charis SIL Regular" w:eastAsia="Charis SIL Regular"/>
-          <w:b w:val="0"/>
-          <w:i w:val="0"/>
-          <w:color w:val="0000FF"/>
-          <w:sz w:val="24"/>
-          <w:u w:val="single"/>
-        </w:rPr>
-        <w:t xml:space="preserve"> </w:t>
-      </w:r>
-      <w:r>
-        <w:rPr>
-          <w:rFonts w:ascii="Charis SIL Regular" w:hAnsi="Charis SIL Regular" w:eastAsia="Charis SIL Regular"/>
-          <w:b w:val="0"/>
-          <w:i w:val="0"/>
-          <w:color w:val="0000FF"/>
-          <w:sz w:val="24"/>
-          <w:u w:val="single"/>
-        </w:rPr>
-        <w:hyperlink r:id="rId15" w:history="1">
-          <w:r>
-            <w:rPr>
-              <w:rStyle w:val="Hyperlink"/>
-            </w:rPr>
-            <w:t>en</w:t>
-          </w:r>
-        </w:hyperlink>
-      </w:r>
-      <w:r>
-        <w:rPr>
-          <w:rFonts w:ascii="Charis SIL Regular" w:hAnsi="Charis SIL Regular" w:eastAsia="Charis SIL Regular"/>
-          <w:b w:val="0"/>
-          <w:i w:val="0"/>
-          <w:color w:val="0000FF"/>
-          <w:sz w:val="24"/>
-          <w:u w:val="single"/>
-        </w:rPr>
-        <w:t xml:space="preserve"> </w:t>
-      </w:r>
-      <w:r>
-        <w:rPr>
-          <w:rFonts w:ascii="Charis SIL Regular" w:hAnsi="Charis SIL Regular" w:eastAsia="Charis SIL Regular"/>
-          <w:b w:val="0"/>
-          <w:i w:val="0"/>
-          <w:color w:val="0000FF"/>
-          <w:sz w:val="24"/>
-          <w:u w:val="single"/>
-        </w:rPr>
-        <w:hyperlink r:id="rId15" w:history="1">
-          <w:r>
-            <w:rPr>
-              <w:rStyle w:val="Hyperlink"/>
-            </w:rPr>
-            <w:t>m</w:t>
-          </w:r>
-        </w:hyperlink>
-      </w:r>
-      <w:r>
-        <w:rPr>
-          <w:rFonts w:ascii="Charis SIL Regular" w:hAnsi="Charis SIL Regular" w:eastAsia="Charis SIL Regular"/>
-          <w:b w:val="0"/>
-          <w:i w:val="0"/>
-          <w:color w:val="0000FF"/>
-          <w:sz w:val="24"/>
-          <w:u w:val="single"/>
-        </w:rPr>
-        <w:hyperlink r:id="rId20" w:history="1">
-          <w:r>
-            <w:rPr>
-              <w:rStyle w:val="Hyperlink"/>
-            </w:rPr>
-            <w:t>i</w:t>
-          </w:r>
-        </w:hyperlink>
-      </w:r>
-      <w:r>
-        <w:rPr>
-          <w:rFonts w:ascii="Charis SIL Regular" w:hAnsi="Charis SIL Regular" w:eastAsia="Charis SIL Regular"/>
-          <w:b w:val="0"/>
-          <w:i w:val="0"/>
-          <w:color w:val="0000FF"/>
-          <w:sz w:val="24"/>
-          <w:u w:val="single"/>
-        </w:rPr>
-        <w:hyperlink r:id="rId20" w:history="1">
-          <w:r>
-            <w:rPr>
-              <w:rStyle w:val="Hyperlink"/>
-            </w:rPr>
-            <w:t>ssionarisse</w:t>
-          </w:r>
-        </w:hyperlink>
-      </w:r>
-      <w:r>
-        <w:rPr>
-          <w:rFonts w:ascii="Charis SIL Regular" w:hAnsi="Charis SIL Regular" w:eastAsia="Charis SIL Regular"/>
-          <w:b w:val="0"/>
-          <w:i w:val="0"/>
-          <w:color w:val="0000FF"/>
-          <w:sz w:val="24"/>
-          <w:u w:val="single"/>
-        </w:rPr>
-        <w:hyperlink r:id="rId20" w:history="1">
-          <w:r>
-            <w:rPr>
-              <w:rStyle w:val="Hyperlink"/>
-            </w:rPr>
-            <w:t>n</w:t>
-          </w:r>
-        </w:hyperlink>
-      </w:r>
-      <w:r>
-        <w:rPr>
-          <w:rFonts w:ascii="Charis SIL Regular" w:hAnsi="Charis SIL Regular" w:eastAsia="Charis SIL Regular"/>
-          <w:b w:val="0"/>
-          <w:i w:val="0"/>
-          <w:color w:val="0000FF"/>
-          <w:sz w:val="24"/>
-          <w:u w:val="single"/>
-        </w:rPr>
-        <w:t xml:space="preserve"> </w:t>
-      </w:r>
-      <w:r>
-        <w:rPr>
-          <w:rFonts w:ascii="Charis SIL Regular" w:hAnsi="Charis SIL Regular" w:eastAsia="Charis SIL Regular"/>
-          <w:b w:val="0"/>
-          <w:i w:val="0"/>
-          <w:color w:val="0000FF"/>
-          <w:sz w:val="24"/>
-          <w:u w:val="single"/>
-        </w:rPr>
-        <w:hyperlink r:id="rId20" w:history="1">
-          <w:r>
-            <w:rPr>
-              <w:rStyle w:val="Hyperlink"/>
-            </w:rPr>
-            <w:t>i</w:t>
-          </w:r>
-        </w:hyperlink>
-      </w:r>
-      <w:r>
-        <w:rPr>
-          <w:rFonts w:ascii="Charis SIL Regular" w:hAnsi="Charis SIL Regular" w:eastAsia="Charis SIL Regular"/>
-          <w:b w:val="0"/>
-          <w:i w:val="0"/>
-          <w:color w:val="0000FF"/>
-          <w:sz w:val="24"/>
-          <w:u w:val="single"/>
-        </w:rPr>
-        <w:hyperlink r:id="rId20" w:history="1">
-          <w:r>
-            <w:rPr>
-              <w:rStyle w:val="Hyperlink"/>
-            </w:rPr>
-            <w:t>n</w:t>
-          </w:r>
-        </w:hyperlink>
-      </w:r>
-      <w:r>
-        <w:rPr>
-          <w:rFonts w:ascii="Charis SIL Regular" w:hAnsi="Charis SIL Regular" w:eastAsia="Charis SIL Regular"/>
-          <w:b w:val="0"/>
-          <w:i w:val="0"/>
-          <w:color w:val="0000FF"/>
-          <w:sz w:val="24"/>
-          <w:u w:val="single"/>
-        </w:rPr>
-        <w:t xml:space="preserve"> </w:t>
-      </w:r>
-      <w:r>
-        <w:rPr>
-          <w:rFonts w:ascii="Charis SIL Regular" w:hAnsi="Charis SIL Regular" w:eastAsia="Charis SIL Regular"/>
-          <w:b w:val="0"/>
-          <w:i w:val="0"/>
-          <w:color w:val="0000FF"/>
-          <w:sz w:val="24"/>
-          <w:u w:val="single"/>
-        </w:rPr>
-        <w:hyperlink r:id="rId20" w:history="1">
-          <w:r>
-            <w:rPr>
-              <w:rStyle w:val="Hyperlink"/>
-            </w:rPr>
-            <w:t>gekoloniseer</w:t>
-          </w:r>
-        </w:hyperlink>
-      </w:r>
-      <w:r>
-        <w:rPr>
-          <w:rFonts w:ascii="Charis SIL Regular" w:hAnsi="Charis SIL Regular" w:eastAsia="Charis SIL Regular"/>
-          <w:b w:val="0"/>
-          <w:i w:val="0"/>
-          <w:color w:val="0000FF"/>
-          <w:sz w:val="24"/>
-          <w:u w:val="single"/>
-        </w:rPr>
-        <w:hyperlink r:id="rId20" w:history="1">
-          <w:r>
-            <w:rPr>
-              <w:rStyle w:val="Hyperlink"/>
-            </w:rPr>
-            <w:t>d</w:t>
-          </w:r>
-        </w:hyperlink>
-      </w:r>
-      <w:r>
-        <w:rPr>
-          <w:rFonts w:ascii="Charis SIL Regular" w:hAnsi="Charis SIL Regular" w:eastAsia="Charis SIL Regular"/>
-          <w:b w:val="0"/>
-          <w:i w:val="0"/>
-          <w:color w:val="0000FF"/>
-          <w:sz w:val="24"/>
-          <w:u w:val="single"/>
-        </w:rPr>
-        <w:hyperlink r:id="rId20" w:history="1">
-          <w:r>
-            <w:rPr>
-              <w:rStyle w:val="Hyperlink"/>
-            </w:rPr>
-            <w:t>e</w:t>
-          </w:r>
-        </w:hyperlink>
-      </w:r>
-      <w:r>
-        <w:rPr>
-          <w:rFonts w:ascii="Charis SIL Regular" w:hAnsi="Charis SIL Regular" w:eastAsia="Charis SIL Regular"/>
-          <w:b w:val="0"/>
-          <w:i w:val="0"/>
-          <w:color w:val="0000FF"/>
-          <w:sz w:val="24"/>
-          <w:u w:val="single"/>
-        </w:rPr>
-        <w:t xml:space="preserve"> </w:t>
-      </w:r>
-      <w:r>
-        <w:rPr>
-          <w:rFonts w:ascii="Charis SIL Regular" w:hAnsi="Charis SIL Regular" w:eastAsia="Charis SIL Regular"/>
-          <w:b w:val="0"/>
-          <w:i w:val="0"/>
-          <w:color w:val="0000FF"/>
-          <w:sz w:val="24"/>
-          <w:u w:val="single"/>
-        </w:rPr>
-        <w:hyperlink r:id="rId20" w:history="1">
           <w:r>
             <w:rPr>
               <w:rStyle w:val="Hyperlink"/>

--- a/EXPORTS/DOCX/published/niveau2/Dutch/Museum.docx
+++ b/EXPORTS/DOCX/published/niveau2/Dutch/Museum.docx
@@ -371,7 +371,36 @@
           <w:color w:val="000000"/>
           <w:sz w:val="24"/>
         </w:rPr>
-        <w:t>, beiden in de Zuid-H</w:t>
+        <w:t>, beide</w:t>
+      </w:r>
+      <w:r>
+        <w:rPr>
+          <w:u w:val="single" w:color="0000ff"/>
+          <w:rFonts w:ascii="Charis SIL Regular" w:hAnsi="Charis SIL Regular" w:eastAsia="Charis SIL Regular"/>
+          <w:b w:val="0"/>
+          <w:i w:val="0"/>
+          <w:color w:val="000000"/>
+          <w:sz w:val="24"/>
+        </w:rPr>
+        <w:hyperlink r:id="rId9" w:history="1">
+          <w:r>
+            <w:rPr>
+              <w:rStyle w:val="Hyperlink"/>
+            </w:rPr>
+            <w:t>n in de Zuid-</w:t>
+          </w:r>
+        </w:hyperlink>
+      </w:r>
+      <w:r>
+        <w:rPr>
+          <w:u w:val="single" w:color="0000ff"/>
+          <w:rFonts w:ascii="Charis SIL Regular" w:hAnsi="Charis SIL Regular" w:eastAsia="Charis SIL Regular"/>
+          <w:b w:val="0"/>
+          <w:i w:val="0"/>
+          <w:color w:val="000000"/>
+          <w:sz w:val="24"/>
+        </w:rPr>
+        <w:t>H</w:t>
       </w:r>
       <w:r>
         <w:rPr>
@@ -756,7 +785,6 @@
           <w:i w:val="0"/>
           <w:color w:val="0000FF"/>
           <w:sz w:val="24"/>
-          <w:u w:val="single"/>
         </w:rPr>
         <w:hyperlink r:id="rId12" w:history="1">
           <w:r>
@@ -787,13 +815,14 @@
       </w:r>
       <w:r>
         <w:rPr>
+          <w:u w:val="single" w:color="0000ff"/>
           <w:rFonts w:ascii="Charis SIL Regular" w:hAnsi="Charis SIL Regular" w:eastAsia="Charis SIL Regular"/>
           <w:b w:val="0"/>
           <w:i w:val="0"/>
           <w:color w:val="000000"/>
           <w:sz w:val="24"/>
         </w:rPr>
-        <w:t xml:space="preserve"> in Rotterdam. De komst van objecten afkomstig uit gekolonisee</w:t>
+        <w:t xml:space="preserve"> </w:t>
       </w:r>
       <w:r>
         <w:rPr>
@@ -804,14 +833,24 @@
           <w:color w:val="000000"/>
           <w:sz w:val="24"/>
         </w:rPr>
-        <w:hyperlink r:id="rId12" w:history="1">
+        <w:hyperlink r:id="rId11" w:history="1">
           <w:r>
             <w:rPr>
               <w:rStyle w:val="Hyperlink"/>
             </w:rPr>
-            <w:t>rde g</w:t>
+            <w:t>in Rotter</w:t>
           </w:r>
         </w:hyperlink>
+      </w:r>
+      <w:r>
+        <w:rPr>
+          <w:rFonts w:ascii="Charis SIL Regular" w:hAnsi="Charis SIL Regular" w:eastAsia="Charis SIL Regular"/>
+          <w:b w:val="0"/>
+          <w:i w:val="0"/>
+          <w:color w:val="000000"/>
+          <w:sz w:val="24"/>
+        </w:rPr>
+        <w:t>dam. De komst van objecten afkomstig uit ge</w:t>
       </w:r>
       <w:r>
         <w:rPr>
@@ -822,14 +861,7 @@
           <w:color w:val="000000"/>
           <w:sz w:val="24"/>
         </w:rPr>
-        <w:hyperlink r:id="rId12" w:history="1">
-          <w:r>
-            <w:rPr>
-              <w:rStyle w:val="Hyperlink"/>
-            </w:rPr>
-            <w:t>ebiede</w:t>
-          </w:r>
-        </w:hyperlink>
+        <w:t>koloniseerde gebiede</w:t>
       </w:r>
       <w:r>
         <w:rPr>
@@ -2350,7 +2382,7 @@
           <w:sz w:val="24"/>
           <w:u w:val="single"/>
         </w:rPr>
-        <w:hyperlink r:id="rId19" w:history="1">
+        <w:hyperlink r:id="rId13" w:history="1">
           <w:r>
             <w:rPr>
               <w:rStyle w:val="Hyperlink"/>
@@ -2379,7 +2411,7 @@
           <w:sz w:val="24"/>
           <w:u w:val="single"/>
         </w:rPr>
-        <w:hyperlink r:id="rId19" w:history="1">
+        <w:hyperlink r:id="rId13" w:history="1">
           <w:r>
             <w:rPr>
               <w:rStyle w:val="Hyperlink"/>
@@ -2397,7 +2429,7 @@
           <w:sz w:val="24"/>
           <w:u w:val="single"/>
         </w:rPr>
-        <w:hyperlink r:id="rId19" w:history="1">
+        <w:hyperlink r:id="rId13" w:history="1">
           <w:r>
             <w:rPr>
               <w:rStyle w:val="Hyperlink"/>
@@ -2415,7 +2447,7 @@
           <w:sz w:val="24"/>
           <w:u w:val="single"/>
         </w:rPr>
-        <w:hyperlink r:id="rId19" w:history="1">
+        <w:hyperlink r:id="rId13" w:history="1">
           <w:r>
             <w:rPr>
               <w:rStyle w:val="Hyperlink"/>
@@ -2444,7 +2476,7 @@
           <w:sz w:val="24"/>
           <w:u w:val="single"/>
         </w:rPr>
-        <w:hyperlink r:id="rId19" w:history="1">
+        <w:hyperlink r:id="rId13" w:history="1">
           <w:r>
             <w:rPr>
               <w:rStyle w:val="Hyperlink"/>
@@ -2490,12 +2522,113 @@
           <w:sz w:val="24"/>
           <w:u w:val="single"/>
         </w:rPr>
-        <w:hyperlink r:id="rId13" w:history="1">
+        <w:hyperlink r:id="rId20" w:history="1">
           <w:r>
             <w:rPr>
               <w:rStyle w:val="Hyperlink"/>
             </w:rPr>
             <w:t>Weten</w:t>
+          </w:r>
+        </w:hyperlink>
+      </w:r>
+      <w:r>
+        <w:rPr>
+          <w:rFonts w:ascii="Charis SIL Regular" w:hAnsi="Charis SIL Regular" w:eastAsia="Charis SIL Regular"/>
+          <w:b w:val="0"/>
+          <w:i w:val="0"/>
+          <w:color w:val="0000FF"/>
+          <w:sz w:val="24"/>
+          <w:u w:val="single"/>
+        </w:rPr>
+        <w:hyperlink r:id="rId20" w:history="1">
+          <w:r>
+            <w:rPr>
+              <w:rStyle w:val="Hyperlink"/>
+            </w:rPr>
+            <w:t>s</w:t>
+          </w:r>
+        </w:hyperlink>
+      </w:r>
+      <w:r>
+        <w:rPr>
+          <w:rFonts w:ascii="Charis SIL Regular" w:hAnsi="Charis SIL Regular" w:eastAsia="Charis SIL Regular"/>
+          <w:b w:val="0"/>
+          <w:i w:val="0"/>
+          <w:color w:val="0000FF"/>
+          <w:sz w:val="24"/>
+          <w:u w:val="single"/>
+        </w:rPr>
+        <w:hyperlink r:id="rId20" w:history="1">
+          <w:r>
+            <w:rPr>
+              <w:rStyle w:val="Hyperlink"/>
+            </w:rPr>
+            <w:t>ch</w:t>
+          </w:r>
+        </w:hyperlink>
+      </w:r>
+      <w:r>
+        <w:rPr>
+          <w:rFonts w:ascii="Charis SIL Regular" w:hAnsi="Charis SIL Regular" w:eastAsia="Charis SIL Regular"/>
+          <w:b w:val="0"/>
+          <w:i w:val="0"/>
+          <w:color w:val="0000FF"/>
+          <w:sz w:val="24"/>
+          <w:u w:val="single"/>
+        </w:rPr>
+        <w:hyperlink r:id="rId20" w:history="1">
+          <w:r>
+            <w:rPr>
+              <w:rStyle w:val="Hyperlink"/>
+            </w:rPr>
+            <w:t>appelijk</w:t>
+          </w:r>
+        </w:hyperlink>
+      </w:r>
+      <w:r>
+        <w:rPr>
+          <w:rFonts w:ascii="Charis SIL Regular" w:hAnsi="Charis SIL Regular" w:eastAsia="Charis SIL Regular"/>
+          <w:b w:val="0"/>
+          <w:i w:val="0"/>
+          <w:color w:val="0000FF"/>
+          <w:sz w:val="24"/>
+          <w:u w:val="single"/>
+        </w:rPr>
+        <w:t xml:space="preserve"> </w:t>
+      </w:r>
+      <w:r>
+        <w:rPr>
+          <w:rFonts w:ascii="Charis SIL Regular" w:hAnsi="Charis SIL Regular" w:eastAsia="Charis SIL Regular"/>
+          <w:b w:val="0"/>
+          <w:i w:val="0"/>
+          <w:color w:val="0000FF"/>
+          <w:sz w:val="24"/>
+          <w:u w:val="single"/>
+        </w:rPr>
+        <w:hyperlink r:id="rId20" w:history="1">
+          <w:r>
+            <w:rPr>
+              <w:rStyle w:val="Hyperlink"/>
+            </w:rPr>
+            <w:t>onderzo</w:t>
+          </w:r>
+        </w:hyperlink>
+      </w:r>
+      <w:r>
+        <w:rPr>
+          <w:rFonts w:ascii="Charis SIL Regular" w:hAnsi="Charis SIL Regular" w:eastAsia="Charis SIL Regular"/>
+          <w:b w:val="0"/>
+          <w:i w:val="0"/>
+          <w:color w:val="0000FF"/>
+          <w:sz w:val="24"/>
+          <w:u w:val="single"/>
+        </w:rPr>
+        <w:hyperlink r:id="rId20" w:history="1">
+          <w:r>
+            <w:rPr>
+              <w:rStyle w:val="Hyperlink"/>
+            </w:rPr>
+            <w:t>e</w:t>
           </w:r>
         </w:hyperlink>
       </w:r>
@@ -2513,9 +2646,20 @@
             <w:rPr>
               <w:rStyle w:val="Hyperlink"/>
             </w:rPr>
-            <w:t>s</w:t>
+            <w:t>k</w:t>
           </w:r>
         </w:hyperlink>
+      </w:r>
+      <w:r>
+        <w:rPr>
+          <w:rFonts w:ascii="Charis SIL Regular" w:hAnsi="Charis SIL Regular" w:eastAsia="Charis SIL Regular"/>
+          <w:b w:val="0"/>
+          <w:i w:val="0"/>
+          <w:color w:val="0000FF"/>
+          <w:sz w:val="24"/>
+          <w:u w:val="single"/>
+        </w:rPr>
+        <w:t xml:space="preserve"> </w:t>
       </w:r>
       <w:r>
         <w:rPr>
@@ -2531,7 +2675,7 @@
             <w:rPr>
               <w:rStyle w:val="Hyperlink"/>
             </w:rPr>
-            <w:t>ch</w:t>
+            <w:t>i</w:t>
           </w:r>
         </w:hyperlink>
       </w:r>
@@ -2549,7 +2693,7 @@
             <w:rPr>
               <w:rStyle w:val="Hyperlink"/>
             </w:rPr>
-            <w:t>appelijk</w:t>
+            <w:t>n</w:t>
           </w:r>
         </w:hyperlink>
       </w:r>
@@ -2578,7 +2722,25 @@
             <w:rPr>
               <w:rStyle w:val="Hyperlink"/>
             </w:rPr>
-            <w:t>onderzo</w:t>
+            <w:t>gekoloniseer</w:t>
+          </w:r>
+        </w:hyperlink>
+      </w:r>
+      <w:r>
+        <w:rPr>
+          <w:rFonts w:ascii="Charis SIL Regular" w:hAnsi="Charis SIL Regular" w:eastAsia="Charis SIL Regular"/>
+          <w:b w:val="0"/>
+          <w:i w:val="0"/>
+          <w:color w:val="0000FF"/>
+          <w:sz w:val="24"/>
+          <w:u w:val="single"/>
+        </w:rPr>
+        <w:hyperlink r:id="rId13" w:history="1">
+          <w:r>
+            <w:rPr>
+              <w:rStyle w:val="Hyperlink"/>
+            </w:rPr>
+            <w:t>d</w:t>
           </w:r>
         </w:hyperlink>
       </w:r>
@@ -2609,136 +2771,6 @@
           <w:sz w:val="24"/>
           <w:u w:val="single"/>
         </w:rPr>
-        <w:hyperlink r:id="rId13" w:history="1">
-          <w:r>
-            <w:rPr>
-              <w:rStyle w:val="Hyperlink"/>
-            </w:rPr>
-            <w:t>k</w:t>
-          </w:r>
-        </w:hyperlink>
-      </w:r>
-      <w:r>
-        <w:rPr>
-          <w:rFonts w:ascii="Charis SIL Regular" w:hAnsi="Charis SIL Regular" w:eastAsia="Charis SIL Regular"/>
-          <w:b w:val="0"/>
-          <w:i w:val="0"/>
-          <w:color w:val="0000FF"/>
-          <w:sz w:val="24"/>
-          <w:u w:val="single"/>
-        </w:rPr>
-        <w:t xml:space="preserve"> </w:t>
-      </w:r>
-      <w:r>
-        <w:rPr>
-          <w:rFonts w:ascii="Charis SIL Regular" w:hAnsi="Charis SIL Regular" w:eastAsia="Charis SIL Regular"/>
-          <w:b w:val="0"/>
-          <w:i w:val="0"/>
-          <w:color w:val="0000FF"/>
-          <w:sz w:val="24"/>
-          <w:u w:val="single"/>
-        </w:rPr>
-        <w:hyperlink r:id="rId13" w:history="1">
-          <w:r>
-            <w:rPr>
-              <w:rStyle w:val="Hyperlink"/>
-            </w:rPr>
-            <w:t>i</w:t>
-          </w:r>
-        </w:hyperlink>
-      </w:r>
-      <w:r>
-        <w:rPr>
-          <w:rFonts w:ascii="Charis SIL Regular" w:hAnsi="Charis SIL Regular" w:eastAsia="Charis SIL Regular"/>
-          <w:b w:val="0"/>
-          <w:i w:val="0"/>
-          <w:color w:val="0000FF"/>
-          <w:sz w:val="24"/>
-          <w:u w:val="single"/>
-        </w:rPr>
-        <w:hyperlink r:id="rId13" w:history="1">
-          <w:r>
-            <w:rPr>
-              <w:rStyle w:val="Hyperlink"/>
-            </w:rPr>
-            <w:t>n</w:t>
-          </w:r>
-        </w:hyperlink>
-      </w:r>
-      <w:r>
-        <w:rPr>
-          <w:rFonts w:ascii="Charis SIL Regular" w:hAnsi="Charis SIL Regular" w:eastAsia="Charis SIL Regular"/>
-          <w:b w:val="0"/>
-          <w:i w:val="0"/>
-          <w:color w:val="0000FF"/>
-          <w:sz w:val="24"/>
-          <w:u w:val="single"/>
-        </w:rPr>
-        <w:t xml:space="preserve"> </w:t>
-      </w:r>
-      <w:r>
-        <w:rPr>
-          <w:rFonts w:ascii="Charis SIL Regular" w:hAnsi="Charis SIL Regular" w:eastAsia="Charis SIL Regular"/>
-          <w:b w:val="0"/>
-          <w:i w:val="0"/>
-          <w:color w:val="0000FF"/>
-          <w:sz w:val="24"/>
-          <w:u w:val="single"/>
-        </w:rPr>
-        <w:hyperlink r:id="rId13" w:history="1">
-          <w:r>
-            <w:rPr>
-              <w:rStyle w:val="Hyperlink"/>
-            </w:rPr>
-            <w:t>gekoloniseer</w:t>
-          </w:r>
-        </w:hyperlink>
-      </w:r>
-      <w:r>
-        <w:rPr>
-          <w:rFonts w:ascii="Charis SIL Regular" w:hAnsi="Charis SIL Regular" w:eastAsia="Charis SIL Regular"/>
-          <w:b w:val="0"/>
-          <w:i w:val="0"/>
-          <w:color w:val="0000FF"/>
-          <w:sz w:val="24"/>
-          <w:u w:val="single"/>
-        </w:rPr>
-        <w:hyperlink r:id="rId13" w:history="1">
-          <w:r>
-            <w:rPr>
-              <w:rStyle w:val="Hyperlink"/>
-            </w:rPr>
-            <w:t>d</w:t>
-          </w:r>
-        </w:hyperlink>
-      </w:r>
-      <w:r>
-        <w:rPr>
-          <w:rFonts w:ascii="Charis SIL Regular" w:hAnsi="Charis SIL Regular" w:eastAsia="Charis SIL Regular"/>
-          <w:b w:val="0"/>
-          <w:i w:val="0"/>
-          <w:color w:val="0000FF"/>
-          <w:sz w:val="24"/>
-          <w:u w:val="single"/>
-        </w:rPr>
-        <w:hyperlink r:id="rId13" w:history="1">
-          <w:r>
-            <w:rPr>
-              <w:rStyle w:val="Hyperlink"/>
-            </w:rPr>
-            <w:t>e</w:t>
-          </w:r>
-        </w:hyperlink>
-      </w:r>
-      <w:r>
-        <w:rPr>
-          <w:rFonts w:ascii="Charis SIL Regular" w:hAnsi="Charis SIL Regular" w:eastAsia="Charis SIL Regular"/>
-          <w:b w:val="0"/>
-          <w:i w:val="0"/>
-          <w:color w:val="0000FF"/>
-          <w:sz w:val="24"/>
-          <w:u w:val="single"/>
-        </w:rPr>
         <w:t xml:space="preserve"> </w:t>
       </w:r>
       <w:r>
@@ -3049,7 +3081,7 @@
           <w:sz w:val="24"/>
           <w:u w:val="single"/>
         </w:rPr>
-        <w:hyperlink r:id="rId15" w:history="1">
+        <w:hyperlink r:id="rId20" w:history="1">
           <w:r>
             <w:rPr>
               <w:rStyle w:val="Hyperlink"/>

--- a/EXPORTS/DOCX/published/niveau2/Dutch/Museum.docx
+++ b/EXPORTS/DOCX/published/niveau2/Dutch/Museum.docx
@@ -786,14 +786,7 @@
           <w:color w:val="0000FF"/>
           <w:sz w:val="24"/>
         </w:rPr>
-        <w:hyperlink r:id="rId12" w:history="1">
-          <w:r>
-            <w:rPr>
-              <w:rStyle w:val="Hyperlink"/>
-            </w:rPr>
-            <w:t>Vol</w:t>
-          </w:r>
-        </w:hyperlink>
+        <w:t>Vol</w:t>
       </w:r>
       <w:r>
         <w:rPr>
@@ -804,7 +797,7 @@
           <w:sz w:val="24"/>
           <w:u w:val="single"/>
         </w:rPr>
-        <w:hyperlink r:id="rId12" w:history="1">
+        <w:hyperlink r:id="rId11" w:history="1">
           <w:r>
             <w:rPr>
               <w:rStyle w:val="Hyperlink"/>
@@ -861,7 +854,50 @@
           <w:color w:val="000000"/>
           <w:sz w:val="24"/>
         </w:rPr>
-        <w:t>koloniseerde gebiede</w:t>
+        <w:hyperlink r:id="rId12" w:history="1">
+          <w:r>
+            <w:rPr>
+              <w:rStyle w:val="Hyperlink"/>
+            </w:rPr>
+            <w:t>kolonisee</w:t>
+          </w:r>
+        </w:hyperlink>
+      </w:r>
+      <w:r>
+        <w:rPr>
+          <w:u w:val="single" w:color="0000ff"/>
+          <w:rFonts w:ascii="Charis SIL Regular" w:hAnsi="Charis SIL Regular" w:eastAsia="Charis SIL Regular"/>
+          <w:b w:val="0"/>
+          <w:i w:val="0"/>
+          <w:color w:val="000000"/>
+          <w:sz w:val="24"/>
+        </w:rPr>
+        <w:hyperlink r:id="rId12" w:history="1">
+          <w:r>
+            <w:rPr>
+              <w:rStyle w:val="Hyperlink"/>
+            </w:rPr>
+            <w:t>rde g</w:t>
+          </w:r>
+        </w:hyperlink>
+      </w:r>
+      <w:r>
+        <w:rPr>
+          <w:u w:val="single" w:color="0000ff"/>
+          <w:rFonts w:ascii="Charis SIL Regular" w:hAnsi="Charis SIL Regular" w:eastAsia="Charis SIL Regular"/>
+          <w:b w:val="0"/>
+          <w:i w:val="0"/>
+          <w:color w:val="000000"/>
+          <w:sz w:val="24"/>
+        </w:rPr>
+        <w:hyperlink r:id="rId12" w:history="1">
+          <w:r>
+            <w:rPr>
+              <w:rStyle w:val="Hyperlink"/>
+            </w:rPr>
+            <w:t>ebiede</w:t>
+          </w:r>
+        </w:hyperlink>
       </w:r>
       <w:r>
         <w:rPr>
@@ -1432,9 +1468,15 @@
           <w:i w:val="0"/>
           <w:color w:val="0000FF"/>
           <w:sz w:val="24"/>
-          <w:u w:val="single"/>
         </w:rPr>
-        <w:t>c</w:t>
+        <w:hyperlink r:id="rId10" w:history="1">
+          <w:r>
+            <w:rPr>
+              <w:rStyle w:val="Hyperlink"/>
+            </w:rPr>
+            <w:t>c</w:t>
+          </w:r>
+        </w:hyperlink>
       </w:r>
       <w:r>
         <w:rPr>
@@ -1645,36 +1687,7 @@
           <w:color w:val="000000"/>
           <w:sz w:val="24"/>
         </w:rPr>
-        <w:t>collecties waren vaak een samenvoeging van volkenkundige, natu</w:t>
-      </w:r>
-      <w:r>
-        <w:rPr>
-          <w:u w:val="single" w:color="0000ff"/>
-          <w:rFonts w:ascii="Charis SIL Regular" w:hAnsi="Charis SIL Regular" w:eastAsia="Charis SIL Regular"/>
-          <w:b w:val="0"/>
-          <w:i w:val="0"/>
-          <w:color w:val="000000"/>
-          <w:sz w:val="24"/>
-        </w:rPr>
-        <w:t>u</w:t>
-      </w:r>
-      <w:r>
-        <w:rPr>
-          <w:u w:val="single" w:color="0000ff"/>
-          <w:rFonts w:ascii="Charis SIL Regular" w:hAnsi="Charis SIL Regular" w:eastAsia="Charis SIL Regular"/>
-          <w:b w:val="0"/>
-          <w:i w:val="0"/>
-          <w:color w:val="000000"/>
-          <w:sz w:val="24"/>
-        </w:rPr>
-        <w:hyperlink r:id="rId18" w:history="1">
-          <w:r>
-            <w:rPr>
-              <w:rStyle w:val="Hyperlink"/>
-            </w:rPr>
-            <w:t>rhistorische- e</w:t>
-          </w:r>
-        </w:hyperlink>
+        <w:t>collecties waren vaak een samenvoeging van volkenkundige, natuurhistorische- e</w:t>
       </w:r>
       <w:r>
         <w:rPr>
@@ -2098,7 +2111,7 @@
           <w:sz w:val="24"/>
           <w:u w:val="single"/>
         </w:rPr>
-        <w:hyperlink r:id="rId14" w:history="1">
+        <w:hyperlink r:id="rId19" w:history="1">
           <w:r>
             <w:rPr>
               <w:rStyle w:val="Hyperlink"/>
@@ -2127,7 +2140,7 @@
           <w:sz w:val="24"/>
           <w:u w:val="single"/>
         </w:rPr>
-        <w:hyperlink r:id="rId14" w:history="1">
+        <w:hyperlink r:id="rId19" w:history="1">
           <w:r>
             <w:rPr>
               <w:rStyle w:val="Hyperlink"/>
@@ -2145,7 +2158,7 @@
           <w:sz w:val="24"/>
           <w:u w:val="single"/>
         </w:rPr>
-        <w:hyperlink r:id="rId14" w:history="1">
+        <w:hyperlink r:id="rId19" w:history="1">
           <w:r>
             <w:rPr>
               <w:rStyle w:val="Hyperlink"/>
@@ -2205,7 +2218,7 @@
           <w:sz w:val="24"/>
           <w:u w:val="single"/>
         </w:rPr>
-        <w:hyperlink r:id="rId19" w:history="1">
+        <w:hyperlink r:id="rId13" w:history="1">
           <w:r>
             <w:rPr>
               <w:rStyle w:val="Hyperlink"/>
@@ -2223,7 +2236,7 @@
           <w:sz w:val="24"/>
           <w:u w:val="single"/>
         </w:rPr>
-        <w:hyperlink r:id="rId19" w:history="1">
+        <w:hyperlink r:id="rId13" w:history="1">
           <w:r>
             <w:rPr>
               <w:rStyle w:val="Hyperlink"/>
@@ -2241,7 +2254,7 @@
           <w:sz w:val="24"/>
           <w:u w:val="single"/>
         </w:rPr>
-        <w:hyperlink r:id="rId19" w:history="1">
+        <w:hyperlink r:id="rId13" w:history="1">
           <w:r>
             <w:rPr>
               <w:rStyle w:val="Hyperlink"/>
@@ -2270,7 +2283,7 @@
           <w:sz w:val="24"/>
           <w:u w:val="single"/>
         </w:rPr>
-        <w:hyperlink r:id="rId19" w:history="1">
+        <w:hyperlink r:id="rId13" w:history="1">
           <w:r>
             <w:rPr>
               <w:rStyle w:val="Hyperlink"/>
@@ -2299,48 +2312,12 @@
           <w:sz w:val="24"/>
           <w:u w:val="single"/>
         </w:rPr>
-        <w:hyperlink r:id="rId19" w:history="1">
+        <w:hyperlink r:id="rId13" w:history="1">
           <w:r>
             <w:rPr>
               <w:rStyle w:val="Hyperlink"/>
             </w:rPr>
-            <w:t>ma</w:t>
-          </w:r>
-        </w:hyperlink>
-      </w:r>
-      <w:r>
-        <w:rPr>
-          <w:rFonts w:ascii="Charis SIL Regular" w:hAnsi="Charis SIL Regular" w:eastAsia="Charis SIL Regular"/>
-          <w:b w:val="0"/>
-          <w:i w:val="0"/>
-          <w:color w:val="0000FF"/>
-          <w:sz w:val="24"/>
-          <w:u w:val="single"/>
-        </w:rPr>
-        <w:hyperlink r:id="rId19" w:history="1">
-          <w:r>
-            <w:rPr>
-              <w:rStyle w:val="Hyperlink"/>
-            </w:rPr>
-            <w:t>rineperso</w:t>
-          </w:r>
-        </w:hyperlink>
-      </w:r>
-      <w:r>
-        <w:rPr>
-          <w:rFonts w:ascii="Charis SIL Regular" w:hAnsi="Charis SIL Regular" w:eastAsia="Charis SIL Regular"/>
-          <w:b w:val="0"/>
-          <w:i w:val="0"/>
-          <w:color w:val="0000FF"/>
-          <w:sz w:val="24"/>
-          <w:u w:val="single"/>
-        </w:rPr>
-        <w:hyperlink r:id="rId19" w:history="1">
-          <w:r>
-            <w:rPr>
-              <w:rStyle w:val="Hyperlink"/>
-            </w:rPr>
-            <w:t>nee</w:t>
+            <w:t>marinepersonee</w:t>
           </w:r>
         </w:hyperlink>
       </w:r>
@@ -2382,7 +2359,7 @@
           <w:sz w:val="24"/>
           <w:u w:val="single"/>
         </w:rPr>
-        <w:hyperlink r:id="rId13" w:history="1">
+        <w:hyperlink r:id="rId19" w:history="1">
           <w:r>
             <w:rPr>
               <w:rStyle w:val="Hyperlink"/>
@@ -2401,6 +2378,89 @@
           <w:u w:val="single"/>
         </w:rPr>
         <w:t xml:space="preserve"> </w:t>
+      </w:r>
+      <w:r>
+        <w:rPr>
+          <w:rFonts w:ascii="Charis SIL Regular" w:hAnsi="Charis SIL Regular" w:eastAsia="Charis SIL Regular"/>
+          <w:b w:val="0"/>
+          <w:i w:val="0"/>
+          <w:color w:val="0000FF"/>
+          <w:sz w:val="24"/>
+          <w:u w:val="single"/>
+        </w:rPr>
+        <w:hyperlink r:id="rId19" w:history="1">
+          <w:r>
+            <w:rPr>
+              <w:rStyle w:val="Hyperlink"/>
+            </w:rPr>
+            <w:t>gekolonis</w:t>
+          </w:r>
+        </w:hyperlink>
+      </w:r>
+      <w:r>
+        <w:rPr>
+          <w:rFonts w:ascii="Charis SIL Regular" w:hAnsi="Charis SIL Regular" w:eastAsia="Charis SIL Regular"/>
+          <w:b w:val="0"/>
+          <w:i w:val="0"/>
+          <w:color w:val="0000FF"/>
+          <w:sz w:val="24"/>
+          <w:u w:val="single"/>
+        </w:rPr>
+        <w:hyperlink r:id="rId19" w:history="1">
+          <w:r>
+            <w:rPr>
+              <w:rStyle w:val="Hyperlink"/>
+            </w:rPr>
+            <w:t>e</w:t>
+          </w:r>
+        </w:hyperlink>
+      </w:r>
+      <w:r>
+        <w:rPr>
+          <w:rFonts w:ascii="Charis SIL Regular" w:hAnsi="Charis SIL Regular" w:eastAsia="Charis SIL Regular"/>
+          <w:b w:val="0"/>
+          <w:i w:val="0"/>
+          <w:color w:val="0000FF"/>
+          <w:sz w:val="24"/>
+          <w:u w:val="single"/>
+        </w:rPr>
+        <w:hyperlink r:id="rId19" w:history="1">
+          <w:r>
+            <w:rPr>
+              <w:rStyle w:val="Hyperlink"/>
+            </w:rPr>
+            <w:t>erde</w:t>
+          </w:r>
+        </w:hyperlink>
+      </w:r>
+      <w:r>
+        <w:rPr>
+          <w:rFonts w:ascii="Charis SIL Regular" w:hAnsi="Charis SIL Regular" w:eastAsia="Charis SIL Regular"/>
+          <w:b w:val="0"/>
+          <w:i w:val="0"/>
+          <w:color w:val="0000FF"/>
+          <w:sz w:val="24"/>
+          <w:u w:val="single"/>
+        </w:rPr>
+        <w:t xml:space="preserve"> </w:t>
+      </w:r>
+      <w:r>
+        <w:rPr>
+          <w:rFonts w:ascii="Charis SIL Regular" w:hAnsi="Charis SIL Regular" w:eastAsia="Charis SIL Regular"/>
+          <w:b w:val="0"/>
+          <w:i w:val="0"/>
+          <w:color w:val="0000FF"/>
+          <w:sz w:val="24"/>
+          <w:u w:val="single"/>
+        </w:rPr>
+        <w:hyperlink r:id="rId19" w:history="1">
+          <w:r>
+            <w:rPr>
+              <w:rStyle w:val="Hyperlink"/>
+            </w:rPr>
+            <w:t>ge</w:t>
+          </w:r>
+        </w:hyperlink>
       </w:r>
       <w:r>
         <w:rPr>
@@ -2416,7 +2476,118 @@
             <w:rPr>
               <w:rStyle w:val="Hyperlink"/>
             </w:rPr>
-            <w:t>gekolonis</w:t>
+            <w:t>bieden</w:t>
+          </w:r>
+        </w:hyperlink>
+      </w:r>
+      <w:r>
+        <w:rPr>
+          <w:rFonts w:ascii="Charis SIL Regular" w:hAnsi="Charis SIL Regular" w:eastAsia="Charis SIL Regular"/>
+          <w:b w:val="0"/>
+          <w:i w:val="0"/>
+          <w:color w:val="000000"/>
+          <w:sz w:val="24"/>
+        </w:rPr>
+        <w:t xml:space="preserve">•  </w:t>
+      </w:r>
+      <w:r>
+        <w:rPr>
+          <w:rFonts w:ascii="Charis SIL Regular" w:hAnsi="Charis SIL Regular" w:eastAsia="Charis SIL Regular"/>
+          <w:b w:val="0"/>
+          <w:i w:val="0"/>
+          <w:color w:val="0000FF"/>
+          <w:sz w:val="24"/>
+          <w:u w:val="single"/>
+        </w:rPr>
+        <w:hyperlink r:id="rId13" w:history="1">
+          <w:r>
+            <w:rPr>
+              <w:rStyle w:val="Hyperlink"/>
+            </w:rPr>
+            <w:t>Weten</w:t>
+          </w:r>
+        </w:hyperlink>
+      </w:r>
+      <w:r>
+        <w:rPr>
+          <w:rFonts w:ascii="Charis SIL Regular" w:hAnsi="Charis SIL Regular" w:eastAsia="Charis SIL Regular"/>
+          <w:b w:val="0"/>
+          <w:i w:val="0"/>
+          <w:color w:val="0000FF"/>
+          <w:sz w:val="24"/>
+          <w:u w:val="single"/>
+        </w:rPr>
+        <w:hyperlink r:id="rId13" w:history="1">
+          <w:r>
+            <w:rPr>
+              <w:rStyle w:val="Hyperlink"/>
+            </w:rPr>
+            <w:t>s</w:t>
+          </w:r>
+        </w:hyperlink>
+      </w:r>
+      <w:r>
+        <w:rPr>
+          <w:rFonts w:ascii="Charis SIL Regular" w:hAnsi="Charis SIL Regular" w:eastAsia="Charis SIL Regular"/>
+          <w:b w:val="0"/>
+          <w:i w:val="0"/>
+          <w:color w:val="0000FF"/>
+          <w:sz w:val="24"/>
+          <w:u w:val="single"/>
+        </w:rPr>
+        <w:hyperlink r:id="rId13" w:history="1">
+          <w:r>
+            <w:rPr>
+              <w:rStyle w:val="Hyperlink"/>
+            </w:rPr>
+            <w:t>ch</w:t>
+          </w:r>
+        </w:hyperlink>
+      </w:r>
+      <w:r>
+        <w:rPr>
+          <w:rFonts w:ascii="Charis SIL Regular" w:hAnsi="Charis SIL Regular" w:eastAsia="Charis SIL Regular"/>
+          <w:b w:val="0"/>
+          <w:i w:val="0"/>
+          <w:color w:val="0000FF"/>
+          <w:sz w:val="24"/>
+          <w:u w:val="single"/>
+        </w:rPr>
+        <w:hyperlink r:id="rId13" w:history="1">
+          <w:r>
+            <w:rPr>
+              <w:rStyle w:val="Hyperlink"/>
+            </w:rPr>
+            <w:t>appelijk</w:t>
+          </w:r>
+        </w:hyperlink>
+      </w:r>
+      <w:r>
+        <w:rPr>
+          <w:rFonts w:ascii="Charis SIL Regular" w:hAnsi="Charis SIL Regular" w:eastAsia="Charis SIL Regular"/>
+          <w:b w:val="0"/>
+          <w:i w:val="0"/>
+          <w:color w:val="0000FF"/>
+          <w:sz w:val="24"/>
+          <w:u w:val="single"/>
+        </w:rPr>
+        <w:t xml:space="preserve"> </w:t>
+      </w:r>
+      <w:r>
+        <w:rPr>
+          <w:rFonts w:ascii="Charis SIL Regular" w:hAnsi="Charis SIL Regular" w:eastAsia="Charis SIL Regular"/>
+          <w:b w:val="0"/>
+          <w:i w:val="0"/>
+          <w:color w:val="0000FF"/>
+          <w:sz w:val="24"/>
+          <w:u w:val="single"/>
+        </w:rPr>
+        <w:hyperlink r:id="rId13" w:history="1">
+          <w:r>
+            <w:rPr>
+              <w:rStyle w:val="Hyperlink"/>
+            </w:rPr>
+            <w:t>onderzo</w:t>
           </w:r>
         </w:hyperlink>
       </w:r>
@@ -2452,200 +2623,6 @@
             <w:rPr>
               <w:rStyle w:val="Hyperlink"/>
             </w:rPr>
-            <w:t>erde</w:t>
-          </w:r>
-        </w:hyperlink>
-      </w:r>
-      <w:r>
-        <w:rPr>
-          <w:rFonts w:ascii="Charis SIL Regular" w:hAnsi="Charis SIL Regular" w:eastAsia="Charis SIL Regular"/>
-          <w:b w:val="0"/>
-          <w:i w:val="0"/>
-          <w:color w:val="0000FF"/>
-          <w:sz w:val="24"/>
-          <w:u w:val="single"/>
-        </w:rPr>
-        <w:t xml:space="preserve"> </w:t>
-      </w:r>
-      <w:r>
-        <w:rPr>
-          <w:rFonts w:ascii="Charis SIL Regular" w:hAnsi="Charis SIL Regular" w:eastAsia="Charis SIL Regular"/>
-          <w:b w:val="0"/>
-          <w:i w:val="0"/>
-          <w:color w:val="0000FF"/>
-          <w:sz w:val="24"/>
-          <w:u w:val="single"/>
-        </w:rPr>
-        <w:hyperlink r:id="rId13" w:history="1">
-          <w:r>
-            <w:rPr>
-              <w:rStyle w:val="Hyperlink"/>
-            </w:rPr>
-            <w:t>ge</w:t>
-          </w:r>
-        </w:hyperlink>
-      </w:r>
-      <w:r>
-        <w:rPr>
-          <w:rFonts w:ascii="Charis SIL Regular" w:hAnsi="Charis SIL Regular" w:eastAsia="Charis SIL Regular"/>
-          <w:b w:val="0"/>
-          <w:i w:val="0"/>
-          <w:color w:val="0000FF"/>
-          <w:sz w:val="24"/>
-          <w:u w:val="single"/>
-        </w:rPr>
-        <w:hyperlink r:id="rId13" w:history="1">
-          <w:r>
-            <w:rPr>
-              <w:rStyle w:val="Hyperlink"/>
-            </w:rPr>
-            <w:t>bieden</w:t>
-          </w:r>
-        </w:hyperlink>
-      </w:r>
-      <w:r>
-        <w:rPr>
-          <w:rFonts w:ascii="Charis SIL Regular" w:hAnsi="Charis SIL Regular" w:eastAsia="Charis SIL Regular"/>
-          <w:b w:val="0"/>
-          <w:i w:val="0"/>
-          <w:color w:val="000000"/>
-          <w:sz w:val="24"/>
-        </w:rPr>
-        <w:t xml:space="preserve">•  </w:t>
-      </w:r>
-      <w:r>
-        <w:rPr>
-          <w:rFonts w:ascii="Charis SIL Regular" w:hAnsi="Charis SIL Regular" w:eastAsia="Charis SIL Regular"/>
-          <w:b w:val="0"/>
-          <w:i w:val="0"/>
-          <w:color w:val="0000FF"/>
-          <w:sz w:val="24"/>
-          <w:u w:val="single"/>
-        </w:rPr>
-        <w:hyperlink r:id="rId20" w:history="1">
-          <w:r>
-            <w:rPr>
-              <w:rStyle w:val="Hyperlink"/>
-            </w:rPr>
-            <w:t>Weten</w:t>
-          </w:r>
-        </w:hyperlink>
-      </w:r>
-      <w:r>
-        <w:rPr>
-          <w:rFonts w:ascii="Charis SIL Regular" w:hAnsi="Charis SIL Regular" w:eastAsia="Charis SIL Regular"/>
-          <w:b w:val="0"/>
-          <w:i w:val="0"/>
-          <w:color w:val="0000FF"/>
-          <w:sz w:val="24"/>
-          <w:u w:val="single"/>
-        </w:rPr>
-        <w:hyperlink r:id="rId20" w:history="1">
-          <w:r>
-            <w:rPr>
-              <w:rStyle w:val="Hyperlink"/>
-            </w:rPr>
-            <w:t>s</w:t>
-          </w:r>
-        </w:hyperlink>
-      </w:r>
-      <w:r>
-        <w:rPr>
-          <w:rFonts w:ascii="Charis SIL Regular" w:hAnsi="Charis SIL Regular" w:eastAsia="Charis SIL Regular"/>
-          <w:b w:val="0"/>
-          <w:i w:val="0"/>
-          <w:color w:val="0000FF"/>
-          <w:sz w:val="24"/>
-          <w:u w:val="single"/>
-        </w:rPr>
-        <w:hyperlink r:id="rId20" w:history="1">
-          <w:r>
-            <w:rPr>
-              <w:rStyle w:val="Hyperlink"/>
-            </w:rPr>
-            <w:t>ch</w:t>
-          </w:r>
-        </w:hyperlink>
-      </w:r>
-      <w:r>
-        <w:rPr>
-          <w:rFonts w:ascii="Charis SIL Regular" w:hAnsi="Charis SIL Regular" w:eastAsia="Charis SIL Regular"/>
-          <w:b w:val="0"/>
-          <w:i w:val="0"/>
-          <w:color w:val="0000FF"/>
-          <w:sz w:val="24"/>
-          <w:u w:val="single"/>
-        </w:rPr>
-        <w:hyperlink r:id="rId20" w:history="1">
-          <w:r>
-            <w:rPr>
-              <w:rStyle w:val="Hyperlink"/>
-            </w:rPr>
-            <w:t>appelijk</w:t>
-          </w:r>
-        </w:hyperlink>
-      </w:r>
-      <w:r>
-        <w:rPr>
-          <w:rFonts w:ascii="Charis SIL Regular" w:hAnsi="Charis SIL Regular" w:eastAsia="Charis SIL Regular"/>
-          <w:b w:val="0"/>
-          <w:i w:val="0"/>
-          <w:color w:val="0000FF"/>
-          <w:sz w:val="24"/>
-          <w:u w:val="single"/>
-        </w:rPr>
-        <w:t xml:space="preserve"> </w:t>
-      </w:r>
-      <w:r>
-        <w:rPr>
-          <w:rFonts w:ascii="Charis SIL Regular" w:hAnsi="Charis SIL Regular" w:eastAsia="Charis SIL Regular"/>
-          <w:b w:val="0"/>
-          <w:i w:val="0"/>
-          <w:color w:val="0000FF"/>
-          <w:sz w:val="24"/>
-          <w:u w:val="single"/>
-        </w:rPr>
-        <w:hyperlink r:id="rId20" w:history="1">
-          <w:r>
-            <w:rPr>
-              <w:rStyle w:val="Hyperlink"/>
-            </w:rPr>
-            <w:t>onderzo</w:t>
-          </w:r>
-        </w:hyperlink>
-      </w:r>
-      <w:r>
-        <w:rPr>
-          <w:rFonts w:ascii="Charis SIL Regular" w:hAnsi="Charis SIL Regular" w:eastAsia="Charis SIL Regular"/>
-          <w:b w:val="0"/>
-          <w:i w:val="0"/>
-          <w:color w:val="0000FF"/>
-          <w:sz w:val="24"/>
-          <w:u w:val="single"/>
-        </w:rPr>
-        <w:hyperlink r:id="rId20" w:history="1">
-          <w:r>
-            <w:rPr>
-              <w:rStyle w:val="Hyperlink"/>
-            </w:rPr>
-            <w:t>e</w:t>
-          </w:r>
-        </w:hyperlink>
-      </w:r>
-      <w:r>
-        <w:rPr>
-          <w:rFonts w:ascii="Charis SIL Regular" w:hAnsi="Charis SIL Regular" w:eastAsia="Charis SIL Regular"/>
-          <w:b w:val="0"/>
-          <w:i w:val="0"/>
-          <w:color w:val="0000FF"/>
-          <w:sz w:val="24"/>
-          <w:u w:val="single"/>
-        </w:rPr>
-        <w:hyperlink r:id="rId13" w:history="1">
-          <w:r>
-            <w:rPr>
-              <w:rStyle w:val="Hyperlink"/>
-            </w:rPr>
             <w:t>k</w:t>
           </w:r>
         </w:hyperlink>
@@ -2920,9 +2897,8 @@
           <w:i w:val="0"/>
           <w:color w:val="0000FF"/>
           <w:sz w:val="24"/>
-          <w:u w:val="single"/>
         </w:rPr>
-        <w:hyperlink r:id="rId20" w:history="1">
+        <w:hyperlink r:id="rId15" w:history="1">
           <w:r>
             <w:rPr>
               <w:rStyle w:val="Hyperlink"/>
@@ -2940,7 +2916,7 @@
           <w:sz w:val="24"/>
           <w:u w:val="single"/>
         </w:rPr>
-        <w:hyperlink r:id="rId20" w:history="1">
+        <w:hyperlink r:id="rId15" w:history="1">
           <w:r>
             <w:rPr>
               <w:rStyle w:val="Hyperlink"/>

--- a/EXPORTS/DOCX/published/niveau2/Dutch/Museum.docx
+++ b/EXPORTS/DOCX/published/niveau2/Dutch/Museum.docx
@@ -393,7 +393,6 @@
       </w:r>
       <w:r>
         <w:rPr>
-          <w:u w:val="single" w:color="0000ff"/>
           <w:rFonts w:ascii="Charis SIL Regular" w:hAnsi="Charis SIL Regular" w:eastAsia="Charis SIL Regular"/>
           <w:b w:val="0"/>
           <w:i w:val="0"/>
@@ -785,8 +784,16 @@
           <w:i w:val="0"/>
           <w:color w:val="0000FF"/>
           <w:sz w:val="24"/>
+          <w:u w:val="single"/>
         </w:rPr>
-        <w:t>Vol</w:t>
+        <w:hyperlink r:id="rId12" w:history="1">
+          <w:r>
+            <w:rPr>
+              <w:rStyle w:val="Hyperlink"/>
+            </w:rPr>
+            <w:t>Vol</w:t>
+          </w:r>
+        </w:hyperlink>
       </w:r>
       <w:r>
         <w:rPr>
@@ -797,7 +804,7 @@
           <w:sz w:val="24"/>
           <w:u w:val="single"/>
         </w:rPr>
-        <w:hyperlink r:id="rId11" w:history="1">
+        <w:hyperlink r:id="rId12" w:history="1">
           <w:r>
             <w:rPr>
               <w:rStyle w:val="Hyperlink"/>
@@ -1687,7 +1694,36 @@
           <w:color w:val="000000"/>
           <w:sz w:val="24"/>
         </w:rPr>
-        <w:t>collecties waren vaak een samenvoeging van volkenkundige, natuurhistorische- e</w:t>
+        <w:t>collecties waren vaak een samenvoeging van volkenkundige, natu</w:t>
+      </w:r>
+      <w:r>
+        <w:rPr>
+          <w:u w:val="single" w:color="0000ff"/>
+          <w:rFonts w:ascii="Charis SIL Regular" w:hAnsi="Charis SIL Regular" w:eastAsia="Charis SIL Regular"/>
+          <w:b w:val="0"/>
+          <w:i w:val="0"/>
+          <w:color w:val="000000"/>
+          <w:sz w:val="24"/>
+        </w:rPr>
+        <w:t>u</w:t>
+      </w:r>
+      <w:r>
+        <w:rPr>
+          <w:u w:val="single" w:color="0000ff"/>
+          <w:rFonts w:ascii="Charis SIL Regular" w:hAnsi="Charis SIL Regular" w:eastAsia="Charis SIL Regular"/>
+          <w:b w:val="0"/>
+          <w:i w:val="0"/>
+          <w:color w:val="000000"/>
+          <w:sz w:val="24"/>
+        </w:rPr>
+        <w:hyperlink r:id="rId18" w:history="1">
+          <w:r>
+            <w:rPr>
+              <w:rStyle w:val="Hyperlink"/>
+            </w:rPr>
+            <w:t>rhistorische- e</w:t>
+          </w:r>
+        </w:hyperlink>
       </w:r>
       <w:r>
         <w:rPr>
@@ -2111,7 +2147,7 @@
           <w:sz w:val="24"/>
           <w:u w:val="single"/>
         </w:rPr>
-        <w:hyperlink r:id="rId19" w:history="1">
+        <w:hyperlink r:id="rId14" w:history="1">
           <w:r>
             <w:rPr>
               <w:rStyle w:val="Hyperlink"/>
@@ -2140,7 +2176,7 @@
           <w:sz w:val="24"/>
           <w:u w:val="single"/>
         </w:rPr>
-        <w:hyperlink r:id="rId19" w:history="1">
+        <w:hyperlink r:id="rId14" w:history="1">
           <w:r>
             <w:rPr>
               <w:rStyle w:val="Hyperlink"/>
@@ -2158,7 +2194,7 @@
           <w:sz w:val="24"/>
           <w:u w:val="single"/>
         </w:rPr>
-        <w:hyperlink r:id="rId19" w:history="1">
+        <w:hyperlink r:id="rId14" w:history="1">
           <w:r>
             <w:rPr>
               <w:rStyle w:val="Hyperlink"/>
@@ -2218,166 +2254,7 @@
           <w:sz w:val="24"/>
           <w:u w:val="single"/>
         </w:rPr>
-        <w:hyperlink r:id="rId13" w:history="1">
-          <w:r>
-            <w:rPr>
-              <w:rStyle w:val="Hyperlink"/>
-            </w:rPr>
-            <w:t>Le</w:t>
-          </w:r>
-        </w:hyperlink>
-      </w:r>
-      <w:r>
-        <w:rPr>
-          <w:rFonts w:ascii="Charis SIL Regular" w:hAnsi="Charis SIL Regular" w:eastAsia="Charis SIL Regular"/>
-          <w:b w:val="0"/>
-          <w:i w:val="0"/>
-          <w:color w:val="0000FF"/>
-          <w:sz w:val="24"/>
-          <w:u w:val="single"/>
-        </w:rPr>
-        <w:hyperlink r:id="rId13" w:history="1">
-          <w:r>
-            <w:rPr>
-              <w:rStyle w:val="Hyperlink"/>
-            </w:rPr>
-            <w:t>g</w:t>
-          </w:r>
-        </w:hyperlink>
-      </w:r>
-      <w:r>
-        <w:rPr>
-          <w:rFonts w:ascii="Charis SIL Regular" w:hAnsi="Charis SIL Regular" w:eastAsia="Charis SIL Regular"/>
-          <w:b w:val="0"/>
-          <w:i w:val="0"/>
-          <w:color w:val="0000FF"/>
-          <w:sz w:val="24"/>
-          <w:u w:val="single"/>
-        </w:rPr>
-        <w:hyperlink r:id="rId13" w:history="1">
-          <w:r>
-            <w:rPr>
-              <w:rStyle w:val="Hyperlink"/>
-            </w:rPr>
-            <w:t>er-</w:t>
-          </w:r>
-        </w:hyperlink>
-      </w:r>
-      <w:r>
-        <w:rPr>
-          <w:rFonts w:ascii="Charis SIL Regular" w:hAnsi="Charis SIL Regular" w:eastAsia="Charis SIL Regular"/>
-          <w:b w:val="0"/>
-          <w:i w:val="0"/>
-          <w:color w:val="0000FF"/>
-          <w:sz w:val="24"/>
-          <w:u w:val="single"/>
-        </w:rPr>
-        <w:t xml:space="preserve"> </w:t>
-      </w:r>
-      <w:r>
-        <w:rPr>
-          <w:rFonts w:ascii="Charis SIL Regular" w:hAnsi="Charis SIL Regular" w:eastAsia="Charis SIL Regular"/>
-          <w:b w:val="0"/>
-          <w:i w:val="0"/>
-          <w:color w:val="0000FF"/>
-          <w:sz w:val="24"/>
-          <w:u w:val="single"/>
-        </w:rPr>
-        <w:hyperlink r:id="rId13" w:history="1">
-          <w:r>
-            <w:rPr>
-              <w:rStyle w:val="Hyperlink"/>
-            </w:rPr>
-            <w:t>en</w:t>
-          </w:r>
-        </w:hyperlink>
-      </w:r>
-      <w:r>
-        <w:rPr>
-          <w:rFonts w:ascii="Charis SIL Regular" w:hAnsi="Charis SIL Regular" w:eastAsia="Charis SIL Regular"/>
-          <w:b w:val="0"/>
-          <w:i w:val="0"/>
-          <w:color w:val="0000FF"/>
-          <w:sz w:val="24"/>
-          <w:u w:val="single"/>
-        </w:rPr>
-        <w:t xml:space="preserve"> </w:t>
-      </w:r>
-      <w:r>
-        <w:rPr>
-          <w:rFonts w:ascii="Charis SIL Regular" w:hAnsi="Charis SIL Regular" w:eastAsia="Charis SIL Regular"/>
-          <w:b w:val="0"/>
-          <w:i w:val="0"/>
-          <w:color w:val="0000FF"/>
-          <w:sz w:val="24"/>
-          <w:u w:val="single"/>
-        </w:rPr>
-        <w:hyperlink r:id="rId13" w:history="1">
-          <w:r>
-            <w:rPr>
-              <w:rStyle w:val="Hyperlink"/>
-            </w:rPr>
-            <w:t>marinepersonee</w:t>
-          </w:r>
-        </w:hyperlink>
-      </w:r>
-      <w:r>
-        <w:rPr>
-          <w:rFonts w:ascii="Charis SIL Regular" w:hAnsi="Charis SIL Regular" w:eastAsia="Charis SIL Regular"/>
-          <w:b w:val="0"/>
-          <w:i w:val="0"/>
-          <w:color w:val="0000FF"/>
-          <w:sz w:val="24"/>
-          <w:u w:val="single"/>
-        </w:rPr>
-        <w:hyperlink r:id="rId19" w:history="1">
-          <w:r>
-            <w:rPr>
-              <w:rStyle w:val="Hyperlink"/>
-            </w:rPr>
-            <w:t>l</w:t>
-          </w:r>
-        </w:hyperlink>
-      </w:r>
-      <w:r>
-        <w:rPr>
-          <w:rFonts w:ascii="Charis SIL Regular" w:hAnsi="Charis SIL Regular" w:eastAsia="Charis SIL Regular"/>
-          <w:b w:val="0"/>
-          <w:i w:val="0"/>
-          <w:color w:val="0000FF"/>
-          <w:sz w:val="24"/>
-          <w:u w:val="single"/>
-        </w:rPr>
-        <w:t xml:space="preserve"> </w:t>
-      </w:r>
-      <w:r>
-        <w:rPr>
-          <w:rFonts w:ascii="Charis SIL Regular" w:hAnsi="Charis SIL Regular" w:eastAsia="Charis SIL Regular"/>
-          <w:b w:val="0"/>
-          <w:i w:val="0"/>
-          <w:color w:val="0000FF"/>
-          <w:sz w:val="24"/>
-          <w:u w:val="single"/>
-        </w:rPr>
-        <w:hyperlink r:id="rId19" w:history="1">
-          <w:r>
-            <w:rPr>
-              <w:rStyle w:val="Hyperlink"/>
-            </w:rPr>
-            <w:t>in</w:t>
-          </w:r>
-        </w:hyperlink>
-      </w:r>
-      <w:r>
-        <w:rPr>
-          <w:rFonts w:ascii="Charis SIL Regular" w:hAnsi="Charis SIL Regular" w:eastAsia="Charis SIL Regular"/>
-          <w:b w:val="0"/>
-          <w:i w:val="0"/>
-          <w:color w:val="0000FF"/>
-          <w:sz w:val="24"/>
-          <w:u w:val="single"/>
-        </w:rPr>
-        <w:t xml:space="preserve"> </w:t>
+        <w:t xml:space="preserve">Leger- en marinepersoneel in </w:t>
       </w:r>
       <w:r>
         <w:rPr>
@@ -2897,13 +2774,61 @@
           <w:i w:val="0"/>
           <w:color w:val="0000FF"/>
           <w:sz w:val="24"/>
+          <w:u w:val="single"/>
+        </w:rPr>
+        <w:hyperlink r:id="rId20" w:history="1">
+          <w:r>
+            <w:rPr>
+              <w:rStyle w:val="Hyperlink"/>
+            </w:rPr>
+            <w:t>ssionarisse</w:t>
+          </w:r>
+        </w:hyperlink>
+      </w:r>
+      <w:r>
+        <w:rPr>
+          <w:rFonts w:ascii="Charis SIL Regular" w:hAnsi="Charis SIL Regular" w:eastAsia="Charis SIL Regular"/>
+          <w:b w:val="0"/>
+          <w:i w:val="0"/>
+          <w:color w:val="0000FF"/>
+          <w:sz w:val="24"/>
+          <w:u w:val="single"/>
+        </w:rPr>
+        <w:hyperlink r:id="rId20" w:history="1">
+          <w:r>
+            <w:rPr>
+              <w:rStyle w:val="Hyperlink"/>
+            </w:rPr>
+            <w:t>n</w:t>
+          </w:r>
+        </w:hyperlink>
+      </w:r>
+      <w:r>
+        <w:rPr>
+          <w:rFonts w:ascii="Charis SIL Regular" w:hAnsi="Charis SIL Regular" w:eastAsia="Charis SIL Regular"/>
+          <w:b w:val="0"/>
+          <w:i w:val="0"/>
+          <w:color w:val="0000FF"/>
+          <w:sz w:val="24"/>
+          <w:u w:val="single"/>
+        </w:rPr>
+        <w:t xml:space="preserve"> </w:t>
+      </w:r>
+      <w:r>
+        <w:rPr>
+          <w:rFonts w:ascii="Charis SIL Regular" w:hAnsi="Charis SIL Regular" w:eastAsia="Charis SIL Regular"/>
+          <w:b w:val="0"/>
+          <w:i w:val="0"/>
+          <w:color w:val="0000FF"/>
+          <w:sz w:val="24"/>
+          <w:u w:val="single"/>
         </w:rPr>
         <w:hyperlink r:id="rId15" w:history="1">
           <w:r>
             <w:rPr>
               <w:rStyle w:val="Hyperlink"/>
             </w:rPr>
-            <w:t>ssionarisse</w:t>
+            <w:t>i</w:t>
           </w:r>
         </w:hyperlink>
       </w:r>
@@ -2950,53 +2875,6 @@
             <w:rPr>
               <w:rStyle w:val="Hyperlink"/>
             </w:rPr>
-            <w:t>i</w:t>
-          </w:r>
-        </w:hyperlink>
-      </w:r>
-      <w:r>
-        <w:rPr>
-          <w:rFonts w:ascii="Charis SIL Regular" w:hAnsi="Charis SIL Regular" w:eastAsia="Charis SIL Regular"/>
-          <w:b w:val="0"/>
-          <w:i w:val="0"/>
-          <w:color w:val="0000FF"/>
-          <w:sz w:val="24"/>
-          <w:u w:val="single"/>
-        </w:rPr>
-        <w:hyperlink r:id="rId20" w:history="1">
-          <w:r>
-            <w:rPr>
-              <w:rStyle w:val="Hyperlink"/>
-            </w:rPr>
-            <w:t>n</w:t>
-          </w:r>
-        </w:hyperlink>
-      </w:r>
-      <w:r>
-        <w:rPr>
-          <w:rFonts w:ascii="Charis SIL Regular" w:hAnsi="Charis SIL Regular" w:eastAsia="Charis SIL Regular"/>
-          <w:b w:val="0"/>
-          <w:i w:val="0"/>
-          <w:color w:val="0000FF"/>
-          <w:sz w:val="24"/>
-          <w:u w:val="single"/>
-        </w:rPr>
-        <w:t xml:space="preserve"> </w:t>
-      </w:r>
-      <w:r>
-        <w:rPr>
-          <w:rFonts w:ascii="Charis SIL Regular" w:hAnsi="Charis SIL Regular" w:eastAsia="Charis SIL Regular"/>
-          <w:b w:val="0"/>
-          <w:i w:val="0"/>
-          <w:color w:val="0000FF"/>
-          <w:sz w:val="24"/>
-          <w:u w:val="single"/>
-        </w:rPr>
-        <w:hyperlink r:id="rId20" w:history="1">
-          <w:r>
-            <w:rPr>
-              <w:rStyle w:val="Hyperlink"/>
-            </w:rPr>
             <w:t>gekoloniseer</w:t>
           </w:r>
         </w:hyperlink>
@@ -3057,7 +2935,7 @@
           <w:sz w:val="24"/>
           <w:u w:val="single"/>
         </w:rPr>
-        <w:hyperlink r:id="rId20" w:history="1">
+        <w:hyperlink r:id="rId15" w:history="1">
           <w:r>
             <w:rPr>
               <w:rStyle w:val="Hyperlink"/>

--- a/EXPORTS/DOCX/published/niveau2/Dutch/Museum.docx
+++ b/EXPORTS/DOCX/published/niveau2/Dutch/Museum.docx
@@ -393,6 +393,7 @@
       </w:r>
       <w:r>
         <w:rPr>
+          <w:u w:val="single" w:color="0000ff"/>
           <w:rFonts w:ascii="Charis SIL Regular" w:hAnsi="Charis SIL Regular" w:eastAsia="Charis SIL Regular"/>
           <w:b w:val="0"/>
           <w:i w:val="0"/>
@@ -784,7 +785,6 @@
           <w:i w:val="0"/>
           <w:color w:val="0000FF"/>
           <w:sz w:val="24"/>
-          <w:u w:val="single"/>
         </w:rPr>
         <w:hyperlink r:id="rId12" w:history="1">
           <w:r>
@@ -1694,36 +1694,7 @@
           <w:color w:val="000000"/>
           <w:sz w:val="24"/>
         </w:rPr>
-        <w:t>collecties waren vaak een samenvoeging van volkenkundige, natu</w:t>
-      </w:r>
-      <w:r>
-        <w:rPr>
-          <w:u w:val="single" w:color="0000ff"/>
-          <w:rFonts w:ascii="Charis SIL Regular" w:hAnsi="Charis SIL Regular" w:eastAsia="Charis SIL Regular"/>
-          <w:b w:val="0"/>
-          <w:i w:val="0"/>
-          <w:color w:val="000000"/>
-          <w:sz w:val="24"/>
-        </w:rPr>
-        <w:t>u</w:t>
-      </w:r>
-      <w:r>
-        <w:rPr>
-          <w:u w:val="single" w:color="0000ff"/>
-          <w:rFonts w:ascii="Charis SIL Regular" w:hAnsi="Charis SIL Regular" w:eastAsia="Charis SIL Regular"/>
-          <w:b w:val="0"/>
-          <w:i w:val="0"/>
-          <w:color w:val="000000"/>
-          <w:sz w:val="24"/>
-        </w:rPr>
-        <w:hyperlink r:id="rId18" w:history="1">
-          <w:r>
-            <w:rPr>
-              <w:rStyle w:val="Hyperlink"/>
-            </w:rPr>
-            <w:t>rhistorische- e</w:t>
-          </w:r>
-        </w:hyperlink>
+        <w:t>collecties waren vaak een samenvoeging van volkenkundige, natuurhistorische- e</w:t>
       </w:r>
       <w:r>
         <w:rPr>
@@ -2024,7 +1995,7 @@
           <w:sz w:val="24"/>
           <w:u w:val="single"/>
         </w:rPr>
-        <w:hyperlink r:id="rId14" w:history="1">
+        <w:hyperlink r:id="rId19" w:history="1">
           <w:r>
             <w:rPr>
               <w:rStyle w:val="Hyperlink"/>
@@ -2053,7 +2024,7 @@
           <w:sz w:val="24"/>
           <w:u w:val="single"/>
         </w:rPr>
-        <w:hyperlink r:id="rId14" w:history="1">
+        <w:hyperlink r:id="rId19" w:history="1">
           <w:r>
             <w:rPr>
               <w:rStyle w:val="Hyperlink"/>
@@ -2071,7 +2042,7 @@
           <w:sz w:val="24"/>
           <w:u w:val="single"/>
         </w:rPr>
-        <w:hyperlink r:id="rId14" w:history="1">
+        <w:hyperlink r:id="rId19" w:history="1">
           <w:r>
             <w:rPr>
               <w:rStyle w:val="Hyperlink"/>
@@ -2089,7 +2060,7 @@
           <w:sz w:val="24"/>
           <w:u w:val="single"/>
         </w:rPr>
-        <w:hyperlink r:id="rId14" w:history="1">
+        <w:hyperlink r:id="rId19" w:history="1">
           <w:r>
             <w:rPr>
               <w:rStyle w:val="Hyperlink"/>
@@ -2118,7 +2089,7 @@
           <w:sz w:val="24"/>
           <w:u w:val="single"/>
         </w:rPr>
-        <w:hyperlink r:id="rId14" w:history="1">
+        <w:hyperlink r:id="rId19" w:history="1">
           <w:r>
             <w:rPr>
               <w:rStyle w:val="Hyperlink"/>
@@ -2147,7 +2118,7 @@
           <w:sz w:val="24"/>
           <w:u w:val="single"/>
         </w:rPr>
-        <w:hyperlink r:id="rId14" w:history="1">
+        <w:hyperlink r:id="rId19" w:history="1">
           <w:r>
             <w:rPr>
               <w:rStyle w:val="Hyperlink"/>
@@ -2176,7 +2147,7 @@
           <w:sz w:val="24"/>
           <w:u w:val="single"/>
         </w:rPr>
-        <w:hyperlink r:id="rId14" w:history="1">
+        <w:hyperlink r:id="rId19" w:history="1">
           <w:r>
             <w:rPr>
               <w:rStyle w:val="Hyperlink"/>
@@ -2194,7 +2165,7 @@
           <w:sz w:val="24"/>
           <w:u w:val="single"/>
         </w:rPr>
-        <w:hyperlink r:id="rId14" w:history="1">
+        <w:hyperlink r:id="rId19" w:history="1">
           <w:r>
             <w:rPr>
               <w:rStyle w:val="Hyperlink"/>
@@ -2254,7 +2225,14 @@
           <w:sz w:val="24"/>
           <w:u w:val="single"/>
         </w:rPr>
-        <w:t xml:space="preserve">Leger- en marinepersoneel in </w:t>
+        <w:hyperlink r:id="rId19" w:history="1">
+          <w:r>
+            <w:rPr>
+              <w:rStyle w:val="Hyperlink"/>
+            </w:rPr>
+            <w:t>Le</w:t>
+          </w:r>
+        </w:hyperlink>
       </w:r>
       <w:r>
         <w:rPr>
@@ -2270,7 +2248,7 @@
             <w:rPr>
               <w:rStyle w:val="Hyperlink"/>
             </w:rPr>
-            <w:t>gekolonis</w:t>
+            <w:t>g</w:t>
           </w:r>
         </w:hyperlink>
       </w:r>
@@ -2288,9 +2266,20 @@
             <w:rPr>
               <w:rStyle w:val="Hyperlink"/>
             </w:rPr>
-            <w:t>e</w:t>
+            <w:t>er-</w:t>
           </w:r>
         </w:hyperlink>
+      </w:r>
+      <w:r>
+        <w:rPr>
+          <w:rFonts w:ascii="Charis SIL Regular" w:hAnsi="Charis SIL Regular" w:eastAsia="Charis SIL Regular"/>
+          <w:b w:val="0"/>
+          <w:i w:val="0"/>
+          <w:color w:val="0000FF"/>
+          <w:sz w:val="24"/>
+          <w:u w:val="single"/>
+        </w:rPr>
+        <w:t xml:space="preserve"> </w:t>
       </w:r>
       <w:r>
         <w:rPr>
@@ -2306,7 +2295,7 @@
             <w:rPr>
               <w:rStyle w:val="Hyperlink"/>
             </w:rPr>
-            <w:t>erde</w:t>
+            <w:t>en</w:t>
           </w:r>
         </w:hyperlink>
       </w:r>
@@ -2330,7 +2319,184 @@
           <w:sz w:val="24"/>
           <w:u w:val="single"/>
         </w:rPr>
-        <w:hyperlink r:id="rId19" w:history="1">
+        <w:hyperlink r:id="rId13" w:history="1">
+          <w:r>
+            <w:rPr>
+              <w:rStyle w:val="Hyperlink"/>
+            </w:rPr>
+            <w:t>ma</w:t>
+          </w:r>
+        </w:hyperlink>
+      </w:r>
+      <w:r>
+        <w:rPr>
+          <w:rFonts w:ascii="Charis SIL Regular" w:hAnsi="Charis SIL Regular" w:eastAsia="Charis SIL Regular"/>
+          <w:b w:val="0"/>
+          <w:i w:val="0"/>
+          <w:color w:val="0000FF"/>
+          <w:sz w:val="24"/>
+          <w:u w:val="single"/>
+        </w:rPr>
+        <w:hyperlink r:id="rId13" w:history="1">
+          <w:r>
+            <w:rPr>
+              <w:rStyle w:val="Hyperlink"/>
+            </w:rPr>
+            <w:t>rineperso</w:t>
+          </w:r>
+        </w:hyperlink>
+      </w:r>
+      <w:r>
+        <w:rPr>
+          <w:rFonts w:ascii="Charis SIL Regular" w:hAnsi="Charis SIL Regular" w:eastAsia="Charis SIL Regular"/>
+          <w:b w:val="0"/>
+          <w:i w:val="0"/>
+          <w:color w:val="0000FF"/>
+          <w:sz w:val="24"/>
+          <w:u w:val="single"/>
+        </w:rPr>
+        <w:hyperlink r:id="rId13" w:history="1">
+          <w:r>
+            <w:rPr>
+              <w:rStyle w:val="Hyperlink"/>
+            </w:rPr>
+            <w:t>nee</w:t>
+          </w:r>
+        </w:hyperlink>
+      </w:r>
+      <w:r>
+        <w:rPr>
+          <w:rFonts w:ascii="Charis SIL Regular" w:hAnsi="Charis SIL Regular" w:eastAsia="Charis SIL Regular"/>
+          <w:b w:val="0"/>
+          <w:i w:val="0"/>
+          <w:color w:val="0000FF"/>
+          <w:sz w:val="24"/>
+          <w:u w:val="single"/>
+        </w:rPr>
+        <w:hyperlink r:id="rId13" w:history="1">
+          <w:r>
+            <w:rPr>
+              <w:rStyle w:val="Hyperlink"/>
+            </w:rPr>
+            <w:t>l</w:t>
+          </w:r>
+        </w:hyperlink>
+      </w:r>
+      <w:r>
+        <w:rPr>
+          <w:rFonts w:ascii="Charis SIL Regular" w:hAnsi="Charis SIL Regular" w:eastAsia="Charis SIL Regular"/>
+          <w:b w:val="0"/>
+          <w:i w:val="0"/>
+          <w:color w:val="0000FF"/>
+          <w:sz w:val="24"/>
+          <w:u w:val="single"/>
+        </w:rPr>
+        <w:t xml:space="preserve"> </w:t>
+      </w:r>
+      <w:r>
+        <w:rPr>
+          <w:rFonts w:ascii="Charis SIL Regular" w:hAnsi="Charis SIL Regular" w:eastAsia="Charis SIL Regular"/>
+          <w:b w:val="0"/>
+          <w:i w:val="0"/>
+          <w:color w:val="0000FF"/>
+          <w:sz w:val="24"/>
+          <w:u w:val="single"/>
+        </w:rPr>
+        <w:hyperlink r:id="rId13" w:history="1">
+          <w:r>
+            <w:rPr>
+              <w:rStyle w:val="Hyperlink"/>
+            </w:rPr>
+            <w:t>in</w:t>
+          </w:r>
+        </w:hyperlink>
+      </w:r>
+      <w:r>
+        <w:rPr>
+          <w:rFonts w:ascii="Charis SIL Regular" w:hAnsi="Charis SIL Regular" w:eastAsia="Charis SIL Regular"/>
+          <w:b w:val="0"/>
+          <w:i w:val="0"/>
+          <w:color w:val="0000FF"/>
+          <w:sz w:val="24"/>
+          <w:u w:val="single"/>
+        </w:rPr>
+        <w:t xml:space="preserve"> </w:t>
+      </w:r>
+      <w:r>
+        <w:rPr>
+          <w:rFonts w:ascii="Charis SIL Regular" w:hAnsi="Charis SIL Regular" w:eastAsia="Charis SIL Regular"/>
+          <w:b w:val="0"/>
+          <w:i w:val="0"/>
+          <w:color w:val="0000FF"/>
+          <w:sz w:val="24"/>
+          <w:u w:val="single"/>
+        </w:rPr>
+        <w:hyperlink r:id="rId13" w:history="1">
+          <w:r>
+            <w:rPr>
+              <w:rStyle w:val="Hyperlink"/>
+            </w:rPr>
+            <w:t>gekolonis</w:t>
+          </w:r>
+        </w:hyperlink>
+      </w:r>
+      <w:r>
+        <w:rPr>
+          <w:rFonts w:ascii="Charis SIL Regular" w:hAnsi="Charis SIL Regular" w:eastAsia="Charis SIL Regular"/>
+          <w:b w:val="0"/>
+          <w:i w:val="0"/>
+          <w:color w:val="0000FF"/>
+          <w:sz w:val="24"/>
+          <w:u w:val="single"/>
+        </w:rPr>
+        <w:hyperlink r:id="rId13" w:history="1">
+          <w:r>
+            <w:rPr>
+              <w:rStyle w:val="Hyperlink"/>
+            </w:rPr>
+            <w:t>e</w:t>
+          </w:r>
+        </w:hyperlink>
+      </w:r>
+      <w:r>
+        <w:rPr>
+          <w:rFonts w:ascii="Charis SIL Regular" w:hAnsi="Charis SIL Regular" w:eastAsia="Charis SIL Regular"/>
+          <w:b w:val="0"/>
+          <w:i w:val="0"/>
+          <w:color w:val="0000FF"/>
+          <w:sz w:val="24"/>
+          <w:u w:val="single"/>
+        </w:rPr>
+        <w:hyperlink r:id="rId13" w:history="1">
+          <w:r>
+            <w:rPr>
+              <w:rStyle w:val="Hyperlink"/>
+            </w:rPr>
+            <w:t>erde</w:t>
+          </w:r>
+        </w:hyperlink>
+      </w:r>
+      <w:r>
+        <w:rPr>
+          <w:rFonts w:ascii="Charis SIL Regular" w:hAnsi="Charis SIL Regular" w:eastAsia="Charis SIL Regular"/>
+          <w:b w:val="0"/>
+          <w:i w:val="0"/>
+          <w:color w:val="0000FF"/>
+          <w:sz w:val="24"/>
+          <w:u w:val="single"/>
+        </w:rPr>
+        <w:t xml:space="preserve"> </w:t>
+      </w:r>
+      <w:r>
+        <w:rPr>
+          <w:rFonts w:ascii="Charis SIL Regular" w:hAnsi="Charis SIL Regular" w:eastAsia="Charis SIL Regular"/>
+          <w:b w:val="0"/>
+          <w:i w:val="0"/>
+          <w:color w:val="0000FF"/>
+          <w:sz w:val="24"/>
+          <w:u w:val="single"/>
+        </w:rPr>
+        <w:hyperlink r:id="rId13" w:history="1">
           <w:r>
             <w:rPr>
               <w:rStyle w:val="Hyperlink"/>
@@ -2376,7 +2542,7 @@
           <w:sz w:val="24"/>
           <w:u w:val="single"/>
         </w:rPr>
-        <w:hyperlink r:id="rId13" w:history="1">
+        <w:hyperlink r:id="rId20" w:history="1">
           <w:r>
             <w:rPr>
               <w:rStyle w:val="Hyperlink"/>
@@ -2394,7 +2560,7 @@
           <w:sz w:val="24"/>
           <w:u w:val="single"/>
         </w:rPr>
-        <w:hyperlink r:id="rId13" w:history="1">
+        <w:hyperlink r:id="rId20" w:history="1">
           <w:r>
             <w:rPr>
               <w:rStyle w:val="Hyperlink"/>
@@ -2412,7 +2578,7 @@
           <w:sz w:val="24"/>
           <w:u w:val="single"/>
         </w:rPr>
-        <w:hyperlink r:id="rId13" w:history="1">
+        <w:hyperlink r:id="rId20" w:history="1">
           <w:r>
             <w:rPr>
               <w:rStyle w:val="Hyperlink"/>
@@ -2823,7 +2989,7 @@
           <w:sz w:val="24"/>
           <w:u w:val="single"/>
         </w:rPr>
-        <w:hyperlink r:id="rId15" w:history="1">
+        <w:hyperlink r:id="rId20" w:history="1">
           <w:r>
             <w:rPr>
               <w:rStyle w:val="Hyperlink"/>
@@ -2841,7 +3007,7 @@
           <w:sz w:val="24"/>
           <w:u w:val="single"/>
         </w:rPr>
-        <w:hyperlink r:id="rId15" w:history="1">
+        <w:hyperlink r:id="rId20" w:history="1">
           <w:r>
             <w:rPr>
               <w:rStyle w:val="Hyperlink"/>
@@ -2935,7 +3101,7 @@
           <w:sz w:val="24"/>
           <w:u w:val="single"/>
         </w:rPr>
-        <w:hyperlink r:id="rId15" w:history="1">
+        <w:hyperlink r:id="rId20" w:history="1">
           <w:r>
             <w:rPr>
               <w:rStyle w:val="Hyperlink"/>

--- a/EXPORTS/DOCX/published/niveau2/Dutch/Museum.docx
+++ b/EXPORTS/DOCX/published/niveau2/Dutch/Museum.docx
@@ -785,6 +785,7 @@
           <w:i w:val="0"/>
           <w:color w:val="0000FF"/>
           <w:sz w:val="24"/>
+          <w:u w:val="single"/>
         </w:rPr>
         <w:hyperlink r:id="rId12" w:history="1">
           <w:r>
@@ -850,43 +851,7 @@
           <w:color w:val="000000"/>
           <w:sz w:val="24"/>
         </w:rPr>
-        <w:t>dam. De komst van objecten afkomstig uit ge</w:t>
-      </w:r>
-      <w:r>
-        <w:rPr>
-          <w:u w:val="single" w:color="0000ff"/>
-          <w:rFonts w:ascii="Charis SIL Regular" w:hAnsi="Charis SIL Regular" w:eastAsia="Charis SIL Regular"/>
-          <w:b w:val="0"/>
-          <w:i w:val="0"/>
-          <w:color w:val="000000"/>
-          <w:sz w:val="24"/>
-        </w:rPr>
-        <w:hyperlink r:id="rId12" w:history="1">
-          <w:r>
-            <w:rPr>
-              <w:rStyle w:val="Hyperlink"/>
-            </w:rPr>
-            <w:t>kolonisee</w:t>
-          </w:r>
-        </w:hyperlink>
-      </w:r>
-      <w:r>
-        <w:rPr>
-          <w:u w:val="single" w:color="0000ff"/>
-          <w:rFonts w:ascii="Charis SIL Regular" w:hAnsi="Charis SIL Regular" w:eastAsia="Charis SIL Regular"/>
-          <w:b w:val="0"/>
-          <w:i w:val="0"/>
-          <w:color w:val="000000"/>
-          <w:sz w:val="24"/>
-        </w:rPr>
-        <w:hyperlink r:id="rId12" w:history="1">
-          <w:r>
-            <w:rPr>
-              <w:rStyle w:val="Hyperlink"/>
-            </w:rPr>
-            <w:t>rde g</w:t>
-          </w:r>
-        </w:hyperlink>
+        <w:t>dam. De komst van objecten afkomstig uit gekoloniseerde g</w:t>
       </w:r>
       <w:r>
         <w:rPr>
@@ -1694,7 +1659,36 @@
           <w:color w:val="000000"/>
           <w:sz w:val="24"/>
         </w:rPr>
-        <w:t>collecties waren vaak een samenvoeging van volkenkundige, natuurhistorische- e</w:t>
+        <w:t>collecties waren vaak een samenvoeging van volkenkundige, natu</w:t>
+      </w:r>
+      <w:r>
+        <w:rPr>
+          <w:u w:val="single" w:color="0000ff"/>
+          <w:rFonts w:ascii="Charis SIL Regular" w:hAnsi="Charis SIL Regular" w:eastAsia="Charis SIL Regular"/>
+          <w:b w:val="0"/>
+          <w:i w:val="0"/>
+          <w:color w:val="000000"/>
+          <w:sz w:val="24"/>
+        </w:rPr>
+        <w:t>u</w:t>
+      </w:r>
+      <w:r>
+        <w:rPr>
+          <w:u w:val="single" w:color="0000ff"/>
+          <w:rFonts w:ascii="Charis SIL Regular" w:hAnsi="Charis SIL Regular" w:eastAsia="Charis SIL Regular"/>
+          <w:b w:val="0"/>
+          <w:i w:val="0"/>
+          <w:color w:val="000000"/>
+          <w:sz w:val="24"/>
+        </w:rPr>
+        <w:hyperlink r:id="rId18" w:history="1">
+          <w:r>
+            <w:rPr>
+              <w:rStyle w:val="Hyperlink"/>
+            </w:rPr>
+            <w:t>rhistorische- e</w:t>
+          </w:r>
+        </w:hyperlink>
       </w:r>
       <w:r>
         <w:rPr>
@@ -1995,7 +1989,7 @@
           <w:sz w:val="24"/>
           <w:u w:val="single"/>
         </w:rPr>
-        <w:hyperlink r:id="rId19" w:history="1">
+        <w:hyperlink r:id="rId14" w:history="1">
           <w:r>
             <w:rPr>
               <w:rStyle w:val="Hyperlink"/>
@@ -2089,7 +2083,7 @@
           <w:sz w:val="24"/>
           <w:u w:val="single"/>
         </w:rPr>
-        <w:hyperlink r:id="rId19" w:history="1">
+        <w:hyperlink r:id="rId14" w:history="1">
           <w:r>
             <w:rPr>
               <w:rStyle w:val="Hyperlink"/>
@@ -2118,7 +2112,7 @@
           <w:sz w:val="24"/>
           <w:u w:val="single"/>
         </w:rPr>
-        <w:hyperlink r:id="rId19" w:history="1">
+        <w:hyperlink r:id="rId14" w:history="1">
           <w:r>
             <w:rPr>
               <w:rStyle w:val="Hyperlink"/>
@@ -2147,7 +2141,7 @@
           <w:sz w:val="24"/>
           <w:u w:val="single"/>
         </w:rPr>
-        <w:hyperlink r:id="rId19" w:history="1">
+        <w:hyperlink r:id="rId14" w:history="1">
           <w:r>
             <w:rPr>
               <w:rStyle w:val="Hyperlink"/>
@@ -2165,7 +2159,7 @@
           <w:sz w:val="24"/>
           <w:u w:val="single"/>
         </w:rPr>
-        <w:hyperlink r:id="rId19" w:history="1">
+        <w:hyperlink r:id="rId14" w:history="1">
           <w:r>
             <w:rPr>
               <w:rStyle w:val="Hyperlink"/>
@@ -2225,7 +2219,7 @@
           <w:sz w:val="24"/>
           <w:u w:val="single"/>
         </w:rPr>
-        <w:hyperlink r:id="rId19" w:history="1">
+        <w:hyperlink r:id="rId13" w:history="1">
           <w:r>
             <w:rPr>
               <w:rStyle w:val="Hyperlink"/>
@@ -2261,7 +2255,7 @@
           <w:sz w:val="24"/>
           <w:u w:val="single"/>
         </w:rPr>
-        <w:hyperlink r:id="rId19" w:history="1">
+        <w:hyperlink r:id="rId13" w:history="1">
           <w:r>
             <w:rPr>
               <w:rStyle w:val="Hyperlink"/>
@@ -2290,7 +2284,7 @@
           <w:sz w:val="24"/>
           <w:u w:val="single"/>
         </w:rPr>
-        <w:hyperlink r:id="rId19" w:history="1">
+        <w:hyperlink r:id="rId13" w:history="1">
           <w:r>
             <w:rPr>
               <w:rStyle w:val="Hyperlink"/>
@@ -2578,7 +2572,7 @@
           <w:sz w:val="24"/>
           <w:u w:val="single"/>
         </w:rPr>
-        <w:hyperlink r:id="rId20" w:history="1">
+        <w:hyperlink r:id="rId13" w:history="1">
           <w:r>
             <w:rPr>
               <w:rStyle w:val="Hyperlink"/>
@@ -3101,7 +3095,7 @@
           <w:sz w:val="24"/>
           <w:u w:val="single"/>
         </w:rPr>
-        <w:hyperlink r:id="rId20" w:history="1">
+        <w:hyperlink r:id="rId15" w:history="1">
           <w:r>
             <w:rPr>
               <w:rStyle w:val="Hyperlink"/>

--- a/EXPORTS/DOCX/published/niveau2/Dutch/Museum.docx
+++ b/EXPORTS/DOCX/published/niveau2/Dutch/Museum.docx
@@ -393,32 +393,13 @@
       </w:r>
       <w:r>
         <w:rPr>
-          <w:u w:val="single" w:color="0000ff"/>
           <w:rFonts w:ascii="Charis SIL Regular" w:hAnsi="Charis SIL Regular" w:eastAsia="Charis SIL Regular"/>
           <w:b w:val="0"/>
           <w:i w:val="0"/>
           <w:color w:val="000000"/>
           <w:sz w:val="24"/>
         </w:rPr>
-        <w:t>H</w:t>
-      </w:r>
-      <w:r>
-        <w:rPr>
-          <w:u w:val="single" w:color="0000ff"/>
-          <w:rFonts w:ascii="Charis SIL Regular" w:hAnsi="Charis SIL Regular" w:eastAsia="Charis SIL Regular"/>
-          <w:b w:val="0"/>
-          <w:i w:val="0"/>
-          <w:color w:val="000000"/>
-          <w:sz w:val="24"/>
-        </w:rPr>
-        <w:hyperlink r:id="rId9" w:history="1">
-          <w:r>
-            <w:rPr>
-              <w:rStyle w:val="Hyperlink"/>
-            </w:rPr>
-            <w:t>olla</w:t>
-          </w:r>
-        </w:hyperlink>
+        <w:t>Holla</w:t>
       </w:r>
       <w:r>
         <w:rPr>
@@ -816,42 +797,13 @@
       </w:r>
       <w:r>
         <w:rPr>
-          <w:u w:val="single" w:color="0000ff"/>
           <w:rFonts w:ascii="Charis SIL Regular" w:hAnsi="Charis SIL Regular" w:eastAsia="Charis SIL Regular"/>
           <w:b w:val="0"/>
           <w:i w:val="0"/>
           <w:color w:val="000000"/>
           <w:sz w:val="24"/>
         </w:rPr>
-        <w:t xml:space="preserve"> </w:t>
-      </w:r>
-      <w:r>
-        <w:rPr>
-          <w:u w:val="single" w:color="0000ff"/>
-          <w:rFonts w:ascii="Charis SIL Regular" w:hAnsi="Charis SIL Regular" w:eastAsia="Charis SIL Regular"/>
-          <w:b w:val="0"/>
-          <w:i w:val="0"/>
-          <w:color w:val="000000"/>
-          <w:sz w:val="24"/>
-        </w:rPr>
-        <w:hyperlink r:id="rId11" w:history="1">
-          <w:r>
-            <w:rPr>
-              <w:rStyle w:val="Hyperlink"/>
-            </w:rPr>
-            <w:t>in Rotter</w:t>
-          </w:r>
-        </w:hyperlink>
-      </w:r>
-      <w:r>
-        <w:rPr>
-          <w:rFonts w:ascii="Charis SIL Regular" w:hAnsi="Charis SIL Regular" w:eastAsia="Charis SIL Regular"/>
-          <w:b w:val="0"/>
-          <w:i w:val="0"/>
-          <w:color w:val="000000"/>
-          <w:sz w:val="24"/>
-        </w:rPr>
-        <w:t>dam. De komst van objecten afkomstig uit gekoloniseerde g</w:t>
+        <w:t xml:space="preserve"> in Rotterdam. De komst van objecten afkomstig uit gekoloniseerde g</w:t>
       </w:r>
       <w:r>
         <w:rPr>
@@ -1440,15 +1392,9 @@
           <w:i w:val="0"/>
           <w:color w:val="0000FF"/>
           <w:sz w:val="24"/>
+          <w:u w:val="single"/>
         </w:rPr>
-        <w:hyperlink r:id="rId10" w:history="1">
-          <w:r>
-            <w:rPr>
-              <w:rStyle w:val="Hyperlink"/>
-            </w:rPr>
-            <w:t>c</w:t>
-          </w:r>
-        </w:hyperlink>
+        <w:t>c</w:t>
       </w:r>
       <w:r>
         <w:rPr>
@@ -2018,7 +1964,7 @@
           <w:sz w:val="24"/>
           <w:u w:val="single"/>
         </w:rPr>
-        <w:hyperlink r:id="rId19" w:history="1">
+        <w:hyperlink r:id="rId14" w:history="1">
           <w:r>
             <w:rPr>
               <w:rStyle w:val="Hyperlink"/>
@@ -2036,7 +1982,7 @@
           <w:sz w:val="24"/>
           <w:u w:val="single"/>
         </w:rPr>
-        <w:hyperlink r:id="rId19" w:history="1">
+        <w:hyperlink r:id="rId14" w:history="1">
           <w:r>
             <w:rPr>
               <w:rStyle w:val="Hyperlink"/>
@@ -2054,7 +2000,7 @@
           <w:sz w:val="24"/>
           <w:u w:val="single"/>
         </w:rPr>
-        <w:hyperlink r:id="rId19" w:history="1">
+        <w:hyperlink r:id="rId14" w:history="1">
           <w:r>
             <w:rPr>
               <w:rStyle w:val="Hyperlink"/>
@@ -2219,7 +2165,7 @@
           <w:sz w:val="24"/>
           <w:u w:val="single"/>
         </w:rPr>
-        <w:hyperlink r:id="rId13" w:history="1">
+        <w:hyperlink r:id="rId19" w:history="1">
           <w:r>
             <w:rPr>
               <w:rStyle w:val="Hyperlink"/>
@@ -2255,7 +2201,7 @@
           <w:sz w:val="24"/>
           <w:u w:val="single"/>
         </w:rPr>
-        <w:hyperlink r:id="rId13" w:history="1">
+        <w:hyperlink r:id="rId19" w:history="1">
           <w:r>
             <w:rPr>
               <w:rStyle w:val="Hyperlink"/>
@@ -2284,7 +2230,7 @@
           <w:sz w:val="24"/>
           <w:u w:val="single"/>
         </w:rPr>
-        <w:hyperlink r:id="rId13" w:history="1">
+        <w:hyperlink r:id="rId19" w:history="1">
           <w:r>
             <w:rPr>
               <w:rStyle w:val="Hyperlink"/>
@@ -2313,7 +2259,7 @@
           <w:sz w:val="24"/>
           <w:u w:val="single"/>
         </w:rPr>
-        <w:hyperlink r:id="rId13" w:history="1">
+        <w:hyperlink r:id="rId19" w:history="1">
           <w:r>
             <w:rPr>
               <w:rStyle w:val="Hyperlink"/>
@@ -2331,7 +2277,7 @@
           <w:sz w:val="24"/>
           <w:u w:val="single"/>
         </w:rPr>
-        <w:hyperlink r:id="rId13" w:history="1">
+        <w:hyperlink r:id="rId19" w:history="1">
           <w:r>
             <w:rPr>
               <w:rStyle w:val="Hyperlink"/>
@@ -2349,7 +2295,7 @@
           <w:sz w:val="24"/>
           <w:u w:val="single"/>
         </w:rPr>
-        <w:hyperlink r:id="rId13" w:history="1">
+        <w:hyperlink r:id="rId19" w:history="1">
           <w:r>
             <w:rPr>
               <w:rStyle w:val="Hyperlink"/>
@@ -2367,7 +2313,7 @@
           <w:sz w:val="24"/>
           <w:u w:val="single"/>
         </w:rPr>
-        <w:hyperlink r:id="rId13" w:history="1">
+        <w:hyperlink r:id="rId19" w:history="1">
           <w:r>
             <w:rPr>
               <w:rStyle w:val="Hyperlink"/>
@@ -2396,7 +2342,7 @@
           <w:sz w:val="24"/>
           <w:u w:val="single"/>
         </w:rPr>
-        <w:hyperlink r:id="rId13" w:history="1">
+        <w:hyperlink r:id="rId19" w:history="1">
           <w:r>
             <w:rPr>
               <w:rStyle w:val="Hyperlink"/>
@@ -2425,7 +2371,7 @@
           <w:sz w:val="24"/>
           <w:u w:val="single"/>
         </w:rPr>
-        <w:hyperlink r:id="rId13" w:history="1">
+        <w:hyperlink r:id="rId19" w:history="1">
           <w:r>
             <w:rPr>
               <w:rStyle w:val="Hyperlink"/>
@@ -2443,7 +2389,7 @@
           <w:sz w:val="24"/>
           <w:u w:val="single"/>
         </w:rPr>
-        <w:hyperlink r:id="rId13" w:history="1">
+        <w:hyperlink r:id="rId19" w:history="1">
           <w:r>
             <w:rPr>
               <w:rStyle w:val="Hyperlink"/>
@@ -2461,7 +2407,7 @@
           <w:sz w:val="24"/>
           <w:u w:val="single"/>
         </w:rPr>
-        <w:hyperlink r:id="rId13" w:history="1">
+        <w:hyperlink r:id="rId19" w:history="1">
           <w:r>
             <w:rPr>
               <w:rStyle w:val="Hyperlink"/>
@@ -2490,7 +2436,7 @@
           <w:sz w:val="24"/>
           <w:u w:val="single"/>
         </w:rPr>
-        <w:hyperlink r:id="rId13" w:history="1">
+        <w:hyperlink r:id="rId19" w:history="1">
           <w:r>
             <w:rPr>
               <w:rStyle w:val="Hyperlink"/>
@@ -2536,7 +2482,7 @@
           <w:sz w:val="24"/>
           <w:u w:val="single"/>
         </w:rPr>
-        <w:hyperlink r:id="rId20" w:history="1">
+        <w:hyperlink r:id="rId13" w:history="1">
           <w:r>
             <w:rPr>
               <w:rStyle w:val="Hyperlink"/>
@@ -2554,7 +2500,7 @@
           <w:sz w:val="24"/>
           <w:u w:val="single"/>
         </w:rPr>
-        <w:hyperlink r:id="rId20" w:history="1">
+        <w:hyperlink r:id="rId13" w:history="1">
           <w:r>
             <w:rPr>
               <w:rStyle w:val="Hyperlink"/>

--- a/EXPORTS/DOCX/published/niveau2/Dutch/Museum.docx
+++ b/EXPORTS/DOCX/published/niveau2/Dutch/Museum.docx
@@ -393,13 +393,32 @@
       </w:r>
       <w:r>
         <w:rPr>
+          <w:u w:val="single" w:color="0000ff"/>
           <w:rFonts w:ascii="Charis SIL Regular" w:hAnsi="Charis SIL Regular" w:eastAsia="Charis SIL Regular"/>
           <w:b w:val="0"/>
           <w:i w:val="0"/>
           <w:color w:val="000000"/>
           <w:sz w:val="24"/>
         </w:rPr>
-        <w:t>Holla</w:t>
+        <w:t>H</w:t>
+      </w:r>
+      <w:r>
+        <w:rPr>
+          <w:u w:val="single" w:color="0000ff"/>
+          <w:rFonts w:ascii="Charis SIL Regular" w:hAnsi="Charis SIL Regular" w:eastAsia="Charis SIL Regular"/>
+          <w:b w:val="0"/>
+          <w:i w:val="0"/>
+          <w:color w:val="000000"/>
+          <w:sz w:val="24"/>
+        </w:rPr>
+        <w:hyperlink r:id="rId9" w:history="1">
+          <w:r>
+            <w:rPr>
+              <w:rStyle w:val="Hyperlink"/>
+            </w:rPr>
+            <w:t>olla</w:t>
+          </w:r>
+        </w:hyperlink>
       </w:r>
       <w:r>
         <w:rPr>
@@ -1906,7 +1925,7 @@
           <w:sz w:val="24"/>
           <w:u w:val="single"/>
         </w:rPr>
-        <w:hyperlink r:id="rId14" w:history="1">
+        <w:hyperlink r:id="rId19" w:history="1">
           <w:r>
             <w:rPr>
               <w:rStyle w:val="Hyperlink"/>
@@ -1935,7 +1954,7 @@
           <w:sz w:val="24"/>
           <w:u w:val="single"/>
         </w:rPr>
-        <w:hyperlink r:id="rId14" w:history="1">
+        <w:hyperlink r:id="rId19" w:history="1">
           <w:r>
             <w:rPr>
               <w:rStyle w:val="Hyperlink"/>
@@ -1964,7 +1983,7 @@
           <w:sz w:val="24"/>
           <w:u w:val="single"/>
         </w:rPr>
-        <w:hyperlink r:id="rId14" w:history="1">
+        <w:hyperlink r:id="rId19" w:history="1">
           <w:r>
             <w:rPr>
               <w:rStyle w:val="Hyperlink"/>
@@ -1982,7 +2001,7 @@
           <w:sz w:val="24"/>
           <w:u w:val="single"/>
         </w:rPr>
-        <w:hyperlink r:id="rId14" w:history="1">
+        <w:hyperlink r:id="rId19" w:history="1">
           <w:r>
             <w:rPr>
               <w:rStyle w:val="Hyperlink"/>
@@ -2000,7 +2019,7 @@
           <w:sz w:val="24"/>
           <w:u w:val="single"/>
         </w:rPr>
-        <w:hyperlink r:id="rId14" w:history="1">
+        <w:hyperlink r:id="rId19" w:history="1">
           <w:r>
             <w:rPr>
               <w:rStyle w:val="Hyperlink"/>
@@ -2029,7 +2048,7 @@
           <w:sz w:val="24"/>
           <w:u w:val="single"/>
         </w:rPr>
-        <w:hyperlink r:id="rId14" w:history="1">
+        <w:hyperlink r:id="rId19" w:history="1">
           <w:r>
             <w:rPr>
               <w:rStyle w:val="Hyperlink"/>
@@ -2058,7 +2077,7 @@
           <w:sz w:val="24"/>
           <w:u w:val="single"/>
         </w:rPr>
-        <w:hyperlink r:id="rId14" w:history="1">
+        <w:hyperlink r:id="rId19" w:history="1">
           <w:r>
             <w:rPr>
               <w:rStyle w:val="Hyperlink"/>
@@ -2087,7 +2106,7 @@
           <w:sz w:val="24"/>
           <w:u w:val="single"/>
         </w:rPr>
-        <w:hyperlink r:id="rId14" w:history="1">
+        <w:hyperlink r:id="rId19" w:history="1">
           <w:r>
             <w:rPr>
               <w:rStyle w:val="Hyperlink"/>
@@ -2105,7 +2124,7 @@
           <w:sz w:val="24"/>
           <w:u w:val="single"/>
         </w:rPr>
-        <w:hyperlink r:id="rId14" w:history="1">
+        <w:hyperlink r:id="rId19" w:history="1">
           <w:r>
             <w:rPr>
               <w:rStyle w:val="Hyperlink"/>
@@ -2165,7 +2184,7 @@
           <w:sz w:val="24"/>
           <w:u w:val="single"/>
         </w:rPr>
-        <w:hyperlink r:id="rId19" w:history="1">
+        <w:hyperlink r:id="rId13" w:history="1">
           <w:r>
             <w:rPr>
               <w:rStyle w:val="Hyperlink"/>
@@ -3041,7 +3060,7 @@
           <w:sz w:val="24"/>
           <w:u w:val="single"/>
         </w:rPr>
-        <w:hyperlink r:id="rId15" w:history="1">
+        <w:hyperlink r:id="rId20" w:history="1">
           <w:r>
             <w:rPr>
               <w:rStyle w:val="Hyperlink"/>

--- a/EXPORTS/DOCX/published/niveau2/Dutch/Museum.docx
+++ b/EXPORTS/DOCX/published/niveau2/Dutch/Museum.docx
@@ -816,13 +816,78 @@
       </w:r>
       <w:r>
         <w:rPr>
+          <w:u w:val="single" w:color="0000ff"/>
           <w:rFonts w:ascii="Charis SIL Regular" w:hAnsi="Charis SIL Regular" w:eastAsia="Charis SIL Regular"/>
           <w:b w:val="0"/>
           <w:i w:val="0"/>
           <w:color w:val="000000"/>
           <w:sz w:val="24"/>
         </w:rPr>
-        <w:t xml:space="preserve"> in Rotterdam. De komst van objecten afkomstig uit gekoloniseerde g</w:t>
+        <w:t xml:space="preserve"> </w:t>
+      </w:r>
+      <w:r>
+        <w:rPr>
+          <w:u w:val="single" w:color="0000ff"/>
+          <w:rFonts w:ascii="Charis SIL Regular" w:hAnsi="Charis SIL Regular" w:eastAsia="Charis SIL Regular"/>
+          <w:b w:val="0"/>
+          <w:i w:val="0"/>
+          <w:color w:val="000000"/>
+          <w:sz w:val="24"/>
+        </w:rPr>
+        <w:hyperlink r:id="rId11" w:history="1">
+          <w:r>
+            <w:rPr>
+              <w:rStyle w:val="Hyperlink"/>
+            </w:rPr>
+            <w:t>in Rotter</w:t>
+          </w:r>
+        </w:hyperlink>
+      </w:r>
+      <w:r>
+        <w:rPr>
+          <w:rFonts w:ascii="Charis SIL Regular" w:hAnsi="Charis SIL Regular" w:eastAsia="Charis SIL Regular"/>
+          <w:b w:val="0"/>
+          <w:i w:val="0"/>
+          <w:color w:val="000000"/>
+          <w:sz w:val="24"/>
+        </w:rPr>
+        <w:t>dam. De komst van objecten afkomstig uit ge</w:t>
+      </w:r>
+      <w:r>
+        <w:rPr>
+          <w:u w:val="single" w:color="0000ff"/>
+          <w:rFonts w:ascii="Charis SIL Regular" w:hAnsi="Charis SIL Regular" w:eastAsia="Charis SIL Regular"/>
+          <w:b w:val="0"/>
+          <w:i w:val="0"/>
+          <w:color w:val="000000"/>
+          <w:sz w:val="24"/>
+        </w:rPr>
+        <w:hyperlink r:id="rId12" w:history="1">
+          <w:r>
+            <w:rPr>
+              <w:rStyle w:val="Hyperlink"/>
+            </w:rPr>
+            <w:t>kolonisee</w:t>
+          </w:r>
+        </w:hyperlink>
+      </w:r>
+      <w:r>
+        <w:rPr>
+          <w:u w:val="single" w:color="0000ff"/>
+          <w:rFonts w:ascii="Charis SIL Regular" w:hAnsi="Charis SIL Regular" w:eastAsia="Charis SIL Regular"/>
+          <w:b w:val="0"/>
+          <w:i w:val="0"/>
+          <w:color w:val="000000"/>
+          <w:sz w:val="24"/>
+        </w:rPr>
+        <w:hyperlink r:id="rId12" w:history="1">
+          <w:r>
+            <w:rPr>
+              <w:rStyle w:val="Hyperlink"/>
+            </w:rPr>
+            <w:t>rde g</w:t>
+          </w:r>
+        </w:hyperlink>
       </w:r>
       <w:r>
         <w:rPr>
@@ -1896,7 +1961,7 @@
           <w:sz w:val="24"/>
           <w:u w:val="single"/>
         </w:rPr>
-        <w:hyperlink r:id="rId14" w:history="1">
+        <w:hyperlink r:id="rId19" w:history="1">
           <w:r>
             <w:rPr>
               <w:rStyle w:val="Hyperlink"/>
@@ -1925,7 +1990,7 @@
           <w:sz w:val="24"/>
           <w:u w:val="single"/>
         </w:rPr>
-        <w:hyperlink r:id="rId19" w:history="1">
+        <w:hyperlink r:id="rId14" w:history="1">
           <w:r>
             <w:rPr>
               <w:rStyle w:val="Hyperlink"/>
@@ -2184,202 +2249,7 @@
           <w:sz w:val="24"/>
           <w:u w:val="single"/>
         </w:rPr>
-        <w:hyperlink r:id="rId13" w:history="1">
-          <w:r>
-            <w:rPr>
-              <w:rStyle w:val="Hyperlink"/>
-            </w:rPr>
-            <w:t>Le</w:t>
-          </w:r>
-        </w:hyperlink>
-      </w:r>
-      <w:r>
-        <w:rPr>
-          <w:rFonts w:ascii="Charis SIL Regular" w:hAnsi="Charis SIL Regular" w:eastAsia="Charis SIL Regular"/>
-          <w:b w:val="0"/>
-          <w:i w:val="0"/>
-          <w:color w:val="0000FF"/>
-          <w:sz w:val="24"/>
-          <w:u w:val="single"/>
-        </w:rPr>
-        <w:hyperlink r:id="rId19" w:history="1">
-          <w:r>
-            <w:rPr>
-              <w:rStyle w:val="Hyperlink"/>
-            </w:rPr>
-            <w:t>g</w:t>
-          </w:r>
-        </w:hyperlink>
-      </w:r>
-      <w:r>
-        <w:rPr>
-          <w:rFonts w:ascii="Charis SIL Regular" w:hAnsi="Charis SIL Regular" w:eastAsia="Charis SIL Regular"/>
-          <w:b w:val="0"/>
-          <w:i w:val="0"/>
-          <w:color w:val="0000FF"/>
-          <w:sz w:val="24"/>
-          <w:u w:val="single"/>
-        </w:rPr>
-        <w:hyperlink r:id="rId19" w:history="1">
-          <w:r>
-            <w:rPr>
-              <w:rStyle w:val="Hyperlink"/>
-            </w:rPr>
-            <w:t>er-</w:t>
-          </w:r>
-        </w:hyperlink>
-      </w:r>
-      <w:r>
-        <w:rPr>
-          <w:rFonts w:ascii="Charis SIL Regular" w:hAnsi="Charis SIL Regular" w:eastAsia="Charis SIL Regular"/>
-          <w:b w:val="0"/>
-          <w:i w:val="0"/>
-          <w:color w:val="0000FF"/>
-          <w:sz w:val="24"/>
-          <w:u w:val="single"/>
-        </w:rPr>
-        <w:t xml:space="preserve"> </w:t>
-      </w:r>
-      <w:r>
-        <w:rPr>
-          <w:rFonts w:ascii="Charis SIL Regular" w:hAnsi="Charis SIL Regular" w:eastAsia="Charis SIL Regular"/>
-          <w:b w:val="0"/>
-          <w:i w:val="0"/>
-          <w:color w:val="0000FF"/>
-          <w:sz w:val="24"/>
-          <w:u w:val="single"/>
-        </w:rPr>
-        <w:hyperlink r:id="rId19" w:history="1">
-          <w:r>
-            <w:rPr>
-              <w:rStyle w:val="Hyperlink"/>
-            </w:rPr>
-            <w:t>en</w:t>
-          </w:r>
-        </w:hyperlink>
-      </w:r>
-      <w:r>
-        <w:rPr>
-          <w:rFonts w:ascii="Charis SIL Regular" w:hAnsi="Charis SIL Regular" w:eastAsia="Charis SIL Regular"/>
-          <w:b w:val="0"/>
-          <w:i w:val="0"/>
-          <w:color w:val="0000FF"/>
-          <w:sz w:val="24"/>
-          <w:u w:val="single"/>
-        </w:rPr>
-        <w:t xml:space="preserve"> </w:t>
-      </w:r>
-      <w:r>
-        <w:rPr>
-          <w:rFonts w:ascii="Charis SIL Regular" w:hAnsi="Charis SIL Regular" w:eastAsia="Charis SIL Regular"/>
-          <w:b w:val="0"/>
-          <w:i w:val="0"/>
-          <w:color w:val="0000FF"/>
-          <w:sz w:val="24"/>
-          <w:u w:val="single"/>
-        </w:rPr>
-        <w:hyperlink r:id="rId19" w:history="1">
-          <w:r>
-            <w:rPr>
-              <w:rStyle w:val="Hyperlink"/>
-            </w:rPr>
-            <w:t>ma</w:t>
-          </w:r>
-        </w:hyperlink>
-      </w:r>
-      <w:r>
-        <w:rPr>
-          <w:rFonts w:ascii="Charis SIL Regular" w:hAnsi="Charis SIL Regular" w:eastAsia="Charis SIL Regular"/>
-          <w:b w:val="0"/>
-          <w:i w:val="0"/>
-          <w:color w:val="0000FF"/>
-          <w:sz w:val="24"/>
-          <w:u w:val="single"/>
-        </w:rPr>
-        <w:hyperlink r:id="rId19" w:history="1">
-          <w:r>
-            <w:rPr>
-              <w:rStyle w:val="Hyperlink"/>
-            </w:rPr>
-            <w:t>rineperso</w:t>
-          </w:r>
-        </w:hyperlink>
-      </w:r>
-      <w:r>
-        <w:rPr>
-          <w:rFonts w:ascii="Charis SIL Regular" w:hAnsi="Charis SIL Regular" w:eastAsia="Charis SIL Regular"/>
-          <w:b w:val="0"/>
-          <w:i w:val="0"/>
-          <w:color w:val="0000FF"/>
-          <w:sz w:val="24"/>
-          <w:u w:val="single"/>
-        </w:rPr>
-        <w:hyperlink r:id="rId19" w:history="1">
-          <w:r>
-            <w:rPr>
-              <w:rStyle w:val="Hyperlink"/>
-            </w:rPr>
-            <w:t>nee</w:t>
-          </w:r>
-        </w:hyperlink>
-      </w:r>
-      <w:r>
-        <w:rPr>
-          <w:rFonts w:ascii="Charis SIL Regular" w:hAnsi="Charis SIL Regular" w:eastAsia="Charis SIL Regular"/>
-          <w:b w:val="0"/>
-          <w:i w:val="0"/>
-          <w:color w:val="0000FF"/>
-          <w:sz w:val="24"/>
-          <w:u w:val="single"/>
-        </w:rPr>
-        <w:hyperlink r:id="rId19" w:history="1">
-          <w:r>
-            <w:rPr>
-              <w:rStyle w:val="Hyperlink"/>
-            </w:rPr>
-            <w:t>l</w:t>
-          </w:r>
-        </w:hyperlink>
-      </w:r>
-      <w:r>
-        <w:rPr>
-          <w:rFonts w:ascii="Charis SIL Regular" w:hAnsi="Charis SIL Regular" w:eastAsia="Charis SIL Regular"/>
-          <w:b w:val="0"/>
-          <w:i w:val="0"/>
-          <w:color w:val="0000FF"/>
-          <w:sz w:val="24"/>
-          <w:u w:val="single"/>
-        </w:rPr>
-        <w:t xml:space="preserve"> </w:t>
-      </w:r>
-      <w:r>
-        <w:rPr>
-          <w:rFonts w:ascii="Charis SIL Regular" w:hAnsi="Charis SIL Regular" w:eastAsia="Charis SIL Regular"/>
-          <w:b w:val="0"/>
-          <w:i w:val="0"/>
-          <w:color w:val="0000FF"/>
-          <w:sz w:val="24"/>
-          <w:u w:val="single"/>
-        </w:rPr>
-        <w:hyperlink r:id="rId19" w:history="1">
-          <w:r>
-            <w:rPr>
-              <w:rStyle w:val="Hyperlink"/>
-            </w:rPr>
-            <w:t>in</w:t>
-          </w:r>
-        </w:hyperlink>
-      </w:r>
-      <w:r>
-        <w:rPr>
-          <w:rFonts w:ascii="Charis SIL Regular" w:hAnsi="Charis SIL Regular" w:eastAsia="Charis SIL Regular"/>
-          <w:b w:val="0"/>
-          <w:i w:val="0"/>
-          <w:color w:val="0000FF"/>
-          <w:sz w:val="24"/>
-          <w:u w:val="single"/>
-        </w:rPr>
-        <w:t xml:space="preserve"> </w:t>
+        <w:t xml:space="preserve">Leger- en marinepersoneel in </w:t>
       </w:r>
       <w:r>
         <w:rPr>
@@ -2455,7 +2325,7 @@
           <w:sz w:val="24"/>
           <w:u w:val="single"/>
         </w:rPr>
-        <w:hyperlink r:id="rId19" w:history="1">
+        <w:hyperlink r:id="rId13" w:history="1">
           <w:r>
             <w:rPr>
               <w:rStyle w:val="Hyperlink"/>
@@ -2501,7 +2371,7 @@
           <w:sz w:val="24"/>
           <w:u w:val="single"/>
         </w:rPr>
-        <w:hyperlink r:id="rId13" w:history="1">
+        <w:hyperlink r:id="rId20" w:history="1">
           <w:r>
             <w:rPr>
               <w:rStyle w:val="Hyperlink"/>
@@ -2519,7 +2389,7 @@
           <w:sz w:val="24"/>
           <w:u w:val="single"/>
         </w:rPr>
-        <w:hyperlink r:id="rId13" w:history="1">
+        <w:hyperlink r:id="rId20" w:history="1">
           <w:r>
             <w:rPr>
               <w:rStyle w:val="Hyperlink"/>
@@ -2537,7 +2407,7 @@
           <w:sz w:val="24"/>
           <w:u w:val="single"/>
         </w:rPr>
-        <w:hyperlink r:id="rId13" w:history="1">
+        <w:hyperlink r:id="rId20" w:history="1">
           <w:r>
             <w:rPr>
               <w:rStyle w:val="Hyperlink"/>
@@ -2555,7 +2425,7 @@
           <w:sz w:val="24"/>
           <w:u w:val="single"/>
         </w:rPr>
-        <w:hyperlink r:id="rId13" w:history="1">
+        <w:hyperlink r:id="rId20" w:history="1">
           <w:r>
             <w:rPr>
               <w:rStyle w:val="Hyperlink"/>
@@ -2584,7 +2454,7 @@
           <w:sz w:val="24"/>
           <w:u w:val="single"/>
         </w:rPr>
-        <w:hyperlink r:id="rId13" w:history="1">
+        <w:hyperlink r:id="rId20" w:history="1">
           <w:r>
             <w:rPr>
               <w:rStyle w:val="Hyperlink"/>
@@ -2602,7 +2472,7 @@
           <w:sz w:val="24"/>
           <w:u w:val="single"/>
         </w:rPr>
-        <w:hyperlink r:id="rId13" w:history="1">
+        <w:hyperlink r:id="rId20" w:history="1">
           <w:r>
             <w:rPr>
               <w:rStyle w:val="Hyperlink"/>
@@ -2620,7 +2490,7 @@
           <w:sz w:val="24"/>
           <w:u w:val="single"/>
         </w:rPr>
-        <w:hyperlink r:id="rId13" w:history="1">
+        <w:hyperlink r:id="rId20" w:history="1">
           <w:r>
             <w:rPr>
               <w:rStyle w:val="Hyperlink"/>
@@ -2649,7 +2519,7 @@
           <w:sz w:val="24"/>
           <w:u w:val="single"/>
         </w:rPr>
-        <w:hyperlink r:id="rId13" w:history="1">
+        <w:hyperlink r:id="rId20" w:history="1">
           <w:r>
             <w:rPr>
               <w:rStyle w:val="Hyperlink"/>
@@ -2667,7 +2537,7 @@
           <w:sz w:val="24"/>
           <w:u w:val="single"/>
         </w:rPr>
-        <w:hyperlink r:id="rId13" w:history="1">
+        <w:hyperlink r:id="rId20" w:history="1">
           <w:r>
             <w:rPr>
               <w:rStyle w:val="Hyperlink"/>
@@ -2696,7 +2566,7 @@
           <w:sz w:val="24"/>
           <w:u w:val="single"/>
         </w:rPr>
-        <w:hyperlink r:id="rId13" w:history="1">
+        <w:hyperlink r:id="rId20" w:history="1">
           <w:r>
             <w:rPr>
               <w:rStyle w:val="Hyperlink"/>
@@ -2714,7 +2584,7 @@
           <w:sz w:val="24"/>
           <w:u w:val="single"/>
         </w:rPr>
-        <w:hyperlink r:id="rId13" w:history="1">
+        <w:hyperlink r:id="rId20" w:history="1">
           <w:r>
             <w:rPr>
               <w:rStyle w:val="Hyperlink"/>
@@ -2732,7 +2602,7 @@
           <w:sz w:val="24"/>
           <w:u w:val="single"/>
         </w:rPr>
-        <w:hyperlink r:id="rId13" w:history="1">
+        <w:hyperlink r:id="rId20" w:history="1">
           <w:r>
             <w:rPr>
               <w:rStyle w:val="Hyperlink"/>
@@ -2761,7 +2631,7 @@
           <w:sz w:val="24"/>
           <w:u w:val="single"/>
         </w:rPr>
-        <w:hyperlink r:id="rId13" w:history="1">
+        <w:hyperlink r:id="rId20" w:history="1">
           <w:r>
             <w:rPr>
               <w:rStyle w:val="Hyperlink"/>
@@ -2805,110 +2675,8 @@
           <w:i w:val="0"/>
           <w:color w:val="0000FF"/>
           <w:sz w:val="24"/>
-          <w:u w:val="single"/>
         </w:rPr>
-        <w:hyperlink r:id="rId20" w:history="1">
-          <w:r>
-            <w:rPr>
-              <w:rStyle w:val="Hyperlink"/>
-            </w:rPr>
-            <w:t>Zendelingen</w:t>
-          </w:r>
-        </w:hyperlink>
-      </w:r>
-      <w:r>
-        <w:rPr>
-          <w:rFonts w:ascii="Charis SIL Regular" w:hAnsi="Charis SIL Regular" w:eastAsia="Charis SIL Regular"/>
-          <w:b w:val="0"/>
-          <w:i w:val="0"/>
-          <w:color w:val="0000FF"/>
-          <w:sz w:val="24"/>
-          <w:u w:val="single"/>
-        </w:rPr>
-        <w:t xml:space="preserve"> </w:t>
-      </w:r>
-      <w:r>
-        <w:rPr>
-          <w:rFonts w:ascii="Charis SIL Regular" w:hAnsi="Charis SIL Regular" w:eastAsia="Charis SIL Regular"/>
-          <w:b w:val="0"/>
-          <w:i w:val="0"/>
-          <w:color w:val="0000FF"/>
-          <w:sz w:val="24"/>
-          <w:u w:val="single"/>
-        </w:rPr>
-        <w:hyperlink r:id="rId20" w:history="1">
-          <w:r>
-            <w:rPr>
-              <w:rStyle w:val="Hyperlink"/>
-            </w:rPr>
-            <w:t>en</w:t>
-          </w:r>
-        </w:hyperlink>
-      </w:r>
-      <w:r>
-        <w:rPr>
-          <w:rFonts w:ascii="Charis SIL Regular" w:hAnsi="Charis SIL Regular" w:eastAsia="Charis SIL Regular"/>
-          <w:b w:val="0"/>
-          <w:i w:val="0"/>
-          <w:color w:val="0000FF"/>
-          <w:sz w:val="24"/>
-          <w:u w:val="single"/>
-        </w:rPr>
-        <w:t xml:space="preserve"> </w:t>
-      </w:r>
-      <w:r>
-        <w:rPr>
-          <w:rFonts w:ascii="Charis SIL Regular" w:hAnsi="Charis SIL Regular" w:eastAsia="Charis SIL Regular"/>
-          <w:b w:val="0"/>
-          <w:i w:val="0"/>
-          <w:color w:val="0000FF"/>
-          <w:sz w:val="24"/>
-          <w:u w:val="single"/>
-        </w:rPr>
-        <w:hyperlink r:id="rId20" w:history="1">
-          <w:r>
-            <w:rPr>
-              <w:rStyle w:val="Hyperlink"/>
-            </w:rPr>
-            <w:t>m</w:t>
-          </w:r>
-        </w:hyperlink>
-      </w:r>
-      <w:r>
-        <w:rPr>
-          <w:rFonts w:ascii="Charis SIL Regular" w:hAnsi="Charis SIL Regular" w:eastAsia="Charis SIL Regular"/>
-          <w:b w:val="0"/>
-          <w:i w:val="0"/>
-          <w:color w:val="0000FF"/>
-          <w:sz w:val="24"/>
-          <w:u w:val="single"/>
-        </w:rPr>
-        <w:hyperlink r:id="rId20" w:history="1">
-          <w:r>
-            <w:rPr>
-              <w:rStyle w:val="Hyperlink"/>
-            </w:rPr>
-            <w:t>i</w:t>
-          </w:r>
-        </w:hyperlink>
-      </w:r>
-      <w:r>
-        <w:rPr>
-          <w:rFonts w:ascii="Charis SIL Regular" w:hAnsi="Charis SIL Regular" w:eastAsia="Charis SIL Regular"/>
-          <w:b w:val="0"/>
-          <w:i w:val="0"/>
-          <w:color w:val="0000FF"/>
-          <w:sz w:val="24"/>
-          <w:u w:val="single"/>
-        </w:rPr>
-        <w:hyperlink r:id="rId20" w:history="1">
-          <w:r>
-            <w:rPr>
-              <w:rStyle w:val="Hyperlink"/>
-            </w:rPr>
-            <w:t>ssionarisse</w:t>
-          </w:r>
-        </w:hyperlink>
+        <w:t>Zendelingen en missionarisse</w:t>
       </w:r>
       <w:r>
         <w:rPr>

--- a/EXPORTS/DOCX/published/niveau2/Dutch/Museum.docx
+++ b/EXPORTS/DOCX/published/niveau2/Dutch/Museum.docx
@@ -371,36 +371,7 @@
           <w:color w:val="000000"/>
           <w:sz w:val="24"/>
         </w:rPr>
-        <w:t>, beide</w:t>
-      </w:r>
-      <w:r>
-        <w:rPr>
-          <w:u w:val="single" w:color="0000ff"/>
-          <w:rFonts w:ascii="Charis SIL Regular" w:hAnsi="Charis SIL Regular" w:eastAsia="Charis SIL Regular"/>
-          <w:b w:val="0"/>
-          <w:i w:val="0"/>
-          <w:color w:val="000000"/>
-          <w:sz w:val="24"/>
-        </w:rPr>
-        <w:hyperlink r:id="rId9" w:history="1">
-          <w:r>
-            <w:rPr>
-              <w:rStyle w:val="Hyperlink"/>
-            </w:rPr>
-            <w:t>n in de Zuid-</w:t>
-          </w:r>
-        </w:hyperlink>
-      </w:r>
-      <w:r>
-        <w:rPr>
-          <w:u w:val="single" w:color="0000ff"/>
-          <w:rFonts w:ascii="Charis SIL Regular" w:hAnsi="Charis SIL Regular" w:eastAsia="Charis SIL Regular"/>
-          <w:b w:val="0"/>
-          <w:i w:val="0"/>
-          <w:color w:val="000000"/>
-          <w:sz w:val="24"/>
-        </w:rPr>
-        <w:t>H</w:t>
+        <w:t>, beiden in de Zuid-H</w:t>
       </w:r>
       <w:r>
         <w:rPr>
@@ -1961,7 +1932,7 @@
           <w:sz w:val="24"/>
           <w:u w:val="single"/>
         </w:rPr>
-        <w:hyperlink r:id="rId19" w:history="1">
+        <w:hyperlink r:id="rId14" w:history="1">
           <w:r>
             <w:rPr>
               <w:rStyle w:val="Hyperlink"/>
@@ -2019,7 +1990,7 @@
           <w:sz w:val="24"/>
           <w:u w:val="single"/>
         </w:rPr>
-        <w:hyperlink r:id="rId19" w:history="1">
+        <w:hyperlink r:id="rId14" w:history="1">
           <w:r>
             <w:rPr>
               <w:rStyle w:val="Hyperlink"/>
@@ -2048,7 +2019,7 @@
           <w:sz w:val="24"/>
           <w:u w:val="single"/>
         </w:rPr>
-        <w:hyperlink r:id="rId19" w:history="1">
+        <w:hyperlink r:id="rId14" w:history="1">
           <w:r>
             <w:rPr>
               <w:rStyle w:val="Hyperlink"/>
@@ -2066,7 +2037,7 @@
           <w:sz w:val="24"/>
           <w:u w:val="single"/>
         </w:rPr>
-        <w:hyperlink r:id="rId19" w:history="1">
+        <w:hyperlink r:id="rId14" w:history="1">
           <w:r>
             <w:rPr>
               <w:rStyle w:val="Hyperlink"/>
@@ -2084,7 +2055,7 @@
           <w:sz w:val="24"/>
           <w:u w:val="single"/>
         </w:rPr>
-        <w:hyperlink r:id="rId19" w:history="1">
+        <w:hyperlink r:id="rId14" w:history="1">
           <w:r>
             <w:rPr>
               <w:rStyle w:val="Hyperlink"/>
@@ -2113,7 +2084,7 @@
           <w:sz w:val="24"/>
           <w:u w:val="single"/>
         </w:rPr>
-        <w:hyperlink r:id="rId19" w:history="1">
+        <w:hyperlink r:id="rId14" w:history="1">
           <w:r>
             <w:rPr>
               <w:rStyle w:val="Hyperlink"/>
@@ -2142,7 +2113,7 @@
           <w:sz w:val="24"/>
           <w:u w:val="single"/>
         </w:rPr>
-        <w:hyperlink r:id="rId19" w:history="1">
+        <w:hyperlink r:id="rId14" w:history="1">
           <w:r>
             <w:rPr>
               <w:rStyle w:val="Hyperlink"/>
@@ -2171,7 +2142,7 @@
           <w:sz w:val="24"/>
           <w:u w:val="single"/>
         </w:rPr>
-        <w:hyperlink r:id="rId19" w:history="1">
+        <w:hyperlink r:id="rId14" w:history="1">
           <w:r>
             <w:rPr>
               <w:rStyle w:val="Hyperlink"/>
@@ -2189,7 +2160,7 @@
           <w:sz w:val="24"/>
           <w:u w:val="single"/>
         </w:rPr>
-        <w:hyperlink r:id="rId19" w:history="1">
+        <w:hyperlink r:id="rId14" w:history="1">
           <w:r>
             <w:rPr>
               <w:rStyle w:val="Hyperlink"/>
@@ -2249,7 +2220,202 @@
           <w:sz w:val="24"/>
           <w:u w:val="single"/>
         </w:rPr>
-        <w:t xml:space="preserve">Leger- en marinepersoneel in </w:t>
+        <w:hyperlink r:id="rId19" w:history="1">
+          <w:r>
+            <w:rPr>
+              <w:rStyle w:val="Hyperlink"/>
+            </w:rPr>
+            <w:t>Le</w:t>
+          </w:r>
+        </w:hyperlink>
+      </w:r>
+      <w:r>
+        <w:rPr>
+          <w:rFonts w:ascii="Charis SIL Regular" w:hAnsi="Charis SIL Regular" w:eastAsia="Charis SIL Regular"/>
+          <w:b w:val="0"/>
+          <w:i w:val="0"/>
+          <w:color w:val="0000FF"/>
+          <w:sz w:val="24"/>
+          <w:u w:val="single"/>
+        </w:rPr>
+        <w:hyperlink r:id="rId19" w:history="1">
+          <w:r>
+            <w:rPr>
+              <w:rStyle w:val="Hyperlink"/>
+            </w:rPr>
+            <w:t>g</w:t>
+          </w:r>
+        </w:hyperlink>
+      </w:r>
+      <w:r>
+        <w:rPr>
+          <w:rFonts w:ascii="Charis SIL Regular" w:hAnsi="Charis SIL Regular" w:eastAsia="Charis SIL Regular"/>
+          <w:b w:val="0"/>
+          <w:i w:val="0"/>
+          <w:color w:val="0000FF"/>
+          <w:sz w:val="24"/>
+          <w:u w:val="single"/>
+        </w:rPr>
+        <w:hyperlink r:id="rId19" w:history="1">
+          <w:r>
+            <w:rPr>
+              <w:rStyle w:val="Hyperlink"/>
+            </w:rPr>
+            <w:t>er-</w:t>
+          </w:r>
+        </w:hyperlink>
+      </w:r>
+      <w:r>
+        <w:rPr>
+          <w:rFonts w:ascii="Charis SIL Regular" w:hAnsi="Charis SIL Regular" w:eastAsia="Charis SIL Regular"/>
+          <w:b w:val="0"/>
+          <w:i w:val="0"/>
+          <w:color w:val="0000FF"/>
+          <w:sz w:val="24"/>
+          <w:u w:val="single"/>
+        </w:rPr>
+        <w:t xml:space="preserve"> </w:t>
+      </w:r>
+      <w:r>
+        <w:rPr>
+          <w:rFonts w:ascii="Charis SIL Regular" w:hAnsi="Charis SIL Regular" w:eastAsia="Charis SIL Regular"/>
+          <w:b w:val="0"/>
+          <w:i w:val="0"/>
+          <w:color w:val="0000FF"/>
+          <w:sz w:val="24"/>
+          <w:u w:val="single"/>
+        </w:rPr>
+        <w:hyperlink r:id="rId19" w:history="1">
+          <w:r>
+            <w:rPr>
+              <w:rStyle w:val="Hyperlink"/>
+            </w:rPr>
+            <w:t>en</w:t>
+          </w:r>
+        </w:hyperlink>
+      </w:r>
+      <w:r>
+        <w:rPr>
+          <w:rFonts w:ascii="Charis SIL Regular" w:hAnsi="Charis SIL Regular" w:eastAsia="Charis SIL Regular"/>
+          <w:b w:val="0"/>
+          <w:i w:val="0"/>
+          <w:color w:val="0000FF"/>
+          <w:sz w:val="24"/>
+          <w:u w:val="single"/>
+        </w:rPr>
+        <w:t xml:space="preserve"> </w:t>
+      </w:r>
+      <w:r>
+        <w:rPr>
+          <w:rFonts w:ascii="Charis SIL Regular" w:hAnsi="Charis SIL Regular" w:eastAsia="Charis SIL Regular"/>
+          <w:b w:val="0"/>
+          <w:i w:val="0"/>
+          <w:color w:val="0000FF"/>
+          <w:sz w:val="24"/>
+          <w:u w:val="single"/>
+        </w:rPr>
+        <w:hyperlink r:id="rId19" w:history="1">
+          <w:r>
+            <w:rPr>
+              <w:rStyle w:val="Hyperlink"/>
+            </w:rPr>
+            <w:t>ma</w:t>
+          </w:r>
+        </w:hyperlink>
+      </w:r>
+      <w:r>
+        <w:rPr>
+          <w:rFonts w:ascii="Charis SIL Regular" w:hAnsi="Charis SIL Regular" w:eastAsia="Charis SIL Regular"/>
+          <w:b w:val="0"/>
+          <w:i w:val="0"/>
+          <w:color w:val="0000FF"/>
+          <w:sz w:val="24"/>
+          <w:u w:val="single"/>
+        </w:rPr>
+        <w:hyperlink r:id="rId19" w:history="1">
+          <w:r>
+            <w:rPr>
+              <w:rStyle w:val="Hyperlink"/>
+            </w:rPr>
+            <w:t>rineperso</w:t>
+          </w:r>
+        </w:hyperlink>
+      </w:r>
+      <w:r>
+        <w:rPr>
+          <w:rFonts w:ascii="Charis SIL Regular" w:hAnsi="Charis SIL Regular" w:eastAsia="Charis SIL Regular"/>
+          <w:b w:val="0"/>
+          <w:i w:val="0"/>
+          <w:color w:val="0000FF"/>
+          <w:sz w:val="24"/>
+          <w:u w:val="single"/>
+        </w:rPr>
+        <w:hyperlink r:id="rId19" w:history="1">
+          <w:r>
+            <w:rPr>
+              <w:rStyle w:val="Hyperlink"/>
+            </w:rPr>
+            <w:t>nee</w:t>
+          </w:r>
+        </w:hyperlink>
+      </w:r>
+      <w:r>
+        <w:rPr>
+          <w:rFonts w:ascii="Charis SIL Regular" w:hAnsi="Charis SIL Regular" w:eastAsia="Charis SIL Regular"/>
+          <w:b w:val="0"/>
+          <w:i w:val="0"/>
+          <w:color w:val="0000FF"/>
+          <w:sz w:val="24"/>
+          <w:u w:val="single"/>
+        </w:rPr>
+        <w:hyperlink r:id="rId19" w:history="1">
+          <w:r>
+            <w:rPr>
+              <w:rStyle w:val="Hyperlink"/>
+            </w:rPr>
+            <w:t>l</w:t>
+          </w:r>
+        </w:hyperlink>
+      </w:r>
+      <w:r>
+        <w:rPr>
+          <w:rFonts w:ascii="Charis SIL Regular" w:hAnsi="Charis SIL Regular" w:eastAsia="Charis SIL Regular"/>
+          <w:b w:val="0"/>
+          <w:i w:val="0"/>
+          <w:color w:val="0000FF"/>
+          <w:sz w:val="24"/>
+          <w:u w:val="single"/>
+        </w:rPr>
+        <w:t xml:space="preserve"> </w:t>
+      </w:r>
+      <w:r>
+        <w:rPr>
+          <w:rFonts w:ascii="Charis SIL Regular" w:hAnsi="Charis SIL Regular" w:eastAsia="Charis SIL Regular"/>
+          <w:b w:val="0"/>
+          <w:i w:val="0"/>
+          <w:color w:val="0000FF"/>
+          <w:sz w:val="24"/>
+          <w:u w:val="single"/>
+        </w:rPr>
+        <w:hyperlink r:id="rId19" w:history="1">
+          <w:r>
+            <w:rPr>
+              <w:rStyle w:val="Hyperlink"/>
+            </w:rPr>
+            <w:t>in</w:t>
+          </w:r>
+        </w:hyperlink>
+      </w:r>
+      <w:r>
+        <w:rPr>
+          <w:rFonts w:ascii="Charis SIL Regular" w:hAnsi="Charis SIL Regular" w:eastAsia="Charis SIL Regular"/>
+          <w:b w:val="0"/>
+          <w:i w:val="0"/>
+          <w:color w:val="0000FF"/>
+          <w:sz w:val="24"/>
+          <w:u w:val="single"/>
+        </w:rPr>
+        <w:t xml:space="preserve"> </w:t>
       </w:r>
       <w:r>
         <w:rPr>
@@ -2325,7 +2491,7 @@
           <w:sz w:val="24"/>
           <w:u w:val="single"/>
         </w:rPr>
-        <w:hyperlink r:id="rId13" w:history="1">
+        <w:hyperlink r:id="rId19" w:history="1">
           <w:r>
             <w:rPr>
               <w:rStyle w:val="Hyperlink"/>
@@ -2371,12 +2537,272 @@
           <w:sz w:val="24"/>
           <w:u w:val="single"/>
         </w:rPr>
-        <w:hyperlink r:id="rId20" w:history="1">
+        <w:hyperlink r:id="rId13" w:history="1">
           <w:r>
             <w:rPr>
               <w:rStyle w:val="Hyperlink"/>
             </w:rPr>
             <w:t>Weten</w:t>
+          </w:r>
+        </w:hyperlink>
+      </w:r>
+      <w:r>
+        <w:rPr>
+          <w:rFonts w:ascii="Charis SIL Regular" w:hAnsi="Charis SIL Regular" w:eastAsia="Charis SIL Regular"/>
+          <w:b w:val="0"/>
+          <w:i w:val="0"/>
+          <w:color w:val="0000FF"/>
+          <w:sz w:val="24"/>
+          <w:u w:val="single"/>
+        </w:rPr>
+        <w:hyperlink r:id="rId13" w:history="1">
+          <w:r>
+            <w:rPr>
+              <w:rStyle w:val="Hyperlink"/>
+            </w:rPr>
+            <w:t>s</w:t>
+          </w:r>
+        </w:hyperlink>
+      </w:r>
+      <w:r>
+        <w:rPr>
+          <w:rFonts w:ascii="Charis SIL Regular" w:hAnsi="Charis SIL Regular" w:eastAsia="Charis SIL Regular"/>
+          <w:b w:val="0"/>
+          <w:i w:val="0"/>
+          <w:color w:val="0000FF"/>
+          <w:sz w:val="24"/>
+          <w:u w:val="single"/>
+        </w:rPr>
+        <w:hyperlink r:id="rId13" w:history="1">
+          <w:r>
+            <w:rPr>
+              <w:rStyle w:val="Hyperlink"/>
+            </w:rPr>
+            <w:t>ch</w:t>
+          </w:r>
+        </w:hyperlink>
+      </w:r>
+      <w:r>
+        <w:rPr>
+          <w:rFonts w:ascii="Charis SIL Regular" w:hAnsi="Charis SIL Regular" w:eastAsia="Charis SIL Regular"/>
+          <w:b w:val="0"/>
+          <w:i w:val="0"/>
+          <w:color w:val="0000FF"/>
+          <w:sz w:val="24"/>
+          <w:u w:val="single"/>
+        </w:rPr>
+        <w:hyperlink r:id="rId13" w:history="1">
+          <w:r>
+            <w:rPr>
+              <w:rStyle w:val="Hyperlink"/>
+            </w:rPr>
+            <w:t>appelijk</w:t>
+          </w:r>
+        </w:hyperlink>
+      </w:r>
+      <w:r>
+        <w:rPr>
+          <w:rFonts w:ascii="Charis SIL Regular" w:hAnsi="Charis SIL Regular" w:eastAsia="Charis SIL Regular"/>
+          <w:b w:val="0"/>
+          <w:i w:val="0"/>
+          <w:color w:val="0000FF"/>
+          <w:sz w:val="24"/>
+          <w:u w:val="single"/>
+        </w:rPr>
+        <w:t xml:space="preserve"> </w:t>
+      </w:r>
+      <w:r>
+        <w:rPr>
+          <w:rFonts w:ascii="Charis SIL Regular" w:hAnsi="Charis SIL Regular" w:eastAsia="Charis SIL Regular"/>
+          <w:b w:val="0"/>
+          <w:i w:val="0"/>
+          <w:color w:val="0000FF"/>
+          <w:sz w:val="24"/>
+          <w:u w:val="single"/>
+        </w:rPr>
+        <w:hyperlink r:id="rId13" w:history="1">
+          <w:r>
+            <w:rPr>
+              <w:rStyle w:val="Hyperlink"/>
+            </w:rPr>
+            <w:t>onderzo</w:t>
+          </w:r>
+        </w:hyperlink>
+      </w:r>
+      <w:r>
+        <w:rPr>
+          <w:rFonts w:ascii="Charis SIL Regular" w:hAnsi="Charis SIL Regular" w:eastAsia="Charis SIL Regular"/>
+          <w:b w:val="0"/>
+          <w:i w:val="0"/>
+          <w:color w:val="0000FF"/>
+          <w:sz w:val="24"/>
+          <w:u w:val="single"/>
+        </w:rPr>
+        <w:hyperlink r:id="rId13" w:history="1">
+          <w:r>
+            <w:rPr>
+              <w:rStyle w:val="Hyperlink"/>
+            </w:rPr>
+            <w:t>e</w:t>
+          </w:r>
+        </w:hyperlink>
+      </w:r>
+      <w:r>
+        <w:rPr>
+          <w:rFonts w:ascii="Charis SIL Regular" w:hAnsi="Charis SIL Regular" w:eastAsia="Charis SIL Regular"/>
+          <w:b w:val="0"/>
+          <w:i w:val="0"/>
+          <w:color w:val="0000FF"/>
+          <w:sz w:val="24"/>
+          <w:u w:val="single"/>
+        </w:rPr>
+        <w:hyperlink r:id="rId13" w:history="1">
+          <w:r>
+            <w:rPr>
+              <w:rStyle w:val="Hyperlink"/>
+            </w:rPr>
+            <w:t>k</w:t>
+          </w:r>
+        </w:hyperlink>
+      </w:r>
+      <w:r>
+        <w:rPr>
+          <w:rFonts w:ascii="Charis SIL Regular" w:hAnsi="Charis SIL Regular" w:eastAsia="Charis SIL Regular"/>
+          <w:b w:val="0"/>
+          <w:i w:val="0"/>
+          <w:color w:val="0000FF"/>
+          <w:sz w:val="24"/>
+          <w:u w:val="single"/>
+        </w:rPr>
+        <w:t xml:space="preserve"> </w:t>
+      </w:r>
+      <w:r>
+        <w:rPr>
+          <w:rFonts w:ascii="Charis SIL Regular" w:hAnsi="Charis SIL Regular" w:eastAsia="Charis SIL Regular"/>
+          <w:b w:val="0"/>
+          <w:i w:val="0"/>
+          <w:color w:val="0000FF"/>
+          <w:sz w:val="24"/>
+          <w:u w:val="single"/>
+        </w:rPr>
+        <w:hyperlink r:id="rId13" w:history="1">
+          <w:r>
+            <w:rPr>
+              <w:rStyle w:val="Hyperlink"/>
+            </w:rPr>
+            <w:t>i</w:t>
+          </w:r>
+        </w:hyperlink>
+      </w:r>
+      <w:r>
+        <w:rPr>
+          <w:rFonts w:ascii="Charis SIL Regular" w:hAnsi="Charis SIL Regular" w:eastAsia="Charis SIL Regular"/>
+          <w:b w:val="0"/>
+          <w:i w:val="0"/>
+          <w:color w:val="0000FF"/>
+          <w:sz w:val="24"/>
+          <w:u w:val="single"/>
+        </w:rPr>
+        <w:hyperlink r:id="rId13" w:history="1">
+          <w:r>
+            <w:rPr>
+              <w:rStyle w:val="Hyperlink"/>
+            </w:rPr>
+            <w:t>n</w:t>
+          </w:r>
+        </w:hyperlink>
+      </w:r>
+      <w:r>
+        <w:rPr>
+          <w:rFonts w:ascii="Charis SIL Regular" w:hAnsi="Charis SIL Regular" w:eastAsia="Charis SIL Regular"/>
+          <w:b w:val="0"/>
+          <w:i w:val="0"/>
+          <w:color w:val="0000FF"/>
+          <w:sz w:val="24"/>
+          <w:u w:val="single"/>
+        </w:rPr>
+        <w:t xml:space="preserve"> </w:t>
+      </w:r>
+      <w:r>
+        <w:rPr>
+          <w:rFonts w:ascii="Charis SIL Regular" w:hAnsi="Charis SIL Regular" w:eastAsia="Charis SIL Regular"/>
+          <w:b w:val="0"/>
+          <w:i w:val="0"/>
+          <w:color w:val="0000FF"/>
+          <w:sz w:val="24"/>
+          <w:u w:val="single"/>
+        </w:rPr>
+        <w:hyperlink r:id="rId13" w:history="1">
+          <w:r>
+            <w:rPr>
+              <w:rStyle w:val="Hyperlink"/>
+            </w:rPr>
+            <w:t>gekoloniseer</w:t>
+          </w:r>
+        </w:hyperlink>
+      </w:r>
+      <w:r>
+        <w:rPr>
+          <w:rFonts w:ascii="Charis SIL Regular" w:hAnsi="Charis SIL Regular" w:eastAsia="Charis SIL Regular"/>
+          <w:b w:val="0"/>
+          <w:i w:val="0"/>
+          <w:color w:val="0000FF"/>
+          <w:sz w:val="24"/>
+          <w:u w:val="single"/>
+        </w:rPr>
+        <w:hyperlink r:id="rId13" w:history="1">
+          <w:r>
+            <w:rPr>
+              <w:rStyle w:val="Hyperlink"/>
+            </w:rPr>
+            <w:t>d</w:t>
+          </w:r>
+        </w:hyperlink>
+      </w:r>
+      <w:r>
+        <w:rPr>
+          <w:rFonts w:ascii="Charis SIL Regular" w:hAnsi="Charis SIL Regular" w:eastAsia="Charis SIL Regular"/>
+          <w:b w:val="0"/>
+          <w:i w:val="0"/>
+          <w:color w:val="0000FF"/>
+          <w:sz w:val="24"/>
+          <w:u w:val="single"/>
+        </w:rPr>
+        <w:hyperlink r:id="rId13" w:history="1">
+          <w:r>
+            <w:rPr>
+              <w:rStyle w:val="Hyperlink"/>
+            </w:rPr>
+            <w:t>e</w:t>
+          </w:r>
+        </w:hyperlink>
+      </w:r>
+      <w:r>
+        <w:rPr>
+          <w:rFonts w:ascii="Charis SIL Regular" w:hAnsi="Charis SIL Regular" w:eastAsia="Charis SIL Regular"/>
+          <w:b w:val="0"/>
+          <w:i w:val="0"/>
+          <w:color w:val="0000FF"/>
+          <w:sz w:val="24"/>
+          <w:u w:val="single"/>
+        </w:rPr>
+        <w:t xml:space="preserve"> </w:t>
+      </w:r>
+      <w:r>
+        <w:rPr>
+          <w:rFonts w:ascii="Charis SIL Regular" w:hAnsi="Charis SIL Regular" w:eastAsia="Charis SIL Regular"/>
+          <w:b w:val="0"/>
+          <w:i w:val="0"/>
+          <w:color w:val="0000FF"/>
+          <w:sz w:val="24"/>
+          <w:u w:val="single"/>
+        </w:rPr>
+        <w:hyperlink r:id="rId13" w:history="1">
+          <w:r>
+            <w:rPr>
+              <w:rStyle w:val="Hyperlink"/>
+            </w:rPr>
+            <w:t>gebied</w:t>
           </w:r>
         </w:hyperlink>
       </w:r>
@@ -2394,9 +2820,19 @@
             <w:rPr>
               <w:rStyle w:val="Hyperlink"/>
             </w:rPr>
-            <w:t>s</w:t>
+            <w:t>en</w:t>
           </w:r>
         </w:hyperlink>
+      </w:r>
+      <w:r>
+        <w:rPr>
+          <w:rFonts w:ascii="Charis SIL Regular" w:hAnsi="Charis SIL Regular" w:eastAsia="Charis SIL Regular"/>
+          <w:b w:val="0"/>
+          <w:i w:val="0"/>
+          <w:color w:val="000000"/>
+          <w:sz w:val="24"/>
+        </w:rPr>
+        <w:t xml:space="preserve">•  </w:t>
       </w:r>
       <w:r>
         <w:rPr>
@@ -2412,9 +2848,20 @@
             <w:rPr>
               <w:rStyle w:val="Hyperlink"/>
             </w:rPr>
-            <w:t>ch</w:t>
+            <w:t>Zendelingen</w:t>
           </w:r>
         </w:hyperlink>
+      </w:r>
+      <w:r>
+        <w:rPr>
+          <w:rFonts w:ascii="Charis SIL Regular" w:hAnsi="Charis SIL Regular" w:eastAsia="Charis SIL Regular"/>
+          <w:b w:val="0"/>
+          <w:i w:val="0"/>
+          <w:color w:val="0000FF"/>
+          <w:sz w:val="24"/>
+          <w:u w:val="single"/>
+        </w:rPr>
+        <w:t xml:space="preserve"> </w:t>
       </w:r>
       <w:r>
         <w:rPr>
@@ -2430,7 +2877,7 @@
             <w:rPr>
               <w:rStyle w:val="Hyperlink"/>
             </w:rPr>
-            <w:t>appelijk</w:t>
+            <w:t>en</w:t>
           </w:r>
         </w:hyperlink>
       </w:r>
@@ -2459,56 +2906,9 @@
             <w:rPr>
               <w:rStyle w:val="Hyperlink"/>
             </w:rPr>
-            <w:t>onderzo</w:t>
+            <w:t>m</w:t>
           </w:r>
         </w:hyperlink>
-      </w:r>
-      <w:r>
-        <w:rPr>
-          <w:rFonts w:ascii="Charis SIL Regular" w:hAnsi="Charis SIL Regular" w:eastAsia="Charis SIL Regular"/>
-          <w:b w:val="0"/>
-          <w:i w:val="0"/>
-          <w:color w:val="0000FF"/>
-          <w:sz w:val="24"/>
-          <w:u w:val="single"/>
-        </w:rPr>
-        <w:hyperlink r:id="rId20" w:history="1">
-          <w:r>
-            <w:rPr>
-              <w:rStyle w:val="Hyperlink"/>
-            </w:rPr>
-            <w:t>e</w:t>
-          </w:r>
-        </w:hyperlink>
-      </w:r>
-      <w:r>
-        <w:rPr>
-          <w:rFonts w:ascii="Charis SIL Regular" w:hAnsi="Charis SIL Regular" w:eastAsia="Charis SIL Regular"/>
-          <w:b w:val="0"/>
-          <w:i w:val="0"/>
-          <w:color w:val="0000FF"/>
-          <w:sz w:val="24"/>
-          <w:u w:val="single"/>
-        </w:rPr>
-        <w:hyperlink r:id="rId20" w:history="1">
-          <w:r>
-            <w:rPr>
-              <w:rStyle w:val="Hyperlink"/>
-            </w:rPr>
-            <w:t>k</w:t>
-          </w:r>
-        </w:hyperlink>
-      </w:r>
-      <w:r>
-        <w:rPr>
-          <w:rFonts w:ascii="Charis SIL Regular" w:hAnsi="Charis SIL Regular" w:eastAsia="Charis SIL Regular"/>
-          <w:b w:val="0"/>
-          <w:i w:val="0"/>
-          <w:color w:val="0000FF"/>
-          <w:sz w:val="24"/>
-          <w:u w:val="single"/>
-        </w:rPr>
-        <w:t xml:space="preserve"> </w:t>
       </w:r>
       <w:r>
         <w:rPr>
@@ -2542,141 +2942,9 @@
             <w:rPr>
               <w:rStyle w:val="Hyperlink"/>
             </w:rPr>
-            <w:t>n</w:t>
+            <w:t>ssionarisse</w:t>
           </w:r>
         </w:hyperlink>
-      </w:r>
-      <w:r>
-        <w:rPr>
-          <w:rFonts w:ascii="Charis SIL Regular" w:hAnsi="Charis SIL Regular" w:eastAsia="Charis SIL Regular"/>
-          <w:b w:val="0"/>
-          <w:i w:val="0"/>
-          <w:color w:val="0000FF"/>
-          <w:sz w:val="24"/>
-          <w:u w:val="single"/>
-        </w:rPr>
-        <w:t xml:space="preserve"> </w:t>
-      </w:r>
-      <w:r>
-        <w:rPr>
-          <w:rFonts w:ascii="Charis SIL Regular" w:hAnsi="Charis SIL Regular" w:eastAsia="Charis SIL Regular"/>
-          <w:b w:val="0"/>
-          <w:i w:val="0"/>
-          <w:color w:val="0000FF"/>
-          <w:sz w:val="24"/>
-          <w:u w:val="single"/>
-        </w:rPr>
-        <w:hyperlink r:id="rId20" w:history="1">
-          <w:r>
-            <w:rPr>
-              <w:rStyle w:val="Hyperlink"/>
-            </w:rPr>
-            <w:t>gekoloniseer</w:t>
-          </w:r>
-        </w:hyperlink>
-      </w:r>
-      <w:r>
-        <w:rPr>
-          <w:rFonts w:ascii="Charis SIL Regular" w:hAnsi="Charis SIL Regular" w:eastAsia="Charis SIL Regular"/>
-          <w:b w:val="0"/>
-          <w:i w:val="0"/>
-          <w:color w:val="0000FF"/>
-          <w:sz w:val="24"/>
-          <w:u w:val="single"/>
-        </w:rPr>
-        <w:hyperlink r:id="rId20" w:history="1">
-          <w:r>
-            <w:rPr>
-              <w:rStyle w:val="Hyperlink"/>
-            </w:rPr>
-            <w:t>d</w:t>
-          </w:r>
-        </w:hyperlink>
-      </w:r>
-      <w:r>
-        <w:rPr>
-          <w:rFonts w:ascii="Charis SIL Regular" w:hAnsi="Charis SIL Regular" w:eastAsia="Charis SIL Regular"/>
-          <w:b w:val="0"/>
-          <w:i w:val="0"/>
-          <w:color w:val="0000FF"/>
-          <w:sz w:val="24"/>
-          <w:u w:val="single"/>
-        </w:rPr>
-        <w:hyperlink r:id="rId20" w:history="1">
-          <w:r>
-            <w:rPr>
-              <w:rStyle w:val="Hyperlink"/>
-            </w:rPr>
-            <w:t>e</w:t>
-          </w:r>
-        </w:hyperlink>
-      </w:r>
-      <w:r>
-        <w:rPr>
-          <w:rFonts w:ascii="Charis SIL Regular" w:hAnsi="Charis SIL Regular" w:eastAsia="Charis SIL Regular"/>
-          <w:b w:val="0"/>
-          <w:i w:val="0"/>
-          <w:color w:val="0000FF"/>
-          <w:sz w:val="24"/>
-          <w:u w:val="single"/>
-        </w:rPr>
-        <w:t xml:space="preserve"> </w:t>
-      </w:r>
-      <w:r>
-        <w:rPr>
-          <w:rFonts w:ascii="Charis SIL Regular" w:hAnsi="Charis SIL Regular" w:eastAsia="Charis SIL Regular"/>
-          <w:b w:val="0"/>
-          <w:i w:val="0"/>
-          <w:color w:val="0000FF"/>
-          <w:sz w:val="24"/>
-          <w:u w:val="single"/>
-        </w:rPr>
-        <w:hyperlink r:id="rId20" w:history="1">
-          <w:r>
-            <w:rPr>
-              <w:rStyle w:val="Hyperlink"/>
-            </w:rPr>
-            <w:t>gebied</w:t>
-          </w:r>
-        </w:hyperlink>
-      </w:r>
-      <w:r>
-        <w:rPr>
-          <w:rFonts w:ascii="Charis SIL Regular" w:hAnsi="Charis SIL Regular" w:eastAsia="Charis SIL Regular"/>
-          <w:b w:val="0"/>
-          <w:i w:val="0"/>
-          <w:color w:val="0000FF"/>
-          <w:sz w:val="24"/>
-          <w:u w:val="single"/>
-        </w:rPr>
-        <w:hyperlink r:id="rId20" w:history="1">
-          <w:r>
-            <w:rPr>
-              <w:rStyle w:val="Hyperlink"/>
-            </w:rPr>
-            <w:t>en</w:t>
-          </w:r>
-        </w:hyperlink>
-      </w:r>
-      <w:r>
-        <w:rPr>
-          <w:rFonts w:ascii="Charis SIL Regular" w:hAnsi="Charis SIL Regular" w:eastAsia="Charis SIL Regular"/>
-          <w:b w:val="0"/>
-          <w:i w:val="0"/>
-          <w:color w:val="000000"/>
-          <w:sz w:val="24"/>
-        </w:rPr>
-        <w:t xml:space="preserve">•  </w:t>
-      </w:r>
-      <w:r>
-        <w:rPr>
-          <w:rFonts w:ascii="Charis SIL Regular" w:hAnsi="Charis SIL Regular" w:eastAsia="Charis SIL Regular"/>
-          <w:b w:val="0"/>
-          <w:i w:val="0"/>
-          <w:color w:val="0000FF"/>
-          <w:sz w:val="24"/>
-        </w:rPr>
-        <w:t>Zendelingen en missionarisse</w:t>
       </w:r>
       <w:r>
         <w:rPr>

--- a/EXPORTS/DOCX/published/niveau2/Dutch/Museum.docx
+++ b/EXPORTS/DOCX/published/niveau2/Dutch/Museum.docx
@@ -371,7 +371,36 @@
           <w:color w:val="000000"/>
           <w:sz w:val="24"/>
         </w:rPr>
-        <w:t>, beiden in de Zuid-H</w:t>
+        <w:t>, beide</w:t>
+      </w:r>
+      <w:r>
+        <w:rPr>
+          <w:u w:val="single" w:color="0000ff"/>
+          <w:rFonts w:ascii="Charis SIL Regular" w:hAnsi="Charis SIL Regular" w:eastAsia="Charis SIL Regular"/>
+          <w:b w:val="0"/>
+          <w:i w:val="0"/>
+          <w:color w:val="000000"/>
+          <w:sz w:val="24"/>
+        </w:rPr>
+        <w:hyperlink r:id="rId9" w:history="1">
+          <w:r>
+            <w:rPr>
+              <w:rStyle w:val="Hyperlink"/>
+            </w:rPr>
+            <w:t>n in de Zuid-</w:t>
+          </w:r>
+        </w:hyperlink>
+      </w:r>
+      <w:r>
+        <w:rPr>
+          <w:u w:val="single" w:color="0000ff"/>
+          <w:rFonts w:ascii="Charis SIL Regular" w:hAnsi="Charis SIL Regular" w:eastAsia="Charis SIL Regular"/>
+          <w:b w:val="0"/>
+          <w:i w:val="0"/>
+          <w:color w:val="000000"/>
+          <w:sz w:val="24"/>
+        </w:rPr>
+        <w:t>H</w:t>
       </w:r>
       <w:r>
         <w:rPr>
@@ -756,7 +785,6 @@
           <w:i w:val="0"/>
           <w:color w:val="0000FF"/>
           <w:sz w:val="24"/>
-          <w:u w:val="single"/>
         </w:rPr>
         <w:hyperlink r:id="rId12" w:history="1">
           <w:r>
@@ -2084,7 +2112,7 @@
           <w:sz w:val="24"/>
           <w:u w:val="single"/>
         </w:rPr>
-        <w:hyperlink r:id="rId14" w:history="1">
+        <w:hyperlink r:id="rId19" w:history="1">
           <w:r>
             <w:rPr>
               <w:rStyle w:val="Hyperlink"/>
@@ -2113,7 +2141,7 @@
           <w:sz w:val="24"/>
           <w:u w:val="single"/>
         </w:rPr>
-        <w:hyperlink r:id="rId14" w:history="1">
+        <w:hyperlink r:id="rId19" w:history="1">
           <w:r>
             <w:rPr>
               <w:rStyle w:val="Hyperlink"/>
@@ -2142,7 +2170,7 @@
           <w:sz w:val="24"/>
           <w:u w:val="single"/>
         </w:rPr>
-        <w:hyperlink r:id="rId14" w:history="1">
+        <w:hyperlink r:id="rId19" w:history="1">
           <w:r>
             <w:rPr>
               <w:rStyle w:val="Hyperlink"/>
@@ -2160,7 +2188,7 @@
           <w:sz w:val="24"/>
           <w:u w:val="single"/>
         </w:rPr>
-        <w:hyperlink r:id="rId14" w:history="1">
+        <w:hyperlink r:id="rId19" w:history="1">
           <w:r>
             <w:rPr>
               <w:rStyle w:val="Hyperlink"/>
@@ -2218,128 +2246,8 @@
           <w:i w:val="0"/>
           <w:color w:val="0000FF"/>
           <w:sz w:val="24"/>
-          <w:u w:val="single"/>
         </w:rPr>
-        <w:hyperlink r:id="rId19" w:history="1">
-          <w:r>
-            <w:rPr>
-              <w:rStyle w:val="Hyperlink"/>
-            </w:rPr>
-            <w:t>Le</w:t>
-          </w:r>
-        </w:hyperlink>
-      </w:r>
-      <w:r>
-        <w:rPr>
-          <w:rFonts w:ascii="Charis SIL Regular" w:hAnsi="Charis SIL Regular" w:eastAsia="Charis SIL Regular"/>
-          <w:b w:val="0"/>
-          <w:i w:val="0"/>
-          <w:color w:val="0000FF"/>
-          <w:sz w:val="24"/>
-          <w:u w:val="single"/>
-        </w:rPr>
-        <w:hyperlink r:id="rId19" w:history="1">
-          <w:r>
-            <w:rPr>
-              <w:rStyle w:val="Hyperlink"/>
-            </w:rPr>
-            <w:t>g</w:t>
-          </w:r>
-        </w:hyperlink>
-      </w:r>
-      <w:r>
-        <w:rPr>
-          <w:rFonts w:ascii="Charis SIL Regular" w:hAnsi="Charis SIL Regular" w:eastAsia="Charis SIL Regular"/>
-          <w:b w:val="0"/>
-          <w:i w:val="0"/>
-          <w:color w:val="0000FF"/>
-          <w:sz w:val="24"/>
-          <w:u w:val="single"/>
-        </w:rPr>
-        <w:hyperlink r:id="rId19" w:history="1">
-          <w:r>
-            <w:rPr>
-              <w:rStyle w:val="Hyperlink"/>
-            </w:rPr>
-            <w:t>er-</w:t>
-          </w:r>
-        </w:hyperlink>
-      </w:r>
-      <w:r>
-        <w:rPr>
-          <w:rFonts w:ascii="Charis SIL Regular" w:hAnsi="Charis SIL Regular" w:eastAsia="Charis SIL Regular"/>
-          <w:b w:val="0"/>
-          <w:i w:val="0"/>
-          <w:color w:val="0000FF"/>
-          <w:sz w:val="24"/>
-          <w:u w:val="single"/>
-        </w:rPr>
-        <w:t xml:space="preserve"> </w:t>
-      </w:r>
-      <w:r>
-        <w:rPr>
-          <w:rFonts w:ascii="Charis SIL Regular" w:hAnsi="Charis SIL Regular" w:eastAsia="Charis SIL Regular"/>
-          <w:b w:val="0"/>
-          <w:i w:val="0"/>
-          <w:color w:val="0000FF"/>
-          <w:sz w:val="24"/>
-          <w:u w:val="single"/>
-        </w:rPr>
-        <w:hyperlink r:id="rId19" w:history="1">
-          <w:r>
-            <w:rPr>
-              <w:rStyle w:val="Hyperlink"/>
-            </w:rPr>
-            <w:t>en</w:t>
-          </w:r>
-        </w:hyperlink>
-      </w:r>
-      <w:r>
-        <w:rPr>
-          <w:rFonts w:ascii="Charis SIL Regular" w:hAnsi="Charis SIL Regular" w:eastAsia="Charis SIL Regular"/>
-          <w:b w:val="0"/>
-          <w:i w:val="0"/>
-          <w:color w:val="0000FF"/>
-          <w:sz w:val="24"/>
-          <w:u w:val="single"/>
-        </w:rPr>
-        <w:t xml:space="preserve"> </w:t>
-      </w:r>
-      <w:r>
-        <w:rPr>
-          <w:rFonts w:ascii="Charis SIL Regular" w:hAnsi="Charis SIL Regular" w:eastAsia="Charis SIL Regular"/>
-          <w:b w:val="0"/>
-          <w:i w:val="0"/>
-          <w:color w:val="0000FF"/>
-          <w:sz w:val="24"/>
-          <w:u w:val="single"/>
-        </w:rPr>
-        <w:hyperlink r:id="rId19" w:history="1">
-          <w:r>
-            <w:rPr>
-              <w:rStyle w:val="Hyperlink"/>
-            </w:rPr>
-            <w:t>ma</w:t>
-          </w:r>
-        </w:hyperlink>
-      </w:r>
-      <w:r>
-        <w:rPr>
-          <w:rFonts w:ascii="Charis SIL Regular" w:hAnsi="Charis SIL Regular" w:eastAsia="Charis SIL Regular"/>
-          <w:b w:val="0"/>
-          <w:i w:val="0"/>
-          <w:color w:val="0000FF"/>
-          <w:sz w:val="24"/>
-          <w:u w:val="single"/>
-        </w:rPr>
-        <w:hyperlink r:id="rId19" w:history="1">
-          <w:r>
-            <w:rPr>
-              <w:rStyle w:val="Hyperlink"/>
-            </w:rPr>
-            <w:t>rineperso</w:t>
-          </w:r>
-        </w:hyperlink>
+        <w:t>Leger- en marineperso</w:t>
       </w:r>
       <w:r>
         <w:rPr>

--- a/EXPORTS/DOCX/published/niveau2/Dutch/Museum.docx
+++ b/EXPORTS/DOCX/published/niveau2/Dutch/Museum.docx
@@ -393,7 +393,6 @@
       </w:r>
       <w:r>
         <w:rPr>
-          <w:u w:val="single" w:color="0000ff"/>
           <w:rFonts w:ascii="Charis SIL Regular" w:hAnsi="Charis SIL Regular" w:eastAsia="Charis SIL Regular"/>
           <w:b w:val="0"/>
           <w:i w:val="0"/>
@@ -786,14 +785,7 @@
           <w:color w:val="0000FF"/>
           <w:sz w:val="24"/>
         </w:rPr>
-        <w:hyperlink r:id="rId12" w:history="1">
-          <w:r>
-            <w:rPr>
-              <w:rStyle w:val="Hyperlink"/>
-            </w:rPr>
-            <w:t>Vol</w:t>
-          </w:r>
-        </w:hyperlink>
+        <w:t>Vol</w:t>
       </w:r>
       <w:r>
         <w:rPr>
@@ -804,7 +796,7 @@
           <w:sz w:val="24"/>
           <w:u w:val="single"/>
         </w:rPr>
-        <w:hyperlink r:id="rId12" w:history="1">
+        <w:hyperlink r:id="rId11" w:history="1">
           <w:r>
             <w:rPr>
               <w:rStyle w:val="Hyperlink"/>
@@ -2112,7 +2104,7 @@
           <w:sz w:val="24"/>
           <w:u w:val="single"/>
         </w:rPr>
-        <w:hyperlink r:id="rId19" w:history="1">
+        <w:hyperlink r:id="rId14" w:history="1">
           <w:r>
             <w:rPr>
               <w:rStyle w:val="Hyperlink"/>
@@ -2141,7 +2133,7 @@
           <w:sz w:val="24"/>
           <w:u w:val="single"/>
         </w:rPr>
-        <w:hyperlink r:id="rId19" w:history="1">
+        <w:hyperlink r:id="rId14" w:history="1">
           <w:r>
             <w:rPr>
               <w:rStyle w:val="Hyperlink"/>
@@ -2170,7 +2162,7 @@
           <w:sz w:val="24"/>
           <w:u w:val="single"/>
         </w:rPr>
-        <w:hyperlink r:id="rId19" w:history="1">
+        <w:hyperlink r:id="rId14" w:history="1">
           <w:r>
             <w:rPr>
               <w:rStyle w:val="Hyperlink"/>
@@ -2188,7 +2180,7 @@
           <w:sz w:val="24"/>
           <w:u w:val="single"/>
         </w:rPr>
-        <w:hyperlink r:id="rId19" w:history="1">
+        <w:hyperlink r:id="rId14" w:history="1">
           <w:r>
             <w:rPr>
               <w:rStyle w:val="Hyperlink"/>
@@ -2246,8 +2238,128 @@
           <w:i w:val="0"/>
           <w:color w:val="0000FF"/>
           <w:sz w:val="24"/>
+          <w:u w:val="single"/>
         </w:rPr>
-        <w:t>Leger- en marineperso</w:t>
+        <w:hyperlink r:id="rId19" w:history="1">
+          <w:r>
+            <w:rPr>
+              <w:rStyle w:val="Hyperlink"/>
+            </w:rPr>
+            <w:t>Le</w:t>
+          </w:r>
+        </w:hyperlink>
+      </w:r>
+      <w:r>
+        <w:rPr>
+          <w:rFonts w:ascii="Charis SIL Regular" w:hAnsi="Charis SIL Regular" w:eastAsia="Charis SIL Regular"/>
+          <w:b w:val="0"/>
+          <w:i w:val="0"/>
+          <w:color w:val="0000FF"/>
+          <w:sz w:val="24"/>
+          <w:u w:val="single"/>
+        </w:rPr>
+        <w:hyperlink r:id="rId19" w:history="1">
+          <w:r>
+            <w:rPr>
+              <w:rStyle w:val="Hyperlink"/>
+            </w:rPr>
+            <w:t>g</w:t>
+          </w:r>
+        </w:hyperlink>
+      </w:r>
+      <w:r>
+        <w:rPr>
+          <w:rFonts w:ascii="Charis SIL Regular" w:hAnsi="Charis SIL Regular" w:eastAsia="Charis SIL Regular"/>
+          <w:b w:val="0"/>
+          <w:i w:val="0"/>
+          <w:color w:val="0000FF"/>
+          <w:sz w:val="24"/>
+          <w:u w:val="single"/>
+        </w:rPr>
+        <w:hyperlink r:id="rId19" w:history="1">
+          <w:r>
+            <w:rPr>
+              <w:rStyle w:val="Hyperlink"/>
+            </w:rPr>
+            <w:t>er-</w:t>
+          </w:r>
+        </w:hyperlink>
+      </w:r>
+      <w:r>
+        <w:rPr>
+          <w:rFonts w:ascii="Charis SIL Regular" w:hAnsi="Charis SIL Regular" w:eastAsia="Charis SIL Regular"/>
+          <w:b w:val="0"/>
+          <w:i w:val="0"/>
+          <w:color w:val="0000FF"/>
+          <w:sz w:val="24"/>
+          <w:u w:val="single"/>
+        </w:rPr>
+        <w:t xml:space="preserve"> </w:t>
+      </w:r>
+      <w:r>
+        <w:rPr>
+          <w:rFonts w:ascii="Charis SIL Regular" w:hAnsi="Charis SIL Regular" w:eastAsia="Charis SIL Regular"/>
+          <w:b w:val="0"/>
+          <w:i w:val="0"/>
+          <w:color w:val="0000FF"/>
+          <w:sz w:val="24"/>
+          <w:u w:val="single"/>
+        </w:rPr>
+        <w:hyperlink r:id="rId19" w:history="1">
+          <w:r>
+            <w:rPr>
+              <w:rStyle w:val="Hyperlink"/>
+            </w:rPr>
+            <w:t>en</w:t>
+          </w:r>
+        </w:hyperlink>
+      </w:r>
+      <w:r>
+        <w:rPr>
+          <w:rFonts w:ascii="Charis SIL Regular" w:hAnsi="Charis SIL Regular" w:eastAsia="Charis SIL Regular"/>
+          <w:b w:val="0"/>
+          <w:i w:val="0"/>
+          <w:color w:val="0000FF"/>
+          <w:sz w:val="24"/>
+          <w:u w:val="single"/>
+        </w:rPr>
+        <w:t xml:space="preserve"> </w:t>
+      </w:r>
+      <w:r>
+        <w:rPr>
+          <w:rFonts w:ascii="Charis SIL Regular" w:hAnsi="Charis SIL Regular" w:eastAsia="Charis SIL Regular"/>
+          <w:b w:val="0"/>
+          <w:i w:val="0"/>
+          <w:color w:val="0000FF"/>
+          <w:sz w:val="24"/>
+          <w:u w:val="single"/>
+        </w:rPr>
+        <w:hyperlink r:id="rId19" w:history="1">
+          <w:r>
+            <w:rPr>
+              <w:rStyle w:val="Hyperlink"/>
+            </w:rPr>
+            <w:t>ma</w:t>
+          </w:r>
+        </w:hyperlink>
+      </w:r>
+      <w:r>
+        <w:rPr>
+          <w:rFonts w:ascii="Charis SIL Regular" w:hAnsi="Charis SIL Regular" w:eastAsia="Charis SIL Regular"/>
+          <w:b w:val="0"/>
+          <w:i w:val="0"/>
+          <w:color w:val="0000FF"/>
+          <w:sz w:val="24"/>
+          <w:u w:val="single"/>
+        </w:rPr>
+        <w:hyperlink r:id="rId19" w:history="1">
+          <w:r>
+            <w:rPr>
+              <w:rStyle w:val="Hyperlink"/>
+            </w:rPr>
+            <w:t>rineperso</w:t>
+          </w:r>
+        </w:hyperlink>
       </w:r>
       <w:r>
         <w:rPr>

--- a/EXPORTS/DOCX/published/niveau2/Dutch/Museum.docx
+++ b/EXPORTS/DOCX/published/niveau2/Dutch/Museum.docx
@@ -393,6 +393,7 @@
       </w:r>
       <w:r>
         <w:rPr>
+          <w:u w:val="single" w:color="0000ff"/>
           <w:rFonts w:ascii="Charis SIL Regular" w:hAnsi="Charis SIL Regular" w:eastAsia="Charis SIL Regular"/>
           <w:b w:val="0"/>
           <w:i w:val="0"/>
@@ -785,7 +786,14 @@
           <w:color w:val="0000FF"/>
           <w:sz w:val="24"/>
         </w:rPr>
-        <w:t>Vol</w:t>
+        <w:hyperlink r:id="rId12" w:history="1">
+          <w:r>
+            <w:rPr>
+              <w:rStyle w:val="Hyperlink"/>
+            </w:rPr>
+            <w:t>Vol</w:t>
+          </w:r>
+        </w:hyperlink>
       </w:r>
       <w:r>
         <w:rPr>
@@ -796,7 +804,7 @@
           <w:sz w:val="24"/>
           <w:u w:val="single"/>
         </w:rPr>
-        <w:hyperlink r:id="rId11" w:history="1">
+        <w:hyperlink r:id="rId12" w:history="1">
           <w:r>
             <w:rPr>
               <w:rStyle w:val="Hyperlink"/>
@@ -1691,25 +1699,7 @@
           <w:color w:val="000000"/>
           <w:sz w:val="24"/>
         </w:rPr>
-        <w:t>u</w:t>
-      </w:r>
-      <w:r>
-        <w:rPr>
-          <w:u w:val="single" w:color="0000ff"/>
-          <w:rFonts w:ascii="Charis SIL Regular" w:hAnsi="Charis SIL Regular" w:eastAsia="Charis SIL Regular"/>
-          <w:b w:val="0"/>
-          <w:i w:val="0"/>
-          <w:color w:val="000000"/>
-          <w:sz w:val="24"/>
-        </w:rPr>
-        <w:hyperlink r:id="rId18" w:history="1">
-          <w:r>
-            <w:rPr>
-              <w:rStyle w:val="Hyperlink"/>
-            </w:rPr>
-            <w:t>rhistorische- e</w:t>
-          </w:r>
-        </w:hyperlink>
+        <w:t>urhistorische- e</w:t>
       </w:r>
       <w:r>
         <w:rPr>
@@ -1952,7 +1942,7 @@
           <w:sz w:val="24"/>
           <w:u w:val="single"/>
         </w:rPr>
-        <w:hyperlink r:id="rId14" w:history="1">
+        <w:hyperlink r:id="rId19" w:history="1">
           <w:r>
             <w:rPr>
               <w:rStyle w:val="Hyperlink"/>
@@ -2446,7 +2436,7 @@
           <w:sz w:val="24"/>
           <w:u w:val="single"/>
         </w:rPr>
-        <w:hyperlink r:id="rId19" w:history="1">
+        <w:hyperlink r:id="rId13" w:history="1">
           <w:r>
             <w:rPr>
               <w:rStyle w:val="Hyperlink"/>
@@ -2464,7 +2454,7 @@
           <w:sz w:val="24"/>
           <w:u w:val="single"/>
         </w:rPr>
-        <w:hyperlink r:id="rId19" w:history="1">
+        <w:hyperlink r:id="rId13" w:history="1">
           <w:r>
             <w:rPr>
               <w:rStyle w:val="Hyperlink"/>
@@ -2482,7 +2472,7 @@
           <w:sz w:val="24"/>
           <w:u w:val="single"/>
         </w:rPr>
-        <w:hyperlink r:id="rId19" w:history="1">
+        <w:hyperlink r:id="rId13" w:history="1">
           <w:r>
             <w:rPr>
               <w:rStyle w:val="Hyperlink"/>
@@ -2511,7 +2501,7 @@
           <w:sz w:val="24"/>
           <w:u w:val="single"/>
         </w:rPr>
-        <w:hyperlink r:id="rId19" w:history="1">
+        <w:hyperlink r:id="rId13" w:history="1">
           <w:r>
             <w:rPr>
               <w:rStyle w:val="Hyperlink"/>
@@ -2557,7 +2547,7 @@
           <w:sz w:val="24"/>
           <w:u w:val="single"/>
         </w:rPr>
-        <w:hyperlink r:id="rId13" w:history="1">
+        <w:hyperlink r:id="rId20" w:history="1">
           <w:r>
             <w:rPr>
               <w:rStyle w:val="Hyperlink"/>
@@ -2575,7 +2565,7 @@
           <w:sz w:val="24"/>
           <w:u w:val="single"/>
         </w:rPr>
-        <w:hyperlink r:id="rId13" w:history="1">
+        <w:hyperlink r:id="rId20" w:history="1">
           <w:r>
             <w:rPr>
               <w:rStyle w:val="Hyperlink"/>
@@ -2593,7 +2583,7 @@
           <w:sz w:val="24"/>
           <w:u w:val="single"/>
         </w:rPr>
-        <w:hyperlink r:id="rId13" w:history="1">
+        <w:hyperlink r:id="rId20" w:history="1">
           <w:r>
             <w:rPr>
               <w:rStyle w:val="Hyperlink"/>
@@ -2611,7 +2601,7 @@
           <w:sz w:val="24"/>
           <w:u w:val="single"/>
         </w:rPr>
-        <w:hyperlink r:id="rId13" w:history="1">
+        <w:hyperlink r:id="rId20" w:history="1">
           <w:r>
             <w:rPr>
               <w:rStyle w:val="Hyperlink"/>
@@ -2640,7 +2630,7 @@
           <w:sz w:val="24"/>
           <w:u w:val="single"/>
         </w:rPr>
-        <w:hyperlink r:id="rId13" w:history="1">
+        <w:hyperlink r:id="rId20" w:history="1">
           <w:r>
             <w:rPr>
               <w:rStyle w:val="Hyperlink"/>
@@ -2658,7 +2648,7 @@
           <w:sz w:val="24"/>
           <w:u w:val="single"/>
         </w:rPr>
-        <w:hyperlink r:id="rId13" w:history="1">
+        <w:hyperlink r:id="rId20" w:history="1">
           <w:r>
             <w:rPr>
               <w:rStyle w:val="Hyperlink"/>
@@ -2676,7 +2666,7 @@
           <w:sz w:val="24"/>
           <w:u w:val="single"/>
         </w:rPr>
-        <w:hyperlink r:id="rId13" w:history="1">
+        <w:hyperlink r:id="rId20" w:history="1">
           <w:r>
             <w:rPr>
               <w:rStyle w:val="Hyperlink"/>
@@ -2705,7 +2695,7 @@
           <w:sz w:val="24"/>
           <w:u w:val="single"/>
         </w:rPr>
-        <w:hyperlink r:id="rId13" w:history="1">
+        <w:hyperlink r:id="rId20" w:history="1">
           <w:r>
             <w:rPr>
               <w:rStyle w:val="Hyperlink"/>
@@ -2723,7 +2713,7 @@
           <w:sz w:val="24"/>
           <w:u w:val="single"/>
         </w:rPr>
-        <w:hyperlink r:id="rId13" w:history="1">
+        <w:hyperlink r:id="rId20" w:history="1">
           <w:r>
             <w:rPr>
               <w:rStyle w:val="Hyperlink"/>
@@ -2752,7 +2742,7 @@
           <w:sz w:val="24"/>
           <w:u w:val="single"/>
         </w:rPr>
-        <w:hyperlink r:id="rId13" w:history="1">
+        <w:hyperlink r:id="rId20" w:history="1">
           <w:r>
             <w:rPr>
               <w:rStyle w:val="Hyperlink"/>
@@ -2788,7 +2778,7 @@
           <w:sz w:val="24"/>
           <w:u w:val="single"/>
         </w:rPr>
-        <w:hyperlink r:id="rId13" w:history="1">
+        <w:hyperlink r:id="rId20" w:history="1">
           <w:r>
             <w:rPr>
               <w:rStyle w:val="Hyperlink"/>
@@ -2817,7 +2807,7 @@
           <w:sz w:val="24"/>
           <w:u w:val="single"/>
         </w:rPr>
-        <w:hyperlink r:id="rId13" w:history="1">
+        <w:hyperlink r:id="rId20" w:history="1">
           <w:r>
             <w:rPr>
               <w:rStyle w:val="Hyperlink"/>
@@ -2863,7 +2853,7 @@
           <w:sz w:val="24"/>
           <w:u w:val="single"/>
         </w:rPr>
-        <w:hyperlink r:id="rId20" w:history="1">
+        <w:hyperlink r:id="rId15" w:history="1">
           <w:r>
             <w:rPr>
               <w:rStyle w:val="Hyperlink"/>
@@ -2892,7 +2882,7 @@
           <w:sz w:val="24"/>
           <w:u w:val="single"/>
         </w:rPr>
-        <w:hyperlink r:id="rId20" w:history="1">
+        <w:hyperlink r:id="rId15" w:history="1">
           <w:r>
             <w:rPr>
               <w:rStyle w:val="Hyperlink"/>
@@ -2921,7 +2911,7 @@
           <w:sz w:val="24"/>
           <w:u w:val="single"/>
         </w:rPr>
-        <w:hyperlink r:id="rId20" w:history="1">
+        <w:hyperlink r:id="rId15" w:history="1">
           <w:r>
             <w:rPr>
               <w:rStyle w:val="Hyperlink"/>

--- a/EXPORTS/DOCX/published/niveau2/Dutch/Museum.docx
+++ b/EXPORTS/DOCX/published/niveau2/Dutch/Museum.docx
@@ -371,36 +371,7 @@
           <w:color w:val="000000"/>
           <w:sz w:val="24"/>
         </w:rPr>
-        <w:t>, beide</w:t>
-      </w:r>
-      <w:r>
-        <w:rPr>
-          <w:u w:val="single" w:color="0000ff"/>
-          <w:rFonts w:ascii="Charis SIL Regular" w:hAnsi="Charis SIL Regular" w:eastAsia="Charis SIL Regular"/>
-          <w:b w:val="0"/>
-          <w:i w:val="0"/>
-          <w:color w:val="000000"/>
-          <w:sz w:val="24"/>
-        </w:rPr>
-        <w:hyperlink r:id="rId9" w:history="1">
-          <w:r>
-            <w:rPr>
-              <w:rStyle w:val="Hyperlink"/>
-            </w:rPr>
-            <w:t>n in de Zuid-</w:t>
-          </w:r>
-        </w:hyperlink>
-      </w:r>
-      <w:r>
-        <w:rPr>
-          <w:u w:val="single" w:color="0000ff"/>
-          <w:rFonts w:ascii="Charis SIL Regular" w:hAnsi="Charis SIL Regular" w:eastAsia="Charis SIL Regular"/>
-          <w:b w:val="0"/>
-          <w:i w:val="0"/>
-          <w:color w:val="000000"/>
-          <w:sz w:val="24"/>
-        </w:rPr>
-        <w:t>H</w:t>
+        <w:t>, beiden in de Zuid-H</w:t>
       </w:r>
       <w:r>
         <w:rPr>
@@ -785,6 +756,7 @@
           <w:i w:val="0"/>
           <w:color w:val="0000FF"/>
           <w:sz w:val="24"/>
+          <w:u w:val="single"/>
         </w:rPr>
         <w:hyperlink r:id="rId12" w:history="1">
           <w:r>
@@ -815,60 +787,13 @@
       </w:r>
       <w:r>
         <w:rPr>
-          <w:u w:val="single" w:color="0000ff"/>
           <w:rFonts w:ascii="Charis SIL Regular" w:hAnsi="Charis SIL Regular" w:eastAsia="Charis SIL Regular"/>
           <w:b w:val="0"/>
           <w:i w:val="0"/>
           <w:color w:val="000000"/>
           <w:sz w:val="24"/>
         </w:rPr>
-        <w:t xml:space="preserve"> </w:t>
-      </w:r>
-      <w:r>
-        <w:rPr>
-          <w:u w:val="single" w:color="0000ff"/>
-          <w:rFonts w:ascii="Charis SIL Regular" w:hAnsi="Charis SIL Regular" w:eastAsia="Charis SIL Regular"/>
-          <w:b w:val="0"/>
-          <w:i w:val="0"/>
-          <w:color w:val="000000"/>
-          <w:sz w:val="24"/>
-        </w:rPr>
-        <w:hyperlink r:id="rId11" w:history="1">
-          <w:r>
-            <w:rPr>
-              <w:rStyle w:val="Hyperlink"/>
-            </w:rPr>
-            <w:t>in Rotter</w:t>
-          </w:r>
-        </w:hyperlink>
-      </w:r>
-      <w:r>
-        <w:rPr>
-          <w:rFonts w:ascii="Charis SIL Regular" w:hAnsi="Charis SIL Regular" w:eastAsia="Charis SIL Regular"/>
-          <w:b w:val="0"/>
-          <w:i w:val="0"/>
-          <w:color w:val="000000"/>
-          <w:sz w:val="24"/>
-        </w:rPr>
-        <w:t>dam. De komst van objecten afkomstig uit ge</w:t>
-      </w:r>
-      <w:r>
-        <w:rPr>
-          <w:u w:val="single" w:color="0000ff"/>
-          <w:rFonts w:ascii="Charis SIL Regular" w:hAnsi="Charis SIL Regular" w:eastAsia="Charis SIL Regular"/>
-          <w:b w:val="0"/>
-          <w:i w:val="0"/>
-          <w:color w:val="000000"/>
-          <w:sz w:val="24"/>
-        </w:rPr>
-        <w:hyperlink r:id="rId12" w:history="1">
-          <w:r>
-            <w:rPr>
-              <w:rStyle w:val="Hyperlink"/>
-            </w:rPr>
-            <w:t>kolonisee</w:t>
-          </w:r>
-        </w:hyperlink>
+        <w:t xml:space="preserve"> in Rotterdam. De komst van objecten afkomstig uit gekolonisee</w:t>
       </w:r>
       <w:r>
         <w:rPr>
@@ -1699,7 +1624,25 @@
           <w:color w:val="000000"/>
           <w:sz w:val="24"/>
         </w:rPr>
-        <w:t>urhistorische- e</w:t>
+        <w:t>u</w:t>
+      </w:r>
+      <w:r>
+        <w:rPr>
+          <w:u w:val="single" w:color="0000ff"/>
+          <w:rFonts w:ascii="Charis SIL Regular" w:hAnsi="Charis SIL Regular" w:eastAsia="Charis SIL Regular"/>
+          <w:b w:val="0"/>
+          <w:i w:val="0"/>
+          <w:color w:val="000000"/>
+          <w:sz w:val="24"/>
+        </w:rPr>
+        <w:hyperlink r:id="rId18" w:history="1">
+          <w:r>
+            <w:rPr>
+              <w:rStyle w:val="Hyperlink"/>
+            </w:rPr>
+            <w:t>rhistorische- e</w:t>
+          </w:r>
+        </w:hyperlink>
       </w:r>
       <w:r>
         <w:rPr>
@@ -1971,7 +1914,7 @@
           <w:sz w:val="24"/>
           <w:u w:val="single"/>
         </w:rPr>
-        <w:hyperlink r:id="rId14" w:history="1">
+        <w:hyperlink r:id="rId19" w:history="1">
           <w:r>
             <w:rPr>
               <w:rStyle w:val="Hyperlink"/>
@@ -2000,7 +1943,7 @@
           <w:sz w:val="24"/>
           <w:u w:val="single"/>
         </w:rPr>
-        <w:hyperlink r:id="rId14" w:history="1">
+        <w:hyperlink r:id="rId19" w:history="1">
           <w:r>
             <w:rPr>
               <w:rStyle w:val="Hyperlink"/>
@@ -2029,7 +1972,7 @@
           <w:sz w:val="24"/>
           <w:u w:val="single"/>
         </w:rPr>
-        <w:hyperlink r:id="rId14" w:history="1">
+        <w:hyperlink r:id="rId19" w:history="1">
           <w:r>
             <w:rPr>
               <w:rStyle w:val="Hyperlink"/>
@@ -2436,12 +2379,206 @@
           <w:sz w:val="24"/>
           <w:u w:val="single"/>
         </w:rPr>
+        <w:hyperlink r:id="rId19" w:history="1">
+          <w:r>
+            <w:rPr>
+              <w:rStyle w:val="Hyperlink"/>
+            </w:rPr>
+            <w:t>gekolonis</w:t>
+          </w:r>
+        </w:hyperlink>
+      </w:r>
+      <w:r>
+        <w:rPr>
+          <w:rFonts w:ascii="Charis SIL Regular" w:hAnsi="Charis SIL Regular" w:eastAsia="Charis SIL Regular"/>
+          <w:b w:val="0"/>
+          <w:i w:val="0"/>
+          <w:color w:val="0000FF"/>
+          <w:sz w:val="24"/>
+          <w:u w:val="single"/>
+        </w:rPr>
+        <w:hyperlink r:id="rId19" w:history="1">
+          <w:r>
+            <w:rPr>
+              <w:rStyle w:val="Hyperlink"/>
+            </w:rPr>
+            <w:t>e</w:t>
+          </w:r>
+        </w:hyperlink>
+      </w:r>
+      <w:r>
+        <w:rPr>
+          <w:rFonts w:ascii="Charis SIL Regular" w:hAnsi="Charis SIL Regular" w:eastAsia="Charis SIL Regular"/>
+          <w:b w:val="0"/>
+          <w:i w:val="0"/>
+          <w:color w:val="0000FF"/>
+          <w:sz w:val="24"/>
+          <w:u w:val="single"/>
+        </w:rPr>
+        <w:hyperlink r:id="rId19" w:history="1">
+          <w:r>
+            <w:rPr>
+              <w:rStyle w:val="Hyperlink"/>
+            </w:rPr>
+            <w:t>erde</w:t>
+          </w:r>
+        </w:hyperlink>
+      </w:r>
+      <w:r>
+        <w:rPr>
+          <w:rFonts w:ascii="Charis SIL Regular" w:hAnsi="Charis SIL Regular" w:eastAsia="Charis SIL Regular"/>
+          <w:b w:val="0"/>
+          <w:i w:val="0"/>
+          <w:color w:val="0000FF"/>
+          <w:sz w:val="24"/>
+          <w:u w:val="single"/>
+        </w:rPr>
+        <w:t xml:space="preserve"> </w:t>
+      </w:r>
+      <w:r>
+        <w:rPr>
+          <w:rFonts w:ascii="Charis SIL Regular" w:hAnsi="Charis SIL Regular" w:eastAsia="Charis SIL Regular"/>
+          <w:b w:val="0"/>
+          <w:i w:val="0"/>
+          <w:color w:val="0000FF"/>
+          <w:sz w:val="24"/>
+          <w:u w:val="single"/>
+        </w:rPr>
+        <w:hyperlink r:id="rId19" w:history="1">
+          <w:r>
+            <w:rPr>
+              <w:rStyle w:val="Hyperlink"/>
+            </w:rPr>
+            <w:t>ge</w:t>
+          </w:r>
+        </w:hyperlink>
+      </w:r>
+      <w:r>
+        <w:rPr>
+          <w:rFonts w:ascii="Charis SIL Regular" w:hAnsi="Charis SIL Regular" w:eastAsia="Charis SIL Regular"/>
+          <w:b w:val="0"/>
+          <w:i w:val="0"/>
+          <w:color w:val="0000FF"/>
+          <w:sz w:val="24"/>
+          <w:u w:val="single"/>
+        </w:rPr>
         <w:hyperlink r:id="rId13" w:history="1">
           <w:r>
             <w:rPr>
               <w:rStyle w:val="Hyperlink"/>
             </w:rPr>
-            <w:t>gekolonis</w:t>
+            <w:t>bieden</w:t>
+          </w:r>
+        </w:hyperlink>
+      </w:r>
+      <w:r>
+        <w:rPr>
+          <w:rFonts w:ascii="Charis SIL Regular" w:hAnsi="Charis SIL Regular" w:eastAsia="Charis SIL Regular"/>
+          <w:b w:val="0"/>
+          <w:i w:val="0"/>
+          <w:color w:val="000000"/>
+          <w:sz w:val="24"/>
+        </w:rPr>
+        <w:t xml:space="preserve">•  </w:t>
+      </w:r>
+      <w:r>
+        <w:rPr>
+          <w:rFonts w:ascii="Charis SIL Regular" w:hAnsi="Charis SIL Regular" w:eastAsia="Charis SIL Regular"/>
+          <w:b w:val="0"/>
+          <w:i w:val="0"/>
+          <w:color w:val="0000FF"/>
+          <w:sz w:val="24"/>
+          <w:u w:val="single"/>
+        </w:rPr>
+        <w:hyperlink r:id="rId13" w:history="1">
+          <w:r>
+            <w:rPr>
+              <w:rStyle w:val="Hyperlink"/>
+            </w:rPr>
+            <w:t>Weten</w:t>
+          </w:r>
+        </w:hyperlink>
+      </w:r>
+      <w:r>
+        <w:rPr>
+          <w:rFonts w:ascii="Charis SIL Regular" w:hAnsi="Charis SIL Regular" w:eastAsia="Charis SIL Regular"/>
+          <w:b w:val="0"/>
+          <w:i w:val="0"/>
+          <w:color w:val="0000FF"/>
+          <w:sz w:val="24"/>
+          <w:u w:val="single"/>
+        </w:rPr>
+        <w:hyperlink r:id="rId13" w:history="1">
+          <w:r>
+            <w:rPr>
+              <w:rStyle w:val="Hyperlink"/>
+            </w:rPr>
+            <w:t>s</w:t>
+          </w:r>
+        </w:hyperlink>
+      </w:r>
+      <w:r>
+        <w:rPr>
+          <w:rFonts w:ascii="Charis SIL Regular" w:hAnsi="Charis SIL Regular" w:eastAsia="Charis SIL Regular"/>
+          <w:b w:val="0"/>
+          <w:i w:val="0"/>
+          <w:color w:val="0000FF"/>
+          <w:sz w:val="24"/>
+          <w:u w:val="single"/>
+        </w:rPr>
+        <w:hyperlink r:id="rId13" w:history="1">
+          <w:r>
+            <w:rPr>
+              <w:rStyle w:val="Hyperlink"/>
+            </w:rPr>
+            <w:t>ch</w:t>
+          </w:r>
+        </w:hyperlink>
+      </w:r>
+      <w:r>
+        <w:rPr>
+          <w:rFonts w:ascii="Charis SIL Regular" w:hAnsi="Charis SIL Regular" w:eastAsia="Charis SIL Regular"/>
+          <w:b w:val="0"/>
+          <w:i w:val="0"/>
+          <w:color w:val="0000FF"/>
+          <w:sz w:val="24"/>
+          <w:u w:val="single"/>
+        </w:rPr>
+        <w:hyperlink r:id="rId13" w:history="1">
+          <w:r>
+            <w:rPr>
+              <w:rStyle w:val="Hyperlink"/>
+            </w:rPr>
+            <w:t>appelijk</w:t>
+          </w:r>
+        </w:hyperlink>
+      </w:r>
+      <w:r>
+        <w:rPr>
+          <w:rFonts w:ascii="Charis SIL Regular" w:hAnsi="Charis SIL Regular" w:eastAsia="Charis SIL Regular"/>
+          <w:b w:val="0"/>
+          <w:i w:val="0"/>
+          <w:color w:val="0000FF"/>
+          <w:sz w:val="24"/>
+          <w:u w:val="single"/>
+        </w:rPr>
+        <w:t xml:space="preserve"> </w:t>
+      </w:r>
+      <w:r>
+        <w:rPr>
+          <w:rFonts w:ascii="Charis SIL Regular" w:hAnsi="Charis SIL Regular" w:eastAsia="Charis SIL Regular"/>
+          <w:b w:val="0"/>
+          <w:i w:val="0"/>
+          <w:color w:val="0000FF"/>
+          <w:sz w:val="24"/>
+          <w:u w:val="single"/>
+        </w:rPr>
+        <w:hyperlink r:id="rId13" w:history="1">
+          <w:r>
+            <w:rPr>
+              <w:rStyle w:val="Hyperlink"/>
+            </w:rPr>
+            <w:t>onderzo</w:t>
           </w:r>
         </w:hyperlink>
       </w:r>
@@ -2477,7 +2614,7 @@
             <w:rPr>
               <w:rStyle w:val="Hyperlink"/>
             </w:rPr>
-            <w:t>erde</w:t>
+            <w:t>k</w:t>
           </w:r>
         </w:hyperlink>
       </w:r>
@@ -2506,7 +2643,7 @@
             <w:rPr>
               <w:rStyle w:val="Hyperlink"/>
             </w:rPr>
-            <w:t>ge</w:t>
+            <w:t>i</w:t>
           </w:r>
         </w:hyperlink>
       </w:r>
@@ -2524,89 +2661,7 @@
             <w:rPr>
               <w:rStyle w:val="Hyperlink"/>
             </w:rPr>
-            <w:t>bieden</w:t>
-          </w:r>
-        </w:hyperlink>
-      </w:r>
-      <w:r>
-        <w:rPr>
-          <w:rFonts w:ascii="Charis SIL Regular" w:hAnsi="Charis SIL Regular" w:eastAsia="Charis SIL Regular"/>
-          <w:b w:val="0"/>
-          <w:i w:val="0"/>
-          <w:color w:val="000000"/>
-          <w:sz w:val="24"/>
-        </w:rPr>
-        <w:t xml:space="preserve">•  </w:t>
-      </w:r>
-      <w:r>
-        <w:rPr>
-          <w:rFonts w:ascii="Charis SIL Regular" w:hAnsi="Charis SIL Regular" w:eastAsia="Charis SIL Regular"/>
-          <w:b w:val="0"/>
-          <w:i w:val="0"/>
-          <w:color w:val="0000FF"/>
-          <w:sz w:val="24"/>
-          <w:u w:val="single"/>
-        </w:rPr>
-        <w:hyperlink r:id="rId20" w:history="1">
-          <w:r>
-            <w:rPr>
-              <w:rStyle w:val="Hyperlink"/>
-            </w:rPr>
-            <w:t>Weten</w:t>
-          </w:r>
-        </w:hyperlink>
-      </w:r>
-      <w:r>
-        <w:rPr>
-          <w:rFonts w:ascii="Charis SIL Regular" w:hAnsi="Charis SIL Regular" w:eastAsia="Charis SIL Regular"/>
-          <w:b w:val="0"/>
-          <w:i w:val="0"/>
-          <w:color w:val="0000FF"/>
-          <w:sz w:val="24"/>
-          <w:u w:val="single"/>
-        </w:rPr>
-        <w:hyperlink r:id="rId20" w:history="1">
-          <w:r>
-            <w:rPr>
-              <w:rStyle w:val="Hyperlink"/>
-            </w:rPr>
-            <w:t>s</w:t>
-          </w:r>
-        </w:hyperlink>
-      </w:r>
-      <w:r>
-        <w:rPr>
-          <w:rFonts w:ascii="Charis SIL Regular" w:hAnsi="Charis SIL Regular" w:eastAsia="Charis SIL Regular"/>
-          <w:b w:val="0"/>
-          <w:i w:val="0"/>
-          <w:color w:val="0000FF"/>
-          <w:sz w:val="24"/>
-          <w:u w:val="single"/>
-        </w:rPr>
-        <w:hyperlink r:id="rId20" w:history="1">
-          <w:r>
-            <w:rPr>
-              <w:rStyle w:val="Hyperlink"/>
-            </w:rPr>
-            <w:t>ch</w:t>
-          </w:r>
-        </w:hyperlink>
-      </w:r>
-      <w:r>
-        <w:rPr>
-          <w:rFonts w:ascii="Charis SIL Regular" w:hAnsi="Charis SIL Regular" w:eastAsia="Charis SIL Regular"/>
-          <w:b w:val="0"/>
-          <w:i w:val="0"/>
-          <w:color w:val="0000FF"/>
-          <w:sz w:val="24"/>
-          <w:u w:val="single"/>
-        </w:rPr>
-        <w:hyperlink r:id="rId20" w:history="1">
-          <w:r>
-            <w:rPr>
-              <w:rStyle w:val="Hyperlink"/>
-            </w:rPr>
-            <w:t>appelijk</w:t>
+            <w:t>n</w:t>
           </w:r>
         </w:hyperlink>
       </w:r>
@@ -2630,119 +2685,7 @@
           <w:sz w:val="24"/>
           <w:u w:val="single"/>
         </w:rPr>
-        <w:hyperlink r:id="rId20" w:history="1">
-          <w:r>
-            <w:rPr>
-              <w:rStyle w:val="Hyperlink"/>
-            </w:rPr>
-            <w:t>onderzo</w:t>
-          </w:r>
-        </w:hyperlink>
-      </w:r>
-      <w:r>
-        <w:rPr>
-          <w:rFonts w:ascii="Charis SIL Regular" w:hAnsi="Charis SIL Regular" w:eastAsia="Charis SIL Regular"/>
-          <w:b w:val="0"/>
-          <w:i w:val="0"/>
-          <w:color w:val="0000FF"/>
-          <w:sz w:val="24"/>
-          <w:u w:val="single"/>
-        </w:rPr>
-        <w:hyperlink r:id="rId20" w:history="1">
-          <w:r>
-            <w:rPr>
-              <w:rStyle w:val="Hyperlink"/>
-            </w:rPr>
-            <w:t>e</w:t>
-          </w:r>
-        </w:hyperlink>
-      </w:r>
-      <w:r>
-        <w:rPr>
-          <w:rFonts w:ascii="Charis SIL Regular" w:hAnsi="Charis SIL Regular" w:eastAsia="Charis SIL Regular"/>
-          <w:b w:val="0"/>
-          <w:i w:val="0"/>
-          <w:color w:val="0000FF"/>
-          <w:sz w:val="24"/>
-          <w:u w:val="single"/>
-        </w:rPr>
-        <w:hyperlink r:id="rId20" w:history="1">
-          <w:r>
-            <w:rPr>
-              <w:rStyle w:val="Hyperlink"/>
-            </w:rPr>
-            <w:t>k</w:t>
-          </w:r>
-        </w:hyperlink>
-      </w:r>
-      <w:r>
-        <w:rPr>
-          <w:rFonts w:ascii="Charis SIL Regular" w:hAnsi="Charis SIL Regular" w:eastAsia="Charis SIL Regular"/>
-          <w:b w:val="0"/>
-          <w:i w:val="0"/>
-          <w:color w:val="0000FF"/>
-          <w:sz w:val="24"/>
-          <w:u w:val="single"/>
-        </w:rPr>
-        <w:t xml:space="preserve"> </w:t>
-      </w:r>
-      <w:r>
-        <w:rPr>
-          <w:rFonts w:ascii="Charis SIL Regular" w:hAnsi="Charis SIL Regular" w:eastAsia="Charis SIL Regular"/>
-          <w:b w:val="0"/>
-          <w:i w:val="0"/>
-          <w:color w:val="0000FF"/>
-          <w:sz w:val="24"/>
-          <w:u w:val="single"/>
-        </w:rPr>
-        <w:hyperlink r:id="rId20" w:history="1">
-          <w:r>
-            <w:rPr>
-              <w:rStyle w:val="Hyperlink"/>
-            </w:rPr>
-            <w:t>i</w:t>
-          </w:r>
-        </w:hyperlink>
-      </w:r>
-      <w:r>
-        <w:rPr>
-          <w:rFonts w:ascii="Charis SIL Regular" w:hAnsi="Charis SIL Regular" w:eastAsia="Charis SIL Regular"/>
-          <w:b w:val="0"/>
-          <w:i w:val="0"/>
-          <w:color w:val="0000FF"/>
-          <w:sz w:val="24"/>
-          <w:u w:val="single"/>
-        </w:rPr>
-        <w:hyperlink r:id="rId20" w:history="1">
-          <w:r>
-            <w:rPr>
-              <w:rStyle w:val="Hyperlink"/>
-            </w:rPr>
-            <w:t>n</w:t>
-          </w:r>
-        </w:hyperlink>
-      </w:r>
-      <w:r>
-        <w:rPr>
-          <w:rFonts w:ascii="Charis SIL Regular" w:hAnsi="Charis SIL Regular" w:eastAsia="Charis SIL Regular"/>
-          <w:b w:val="0"/>
-          <w:i w:val="0"/>
-          <w:color w:val="0000FF"/>
-          <w:sz w:val="24"/>
-          <w:u w:val="single"/>
-        </w:rPr>
-        <w:t xml:space="preserve"> </w:t>
-      </w:r>
-      <w:r>
-        <w:rPr>
-          <w:rFonts w:ascii="Charis SIL Regular" w:hAnsi="Charis SIL Regular" w:eastAsia="Charis SIL Regular"/>
-          <w:b w:val="0"/>
-          <w:i w:val="0"/>
-          <w:color w:val="0000FF"/>
-          <w:sz w:val="24"/>
-          <w:u w:val="single"/>
-        </w:rPr>
-        <w:hyperlink r:id="rId20" w:history="1">
+        <w:hyperlink r:id="rId13" w:history="1">
           <w:r>
             <w:rPr>
               <w:rStyle w:val="Hyperlink"/>
@@ -2778,7 +2721,7 @@
           <w:sz w:val="24"/>
           <w:u w:val="single"/>
         </w:rPr>
-        <w:hyperlink r:id="rId20" w:history="1">
+        <w:hyperlink r:id="rId13" w:history="1">
           <w:r>
             <w:rPr>
               <w:rStyle w:val="Hyperlink"/>
@@ -2807,7 +2750,7 @@
           <w:sz w:val="24"/>
           <w:u w:val="single"/>
         </w:rPr>
-        <w:hyperlink r:id="rId20" w:history="1">
+        <w:hyperlink r:id="rId13" w:history="1">
           <w:r>
             <w:rPr>
               <w:rStyle w:val="Hyperlink"/>
@@ -2853,7 +2796,7 @@
           <w:sz w:val="24"/>
           <w:u w:val="single"/>
         </w:rPr>
-        <w:hyperlink r:id="rId15" w:history="1">
+        <w:hyperlink r:id="rId20" w:history="1">
           <w:r>
             <w:rPr>
               <w:rStyle w:val="Hyperlink"/>
@@ -2882,7 +2825,7 @@
           <w:sz w:val="24"/>
           <w:u w:val="single"/>
         </w:rPr>
-        <w:hyperlink r:id="rId15" w:history="1">
+        <w:hyperlink r:id="rId20" w:history="1">
           <w:r>
             <w:rPr>
               <w:rStyle w:val="Hyperlink"/>
@@ -2911,7 +2854,7 @@
           <w:sz w:val="24"/>
           <w:u w:val="single"/>
         </w:rPr>
-        <w:hyperlink r:id="rId15" w:history="1">
+        <w:hyperlink r:id="rId20" w:history="1">
           <w:r>
             <w:rPr>
               <w:rStyle w:val="Hyperlink"/>

--- a/EXPORTS/DOCX/published/niveau2/Dutch/Museum.docx
+++ b/EXPORTS/DOCX/published/niveau2/Dutch/Museum.docx
@@ -371,7 +371,36 @@
           <w:color w:val="000000"/>
           <w:sz w:val="24"/>
         </w:rPr>
-        <w:t>, beiden in de Zuid-H</w:t>
+        <w:t>, beide</w:t>
+      </w:r>
+      <w:r>
+        <w:rPr>
+          <w:u w:val="single" w:color="0000ff"/>
+          <w:rFonts w:ascii="Charis SIL Regular" w:hAnsi="Charis SIL Regular" w:eastAsia="Charis SIL Regular"/>
+          <w:b w:val="0"/>
+          <w:i w:val="0"/>
+          <w:color w:val="000000"/>
+          <w:sz w:val="24"/>
+        </w:rPr>
+        <w:hyperlink r:id="rId9" w:history="1">
+          <w:r>
+            <w:rPr>
+              <w:rStyle w:val="Hyperlink"/>
+            </w:rPr>
+            <w:t>n in de Zuid-</w:t>
+          </w:r>
+        </w:hyperlink>
+      </w:r>
+      <w:r>
+        <w:rPr>
+          <w:u w:val="single" w:color="0000ff"/>
+          <w:rFonts w:ascii="Charis SIL Regular" w:hAnsi="Charis SIL Regular" w:eastAsia="Charis SIL Regular"/>
+          <w:b w:val="0"/>
+          <w:i w:val="0"/>
+          <w:color w:val="000000"/>
+          <w:sz w:val="24"/>
+        </w:rPr>
+        <w:t>H</w:t>
       </w:r>
       <w:r>
         <w:rPr>
@@ -787,13 +816,14 @@
       </w:r>
       <w:r>
         <w:rPr>
+          <w:u w:val="single" w:color="0000ff"/>
           <w:rFonts w:ascii="Charis SIL Regular" w:hAnsi="Charis SIL Regular" w:eastAsia="Charis SIL Regular"/>
           <w:b w:val="0"/>
           <w:i w:val="0"/>
           <w:color w:val="000000"/>
           <w:sz w:val="24"/>
         </w:rPr>
-        <w:t xml:space="preserve"> in Rotterdam. De komst van objecten afkomstig uit gekolonisee</w:t>
+        <w:t xml:space="preserve"> </w:t>
       </w:r>
       <w:r>
         <w:rPr>
@@ -804,14 +834,24 @@
           <w:color w:val="000000"/>
           <w:sz w:val="24"/>
         </w:rPr>
-        <w:hyperlink r:id="rId12" w:history="1">
+        <w:hyperlink r:id="rId11" w:history="1">
           <w:r>
             <w:rPr>
               <w:rStyle w:val="Hyperlink"/>
             </w:rPr>
-            <w:t>rde g</w:t>
+            <w:t>in Rotter</w:t>
           </w:r>
         </w:hyperlink>
+      </w:r>
+      <w:r>
+        <w:rPr>
+          <w:rFonts w:ascii="Charis SIL Regular" w:hAnsi="Charis SIL Regular" w:eastAsia="Charis SIL Regular"/>
+          <w:b w:val="0"/>
+          <w:i w:val="0"/>
+          <w:color w:val="000000"/>
+          <w:sz w:val="24"/>
+        </w:rPr>
+        <w:t>dam. De komst van objecten afkomstig uit gekoloniseerde g</w:t>
       </w:r>
       <w:r>
         <w:rPr>
@@ -1885,7 +1925,7 @@
           <w:sz w:val="24"/>
           <w:u w:val="single"/>
         </w:rPr>
-        <w:hyperlink r:id="rId19" w:history="1">
+        <w:hyperlink r:id="rId14" w:history="1">
           <w:r>
             <w:rPr>
               <w:rStyle w:val="Hyperlink"/>
@@ -1914,7 +1954,7 @@
           <w:sz w:val="24"/>
           <w:u w:val="single"/>
         </w:rPr>
-        <w:hyperlink r:id="rId19" w:history="1">
+        <w:hyperlink r:id="rId14" w:history="1">
           <w:r>
             <w:rPr>
               <w:rStyle w:val="Hyperlink"/>
@@ -1943,7 +1983,7 @@
           <w:sz w:val="24"/>
           <w:u w:val="single"/>
         </w:rPr>
-        <w:hyperlink r:id="rId19" w:history="1">
+        <w:hyperlink r:id="rId14" w:history="1">
           <w:r>
             <w:rPr>
               <w:rStyle w:val="Hyperlink"/>
@@ -1972,7 +2012,7 @@
           <w:sz w:val="24"/>
           <w:u w:val="single"/>
         </w:rPr>
-        <w:hyperlink r:id="rId19" w:history="1">
+        <w:hyperlink r:id="rId14" w:history="1">
           <w:r>
             <w:rPr>
               <w:rStyle w:val="Hyperlink"/>
@@ -2066,7 +2106,7 @@
           <w:sz w:val="24"/>
           <w:u w:val="single"/>
         </w:rPr>
-        <w:hyperlink r:id="rId14" w:history="1">
+        <w:hyperlink r:id="rId19" w:history="1">
           <w:r>
             <w:rPr>
               <w:rStyle w:val="Hyperlink"/>
@@ -2095,7 +2135,7 @@
           <w:sz w:val="24"/>
           <w:u w:val="single"/>
         </w:rPr>
-        <w:hyperlink r:id="rId14" w:history="1">
+        <w:hyperlink r:id="rId19" w:history="1">
           <w:r>
             <w:rPr>
               <w:rStyle w:val="Hyperlink"/>
@@ -2113,7 +2153,7 @@
           <w:sz w:val="24"/>
           <w:u w:val="single"/>
         </w:rPr>
-        <w:hyperlink r:id="rId14" w:history="1">
+        <w:hyperlink r:id="rId19" w:history="1">
           <w:r>
             <w:rPr>
               <w:rStyle w:val="Hyperlink"/>
@@ -2171,146 +2211,8 @@
           <w:i w:val="0"/>
           <w:color w:val="0000FF"/>
           <w:sz w:val="24"/>
-          <w:u w:val="single"/>
         </w:rPr>
-        <w:hyperlink r:id="rId19" w:history="1">
-          <w:r>
-            <w:rPr>
-              <w:rStyle w:val="Hyperlink"/>
-            </w:rPr>
-            <w:t>Le</w:t>
-          </w:r>
-        </w:hyperlink>
-      </w:r>
-      <w:r>
-        <w:rPr>
-          <w:rFonts w:ascii="Charis SIL Regular" w:hAnsi="Charis SIL Regular" w:eastAsia="Charis SIL Regular"/>
-          <w:b w:val="0"/>
-          <w:i w:val="0"/>
-          <w:color w:val="0000FF"/>
-          <w:sz w:val="24"/>
-          <w:u w:val="single"/>
-        </w:rPr>
-        <w:hyperlink r:id="rId19" w:history="1">
-          <w:r>
-            <w:rPr>
-              <w:rStyle w:val="Hyperlink"/>
-            </w:rPr>
-            <w:t>g</w:t>
-          </w:r>
-        </w:hyperlink>
-      </w:r>
-      <w:r>
-        <w:rPr>
-          <w:rFonts w:ascii="Charis SIL Regular" w:hAnsi="Charis SIL Regular" w:eastAsia="Charis SIL Regular"/>
-          <w:b w:val="0"/>
-          <w:i w:val="0"/>
-          <w:color w:val="0000FF"/>
-          <w:sz w:val="24"/>
-          <w:u w:val="single"/>
-        </w:rPr>
-        <w:hyperlink r:id="rId19" w:history="1">
-          <w:r>
-            <w:rPr>
-              <w:rStyle w:val="Hyperlink"/>
-            </w:rPr>
-            <w:t>er-</w:t>
-          </w:r>
-        </w:hyperlink>
-      </w:r>
-      <w:r>
-        <w:rPr>
-          <w:rFonts w:ascii="Charis SIL Regular" w:hAnsi="Charis SIL Regular" w:eastAsia="Charis SIL Regular"/>
-          <w:b w:val="0"/>
-          <w:i w:val="0"/>
-          <w:color w:val="0000FF"/>
-          <w:sz w:val="24"/>
-          <w:u w:val="single"/>
-        </w:rPr>
-        <w:t xml:space="preserve"> </w:t>
-      </w:r>
-      <w:r>
-        <w:rPr>
-          <w:rFonts w:ascii="Charis SIL Regular" w:hAnsi="Charis SIL Regular" w:eastAsia="Charis SIL Regular"/>
-          <w:b w:val="0"/>
-          <w:i w:val="0"/>
-          <w:color w:val="0000FF"/>
-          <w:sz w:val="24"/>
-          <w:u w:val="single"/>
-        </w:rPr>
-        <w:hyperlink r:id="rId19" w:history="1">
-          <w:r>
-            <w:rPr>
-              <w:rStyle w:val="Hyperlink"/>
-            </w:rPr>
-            <w:t>en</w:t>
-          </w:r>
-        </w:hyperlink>
-      </w:r>
-      <w:r>
-        <w:rPr>
-          <w:rFonts w:ascii="Charis SIL Regular" w:hAnsi="Charis SIL Regular" w:eastAsia="Charis SIL Regular"/>
-          <w:b w:val="0"/>
-          <w:i w:val="0"/>
-          <w:color w:val="0000FF"/>
-          <w:sz w:val="24"/>
-          <w:u w:val="single"/>
-        </w:rPr>
-        <w:t xml:space="preserve"> </w:t>
-      </w:r>
-      <w:r>
-        <w:rPr>
-          <w:rFonts w:ascii="Charis SIL Regular" w:hAnsi="Charis SIL Regular" w:eastAsia="Charis SIL Regular"/>
-          <w:b w:val="0"/>
-          <w:i w:val="0"/>
-          <w:color w:val="0000FF"/>
-          <w:sz w:val="24"/>
-          <w:u w:val="single"/>
-        </w:rPr>
-        <w:hyperlink r:id="rId19" w:history="1">
-          <w:r>
-            <w:rPr>
-              <w:rStyle w:val="Hyperlink"/>
-            </w:rPr>
-            <w:t>ma</w:t>
-          </w:r>
-        </w:hyperlink>
-      </w:r>
-      <w:r>
-        <w:rPr>
-          <w:rFonts w:ascii="Charis SIL Regular" w:hAnsi="Charis SIL Regular" w:eastAsia="Charis SIL Regular"/>
-          <w:b w:val="0"/>
-          <w:i w:val="0"/>
-          <w:color w:val="0000FF"/>
-          <w:sz w:val="24"/>
-          <w:u w:val="single"/>
-        </w:rPr>
-        <w:hyperlink r:id="rId19" w:history="1">
-          <w:r>
-            <w:rPr>
-              <w:rStyle w:val="Hyperlink"/>
-            </w:rPr>
-            <w:t>rineperso</w:t>
-          </w:r>
-        </w:hyperlink>
-      </w:r>
-      <w:r>
-        <w:rPr>
-          <w:rFonts w:ascii="Charis SIL Regular" w:hAnsi="Charis SIL Regular" w:eastAsia="Charis SIL Regular"/>
-          <w:b w:val="0"/>
-          <w:i w:val="0"/>
-          <w:color w:val="0000FF"/>
-          <w:sz w:val="24"/>
-          <w:u w:val="single"/>
-        </w:rPr>
-        <w:hyperlink r:id="rId19" w:history="1">
-          <w:r>
-            <w:rPr>
-              <w:rStyle w:val="Hyperlink"/>
-            </w:rPr>
-            <w:t>nee</w:t>
-          </w:r>
-        </w:hyperlink>
+        <w:t>Leger- en marinepersonee</w:t>
       </w:r>
       <w:r>
         <w:rPr>

--- a/EXPORTS/DOCX/published/niveau2/Dutch/Museum.docx
+++ b/EXPORTS/DOCX/published/niveau2/Dutch/Museum.docx
@@ -371,54 +371,7 @@
           <w:color w:val="000000"/>
           <w:sz w:val="24"/>
         </w:rPr>
-        <w:t>, beide</w:t>
-      </w:r>
-      <w:r>
-        <w:rPr>
-          <w:u w:val="single" w:color="0000ff"/>
-          <w:rFonts w:ascii="Charis SIL Regular" w:hAnsi="Charis SIL Regular" w:eastAsia="Charis SIL Regular"/>
-          <w:b w:val="0"/>
-          <w:i w:val="0"/>
-          <w:color w:val="000000"/>
-          <w:sz w:val="24"/>
-        </w:rPr>
-        <w:hyperlink r:id="rId9" w:history="1">
-          <w:r>
-            <w:rPr>
-              <w:rStyle w:val="Hyperlink"/>
-            </w:rPr>
-            <w:t>n in de Zuid-</w:t>
-          </w:r>
-        </w:hyperlink>
-      </w:r>
-      <w:r>
-        <w:rPr>
-          <w:u w:val="single" w:color="0000ff"/>
-          <w:rFonts w:ascii="Charis SIL Regular" w:hAnsi="Charis SIL Regular" w:eastAsia="Charis SIL Regular"/>
-          <w:b w:val="0"/>
-          <w:i w:val="0"/>
-          <w:color w:val="000000"/>
-          <w:sz w:val="24"/>
-        </w:rPr>
-        <w:t>H</w:t>
-      </w:r>
-      <w:r>
-        <w:rPr>
-          <w:u w:val="single" w:color="0000ff"/>
-          <w:rFonts w:ascii="Charis SIL Regular" w:hAnsi="Charis SIL Regular" w:eastAsia="Charis SIL Regular"/>
-          <w:b w:val="0"/>
-          <w:i w:val="0"/>
-          <w:color w:val="000000"/>
-          <w:sz w:val="24"/>
-        </w:rPr>
-        <w:hyperlink r:id="rId9" w:history="1">
-          <w:r>
-            <w:rPr>
-              <w:rStyle w:val="Hyperlink"/>
-            </w:rPr>
-            <w:t>olla</w:t>
-          </w:r>
-        </w:hyperlink>
+        <w:t>, beiden in de Zuid-Holla</w:t>
       </w:r>
       <w:r>
         <w:rPr>
@@ -851,7 +804,18 @@
           <w:color w:val="000000"/>
           <w:sz w:val="24"/>
         </w:rPr>
-        <w:t>dam. De komst van objecten afkomstig uit gekoloniseerde g</w:t>
+        <w:t>dam. De komst van objecten afkomstig uit ge</w:t>
+      </w:r>
+      <w:r>
+        <w:rPr>
+          <w:u w:val="single" w:color="0000ff"/>
+          <w:rFonts w:ascii="Charis SIL Regular" w:hAnsi="Charis SIL Regular" w:eastAsia="Charis SIL Regular"/>
+          <w:b w:val="0"/>
+          <w:i w:val="0"/>
+          <w:color w:val="000000"/>
+          <w:sz w:val="24"/>
+        </w:rPr>
+        <w:t>koloniseerde g</w:t>
       </w:r>
       <w:r>
         <w:rPr>
@@ -2106,7 +2070,7 @@
           <w:sz w:val="24"/>
           <w:u w:val="single"/>
         </w:rPr>
-        <w:hyperlink r:id="rId19" w:history="1">
+        <w:hyperlink r:id="rId14" w:history="1">
           <w:r>
             <w:rPr>
               <w:rStyle w:val="Hyperlink"/>
@@ -2135,7 +2099,7 @@
           <w:sz w:val="24"/>
           <w:u w:val="single"/>
         </w:rPr>
-        <w:hyperlink r:id="rId19" w:history="1">
+        <w:hyperlink r:id="rId14" w:history="1">
           <w:r>
             <w:rPr>
               <w:rStyle w:val="Hyperlink"/>
@@ -2153,7 +2117,7 @@
           <w:sz w:val="24"/>
           <w:u w:val="single"/>
         </w:rPr>
-        <w:hyperlink r:id="rId19" w:history="1">
+        <w:hyperlink r:id="rId14" w:history="1">
           <w:r>
             <w:rPr>
               <w:rStyle w:val="Hyperlink"/>
@@ -2211,8 +2175,16 @@
           <w:i w:val="0"/>
           <w:color w:val="0000FF"/>
           <w:sz w:val="24"/>
+          <w:u w:val="single"/>
         </w:rPr>
-        <w:t>Leger- en marinepersonee</w:t>
+        <w:hyperlink r:id="rId19" w:history="1">
+          <w:r>
+            <w:rPr>
+              <w:rStyle w:val="Hyperlink"/>
+            </w:rPr>
+            <w:t>Le</w:t>
+          </w:r>
+        </w:hyperlink>
       </w:r>
       <w:r>
         <w:rPr>
@@ -2228,20 +2200,9 @@
             <w:rPr>
               <w:rStyle w:val="Hyperlink"/>
             </w:rPr>
-            <w:t>l</w:t>
+            <w:t>g</w:t>
           </w:r>
         </w:hyperlink>
-      </w:r>
-      <w:r>
-        <w:rPr>
-          <w:rFonts w:ascii="Charis SIL Regular" w:hAnsi="Charis SIL Regular" w:eastAsia="Charis SIL Regular"/>
-          <w:b w:val="0"/>
-          <w:i w:val="0"/>
-          <w:color w:val="0000FF"/>
-          <w:sz w:val="24"/>
-          <w:u w:val="single"/>
-        </w:rPr>
-        <w:t xml:space="preserve"> </w:t>
       </w:r>
       <w:r>
         <w:rPr>
@@ -2257,7 +2218,7 @@
             <w:rPr>
               <w:rStyle w:val="Hyperlink"/>
             </w:rPr>
-            <w:t>in</w:t>
+            <w:t>er-</w:t>
           </w:r>
         </w:hyperlink>
       </w:r>
@@ -2281,48 +2242,12 @@
           <w:sz w:val="24"/>
           <w:u w:val="single"/>
         </w:rPr>
-        <w:hyperlink r:id="rId19" w:history="1">
+        <w:hyperlink r:id="rId13" w:history="1">
           <w:r>
             <w:rPr>
               <w:rStyle w:val="Hyperlink"/>
             </w:rPr>
-            <w:t>gekolonis</w:t>
-          </w:r>
-        </w:hyperlink>
-      </w:r>
-      <w:r>
-        <w:rPr>
-          <w:rFonts w:ascii="Charis SIL Regular" w:hAnsi="Charis SIL Regular" w:eastAsia="Charis SIL Regular"/>
-          <w:b w:val="0"/>
-          <w:i w:val="0"/>
-          <w:color w:val="0000FF"/>
-          <w:sz w:val="24"/>
-          <w:u w:val="single"/>
-        </w:rPr>
-        <w:hyperlink r:id="rId19" w:history="1">
-          <w:r>
-            <w:rPr>
-              <w:rStyle w:val="Hyperlink"/>
-            </w:rPr>
-            <w:t>e</w:t>
-          </w:r>
-        </w:hyperlink>
-      </w:r>
-      <w:r>
-        <w:rPr>
-          <w:rFonts w:ascii="Charis SIL Regular" w:hAnsi="Charis SIL Regular" w:eastAsia="Charis SIL Regular"/>
-          <w:b w:val="0"/>
-          <w:i w:val="0"/>
-          <w:color w:val="0000FF"/>
-          <w:sz w:val="24"/>
-          <w:u w:val="single"/>
-        </w:rPr>
-        <w:hyperlink r:id="rId19" w:history="1">
-          <w:r>
-            <w:rPr>
-              <w:rStyle w:val="Hyperlink"/>
-            </w:rPr>
-            <w:t>erde</w:t>
+            <w:t>en</w:t>
           </w:r>
         </w:hyperlink>
       </w:r>
@@ -2346,7 +2271,184 @@
           <w:sz w:val="24"/>
           <w:u w:val="single"/>
         </w:rPr>
-        <w:hyperlink r:id="rId19" w:history="1">
+        <w:hyperlink r:id="rId13" w:history="1">
+          <w:r>
+            <w:rPr>
+              <w:rStyle w:val="Hyperlink"/>
+            </w:rPr>
+            <w:t>ma</w:t>
+          </w:r>
+        </w:hyperlink>
+      </w:r>
+      <w:r>
+        <w:rPr>
+          <w:rFonts w:ascii="Charis SIL Regular" w:hAnsi="Charis SIL Regular" w:eastAsia="Charis SIL Regular"/>
+          <w:b w:val="0"/>
+          <w:i w:val="0"/>
+          <w:color w:val="0000FF"/>
+          <w:sz w:val="24"/>
+          <w:u w:val="single"/>
+        </w:rPr>
+        <w:hyperlink r:id="rId13" w:history="1">
+          <w:r>
+            <w:rPr>
+              <w:rStyle w:val="Hyperlink"/>
+            </w:rPr>
+            <w:t>rineperso</w:t>
+          </w:r>
+        </w:hyperlink>
+      </w:r>
+      <w:r>
+        <w:rPr>
+          <w:rFonts w:ascii="Charis SIL Regular" w:hAnsi="Charis SIL Regular" w:eastAsia="Charis SIL Regular"/>
+          <w:b w:val="0"/>
+          <w:i w:val="0"/>
+          <w:color w:val="0000FF"/>
+          <w:sz w:val="24"/>
+          <w:u w:val="single"/>
+        </w:rPr>
+        <w:hyperlink r:id="rId13" w:history="1">
+          <w:r>
+            <w:rPr>
+              <w:rStyle w:val="Hyperlink"/>
+            </w:rPr>
+            <w:t>nee</w:t>
+          </w:r>
+        </w:hyperlink>
+      </w:r>
+      <w:r>
+        <w:rPr>
+          <w:rFonts w:ascii="Charis SIL Regular" w:hAnsi="Charis SIL Regular" w:eastAsia="Charis SIL Regular"/>
+          <w:b w:val="0"/>
+          <w:i w:val="0"/>
+          <w:color w:val="0000FF"/>
+          <w:sz w:val="24"/>
+          <w:u w:val="single"/>
+        </w:rPr>
+        <w:hyperlink r:id="rId13" w:history="1">
+          <w:r>
+            <w:rPr>
+              <w:rStyle w:val="Hyperlink"/>
+            </w:rPr>
+            <w:t>l</w:t>
+          </w:r>
+        </w:hyperlink>
+      </w:r>
+      <w:r>
+        <w:rPr>
+          <w:rFonts w:ascii="Charis SIL Regular" w:hAnsi="Charis SIL Regular" w:eastAsia="Charis SIL Regular"/>
+          <w:b w:val="0"/>
+          <w:i w:val="0"/>
+          <w:color w:val="0000FF"/>
+          <w:sz w:val="24"/>
+          <w:u w:val="single"/>
+        </w:rPr>
+        <w:t xml:space="preserve"> </w:t>
+      </w:r>
+      <w:r>
+        <w:rPr>
+          <w:rFonts w:ascii="Charis SIL Regular" w:hAnsi="Charis SIL Regular" w:eastAsia="Charis SIL Regular"/>
+          <w:b w:val="0"/>
+          <w:i w:val="0"/>
+          <w:color w:val="0000FF"/>
+          <w:sz w:val="24"/>
+          <w:u w:val="single"/>
+        </w:rPr>
+        <w:hyperlink r:id="rId13" w:history="1">
+          <w:r>
+            <w:rPr>
+              <w:rStyle w:val="Hyperlink"/>
+            </w:rPr>
+            <w:t>in</w:t>
+          </w:r>
+        </w:hyperlink>
+      </w:r>
+      <w:r>
+        <w:rPr>
+          <w:rFonts w:ascii="Charis SIL Regular" w:hAnsi="Charis SIL Regular" w:eastAsia="Charis SIL Regular"/>
+          <w:b w:val="0"/>
+          <w:i w:val="0"/>
+          <w:color w:val="0000FF"/>
+          <w:sz w:val="24"/>
+          <w:u w:val="single"/>
+        </w:rPr>
+        <w:t xml:space="preserve"> </w:t>
+      </w:r>
+      <w:r>
+        <w:rPr>
+          <w:rFonts w:ascii="Charis SIL Regular" w:hAnsi="Charis SIL Regular" w:eastAsia="Charis SIL Regular"/>
+          <w:b w:val="0"/>
+          <w:i w:val="0"/>
+          <w:color w:val="0000FF"/>
+          <w:sz w:val="24"/>
+          <w:u w:val="single"/>
+        </w:rPr>
+        <w:hyperlink r:id="rId13" w:history="1">
+          <w:r>
+            <w:rPr>
+              <w:rStyle w:val="Hyperlink"/>
+            </w:rPr>
+            <w:t>gekolonis</w:t>
+          </w:r>
+        </w:hyperlink>
+      </w:r>
+      <w:r>
+        <w:rPr>
+          <w:rFonts w:ascii="Charis SIL Regular" w:hAnsi="Charis SIL Regular" w:eastAsia="Charis SIL Regular"/>
+          <w:b w:val="0"/>
+          <w:i w:val="0"/>
+          <w:color w:val="0000FF"/>
+          <w:sz w:val="24"/>
+          <w:u w:val="single"/>
+        </w:rPr>
+        <w:hyperlink r:id="rId13" w:history="1">
+          <w:r>
+            <w:rPr>
+              <w:rStyle w:val="Hyperlink"/>
+            </w:rPr>
+            <w:t>e</w:t>
+          </w:r>
+        </w:hyperlink>
+      </w:r>
+      <w:r>
+        <w:rPr>
+          <w:rFonts w:ascii="Charis SIL Regular" w:hAnsi="Charis SIL Regular" w:eastAsia="Charis SIL Regular"/>
+          <w:b w:val="0"/>
+          <w:i w:val="0"/>
+          <w:color w:val="0000FF"/>
+          <w:sz w:val="24"/>
+          <w:u w:val="single"/>
+        </w:rPr>
+        <w:hyperlink r:id="rId13" w:history="1">
+          <w:r>
+            <w:rPr>
+              <w:rStyle w:val="Hyperlink"/>
+            </w:rPr>
+            <w:t>erde</w:t>
+          </w:r>
+        </w:hyperlink>
+      </w:r>
+      <w:r>
+        <w:rPr>
+          <w:rFonts w:ascii="Charis SIL Regular" w:hAnsi="Charis SIL Regular" w:eastAsia="Charis SIL Regular"/>
+          <w:b w:val="0"/>
+          <w:i w:val="0"/>
+          <w:color w:val="0000FF"/>
+          <w:sz w:val="24"/>
+          <w:u w:val="single"/>
+        </w:rPr>
+        <w:t xml:space="preserve"> </w:t>
+      </w:r>
+      <w:r>
+        <w:rPr>
+          <w:rFonts w:ascii="Charis SIL Regular" w:hAnsi="Charis SIL Regular" w:eastAsia="Charis SIL Regular"/>
+          <w:b w:val="0"/>
+          <w:i w:val="0"/>
+          <w:color w:val="0000FF"/>
+          <w:sz w:val="24"/>
+          <w:u w:val="single"/>
+        </w:rPr>
+        <w:hyperlink r:id="rId13" w:history="1">
           <w:r>
             <w:rPr>
               <w:rStyle w:val="Hyperlink"/>
@@ -2392,48 +2494,12 @@
           <w:sz w:val="24"/>
           <w:u w:val="single"/>
         </w:rPr>
-        <w:hyperlink r:id="rId13" w:history="1">
+        <w:hyperlink r:id="rId20" w:history="1">
           <w:r>
             <w:rPr>
               <w:rStyle w:val="Hyperlink"/>
             </w:rPr>
-            <w:t>Weten</w:t>
-          </w:r>
-        </w:hyperlink>
-      </w:r>
-      <w:r>
-        <w:rPr>
-          <w:rFonts w:ascii="Charis SIL Regular" w:hAnsi="Charis SIL Regular" w:eastAsia="Charis SIL Regular"/>
-          <w:b w:val="0"/>
-          <w:i w:val="0"/>
-          <w:color w:val="0000FF"/>
-          <w:sz w:val="24"/>
-          <w:u w:val="single"/>
-        </w:rPr>
-        <w:hyperlink r:id="rId13" w:history="1">
-          <w:r>
-            <w:rPr>
-              <w:rStyle w:val="Hyperlink"/>
-            </w:rPr>
-            <w:t>s</w:t>
-          </w:r>
-        </w:hyperlink>
-      </w:r>
-      <w:r>
-        <w:rPr>
-          <w:rFonts w:ascii="Charis SIL Regular" w:hAnsi="Charis SIL Regular" w:eastAsia="Charis SIL Regular"/>
-          <w:b w:val="0"/>
-          <w:i w:val="0"/>
-          <w:color w:val="0000FF"/>
-          <w:sz w:val="24"/>
-          <w:u w:val="single"/>
-        </w:rPr>
-        <w:hyperlink r:id="rId13" w:history="1">
-          <w:r>
-            <w:rPr>
-              <w:rStyle w:val="Hyperlink"/>
-            </w:rPr>
-            <w:t>ch</w:t>
+            <w:t>Wetensch</w:t>
           </w:r>
         </w:hyperlink>
       </w:r>

--- a/EXPORTS/DOCX/published/niveau2/Dutch/Museum.docx
+++ b/EXPORTS/DOCX/published/niveau2/Dutch/Museum.docx
@@ -371,7 +371,25 @@
           <w:color w:val="000000"/>
           <w:sz w:val="24"/>
         </w:rPr>
-        <w:t>, beiden in de Zuid-Holla</w:t>
+        <w:t>, beiden in de Zuid-H</w:t>
+      </w:r>
+      <w:r>
+        <w:rPr>
+          <w:u w:val="single" w:color="0000ff"/>
+          <w:rFonts w:ascii="Charis SIL Regular" w:hAnsi="Charis SIL Regular" w:eastAsia="Charis SIL Regular"/>
+          <w:b w:val="0"/>
+          <w:i w:val="0"/>
+          <w:color w:val="000000"/>
+          <w:sz w:val="24"/>
+        </w:rPr>
+        <w:hyperlink r:id="rId9" w:history="1">
+          <w:r>
+            <w:rPr>
+              <w:rStyle w:val="Hyperlink"/>
+            </w:rPr>
+            <w:t>olla</w:t>
+          </w:r>
+        </w:hyperlink>
       </w:r>
       <w:r>
         <w:rPr>
@@ -769,14 +787,13 @@
       </w:r>
       <w:r>
         <w:rPr>
-          <w:u w:val="single" w:color="0000ff"/>
           <w:rFonts w:ascii="Charis SIL Regular" w:hAnsi="Charis SIL Regular" w:eastAsia="Charis SIL Regular"/>
           <w:b w:val="0"/>
           <w:i w:val="0"/>
           <w:color w:val="000000"/>
           <w:sz w:val="24"/>
         </w:rPr>
-        <w:t xml:space="preserve"> </w:t>
+        <w:t xml:space="preserve"> in Rotterdam. De komst van objecten afkomstig uit gekolonisee</w:t>
       </w:r>
       <w:r>
         <w:rPr>
@@ -787,35 +804,14 @@
           <w:color w:val="000000"/>
           <w:sz w:val="24"/>
         </w:rPr>
-        <w:hyperlink r:id="rId11" w:history="1">
+        <w:hyperlink r:id="rId12" w:history="1">
           <w:r>
             <w:rPr>
               <w:rStyle w:val="Hyperlink"/>
             </w:rPr>
-            <w:t>in Rotter</w:t>
+            <w:t>rde g</w:t>
           </w:r>
         </w:hyperlink>
-      </w:r>
-      <w:r>
-        <w:rPr>
-          <w:rFonts w:ascii="Charis SIL Regular" w:hAnsi="Charis SIL Regular" w:eastAsia="Charis SIL Regular"/>
-          <w:b w:val="0"/>
-          <w:i w:val="0"/>
-          <w:color w:val="000000"/>
-          <w:sz w:val="24"/>
-        </w:rPr>
-        <w:t>dam. De komst van objecten afkomstig uit ge</w:t>
-      </w:r>
-      <w:r>
-        <w:rPr>
-          <w:u w:val="single" w:color="0000ff"/>
-          <w:rFonts w:ascii="Charis SIL Regular" w:hAnsi="Charis SIL Regular" w:eastAsia="Charis SIL Regular"/>
-          <w:b w:val="0"/>
-          <w:i w:val="0"/>
-          <w:color w:val="000000"/>
-          <w:sz w:val="24"/>
-        </w:rPr>
-        <w:t>koloniseerde g</w:t>
       </w:r>
       <w:r>
         <w:rPr>
@@ -1404,9 +1400,15 @@
           <w:i w:val="0"/>
           <w:color w:val="0000FF"/>
           <w:sz w:val="24"/>
-          <w:u w:val="single"/>
         </w:rPr>
-        <w:t>c</w:t>
+        <w:hyperlink r:id="rId10" w:history="1">
+          <w:r>
+            <w:rPr>
+              <w:rStyle w:val="Hyperlink"/>
+            </w:rPr>
+            <w:t>c</w:t>
+          </w:r>
+        </w:hyperlink>
       </w:r>
       <w:r>
         <w:rPr>
@@ -2242,7 +2244,7 @@
           <w:sz w:val="24"/>
           <w:u w:val="single"/>
         </w:rPr>
-        <w:hyperlink r:id="rId13" w:history="1">
+        <w:hyperlink r:id="rId19" w:history="1">
           <w:r>
             <w:rPr>
               <w:rStyle w:val="Hyperlink"/>
@@ -2261,6 +2263,201 @@
           <w:u w:val="single"/>
         </w:rPr>
         <w:t xml:space="preserve"> </w:t>
+      </w:r>
+      <w:r>
+        <w:rPr>
+          <w:rFonts w:ascii="Charis SIL Regular" w:hAnsi="Charis SIL Regular" w:eastAsia="Charis SIL Regular"/>
+          <w:b w:val="0"/>
+          <w:i w:val="0"/>
+          <w:color w:val="0000FF"/>
+          <w:sz w:val="24"/>
+          <w:u w:val="single"/>
+        </w:rPr>
+        <w:hyperlink r:id="rId19" w:history="1">
+          <w:r>
+            <w:rPr>
+              <w:rStyle w:val="Hyperlink"/>
+            </w:rPr>
+            <w:t>ma</w:t>
+          </w:r>
+        </w:hyperlink>
+      </w:r>
+      <w:r>
+        <w:rPr>
+          <w:rFonts w:ascii="Charis SIL Regular" w:hAnsi="Charis SIL Regular" w:eastAsia="Charis SIL Regular"/>
+          <w:b w:val="0"/>
+          <w:i w:val="0"/>
+          <w:color w:val="0000FF"/>
+          <w:sz w:val="24"/>
+          <w:u w:val="single"/>
+        </w:rPr>
+        <w:hyperlink r:id="rId19" w:history="1">
+          <w:r>
+            <w:rPr>
+              <w:rStyle w:val="Hyperlink"/>
+            </w:rPr>
+            <w:t>rineperso</w:t>
+          </w:r>
+        </w:hyperlink>
+      </w:r>
+      <w:r>
+        <w:rPr>
+          <w:rFonts w:ascii="Charis SIL Regular" w:hAnsi="Charis SIL Regular" w:eastAsia="Charis SIL Regular"/>
+          <w:b w:val="0"/>
+          <w:i w:val="0"/>
+          <w:color w:val="0000FF"/>
+          <w:sz w:val="24"/>
+          <w:u w:val="single"/>
+        </w:rPr>
+        <w:hyperlink r:id="rId19" w:history="1">
+          <w:r>
+            <w:rPr>
+              <w:rStyle w:val="Hyperlink"/>
+            </w:rPr>
+            <w:t>nee</w:t>
+          </w:r>
+        </w:hyperlink>
+      </w:r>
+      <w:r>
+        <w:rPr>
+          <w:rFonts w:ascii="Charis SIL Regular" w:hAnsi="Charis SIL Regular" w:eastAsia="Charis SIL Regular"/>
+          <w:b w:val="0"/>
+          <w:i w:val="0"/>
+          <w:color w:val="0000FF"/>
+          <w:sz w:val="24"/>
+          <w:u w:val="single"/>
+        </w:rPr>
+        <w:hyperlink r:id="rId19" w:history="1">
+          <w:r>
+            <w:rPr>
+              <w:rStyle w:val="Hyperlink"/>
+            </w:rPr>
+            <w:t>l</w:t>
+          </w:r>
+        </w:hyperlink>
+      </w:r>
+      <w:r>
+        <w:rPr>
+          <w:rFonts w:ascii="Charis SIL Regular" w:hAnsi="Charis SIL Regular" w:eastAsia="Charis SIL Regular"/>
+          <w:b w:val="0"/>
+          <w:i w:val="0"/>
+          <w:color w:val="0000FF"/>
+          <w:sz w:val="24"/>
+          <w:u w:val="single"/>
+        </w:rPr>
+        <w:t xml:space="preserve"> </w:t>
+      </w:r>
+      <w:r>
+        <w:rPr>
+          <w:rFonts w:ascii="Charis SIL Regular" w:hAnsi="Charis SIL Regular" w:eastAsia="Charis SIL Regular"/>
+          <w:b w:val="0"/>
+          <w:i w:val="0"/>
+          <w:color w:val="0000FF"/>
+          <w:sz w:val="24"/>
+          <w:u w:val="single"/>
+        </w:rPr>
+        <w:hyperlink r:id="rId19" w:history="1">
+          <w:r>
+            <w:rPr>
+              <w:rStyle w:val="Hyperlink"/>
+            </w:rPr>
+            <w:t>in</w:t>
+          </w:r>
+        </w:hyperlink>
+      </w:r>
+      <w:r>
+        <w:rPr>
+          <w:rFonts w:ascii="Charis SIL Regular" w:hAnsi="Charis SIL Regular" w:eastAsia="Charis SIL Regular"/>
+          <w:b w:val="0"/>
+          <w:i w:val="0"/>
+          <w:color w:val="0000FF"/>
+          <w:sz w:val="24"/>
+          <w:u w:val="single"/>
+        </w:rPr>
+        <w:t xml:space="preserve"> </w:t>
+      </w:r>
+      <w:r>
+        <w:rPr>
+          <w:rFonts w:ascii="Charis SIL Regular" w:hAnsi="Charis SIL Regular" w:eastAsia="Charis SIL Regular"/>
+          <w:b w:val="0"/>
+          <w:i w:val="0"/>
+          <w:color w:val="0000FF"/>
+          <w:sz w:val="24"/>
+          <w:u w:val="single"/>
+        </w:rPr>
+        <w:hyperlink r:id="rId19" w:history="1">
+          <w:r>
+            <w:rPr>
+              <w:rStyle w:val="Hyperlink"/>
+            </w:rPr>
+            <w:t>gekolonis</w:t>
+          </w:r>
+        </w:hyperlink>
+      </w:r>
+      <w:r>
+        <w:rPr>
+          <w:rFonts w:ascii="Charis SIL Regular" w:hAnsi="Charis SIL Regular" w:eastAsia="Charis SIL Regular"/>
+          <w:b w:val="0"/>
+          <w:i w:val="0"/>
+          <w:color w:val="0000FF"/>
+          <w:sz w:val="24"/>
+          <w:u w:val="single"/>
+        </w:rPr>
+        <w:hyperlink r:id="rId19" w:history="1">
+          <w:r>
+            <w:rPr>
+              <w:rStyle w:val="Hyperlink"/>
+            </w:rPr>
+            <w:t>e</w:t>
+          </w:r>
+        </w:hyperlink>
+      </w:r>
+      <w:r>
+        <w:rPr>
+          <w:rFonts w:ascii="Charis SIL Regular" w:hAnsi="Charis SIL Regular" w:eastAsia="Charis SIL Regular"/>
+          <w:b w:val="0"/>
+          <w:i w:val="0"/>
+          <w:color w:val="0000FF"/>
+          <w:sz w:val="24"/>
+          <w:u w:val="single"/>
+        </w:rPr>
+        <w:hyperlink r:id="rId19" w:history="1">
+          <w:r>
+            <w:rPr>
+              <w:rStyle w:val="Hyperlink"/>
+            </w:rPr>
+            <w:t>erde</w:t>
+          </w:r>
+        </w:hyperlink>
+      </w:r>
+      <w:r>
+        <w:rPr>
+          <w:rFonts w:ascii="Charis SIL Regular" w:hAnsi="Charis SIL Regular" w:eastAsia="Charis SIL Regular"/>
+          <w:b w:val="0"/>
+          <w:i w:val="0"/>
+          <w:color w:val="0000FF"/>
+          <w:sz w:val="24"/>
+          <w:u w:val="single"/>
+        </w:rPr>
+        <w:t xml:space="preserve"> </w:t>
+      </w:r>
+      <w:r>
+        <w:rPr>
+          <w:rFonts w:ascii="Charis SIL Regular" w:hAnsi="Charis SIL Regular" w:eastAsia="Charis SIL Regular"/>
+          <w:b w:val="0"/>
+          <w:i w:val="0"/>
+          <w:color w:val="0000FF"/>
+          <w:sz w:val="24"/>
+          <w:u w:val="single"/>
+        </w:rPr>
+        <w:hyperlink r:id="rId19" w:history="1">
+          <w:r>
+            <w:rPr>
+              <w:rStyle w:val="Hyperlink"/>
+            </w:rPr>
+            <w:t>ge</w:t>
+          </w:r>
+        </w:hyperlink>
       </w:r>
       <w:r>
         <w:rPr>
@@ -2276,9 +2473,19 @@
             <w:rPr>
               <w:rStyle w:val="Hyperlink"/>
             </w:rPr>
-            <w:t>ma</w:t>
+            <w:t>bieden</w:t>
           </w:r>
         </w:hyperlink>
+      </w:r>
+      <w:r>
+        <w:rPr>
+          <w:rFonts w:ascii="Charis SIL Regular" w:hAnsi="Charis SIL Regular" w:eastAsia="Charis SIL Regular"/>
+          <w:b w:val="0"/>
+          <w:i w:val="0"/>
+          <w:color w:val="000000"/>
+          <w:sz w:val="24"/>
+        </w:rPr>
+        <w:t xml:space="preserve">•  </w:t>
       </w:r>
       <w:r>
         <w:rPr>
@@ -2294,7 +2501,7 @@
             <w:rPr>
               <w:rStyle w:val="Hyperlink"/>
             </w:rPr>
-            <w:t>rineperso</w:t>
+            <w:t>Weten</w:t>
           </w:r>
         </w:hyperlink>
       </w:r>
@@ -2312,7 +2519,7 @@
             <w:rPr>
               <w:rStyle w:val="Hyperlink"/>
             </w:rPr>
-            <w:t>nee</w:t>
+            <w:t>s</w:t>
           </w:r>
         </w:hyperlink>
       </w:r>
@@ -2330,20 +2537,9 @@
             <w:rPr>
               <w:rStyle w:val="Hyperlink"/>
             </w:rPr>
-            <w:t>l</w:t>
+            <w:t>ch</w:t>
           </w:r>
         </w:hyperlink>
-      </w:r>
-      <w:r>
-        <w:rPr>
-          <w:rFonts w:ascii="Charis SIL Regular" w:hAnsi="Charis SIL Regular" w:eastAsia="Charis SIL Regular"/>
-          <w:b w:val="0"/>
-          <w:i w:val="0"/>
-          <w:color w:val="0000FF"/>
-          <w:sz w:val="24"/>
-          <w:u w:val="single"/>
-        </w:rPr>
-        <w:t xml:space="preserve"> </w:t>
       </w:r>
       <w:r>
         <w:rPr>
@@ -2359,7 +2555,7 @@
             <w:rPr>
               <w:rStyle w:val="Hyperlink"/>
             </w:rPr>
-            <w:t>in</w:t>
+            <w:t>appelijk</w:t>
           </w:r>
         </w:hyperlink>
       </w:r>
@@ -2388,7 +2584,7 @@
             <w:rPr>
               <w:rStyle w:val="Hyperlink"/>
             </w:rPr>
-            <w:t>gekolonis</w:t>
+            <w:t>onderzo</w:t>
           </w:r>
         </w:hyperlink>
       </w:r>
@@ -2424,7 +2620,7 @@
             <w:rPr>
               <w:rStyle w:val="Hyperlink"/>
             </w:rPr>
-            <w:t>erde</w:t>
+            <w:t>k</w:t>
           </w:r>
         </w:hyperlink>
       </w:r>
@@ -2453,7 +2649,7 @@
             <w:rPr>
               <w:rStyle w:val="Hyperlink"/>
             </w:rPr>
-            <w:t>ge</w:t>
+            <w:t>i</w:t>
           </w:r>
         </w:hyperlink>
       </w:r>
@@ -2471,19 +2667,9 @@
             <w:rPr>
               <w:rStyle w:val="Hyperlink"/>
             </w:rPr>
-            <w:t>bieden</w:t>
+            <w:t>n</w:t>
           </w:r>
         </w:hyperlink>
-      </w:r>
-      <w:r>
-        <w:rPr>
-          <w:rFonts w:ascii="Charis SIL Regular" w:hAnsi="Charis SIL Regular" w:eastAsia="Charis SIL Regular"/>
-          <w:b w:val="0"/>
-          <w:i w:val="0"/>
-          <w:color w:val="000000"/>
-          <w:sz w:val="24"/>
-        </w:rPr>
-        <w:t xml:space="preserve">•  </w:t>
       </w:r>
       <w:r>
         <w:rPr>
@@ -2494,14 +2680,7 @@
           <w:sz w:val="24"/>
           <w:u w:val="single"/>
         </w:rPr>
-        <w:hyperlink r:id="rId20" w:history="1">
-          <w:r>
-            <w:rPr>
-              <w:rStyle w:val="Hyperlink"/>
-            </w:rPr>
-            <w:t>Wetensch</w:t>
-          </w:r>
-        </w:hyperlink>
+        <w:t xml:space="preserve"> </w:t>
       </w:r>
       <w:r>
         <w:rPr>
@@ -2517,20 +2696,9 @@
             <w:rPr>
               <w:rStyle w:val="Hyperlink"/>
             </w:rPr>
-            <w:t>appelijk</w:t>
+            <w:t>gekoloniseer</w:t>
           </w:r>
         </w:hyperlink>
-      </w:r>
-      <w:r>
-        <w:rPr>
-          <w:rFonts w:ascii="Charis SIL Regular" w:hAnsi="Charis SIL Regular" w:eastAsia="Charis SIL Regular"/>
-          <w:b w:val="0"/>
-          <w:i w:val="0"/>
-          <w:color w:val="0000FF"/>
-          <w:sz w:val="24"/>
-          <w:u w:val="single"/>
-        </w:rPr>
-        <w:t xml:space="preserve"> </w:t>
       </w:r>
       <w:r>
         <w:rPr>
@@ -2546,7 +2714,7 @@
             <w:rPr>
               <w:rStyle w:val="Hyperlink"/>
             </w:rPr>
-            <w:t>onderzo</w:t>
+            <w:t>d</w:t>
           </w:r>
         </w:hyperlink>
       </w:r>
@@ -2577,136 +2745,6 @@
           <w:sz w:val="24"/>
           <w:u w:val="single"/>
         </w:rPr>
-        <w:hyperlink r:id="rId13" w:history="1">
-          <w:r>
-            <w:rPr>
-              <w:rStyle w:val="Hyperlink"/>
-            </w:rPr>
-            <w:t>k</w:t>
-          </w:r>
-        </w:hyperlink>
-      </w:r>
-      <w:r>
-        <w:rPr>
-          <w:rFonts w:ascii="Charis SIL Regular" w:hAnsi="Charis SIL Regular" w:eastAsia="Charis SIL Regular"/>
-          <w:b w:val="0"/>
-          <w:i w:val="0"/>
-          <w:color w:val="0000FF"/>
-          <w:sz w:val="24"/>
-          <w:u w:val="single"/>
-        </w:rPr>
-        <w:t xml:space="preserve"> </w:t>
-      </w:r>
-      <w:r>
-        <w:rPr>
-          <w:rFonts w:ascii="Charis SIL Regular" w:hAnsi="Charis SIL Regular" w:eastAsia="Charis SIL Regular"/>
-          <w:b w:val="0"/>
-          <w:i w:val="0"/>
-          <w:color w:val="0000FF"/>
-          <w:sz w:val="24"/>
-          <w:u w:val="single"/>
-        </w:rPr>
-        <w:hyperlink r:id="rId13" w:history="1">
-          <w:r>
-            <w:rPr>
-              <w:rStyle w:val="Hyperlink"/>
-            </w:rPr>
-            <w:t>i</w:t>
-          </w:r>
-        </w:hyperlink>
-      </w:r>
-      <w:r>
-        <w:rPr>
-          <w:rFonts w:ascii="Charis SIL Regular" w:hAnsi="Charis SIL Regular" w:eastAsia="Charis SIL Regular"/>
-          <w:b w:val="0"/>
-          <w:i w:val="0"/>
-          <w:color w:val="0000FF"/>
-          <w:sz w:val="24"/>
-          <w:u w:val="single"/>
-        </w:rPr>
-        <w:hyperlink r:id="rId13" w:history="1">
-          <w:r>
-            <w:rPr>
-              <w:rStyle w:val="Hyperlink"/>
-            </w:rPr>
-            <w:t>n</w:t>
-          </w:r>
-        </w:hyperlink>
-      </w:r>
-      <w:r>
-        <w:rPr>
-          <w:rFonts w:ascii="Charis SIL Regular" w:hAnsi="Charis SIL Regular" w:eastAsia="Charis SIL Regular"/>
-          <w:b w:val="0"/>
-          <w:i w:val="0"/>
-          <w:color w:val="0000FF"/>
-          <w:sz w:val="24"/>
-          <w:u w:val="single"/>
-        </w:rPr>
-        <w:t xml:space="preserve"> </w:t>
-      </w:r>
-      <w:r>
-        <w:rPr>
-          <w:rFonts w:ascii="Charis SIL Regular" w:hAnsi="Charis SIL Regular" w:eastAsia="Charis SIL Regular"/>
-          <w:b w:val="0"/>
-          <w:i w:val="0"/>
-          <w:color w:val="0000FF"/>
-          <w:sz w:val="24"/>
-          <w:u w:val="single"/>
-        </w:rPr>
-        <w:hyperlink r:id="rId13" w:history="1">
-          <w:r>
-            <w:rPr>
-              <w:rStyle w:val="Hyperlink"/>
-            </w:rPr>
-            <w:t>gekoloniseer</w:t>
-          </w:r>
-        </w:hyperlink>
-      </w:r>
-      <w:r>
-        <w:rPr>
-          <w:rFonts w:ascii="Charis SIL Regular" w:hAnsi="Charis SIL Regular" w:eastAsia="Charis SIL Regular"/>
-          <w:b w:val="0"/>
-          <w:i w:val="0"/>
-          <w:color w:val="0000FF"/>
-          <w:sz w:val="24"/>
-          <w:u w:val="single"/>
-        </w:rPr>
-        <w:hyperlink r:id="rId13" w:history="1">
-          <w:r>
-            <w:rPr>
-              <w:rStyle w:val="Hyperlink"/>
-            </w:rPr>
-            <w:t>d</w:t>
-          </w:r>
-        </w:hyperlink>
-      </w:r>
-      <w:r>
-        <w:rPr>
-          <w:rFonts w:ascii="Charis SIL Regular" w:hAnsi="Charis SIL Regular" w:eastAsia="Charis SIL Regular"/>
-          <w:b w:val="0"/>
-          <w:i w:val="0"/>
-          <w:color w:val="0000FF"/>
-          <w:sz w:val="24"/>
-          <w:u w:val="single"/>
-        </w:rPr>
-        <w:hyperlink r:id="rId13" w:history="1">
-          <w:r>
-            <w:rPr>
-              <w:rStyle w:val="Hyperlink"/>
-            </w:rPr>
-            <w:t>e</w:t>
-          </w:r>
-        </w:hyperlink>
-      </w:r>
-      <w:r>
-        <w:rPr>
-          <w:rFonts w:ascii="Charis SIL Regular" w:hAnsi="Charis SIL Regular" w:eastAsia="Charis SIL Regular"/>
-          <w:b w:val="0"/>
-          <w:i w:val="0"/>
-          <w:color w:val="0000FF"/>
-          <w:sz w:val="24"/>
-          <w:u w:val="single"/>
-        </w:rPr>
         <w:t xml:space="preserve"> </w:t>
       </w:r>
       <w:r>
@@ -2905,7 +2943,7 @@
           <w:sz w:val="24"/>
           <w:u w:val="single"/>
         </w:rPr>
-        <w:hyperlink r:id="rId20" w:history="1">
+        <w:hyperlink r:id="rId15" w:history="1">
           <w:r>
             <w:rPr>
               <w:rStyle w:val="Hyperlink"/>
@@ -2923,7 +2961,7 @@
           <w:sz w:val="24"/>
           <w:u w:val="single"/>
         </w:rPr>
-        <w:hyperlink r:id="rId20" w:history="1">
+        <w:hyperlink r:id="rId15" w:history="1">
           <w:r>
             <w:rPr>
               <w:rStyle w:val="Hyperlink"/>
@@ -2952,7 +2990,7 @@
           <w:sz w:val="24"/>
           <w:u w:val="single"/>
         </w:rPr>
-        <w:hyperlink r:id="rId20" w:history="1">
+        <w:hyperlink r:id="rId15" w:history="1">
           <w:r>
             <w:rPr>
               <w:rStyle w:val="Hyperlink"/>
@@ -2970,7 +3008,7 @@
           <w:sz w:val="24"/>
           <w:u w:val="single"/>
         </w:rPr>
-        <w:hyperlink r:id="rId20" w:history="1">
+        <w:hyperlink r:id="rId15" w:history="1">
           <w:r>
             <w:rPr>
               <w:rStyle w:val="Hyperlink"/>
@@ -2988,7 +3026,7 @@
           <w:sz w:val="24"/>
           <w:u w:val="single"/>
         </w:rPr>
-        <w:hyperlink r:id="rId20" w:history="1">
+        <w:hyperlink r:id="rId15" w:history="1">
           <w:r>
             <w:rPr>
               <w:rStyle w:val="Hyperlink"/>
@@ -3017,7 +3055,7 @@
           <w:sz w:val="24"/>
           <w:u w:val="single"/>
         </w:rPr>
-        <w:hyperlink r:id="rId20" w:history="1">
+        <w:hyperlink r:id="rId15" w:history="1">
           <w:r>
             <w:rPr>
               <w:rStyle w:val="Hyperlink"/>

--- a/EXPORTS/DOCX/published/niveau2/Dutch/Museum.docx
+++ b/EXPORTS/DOCX/published/niveau2/Dutch/Museum.docx
@@ -371,7 +371,35 @@
           <w:color w:val="000000"/>
           <w:sz w:val="24"/>
         </w:rPr>
-        <w:t>, beiden in de Zuid-H</w:t>
+        <w:t>, beide</w:t>
+      </w:r>
+      <w:r>
+        <w:rPr>
+          <w:u w:val="single" w:color="0000ff"/>
+          <w:rFonts w:ascii="Charis SIL Regular" w:hAnsi="Charis SIL Regular" w:eastAsia="Charis SIL Regular"/>
+          <w:b w:val="0"/>
+          <w:i w:val="0"/>
+          <w:color w:val="000000"/>
+          <w:sz w:val="24"/>
+        </w:rPr>
+        <w:hyperlink r:id="rId9" w:history="1">
+          <w:r>
+            <w:rPr>
+              <w:rStyle w:val="Hyperlink"/>
+            </w:rPr>
+            <w:t>n in de Zuid-</w:t>
+          </w:r>
+        </w:hyperlink>
+      </w:r>
+      <w:r>
+        <w:rPr>
+          <w:rFonts w:ascii="Charis SIL Regular" w:hAnsi="Charis SIL Regular" w:eastAsia="Charis SIL Regular"/>
+          <w:b w:val="0"/>
+          <w:i w:val="0"/>
+          <w:color w:val="000000"/>
+          <w:sz w:val="24"/>
+        </w:rPr>
+        <w:t>H</w:t>
       </w:r>
       <w:r>
         <w:rPr>
@@ -756,16 +784,8 @@
           <w:i w:val="0"/>
           <w:color w:val="0000FF"/>
           <w:sz w:val="24"/>
-          <w:u w:val="single"/>
         </w:rPr>
-        <w:hyperlink r:id="rId12" w:history="1">
-          <w:r>
-            <w:rPr>
-              <w:rStyle w:val="Hyperlink"/>
-            </w:rPr>
-            <w:t>Vol</w:t>
-          </w:r>
-        </w:hyperlink>
+        <w:t>Vol</w:t>
       </w:r>
       <w:r>
         <w:rPr>
@@ -776,7 +796,7 @@
           <w:sz w:val="24"/>
           <w:u w:val="single"/>
         </w:rPr>
-        <w:hyperlink r:id="rId12" w:history="1">
+        <w:hyperlink r:id="rId11" w:history="1">
           <w:r>
             <w:rPr>
               <w:rStyle w:val="Hyperlink"/>
@@ -787,13 +807,60 @@
       </w:r>
       <w:r>
         <w:rPr>
+          <w:u w:val="single" w:color="0000ff"/>
           <w:rFonts w:ascii="Charis SIL Regular" w:hAnsi="Charis SIL Regular" w:eastAsia="Charis SIL Regular"/>
           <w:b w:val="0"/>
           <w:i w:val="0"/>
           <w:color w:val="000000"/>
           <w:sz w:val="24"/>
         </w:rPr>
-        <w:t xml:space="preserve"> in Rotterdam. De komst van objecten afkomstig uit gekolonisee</w:t>
+        <w:t xml:space="preserve"> </w:t>
+      </w:r>
+      <w:r>
+        <w:rPr>
+          <w:u w:val="single" w:color="0000ff"/>
+          <w:rFonts w:ascii="Charis SIL Regular" w:hAnsi="Charis SIL Regular" w:eastAsia="Charis SIL Regular"/>
+          <w:b w:val="0"/>
+          <w:i w:val="0"/>
+          <w:color w:val="000000"/>
+          <w:sz w:val="24"/>
+        </w:rPr>
+        <w:hyperlink r:id="rId11" w:history="1">
+          <w:r>
+            <w:rPr>
+              <w:rStyle w:val="Hyperlink"/>
+            </w:rPr>
+            <w:t>in Rotter</w:t>
+          </w:r>
+        </w:hyperlink>
+      </w:r>
+      <w:r>
+        <w:rPr>
+          <w:rFonts w:ascii="Charis SIL Regular" w:hAnsi="Charis SIL Regular" w:eastAsia="Charis SIL Regular"/>
+          <w:b w:val="0"/>
+          <w:i w:val="0"/>
+          <w:color w:val="000000"/>
+          <w:sz w:val="24"/>
+        </w:rPr>
+        <w:t>dam. De komst van objecten afkomstig uit ge</w:t>
+      </w:r>
+      <w:r>
+        <w:rPr>
+          <w:u w:val="single" w:color="0000ff"/>
+          <w:rFonts w:ascii="Charis SIL Regular" w:hAnsi="Charis SIL Regular" w:eastAsia="Charis SIL Regular"/>
+          <w:b w:val="0"/>
+          <w:i w:val="0"/>
+          <w:color w:val="000000"/>
+          <w:sz w:val="24"/>
+        </w:rPr>
+        <w:hyperlink r:id="rId12" w:history="1">
+          <w:r>
+            <w:rPr>
+              <w:rStyle w:val="Hyperlink"/>
+            </w:rPr>
+            <w:t>kolonisee</w:t>
+          </w:r>
+        </w:hyperlink>
       </w:r>
       <w:r>
         <w:rPr>
@@ -1400,15 +1467,9 @@
           <w:i w:val="0"/>
           <w:color w:val="0000FF"/>
           <w:sz w:val="24"/>
+          <w:u w:val="single"/>
         </w:rPr>
-        <w:hyperlink r:id="rId10" w:history="1">
-          <w:r>
-            <w:rPr>
-              <w:rStyle w:val="Hyperlink"/>
-            </w:rPr>
-            <w:t>c</w:t>
-          </w:r>
-        </w:hyperlink>
+        <w:t>c</w:t>
       </w:r>
       <w:r>
         <w:rPr>
@@ -2043,7 +2104,7 @@
           <w:sz w:val="24"/>
           <w:u w:val="single"/>
         </w:rPr>
-        <w:hyperlink r:id="rId14" w:history="1">
+        <w:hyperlink r:id="rId19" w:history="1">
           <w:r>
             <w:rPr>
               <w:rStyle w:val="Hyperlink"/>
@@ -2072,7 +2133,7 @@
           <w:sz w:val="24"/>
           <w:u w:val="single"/>
         </w:rPr>
-        <w:hyperlink r:id="rId14" w:history="1">
+        <w:hyperlink r:id="rId19" w:history="1">
           <w:r>
             <w:rPr>
               <w:rStyle w:val="Hyperlink"/>
@@ -2101,7 +2162,7 @@
           <w:sz w:val="24"/>
           <w:u w:val="single"/>
         </w:rPr>
-        <w:hyperlink r:id="rId14" w:history="1">
+        <w:hyperlink r:id="rId19" w:history="1">
           <w:r>
             <w:rPr>
               <w:rStyle w:val="Hyperlink"/>
@@ -2119,7 +2180,7 @@
           <w:sz w:val="24"/>
           <w:u w:val="single"/>
         </w:rPr>
-        <w:hyperlink r:id="rId14" w:history="1">
+        <w:hyperlink r:id="rId19" w:history="1">
           <w:r>
             <w:rPr>
               <w:rStyle w:val="Hyperlink"/>
@@ -2179,7 +2240,7 @@
           <w:sz w:val="24"/>
           <w:u w:val="single"/>
         </w:rPr>
-        <w:hyperlink r:id="rId19" w:history="1">
+        <w:hyperlink r:id="rId13" w:history="1">
           <w:r>
             <w:rPr>
               <w:rStyle w:val="Hyperlink"/>
@@ -2197,7 +2258,7 @@
           <w:sz w:val="24"/>
           <w:u w:val="single"/>
         </w:rPr>
-        <w:hyperlink r:id="rId19" w:history="1">
+        <w:hyperlink r:id="rId13" w:history="1">
           <w:r>
             <w:rPr>
               <w:rStyle w:val="Hyperlink"/>
@@ -2215,7 +2276,7 @@
           <w:sz w:val="24"/>
           <w:u w:val="single"/>
         </w:rPr>
-        <w:hyperlink r:id="rId19" w:history="1">
+        <w:hyperlink r:id="rId13" w:history="1">
           <w:r>
             <w:rPr>
               <w:rStyle w:val="Hyperlink"/>
@@ -2244,7 +2305,7 @@
           <w:sz w:val="24"/>
           <w:u w:val="single"/>
         </w:rPr>
-        <w:hyperlink r:id="rId19" w:history="1">
+        <w:hyperlink r:id="rId13" w:history="1">
           <w:r>
             <w:rPr>
               <w:rStyle w:val="Hyperlink"/>
@@ -2273,7 +2334,7 @@
           <w:sz w:val="24"/>
           <w:u w:val="single"/>
         </w:rPr>
-        <w:hyperlink r:id="rId19" w:history="1">
+        <w:hyperlink r:id="rId13" w:history="1">
           <w:r>
             <w:rPr>
               <w:rStyle w:val="Hyperlink"/>
@@ -2291,7 +2352,7 @@
           <w:sz w:val="24"/>
           <w:u w:val="single"/>
         </w:rPr>
-        <w:hyperlink r:id="rId19" w:history="1">
+        <w:hyperlink r:id="rId13" w:history="1">
           <w:r>
             <w:rPr>
               <w:rStyle w:val="Hyperlink"/>
@@ -2943,7 +3004,7 @@
           <w:sz w:val="24"/>
           <w:u w:val="single"/>
         </w:rPr>
-        <w:hyperlink r:id="rId15" w:history="1">
+        <w:hyperlink r:id="rId20" w:history="1">
           <w:r>
             <w:rPr>
               <w:rStyle w:val="Hyperlink"/>
@@ -2961,7 +3022,7 @@
           <w:sz w:val="24"/>
           <w:u w:val="single"/>
         </w:rPr>
-        <w:hyperlink r:id="rId15" w:history="1">
+        <w:hyperlink r:id="rId20" w:history="1">
           <w:r>
             <w:rPr>
               <w:rStyle w:val="Hyperlink"/>
@@ -2990,7 +3051,7 @@
           <w:sz w:val="24"/>
           <w:u w:val="single"/>
         </w:rPr>
-        <w:hyperlink r:id="rId15" w:history="1">
+        <w:hyperlink r:id="rId20" w:history="1">
           <w:r>
             <w:rPr>
               <w:rStyle w:val="Hyperlink"/>
@@ -3008,7 +3069,7 @@
           <w:sz w:val="24"/>
           <w:u w:val="single"/>
         </w:rPr>
-        <w:hyperlink r:id="rId15" w:history="1">
+        <w:hyperlink r:id="rId20" w:history="1">
           <w:r>
             <w:rPr>
               <w:rStyle w:val="Hyperlink"/>
@@ -3026,7 +3087,7 @@
           <w:sz w:val="24"/>
           <w:u w:val="single"/>
         </w:rPr>
-        <w:hyperlink r:id="rId15" w:history="1">
+        <w:hyperlink r:id="rId20" w:history="1">
           <w:r>
             <w:rPr>
               <w:rStyle w:val="Hyperlink"/>
@@ -3055,7 +3116,7 @@
           <w:sz w:val="24"/>
           <w:u w:val="single"/>
         </w:rPr>
-        <w:hyperlink r:id="rId15" w:history="1">
+        <w:hyperlink r:id="rId20" w:history="1">
           <w:r>
             <w:rPr>
               <w:rStyle w:val="Hyperlink"/>

--- a/EXPORTS/DOCX/published/niveau2/Dutch/Museum.docx
+++ b/EXPORTS/DOCX/published/niveau2/Dutch/Museum.docx
@@ -784,8 +784,16 @@
           <w:i w:val="0"/>
           <w:color w:val="0000FF"/>
           <w:sz w:val="24"/>
+          <w:u w:val="single"/>
         </w:rPr>
-        <w:t>Vol</w:t>
+        <w:hyperlink r:id="rId12" w:history="1">
+          <w:r>
+            <w:rPr>
+              <w:rStyle w:val="Hyperlink"/>
+            </w:rPr>
+            <w:t>Vol</w:t>
+          </w:r>
+        </w:hyperlink>
       </w:r>
       <w:r>
         <w:rPr>
@@ -796,7 +804,7 @@
           <w:sz w:val="24"/>
           <w:u w:val="single"/>
         </w:rPr>
-        <w:hyperlink r:id="rId11" w:history="1">
+        <w:hyperlink r:id="rId12" w:history="1">
           <w:r>
             <w:rPr>
               <w:rStyle w:val="Hyperlink"/>
@@ -1467,9 +1475,15 @@
           <w:i w:val="0"/>
           <w:color w:val="0000FF"/>
           <w:sz w:val="24"/>
-          <w:u w:val="single"/>
         </w:rPr>
-        <w:t>c</w:t>
+        <w:hyperlink r:id="rId10" w:history="1">
+          <w:r>
+            <w:rPr>
+              <w:rStyle w:val="Hyperlink"/>
+            </w:rPr>
+            <w:t>c</w:t>
+          </w:r>
+        </w:hyperlink>
       </w:r>
       <w:r>
         <w:rPr>
@@ -2104,7 +2118,7 @@
           <w:sz w:val="24"/>
           <w:u w:val="single"/>
         </w:rPr>
-        <w:hyperlink r:id="rId19" w:history="1">
+        <w:hyperlink r:id="rId14" w:history="1">
           <w:r>
             <w:rPr>
               <w:rStyle w:val="Hyperlink"/>
@@ -2133,7 +2147,7 @@
           <w:sz w:val="24"/>
           <w:u w:val="single"/>
         </w:rPr>
-        <w:hyperlink r:id="rId19" w:history="1">
+        <w:hyperlink r:id="rId14" w:history="1">
           <w:r>
             <w:rPr>
               <w:rStyle w:val="Hyperlink"/>
@@ -2162,7 +2176,7 @@
           <w:sz w:val="24"/>
           <w:u w:val="single"/>
         </w:rPr>
-        <w:hyperlink r:id="rId19" w:history="1">
+        <w:hyperlink r:id="rId14" w:history="1">
           <w:r>
             <w:rPr>
               <w:rStyle w:val="Hyperlink"/>
@@ -2180,7 +2194,7 @@
           <w:sz w:val="24"/>
           <w:u w:val="single"/>
         </w:rPr>
-        <w:hyperlink r:id="rId19" w:history="1">
+        <w:hyperlink r:id="rId14" w:history="1">
           <w:r>
             <w:rPr>
               <w:rStyle w:val="Hyperlink"/>
@@ -2240,7 +2254,7 @@
           <w:sz w:val="24"/>
           <w:u w:val="single"/>
         </w:rPr>
-        <w:hyperlink r:id="rId13" w:history="1">
+        <w:hyperlink r:id="rId19" w:history="1">
           <w:r>
             <w:rPr>
               <w:rStyle w:val="Hyperlink"/>
@@ -2258,7 +2272,7 @@
           <w:sz w:val="24"/>
           <w:u w:val="single"/>
         </w:rPr>
-        <w:hyperlink r:id="rId13" w:history="1">
+        <w:hyperlink r:id="rId19" w:history="1">
           <w:r>
             <w:rPr>
               <w:rStyle w:val="Hyperlink"/>
@@ -2276,7 +2290,7 @@
           <w:sz w:val="24"/>
           <w:u w:val="single"/>
         </w:rPr>
-        <w:hyperlink r:id="rId13" w:history="1">
+        <w:hyperlink r:id="rId19" w:history="1">
           <w:r>
             <w:rPr>
               <w:rStyle w:val="Hyperlink"/>
@@ -2305,7 +2319,7 @@
           <w:sz w:val="24"/>
           <w:u w:val="single"/>
         </w:rPr>
-        <w:hyperlink r:id="rId13" w:history="1">
+        <w:hyperlink r:id="rId19" w:history="1">
           <w:r>
             <w:rPr>
               <w:rStyle w:val="Hyperlink"/>
@@ -2334,7 +2348,7 @@
           <w:sz w:val="24"/>
           <w:u w:val="single"/>
         </w:rPr>
-        <w:hyperlink r:id="rId13" w:history="1">
+        <w:hyperlink r:id="rId19" w:history="1">
           <w:r>
             <w:rPr>
               <w:rStyle w:val="Hyperlink"/>
@@ -2352,7 +2366,7 @@
           <w:sz w:val="24"/>
           <w:u w:val="single"/>
         </w:rPr>
-        <w:hyperlink r:id="rId13" w:history="1">
+        <w:hyperlink r:id="rId19" w:history="1">
           <w:r>
             <w:rPr>
               <w:rStyle w:val="Hyperlink"/>
@@ -2892,7 +2906,7 @@
           <w:sz w:val="24"/>
           <w:u w:val="single"/>
         </w:rPr>
-        <w:hyperlink r:id="rId20" w:history="1">
+        <w:hyperlink r:id="rId15" w:history="1">
           <w:r>
             <w:rPr>
               <w:rStyle w:val="Hyperlink"/>
@@ -2921,7 +2935,7 @@
           <w:sz w:val="24"/>
           <w:u w:val="single"/>
         </w:rPr>
-        <w:hyperlink r:id="rId20" w:history="1">
+        <w:hyperlink r:id="rId15" w:history="1">
           <w:r>
             <w:rPr>
               <w:rStyle w:val="Hyperlink"/>
@@ -2939,7 +2953,7 @@
           <w:sz w:val="24"/>
           <w:u w:val="single"/>
         </w:rPr>
-        <w:hyperlink r:id="rId20" w:history="1">
+        <w:hyperlink r:id="rId15" w:history="1">
           <w:r>
             <w:rPr>
               <w:rStyle w:val="Hyperlink"/>
@@ -2957,7 +2971,7 @@
           <w:sz w:val="24"/>
           <w:u w:val="single"/>
         </w:rPr>
-        <w:hyperlink r:id="rId20" w:history="1">
+        <w:hyperlink r:id="rId15" w:history="1">
           <w:r>
             <w:rPr>
               <w:rStyle w:val="Hyperlink"/>
@@ -2975,7 +2989,7 @@
           <w:sz w:val="24"/>
           <w:u w:val="single"/>
         </w:rPr>
-        <w:hyperlink r:id="rId20" w:history="1">
+        <w:hyperlink r:id="rId15" w:history="1">
           <w:r>
             <w:rPr>
               <w:rStyle w:val="Hyperlink"/>
@@ -3004,7 +3018,7 @@
           <w:sz w:val="24"/>
           <w:u w:val="single"/>
         </w:rPr>
-        <w:hyperlink r:id="rId20" w:history="1">
+        <w:hyperlink r:id="rId15" w:history="1">
           <w:r>
             <w:rPr>
               <w:rStyle w:val="Hyperlink"/>
@@ -3022,7 +3036,7 @@
           <w:sz w:val="24"/>
           <w:u w:val="single"/>
         </w:rPr>
-        <w:hyperlink r:id="rId20" w:history="1">
+        <w:hyperlink r:id="rId15" w:history="1">
           <w:r>
             <w:rPr>
               <w:rStyle w:val="Hyperlink"/>
@@ -3051,7 +3065,7 @@
           <w:sz w:val="24"/>
           <w:u w:val="single"/>
         </w:rPr>
-        <w:hyperlink r:id="rId20" w:history="1">
+        <w:hyperlink r:id="rId15" w:history="1">
           <w:r>
             <w:rPr>
               <w:rStyle w:val="Hyperlink"/>
@@ -3069,7 +3083,7 @@
           <w:sz w:val="24"/>
           <w:u w:val="single"/>
         </w:rPr>
-        <w:hyperlink r:id="rId20" w:history="1">
+        <w:hyperlink r:id="rId15" w:history="1">
           <w:r>
             <w:rPr>
               <w:rStyle w:val="Hyperlink"/>
@@ -3087,7 +3101,7 @@
           <w:sz w:val="24"/>
           <w:u w:val="single"/>
         </w:rPr>
-        <w:hyperlink r:id="rId20" w:history="1">
+        <w:hyperlink r:id="rId15" w:history="1">
           <w:r>
             <w:rPr>
               <w:rStyle w:val="Hyperlink"/>
@@ -3116,7 +3130,7 @@
           <w:sz w:val="24"/>
           <w:u w:val="single"/>
         </w:rPr>
-        <w:hyperlink r:id="rId20" w:history="1">
+        <w:hyperlink r:id="rId15" w:history="1">
           <w:r>
             <w:rPr>
               <w:rStyle w:val="Hyperlink"/>

--- a/EXPORTS/DOCX/published/niveau2/Dutch/Museum.docx
+++ b/EXPORTS/DOCX/published/niveau2/Dutch/Museum.docx
@@ -382,42 +382,7 @@
           <w:color w:val="000000"/>
           <w:sz w:val="24"/>
         </w:rPr>
-        <w:hyperlink r:id="rId9" w:history="1">
-          <w:r>
-            <w:rPr>
-              <w:rStyle w:val="Hyperlink"/>
-            </w:rPr>
-            <w:t>n in de Zuid-</w:t>
-          </w:r>
-        </w:hyperlink>
-      </w:r>
-      <w:r>
-        <w:rPr>
-          <w:rFonts w:ascii="Charis SIL Regular" w:hAnsi="Charis SIL Regular" w:eastAsia="Charis SIL Regular"/>
-          <w:b w:val="0"/>
-          <w:i w:val="0"/>
-          <w:color w:val="000000"/>
-          <w:sz w:val="24"/>
-        </w:rPr>
-        <w:t>H</w:t>
-      </w:r>
-      <w:r>
-        <w:rPr>
-          <w:u w:val="single" w:color="0000ff"/>
-          <w:rFonts w:ascii="Charis SIL Regular" w:hAnsi="Charis SIL Regular" w:eastAsia="Charis SIL Regular"/>
-          <w:b w:val="0"/>
-          <w:i w:val="0"/>
-          <w:color w:val="000000"/>
-          <w:sz w:val="24"/>
-        </w:rPr>
-        <w:hyperlink r:id="rId9" w:history="1">
-          <w:r>
-            <w:rPr>
-              <w:rStyle w:val="Hyperlink"/>
-            </w:rPr>
-            <w:t>olla</w:t>
-          </w:r>
-        </w:hyperlink>
+        <w:t>n in de Zuid-Holla</w:t>
       </w:r>
       <w:r>
         <w:rPr>
@@ -850,43 +815,7 @@
           <w:color w:val="000000"/>
           <w:sz w:val="24"/>
         </w:rPr>
-        <w:t>dam. De komst van objecten afkomstig uit ge</w:t>
-      </w:r>
-      <w:r>
-        <w:rPr>
-          <w:u w:val="single" w:color="0000ff"/>
-          <w:rFonts w:ascii="Charis SIL Regular" w:hAnsi="Charis SIL Regular" w:eastAsia="Charis SIL Regular"/>
-          <w:b w:val="0"/>
-          <w:i w:val="0"/>
-          <w:color w:val="000000"/>
-          <w:sz w:val="24"/>
-        </w:rPr>
-        <w:hyperlink r:id="rId12" w:history="1">
-          <w:r>
-            <w:rPr>
-              <w:rStyle w:val="Hyperlink"/>
-            </w:rPr>
-            <w:t>kolonisee</w:t>
-          </w:r>
-        </w:hyperlink>
-      </w:r>
-      <w:r>
-        <w:rPr>
-          <w:u w:val="single" w:color="0000ff"/>
-          <w:rFonts w:ascii="Charis SIL Regular" w:hAnsi="Charis SIL Regular" w:eastAsia="Charis SIL Regular"/>
-          <w:b w:val="0"/>
-          <w:i w:val="0"/>
-          <w:color w:val="000000"/>
-          <w:sz w:val="24"/>
-        </w:rPr>
-        <w:hyperlink r:id="rId12" w:history="1">
-          <w:r>
-            <w:rPr>
-              <w:rStyle w:val="Hyperlink"/>
-            </w:rPr>
-            <w:t>rde g</w:t>
-          </w:r>
-        </w:hyperlink>
+        <w:t>dam. De komst van objecten afkomstig uit gekoloniseerde g</w:t>
       </w:r>
       <w:r>
         <w:rPr>
@@ -1475,15 +1404,9 @@
           <w:i w:val="0"/>
           <w:color w:val="0000FF"/>
           <w:sz w:val="24"/>
+          <w:u w:val="single"/>
         </w:rPr>
-        <w:hyperlink r:id="rId10" w:history="1">
-          <w:r>
-            <w:rPr>
-              <w:rStyle w:val="Hyperlink"/>
-            </w:rPr>
-            <w:t>c</w:t>
-          </w:r>
-        </w:hyperlink>
+        <w:t>c</w:t>
       </w:r>
       <w:r>
         <w:rPr>
@@ -1966,7 +1889,7 @@
           <w:sz w:val="24"/>
           <w:u w:val="single"/>
         </w:rPr>
-        <w:hyperlink r:id="rId14" w:history="1">
+        <w:hyperlink r:id="rId19" w:history="1">
           <w:r>
             <w:rPr>
               <w:rStyle w:val="Hyperlink"/>
@@ -1995,7 +1918,7 @@
           <w:sz w:val="24"/>
           <w:u w:val="single"/>
         </w:rPr>
-        <w:hyperlink r:id="rId14" w:history="1">
+        <w:hyperlink r:id="rId19" w:history="1">
           <w:r>
             <w:rPr>
               <w:rStyle w:val="Hyperlink"/>
@@ -2024,7 +1947,7 @@
           <w:sz w:val="24"/>
           <w:u w:val="single"/>
         </w:rPr>
-        <w:hyperlink r:id="rId14" w:history="1">
+        <w:hyperlink r:id="rId19" w:history="1">
           <w:r>
             <w:rPr>
               <w:rStyle w:val="Hyperlink"/>
@@ -2906,7 +2829,7 @@
           <w:sz w:val="24"/>
           <w:u w:val="single"/>
         </w:rPr>
-        <w:hyperlink r:id="rId15" w:history="1">
+        <w:hyperlink r:id="rId20" w:history="1">
           <w:r>
             <w:rPr>
               <w:rStyle w:val="Hyperlink"/>
@@ -2935,7 +2858,7 @@
           <w:sz w:val="24"/>
           <w:u w:val="single"/>
         </w:rPr>
-        <w:hyperlink r:id="rId15" w:history="1">
+        <w:hyperlink r:id="rId20" w:history="1">
           <w:r>
             <w:rPr>
               <w:rStyle w:val="Hyperlink"/>
@@ -2953,7 +2876,7 @@
           <w:sz w:val="24"/>
           <w:u w:val="single"/>
         </w:rPr>
-        <w:hyperlink r:id="rId15" w:history="1">
+        <w:hyperlink r:id="rId20" w:history="1">
           <w:r>
             <w:rPr>
               <w:rStyle w:val="Hyperlink"/>
@@ -2971,7 +2894,7 @@
           <w:sz w:val="24"/>
           <w:u w:val="single"/>
         </w:rPr>
-        <w:hyperlink r:id="rId15" w:history="1">
+        <w:hyperlink r:id="rId20" w:history="1">
           <w:r>
             <w:rPr>
               <w:rStyle w:val="Hyperlink"/>
@@ -2989,7 +2912,7 @@
           <w:sz w:val="24"/>
           <w:u w:val="single"/>
         </w:rPr>
-        <w:hyperlink r:id="rId15" w:history="1">
+        <w:hyperlink r:id="rId20" w:history="1">
           <w:r>
             <w:rPr>
               <w:rStyle w:val="Hyperlink"/>
@@ -3018,7 +2941,7 @@
           <w:sz w:val="24"/>
           <w:u w:val="single"/>
         </w:rPr>
-        <w:hyperlink r:id="rId15" w:history="1">
+        <w:hyperlink r:id="rId20" w:history="1">
           <w:r>
             <w:rPr>
               <w:rStyle w:val="Hyperlink"/>
@@ -3036,7 +2959,7 @@
           <w:sz w:val="24"/>
           <w:u w:val="single"/>
         </w:rPr>
-        <w:hyperlink r:id="rId15" w:history="1">
+        <w:hyperlink r:id="rId20" w:history="1">
           <w:r>
             <w:rPr>
               <w:rStyle w:val="Hyperlink"/>
@@ -3065,7 +2988,7 @@
           <w:sz w:val="24"/>
           <w:u w:val="single"/>
         </w:rPr>
-        <w:hyperlink r:id="rId15" w:history="1">
+        <w:hyperlink r:id="rId20" w:history="1">
           <w:r>
             <w:rPr>
               <w:rStyle w:val="Hyperlink"/>
@@ -3083,7 +3006,7 @@
           <w:sz w:val="24"/>
           <w:u w:val="single"/>
         </w:rPr>
-        <w:hyperlink r:id="rId15" w:history="1">
+        <w:hyperlink r:id="rId20" w:history="1">
           <w:r>
             <w:rPr>
               <w:rStyle w:val="Hyperlink"/>
@@ -3101,7 +3024,7 @@
           <w:sz w:val="24"/>
           <w:u w:val="single"/>
         </w:rPr>
-        <w:hyperlink r:id="rId15" w:history="1">
+        <w:hyperlink r:id="rId20" w:history="1">
           <w:r>
             <w:rPr>
               <w:rStyle w:val="Hyperlink"/>
@@ -3130,7 +3053,7 @@
           <w:sz w:val="24"/>
           <w:u w:val="single"/>
         </w:rPr>
-        <w:hyperlink r:id="rId15" w:history="1">
+        <w:hyperlink r:id="rId20" w:history="1">
           <w:r>
             <w:rPr>
               <w:rStyle w:val="Hyperlink"/>

--- a/EXPORTS/DOCX/published/niveau2/Dutch/Museum.docx
+++ b/EXPORTS/DOCX/published/niveau2/Dutch/Museum.docx
@@ -371,7 +371,7 @@
           <w:color w:val="000000"/>
           <w:sz w:val="24"/>
         </w:rPr>
-        <w:t>, beide</w:t>
+        <w:t>, beiden in de Zuid-H</w:t>
       </w:r>
       <w:r>
         <w:rPr>
@@ -382,7 +382,14 @@
           <w:color w:val="000000"/>
           <w:sz w:val="24"/>
         </w:rPr>
-        <w:t>n in de Zuid-Holla</w:t>
+        <w:hyperlink r:id="rId9" w:history="1">
+          <w:r>
+            <w:rPr>
+              <w:rStyle w:val="Hyperlink"/>
+            </w:rPr>
+            <w:t>olla</w:t>
+          </w:r>
+        </w:hyperlink>
       </w:r>
       <w:r>
         <w:rPr>
@@ -815,7 +822,43 @@
           <w:color w:val="000000"/>
           <w:sz w:val="24"/>
         </w:rPr>
-        <w:t>dam. De komst van objecten afkomstig uit gekoloniseerde g</w:t>
+        <w:t>dam. De komst van objecten afkomstig uit ge</w:t>
+      </w:r>
+      <w:r>
+        <w:rPr>
+          <w:u w:val="single" w:color="0000ff"/>
+          <w:rFonts w:ascii="Charis SIL Regular" w:hAnsi="Charis SIL Regular" w:eastAsia="Charis SIL Regular"/>
+          <w:b w:val="0"/>
+          <w:i w:val="0"/>
+          <w:color w:val="000000"/>
+          <w:sz w:val="24"/>
+        </w:rPr>
+        <w:hyperlink r:id="rId12" w:history="1">
+          <w:r>
+            <w:rPr>
+              <w:rStyle w:val="Hyperlink"/>
+            </w:rPr>
+            <w:t>kolonisee</w:t>
+          </w:r>
+        </w:hyperlink>
+      </w:r>
+      <w:r>
+        <w:rPr>
+          <w:u w:val="single" w:color="0000ff"/>
+          <w:rFonts w:ascii="Charis SIL Regular" w:hAnsi="Charis SIL Regular" w:eastAsia="Charis SIL Regular"/>
+          <w:b w:val="0"/>
+          <w:i w:val="0"/>
+          <w:color w:val="000000"/>
+          <w:sz w:val="24"/>
+        </w:rPr>
+        <w:hyperlink r:id="rId12" w:history="1">
+          <w:r>
+            <w:rPr>
+              <w:rStyle w:val="Hyperlink"/>
+            </w:rPr>
+            <w:t>rde g</w:t>
+          </w:r>
+        </w:hyperlink>
       </w:r>
       <w:r>
         <w:rPr>
@@ -1889,7 +1932,7 @@
           <w:sz w:val="24"/>
           <w:u w:val="single"/>
         </w:rPr>
-        <w:hyperlink r:id="rId19" w:history="1">
+        <w:hyperlink r:id="rId14" w:history="1">
           <w:r>
             <w:rPr>
               <w:rStyle w:val="Hyperlink"/>
@@ -1918,7 +1961,7 @@
           <w:sz w:val="24"/>
           <w:u w:val="single"/>
         </w:rPr>
-        <w:hyperlink r:id="rId19" w:history="1">
+        <w:hyperlink r:id="rId14" w:history="1">
           <w:r>
             <w:rPr>
               <w:rStyle w:val="Hyperlink"/>
@@ -1947,7 +1990,7 @@
           <w:sz w:val="24"/>
           <w:u w:val="single"/>
         </w:rPr>
-        <w:hyperlink r:id="rId19" w:history="1">
+        <w:hyperlink r:id="rId14" w:history="1">
           <w:r>
             <w:rPr>
               <w:rStyle w:val="Hyperlink"/>
@@ -2041,7 +2084,7 @@
           <w:sz w:val="24"/>
           <w:u w:val="single"/>
         </w:rPr>
-        <w:hyperlink r:id="rId14" w:history="1">
+        <w:hyperlink r:id="rId19" w:history="1">
           <w:r>
             <w:rPr>
               <w:rStyle w:val="Hyperlink"/>
@@ -2070,7 +2113,7 @@
           <w:sz w:val="24"/>
           <w:u w:val="single"/>
         </w:rPr>
-        <w:hyperlink r:id="rId14" w:history="1">
+        <w:hyperlink r:id="rId19" w:history="1">
           <w:r>
             <w:rPr>
               <w:rStyle w:val="Hyperlink"/>
@@ -2099,7 +2142,7 @@
           <w:sz w:val="24"/>
           <w:u w:val="single"/>
         </w:rPr>
-        <w:hyperlink r:id="rId14" w:history="1">
+        <w:hyperlink r:id="rId19" w:history="1">
           <w:r>
             <w:rPr>
               <w:rStyle w:val="Hyperlink"/>
@@ -2117,7 +2160,7 @@
           <w:sz w:val="24"/>
           <w:u w:val="single"/>
         </w:rPr>
-        <w:hyperlink r:id="rId14" w:history="1">
+        <w:hyperlink r:id="rId19" w:history="1">
           <w:r>
             <w:rPr>
               <w:rStyle w:val="Hyperlink"/>
@@ -2175,128 +2218,8 @@
           <w:i w:val="0"/>
           <w:color w:val="0000FF"/>
           <w:sz w:val="24"/>
-          <w:u w:val="single"/>
         </w:rPr>
-        <w:hyperlink r:id="rId19" w:history="1">
-          <w:r>
-            <w:rPr>
-              <w:rStyle w:val="Hyperlink"/>
-            </w:rPr>
-            <w:t>Le</w:t>
-          </w:r>
-        </w:hyperlink>
-      </w:r>
-      <w:r>
-        <w:rPr>
-          <w:rFonts w:ascii="Charis SIL Regular" w:hAnsi="Charis SIL Regular" w:eastAsia="Charis SIL Regular"/>
-          <w:b w:val="0"/>
-          <w:i w:val="0"/>
-          <w:color w:val="0000FF"/>
-          <w:sz w:val="24"/>
-          <w:u w:val="single"/>
-        </w:rPr>
-        <w:hyperlink r:id="rId19" w:history="1">
-          <w:r>
-            <w:rPr>
-              <w:rStyle w:val="Hyperlink"/>
-            </w:rPr>
-            <w:t>g</w:t>
-          </w:r>
-        </w:hyperlink>
-      </w:r>
-      <w:r>
-        <w:rPr>
-          <w:rFonts w:ascii="Charis SIL Regular" w:hAnsi="Charis SIL Regular" w:eastAsia="Charis SIL Regular"/>
-          <w:b w:val="0"/>
-          <w:i w:val="0"/>
-          <w:color w:val="0000FF"/>
-          <w:sz w:val="24"/>
-          <w:u w:val="single"/>
-        </w:rPr>
-        <w:hyperlink r:id="rId19" w:history="1">
-          <w:r>
-            <w:rPr>
-              <w:rStyle w:val="Hyperlink"/>
-            </w:rPr>
-            <w:t>er-</w:t>
-          </w:r>
-        </w:hyperlink>
-      </w:r>
-      <w:r>
-        <w:rPr>
-          <w:rFonts w:ascii="Charis SIL Regular" w:hAnsi="Charis SIL Regular" w:eastAsia="Charis SIL Regular"/>
-          <w:b w:val="0"/>
-          <w:i w:val="0"/>
-          <w:color w:val="0000FF"/>
-          <w:sz w:val="24"/>
-          <w:u w:val="single"/>
-        </w:rPr>
-        <w:t xml:space="preserve"> </w:t>
-      </w:r>
-      <w:r>
-        <w:rPr>
-          <w:rFonts w:ascii="Charis SIL Regular" w:hAnsi="Charis SIL Regular" w:eastAsia="Charis SIL Regular"/>
-          <w:b w:val="0"/>
-          <w:i w:val="0"/>
-          <w:color w:val="0000FF"/>
-          <w:sz w:val="24"/>
-          <w:u w:val="single"/>
-        </w:rPr>
-        <w:hyperlink r:id="rId19" w:history="1">
-          <w:r>
-            <w:rPr>
-              <w:rStyle w:val="Hyperlink"/>
-            </w:rPr>
-            <w:t>en</w:t>
-          </w:r>
-        </w:hyperlink>
-      </w:r>
-      <w:r>
-        <w:rPr>
-          <w:rFonts w:ascii="Charis SIL Regular" w:hAnsi="Charis SIL Regular" w:eastAsia="Charis SIL Regular"/>
-          <w:b w:val="0"/>
-          <w:i w:val="0"/>
-          <w:color w:val="0000FF"/>
-          <w:sz w:val="24"/>
-          <w:u w:val="single"/>
-        </w:rPr>
-        <w:t xml:space="preserve"> </w:t>
-      </w:r>
-      <w:r>
-        <w:rPr>
-          <w:rFonts w:ascii="Charis SIL Regular" w:hAnsi="Charis SIL Regular" w:eastAsia="Charis SIL Regular"/>
-          <w:b w:val="0"/>
-          <w:i w:val="0"/>
-          <w:color w:val="0000FF"/>
-          <w:sz w:val="24"/>
-          <w:u w:val="single"/>
-        </w:rPr>
-        <w:hyperlink r:id="rId19" w:history="1">
-          <w:r>
-            <w:rPr>
-              <w:rStyle w:val="Hyperlink"/>
-            </w:rPr>
-            <w:t>ma</w:t>
-          </w:r>
-        </w:hyperlink>
-      </w:r>
-      <w:r>
-        <w:rPr>
-          <w:rFonts w:ascii="Charis SIL Regular" w:hAnsi="Charis SIL Regular" w:eastAsia="Charis SIL Regular"/>
-          <w:b w:val="0"/>
-          <w:i w:val="0"/>
-          <w:color w:val="0000FF"/>
-          <w:sz w:val="24"/>
-          <w:u w:val="single"/>
-        </w:rPr>
-        <w:hyperlink r:id="rId19" w:history="1">
-          <w:r>
-            <w:rPr>
-              <w:rStyle w:val="Hyperlink"/>
-            </w:rPr>
-            <w:t>rineperso</w:t>
-          </w:r>
-        </w:hyperlink>
+        <w:t>Leger- en marineperso</w:t>
       </w:r>
       <w:r>
         <w:rPr>

--- a/EXPORTS/DOCX/published/niveau2/Dutch/Museum.docx
+++ b/EXPORTS/DOCX/published/niveau2/Dutch/Museum.docx
@@ -371,25 +371,7 @@
           <w:color w:val="000000"/>
           <w:sz w:val="24"/>
         </w:rPr>
-        <w:t>, beiden in de Zuid-H</w:t>
-      </w:r>
-      <w:r>
-        <w:rPr>
-          <w:u w:val="single" w:color="0000ff"/>
-          <w:rFonts w:ascii="Charis SIL Regular" w:hAnsi="Charis SIL Regular" w:eastAsia="Charis SIL Regular"/>
-          <w:b w:val="0"/>
-          <w:i w:val="0"/>
-          <w:color w:val="000000"/>
-          <w:sz w:val="24"/>
-        </w:rPr>
-        <w:hyperlink r:id="rId9" w:history="1">
-          <w:r>
-            <w:rPr>
-              <w:rStyle w:val="Hyperlink"/>
-            </w:rPr>
-            <w:t>olla</w:t>
-          </w:r>
-        </w:hyperlink>
+        <w:t>, beiden in de Zuid-Holla</w:t>
       </w:r>
       <w:r>
         <w:rPr>
@@ -787,60 +769,13 @@
       </w:r>
       <w:r>
         <w:rPr>
-          <w:u w:val="single" w:color="0000ff"/>
           <w:rFonts w:ascii="Charis SIL Regular" w:hAnsi="Charis SIL Regular" w:eastAsia="Charis SIL Regular"/>
           <w:b w:val="0"/>
           <w:i w:val="0"/>
           <w:color w:val="000000"/>
           <w:sz w:val="24"/>
         </w:rPr>
-        <w:t xml:space="preserve"> </w:t>
-      </w:r>
-      <w:r>
-        <w:rPr>
-          <w:u w:val="single" w:color="0000ff"/>
-          <w:rFonts w:ascii="Charis SIL Regular" w:hAnsi="Charis SIL Regular" w:eastAsia="Charis SIL Regular"/>
-          <w:b w:val="0"/>
-          <w:i w:val="0"/>
-          <w:color w:val="000000"/>
-          <w:sz w:val="24"/>
-        </w:rPr>
-        <w:hyperlink r:id="rId11" w:history="1">
-          <w:r>
-            <w:rPr>
-              <w:rStyle w:val="Hyperlink"/>
-            </w:rPr>
-            <w:t>in Rotter</w:t>
-          </w:r>
-        </w:hyperlink>
-      </w:r>
-      <w:r>
-        <w:rPr>
-          <w:rFonts w:ascii="Charis SIL Regular" w:hAnsi="Charis SIL Regular" w:eastAsia="Charis SIL Regular"/>
-          <w:b w:val="0"/>
-          <w:i w:val="0"/>
-          <w:color w:val="000000"/>
-          <w:sz w:val="24"/>
-        </w:rPr>
-        <w:t>dam. De komst van objecten afkomstig uit ge</w:t>
-      </w:r>
-      <w:r>
-        <w:rPr>
-          <w:u w:val="single" w:color="0000ff"/>
-          <w:rFonts w:ascii="Charis SIL Regular" w:hAnsi="Charis SIL Regular" w:eastAsia="Charis SIL Regular"/>
-          <w:b w:val="0"/>
-          <w:i w:val="0"/>
-          <w:color w:val="000000"/>
-          <w:sz w:val="24"/>
-        </w:rPr>
-        <w:hyperlink r:id="rId12" w:history="1">
-          <w:r>
-            <w:rPr>
-              <w:rStyle w:val="Hyperlink"/>
-            </w:rPr>
-            <w:t>kolonisee</w:t>
-          </w:r>
-        </w:hyperlink>
+        <w:t xml:space="preserve"> in Rotterdam. De komst van objecten afkomstig uit gekolonisee</w:t>
       </w:r>
       <w:r>
         <w:rPr>
@@ -2084,7 +2019,7 @@
           <w:sz w:val="24"/>
           <w:u w:val="single"/>
         </w:rPr>
-        <w:hyperlink r:id="rId19" w:history="1">
+        <w:hyperlink r:id="rId14" w:history="1">
           <w:r>
             <w:rPr>
               <w:rStyle w:val="Hyperlink"/>
@@ -2113,7 +2048,7 @@
           <w:sz w:val="24"/>
           <w:u w:val="single"/>
         </w:rPr>
-        <w:hyperlink r:id="rId19" w:history="1">
+        <w:hyperlink r:id="rId14" w:history="1">
           <w:r>
             <w:rPr>
               <w:rStyle w:val="Hyperlink"/>
@@ -2142,7 +2077,7 @@
           <w:sz w:val="24"/>
           <w:u w:val="single"/>
         </w:rPr>
-        <w:hyperlink r:id="rId19" w:history="1">
+        <w:hyperlink r:id="rId14" w:history="1">
           <w:r>
             <w:rPr>
               <w:rStyle w:val="Hyperlink"/>
@@ -2160,7 +2095,7 @@
           <w:sz w:val="24"/>
           <w:u w:val="single"/>
         </w:rPr>
-        <w:hyperlink r:id="rId19" w:history="1">
+        <w:hyperlink r:id="rId14" w:history="1">
           <w:r>
             <w:rPr>
               <w:rStyle w:val="Hyperlink"/>
@@ -2218,8 +2153,128 @@
           <w:i w:val="0"/>
           <w:color w:val="0000FF"/>
           <w:sz w:val="24"/>
+          <w:u w:val="single"/>
         </w:rPr>
-        <w:t>Leger- en marineperso</w:t>
+        <w:hyperlink r:id="rId19" w:history="1">
+          <w:r>
+            <w:rPr>
+              <w:rStyle w:val="Hyperlink"/>
+            </w:rPr>
+            <w:t>Le</w:t>
+          </w:r>
+        </w:hyperlink>
+      </w:r>
+      <w:r>
+        <w:rPr>
+          <w:rFonts w:ascii="Charis SIL Regular" w:hAnsi="Charis SIL Regular" w:eastAsia="Charis SIL Regular"/>
+          <w:b w:val="0"/>
+          <w:i w:val="0"/>
+          <w:color w:val="0000FF"/>
+          <w:sz w:val="24"/>
+          <w:u w:val="single"/>
+        </w:rPr>
+        <w:hyperlink r:id="rId19" w:history="1">
+          <w:r>
+            <w:rPr>
+              <w:rStyle w:val="Hyperlink"/>
+            </w:rPr>
+            <w:t>g</w:t>
+          </w:r>
+        </w:hyperlink>
+      </w:r>
+      <w:r>
+        <w:rPr>
+          <w:rFonts w:ascii="Charis SIL Regular" w:hAnsi="Charis SIL Regular" w:eastAsia="Charis SIL Regular"/>
+          <w:b w:val="0"/>
+          <w:i w:val="0"/>
+          <w:color w:val="0000FF"/>
+          <w:sz w:val="24"/>
+          <w:u w:val="single"/>
+        </w:rPr>
+        <w:hyperlink r:id="rId19" w:history="1">
+          <w:r>
+            <w:rPr>
+              <w:rStyle w:val="Hyperlink"/>
+            </w:rPr>
+            <w:t>er-</w:t>
+          </w:r>
+        </w:hyperlink>
+      </w:r>
+      <w:r>
+        <w:rPr>
+          <w:rFonts w:ascii="Charis SIL Regular" w:hAnsi="Charis SIL Regular" w:eastAsia="Charis SIL Regular"/>
+          <w:b w:val="0"/>
+          <w:i w:val="0"/>
+          <w:color w:val="0000FF"/>
+          <w:sz w:val="24"/>
+          <w:u w:val="single"/>
+        </w:rPr>
+        <w:t xml:space="preserve"> </w:t>
+      </w:r>
+      <w:r>
+        <w:rPr>
+          <w:rFonts w:ascii="Charis SIL Regular" w:hAnsi="Charis SIL Regular" w:eastAsia="Charis SIL Regular"/>
+          <w:b w:val="0"/>
+          <w:i w:val="0"/>
+          <w:color w:val="0000FF"/>
+          <w:sz w:val="24"/>
+          <w:u w:val="single"/>
+        </w:rPr>
+        <w:hyperlink r:id="rId19" w:history="1">
+          <w:r>
+            <w:rPr>
+              <w:rStyle w:val="Hyperlink"/>
+            </w:rPr>
+            <w:t>en</w:t>
+          </w:r>
+        </w:hyperlink>
+      </w:r>
+      <w:r>
+        <w:rPr>
+          <w:rFonts w:ascii="Charis SIL Regular" w:hAnsi="Charis SIL Regular" w:eastAsia="Charis SIL Regular"/>
+          <w:b w:val="0"/>
+          <w:i w:val="0"/>
+          <w:color w:val="0000FF"/>
+          <w:sz w:val="24"/>
+          <w:u w:val="single"/>
+        </w:rPr>
+        <w:t xml:space="preserve"> </w:t>
+      </w:r>
+      <w:r>
+        <w:rPr>
+          <w:rFonts w:ascii="Charis SIL Regular" w:hAnsi="Charis SIL Regular" w:eastAsia="Charis SIL Regular"/>
+          <w:b w:val="0"/>
+          <w:i w:val="0"/>
+          <w:color w:val="0000FF"/>
+          <w:sz w:val="24"/>
+          <w:u w:val="single"/>
+        </w:rPr>
+        <w:hyperlink r:id="rId19" w:history="1">
+          <w:r>
+            <w:rPr>
+              <w:rStyle w:val="Hyperlink"/>
+            </w:rPr>
+            <w:t>ma</w:t>
+          </w:r>
+        </w:hyperlink>
+      </w:r>
+      <w:r>
+        <w:rPr>
+          <w:rFonts w:ascii="Charis SIL Regular" w:hAnsi="Charis SIL Regular" w:eastAsia="Charis SIL Regular"/>
+          <w:b w:val="0"/>
+          <w:i w:val="0"/>
+          <w:color w:val="0000FF"/>
+          <w:sz w:val="24"/>
+          <w:u w:val="single"/>
+        </w:rPr>
+        <w:hyperlink r:id="rId19" w:history="1">
+          <w:r>
+            <w:rPr>
+              <w:rStyle w:val="Hyperlink"/>
+            </w:rPr>
+            <w:t>rineperso</w:t>
+          </w:r>
+        </w:hyperlink>
       </w:r>
       <w:r>
         <w:rPr>
@@ -2371,7 +2426,7 @@
           <w:sz w:val="24"/>
           <w:u w:val="single"/>
         </w:rPr>
-        <w:hyperlink r:id="rId19" w:history="1">
+        <w:hyperlink r:id="rId13" w:history="1">
           <w:r>
             <w:rPr>
               <w:rStyle w:val="Hyperlink"/>
@@ -2417,7 +2472,7 @@
           <w:sz w:val="24"/>
           <w:u w:val="single"/>
         </w:rPr>
-        <w:hyperlink r:id="rId13" w:history="1">
+        <w:hyperlink r:id="rId20" w:history="1">
           <w:r>
             <w:rPr>
               <w:rStyle w:val="Hyperlink"/>
@@ -2435,7 +2490,7 @@
           <w:sz w:val="24"/>
           <w:u w:val="single"/>
         </w:rPr>
-        <w:hyperlink r:id="rId13" w:history="1">
+        <w:hyperlink r:id="rId20" w:history="1">
           <w:r>
             <w:rPr>
               <w:rStyle w:val="Hyperlink"/>
@@ -2453,7 +2508,7 @@
           <w:sz w:val="24"/>
           <w:u w:val="single"/>
         </w:rPr>
-        <w:hyperlink r:id="rId13" w:history="1">
+        <w:hyperlink r:id="rId20" w:history="1">
           <w:r>
             <w:rPr>
               <w:rStyle w:val="Hyperlink"/>
@@ -2471,7 +2526,7 @@
           <w:sz w:val="24"/>
           <w:u w:val="single"/>
         </w:rPr>
-        <w:hyperlink r:id="rId13" w:history="1">
+        <w:hyperlink r:id="rId20" w:history="1">
           <w:r>
             <w:rPr>
               <w:rStyle w:val="Hyperlink"/>
@@ -2500,7 +2555,7 @@
           <w:sz w:val="24"/>
           <w:u w:val="single"/>
         </w:rPr>
-        <w:hyperlink r:id="rId13" w:history="1">
+        <w:hyperlink r:id="rId20" w:history="1">
           <w:r>
             <w:rPr>
               <w:rStyle w:val="Hyperlink"/>
@@ -2518,7 +2573,7 @@
           <w:sz w:val="24"/>
           <w:u w:val="single"/>
         </w:rPr>
-        <w:hyperlink r:id="rId13" w:history="1">
+        <w:hyperlink r:id="rId20" w:history="1">
           <w:r>
             <w:rPr>
               <w:rStyle w:val="Hyperlink"/>
@@ -2536,7 +2591,7 @@
           <w:sz w:val="24"/>
           <w:u w:val="single"/>
         </w:rPr>
-        <w:hyperlink r:id="rId13" w:history="1">
+        <w:hyperlink r:id="rId20" w:history="1">
           <w:r>
             <w:rPr>
               <w:rStyle w:val="Hyperlink"/>
@@ -2565,7 +2620,7 @@
           <w:sz w:val="24"/>
           <w:u w:val="single"/>
         </w:rPr>
-        <w:hyperlink r:id="rId13" w:history="1">
+        <w:hyperlink r:id="rId20" w:history="1">
           <w:r>
             <w:rPr>
               <w:rStyle w:val="Hyperlink"/>
@@ -2583,7 +2638,7 @@
           <w:sz w:val="24"/>
           <w:u w:val="single"/>
         </w:rPr>
-        <w:hyperlink r:id="rId13" w:history="1">
+        <w:hyperlink r:id="rId20" w:history="1">
           <w:r>
             <w:rPr>
               <w:rStyle w:val="Hyperlink"/>
@@ -2612,7 +2667,7 @@
           <w:sz w:val="24"/>
           <w:u w:val="single"/>
         </w:rPr>
-        <w:hyperlink r:id="rId13" w:history="1">
+        <w:hyperlink r:id="rId20" w:history="1">
           <w:r>
             <w:rPr>
               <w:rStyle w:val="Hyperlink"/>
@@ -2630,7 +2685,7 @@
           <w:sz w:val="24"/>
           <w:u w:val="single"/>
         </w:rPr>
-        <w:hyperlink r:id="rId13" w:history="1">
+        <w:hyperlink r:id="rId20" w:history="1">
           <w:r>
             <w:rPr>
               <w:rStyle w:val="Hyperlink"/>

--- a/EXPORTS/DOCX/published/niveau2/Dutch/Museum.docx
+++ b/EXPORTS/DOCX/published/niveau2/Dutch/Museum.docx
@@ -371,7 +371,54 @@
           <w:color w:val="000000"/>
           <w:sz w:val="24"/>
         </w:rPr>
-        <w:t>, beiden in de Zuid-Holla</w:t>
+        <w:t>, beide</w:t>
+      </w:r>
+      <w:r>
+        <w:rPr>
+          <w:u w:val="single" w:color="0000ff"/>
+          <w:rFonts w:ascii="Charis SIL Regular" w:hAnsi="Charis SIL Regular" w:eastAsia="Charis SIL Regular"/>
+          <w:b w:val="0"/>
+          <w:i w:val="0"/>
+          <w:color w:val="000000"/>
+          <w:sz w:val="24"/>
+        </w:rPr>
+        <w:hyperlink r:id="rId9" w:history="1">
+          <w:r>
+            <w:rPr>
+              <w:rStyle w:val="Hyperlink"/>
+            </w:rPr>
+            <w:t>n in de Zuid-</w:t>
+          </w:r>
+        </w:hyperlink>
+      </w:r>
+      <w:r>
+        <w:rPr>
+          <w:u w:val="single" w:color="0000ff"/>
+          <w:rFonts w:ascii="Charis SIL Regular" w:hAnsi="Charis SIL Regular" w:eastAsia="Charis SIL Regular"/>
+          <w:b w:val="0"/>
+          <w:i w:val="0"/>
+          <w:color w:val="000000"/>
+          <w:sz w:val="24"/>
+        </w:rPr>
+        <w:t>H</w:t>
+      </w:r>
+      <w:r>
+        <w:rPr>
+          <w:u w:val="single" w:color="0000ff"/>
+          <w:rFonts w:ascii="Charis SIL Regular" w:hAnsi="Charis SIL Regular" w:eastAsia="Charis SIL Regular"/>
+          <w:b w:val="0"/>
+          <w:i w:val="0"/>
+          <w:color w:val="000000"/>
+          <w:sz w:val="24"/>
+        </w:rPr>
+        <w:hyperlink r:id="rId9" w:history="1">
+          <w:r>
+            <w:rPr>
+              <w:rStyle w:val="Hyperlink"/>
+            </w:rPr>
+            <w:t>olla</w:t>
+          </w:r>
+        </w:hyperlink>
       </w:r>
       <w:r>
         <w:rPr>
@@ -1867,7 +1914,7 @@
           <w:sz w:val="24"/>
           <w:u w:val="single"/>
         </w:rPr>
-        <w:hyperlink r:id="rId14" w:history="1">
+        <w:hyperlink r:id="rId19" w:history="1">
           <w:r>
             <w:rPr>
               <w:rStyle w:val="Hyperlink"/>
@@ -1896,7 +1943,7 @@
           <w:sz w:val="24"/>
           <w:u w:val="single"/>
         </w:rPr>
-        <w:hyperlink r:id="rId14" w:history="1">
+        <w:hyperlink r:id="rId19" w:history="1">
           <w:r>
             <w:rPr>
               <w:rStyle w:val="Hyperlink"/>
@@ -1925,7 +1972,7 @@
           <w:sz w:val="24"/>
           <w:u w:val="single"/>
         </w:rPr>
-        <w:hyperlink r:id="rId14" w:history="1">
+        <w:hyperlink r:id="rId19" w:history="1">
           <w:r>
             <w:rPr>
               <w:rStyle w:val="Hyperlink"/>
@@ -1954,7 +2001,7 @@
           <w:sz w:val="24"/>
           <w:u w:val="single"/>
         </w:rPr>
-        <w:hyperlink r:id="rId14" w:history="1">
+        <w:hyperlink r:id="rId19" w:history="1">
           <w:r>
             <w:rPr>
               <w:rStyle w:val="Hyperlink"/>
@@ -1972,7 +2019,7 @@
           <w:sz w:val="24"/>
           <w:u w:val="single"/>
         </w:rPr>
-        <w:hyperlink r:id="rId14" w:history="1">
+        <w:hyperlink r:id="rId19" w:history="1">
           <w:r>
             <w:rPr>
               <w:rStyle w:val="Hyperlink"/>
@@ -1990,7 +2037,7 @@
           <w:sz w:val="24"/>
           <w:u w:val="single"/>
         </w:rPr>
-        <w:hyperlink r:id="rId14" w:history="1">
+        <w:hyperlink r:id="rId19" w:history="1">
           <w:r>
             <w:rPr>
               <w:rStyle w:val="Hyperlink"/>
@@ -2019,7 +2066,7 @@
           <w:sz w:val="24"/>
           <w:u w:val="single"/>
         </w:rPr>
-        <w:hyperlink r:id="rId14" w:history="1">
+        <w:hyperlink r:id="rId19" w:history="1">
           <w:r>
             <w:rPr>
               <w:rStyle w:val="Hyperlink"/>
@@ -2048,7 +2095,7 @@
           <w:sz w:val="24"/>
           <w:u w:val="single"/>
         </w:rPr>
-        <w:hyperlink r:id="rId14" w:history="1">
+        <w:hyperlink r:id="rId19" w:history="1">
           <w:r>
             <w:rPr>
               <w:rStyle w:val="Hyperlink"/>
@@ -2077,7 +2124,7 @@
           <w:sz w:val="24"/>
           <w:u w:val="single"/>
         </w:rPr>
-        <w:hyperlink r:id="rId14" w:history="1">
+        <w:hyperlink r:id="rId19" w:history="1">
           <w:r>
             <w:rPr>
               <w:rStyle w:val="Hyperlink"/>
@@ -2095,7 +2142,7 @@
           <w:sz w:val="24"/>
           <w:u w:val="single"/>
         </w:rPr>
-        <w:hyperlink r:id="rId14" w:history="1">
+        <w:hyperlink r:id="rId19" w:history="1">
           <w:r>
             <w:rPr>
               <w:rStyle w:val="Hyperlink"/>
@@ -2426,7 +2473,7 @@
           <w:sz w:val="24"/>
           <w:u w:val="single"/>
         </w:rPr>
-        <w:hyperlink r:id="rId13" w:history="1">
+        <w:hyperlink r:id="rId19" w:history="1">
           <w:r>
             <w:rPr>
               <w:rStyle w:val="Hyperlink"/>
@@ -2472,7 +2519,7 @@
           <w:sz w:val="24"/>
           <w:u w:val="single"/>
         </w:rPr>
-        <w:hyperlink r:id="rId20" w:history="1">
+        <w:hyperlink r:id="rId13" w:history="1">
           <w:r>
             <w:rPr>
               <w:rStyle w:val="Hyperlink"/>
@@ -2490,7 +2537,7 @@
           <w:sz w:val="24"/>
           <w:u w:val="single"/>
         </w:rPr>
-        <w:hyperlink r:id="rId20" w:history="1">
+        <w:hyperlink r:id="rId13" w:history="1">
           <w:r>
             <w:rPr>
               <w:rStyle w:val="Hyperlink"/>
@@ -2508,7 +2555,7 @@
           <w:sz w:val="24"/>
           <w:u w:val="single"/>
         </w:rPr>
-        <w:hyperlink r:id="rId20" w:history="1">
+        <w:hyperlink r:id="rId13" w:history="1">
           <w:r>
             <w:rPr>
               <w:rStyle w:val="Hyperlink"/>
@@ -2526,7 +2573,7 @@
           <w:sz w:val="24"/>
           <w:u w:val="single"/>
         </w:rPr>
-        <w:hyperlink r:id="rId20" w:history="1">
+        <w:hyperlink r:id="rId13" w:history="1">
           <w:r>
             <w:rPr>
               <w:rStyle w:val="Hyperlink"/>
@@ -2555,7 +2602,7 @@
           <w:sz w:val="24"/>
           <w:u w:val="single"/>
         </w:rPr>
-        <w:hyperlink r:id="rId20" w:history="1">
+        <w:hyperlink r:id="rId13" w:history="1">
           <w:r>
             <w:rPr>
               <w:rStyle w:val="Hyperlink"/>
@@ -2573,7 +2620,7 @@
           <w:sz w:val="24"/>
           <w:u w:val="single"/>
         </w:rPr>
-        <w:hyperlink r:id="rId20" w:history="1">
+        <w:hyperlink r:id="rId13" w:history="1">
           <w:r>
             <w:rPr>
               <w:rStyle w:val="Hyperlink"/>
@@ -2591,7 +2638,7 @@
           <w:sz w:val="24"/>
           <w:u w:val="single"/>
         </w:rPr>
-        <w:hyperlink r:id="rId20" w:history="1">
+        <w:hyperlink r:id="rId13" w:history="1">
           <w:r>
             <w:rPr>
               <w:rStyle w:val="Hyperlink"/>
@@ -2620,7 +2667,7 @@
           <w:sz w:val="24"/>
           <w:u w:val="single"/>
         </w:rPr>
-        <w:hyperlink r:id="rId20" w:history="1">
+        <w:hyperlink r:id="rId13" w:history="1">
           <w:r>
             <w:rPr>
               <w:rStyle w:val="Hyperlink"/>
@@ -2638,7 +2685,7 @@
           <w:sz w:val="24"/>
           <w:u w:val="single"/>
         </w:rPr>
-        <w:hyperlink r:id="rId20" w:history="1">
+        <w:hyperlink r:id="rId13" w:history="1">
           <w:r>
             <w:rPr>
               <w:rStyle w:val="Hyperlink"/>
@@ -2667,7 +2714,7 @@
           <w:sz w:val="24"/>
           <w:u w:val="single"/>
         </w:rPr>
-        <w:hyperlink r:id="rId20" w:history="1">
+        <w:hyperlink r:id="rId13" w:history="1">
           <w:r>
             <w:rPr>
               <w:rStyle w:val="Hyperlink"/>
@@ -2685,7 +2732,7 @@
           <w:sz w:val="24"/>
           <w:u w:val="single"/>
         </w:rPr>
-        <w:hyperlink r:id="rId20" w:history="1">
+        <w:hyperlink r:id="rId13" w:history="1">
           <w:r>
             <w:rPr>
               <w:rStyle w:val="Hyperlink"/>

--- a/EXPORTS/DOCX/published/niveau2/Dutch/Museum.docx
+++ b/EXPORTS/DOCX/published/niveau2/Dutch/Museum.docx
@@ -816,13 +816,14 @@
       </w:r>
       <w:r>
         <w:rPr>
+          <w:u w:val="single" w:color="0000ff"/>
           <w:rFonts w:ascii="Charis SIL Regular" w:hAnsi="Charis SIL Regular" w:eastAsia="Charis SIL Regular"/>
           <w:b w:val="0"/>
           <w:i w:val="0"/>
           <w:color w:val="000000"/>
           <w:sz w:val="24"/>
         </w:rPr>
-        <w:t xml:space="preserve"> in Rotterdam. De komst van objecten afkomstig uit gekolonisee</w:t>
+        <w:t xml:space="preserve"> </w:t>
       </w:r>
       <w:r>
         <w:rPr>
@@ -833,14 +834,24 @@
           <w:color w:val="000000"/>
           <w:sz w:val="24"/>
         </w:rPr>
-        <w:hyperlink r:id="rId12" w:history="1">
+        <w:hyperlink r:id="rId11" w:history="1">
           <w:r>
             <w:rPr>
               <w:rStyle w:val="Hyperlink"/>
             </w:rPr>
-            <w:t>rde g</w:t>
+            <w:t>in Rotter</w:t>
           </w:r>
         </w:hyperlink>
+      </w:r>
+      <w:r>
+        <w:rPr>
+          <w:rFonts w:ascii="Charis SIL Regular" w:hAnsi="Charis SIL Regular" w:eastAsia="Charis SIL Regular"/>
+          <w:b w:val="0"/>
+          <w:i w:val="0"/>
+          <w:color w:val="000000"/>
+          <w:sz w:val="24"/>
+        </w:rPr>
+        <w:t>dam. De komst van objecten afkomstig uit gekoloniseerde g</w:t>
       </w:r>
       <w:r>
         <w:rPr>
@@ -1429,9 +1440,15 @@
           <w:i w:val="0"/>
           <w:color w:val="0000FF"/>
           <w:sz w:val="24"/>
-          <w:u w:val="single"/>
         </w:rPr>
-        <w:t>c</w:t>
+        <w:hyperlink r:id="rId10" w:history="1">
+          <w:r>
+            <w:rPr>
+              <w:rStyle w:val="Hyperlink"/>
+            </w:rPr>
+            <w:t>c</w:t>
+          </w:r>
+        </w:hyperlink>
       </w:r>
       <w:r>
         <w:rPr>
@@ -1914,12 +1931,240 @@
           <w:sz w:val="24"/>
           <w:u w:val="single"/>
         </w:rPr>
-        <w:hyperlink r:id="rId19" w:history="1">
+        <w:hyperlink r:id="rId14" w:history="1">
           <w:r>
             <w:rPr>
               <w:rStyle w:val="Hyperlink"/>
             </w:rPr>
             <w:t>De</w:t>
+          </w:r>
+        </w:hyperlink>
+      </w:r>
+      <w:r>
+        <w:rPr>
+          <w:rFonts w:ascii="Charis SIL Regular" w:hAnsi="Charis SIL Regular" w:eastAsia="Charis SIL Regular"/>
+          <w:b w:val="0"/>
+          <w:i w:val="0"/>
+          <w:color w:val="0000FF"/>
+          <w:sz w:val="24"/>
+          <w:u w:val="single"/>
+        </w:rPr>
+        <w:t xml:space="preserve"> </w:t>
+      </w:r>
+      <w:r>
+        <w:rPr>
+          <w:rFonts w:ascii="Charis SIL Regular" w:hAnsi="Charis SIL Regular" w:eastAsia="Charis SIL Regular"/>
+          <w:b w:val="0"/>
+          <w:i w:val="0"/>
+          <w:color w:val="0000FF"/>
+          <w:sz w:val="24"/>
+          <w:u w:val="single"/>
+        </w:rPr>
+        <w:hyperlink r:id="rId14" w:history="1">
+          <w:r>
+            <w:rPr>
+              <w:rStyle w:val="Hyperlink"/>
+            </w:rPr>
+            <w:t>handel</w:t>
+          </w:r>
+        </w:hyperlink>
+      </w:r>
+      <w:r>
+        <w:rPr>
+          <w:rFonts w:ascii="Charis SIL Regular" w:hAnsi="Charis SIL Regular" w:eastAsia="Charis SIL Regular"/>
+          <w:b w:val="0"/>
+          <w:i w:val="0"/>
+          <w:color w:val="0000FF"/>
+          <w:sz w:val="24"/>
+          <w:u w:val="single"/>
+        </w:rPr>
+        <w:t xml:space="preserve"> </w:t>
+      </w:r>
+      <w:r>
+        <w:rPr>
+          <w:rFonts w:ascii="Charis SIL Regular" w:hAnsi="Charis SIL Regular" w:eastAsia="Charis SIL Regular"/>
+          <w:b w:val="0"/>
+          <w:i w:val="0"/>
+          <w:color w:val="0000FF"/>
+          <w:sz w:val="24"/>
+          <w:u w:val="single"/>
+        </w:rPr>
+        <w:hyperlink r:id="rId14" w:history="1">
+          <w:r>
+            <w:rPr>
+              <w:rStyle w:val="Hyperlink"/>
+            </w:rPr>
+            <w:t>in</w:t>
+          </w:r>
+        </w:hyperlink>
+      </w:r>
+      <w:r>
+        <w:rPr>
+          <w:rFonts w:ascii="Charis SIL Regular" w:hAnsi="Charis SIL Regular" w:eastAsia="Charis SIL Regular"/>
+          <w:b w:val="0"/>
+          <w:i w:val="0"/>
+          <w:color w:val="0000FF"/>
+          <w:sz w:val="24"/>
+          <w:u w:val="single"/>
+        </w:rPr>
+        <w:t xml:space="preserve"> </w:t>
+      </w:r>
+      <w:r>
+        <w:rPr>
+          <w:rFonts w:ascii="Charis SIL Regular" w:hAnsi="Charis SIL Regular" w:eastAsia="Charis SIL Regular"/>
+          <w:b w:val="0"/>
+          <w:i w:val="0"/>
+          <w:color w:val="0000FF"/>
+          <w:sz w:val="24"/>
+          <w:u w:val="single"/>
+        </w:rPr>
+        <w:hyperlink r:id="rId14" w:history="1">
+          <w:r>
+            <w:rPr>
+              <w:rStyle w:val="Hyperlink"/>
+            </w:rPr>
+            <w:t>o</w:t>
+          </w:r>
+        </w:hyperlink>
+      </w:r>
+      <w:r>
+        <w:rPr>
+          <w:rFonts w:ascii="Charis SIL Regular" w:hAnsi="Charis SIL Regular" w:eastAsia="Charis SIL Regular"/>
+          <w:b w:val="0"/>
+          <w:i w:val="0"/>
+          <w:color w:val="0000FF"/>
+          <w:sz w:val="24"/>
+          <w:u w:val="single"/>
+        </w:rPr>
+        <w:hyperlink r:id="rId14" w:history="1">
+          <w:r>
+            <w:rPr>
+              <w:rStyle w:val="Hyperlink"/>
+            </w:rPr>
+            <w:t>b</w:t>
+          </w:r>
+        </w:hyperlink>
+      </w:r>
+      <w:r>
+        <w:rPr>
+          <w:rFonts w:ascii="Charis SIL Regular" w:hAnsi="Charis SIL Regular" w:eastAsia="Charis SIL Regular"/>
+          <w:b w:val="0"/>
+          <w:i w:val="0"/>
+          <w:color w:val="0000FF"/>
+          <w:sz w:val="24"/>
+          <w:u w:val="single"/>
+        </w:rPr>
+        <w:hyperlink r:id="rId14" w:history="1">
+          <w:r>
+            <w:rPr>
+              <w:rStyle w:val="Hyperlink"/>
+            </w:rPr>
+            <w:t>jecten</w:t>
+          </w:r>
+        </w:hyperlink>
+      </w:r>
+      <w:r>
+        <w:rPr>
+          <w:rFonts w:ascii="Charis SIL Regular" w:hAnsi="Charis SIL Regular" w:eastAsia="Charis SIL Regular"/>
+          <w:b w:val="0"/>
+          <w:i w:val="0"/>
+          <w:color w:val="0000FF"/>
+          <w:sz w:val="24"/>
+          <w:u w:val="single"/>
+        </w:rPr>
+        <w:t xml:space="preserve"> </w:t>
+      </w:r>
+      <w:r>
+        <w:rPr>
+          <w:rFonts w:ascii="Charis SIL Regular" w:hAnsi="Charis SIL Regular" w:eastAsia="Charis SIL Regular"/>
+          <w:b w:val="0"/>
+          <w:i w:val="0"/>
+          <w:color w:val="0000FF"/>
+          <w:sz w:val="24"/>
+          <w:u w:val="single"/>
+        </w:rPr>
+        <w:hyperlink r:id="rId14" w:history="1">
+          <w:r>
+            <w:rPr>
+              <w:rStyle w:val="Hyperlink"/>
+            </w:rPr>
+            <w:t>uit</w:t>
+          </w:r>
+        </w:hyperlink>
+      </w:r>
+      <w:r>
+        <w:rPr>
+          <w:rFonts w:ascii="Charis SIL Regular" w:hAnsi="Charis SIL Regular" w:eastAsia="Charis SIL Regular"/>
+          <w:b w:val="0"/>
+          <w:i w:val="0"/>
+          <w:color w:val="0000FF"/>
+          <w:sz w:val="24"/>
+          <w:u w:val="single"/>
+        </w:rPr>
+        <w:t xml:space="preserve"> </w:t>
+      </w:r>
+      <w:r>
+        <w:rPr>
+          <w:rFonts w:ascii="Charis SIL Regular" w:hAnsi="Charis SIL Regular" w:eastAsia="Charis SIL Regular"/>
+          <w:b w:val="0"/>
+          <w:i w:val="0"/>
+          <w:color w:val="0000FF"/>
+          <w:sz w:val="24"/>
+          <w:u w:val="single"/>
+        </w:rPr>
+        <w:hyperlink r:id="rId14" w:history="1">
+          <w:r>
+            <w:rPr>
+              <w:rStyle w:val="Hyperlink"/>
+            </w:rPr>
+            <w:t>een</w:t>
+          </w:r>
+        </w:hyperlink>
+      </w:r>
+      <w:r>
+        <w:rPr>
+          <w:rFonts w:ascii="Charis SIL Regular" w:hAnsi="Charis SIL Regular" w:eastAsia="Charis SIL Regular"/>
+          <w:b w:val="0"/>
+          <w:i w:val="0"/>
+          <w:color w:val="0000FF"/>
+          <w:sz w:val="24"/>
+          <w:u w:val="single"/>
+        </w:rPr>
+        <w:t xml:space="preserve"> </w:t>
+      </w:r>
+      <w:r>
+        <w:rPr>
+          <w:rFonts w:ascii="Charis SIL Regular" w:hAnsi="Charis SIL Regular" w:eastAsia="Charis SIL Regular"/>
+          <w:b w:val="0"/>
+          <w:i w:val="0"/>
+          <w:color w:val="0000FF"/>
+          <w:sz w:val="24"/>
+          <w:u w:val="single"/>
+        </w:rPr>
+        <w:hyperlink r:id="rId14" w:history="1">
+          <w:r>
+            <w:rPr>
+              <w:rStyle w:val="Hyperlink"/>
+            </w:rPr>
+            <w:t>k</w:t>
+          </w:r>
+        </w:hyperlink>
+      </w:r>
+      <w:r>
+        <w:rPr>
+          <w:rFonts w:ascii="Charis SIL Regular" w:hAnsi="Charis SIL Regular" w:eastAsia="Charis SIL Regular"/>
+          <w:b w:val="0"/>
+          <w:i w:val="0"/>
+          <w:color w:val="0000FF"/>
+          <w:sz w:val="24"/>
+          <w:u w:val="single"/>
+        </w:rPr>
+        <w:hyperlink r:id="rId14" w:history="1">
+          <w:r>
+            <w:rPr>
+              <w:rStyle w:val="Hyperlink"/>
+            </w:rPr>
+            <w:t>oloniale</w:t>
           </w:r>
         </w:hyperlink>
       </w:r>
@@ -1948,7 +2193,186 @@
             <w:rPr>
               <w:rStyle w:val="Hyperlink"/>
             </w:rPr>
-            <w:t>handel</w:t>
+            <w:t>context</w:t>
+          </w:r>
+        </w:hyperlink>
+      </w:r>
+      <w:r>
+        <w:br/>
+      </w:r>
+      <w:r>
+        <w:rPr>
+          <w:rFonts w:ascii="Charis SIL Regular" w:hAnsi="Charis SIL Regular" w:eastAsia="Charis SIL Regular"/>
+          <w:b w:val="0"/>
+          <w:i w:val="0"/>
+          <w:color w:val="000000"/>
+          <w:sz w:val="24"/>
+        </w:rPr>
+        <w:t xml:space="preserve">•  </w:t>
+      </w:r>
+      <w:r>
+        <w:rPr>
+          <w:rFonts w:ascii="Charis SIL Regular" w:hAnsi="Charis SIL Regular" w:eastAsia="Charis SIL Regular"/>
+          <w:b w:val="0"/>
+          <w:i w:val="0"/>
+          <w:color w:val="0000FF"/>
+          <w:sz w:val="24"/>
+          <w:u w:val="single"/>
+        </w:rPr>
+        <w:hyperlink r:id="rId19" w:history="1">
+          <w:r>
+            <w:rPr>
+              <w:rStyle w:val="Hyperlink"/>
+            </w:rPr>
+            <w:t>Le</w:t>
+          </w:r>
+        </w:hyperlink>
+      </w:r>
+      <w:r>
+        <w:rPr>
+          <w:rFonts w:ascii="Charis SIL Regular" w:hAnsi="Charis SIL Regular" w:eastAsia="Charis SIL Regular"/>
+          <w:b w:val="0"/>
+          <w:i w:val="0"/>
+          <w:color w:val="0000FF"/>
+          <w:sz w:val="24"/>
+          <w:u w:val="single"/>
+        </w:rPr>
+        <w:hyperlink r:id="rId19" w:history="1">
+          <w:r>
+            <w:rPr>
+              <w:rStyle w:val="Hyperlink"/>
+            </w:rPr>
+            <w:t>g</w:t>
+          </w:r>
+        </w:hyperlink>
+      </w:r>
+      <w:r>
+        <w:rPr>
+          <w:rFonts w:ascii="Charis SIL Regular" w:hAnsi="Charis SIL Regular" w:eastAsia="Charis SIL Regular"/>
+          <w:b w:val="0"/>
+          <w:i w:val="0"/>
+          <w:color w:val="0000FF"/>
+          <w:sz w:val="24"/>
+          <w:u w:val="single"/>
+        </w:rPr>
+        <w:hyperlink r:id="rId19" w:history="1">
+          <w:r>
+            <w:rPr>
+              <w:rStyle w:val="Hyperlink"/>
+            </w:rPr>
+            <w:t>er-</w:t>
+          </w:r>
+        </w:hyperlink>
+      </w:r>
+      <w:r>
+        <w:rPr>
+          <w:rFonts w:ascii="Charis SIL Regular" w:hAnsi="Charis SIL Regular" w:eastAsia="Charis SIL Regular"/>
+          <w:b w:val="0"/>
+          <w:i w:val="0"/>
+          <w:color w:val="0000FF"/>
+          <w:sz w:val="24"/>
+          <w:u w:val="single"/>
+        </w:rPr>
+        <w:t xml:space="preserve"> </w:t>
+      </w:r>
+      <w:r>
+        <w:rPr>
+          <w:rFonts w:ascii="Charis SIL Regular" w:hAnsi="Charis SIL Regular" w:eastAsia="Charis SIL Regular"/>
+          <w:b w:val="0"/>
+          <w:i w:val="0"/>
+          <w:color w:val="0000FF"/>
+          <w:sz w:val="24"/>
+          <w:u w:val="single"/>
+        </w:rPr>
+        <w:hyperlink r:id="rId19" w:history="1">
+          <w:r>
+            <w:rPr>
+              <w:rStyle w:val="Hyperlink"/>
+            </w:rPr>
+            <w:t>en</w:t>
+          </w:r>
+        </w:hyperlink>
+      </w:r>
+      <w:r>
+        <w:rPr>
+          <w:rFonts w:ascii="Charis SIL Regular" w:hAnsi="Charis SIL Regular" w:eastAsia="Charis SIL Regular"/>
+          <w:b w:val="0"/>
+          <w:i w:val="0"/>
+          <w:color w:val="0000FF"/>
+          <w:sz w:val="24"/>
+          <w:u w:val="single"/>
+        </w:rPr>
+        <w:t xml:space="preserve"> </w:t>
+      </w:r>
+      <w:r>
+        <w:rPr>
+          <w:rFonts w:ascii="Charis SIL Regular" w:hAnsi="Charis SIL Regular" w:eastAsia="Charis SIL Regular"/>
+          <w:b w:val="0"/>
+          <w:i w:val="0"/>
+          <w:color w:val="0000FF"/>
+          <w:sz w:val="24"/>
+          <w:u w:val="single"/>
+        </w:rPr>
+        <w:hyperlink r:id="rId19" w:history="1">
+          <w:r>
+            <w:rPr>
+              <w:rStyle w:val="Hyperlink"/>
+            </w:rPr>
+            <w:t>ma</w:t>
+          </w:r>
+        </w:hyperlink>
+      </w:r>
+      <w:r>
+        <w:rPr>
+          <w:rFonts w:ascii="Charis SIL Regular" w:hAnsi="Charis SIL Regular" w:eastAsia="Charis SIL Regular"/>
+          <w:b w:val="0"/>
+          <w:i w:val="0"/>
+          <w:color w:val="0000FF"/>
+          <w:sz w:val="24"/>
+          <w:u w:val="single"/>
+        </w:rPr>
+        <w:hyperlink r:id="rId19" w:history="1">
+          <w:r>
+            <w:rPr>
+              <w:rStyle w:val="Hyperlink"/>
+            </w:rPr>
+            <w:t>rineperso</w:t>
+          </w:r>
+        </w:hyperlink>
+      </w:r>
+      <w:r>
+        <w:rPr>
+          <w:rFonts w:ascii="Charis SIL Regular" w:hAnsi="Charis SIL Regular" w:eastAsia="Charis SIL Regular"/>
+          <w:b w:val="0"/>
+          <w:i w:val="0"/>
+          <w:color w:val="0000FF"/>
+          <w:sz w:val="24"/>
+          <w:u w:val="single"/>
+        </w:rPr>
+        <w:hyperlink r:id="rId19" w:history="1">
+          <w:r>
+            <w:rPr>
+              <w:rStyle w:val="Hyperlink"/>
+            </w:rPr>
+            <w:t>nee</w:t>
+          </w:r>
+        </w:hyperlink>
+      </w:r>
+      <w:r>
+        <w:rPr>
+          <w:rFonts w:ascii="Charis SIL Regular" w:hAnsi="Charis SIL Regular" w:eastAsia="Charis SIL Regular"/>
+          <w:b w:val="0"/>
+          <w:i w:val="0"/>
+          <w:color w:val="0000FF"/>
+          <w:sz w:val="24"/>
+          <w:u w:val="single"/>
+        </w:rPr>
+        <w:hyperlink r:id="rId19" w:history="1">
+          <w:r>
+            <w:rPr>
+              <w:rStyle w:val="Hyperlink"/>
+            </w:rPr>
+            <w:t>l</w:t>
           </w:r>
         </w:hyperlink>
       </w:r>
@@ -2006,413 +2430,6 @@
             <w:rPr>
               <w:rStyle w:val="Hyperlink"/>
             </w:rPr>
-            <w:t>o</w:t>
-          </w:r>
-        </w:hyperlink>
-      </w:r>
-      <w:r>
-        <w:rPr>
-          <w:rFonts w:ascii="Charis SIL Regular" w:hAnsi="Charis SIL Regular" w:eastAsia="Charis SIL Regular"/>
-          <w:b w:val="0"/>
-          <w:i w:val="0"/>
-          <w:color w:val="0000FF"/>
-          <w:sz w:val="24"/>
-          <w:u w:val="single"/>
-        </w:rPr>
-        <w:hyperlink r:id="rId19" w:history="1">
-          <w:r>
-            <w:rPr>
-              <w:rStyle w:val="Hyperlink"/>
-            </w:rPr>
-            <w:t>b</w:t>
-          </w:r>
-        </w:hyperlink>
-      </w:r>
-      <w:r>
-        <w:rPr>
-          <w:rFonts w:ascii="Charis SIL Regular" w:hAnsi="Charis SIL Regular" w:eastAsia="Charis SIL Regular"/>
-          <w:b w:val="0"/>
-          <w:i w:val="0"/>
-          <w:color w:val="0000FF"/>
-          <w:sz w:val="24"/>
-          <w:u w:val="single"/>
-        </w:rPr>
-        <w:hyperlink r:id="rId19" w:history="1">
-          <w:r>
-            <w:rPr>
-              <w:rStyle w:val="Hyperlink"/>
-            </w:rPr>
-            <w:t>jecten</w:t>
-          </w:r>
-        </w:hyperlink>
-      </w:r>
-      <w:r>
-        <w:rPr>
-          <w:rFonts w:ascii="Charis SIL Regular" w:hAnsi="Charis SIL Regular" w:eastAsia="Charis SIL Regular"/>
-          <w:b w:val="0"/>
-          <w:i w:val="0"/>
-          <w:color w:val="0000FF"/>
-          <w:sz w:val="24"/>
-          <w:u w:val="single"/>
-        </w:rPr>
-        <w:t xml:space="preserve"> </w:t>
-      </w:r>
-      <w:r>
-        <w:rPr>
-          <w:rFonts w:ascii="Charis SIL Regular" w:hAnsi="Charis SIL Regular" w:eastAsia="Charis SIL Regular"/>
-          <w:b w:val="0"/>
-          <w:i w:val="0"/>
-          <w:color w:val="0000FF"/>
-          <w:sz w:val="24"/>
-          <w:u w:val="single"/>
-        </w:rPr>
-        <w:hyperlink r:id="rId19" w:history="1">
-          <w:r>
-            <w:rPr>
-              <w:rStyle w:val="Hyperlink"/>
-            </w:rPr>
-            <w:t>uit</w:t>
-          </w:r>
-        </w:hyperlink>
-      </w:r>
-      <w:r>
-        <w:rPr>
-          <w:rFonts w:ascii="Charis SIL Regular" w:hAnsi="Charis SIL Regular" w:eastAsia="Charis SIL Regular"/>
-          <w:b w:val="0"/>
-          <w:i w:val="0"/>
-          <w:color w:val="0000FF"/>
-          <w:sz w:val="24"/>
-          <w:u w:val="single"/>
-        </w:rPr>
-        <w:t xml:space="preserve"> </w:t>
-      </w:r>
-      <w:r>
-        <w:rPr>
-          <w:rFonts w:ascii="Charis SIL Regular" w:hAnsi="Charis SIL Regular" w:eastAsia="Charis SIL Regular"/>
-          <w:b w:val="0"/>
-          <w:i w:val="0"/>
-          <w:color w:val="0000FF"/>
-          <w:sz w:val="24"/>
-          <w:u w:val="single"/>
-        </w:rPr>
-        <w:hyperlink r:id="rId19" w:history="1">
-          <w:r>
-            <w:rPr>
-              <w:rStyle w:val="Hyperlink"/>
-            </w:rPr>
-            <w:t>een</w:t>
-          </w:r>
-        </w:hyperlink>
-      </w:r>
-      <w:r>
-        <w:rPr>
-          <w:rFonts w:ascii="Charis SIL Regular" w:hAnsi="Charis SIL Regular" w:eastAsia="Charis SIL Regular"/>
-          <w:b w:val="0"/>
-          <w:i w:val="0"/>
-          <w:color w:val="0000FF"/>
-          <w:sz w:val="24"/>
-          <w:u w:val="single"/>
-        </w:rPr>
-        <w:t xml:space="preserve"> </w:t>
-      </w:r>
-      <w:r>
-        <w:rPr>
-          <w:rFonts w:ascii="Charis SIL Regular" w:hAnsi="Charis SIL Regular" w:eastAsia="Charis SIL Regular"/>
-          <w:b w:val="0"/>
-          <w:i w:val="0"/>
-          <w:color w:val="0000FF"/>
-          <w:sz w:val="24"/>
-          <w:u w:val="single"/>
-        </w:rPr>
-        <w:hyperlink r:id="rId19" w:history="1">
-          <w:r>
-            <w:rPr>
-              <w:rStyle w:val="Hyperlink"/>
-            </w:rPr>
-            <w:t>k</w:t>
-          </w:r>
-        </w:hyperlink>
-      </w:r>
-      <w:r>
-        <w:rPr>
-          <w:rFonts w:ascii="Charis SIL Regular" w:hAnsi="Charis SIL Regular" w:eastAsia="Charis SIL Regular"/>
-          <w:b w:val="0"/>
-          <w:i w:val="0"/>
-          <w:color w:val="0000FF"/>
-          <w:sz w:val="24"/>
-          <w:u w:val="single"/>
-        </w:rPr>
-        <w:hyperlink r:id="rId19" w:history="1">
-          <w:r>
-            <w:rPr>
-              <w:rStyle w:val="Hyperlink"/>
-            </w:rPr>
-            <w:t>oloniale</w:t>
-          </w:r>
-        </w:hyperlink>
-      </w:r>
-      <w:r>
-        <w:rPr>
-          <w:rFonts w:ascii="Charis SIL Regular" w:hAnsi="Charis SIL Regular" w:eastAsia="Charis SIL Regular"/>
-          <w:b w:val="0"/>
-          <w:i w:val="0"/>
-          <w:color w:val="0000FF"/>
-          <w:sz w:val="24"/>
-          <w:u w:val="single"/>
-        </w:rPr>
-        <w:t xml:space="preserve"> </w:t>
-      </w:r>
-      <w:r>
-        <w:rPr>
-          <w:rFonts w:ascii="Charis SIL Regular" w:hAnsi="Charis SIL Regular" w:eastAsia="Charis SIL Regular"/>
-          <w:b w:val="0"/>
-          <w:i w:val="0"/>
-          <w:color w:val="0000FF"/>
-          <w:sz w:val="24"/>
-          <w:u w:val="single"/>
-        </w:rPr>
-        <w:hyperlink r:id="rId19" w:history="1">
-          <w:r>
-            <w:rPr>
-              <w:rStyle w:val="Hyperlink"/>
-            </w:rPr>
-            <w:t>context</w:t>
-          </w:r>
-        </w:hyperlink>
-      </w:r>
-      <w:r>
-        <w:br/>
-      </w:r>
-      <w:r>
-        <w:rPr>
-          <w:rFonts w:ascii="Charis SIL Regular" w:hAnsi="Charis SIL Regular" w:eastAsia="Charis SIL Regular"/>
-          <w:b w:val="0"/>
-          <w:i w:val="0"/>
-          <w:color w:val="000000"/>
-          <w:sz w:val="24"/>
-        </w:rPr>
-        <w:t xml:space="preserve">•  </w:t>
-      </w:r>
-      <w:r>
-        <w:rPr>
-          <w:rFonts w:ascii="Charis SIL Regular" w:hAnsi="Charis SIL Regular" w:eastAsia="Charis SIL Regular"/>
-          <w:b w:val="0"/>
-          <w:i w:val="0"/>
-          <w:color w:val="0000FF"/>
-          <w:sz w:val="24"/>
-          <w:u w:val="single"/>
-        </w:rPr>
-        <w:hyperlink r:id="rId19" w:history="1">
-          <w:r>
-            <w:rPr>
-              <w:rStyle w:val="Hyperlink"/>
-            </w:rPr>
-            <w:t>Le</w:t>
-          </w:r>
-        </w:hyperlink>
-      </w:r>
-      <w:r>
-        <w:rPr>
-          <w:rFonts w:ascii="Charis SIL Regular" w:hAnsi="Charis SIL Regular" w:eastAsia="Charis SIL Regular"/>
-          <w:b w:val="0"/>
-          <w:i w:val="0"/>
-          <w:color w:val="0000FF"/>
-          <w:sz w:val="24"/>
-          <w:u w:val="single"/>
-        </w:rPr>
-        <w:hyperlink r:id="rId19" w:history="1">
-          <w:r>
-            <w:rPr>
-              <w:rStyle w:val="Hyperlink"/>
-            </w:rPr>
-            <w:t>g</w:t>
-          </w:r>
-        </w:hyperlink>
-      </w:r>
-      <w:r>
-        <w:rPr>
-          <w:rFonts w:ascii="Charis SIL Regular" w:hAnsi="Charis SIL Regular" w:eastAsia="Charis SIL Regular"/>
-          <w:b w:val="0"/>
-          <w:i w:val="0"/>
-          <w:color w:val="0000FF"/>
-          <w:sz w:val="24"/>
-          <w:u w:val="single"/>
-        </w:rPr>
-        <w:hyperlink r:id="rId19" w:history="1">
-          <w:r>
-            <w:rPr>
-              <w:rStyle w:val="Hyperlink"/>
-            </w:rPr>
-            <w:t>er-</w:t>
-          </w:r>
-        </w:hyperlink>
-      </w:r>
-      <w:r>
-        <w:rPr>
-          <w:rFonts w:ascii="Charis SIL Regular" w:hAnsi="Charis SIL Regular" w:eastAsia="Charis SIL Regular"/>
-          <w:b w:val="0"/>
-          <w:i w:val="0"/>
-          <w:color w:val="0000FF"/>
-          <w:sz w:val="24"/>
-          <w:u w:val="single"/>
-        </w:rPr>
-        <w:t xml:space="preserve"> </w:t>
-      </w:r>
-      <w:r>
-        <w:rPr>
-          <w:rFonts w:ascii="Charis SIL Regular" w:hAnsi="Charis SIL Regular" w:eastAsia="Charis SIL Regular"/>
-          <w:b w:val="0"/>
-          <w:i w:val="0"/>
-          <w:color w:val="0000FF"/>
-          <w:sz w:val="24"/>
-          <w:u w:val="single"/>
-        </w:rPr>
-        <w:hyperlink r:id="rId19" w:history="1">
-          <w:r>
-            <w:rPr>
-              <w:rStyle w:val="Hyperlink"/>
-            </w:rPr>
-            <w:t>en</w:t>
-          </w:r>
-        </w:hyperlink>
-      </w:r>
-      <w:r>
-        <w:rPr>
-          <w:rFonts w:ascii="Charis SIL Regular" w:hAnsi="Charis SIL Regular" w:eastAsia="Charis SIL Regular"/>
-          <w:b w:val="0"/>
-          <w:i w:val="0"/>
-          <w:color w:val="0000FF"/>
-          <w:sz w:val="24"/>
-          <w:u w:val="single"/>
-        </w:rPr>
-        <w:t xml:space="preserve"> </w:t>
-      </w:r>
-      <w:r>
-        <w:rPr>
-          <w:rFonts w:ascii="Charis SIL Regular" w:hAnsi="Charis SIL Regular" w:eastAsia="Charis SIL Regular"/>
-          <w:b w:val="0"/>
-          <w:i w:val="0"/>
-          <w:color w:val="0000FF"/>
-          <w:sz w:val="24"/>
-          <w:u w:val="single"/>
-        </w:rPr>
-        <w:hyperlink r:id="rId19" w:history="1">
-          <w:r>
-            <w:rPr>
-              <w:rStyle w:val="Hyperlink"/>
-            </w:rPr>
-            <w:t>ma</w:t>
-          </w:r>
-        </w:hyperlink>
-      </w:r>
-      <w:r>
-        <w:rPr>
-          <w:rFonts w:ascii="Charis SIL Regular" w:hAnsi="Charis SIL Regular" w:eastAsia="Charis SIL Regular"/>
-          <w:b w:val="0"/>
-          <w:i w:val="0"/>
-          <w:color w:val="0000FF"/>
-          <w:sz w:val="24"/>
-          <w:u w:val="single"/>
-        </w:rPr>
-        <w:hyperlink r:id="rId19" w:history="1">
-          <w:r>
-            <w:rPr>
-              <w:rStyle w:val="Hyperlink"/>
-            </w:rPr>
-            <w:t>rineperso</w:t>
-          </w:r>
-        </w:hyperlink>
-      </w:r>
-      <w:r>
-        <w:rPr>
-          <w:rFonts w:ascii="Charis SIL Regular" w:hAnsi="Charis SIL Regular" w:eastAsia="Charis SIL Regular"/>
-          <w:b w:val="0"/>
-          <w:i w:val="0"/>
-          <w:color w:val="0000FF"/>
-          <w:sz w:val="24"/>
-          <w:u w:val="single"/>
-        </w:rPr>
-        <w:hyperlink r:id="rId19" w:history="1">
-          <w:r>
-            <w:rPr>
-              <w:rStyle w:val="Hyperlink"/>
-            </w:rPr>
-            <w:t>nee</w:t>
-          </w:r>
-        </w:hyperlink>
-      </w:r>
-      <w:r>
-        <w:rPr>
-          <w:rFonts w:ascii="Charis SIL Regular" w:hAnsi="Charis SIL Regular" w:eastAsia="Charis SIL Regular"/>
-          <w:b w:val="0"/>
-          <w:i w:val="0"/>
-          <w:color w:val="0000FF"/>
-          <w:sz w:val="24"/>
-          <w:u w:val="single"/>
-        </w:rPr>
-        <w:hyperlink r:id="rId19" w:history="1">
-          <w:r>
-            <w:rPr>
-              <w:rStyle w:val="Hyperlink"/>
-            </w:rPr>
-            <w:t>l</w:t>
-          </w:r>
-        </w:hyperlink>
-      </w:r>
-      <w:r>
-        <w:rPr>
-          <w:rFonts w:ascii="Charis SIL Regular" w:hAnsi="Charis SIL Regular" w:eastAsia="Charis SIL Regular"/>
-          <w:b w:val="0"/>
-          <w:i w:val="0"/>
-          <w:color w:val="0000FF"/>
-          <w:sz w:val="24"/>
-          <w:u w:val="single"/>
-        </w:rPr>
-        <w:t xml:space="preserve"> </w:t>
-      </w:r>
-      <w:r>
-        <w:rPr>
-          <w:rFonts w:ascii="Charis SIL Regular" w:hAnsi="Charis SIL Regular" w:eastAsia="Charis SIL Regular"/>
-          <w:b w:val="0"/>
-          <w:i w:val="0"/>
-          <w:color w:val="0000FF"/>
-          <w:sz w:val="24"/>
-          <w:u w:val="single"/>
-        </w:rPr>
-        <w:hyperlink r:id="rId19" w:history="1">
-          <w:r>
-            <w:rPr>
-              <w:rStyle w:val="Hyperlink"/>
-            </w:rPr>
-            <w:t>in</w:t>
-          </w:r>
-        </w:hyperlink>
-      </w:r>
-      <w:r>
-        <w:rPr>
-          <w:rFonts w:ascii="Charis SIL Regular" w:hAnsi="Charis SIL Regular" w:eastAsia="Charis SIL Regular"/>
-          <w:b w:val="0"/>
-          <w:i w:val="0"/>
-          <w:color w:val="0000FF"/>
-          <w:sz w:val="24"/>
-          <w:u w:val="single"/>
-        </w:rPr>
-        <w:t xml:space="preserve"> </w:t>
-      </w:r>
-      <w:r>
-        <w:rPr>
-          <w:rFonts w:ascii="Charis SIL Regular" w:hAnsi="Charis SIL Regular" w:eastAsia="Charis SIL Regular"/>
-          <w:b w:val="0"/>
-          <w:i w:val="0"/>
-          <w:color w:val="0000FF"/>
-          <w:sz w:val="24"/>
-          <w:u w:val="single"/>
-        </w:rPr>
-        <w:hyperlink r:id="rId19" w:history="1">
-          <w:r>
-            <w:rPr>
-              <w:rStyle w:val="Hyperlink"/>
-            </w:rPr>
             <w:t>gekolonis</w:t>
           </w:r>
         </w:hyperlink>
@@ -2966,7 +2983,7 @@
           <w:sz w:val="24"/>
           <w:u w:val="single"/>
         </w:rPr>
-        <w:hyperlink r:id="rId20" w:history="1">
+        <w:hyperlink r:id="rId15" w:history="1">
           <w:r>
             <w:rPr>
               <w:rStyle w:val="Hyperlink"/>
@@ -2984,7 +3001,7 @@
           <w:sz w:val="24"/>
           <w:u w:val="single"/>
         </w:rPr>
-        <w:hyperlink r:id="rId20" w:history="1">
+        <w:hyperlink r:id="rId15" w:history="1">
           <w:r>
             <w:rPr>
               <w:rStyle w:val="Hyperlink"/>
@@ -3013,7 +3030,7 @@
           <w:sz w:val="24"/>
           <w:u w:val="single"/>
         </w:rPr>
-        <w:hyperlink r:id="rId20" w:history="1">
+        <w:hyperlink r:id="rId15" w:history="1">
           <w:r>
             <w:rPr>
               <w:rStyle w:val="Hyperlink"/>
@@ -3031,7 +3048,7 @@
           <w:sz w:val="24"/>
           <w:u w:val="single"/>
         </w:rPr>
-        <w:hyperlink r:id="rId20" w:history="1">
+        <w:hyperlink r:id="rId15" w:history="1">
           <w:r>
             <w:rPr>
               <w:rStyle w:val="Hyperlink"/>
@@ -3049,7 +3066,7 @@
           <w:sz w:val="24"/>
           <w:u w:val="single"/>
         </w:rPr>
-        <w:hyperlink r:id="rId20" w:history="1">
+        <w:hyperlink r:id="rId15" w:history="1">
           <w:r>
             <w:rPr>
               <w:rStyle w:val="Hyperlink"/>
@@ -3078,7 +3095,7 @@
           <w:sz w:val="24"/>
           <w:u w:val="single"/>
         </w:rPr>
-        <w:hyperlink r:id="rId20" w:history="1">
+        <w:hyperlink r:id="rId15" w:history="1">
           <w:r>
             <w:rPr>
               <w:rStyle w:val="Hyperlink"/>

--- a/EXPORTS/DOCX/published/niveau2/Dutch/Museum.docx
+++ b/EXPORTS/DOCX/published/niveau2/Dutch/Museum.docx
@@ -851,7 +851,43 @@
           <w:color w:val="000000"/>
           <w:sz w:val="24"/>
         </w:rPr>
-        <w:t>dam. De komst van objecten afkomstig uit gekoloniseerde g</w:t>
+        <w:t>dam. De komst van objecten afkomstig uit ge</w:t>
+      </w:r>
+      <w:r>
+        <w:rPr>
+          <w:u w:val="single" w:color="0000ff"/>
+          <w:rFonts w:ascii="Charis SIL Regular" w:hAnsi="Charis SIL Regular" w:eastAsia="Charis SIL Regular"/>
+          <w:b w:val="0"/>
+          <w:i w:val="0"/>
+          <w:color w:val="000000"/>
+          <w:sz w:val="24"/>
+        </w:rPr>
+        <w:hyperlink r:id="rId12" w:history="1">
+          <w:r>
+            <w:rPr>
+              <w:rStyle w:val="Hyperlink"/>
+            </w:rPr>
+            <w:t>kolonisee</w:t>
+          </w:r>
+        </w:hyperlink>
+      </w:r>
+      <w:r>
+        <w:rPr>
+          <w:u w:val="single" w:color="0000ff"/>
+          <w:rFonts w:ascii="Charis SIL Regular" w:hAnsi="Charis SIL Regular" w:eastAsia="Charis SIL Regular"/>
+          <w:b w:val="0"/>
+          <w:i w:val="0"/>
+          <w:color w:val="000000"/>
+          <w:sz w:val="24"/>
+        </w:rPr>
+        <w:hyperlink r:id="rId12" w:history="1">
+          <w:r>
+            <w:rPr>
+              <w:rStyle w:val="Hyperlink"/>
+            </w:rPr>
+            <w:t>rde g</w:t>
+          </w:r>
+        </w:hyperlink>
       </w:r>
       <w:r>
         <w:rPr>
@@ -1440,15 +1476,9 @@
           <w:i w:val="0"/>
           <w:color w:val="0000FF"/>
           <w:sz w:val="24"/>
+          <w:u w:val="single"/>
         </w:rPr>
-        <w:hyperlink r:id="rId10" w:history="1">
-          <w:r>
-            <w:rPr>
-              <w:rStyle w:val="Hyperlink"/>
-            </w:rPr>
-            <w:t>c</w:t>
-          </w:r>
-        </w:hyperlink>
+        <w:t>c</w:t>
       </w:r>
       <w:r>
         <w:rPr>
@@ -2018,7 +2048,7 @@
           <w:sz w:val="24"/>
           <w:u w:val="single"/>
         </w:rPr>
-        <w:hyperlink r:id="rId14" w:history="1">
+        <w:hyperlink r:id="rId19" w:history="1">
           <w:r>
             <w:rPr>
               <w:rStyle w:val="Hyperlink"/>
@@ -2036,7 +2066,7 @@
           <w:sz w:val="24"/>
           <w:u w:val="single"/>
         </w:rPr>
-        <w:hyperlink r:id="rId14" w:history="1">
+        <w:hyperlink r:id="rId19" w:history="1">
           <w:r>
             <w:rPr>
               <w:rStyle w:val="Hyperlink"/>
@@ -2054,7 +2084,7 @@
           <w:sz w:val="24"/>
           <w:u w:val="single"/>
         </w:rPr>
-        <w:hyperlink r:id="rId14" w:history="1">
+        <w:hyperlink r:id="rId19" w:history="1">
           <w:r>
             <w:rPr>
               <w:rStyle w:val="Hyperlink"/>
@@ -2083,7 +2113,7 @@
           <w:sz w:val="24"/>
           <w:u w:val="single"/>
         </w:rPr>
-        <w:hyperlink r:id="rId14" w:history="1">
+        <w:hyperlink r:id="rId19" w:history="1">
           <w:r>
             <w:rPr>
               <w:rStyle w:val="Hyperlink"/>
@@ -2112,7 +2142,7 @@
           <w:sz w:val="24"/>
           <w:u w:val="single"/>
         </w:rPr>
-        <w:hyperlink r:id="rId14" w:history="1">
+        <w:hyperlink r:id="rId19" w:history="1">
           <w:r>
             <w:rPr>
               <w:rStyle w:val="Hyperlink"/>
@@ -2141,7 +2171,7 @@
           <w:sz w:val="24"/>
           <w:u w:val="single"/>
         </w:rPr>
-        <w:hyperlink r:id="rId14" w:history="1">
+        <w:hyperlink r:id="rId19" w:history="1">
           <w:r>
             <w:rPr>
               <w:rStyle w:val="Hyperlink"/>
@@ -2159,7 +2189,7 @@
           <w:sz w:val="24"/>
           <w:u w:val="single"/>
         </w:rPr>
-        <w:hyperlink r:id="rId14" w:history="1">
+        <w:hyperlink r:id="rId19" w:history="1">
           <w:r>
             <w:rPr>
               <w:rStyle w:val="Hyperlink"/>
@@ -2219,7 +2249,7 @@
           <w:sz w:val="24"/>
           <w:u w:val="single"/>
         </w:rPr>
-        <w:hyperlink r:id="rId19" w:history="1">
+        <w:hyperlink r:id="rId13" w:history="1">
           <w:r>
             <w:rPr>
               <w:rStyle w:val="Hyperlink"/>
@@ -2237,7 +2267,7 @@
           <w:sz w:val="24"/>
           <w:u w:val="single"/>
         </w:rPr>
-        <w:hyperlink r:id="rId19" w:history="1">
+        <w:hyperlink r:id="rId13" w:history="1">
           <w:r>
             <w:rPr>
               <w:rStyle w:val="Hyperlink"/>
@@ -2255,7 +2285,7 @@
           <w:sz w:val="24"/>
           <w:u w:val="single"/>
         </w:rPr>
-        <w:hyperlink r:id="rId19" w:history="1">
+        <w:hyperlink r:id="rId13" w:history="1">
           <w:r>
             <w:rPr>
               <w:rStyle w:val="Hyperlink"/>
@@ -2284,7 +2314,7 @@
           <w:sz w:val="24"/>
           <w:u w:val="single"/>
         </w:rPr>
-        <w:hyperlink r:id="rId19" w:history="1">
+        <w:hyperlink r:id="rId13" w:history="1">
           <w:r>
             <w:rPr>
               <w:rStyle w:val="Hyperlink"/>
@@ -2313,7 +2343,7 @@
           <w:sz w:val="24"/>
           <w:u w:val="single"/>
         </w:rPr>
-        <w:hyperlink r:id="rId19" w:history="1">
+        <w:hyperlink r:id="rId13" w:history="1">
           <w:r>
             <w:rPr>
               <w:rStyle w:val="Hyperlink"/>
@@ -2983,7 +3013,7 @@
           <w:sz w:val="24"/>
           <w:u w:val="single"/>
         </w:rPr>
-        <w:hyperlink r:id="rId15" w:history="1">
+        <w:hyperlink r:id="rId20" w:history="1">
           <w:r>
             <w:rPr>
               <w:rStyle w:val="Hyperlink"/>
@@ -3001,7 +3031,7 @@
           <w:sz w:val="24"/>
           <w:u w:val="single"/>
         </w:rPr>
-        <w:hyperlink r:id="rId15" w:history="1">
+        <w:hyperlink r:id="rId20" w:history="1">
           <w:r>
             <w:rPr>
               <w:rStyle w:val="Hyperlink"/>
@@ -3030,7 +3060,7 @@
           <w:sz w:val="24"/>
           <w:u w:val="single"/>
         </w:rPr>
-        <w:hyperlink r:id="rId15" w:history="1">
+        <w:hyperlink r:id="rId20" w:history="1">
           <w:r>
             <w:rPr>
               <w:rStyle w:val="Hyperlink"/>
@@ -3048,7 +3078,7 @@
           <w:sz w:val="24"/>
           <w:u w:val="single"/>
         </w:rPr>
-        <w:hyperlink r:id="rId15" w:history="1">
+        <w:hyperlink r:id="rId20" w:history="1">
           <w:r>
             <w:rPr>
               <w:rStyle w:val="Hyperlink"/>
@@ -3066,7 +3096,7 @@
           <w:sz w:val="24"/>
           <w:u w:val="single"/>
         </w:rPr>
-        <w:hyperlink r:id="rId15" w:history="1">
+        <w:hyperlink r:id="rId20" w:history="1">
           <w:r>
             <w:rPr>
               <w:rStyle w:val="Hyperlink"/>
@@ -3095,7 +3125,7 @@
           <w:sz w:val="24"/>
           <w:u w:val="single"/>
         </w:rPr>
-        <w:hyperlink r:id="rId15" w:history="1">
+        <w:hyperlink r:id="rId20" w:history="1">
           <w:r>
             <w:rPr>
               <w:rStyle w:val="Hyperlink"/>

--- a/EXPORTS/DOCX/published/niveau2/Dutch/Museum.docx
+++ b/EXPORTS/DOCX/published/niveau2/Dutch/Museum.docx
@@ -371,7 +371,54 @@
           <w:color w:val="000000"/>
           <w:sz w:val="24"/>
         </w:rPr>
-        <w:t>, beiden in de Zuid-Holla</w:t>
+        <w:t>, beide</w:t>
+      </w:r>
+      <w:r>
+        <w:rPr>
+          <w:u w:val="single" w:color="0000ff"/>
+          <w:rFonts w:ascii="Charis SIL Regular" w:hAnsi="Charis SIL Regular" w:eastAsia="Charis SIL Regular"/>
+          <w:b w:val="0"/>
+          <w:i w:val="0"/>
+          <w:color w:val="000000"/>
+          <w:sz w:val="24"/>
+        </w:rPr>
+        <w:hyperlink r:id="rId9" w:history="1">
+          <w:r>
+            <w:rPr>
+              <w:rStyle w:val="Hyperlink"/>
+            </w:rPr>
+            <w:t>n in de Zuid-</w:t>
+          </w:r>
+        </w:hyperlink>
+      </w:r>
+      <w:r>
+        <w:rPr>
+          <w:u w:val="single" w:color="0000ff"/>
+          <w:rFonts w:ascii="Charis SIL Regular" w:hAnsi="Charis SIL Regular" w:eastAsia="Charis SIL Regular"/>
+          <w:b w:val="0"/>
+          <w:i w:val="0"/>
+          <w:color w:val="000000"/>
+          <w:sz w:val="24"/>
+        </w:rPr>
+        <w:t>H</w:t>
+      </w:r>
+      <w:r>
+        <w:rPr>
+          <w:u w:val="single" w:color="0000ff"/>
+          <w:rFonts w:ascii="Charis SIL Regular" w:hAnsi="Charis SIL Regular" w:eastAsia="Charis SIL Regular"/>
+          <w:b w:val="0"/>
+          <w:i w:val="0"/>
+          <w:color w:val="000000"/>
+          <w:sz w:val="24"/>
+        </w:rPr>
+        <w:hyperlink r:id="rId9" w:history="1">
+          <w:r>
+            <w:rPr>
+              <w:rStyle w:val="Hyperlink"/>
+            </w:rPr>
+            <w:t>olla</w:t>
+          </w:r>
+        </w:hyperlink>
       </w:r>
       <w:r>
         <w:rPr>
@@ -738,7 +785,6 @@
           <w:i w:val="0"/>
           <w:color w:val="0000FF"/>
           <w:sz w:val="24"/>
-          <w:u w:val="single"/>
         </w:rPr>
         <w:hyperlink r:id="rId12" w:history="1">
           <w:r>
@@ -769,13 +815,60 @@
       </w:r>
       <w:r>
         <w:rPr>
+          <w:u w:val="single" w:color="0000ff"/>
           <w:rFonts w:ascii="Charis SIL Regular" w:hAnsi="Charis SIL Regular" w:eastAsia="Charis SIL Regular"/>
           <w:b w:val="0"/>
           <w:i w:val="0"/>
           <w:color w:val="000000"/>
           <w:sz w:val="24"/>
         </w:rPr>
-        <w:t xml:space="preserve"> in Rotterdam. De komst van objecten afkomstig uit gekolonisee</w:t>
+        <w:t xml:space="preserve"> </w:t>
+      </w:r>
+      <w:r>
+        <w:rPr>
+          <w:u w:val="single" w:color="0000ff"/>
+          <w:rFonts w:ascii="Charis SIL Regular" w:hAnsi="Charis SIL Regular" w:eastAsia="Charis SIL Regular"/>
+          <w:b w:val="0"/>
+          <w:i w:val="0"/>
+          <w:color w:val="000000"/>
+          <w:sz w:val="24"/>
+        </w:rPr>
+        <w:hyperlink r:id="rId11" w:history="1">
+          <w:r>
+            <w:rPr>
+              <w:rStyle w:val="Hyperlink"/>
+            </w:rPr>
+            <w:t>in Rotter</w:t>
+          </w:r>
+        </w:hyperlink>
+      </w:r>
+      <w:r>
+        <w:rPr>
+          <w:rFonts w:ascii="Charis SIL Regular" w:hAnsi="Charis SIL Regular" w:eastAsia="Charis SIL Regular"/>
+          <w:b w:val="0"/>
+          <w:i w:val="0"/>
+          <w:color w:val="000000"/>
+          <w:sz w:val="24"/>
+        </w:rPr>
+        <w:t>dam. De komst van objecten afkomstig uit ge</w:t>
+      </w:r>
+      <w:r>
+        <w:rPr>
+          <w:u w:val="single" w:color="0000ff"/>
+          <w:rFonts w:ascii="Charis SIL Regular" w:hAnsi="Charis SIL Regular" w:eastAsia="Charis SIL Regular"/>
+          <w:b w:val="0"/>
+          <w:i w:val="0"/>
+          <w:color w:val="000000"/>
+          <w:sz w:val="24"/>
+        </w:rPr>
+        <w:hyperlink r:id="rId12" w:history="1">
+          <w:r>
+            <w:rPr>
+              <w:rStyle w:val="Hyperlink"/>
+            </w:rPr>
+            <w:t>kolonisee</w:t>
+          </w:r>
+        </w:hyperlink>
       </w:r>
       <w:r>
         <w:rPr>
@@ -1382,9 +1475,15 @@
           <w:i w:val="0"/>
           <w:color w:val="0000FF"/>
           <w:sz w:val="24"/>
-          <w:u w:val="single"/>
         </w:rPr>
-        <w:t>c</w:t>
+        <w:hyperlink r:id="rId10" w:history="1">
+          <w:r>
+            <w:rPr>
+              <w:rStyle w:val="Hyperlink"/>
+            </w:rPr>
+            <w:t>c</w:t>
+          </w:r>
+        </w:hyperlink>
       </w:r>
       <w:r>
         <w:rPr>
@@ -1867,12 +1966,240 @@
           <w:sz w:val="24"/>
           <w:u w:val="single"/>
         </w:rPr>
-        <w:hyperlink r:id="rId19" w:history="1">
+        <w:hyperlink r:id="rId14" w:history="1">
           <w:r>
             <w:rPr>
               <w:rStyle w:val="Hyperlink"/>
             </w:rPr>
             <w:t>De</w:t>
+          </w:r>
+        </w:hyperlink>
+      </w:r>
+      <w:r>
+        <w:rPr>
+          <w:rFonts w:ascii="Charis SIL Regular" w:hAnsi="Charis SIL Regular" w:eastAsia="Charis SIL Regular"/>
+          <w:b w:val="0"/>
+          <w:i w:val="0"/>
+          <w:color w:val="0000FF"/>
+          <w:sz w:val="24"/>
+          <w:u w:val="single"/>
+        </w:rPr>
+        <w:t xml:space="preserve"> </w:t>
+      </w:r>
+      <w:r>
+        <w:rPr>
+          <w:rFonts w:ascii="Charis SIL Regular" w:hAnsi="Charis SIL Regular" w:eastAsia="Charis SIL Regular"/>
+          <w:b w:val="0"/>
+          <w:i w:val="0"/>
+          <w:color w:val="0000FF"/>
+          <w:sz w:val="24"/>
+          <w:u w:val="single"/>
+        </w:rPr>
+        <w:hyperlink r:id="rId14" w:history="1">
+          <w:r>
+            <w:rPr>
+              <w:rStyle w:val="Hyperlink"/>
+            </w:rPr>
+            <w:t>handel</w:t>
+          </w:r>
+        </w:hyperlink>
+      </w:r>
+      <w:r>
+        <w:rPr>
+          <w:rFonts w:ascii="Charis SIL Regular" w:hAnsi="Charis SIL Regular" w:eastAsia="Charis SIL Regular"/>
+          <w:b w:val="0"/>
+          <w:i w:val="0"/>
+          <w:color w:val="0000FF"/>
+          <w:sz w:val="24"/>
+          <w:u w:val="single"/>
+        </w:rPr>
+        <w:t xml:space="preserve"> </w:t>
+      </w:r>
+      <w:r>
+        <w:rPr>
+          <w:rFonts w:ascii="Charis SIL Regular" w:hAnsi="Charis SIL Regular" w:eastAsia="Charis SIL Regular"/>
+          <w:b w:val="0"/>
+          <w:i w:val="0"/>
+          <w:color w:val="0000FF"/>
+          <w:sz w:val="24"/>
+          <w:u w:val="single"/>
+        </w:rPr>
+        <w:hyperlink r:id="rId14" w:history="1">
+          <w:r>
+            <w:rPr>
+              <w:rStyle w:val="Hyperlink"/>
+            </w:rPr>
+            <w:t>in</w:t>
+          </w:r>
+        </w:hyperlink>
+      </w:r>
+      <w:r>
+        <w:rPr>
+          <w:rFonts w:ascii="Charis SIL Regular" w:hAnsi="Charis SIL Regular" w:eastAsia="Charis SIL Regular"/>
+          <w:b w:val="0"/>
+          <w:i w:val="0"/>
+          <w:color w:val="0000FF"/>
+          <w:sz w:val="24"/>
+          <w:u w:val="single"/>
+        </w:rPr>
+        <w:t xml:space="preserve"> </w:t>
+      </w:r>
+      <w:r>
+        <w:rPr>
+          <w:rFonts w:ascii="Charis SIL Regular" w:hAnsi="Charis SIL Regular" w:eastAsia="Charis SIL Regular"/>
+          <w:b w:val="0"/>
+          <w:i w:val="0"/>
+          <w:color w:val="0000FF"/>
+          <w:sz w:val="24"/>
+          <w:u w:val="single"/>
+        </w:rPr>
+        <w:hyperlink r:id="rId14" w:history="1">
+          <w:r>
+            <w:rPr>
+              <w:rStyle w:val="Hyperlink"/>
+            </w:rPr>
+            <w:t>o</w:t>
+          </w:r>
+        </w:hyperlink>
+      </w:r>
+      <w:r>
+        <w:rPr>
+          <w:rFonts w:ascii="Charis SIL Regular" w:hAnsi="Charis SIL Regular" w:eastAsia="Charis SIL Regular"/>
+          <w:b w:val="0"/>
+          <w:i w:val="0"/>
+          <w:color w:val="0000FF"/>
+          <w:sz w:val="24"/>
+          <w:u w:val="single"/>
+        </w:rPr>
+        <w:hyperlink r:id="rId14" w:history="1">
+          <w:r>
+            <w:rPr>
+              <w:rStyle w:val="Hyperlink"/>
+            </w:rPr>
+            <w:t>b</w:t>
+          </w:r>
+        </w:hyperlink>
+      </w:r>
+      <w:r>
+        <w:rPr>
+          <w:rFonts w:ascii="Charis SIL Regular" w:hAnsi="Charis SIL Regular" w:eastAsia="Charis SIL Regular"/>
+          <w:b w:val="0"/>
+          <w:i w:val="0"/>
+          <w:color w:val="0000FF"/>
+          <w:sz w:val="24"/>
+          <w:u w:val="single"/>
+        </w:rPr>
+        <w:hyperlink r:id="rId14" w:history="1">
+          <w:r>
+            <w:rPr>
+              <w:rStyle w:val="Hyperlink"/>
+            </w:rPr>
+            <w:t>jecten</w:t>
+          </w:r>
+        </w:hyperlink>
+      </w:r>
+      <w:r>
+        <w:rPr>
+          <w:rFonts w:ascii="Charis SIL Regular" w:hAnsi="Charis SIL Regular" w:eastAsia="Charis SIL Regular"/>
+          <w:b w:val="0"/>
+          <w:i w:val="0"/>
+          <w:color w:val="0000FF"/>
+          <w:sz w:val="24"/>
+          <w:u w:val="single"/>
+        </w:rPr>
+        <w:t xml:space="preserve"> </w:t>
+      </w:r>
+      <w:r>
+        <w:rPr>
+          <w:rFonts w:ascii="Charis SIL Regular" w:hAnsi="Charis SIL Regular" w:eastAsia="Charis SIL Regular"/>
+          <w:b w:val="0"/>
+          <w:i w:val="0"/>
+          <w:color w:val="0000FF"/>
+          <w:sz w:val="24"/>
+          <w:u w:val="single"/>
+        </w:rPr>
+        <w:hyperlink r:id="rId14" w:history="1">
+          <w:r>
+            <w:rPr>
+              <w:rStyle w:val="Hyperlink"/>
+            </w:rPr>
+            <w:t>uit</w:t>
+          </w:r>
+        </w:hyperlink>
+      </w:r>
+      <w:r>
+        <w:rPr>
+          <w:rFonts w:ascii="Charis SIL Regular" w:hAnsi="Charis SIL Regular" w:eastAsia="Charis SIL Regular"/>
+          <w:b w:val="0"/>
+          <w:i w:val="0"/>
+          <w:color w:val="0000FF"/>
+          <w:sz w:val="24"/>
+          <w:u w:val="single"/>
+        </w:rPr>
+        <w:t xml:space="preserve"> </w:t>
+      </w:r>
+      <w:r>
+        <w:rPr>
+          <w:rFonts w:ascii="Charis SIL Regular" w:hAnsi="Charis SIL Regular" w:eastAsia="Charis SIL Regular"/>
+          <w:b w:val="0"/>
+          <w:i w:val="0"/>
+          <w:color w:val="0000FF"/>
+          <w:sz w:val="24"/>
+          <w:u w:val="single"/>
+        </w:rPr>
+        <w:hyperlink r:id="rId14" w:history="1">
+          <w:r>
+            <w:rPr>
+              <w:rStyle w:val="Hyperlink"/>
+            </w:rPr>
+            <w:t>een</w:t>
+          </w:r>
+        </w:hyperlink>
+      </w:r>
+      <w:r>
+        <w:rPr>
+          <w:rFonts w:ascii="Charis SIL Regular" w:hAnsi="Charis SIL Regular" w:eastAsia="Charis SIL Regular"/>
+          <w:b w:val="0"/>
+          <w:i w:val="0"/>
+          <w:color w:val="0000FF"/>
+          <w:sz w:val="24"/>
+          <w:u w:val="single"/>
+        </w:rPr>
+        <w:t xml:space="preserve"> </w:t>
+      </w:r>
+      <w:r>
+        <w:rPr>
+          <w:rFonts w:ascii="Charis SIL Regular" w:hAnsi="Charis SIL Regular" w:eastAsia="Charis SIL Regular"/>
+          <w:b w:val="0"/>
+          <w:i w:val="0"/>
+          <w:color w:val="0000FF"/>
+          <w:sz w:val="24"/>
+          <w:u w:val="single"/>
+        </w:rPr>
+        <w:hyperlink r:id="rId14" w:history="1">
+          <w:r>
+            <w:rPr>
+              <w:rStyle w:val="Hyperlink"/>
+            </w:rPr>
+            <w:t>k</w:t>
+          </w:r>
+        </w:hyperlink>
+      </w:r>
+      <w:r>
+        <w:rPr>
+          <w:rFonts w:ascii="Charis SIL Regular" w:hAnsi="Charis SIL Regular" w:eastAsia="Charis SIL Regular"/>
+          <w:b w:val="0"/>
+          <w:i w:val="0"/>
+          <w:color w:val="0000FF"/>
+          <w:sz w:val="24"/>
+          <w:u w:val="single"/>
+        </w:rPr>
+        <w:hyperlink r:id="rId14" w:history="1">
+          <w:r>
+            <w:rPr>
+              <w:rStyle w:val="Hyperlink"/>
+            </w:rPr>
+            <w:t>oloniale</w:t>
           </w:r>
         </w:hyperlink>
       </w:r>
@@ -1901,7 +2228,186 @@
             <w:rPr>
               <w:rStyle w:val="Hyperlink"/>
             </w:rPr>
-            <w:t>handel</w:t>
+            <w:t>context</w:t>
+          </w:r>
+        </w:hyperlink>
+      </w:r>
+      <w:r>
+        <w:br/>
+      </w:r>
+      <w:r>
+        <w:rPr>
+          <w:rFonts w:ascii="Charis SIL Regular" w:hAnsi="Charis SIL Regular" w:eastAsia="Charis SIL Regular"/>
+          <w:b w:val="0"/>
+          <w:i w:val="0"/>
+          <w:color w:val="000000"/>
+          <w:sz w:val="24"/>
+        </w:rPr>
+        <w:t xml:space="preserve">•  </w:t>
+      </w:r>
+      <w:r>
+        <w:rPr>
+          <w:rFonts w:ascii="Charis SIL Regular" w:hAnsi="Charis SIL Regular" w:eastAsia="Charis SIL Regular"/>
+          <w:b w:val="0"/>
+          <w:i w:val="0"/>
+          <w:color w:val="0000FF"/>
+          <w:sz w:val="24"/>
+          <w:u w:val="single"/>
+        </w:rPr>
+        <w:hyperlink r:id="rId19" w:history="1">
+          <w:r>
+            <w:rPr>
+              <w:rStyle w:val="Hyperlink"/>
+            </w:rPr>
+            <w:t>Le</w:t>
+          </w:r>
+        </w:hyperlink>
+      </w:r>
+      <w:r>
+        <w:rPr>
+          <w:rFonts w:ascii="Charis SIL Regular" w:hAnsi="Charis SIL Regular" w:eastAsia="Charis SIL Regular"/>
+          <w:b w:val="0"/>
+          <w:i w:val="0"/>
+          <w:color w:val="0000FF"/>
+          <w:sz w:val="24"/>
+          <w:u w:val="single"/>
+        </w:rPr>
+        <w:hyperlink r:id="rId19" w:history="1">
+          <w:r>
+            <w:rPr>
+              <w:rStyle w:val="Hyperlink"/>
+            </w:rPr>
+            <w:t>g</w:t>
+          </w:r>
+        </w:hyperlink>
+      </w:r>
+      <w:r>
+        <w:rPr>
+          <w:rFonts w:ascii="Charis SIL Regular" w:hAnsi="Charis SIL Regular" w:eastAsia="Charis SIL Regular"/>
+          <w:b w:val="0"/>
+          <w:i w:val="0"/>
+          <w:color w:val="0000FF"/>
+          <w:sz w:val="24"/>
+          <w:u w:val="single"/>
+        </w:rPr>
+        <w:hyperlink r:id="rId19" w:history="1">
+          <w:r>
+            <w:rPr>
+              <w:rStyle w:val="Hyperlink"/>
+            </w:rPr>
+            <w:t>er-</w:t>
+          </w:r>
+        </w:hyperlink>
+      </w:r>
+      <w:r>
+        <w:rPr>
+          <w:rFonts w:ascii="Charis SIL Regular" w:hAnsi="Charis SIL Regular" w:eastAsia="Charis SIL Regular"/>
+          <w:b w:val="0"/>
+          <w:i w:val="0"/>
+          <w:color w:val="0000FF"/>
+          <w:sz w:val="24"/>
+          <w:u w:val="single"/>
+        </w:rPr>
+        <w:t xml:space="preserve"> </w:t>
+      </w:r>
+      <w:r>
+        <w:rPr>
+          <w:rFonts w:ascii="Charis SIL Regular" w:hAnsi="Charis SIL Regular" w:eastAsia="Charis SIL Regular"/>
+          <w:b w:val="0"/>
+          <w:i w:val="0"/>
+          <w:color w:val="0000FF"/>
+          <w:sz w:val="24"/>
+          <w:u w:val="single"/>
+        </w:rPr>
+        <w:hyperlink r:id="rId19" w:history="1">
+          <w:r>
+            <w:rPr>
+              <w:rStyle w:val="Hyperlink"/>
+            </w:rPr>
+            <w:t>en</w:t>
+          </w:r>
+        </w:hyperlink>
+      </w:r>
+      <w:r>
+        <w:rPr>
+          <w:rFonts w:ascii="Charis SIL Regular" w:hAnsi="Charis SIL Regular" w:eastAsia="Charis SIL Regular"/>
+          <w:b w:val="0"/>
+          <w:i w:val="0"/>
+          <w:color w:val="0000FF"/>
+          <w:sz w:val="24"/>
+          <w:u w:val="single"/>
+        </w:rPr>
+        <w:t xml:space="preserve"> </w:t>
+      </w:r>
+      <w:r>
+        <w:rPr>
+          <w:rFonts w:ascii="Charis SIL Regular" w:hAnsi="Charis SIL Regular" w:eastAsia="Charis SIL Regular"/>
+          <w:b w:val="0"/>
+          <w:i w:val="0"/>
+          <w:color w:val="0000FF"/>
+          <w:sz w:val="24"/>
+          <w:u w:val="single"/>
+        </w:rPr>
+        <w:hyperlink r:id="rId19" w:history="1">
+          <w:r>
+            <w:rPr>
+              <w:rStyle w:val="Hyperlink"/>
+            </w:rPr>
+            <w:t>ma</w:t>
+          </w:r>
+        </w:hyperlink>
+      </w:r>
+      <w:r>
+        <w:rPr>
+          <w:rFonts w:ascii="Charis SIL Regular" w:hAnsi="Charis SIL Regular" w:eastAsia="Charis SIL Regular"/>
+          <w:b w:val="0"/>
+          <w:i w:val="0"/>
+          <w:color w:val="0000FF"/>
+          <w:sz w:val="24"/>
+          <w:u w:val="single"/>
+        </w:rPr>
+        <w:hyperlink r:id="rId19" w:history="1">
+          <w:r>
+            <w:rPr>
+              <w:rStyle w:val="Hyperlink"/>
+            </w:rPr>
+            <w:t>rineperso</w:t>
+          </w:r>
+        </w:hyperlink>
+      </w:r>
+      <w:r>
+        <w:rPr>
+          <w:rFonts w:ascii="Charis SIL Regular" w:hAnsi="Charis SIL Regular" w:eastAsia="Charis SIL Regular"/>
+          <w:b w:val="0"/>
+          <w:i w:val="0"/>
+          <w:color w:val="0000FF"/>
+          <w:sz w:val="24"/>
+          <w:u w:val="single"/>
+        </w:rPr>
+        <w:hyperlink r:id="rId19" w:history="1">
+          <w:r>
+            <w:rPr>
+              <w:rStyle w:val="Hyperlink"/>
+            </w:rPr>
+            <w:t>nee</w:t>
+          </w:r>
+        </w:hyperlink>
+      </w:r>
+      <w:r>
+        <w:rPr>
+          <w:rFonts w:ascii="Charis SIL Regular" w:hAnsi="Charis SIL Regular" w:eastAsia="Charis SIL Regular"/>
+          <w:b w:val="0"/>
+          <w:i w:val="0"/>
+          <w:color w:val="0000FF"/>
+          <w:sz w:val="24"/>
+          <w:u w:val="single"/>
+        </w:rPr>
+        <w:hyperlink r:id="rId19" w:history="1">
+          <w:r>
+            <w:rPr>
+              <w:rStyle w:val="Hyperlink"/>
+            </w:rPr>
+            <w:t>l</w:t>
           </w:r>
         </w:hyperlink>
       </w:r>
@@ -1959,413 +2465,6 @@
             <w:rPr>
               <w:rStyle w:val="Hyperlink"/>
             </w:rPr>
-            <w:t>o</w:t>
-          </w:r>
-        </w:hyperlink>
-      </w:r>
-      <w:r>
-        <w:rPr>
-          <w:rFonts w:ascii="Charis SIL Regular" w:hAnsi="Charis SIL Regular" w:eastAsia="Charis SIL Regular"/>
-          <w:b w:val="0"/>
-          <w:i w:val="0"/>
-          <w:color w:val="0000FF"/>
-          <w:sz w:val="24"/>
-          <w:u w:val="single"/>
-        </w:rPr>
-        <w:hyperlink r:id="rId19" w:history="1">
-          <w:r>
-            <w:rPr>
-              <w:rStyle w:val="Hyperlink"/>
-            </w:rPr>
-            <w:t>b</w:t>
-          </w:r>
-        </w:hyperlink>
-      </w:r>
-      <w:r>
-        <w:rPr>
-          <w:rFonts w:ascii="Charis SIL Regular" w:hAnsi="Charis SIL Regular" w:eastAsia="Charis SIL Regular"/>
-          <w:b w:val="0"/>
-          <w:i w:val="0"/>
-          <w:color w:val="0000FF"/>
-          <w:sz w:val="24"/>
-          <w:u w:val="single"/>
-        </w:rPr>
-        <w:hyperlink r:id="rId14" w:history="1">
-          <w:r>
-            <w:rPr>
-              <w:rStyle w:val="Hyperlink"/>
-            </w:rPr>
-            <w:t>jecten</w:t>
-          </w:r>
-        </w:hyperlink>
-      </w:r>
-      <w:r>
-        <w:rPr>
-          <w:rFonts w:ascii="Charis SIL Regular" w:hAnsi="Charis SIL Regular" w:eastAsia="Charis SIL Regular"/>
-          <w:b w:val="0"/>
-          <w:i w:val="0"/>
-          <w:color w:val="0000FF"/>
-          <w:sz w:val="24"/>
-          <w:u w:val="single"/>
-        </w:rPr>
-        <w:t xml:space="preserve"> </w:t>
-      </w:r>
-      <w:r>
-        <w:rPr>
-          <w:rFonts w:ascii="Charis SIL Regular" w:hAnsi="Charis SIL Regular" w:eastAsia="Charis SIL Regular"/>
-          <w:b w:val="0"/>
-          <w:i w:val="0"/>
-          <w:color w:val="0000FF"/>
-          <w:sz w:val="24"/>
-          <w:u w:val="single"/>
-        </w:rPr>
-        <w:hyperlink r:id="rId14" w:history="1">
-          <w:r>
-            <w:rPr>
-              <w:rStyle w:val="Hyperlink"/>
-            </w:rPr>
-            <w:t>uit</w:t>
-          </w:r>
-        </w:hyperlink>
-      </w:r>
-      <w:r>
-        <w:rPr>
-          <w:rFonts w:ascii="Charis SIL Regular" w:hAnsi="Charis SIL Regular" w:eastAsia="Charis SIL Regular"/>
-          <w:b w:val="0"/>
-          <w:i w:val="0"/>
-          <w:color w:val="0000FF"/>
-          <w:sz w:val="24"/>
-          <w:u w:val="single"/>
-        </w:rPr>
-        <w:t xml:space="preserve"> </w:t>
-      </w:r>
-      <w:r>
-        <w:rPr>
-          <w:rFonts w:ascii="Charis SIL Regular" w:hAnsi="Charis SIL Regular" w:eastAsia="Charis SIL Regular"/>
-          <w:b w:val="0"/>
-          <w:i w:val="0"/>
-          <w:color w:val="0000FF"/>
-          <w:sz w:val="24"/>
-          <w:u w:val="single"/>
-        </w:rPr>
-        <w:hyperlink r:id="rId14" w:history="1">
-          <w:r>
-            <w:rPr>
-              <w:rStyle w:val="Hyperlink"/>
-            </w:rPr>
-            <w:t>een</w:t>
-          </w:r>
-        </w:hyperlink>
-      </w:r>
-      <w:r>
-        <w:rPr>
-          <w:rFonts w:ascii="Charis SIL Regular" w:hAnsi="Charis SIL Regular" w:eastAsia="Charis SIL Regular"/>
-          <w:b w:val="0"/>
-          <w:i w:val="0"/>
-          <w:color w:val="0000FF"/>
-          <w:sz w:val="24"/>
-          <w:u w:val="single"/>
-        </w:rPr>
-        <w:t xml:space="preserve"> </w:t>
-      </w:r>
-      <w:r>
-        <w:rPr>
-          <w:rFonts w:ascii="Charis SIL Regular" w:hAnsi="Charis SIL Regular" w:eastAsia="Charis SIL Regular"/>
-          <w:b w:val="0"/>
-          <w:i w:val="0"/>
-          <w:color w:val="0000FF"/>
-          <w:sz w:val="24"/>
-          <w:u w:val="single"/>
-        </w:rPr>
-        <w:hyperlink r:id="rId14" w:history="1">
-          <w:r>
-            <w:rPr>
-              <w:rStyle w:val="Hyperlink"/>
-            </w:rPr>
-            <w:t>k</w:t>
-          </w:r>
-        </w:hyperlink>
-      </w:r>
-      <w:r>
-        <w:rPr>
-          <w:rFonts w:ascii="Charis SIL Regular" w:hAnsi="Charis SIL Regular" w:eastAsia="Charis SIL Regular"/>
-          <w:b w:val="0"/>
-          <w:i w:val="0"/>
-          <w:color w:val="0000FF"/>
-          <w:sz w:val="24"/>
-          <w:u w:val="single"/>
-        </w:rPr>
-        <w:hyperlink r:id="rId14" w:history="1">
-          <w:r>
-            <w:rPr>
-              <w:rStyle w:val="Hyperlink"/>
-            </w:rPr>
-            <w:t>oloniale</w:t>
-          </w:r>
-        </w:hyperlink>
-      </w:r>
-      <w:r>
-        <w:rPr>
-          <w:rFonts w:ascii="Charis SIL Regular" w:hAnsi="Charis SIL Regular" w:eastAsia="Charis SIL Regular"/>
-          <w:b w:val="0"/>
-          <w:i w:val="0"/>
-          <w:color w:val="0000FF"/>
-          <w:sz w:val="24"/>
-          <w:u w:val="single"/>
-        </w:rPr>
-        <w:t xml:space="preserve"> </w:t>
-      </w:r>
-      <w:r>
-        <w:rPr>
-          <w:rFonts w:ascii="Charis SIL Regular" w:hAnsi="Charis SIL Regular" w:eastAsia="Charis SIL Regular"/>
-          <w:b w:val="0"/>
-          <w:i w:val="0"/>
-          <w:color w:val="0000FF"/>
-          <w:sz w:val="24"/>
-          <w:u w:val="single"/>
-        </w:rPr>
-        <w:hyperlink r:id="rId19" w:history="1">
-          <w:r>
-            <w:rPr>
-              <w:rStyle w:val="Hyperlink"/>
-            </w:rPr>
-            <w:t>context</w:t>
-          </w:r>
-        </w:hyperlink>
-      </w:r>
-      <w:r>
-        <w:br/>
-      </w:r>
-      <w:r>
-        <w:rPr>
-          <w:rFonts w:ascii="Charis SIL Regular" w:hAnsi="Charis SIL Regular" w:eastAsia="Charis SIL Regular"/>
-          <w:b w:val="0"/>
-          <w:i w:val="0"/>
-          <w:color w:val="000000"/>
-          <w:sz w:val="24"/>
-        </w:rPr>
-        <w:t xml:space="preserve">•  </w:t>
-      </w:r>
-      <w:r>
-        <w:rPr>
-          <w:rFonts w:ascii="Charis SIL Regular" w:hAnsi="Charis SIL Regular" w:eastAsia="Charis SIL Regular"/>
-          <w:b w:val="0"/>
-          <w:i w:val="0"/>
-          <w:color w:val="0000FF"/>
-          <w:sz w:val="24"/>
-          <w:u w:val="single"/>
-        </w:rPr>
-        <w:hyperlink r:id="rId19" w:history="1">
-          <w:r>
-            <w:rPr>
-              <w:rStyle w:val="Hyperlink"/>
-            </w:rPr>
-            <w:t>Le</w:t>
-          </w:r>
-        </w:hyperlink>
-      </w:r>
-      <w:r>
-        <w:rPr>
-          <w:rFonts w:ascii="Charis SIL Regular" w:hAnsi="Charis SIL Regular" w:eastAsia="Charis SIL Regular"/>
-          <w:b w:val="0"/>
-          <w:i w:val="0"/>
-          <w:color w:val="0000FF"/>
-          <w:sz w:val="24"/>
-          <w:u w:val="single"/>
-        </w:rPr>
-        <w:hyperlink r:id="rId19" w:history="1">
-          <w:r>
-            <w:rPr>
-              <w:rStyle w:val="Hyperlink"/>
-            </w:rPr>
-            <w:t>g</w:t>
-          </w:r>
-        </w:hyperlink>
-      </w:r>
-      <w:r>
-        <w:rPr>
-          <w:rFonts w:ascii="Charis SIL Regular" w:hAnsi="Charis SIL Regular" w:eastAsia="Charis SIL Regular"/>
-          <w:b w:val="0"/>
-          <w:i w:val="0"/>
-          <w:color w:val="0000FF"/>
-          <w:sz w:val="24"/>
-          <w:u w:val="single"/>
-        </w:rPr>
-        <w:hyperlink r:id="rId19" w:history="1">
-          <w:r>
-            <w:rPr>
-              <w:rStyle w:val="Hyperlink"/>
-            </w:rPr>
-            <w:t>er-</w:t>
-          </w:r>
-        </w:hyperlink>
-      </w:r>
-      <w:r>
-        <w:rPr>
-          <w:rFonts w:ascii="Charis SIL Regular" w:hAnsi="Charis SIL Regular" w:eastAsia="Charis SIL Regular"/>
-          <w:b w:val="0"/>
-          <w:i w:val="0"/>
-          <w:color w:val="0000FF"/>
-          <w:sz w:val="24"/>
-          <w:u w:val="single"/>
-        </w:rPr>
-        <w:t xml:space="preserve"> </w:t>
-      </w:r>
-      <w:r>
-        <w:rPr>
-          <w:rFonts w:ascii="Charis SIL Regular" w:hAnsi="Charis SIL Regular" w:eastAsia="Charis SIL Regular"/>
-          <w:b w:val="0"/>
-          <w:i w:val="0"/>
-          <w:color w:val="0000FF"/>
-          <w:sz w:val="24"/>
-          <w:u w:val="single"/>
-        </w:rPr>
-        <w:hyperlink r:id="rId19" w:history="1">
-          <w:r>
-            <w:rPr>
-              <w:rStyle w:val="Hyperlink"/>
-            </w:rPr>
-            <w:t>en</w:t>
-          </w:r>
-        </w:hyperlink>
-      </w:r>
-      <w:r>
-        <w:rPr>
-          <w:rFonts w:ascii="Charis SIL Regular" w:hAnsi="Charis SIL Regular" w:eastAsia="Charis SIL Regular"/>
-          <w:b w:val="0"/>
-          <w:i w:val="0"/>
-          <w:color w:val="0000FF"/>
-          <w:sz w:val="24"/>
-          <w:u w:val="single"/>
-        </w:rPr>
-        <w:t xml:space="preserve"> </w:t>
-      </w:r>
-      <w:r>
-        <w:rPr>
-          <w:rFonts w:ascii="Charis SIL Regular" w:hAnsi="Charis SIL Regular" w:eastAsia="Charis SIL Regular"/>
-          <w:b w:val="0"/>
-          <w:i w:val="0"/>
-          <w:color w:val="0000FF"/>
-          <w:sz w:val="24"/>
-          <w:u w:val="single"/>
-        </w:rPr>
-        <w:hyperlink r:id="rId19" w:history="1">
-          <w:r>
-            <w:rPr>
-              <w:rStyle w:val="Hyperlink"/>
-            </w:rPr>
-            <w:t>ma</w:t>
-          </w:r>
-        </w:hyperlink>
-      </w:r>
-      <w:r>
-        <w:rPr>
-          <w:rFonts w:ascii="Charis SIL Regular" w:hAnsi="Charis SIL Regular" w:eastAsia="Charis SIL Regular"/>
-          <w:b w:val="0"/>
-          <w:i w:val="0"/>
-          <w:color w:val="0000FF"/>
-          <w:sz w:val="24"/>
-          <w:u w:val="single"/>
-        </w:rPr>
-        <w:hyperlink r:id="rId19" w:history="1">
-          <w:r>
-            <w:rPr>
-              <w:rStyle w:val="Hyperlink"/>
-            </w:rPr>
-            <w:t>rineperso</w:t>
-          </w:r>
-        </w:hyperlink>
-      </w:r>
-      <w:r>
-        <w:rPr>
-          <w:rFonts w:ascii="Charis SIL Regular" w:hAnsi="Charis SIL Regular" w:eastAsia="Charis SIL Regular"/>
-          <w:b w:val="0"/>
-          <w:i w:val="0"/>
-          <w:color w:val="0000FF"/>
-          <w:sz w:val="24"/>
-          <w:u w:val="single"/>
-        </w:rPr>
-        <w:hyperlink r:id="rId19" w:history="1">
-          <w:r>
-            <w:rPr>
-              <w:rStyle w:val="Hyperlink"/>
-            </w:rPr>
-            <w:t>nee</w:t>
-          </w:r>
-        </w:hyperlink>
-      </w:r>
-      <w:r>
-        <w:rPr>
-          <w:rFonts w:ascii="Charis SIL Regular" w:hAnsi="Charis SIL Regular" w:eastAsia="Charis SIL Regular"/>
-          <w:b w:val="0"/>
-          <w:i w:val="0"/>
-          <w:color w:val="0000FF"/>
-          <w:sz w:val="24"/>
-          <w:u w:val="single"/>
-        </w:rPr>
-        <w:hyperlink r:id="rId19" w:history="1">
-          <w:r>
-            <w:rPr>
-              <w:rStyle w:val="Hyperlink"/>
-            </w:rPr>
-            <w:t>l</w:t>
-          </w:r>
-        </w:hyperlink>
-      </w:r>
-      <w:r>
-        <w:rPr>
-          <w:rFonts w:ascii="Charis SIL Regular" w:hAnsi="Charis SIL Regular" w:eastAsia="Charis SIL Regular"/>
-          <w:b w:val="0"/>
-          <w:i w:val="0"/>
-          <w:color w:val="0000FF"/>
-          <w:sz w:val="24"/>
-          <w:u w:val="single"/>
-        </w:rPr>
-        <w:t xml:space="preserve"> </w:t>
-      </w:r>
-      <w:r>
-        <w:rPr>
-          <w:rFonts w:ascii="Charis SIL Regular" w:hAnsi="Charis SIL Regular" w:eastAsia="Charis SIL Regular"/>
-          <w:b w:val="0"/>
-          <w:i w:val="0"/>
-          <w:color w:val="0000FF"/>
-          <w:sz w:val="24"/>
-          <w:u w:val="single"/>
-        </w:rPr>
-        <w:hyperlink r:id="rId19" w:history="1">
-          <w:r>
-            <w:rPr>
-              <w:rStyle w:val="Hyperlink"/>
-            </w:rPr>
-            <w:t>in</w:t>
-          </w:r>
-        </w:hyperlink>
-      </w:r>
-      <w:r>
-        <w:rPr>
-          <w:rFonts w:ascii="Charis SIL Regular" w:hAnsi="Charis SIL Regular" w:eastAsia="Charis SIL Regular"/>
-          <w:b w:val="0"/>
-          <w:i w:val="0"/>
-          <w:color w:val="0000FF"/>
-          <w:sz w:val="24"/>
-          <w:u w:val="single"/>
-        </w:rPr>
-        <w:t xml:space="preserve"> </w:t>
-      </w:r>
-      <w:r>
-        <w:rPr>
-          <w:rFonts w:ascii="Charis SIL Regular" w:hAnsi="Charis SIL Regular" w:eastAsia="Charis SIL Regular"/>
-          <w:b w:val="0"/>
-          <w:i w:val="0"/>
-          <w:color w:val="0000FF"/>
-          <w:sz w:val="24"/>
-          <w:u w:val="single"/>
-        </w:rPr>
-        <w:hyperlink r:id="rId19" w:history="1">
-          <w:r>
-            <w:rPr>
-              <w:rStyle w:val="Hyperlink"/>
-            </w:rPr>
             <w:t>gekolonis</w:t>
           </w:r>
         </w:hyperlink>
@@ -2919,7 +3018,7 @@
           <w:sz w:val="24"/>
           <w:u w:val="single"/>
         </w:rPr>
-        <w:hyperlink r:id="rId20" w:history="1">
+        <w:hyperlink r:id="rId15" w:history="1">
           <w:r>
             <w:rPr>
               <w:rStyle w:val="Hyperlink"/>
@@ -2937,7 +3036,7 @@
           <w:sz w:val="24"/>
           <w:u w:val="single"/>
         </w:rPr>
-        <w:hyperlink r:id="rId20" w:history="1">
+        <w:hyperlink r:id="rId15" w:history="1">
           <w:r>
             <w:rPr>
               <w:rStyle w:val="Hyperlink"/>
@@ -2966,7 +3065,7 @@
           <w:sz w:val="24"/>
           <w:u w:val="single"/>
         </w:rPr>
-        <w:hyperlink r:id="rId20" w:history="1">
+        <w:hyperlink r:id="rId15" w:history="1">
           <w:r>
             <w:rPr>
               <w:rStyle w:val="Hyperlink"/>
@@ -2984,7 +3083,7 @@
           <w:sz w:val="24"/>
           <w:u w:val="single"/>
         </w:rPr>
-        <w:hyperlink r:id="rId20" w:history="1">
+        <w:hyperlink r:id="rId15" w:history="1">
           <w:r>
             <w:rPr>
               <w:rStyle w:val="Hyperlink"/>
@@ -3002,7 +3101,7 @@
           <w:sz w:val="24"/>
           <w:u w:val="single"/>
         </w:rPr>
-        <w:hyperlink r:id="rId20" w:history="1">
+        <w:hyperlink r:id="rId15" w:history="1">
           <w:r>
             <w:rPr>
               <w:rStyle w:val="Hyperlink"/>
@@ -3031,7 +3130,7 @@
           <w:sz w:val="24"/>
           <w:u w:val="single"/>
         </w:rPr>
-        <w:hyperlink r:id="rId20" w:history="1">
+        <w:hyperlink r:id="rId15" w:history="1">
           <w:r>
             <w:rPr>
               <w:rStyle w:val="Hyperlink"/>

--- a/EXPORTS/DOCX/published/niveau2/Dutch/Museum.docx
+++ b/EXPORTS/DOCX/published/niveau2/Dutch/Museum.docx
@@ -371,53 +371,7 @@
           <w:color w:val="000000"/>
           <w:sz w:val="24"/>
         </w:rPr>
-        <w:t>, beide</w:t>
-      </w:r>
-      <w:r>
-        <w:rPr>
-          <w:u w:val="single" w:color="0000ff"/>
-          <w:rFonts w:ascii="Charis SIL Regular" w:hAnsi="Charis SIL Regular" w:eastAsia="Charis SIL Regular"/>
-          <w:b w:val="0"/>
-          <w:i w:val="0"/>
-          <w:color w:val="000000"/>
-          <w:sz w:val="24"/>
-        </w:rPr>
-        <w:hyperlink r:id="rId9" w:history="1">
-          <w:r>
-            <w:rPr>
-              <w:rStyle w:val="Hyperlink"/>
-            </w:rPr>
-            <w:t>n in de Zuid-</w:t>
-          </w:r>
-        </w:hyperlink>
-      </w:r>
-      <w:r>
-        <w:rPr>
-          <w:rFonts w:ascii="Charis SIL Regular" w:hAnsi="Charis SIL Regular" w:eastAsia="Charis SIL Regular"/>
-          <w:b w:val="0"/>
-          <w:i w:val="0"/>
-          <w:color w:val="000000"/>
-          <w:sz w:val="24"/>
-        </w:rPr>
-        <w:t>H</w:t>
-      </w:r>
-      <w:r>
-        <w:rPr>
-          <w:u w:val="single" w:color="0000ff"/>
-          <w:rFonts w:ascii="Charis SIL Regular" w:hAnsi="Charis SIL Regular" w:eastAsia="Charis SIL Regular"/>
-          <w:b w:val="0"/>
-          <w:i w:val="0"/>
-          <w:color w:val="000000"/>
-          <w:sz w:val="24"/>
-        </w:rPr>
-        <w:hyperlink r:id="rId9" w:history="1">
-          <w:r>
-            <w:rPr>
-              <w:rStyle w:val="Hyperlink"/>
-            </w:rPr>
-            <w:t>olla</w:t>
-          </w:r>
-        </w:hyperlink>
+        <w:t>, beiden in de Zuid-Holla</w:t>
       </w:r>
       <w:r>
         <w:rPr>
@@ -784,8 +738,16 @@
           <w:i w:val="0"/>
           <w:color w:val="0000FF"/>
           <w:sz w:val="24"/>
+          <w:u w:val="single"/>
         </w:rPr>
-        <w:t>Vol</w:t>
+        <w:hyperlink r:id="rId12" w:history="1">
+          <w:r>
+            <w:rPr>
+              <w:rStyle w:val="Hyperlink"/>
+            </w:rPr>
+            <w:t>Vol</w:t>
+          </w:r>
+        </w:hyperlink>
       </w:r>
       <w:r>
         <w:rPr>
@@ -796,7 +758,7 @@
           <w:sz w:val="24"/>
           <w:u w:val="single"/>
         </w:rPr>
-        <w:hyperlink r:id="rId11" w:history="1">
+        <w:hyperlink r:id="rId12" w:history="1">
           <w:r>
             <w:rPr>
               <w:rStyle w:val="Hyperlink"/>
@@ -807,42 +769,13 @@
       </w:r>
       <w:r>
         <w:rPr>
-          <w:u w:val="single" w:color="0000ff"/>
           <w:rFonts w:ascii="Charis SIL Regular" w:hAnsi="Charis SIL Regular" w:eastAsia="Charis SIL Regular"/>
           <w:b w:val="0"/>
           <w:i w:val="0"/>
           <w:color w:val="000000"/>
           <w:sz w:val="24"/>
         </w:rPr>
-        <w:t xml:space="preserve"> </w:t>
-      </w:r>
-      <w:r>
-        <w:rPr>
-          <w:u w:val="single" w:color="0000ff"/>
-          <w:rFonts w:ascii="Charis SIL Regular" w:hAnsi="Charis SIL Regular" w:eastAsia="Charis SIL Regular"/>
-          <w:b w:val="0"/>
-          <w:i w:val="0"/>
-          <w:color w:val="000000"/>
-          <w:sz w:val="24"/>
-        </w:rPr>
-        <w:hyperlink r:id="rId11" w:history="1">
-          <w:r>
-            <w:rPr>
-              <w:rStyle w:val="Hyperlink"/>
-            </w:rPr>
-            <w:t>in Rotter</w:t>
-          </w:r>
-        </w:hyperlink>
-      </w:r>
-      <w:r>
-        <w:rPr>
-          <w:rFonts w:ascii="Charis SIL Regular" w:hAnsi="Charis SIL Regular" w:eastAsia="Charis SIL Regular"/>
-          <w:b w:val="0"/>
-          <w:i w:val="0"/>
-          <w:color w:val="000000"/>
-          <w:sz w:val="24"/>
-        </w:rPr>
-        <w:t>dam. De komst van objecten afkomstig uit ge</w:t>
+        <w:t xml:space="preserve"> in Rotterdam. De komst van objecten afkomstig uit ge</w:t>
       </w:r>
       <w:r>
         <w:rPr>
@@ -1691,7 +1624,25 @@
           <w:color w:val="000000"/>
           <w:sz w:val="24"/>
         </w:rPr>
-        <w:t>urhistorische- e</w:t>
+        <w:t>u</w:t>
+      </w:r>
+      <w:r>
+        <w:rPr>
+          <w:u w:val="single" w:color="0000ff"/>
+          <w:rFonts w:ascii="Charis SIL Regular" w:hAnsi="Charis SIL Regular" w:eastAsia="Charis SIL Regular"/>
+          <w:b w:val="0"/>
+          <w:i w:val="0"/>
+          <w:color w:val="000000"/>
+          <w:sz w:val="24"/>
+        </w:rPr>
+        <w:hyperlink r:id="rId18" w:history="1">
+          <w:r>
+            <w:rPr>
+              <w:rStyle w:val="Hyperlink"/>
+            </w:rPr>
+            <w:t>rhistorische- e</w:t>
+          </w:r>
+        </w:hyperlink>
       </w:r>
       <w:r>
         <w:rPr>
@@ -2220,8 +2171,16 @@
           <w:i w:val="0"/>
           <w:color w:val="0000FF"/>
           <w:sz w:val="24"/>
+          <w:u w:val="single"/>
         </w:rPr>
-        <w:t>Leger- en marineperso</w:t>
+        <w:hyperlink r:id="rId13" w:history="1">
+          <w:r>
+            <w:rPr>
+              <w:rStyle w:val="Hyperlink"/>
+            </w:rPr>
+            <w:t>Le</w:t>
+          </w:r>
+        </w:hyperlink>
       </w:r>
       <w:r>
         <w:rPr>
@@ -2232,12 +2191,12 @@
           <w:sz w:val="24"/>
           <w:u w:val="single"/>
         </w:rPr>
-        <w:hyperlink r:id="rId19" w:history="1">
+        <w:hyperlink r:id="rId13" w:history="1">
           <w:r>
             <w:rPr>
               <w:rStyle w:val="Hyperlink"/>
             </w:rPr>
-            <w:t>nee</w:t>
+            <w:t>g</w:t>
           </w:r>
         </w:hyperlink>
       </w:r>
@@ -2250,12 +2209,12 @@
           <w:sz w:val="24"/>
           <w:u w:val="single"/>
         </w:rPr>
-        <w:hyperlink r:id="rId19" w:history="1">
+        <w:hyperlink r:id="rId13" w:history="1">
           <w:r>
             <w:rPr>
               <w:rStyle w:val="Hyperlink"/>
             </w:rPr>
-            <w:t>l</w:t>
+            <w:t>er-</w:t>
           </w:r>
         </w:hyperlink>
       </w:r>
@@ -2279,12 +2238,12 @@
           <w:sz w:val="24"/>
           <w:u w:val="single"/>
         </w:rPr>
-        <w:hyperlink r:id="rId19" w:history="1">
+        <w:hyperlink r:id="rId13" w:history="1">
           <w:r>
             <w:rPr>
               <w:rStyle w:val="Hyperlink"/>
             </w:rPr>
-            <w:t>in</w:t>
+            <w:t>en</w:t>
           </w:r>
         </w:hyperlink>
       </w:r>
@@ -2308,12 +2267,12 @@
           <w:sz w:val="24"/>
           <w:u w:val="single"/>
         </w:rPr>
-        <w:hyperlink r:id="rId19" w:history="1">
+        <w:hyperlink r:id="rId13" w:history="1">
           <w:r>
             <w:rPr>
               <w:rStyle w:val="Hyperlink"/>
             </w:rPr>
-            <w:t>gekolonis</w:t>
+            <w:t>ma</w:t>
           </w:r>
         </w:hyperlink>
       </w:r>
@@ -2326,12 +2285,12 @@
           <w:sz w:val="24"/>
           <w:u w:val="single"/>
         </w:rPr>
-        <w:hyperlink r:id="rId19" w:history="1">
+        <w:hyperlink r:id="rId13" w:history="1">
           <w:r>
             <w:rPr>
               <w:rStyle w:val="Hyperlink"/>
             </w:rPr>
-            <w:t>e</w:t>
+            <w:t>rineperso</w:t>
           </w:r>
         </w:hyperlink>
       </w:r>
@@ -2344,12 +2303,30 @@
           <w:sz w:val="24"/>
           <w:u w:val="single"/>
         </w:rPr>
-        <w:hyperlink r:id="rId19" w:history="1">
+        <w:hyperlink r:id="rId13" w:history="1">
           <w:r>
             <w:rPr>
               <w:rStyle w:val="Hyperlink"/>
             </w:rPr>
-            <w:t>erde</w:t>
+            <w:t>nee</w:t>
+          </w:r>
+        </w:hyperlink>
+      </w:r>
+      <w:r>
+        <w:rPr>
+          <w:rFonts w:ascii="Charis SIL Regular" w:hAnsi="Charis SIL Regular" w:eastAsia="Charis SIL Regular"/>
+          <w:b w:val="0"/>
+          <w:i w:val="0"/>
+          <w:color w:val="0000FF"/>
+          <w:sz w:val="24"/>
+          <w:u w:val="single"/>
+        </w:rPr>
+        <w:hyperlink r:id="rId13" w:history="1">
+          <w:r>
+            <w:rPr>
+              <w:rStyle w:val="Hyperlink"/>
+            </w:rPr>
+            <w:t>l</w:t>
           </w:r>
         </w:hyperlink>
       </w:r>
@@ -2373,7 +2350,101 @@
           <w:sz w:val="24"/>
           <w:u w:val="single"/>
         </w:rPr>
-        <w:hyperlink r:id="rId19" w:history="1">
+        <w:hyperlink r:id="rId13" w:history="1">
+          <w:r>
+            <w:rPr>
+              <w:rStyle w:val="Hyperlink"/>
+            </w:rPr>
+            <w:t>in</w:t>
+          </w:r>
+        </w:hyperlink>
+      </w:r>
+      <w:r>
+        <w:rPr>
+          <w:rFonts w:ascii="Charis SIL Regular" w:hAnsi="Charis SIL Regular" w:eastAsia="Charis SIL Regular"/>
+          <w:b w:val="0"/>
+          <w:i w:val="0"/>
+          <w:color w:val="0000FF"/>
+          <w:sz w:val="24"/>
+          <w:u w:val="single"/>
+        </w:rPr>
+        <w:t xml:space="preserve"> </w:t>
+      </w:r>
+      <w:r>
+        <w:rPr>
+          <w:rFonts w:ascii="Charis SIL Regular" w:hAnsi="Charis SIL Regular" w:eastAsia="Charis SIL Regular"/>
+          <w:b w:val="0"/>
+          <w:i w:val="0"/>
+          <w:color w:val="0000FF"/>
+          <w:sz w:val="24"/>
+          <w:u w:val="single"/>
+        </w:rPr>
+        <w:hyperlink r:id="rId13" w:history="1">
+          <w:r>
+            <w:rPr>
+              <w:rStyle w:val="Hyperlink"/>
+            </w:rPr>
+            <w:t>gekolonis</w:t>
+          </w:r>
+        </w:hyperlink>
+      </w:r>
+      <w:r>
+        <w:rPr>
+          <w:rFonts w:ascii="Charis SIL Regular" w:hAnsi="Charis SIL Regular" w:eastAsia="Charis SIL Regular"/>
+          <w:b w:val="0"/>
+          <w:i w:val="0"/>
+          <w:color w:val="0000FF"/>
+          <w:sz w:val="24"/>
+          <w:u w:val="single"/>
+        </w:rPr>
+        <w:hyperlink r:id="rId13" w:history="1">
+          <w:r>
+            <w:rPr>
+              <w:rStyle w:val="Hyperlink"/>
+            </w:rPr>
+            <w:t>e</w:t>
+          </w:r>
+        </w:hyperlink>
+      </w:r>
+      <w:r>
+        <w:rPr>
+          <w:rFonts w:ascii="Charis SIL Regular" w:hAnsi="Charis SIL Regular" w:eastAsia="Charis SIL Regular"/>
+          <w:b w:val="0"/>
+          <w:i w:val="0"/>
+          <w:color w:val="0000FF"/>
+          <w:sz w:val="24"/>
+          <w:u w:val="single"/>
+        </w:rPr>
+        <w:hyperlink r:id="rId13" w:history="1">
+          <w:r>
+            <w:rPr>
+              <w:rStyle w:val="Hyperlink"/>
+            </w:rPr>
+            <w:t>erde</w:t>
+          </w:r>
+        </w:hyperlink>
+      </w:r>
+      <w:r>
+        <w:rPr>
+          <w:rFonts w:ascii="Charis SIL Regular" w:hAnsi="Charis SIL Regular" w:eastAsia="Charis SIL Regular"/>
+          <w:b w:val="0"/>
+          <w:i w:val="0"/>
+          <w:color w:val="0000FF"/>
+          <w:sz w:val="24"/>
+          <w:u w:val="single"/>
+        </w:rPr>
+        <w:t xml:space="preserve"> </w:t>
+      </w:r>
+      <w:r>
+        <w:rPr>
+          <w:rFonts w:ascii="Charis SIL Regular" w:hAnsi="Charis SIL Regular" w:eastAsia="Charis SIL Regular"/>
+          <w:b w:val="0"/>
+          <w:i w:val="0"/>
+          <w:color w:val="0000FF"/>
+          <w:sz w:val="24"/>
+          <w:u w:val="single"/>
+        </w:rPr>
+        <w:hyperlink r:id="rId13" w:history="1">
           <w:r>
             <w:rPr>
               <w:rStyle w:val="Hyperlink"/>

--- a/EXPORTS/DOCX/published/niveau2/Dutch/Museum.docx
+++ b/EXPORTS/DOCX/published/niveau2/Dutch/Museum.docx
@@ -371,7 +371,54 @@
           <w:color w:val="000000"/>
           <w:sz w:val="24"/>
         </w:rPr>
-        <w:t>, beiden in de Zuid-Holla</w:t>
+        <w:t>, beide</w:t>
+      </w:r>
+      <w:r>
+        <w:rPr>
+          <w:u w:val="single" w:color="0000ff"/>
+          <w:rFonts w:ascii="Charis SIL Regular" w:hAnsi="Charis SIL Regular" w:eastAsia="Charis SIL Regular"/>
+          <w:b w:val="0"/>
+          <w:i w:val="0"/>
+          <w:color w:val="000000"/>
+          <w:sz w:val="24"/>
+        </w:rPr>
+        <w:hyperlink r:id="rId9" w:history="1">
+          <w:r>
+            <w:rPr>
+              <w:rStyle w:val="Hyperlink"/>
+            </w:rPr>
+            <w:t>n in de Zuid-</w:t>
+          </w:r>
+        </w:hyperlink>
+      </w:r>
+      <w:r>
+        <w:rPr>
+          <w:u w:val="single" w:color="0000ff"/>
+          <w:rFonts w:ascii="Charis SIL Regular" w:hAnsi="Charis SIL Regular" w:eastAsia="Charis SIL Regular"/>
+          <w:b w:val="0"/>
+          <w:i w:val="0"/>
+          <w:color w:val="000000"/>
+          <w:sz w:val="24"/>
+        </w:rPr>
+        <w:t>H</w:t>
+      </w:r>
+      <w:r>
+        <w:rPr>
+          <w:u w:val="single" w:color="0000ff"/>
+          <w:rFonts w:ascii="Charis SIL Regular" w:hAnsi="Charis SIL Regular" w:eastAsia="Charis SIL Regular"/>
+          <w:b w:val="0"/>
+          <w:i w:val="0"/>
+          <w:color w:val="000000"/>
+          <w:sz w:val="24"/>
+        </w:rPr>
+        <w:hyperlink r:id="rId9" w:history="1">
+          <w:r>
+            <w:rPr>
+              <w:rStyle w:val="Hyperlink"/>
+            </w:rPr>
+            <w:t>olla</w:t>
+          </w:r>
+        </w:hyperlink>
       </w:r>
       <w:r>
         <w:rPr>
@@ -738,7 +785,6 @@
           <w:i w:val="0"/>
           <w:color w:val="0000FF"/>
           <w:sz w:val="24"/>
-          <w:u w:val="single"/>
         </w:rPr>
         <w:hyperlink r:id="rId12" w:history="1">
           <w:r>
@@ -769,13 +815,42 @@
       </w:r>
       <w:r>
         <w:rPr>
+          <w:u w:val="single" w:color="0000ff"/>
           <w:rFonts w:ascii="Charis SIL Regular" w:hAnsi="Charis SIL Regular" w:eastAsia="Charis SIL Regular"/>
           <w:b w:val="0"/>
           <w:i w:val="0"/>
           <w:color w:val="000000"/>
           <w:sz w:val="24"/>
         </w:rPr>
-        <w:t xml:space="preserve"> in Rotterdam. De komst van objecten afkomstig uit ge</w:t>
+        <w:t xml:space="preserve"> </w:t>
+      </w:r>
+      <w:r>
+        <w:rPr>
+          <w:u w:val="single" w:color="0000ff"/>
+          <w:rFonts w:ascii="Charis SIL Regular" w:hAnsi="Charis SIL Regular" w:eastAsia="Charis SIL Regular"/>
+          <w:b w:val="0"/>
+          <w:i w:val="0"/>
+          <w:color w:val="000000"/>
+          <w:sz w:val="24"/>
+        </w:rPr>
+        <w:hyperlink r:id="rId11" w:history="1">
+          <w:r>
+            <w:rPr>
+              <w:rStyle w:val="Hyperlink"/>
+            </w:rPr>
+            <w:t>in Rotter</w:t>
+          </w:r>
+        </w:hyperlink>
+      </w:r>
+      <w:r>
+        <w:rPr>
+          <w:rFonts w:ascii="Charis SIL Regular" w:hAnsi="Charis SIL Regular" w:eastAsia="Charis SIL Regular"/>
+          <w:b w:val="0"/>
+          <w:i w:val="0"/>
+          <w:color w:val="000000"/>
+          <w:sz w:val="24"/>
+        </w:rPr>
+        <w:t>dam. De komst van objecten afkomstig uit ge</w:t>
       </w:r>
       <w:r>
         <w:rPr>
@@ -2173,7 +2248,7 @@
           <w:sz w:val="24"/>
           <w:u w:val="single"/>
         </w:rPr>
-        <w:hyperlink r:id="rId13" w:history="1">
+        <w:hyperlink r:id="rId19" w:history="1">
           <w:r>
             <w:rPr>
               <w:rStyle w:val="Hyperlink"/>
@@ -2191,7 +2266,7 @@
           <w:sz w:val="24"/>
           <w:u w:val="single"/>
         </w:rPr>
-        <w:hyperlink r:id="rId13" w:history="1">
+        <w:hyperlink r:id="rId19" w:history="1">
           <w:r>
             <w:rPr>
               <w:rStyle w:val="Hyperlink"/>
@@ -2209,7 +2284,7 @@
           <w:sz w:val="24"/>
           <w:u w:val="single"/>
         </w:rPr>
-        <w:hyperlink r:id="rId13" w:history="1">
+        <w:hyperlink r:id="rId19" w:history="1">
           <w:r>
             <w:rPr>
               <w:rStyle w:val="Hyperlink"/>
@@ -2238,7 +2313,7 @@
           <w:sz w:val="24"/>
           <w:u w:val="single"/>
         </w:rPr>
-        <w:hyperlink r:id="rId13" w:history="1">
+        <w:hyperlink r:id="rId19" w:history="1">
           <w:r>
             <w:rPr>
               <w:rStyle w:val="Hyperlink"/>
@@ -2267,7 +2342,7 @@
           <w:sz w:val="24"/>
           <w:u w:val="single"/>
         </w:rPr>
-        <w:hyperlink r:id="rId13" w:history="1">
+        <w:hyperlink r:id="rId19" w:history="1">
           <w:r>
             <w:rPr>
               <w:rStyle w:val="Hyperlink"/>
@@ -2285,7 +2360,7 @@
           <w:sz w:val="24"/>
           <w:u w:val="single"/>
         </w:rPr>
-        <w:hyperlink r:id="rId13" w:history="1">
+        <w:hyperlink r:id="rId19" w:history="1">
           <w:r>
             <w:rPr>
               <w:rStyle w:val="Hyperlink"/>
@@ -2303,7 +2378,7 @@
           <w:sz w:val="24"/>
           <w:u w:val="single"/>
         </w:rPr>
-        <w:hyperlink r:id="rId13" w:history="1">
+        <w:hyperlink r:id="rId19" w:history="1">
           <w:r>
             <w:rPr>
               <w:rStyle w:val="Hyperlink"/>
@@ -2321,7 +2396,7 @@
           <w:sz w:val="24"/>
           <w:u w:val="single"/>
         </w:rPr>
-        <w:hyperlink r:id="rId13" w:history="1">
+        <w:hyperlink r:id="rId19" w:history="1">
           <w:r>
             <w:rPr>
               <w:rStyle w:val="Hyperlink"/>
@@ -2350,7 +2425,7 @@
           <w:sz w:val="24"/>
           <w:u w:val="single"/>
         </w:rPr>
-        <w:hyperlink r:id="rId13" w:history="1">
+        <w:hyperlink r:id="rId19" w:history="1">
           <w:r>
             <w:rPr>
               <w:rStyle w:val="Hyperlink"/>
@@ -2379,7 +2454,7 @@
           <w:sz w:val="24"/>
           <w:u w:val="single"/>
         </w:rPr>
-        <w:hyperlink r:id="rId13" w:history="1">
+        <w:hyperlink r:id="rId19" w:history="1">
           <w:r>
             <w:rPr>
               <w:rStyle w:val="Hyperlink"/>
@@ -2397,7 +2472,7 @@
           <w:sz w:val="24"/>
           <w:u w:val="single"/>
         </w:rPr>
-        <w:hyperlink r:id="rId13" w:history="1">
+        <w:hyperlink r:id="rId19" w:history="1">
           <w:r>
             <w:rPr>
               <w:rStyle w:val="Hyperlink"/>
@@ -2415,7 +2490,7 @@
           <w:sz w:val="24"/>
           <w:u w:val="single"/>
         </w:rPr>
-        <w:hyperlink r:id="rId13" w:history="1">
+        <w:hyperlink r:id="rId19" w:history="1">
           <w:r>
             <w:rPr>
               <w:rStyle w:val="Hyperlink"/>
@@ -2444,7 +2519,7 @@
           <w:sz w:val="24"/>
           <w:u w:val="single"/>
         </w:rPr>
-        <w:hyperlink r:id="rId13" w:history="1">
+        <w:hyperlink r:id="rId19" w:history="1">
           <w:r>
             <w:rPr>
               <w:rStyle w:val="Hyperlink"/>
@@ -3889,7 +3964,7 @@
         <w:autoSpaceDN w:val="0"/>
         <w:autoSpaceDE w:val="0"/>
         <w:widowControl/>
-        <w:spacing w:line="540" w:lineRule="exact" w:before="530" w:after="0"/>
+        <w:spacing w:line="540" w:lineRule="exact" w:before="510" w:after="0"/>
         <w:ind w:left="0" w:right="0" w:firstLine="0"/>
         <w:jc w:val="left"/>
       </w:pPr>

--- a/EXPORTS/DOCX/published/niveau2/Dutch/Museum.docx
+++ b/EXPORTS/DOCX/published/niveau2/Dutch/Museum.docx
@@ -2313,7 +2313,7 @@
           <w:sz w:val="24"/>
           <w:u w:val="single"/>
         </w:rPr>
-        <w:hyperlink r:id="rId19" w:history="1">
+        <w:hyperlink r:id="rId13" w:history="1">
           <w:r>
             <w:rPr>
               <w:rStyle w:val="Hyperlink"/>
@@ -2342,7 +2342,7 @@
           <w:sz w:val="24"/>
           <w:u w:val="single"/>
         </w:rPr>
-        <w:hyperlink r:id="rId19" w:history="1">
+        <w:hyperlink r:id="rId13" w:history="1">
           <w:r>
             <w:rPr>
               <w:rStyle w:val="Hyperlink"/>
@@ -2360,7 +2360,7 @@
           <w:sz w:val="24"/>
           <w:u w:val="single"/>
         </w:rPr>
-        <w:hyperlink r:id="rId19" w:history="1">
+        <w:hyperlink r:id="rId13" w:history="1">
           <w:r>
             <w:rPr>
               <w:rStyle w:val="Hyperlink"/>
@@ -2378,7 +2378,7 @@
           <w:sz w:val="24"/>
           <w:u w:val="single"/>
         </w:rPr>
-        <w:hyperlink r:id="rId19" w:history="1">
+        <w:hyperlink r:id="rId13" w:history="1">
           <w:r>
             <w:rPr>
               <w:rStyle w:val="Hyperlink"/>
@@ -2396,7 +2396,7 @@
           <w:sz w:val="24"/>
           <w:u w:val="single"/>
         </w:rPr>
-        <w:hyperlink r:id="rId19" w:history="1">
+        <w:hyperlink r:id="rId13" w:history="1">
           <w:r>
             <w:rPr>
               <w:rStyle w:val="Hyperlink"/>
@@ -2425,7 +2425,7 @@
           <w:sz w:val="24"/>
           <w:u w:val="single"/>
         </w:rPr>
-        <w:hyperlink r:id="rId19" w:history="1">
+        <w:hyperlink r:id="rId13" w:history="1">
           <w:r>
             <w:rPr>
               <w:rStyle w:val="Hyperlink"/>
@@ -2454,7 +2454,7 @@
           <w:sz w:val="24"/>
           <w:u w:val="single"/>
         </w:rPr>
-        <w:hyperlink r:id="rId19" w:history="1">
+        <w:hyperlink r:id="rId13" w:history="1">
           <w:r>
             <w:rPr>
               <w:rStyle w:val="Hyperlink"/>
@@ -2472,7 +2472,7 @@
           <w:sz w:val="24"/>
           <w:u w:val="single"/>
         </w:rPr>
-        <w:hyperlink r:id="rId19" w:history="1">
+        <w:hyperlink r:id="rId13" w:history="1">
           <w:r>
             <w:rPr>
               <w:rStyle w:val="Hyperlink"/>
@@ -2490,7 +2490,7 @@
           <w:sz w:val="24"/>
           <w:u w:val="single"/>
         </w:rPr>
-        <w:hyperlink r:id="rId19" w:history="1">
+        <w:hyperlink r:id="rId13" w:history="1">
           <w:r>
             <w:rPr>
               <w:rStyle w:val="Hyperlink"/>
@@ -2519,7 +2519,7 @@
           <w:sz w:val="24"/>
           <w:u w:val="single"/>
         </w:rPr>
-        <w:hyperlink r:id="rId19" w:history="1">
+        <w:hyperlink r:id="rId13" w:history="1">
           <w:r>
             <w:rPr>
               <w:rStyle w:val="Hyperlink"/>
@@ -2565,7 +2565,7 @@
           <w:sz w:val="24"/>
           <w:u w:val="single"/>
         </w:rPr>
-        <w:hyperlink r:id="rId13" w:history="1">
+        <w:hyperlink r:id="rId20" w:history="1">
           <w:r>
             <w:rPr>
               <w:rStyle w:val="Hyperlink"/>

--- a/EXPORTS/DOCX/published/niveau2/Dutch/Museum.docx
+++ b/EXPORTS/DOCX/published/niveau2/Dutch/Museum.docx
@@ -785,6 +785,7 @@
           <w:i w:val="0"/>
           <w:color w:val="0000FF"/>
           <w:sz w:val="24"/>
+          <w:u w:val="single"/>
         </w:rPr>
         <w:hyperlink r:id="rId12" w:history="1">
           <w:r>
@@ -804,7 +805,7 @@
           <w:sz w:val="24"/>
           <w:u w:val="single"/>
         </w:rPr>
-        <w:hyperlink r:id="rId12" w:history="1">
+        <w:hyperlink r:id="rId11" w:history="1">
           <w:r>
             <w:rPr>
               <w:rStyle w:val="Hyperlink"/>
@@ -815,60 +816,13 @@
       </w:r>
       <w:r>
         <w:rPr>
-          <w:u w:val="single" w:color="0000ff"/>
           <w:rFonts w:ascii="Charis SIL Regular" w:hAnsi="Charis SIL Regular" w:eastAsia="Charis SIL Regular"/>
           <w:b w:val="0"/>
           <w:i w:val="0"/>
           <w:color w:val="000000"/>
           <w:sz w:val="24"/>
         </w:rPr>
-        <w:t xml:space="preserve"> </w:t>
-      </w:r>
-      <w:r>
-        <w:rPr>
-          <w:u w:val="single" w:color="0000ff"/>
-          <w:rFonts w:ascii="Charis SIL Regular" w:hAnsi="Charis SIL Regular" w:eastAsia="Charis SIL Regular"/>
-          <w:b w:val="0"/>
-          <w:i w:val="0"/>
-          <w:color w:val="000000"/>
-          <w:sz w:val="24"/>
-        </w:rPr>
-        <w:hyperlink r:id="rId11" w:history="1">
-          <w:r>
-            <w:rPr>
-              <w:rStyle w:val="Hyperlink"/>
-            </w:rPr>
-            <w:t>in Rotter</w:t>
-          </w:r>
-        </w:hyperlink>
-      </w:r>
-      <w:r>
-        <w:rPr>
-          <w:rFonts w:ascii="Charis SIL Regular" w:hAnsi="Charis SIL Regular" w:eastAsia="Charis SIL Regular"/>
-          <w:b w:val="0"/>
-          <w:i w:val="0"/>
-          <w:color w:val="000000"/>
-          <w:sz w:val="24"/>
-        </w:rPr>
-        <w:t>dam. De komst van objecten afkomstig uit ge</w:t>
-      </w:r>
-      <w:r>
-        <w:rPr>
-          <w:u w:val="single" w:color="0000ff"/>
-          <w:rFonts w:ascii="Charis SIL Regular" w:hAnsi="Charis SIL Regular" w:eastAsia="Charis SIL Regular"/>
-          <w:b w:val="0"/>
-          <w:i w:val="0"/>
-          <w:color w:val="000000"/>
-          <w:sz w:val="24"/>
-        </w:rPr>
-        <w:hyperlink r:id="rId12" w:history="1">
-          <w:r>
-            <w:rPr>
-              <w:rStyle w:val="Hyperlink"/>
-            </w:rPr>
-            <w:t>kolonisee</w:t>
-          </w:r>
-        </w:hyperlink>
+        <w:t xml:space="preserve"> in Rotterdam. De komst van objecten afkomstig uit gekolonisee</w:t>
       </w:r>
       <w:r>
         <w:rPr>
@@ -1475,9 +1429,15 @@
           <w:i w:val="0"/>
           <w:color w:val="0000FF"/>
           <w:sz w:val="24"/>
-          <w:u w:val="single"/>
         </w:rPr>
-        <w:t>c</w:t>
+        <w:hyperlink r:id="rId10" w:history="1">
+          <w:r>
+            <w:rPr>
+              <w:rStyle w:val="Hyperlink"/>
+            </w:rPr>
+            <w:t>c</w:t>
+          </w:r>
+        </w:hyperlink>
       </w:r>
       <w:r>
         <w:rPr>
@@ -2313,7 +2273,7 @@
           <w:sz w:val="24"/>
           <w:u w:val="single"/>
         </w:rPr>
-        <w:hyperlink r:id="rId13" w:history="1">
+        <w:hyperlink r:id="rId19" w:history="1">
           <w:r>
             <w:rPr>
               <w:rStyle w:val="Hyperlink"/>
@@ -2332,6 +2292,201 @@
           <w:u w:val="single"/>
         </w:rPr>
         <w:t xml:space="preserve"> </w:t>
+      </w:r>
+      <w:r>
+        <w:rPr>
+          <w:rFonts w:ascii="Charis SIL Regular" w:hAnsi="Charis SIL Regular" w:eastAsia="Charis SIL Regular"/>
+          <w:b w:val="0"/>
+          <w:i w:val="0"/>
+          <w:color w:val="0000FF"/>
+          <w:sz w:val="24"/>
+          <w:u w:val="single"/>
+        </w:rPr>
+        <w:hyperlink r:id="rId19" w:history="1">
+          <w:r>
+            <w:rPr>
+              <w:rStyle w:val="Hyperlink"/>
+            </w:rPr>
+            <w:t>ma</w:t>
+          </w:r>
+        </w:hyperlink>
+      </w:r>
+      <w:r>
+        <w:rPr>
+          <w:rFonts w:ascii="Charis SIL Regular" w:hAnsi="Charis SIL Regular" w:eastAsia="Charis SIL Regular"/>
+          <w:b w:val="0"/>
+          <w:i w:val="0"/>
+          <w:color w:val="0000FF"/>
+          <w:sz w:val="24"/>
+          <w:u w:val="single"/>
+        </w:rPr>
+        <w:hyperlink r:id="rId19" w:history="1">
+          <w:r>
+            <w:rPr>
+              <w:rStyle w:val="Hyperlink"/>
+            </w:rPr>
+            <w:t>rineperso</w:t>
+          </w:r>
+        </w:hyperlink>
+      </w:r>
+      <w:r>
+        <w:rPr>
+          <w:rFonts w:ascii="Charis SIL Regular" w:hAnsi="Charis SIL Regular" w:eastAsia="Charis SIL Regular"/>
+          <w:b w:val="0"/>
+          <w:i w:val="0"/>
+          <w:color w:val="0000FF"/>
+          <w:sz w:val="24"/>
+          <w:u w:val="single"/>
+        </w:rPr>
+        <w:hyperlink r:id="rId19" w:history="1">
+          <w:r>
+            <w:rPr>
+              <w:rStyle w:val="Hyperlink"/>
+            </w:rPr>
+            <w:t>nee</w:t>
+          </w:r>
+        </w:hyperlink>
+      </w:r>
+      <w:r>
+        <w:rPr>
+          <w:rFonts w:ascii="Charis SIL Regular" w:hAnsi="Charis SIL Regular" w:eastAsia="Charis SIL Regular"/>
+          <w:b w:val="0"/>
+          <w:i w:val="0"/>
+          <w:color w:val="0000FF"/>
+          <w:sz w:val="24"/>
+          <w:u w:val="single"/>
+        </w:rPr>
+        <w:hyperlink r:id="rId19" w:history="1">
+          <w:r>
+            <w:rPr>
+              <w:rStyle w:val="Hyperlink"/>
+            </w:rPr>
+            <w:t>l</w:t>
+          </w:r>
+        </w:hyperlink>
+      </w:r>
+      <w:r>
+        <w:rPr>
+          <w:rFonts w:ascii="Charis SIL Regular" w:hAnsi="Charis SIL Regular" w:eastAsia="Charis SIL Regular"/>
+          <w:b w:val="0"/>
+          <w:i w:val="0"/>
+          <w:color w:val="0000FF"/>
+          <w:sz w:val="24"/>
+          <w:u w:val="single"/>
+        </w:rPr>
+        <w:t xml:space="preserve"> </w:t>
+      </w:r>
+      <w:r>
+        <w:rPr>
+          <w:rFonts w:ascii="Charis SIL Regular" w:hAnsi="Charis SIL Regular" w:eastAsia="Charis SIL Regular"/>
+          <w:b w:val="0"/>
+          <w:i w:val="0"/>
+          <w:color w:val="0000FF"/>
+          <w:sz w:val="24"/>
+          <w:u w:val="single"/>
+        </w:rPr>
+        <w:hyperlink r:id="rId19" w:history="1">
+          <w:r>
+            <w:rPr>
+              <w:rStyle w:val="Hyperlink"/>
+            </w:rPr>
+            <w:t>in</w:t>
+          </w:r>
+        </w:hyperlink>
+      </w:r>
+      <w:r>
+        <w:rPr>
+          <w:rFonts w:ascii="Charis SIL Regular" w:hAnsi="Charis SIL Regular" w:eastAsia="Charis SIL Regular"/>
+          <w:b w:val="0"/>
+          <w:i w:val="0"/>
+          <w:color w:val="0000FF"/>
+          <w:sz w:val="24"/>
+          <w:u w:val="single"/>
+        </w:rPr>
+        <w:t xml:space="preserve"> </w:t>
+      </w:r>
+      <w:r>
+        <w:rPr>
+          <w:rFonts w:ascii="Charis SIL Regular" w:hAnsi="Charis SIL Regular" w:eastAsia="Charis SIL Regular"/>
+          <w:b w:val="0"/>
+          <w:i w:val="0"/>
+          <w:color w:val="0000FF"/>
+          <w:sz w:val="24"/>
+          <w:u w:val="single"/>
+        </w:rPr>
+        <w:hyperlink r:id="rId19" w:history="1">
+          <w:r>
+            <w:rPr>
+              <w:rStyle w:val="Hyperlink"/>
+            </w:rPr>
+            <w:t>gekolonis</w:t>
+          </w:r>
+        </w:hyperlink>
+      </w:r>
+      <w:r>
+        <w:rPr>
+          <w:rFonts w:ascii="Charis SIL Regular" w:hAnsi="Charis SIL Regular" w:eastAsia="Charis SIL Regular"/>
+          <w:b w:val="0"/>
+          <w:i w:val="0"/>
+          <w:color w:val="0000FF"/>
+          <w:sz w:val="24"/>
+          <w:u w:val="single"/>
+        </w:rPr>
+        <w:hyperlink r:id="rId19" w:history="1">
+          <w:r>
+            <w:rPr>
+              <w:rStyle w:val="Hyperlink"/>
+            </w:rPr>
+            <w:t>e</w:t>
+          </w:r>
+        </w:hyperlink>
+      </w:r>
+      <w:r>
+        <w:rPr>
+          <w:rFonts w:ascii="Charis SIL Regular" w:hAnsi="Charis SIL Regular" w:eastAsia="Charis SIL Regular"/>
+          <w:b w:val="0"/>
+          <w:i w:val="0"/>
+          <w:color w:val="0000FF"/>
+          <w:sz w:val="24"/>
+          <w:u w:val="single"/>
+        </w:rPr>
+        <w:hyperlink r:id="rId19" w:history="1">
+          <w:r>
+            <w:rPr>
+              <w:rStyle w:val="Hyperlink"/>
+            </w:rPr>
+            <w:t>erde</w:t>
+          </w:r>
+        </w:hyperlink>
+      </w:r>
+      <w:r>
+        <w:rPr>
+          <w:rFonts w:ascii="Charis SIL Regular" w:hAnsi="Charis SIL Regular" w:eastAsia="Charis SIL Regular"/>
+          <w:b w:val="0"/>
+          <w:i w:val="0"/>
+          <w:color w:val="0000FF"/>
+          <w:sz w:val="24"/>
+          <w:u w:val="single"/>
+        </w:rPr>
+        <w:t xml:space="preserve"> </w:t>
+      </w:r>
+      <w:r>
+        <w:rPr>
+          <w:rFonts w:ascii="Charis SIL Regular" w:hAnsi="Charis SIL Regular" w:eastAsia="Charis SIL Regular"/>
+          <w:b w:val="0"/>
+          <w:i w:val="0"/>
+          <w:color w:val="0000FF"/>
+          <w:sz w:val="24"/>
+          <w:u w:val="single"/>
+        </w:rPr>
+        <w:hyperlink r:id="rId19" w:history="1">
+          <w:r>
+            <w:rPr>
+              <w:rStyle w:val="Hyperlink"/>
+            </w:rPr>
+            <w:t>ge</w:t>
+          </w:r>
+        </w:hyperlink>
       </w:r>
       <w:r>
         <w:rPr>
@@ -2347,9 +2502,19 @@
             <w:rPr>
               <w:rStyle w:val="Hyperlink"/>
             </w:rPr>
-            <w:t>ma</w:t>
+            <w:t>bieden</w:t>
           </w:r>
         </w:hyperlink>
+      </w:r>
+      <w:r>
+        <w:rPr>
+          <w:rFonts w:ascii="Charis SIL Regular" w:hAnsi="Charis SIL Regular" w:eastAsia="Charis SIL Regular"/>
+          <w:b w:val="0"/>
+          <w:i w:val="0"/>
+          <w:color w:val="000000"/>
+          <w:sz w:val="24"/>
+        </w:rPr>
+        <w:t xml:space="preserve">•  </w:t>
       </w:r>
       <w:r>
         <w:rPr>
@@ -2365,7 +2530,7 @@
             <w:rPr>
               <w:rStyle w:val="Hyperlink"/>
             </w:rPr>
-            <w:t>rineperso</w:t>
+            <w:t>Weten</w:t>
           </w:r>
         </w:hyperlink>
       </w:r>
@@ -2383,7 +2548,7 @@
             <w:rPr>
               <w:rStyle w:val="Hyperlink"/>
             </w:rPr>
-            <w:t>nee</w:t>
+            <w:t>s</w:t>
           </w:r>
         </w:hyperlink>
       </w:r>
@@ -2401,20 +2566,9 @@
             <w:rPr>
               <w:rStyle w:val="Hyperlink"/>
             </w:rPr>
-            <w:t>l</w:t>
+            <w:t>ch</w:t>
           </w:r>
         </w:hyperlink>
-      </w:r>
-      <w:r>
-        <w:rPr>
-          <w:rFonts w:ascii="Charis SIL Regular" w:hAnsi="Charis SIL Regular" w:eastAsia="Charis SIL Regular"/>
-          <w:b w:val="0"/>
-          <w:i w:val="0"/>
-          <w:color w:val="0000FF"/>
-          <w:sz w:val="24"/>
-          <w:u w:val="single"/>
-        </w:rPr>
-        <w:t xml:space="preserve"> </w:t>
       </w:r>
       <w:r>
         <w:rPr>
@@ -2430,7 +2584,7 @@
             <w:rPr>
               <w:rStyle w:val="Hyperlink"/>
             </w:rPr>
-            <w:t>in</w:t>
+            <w:t>appelijk</w:t>
           </w:r>
         </w:hyperlink>
       </w:r>
@@ -2459,7 +2613,7 @@
             <w:rPr>
               <w:rStyle w:val="Hyperlink"/>
             </w:rPr>
-            <w:t>gekolonis</w:t>
+            <w:t>onderzo</w:t>
           </w:r>
         </w:hyperlink>
       </w:r>
@@ -2495,7 +2649,7 @@
             <w:rPr>
               <w:rStyle w:val="Hyperlink"/>
             </w:rPr>
-            <w:t>erde</w:t>
+            <w:t>k</w:t>
           </w:r>
         </w:hyperlink>
       </w:r>
@@ -2524,7 +2678,7 @@
             <w:rPr>
               <w:rStyle w:val="Hyperlink"/>
             </w:rPr>
-            <w:t>ge</w:t>
+            <w:t>i</w:t>
           </w:r>
         </w:hyperlink>
       </w:r>
@@ -2542,19 +2696,9 @@
             <w:rPr>
               <w:rStyle w:val="Hyperlink"/>
             </w:rPr>
-            <w:t>bieden</w:t>
+            <w:t>n</w:t>
           </w:r>
         </w:hyperlink>
-      </w:r>
-      <w:r>
-        <w:rPr>
-          <w:rFonts w:ascii="Charis SIL Regular" w:hAnsi="Charis SIL Regular" w:eastAsia="Charis SIL Regular"/>
-          <w:b w:val="0"/>
-          <w:i w:val="0"/>
-          <w:color w:val="000000"/>
-          <w:sz w:val="24"/>
-        </w:rPr>
-        <w:t xml:space="preserve">•  </w:t>
       </w:r>
       <w:r>
         <w:rPr>
@@ -2565,14 +2709,7 @@
           <w:sz w:val="24"/>
           <w:u w:val="single"/>
         </w:rPr>
-        <w:hyperlink r:id="rId20" w:history="1">
-          <w:r>
-            <w:rPr>
-              <w:rStyle w:val="Hyperlink"/>
-            </w:rPr>
-            <w:t>Weten</w:t>
-          </w:r>
-        </w:hyperlink>
+        <w:t xml:space="preserve"> </w:t>
       </w:r>
       <w:r>
         <w:rPr>
@@ -2588,7 +2725,7 @@
             <w:rPr>
               <w:rStyle w:val="Hyperlink"/>
             </w:rPr>
-            <w:t>s</w:t>
+            <w:t>gekoloniseer</w:t>
           </w:r>
         </w:hyperlink>
       </w:r>
@@ -2606,54 +2743,7 @@
             <w:rPr>
               <w:rStyle w:val="Hyperlink"/>
             </w:rPr>
-            <w:t>ch</w:t>
-          </w:r>
-        </w:hyperlink>
-      </w:r>
-      <w:r>
-        <w:rPr>
-          <w:rFonts w:ascii="Charis SIL Regular" w:hAnsi="Charis SIL Regular" w:eastAsia="Charis SIL Regular"/>
-          <w:b w:val="0"/>
-          <w:i w:val="0"/>
-          <w:color w:val="0000FF"/>
-          <w:sz w:val="24"/>
-          <w:u w:val="single"/>
-        </w:rPr>
-        <w:hyperlink r:id="rId13" w:history="1">
-          <w:r>
-            <w:rPr>
-              <w:rStyle w:val="Hyperlink"/>
-            </w:rPr>
-            <w:t>appelijk</w:t>
-          </w:r>
-        </w:hyperlink>
-      </w:r>
-      <w:r>
-        <w:rPr>
-          <w:rFonts w:ascii="Charis SIL Regular" w:hAnsi="Charis SIL Regular" w:eastAsia="Charis SIL Regular"/>
-          <w:b w:val="0"/>
-          <w:i w:val="0"/>
-          <w:color w:val="0000FF"/>
-          <w:sz w:val="24"/>
-          <w:u w:val="single"/>
-        </w:rPr>
-        <w:t xml:space="preserve"> </w:t>
-      </w:r>
-      <w:r>
-        <w:rPr>
-          <w:rFonts w:ascii="Charis SIL Regular" w:hAnsi="Charis SIL Regular" w:eastAsia="Charis SIL Regular"/>
-          <w:b w:val="0"/>
-          <w:i w:val="0"/>
-          <w:color w:val="0000FF"/>
-          <w:sz w:val="24"/>
-          <w:u w:val="single"/>
-        </w:rPr>
-        <w:hyperlink r:id="rId13" w:history="1">
-          <w:r>
-            <w:rPr>
-              <w:rStyle w:val="Hyperlink"/>
-            </w:rPr>
-            <w:t>onderzo</w:t>
+            <w:t>d</w:t>
           </w:r>
         </w:hyperlink>
       </w:r>
@@ -2684,136 +2774,6 @@
           <w:sz w:val="24"/>
           <w:u w:val="single"/>
         </w:rPr>
-        <w:hyperlink r:id="rId13" w:history="1">
-          <w:r>
-            <w:rPr>
-              <w:rStyle w:val="Hyperlink"/>
-            </w:rPr>
-            <w:t>k</w:t>
-          </w:r>
-        </w:hyperlink>
-      </w:r>
-      <w:r>
-        <w:rPr>
-          <w:rFonts w:ascii="Charis SIL Regular" w:hAnsi="Charis SIL Regular" w:eastAsia="Charis SIL Regular"/>
-          <w:b w:val="0"/>
-          <w:i w:val="0"/>
-          <w:color w:val="0000FF"/>
-          <w:sz w:val="24"/>
-          <w:u w:val="single"/>
-        </w:rPr>
-        <w:t xml:space="preserve"> </w:t>
-      </w:r>
-      <w:r>
-        <w:rPr>
-          <w:rFonts w:ascii="Charis SIL Regular" w:hAnsi="Charis SIL Regular" w:eastAsia="Charis SIL Regular"/>
-          <w:b w:val="0"/>
-          <w:i w:val="0"/>
-          <w:color w:val="0000FF"/>
-          <w:sz w:val="24"/>
-          <w:u w:val="single"/>
-        </w:rPr>
-        <w:hyperlink r:id="rId13" w:history="1">
-          <w:r>
-            <w:rPr>
-              <w:rStyle w:val="Hyperlink"/>
-            </w:rPr>
-            <w:t>i</w:t>
-          </w:r>
-        </w:hyperlink>
-      </w:r>
-      <w:r>
-        <w:rPr>
-          <w:rFonts w:ascii="Charis SIL Regular" w:hAnsi="Charis SIL Regular" w:eastAsia="Charis SIL Regular"/>
-          <w:b w:val="0"/>
-          <w:i w:val="0"/>
-          <w:color w:val="0000FF"/>
-          <w:sz w:val="24"/>
-          <w:u w:val="single"/>
-        </w:rPr>
-        <w:hyperlink r:id="rId13" w:history="1">
-          <w:r>
-            <w:rPr>
-              <w:rStyle w:val="Hyperlink"/>
-            </w:rPr>
-            <w:t>n</w:t>
-          </w:r>
-        </w:hyperlink>
-      </w:r>
-      <w:r>
-        <w:rPr>
-          <w:rFonts w:ascii="Charis SIL Regular" w:hAnsi="Charis SIL Regular" w:eastAsia="Charis SIL Regular"/>
-          <w:b w:val="0"/>
-          <w:i w:val="0"/>
-          <w:color w:val="0000FF"/>
-          <w:sz w:val="24"/>
-          <w:u w:val="single"/>
-        </w:rPr>
-        <w:t xml:space="preserve"> </w:t>
-      </w:r>
-      <w:r>
-        <w:rPr>
-          <w:rFonts w:ascii="Charis SIL Regular" w:hAnsi="Charis SIL Regular" w:eastAsia="Charis SIL Regular"/>
-          <w:b w:val="0"/>
-          <w:i w:val="0"/>
-          <w:color w:val="0000FF"/>
-          <w:sz w:val="24"/>
-          <w:u w:val="single"/>
-        </w:rPr>
-        <w:hyperlink r:id="rId13" w:history="1">
-          <w:r>
-            <w:rPr>
-              <w:rStyle w:val="Hyperlink"/>
-            </w:rPr>
-            <w:t>gekoloniseer</w:t>
-          </w:r>
-        </w:hyperlink>
-      </w:r>
-      <w:r>
-        <w:rPr>
-          <w:rFonts w:ascii="Charis SIL Regular" w:hAnsi="Charis SIL Regular" w:eastAsia="Charis SIL Regular"/>
-          <w:b w:val="0"/>
-          <w:i w:val="0"/>
-          <w:color w:val="0000FF"/>
-          <w:sz w:val="24"/>
-          <w:u w:val="single"/>
-        </w:rPr>
-        <w:hyperlink r:id="rId13" w:history="1">
-          <w:r>
-            <w:rPr>
-              <w:rStyle w:val="Hyperlink"/>
-            </w:rPr>
-            <w:t>d</w:t>
-          </w:r>
-        </w:hyperlink>
-      </w:r>
-      <w:r>
-        <w:rPr>
-          <w:rFonts w:ascii="Charis SIL Regular" w:hAnsi="Charis SIL Regular" w:eastAsia="Charis SIL Regular"/>
-          <w:b w:val="0"/>
-          <w:i w:val="0"/>
-          <w:color w:val="0000FF"/>
-          <w:sz w:val="24"/>
-          <w:u w:val="single"/>
-        </w:rPr>
-        <w:hyperlink r:id="rId13" w:history="1">
-          <w:r>
-            <w:rPr>
-              <w:rStyle w:val="Hyperlink"/>
-            </w:rPr>
-            <w:t>e</w:t>
-          </w:r>
-        </w:hyperlink>
-      </w:r>
-      <w:r>
-        <w:rPr>
-          <w:rFonts w:ascii="Charis SIL Regular" w:hAnsi="Charis SIL Regular" w:eastAsia="Charis SIL Regular"/>
-          <w:b w:val="0"/>
-          <w:i w:val="0"/>
-          <w:color w:val="0000FF"/>
-          <w:sz w:val="24"/>
-          <w:u w:val="single"/>
-        </w:rPr>
         <w:t xml:space="preserve"> </w:t>
       </w:r>
       <w:r>
@@ -3124,7 +3084,7 @@
           <w:sz w:val="24"/>
           <w:u w:val="single"/>
         </w:rPr>
-        <w:hyperlink r:id="rId20" w:history="1">
+        <w:hyperlink r:id="rId15" w:history="1">
           <w:r>
             <w:rPr>
               <w:rStyle w:val="Hyperlink"/>

--- a/EXPORTS/DOCX/published/niveau2/Dutch/Museum.docx
+++ b/EXPORTS/DOCX/published/niveau2/Dutch/Museum.docx
@@ -393,7 +393,6 @@
       </w:r>
       <w:r>
         <w:rPr>
-          <w:u w:val="single" w:color="0000ff"/>
           <w:rFonts w:ascii="Charis SIL Regular" w:hAnsi="Charis SIL Regular" w:eastAsia="Charis SIL Regular"/>
           <w:b w:val="0"/>
           <w:i w:val="0"/>
@@ -785,16 +784,8 @@
           <w:i w:val="0"/>
           <w:color w:val="0000FF"/>
           <w:sz w:val="24"/>
-          <w:u w:val="single"/>
         </w:rPr>
-        <w:hyperlink r:id="rId12" w:history="1">
-          <w:r>
-            <w:rPr>
-              <w:rStyle w:val="Hyperlink"/>
-            </w:rPr>
-            <w:t>Vol</w:t>
-          </w:r>
-        </w:hyperlink>
+        <w:t>Vol</w:t>
       </w:r>
       <w:r>
         <w:rPr>
@@ -816,13 +807,60 @@
       </w:r>
       <w:r>
         <w:rPr>
+          <w:u w:val="single" w:color="0000ff"/>
           <w:rFonts w:ascii="Charis SIL Regular" w:hAnsi="Charis SIL Regular" w:eastAsia="Charis SIL Regular"/>
           <w:b w:val="0"/>
           <w:i w:val="0"/>
           <w:color w:val="000000"/>
           <w:sz w:val="24"/>
         </w:rPr>
-        <w:t xml:space="preserve"> in Rotterdam. De komst van objecten afkomstig uit gekolonisee</w:t>
+        <w:t xml:space="preserve"> </w:t>
+      </w:r>
+      <w:r>
+        <w:rPr>
+          <w:u w:val="single" w:color="0000ff"/>
+          <w:rFonts w:ascii="Charis SIL Regular" w:hAnsi="Charis SIL Regular" w:eastAsia="Charis SIL Regular"/>
+          <w:b w:val="0"/>
+          <w:i w:val="0"/>
+          <w:color w:val="000000"/>
+          <w:sz w:val="24"/>
+        </w:rPr>
+        <w:hyperlink r:id="rId11" w:history="1">
+          <w:r>
+            <w:rPr>
+              <w:rStyle w:val="Hyperlink"/>
+            </w:rPr>
+            <w:t>in Rotter</w:t>
+          </w:r>
+        </w:hyperlink>
+      </w:r>
+      <w:r>
+        <w:rPr>
+          <w:rFonts w:ascii="Charis SIL Regular" w:hAnsi="Charis SIL Regular" w:eastAsia="Charis SIL Regular"/>
+          <w:b w:val="0"/>
+          <w:i w:val="0"/>
+          <w:color w:val="000000"/>
+          <w:sz w:val="24"/>
+        </w:rPr>
+        <w:t>dam. De komst van objecten afkomstig uit ge</w:t>
+      </w:r>
+      <w:r>
+        <w:rPr>
+          <w:u w:val="single" w:color="0000ff"/>
+          <w:rFonts w:ascii="Charis SIL Regular" w:hAnsi="Charis SIL Regular" w:eastAsia="Charis SIL Regular"/>
+          <w:b w:val="0"/>
+          <w:i w:val="0"/>
+          <w:color w:val="000000"/>
+          <w:sz w:val="24"/>
+        </w:rPr>
+        <w:hyperlink r:id="rId12" w:history="1">
+          <w:r>
+            <w:rPr>
+              <w:rStyle w:val="Hyperlink"/>
+            </w:rPr>
+            <w:t>kolonisee</w:t>
+          </w:r>
+        </w:hyperlink>
       </w:r>
       <w:r>
         <w:rPr>
@@ -1429,15 +1467,9 @@
           <w:i w:val="0"/>
           <w:color w:val="0000FF"/>
           <w:sz w:val="24"/>
+          <w:u w:val="single"/>
         </w:rPr>
-        <w:hyperlink r:id="rId10" w:history="1">
-          <w:r>
-            <w:rPr>
-              <w:rStyle w:val="Hyperlink"/>
-            </w:rPr>
-            <w:t>c</w:t>
-          </w:r>
-        </w:hyperlink>
+        <w:t>c</w:t>
       </w:r>
       <w:r>
         <w:rPr>
@@ -3084,7 +3116,7 @@
           <w:sz w:val="24"/>
           <w:u w:val="single"/>
         </w:rPr>
-        <w:hyperlink r:id="rId15" w:history="1">
+        <w:hyperlink r:id="rId20" w:history="1">
           <w:r>
             <w:rPr>
               <w:rStyle w:val="Hyperlink"/>

--- a/EXPORTS/DOCX/published/niveau2/Dutch/Museum.docx
+++ b/EXPORTS/DOCX/published/niveau2/Dutch/Museum.docx
@@ -371,35 +371,7 @@
           <w:color w:val="000000"/>
           <w:sz w:val="24"/>
         </w:rPr>
-        <w:t>, beide</w:t>
-      </w:r>
-      <w:r>
-        <w:rPr>
-          <w:u w:val="single" w:color="0000ff"/>
-          <w:rFonts w:ascii="Charis SIL Regular" w:hAnsi="Charis SIL Regular" w:eastAsia="Charis SIL Regular"/>
-          <w:b w:val="0"/>
-          <w:i w:val="0"/>
-          <w:color w:val="000000"/>
-          <w:sz w:val="24"/>
-        </w:rPr>
-        <w:hyperlink r:id="rId9" w:history="1">
-          <w:r>
-            <w:rPr>
-              <w:rStyle w:val="Hyperlink"/>
-            </w:rPr>
-            <w:t>n in de Zuid-</w:t>
-          </w:r>
-        </w:hyperlink>
-      </w:r>
-      <w:r>
-        <w:rPr>
-          <w:rFonts w:ascii="Charis SIL Regular" w:hAnsi="Charis SIL Regular" w:eastAsia="Charis SIL Regular"/>
-          <w:b w:val="0"/>
-          <w:i w:val="0"/>
-          <w:color w:val="000000"/>
-          <w:sz w:val="24"/>
-        </w:rPr>
-        <w:t>H</w:t>
+        <w:t>, beiden in de Zuid-H</w:t>
       </w:r>
       <w:r>
         <w:rPr>
@@ -784,8 +756,16 @@
           <w:i w:val="0"/>
           <w:color w:val="0000FF"/>
           <w:sz w:val="24"/>
+          <w:u w:val="single"/>
         </w:rPr>
-        <w:t>Vol</w:t>
+        <w:hyperlink r:id="rId12" w:history="1">
+          <w:r>
+            <w:rPr>
+              <w:rStyle w:val="Hyperlink"/>
+            </w:rPr>
+            <w:t>Vol</w:t>
+          </w:r>
+        </w:hyperlink>
       </w:r>
       <w:r>
         <w:rPr>
@@ -796,7 +776,7 @@
           <w:sz w:val="24"/>
           <w:u w:val="single"/>
         </w:rPr>
-        <w:hyperlink r:id="rId11" w:history="1">
+        <w:hyperlink r:id="rId12" w:history="1">
           <w:r>
             <w:rPr>
               <w:rStyle w:val="Hyperlink"/>
@@ -2640,7 +2620,7 @@
           <w:sz w:val="24"/>
           <w:u w:val="single"/>
         </w:rPr>
-        <w:hyperlink r:id="rId13" w:history="1">
+        <w:hyperlink r:id="rId20" w:history="1">
           <w:r>
             <w:rPr>
               <w:rStyle w:val="Hyperlink"/>
@@ -2658,7 +2638,7 @@
           <w:sz w:val="24"/>
           <w:u w:val="single"/>
         </w:rPr>
-        <w:hyperlink r:id="rId13" w:history="1">
+        <w:hyperlink r:id="rId20" w:history="1">
           <w:r>
             <w:rPr>
               <w:rStyle w:val="Hyperlink"/>
@@ -2676,7 +2656,7 @@
           <w:sz w:val="24"/>
           <w:u w:val="single"/>
         </w:rPr>
-        <w:hyperlink r:id="rId13" w:history="1">
+        <w:hyperlink r:id="rId20" w:history="1">
           <w:r>
             <w:rPr>
               <w:rStyle w:val="Hyperlink"/>
@@ -2705,7 +2685,7 @@
           <w:sz w:val="24"/>
           <w:u w:val="single"/>
         </w:rPr>
-        <w:hyperlink r:id="rId13" w:history="1">
+        <w:hyperlink r:id="rId20" w:history="1">
           <w:r>
             <w:rPr>
               <w:rStyle w:val="Hyperlink"/>
@@ -2723,7 +2703,7 @@
           <w:sz w:val="24"/>
           <w:u w:val="single"/>
         </w:rPr>
-        <w:hyperlink r:id="rId13" w:history="1">
+        <w:hyperlink r:id="rId20" w:history="1">
           <w:r>
             <w:rPr>
               <w:rStyle w:val="Hyperlink"/>
@@ -2752,7 +2732,7 @@
           <w:sz w:val="24"/>
           <w:u w:val="single"/>
         </w:rPr>
-        <w:hyperlink r:id="rId13" w:history="1">
+        <w:hyperlink r:id="rId20" w:history="1">
           <w:r>
             <w:rPr>
               <w:rStyle w:val="Hyperlink"/>
@@ -2770,7 +2750,7 @@
           <w:sz w:val="24"/>
           <w:u w:val="single"/>
         </w:rPr>
-        <w:hyperlink r:id="rId13" w:history="1">
+        <w:hyperlink r:id="rId20" w:history="1">
           <w:r>
             <w:rPr>
               <w:rStyle w:val="Hyperlink"/>
@@ -2788,7 +2768,7 @@
           <w:sz w:val="24"/>
           <w:u w:val="single"/>
         </w:rPr>
-        <w:hyperlink r:id="rId13" w:history="1">
+        <w:hyperlink r:id="rId20" w:history="1">
           <w:r>
             <w:rPr>
               <w:rStyle w:val="Hyperlink"/>
@@ -2817,7 +2797,7 @@
           <w:sz w:val="24"/>
           <w:u w:val="single"/>
         </w:rPr>
-        <w:hyperlink r:id="rId13" w:history="1">
+        <w:hyperlink r:id="rId20" w:history="1">
           <w:r>
             <w:rPr>
               <w:rStyle w:val="Hyperlink"/>
@@ -2863,7 +2843,7 @@
           <w:sz w:val="24"/>
           <w:u w:val="single"/>
         </w:rPr>
-        <w:hyperlink r:id="rId20" w:history="1">
+        <w:hyperlink r:id="rId15" w:history="1">
           <w:r>
             <w:rPr>
               <w:rStyle w:val="Hyperlink"/>
@@ -2892,7 +2872,7 @@
           <w:sz w:val="24"/>
           <w:u w:val="single"/>
         </w:rPr>
-        <w:hyperlink r:id="rId20" w:history="1">
+        <w:hyperlink r:id="rId15" w:history="1">
           <w:r>
             <w:rPr>
               <w:rStyle w:val="Hyperlink"/>
@@ -2921,7 +2901,7 @@
           <w:sz w:val="24"/>
           <w:u w:val="single"/>
         </w:rPr>
-        <w:hyperlink r:id="rId20" w:history="1">
+        <w:hyperlink r:id="rId15" w:history="1">
           <w:r>
             <w:rPr>
               <w:rStyle w:val="Hyperlink"/>
@@ -2939,7 +2919,7 @@
           <w:sz w:val="24"/>
           <w:u w:val="single"/>
         </w:rPr>
-        <w:hyperlink r:id="rId20" w:history="1">
+        <w:hyperlink r:id="rId15" w:history="1">
           <w:r>
             <w:rPr>
               <w:rStyle w:val="Hyperlink"/>

--- a/EXPORTS/DOCX/published/niveau2/Dutch/Museum.docx
+++ b/EXPORTS/DOCX/published/niveau2/Dutch/Museum.docx
@@ -371,7 +371,36 @@
           <w:color w:val="000000"/>
           <w:sz w:val="24"/>
         </w:rPr>
-        <w:t>, beiden in de Zuid-H</w:t>
+        <w:t>, beide</w:t>
+      </w:r>
+      <w:r>
+        <w:rPr>
+          <w:u w:val="single" w:color="0000ff"/>
+          <w:rFonts w:ascii="Charis SIL Regular" w:hAnsi="Charis SIL Regular" w:eastAsia="Charis SIL Regular"/>
+          <w:b w:val="0"/>
+          <w:i w:val="0"/>
+          <w:color w:val="000000"/>
+          <w:sz w:val="24"/>
+        </w:rPr>
+        <w:hyperlink r:id="rId9" w:history="1">
+          <w:r>
+            <w:rPr>
+              <w:rStyle w:val="Hyperlink"/>
+            </w:rPr>
+            <w:t>n in de Zuid-</w:t>
+          </w:r>
+        </w:hyperlink>
+      </w:r>
+      <w:r>
+        <w:rPr>
+          <w:u w:val="single" w:color="0000ff"/>
+          <w:rFonts w:ascii="Charis SIL Regular" w:hAnsi="Charis SIL Regular" w:eastAsia="Charis SIL Regular"/>
+          <w:b w:val="0"/>
+          <w:i w:val="0"/>
+          <w:color w:val="000000"/>
+          <w:sz w:val="24"/>
+        </w:rPr>
+        <w:t>H</w:t>
       </w:r>
       <w:r>
         <w:rPr>
@@ -822,25 +851,7 @@
           <w:color w:val="000000"/>
           <w:sz w:val="24"/>
         </w:rPr>
-        <w:t>dam. De komst van objecten afkomstig uit ge</w:t>
-      </w:r>
-      <w:r>
-        <w:rPr>
-          <w:u w:val="single" w:color="0000ff"/>
-          <w:rFonts w:ascii="Charis SIL Regular" w:hAnsi="Charis SIL Regular" w:eastAsia="Charis SIL Regular"/>
-          <w:b w:val="0"/>
-          <w:i w:val="0"/>
-          <w:color w:val="000000"/>
-          <w:sz w:val="24"/>
-        </w:rPr>
-        <w:hyperlink r:id="rId12" w:history="1">
-          <w:r>
-            <w:rPr>
-              <w:rStyle w:val="Hyperlink"/>
-            </w:rPr>
-            <w:t>kolonisee</w:t>
-          </w:r>
-        </w:hyperlink>
+        <w:t>dam. De komst van objecten afkomstig uit gekolonisee</w:t>
       </w:r>
       <w:r>
         <w:rPr>
@@ -2620,12 +2631,142 @@
           <w:sz w:val="24"/>
           <w:u w:val="single"/>
         </w:rPr>
+        <w:hyperlink r:id="rId13" w:history="1">
+          <w:r>
+            <w:rPr>
+              <w:rStyle w:val="Hyperlink"/>
+            </w:rPr>
+            <w:t>onderzo</w:t>
+          </w:r>
+        </w:hyperlink>
+      </w:r>
+      <w:r>
+        <w:rPr>
+          <w:rFonts w:ascii="Charis SIL Regular" w:hAnsi="Charis SIL Regular" w:eastAsia="Charis SIL Regular"/>
+          <w:b w:val="0"/>
+          <w:i w:val="0"/>
+          <w:color w:val="0000FF"/>
+          <w:sz w:val="24"/>
+          <w:u w:val="single"/>
+        </w:rPr>
+        <w:hyperlink r:id="rId13" w:history="1">
+          <w:r>
+            <w:rPr>
+              <w:rStyle w:val="Hyperlink"/>
+            </w:rPr>
+            <w:t>e</w:t>
+          </w:r>
+        </w:hyperlink>
+      </w:r>
+      <w:r>
+        <w:rPr>
+          <w:rFonts w:ascii="Charis SIL Regular" w:hAnsi="Charis SIL Regular" w:eastAsia="Charis SIL Regular"/>
+          <w:b w:val="0"/>
+          <w:i w:val="0"/>
+          <w:color w:val="0000FF"/>
+          <w:sz w:val="24"/>
+          <w:u w:val="single"/>
+        </w:rPr>
+        <w:hyperlink r:id="rId13" w:history="1">
+          <w:r>
+            <w:rPr>
+              <w:rStyle w:val="Hyperlink"/>
+            </w:rPr>
+            <w:t>k</w:t>
+          </w:r>
+        </w:hyperlink>
+      </w:r>
+      <w:r>
+        <w:rPr>
+          <w:rFonts w:ascii="Charis SIL Regular" w:hAnsi="Charis SIL Regular" w:eastAsia="Charis SIL Regular"/>
+          <w:b w:val="0"/>
+          <w:i w:val="0"/>
+          <w:color w:val="0000FF"/>
+          <w:sz w:val="24"/>
+          <w:u w:val="single"/>
+        </w:rPr>
+        <w:t xml:space="preserve"> </w:t>
+      </w:r>
+      <w:r>
+        <w:rPr>
+          <w:rFonts w:ascii="Charis SIL Regular" w:hAnsi="Charis SIL Regular" w:eastAsia="Charis SIL Regular"/>
+          <w:b w:val="0"/>
+          <w:i w:val="0"/>
+          <w:color w:val="0000FF"/>
+          <w:sz w:val="24"/>
+          <w:u w:val="single"/>
+        </w:rPr>
         <w:hyperlink r:id="rId20" w:history="1">
           <w:r>
             <w:rPr>
               <w:rStyle w:val="Hyperlink"/>
             </w:rPr>
-            <w:t>onderzo</w:t>
+            <w:t>i</w:t>
+          </w:r>
+        </w:hyperlink>
+      </w:r>
+      <w:r>
+        <w:rPr>
+          <w:rFonts w:ascii="Charis SIL Regular" w:hAnsi="Charis SIL Regular" w:eastAsia="Charis SIL Regular"/>
+          <w:b w:val="0"/>
+          <w:i w:val="0"/>
+          <w:color w:val="0000FF"/>
+          <w:sz w:val="24"/>
+          <w:u w:val="single"/>
+        </w:rPr>
+        <w:hyperlink r:id="rId20" w:history="1">
+          <w:r>
+            <w:rPr>
+              <w:rStyle w:val="Hyperlink"/>
+            </w:rPr>
+            <w:t>n</w:t>
+          </w:r>
+        </w:hyperlink>
+      </w:r>
+      <w:r>
+        <w:rPr>
+          <w:rFonts w:ascii="Charis SIL Regular" w:hAnsi="Charis SIL Regular" w:eastAsia="Charis SIL Regular"/>
+          <w:b w:val="0"/>
+          <w:i w:val="0"/>
+          <w:color w:val="0000FF"/>
+          <w:sz w:val="24"/>
+          <w:u w:val="single"/>
+        </w:rPr>
+        <w:t xml:space="preserve"> </w:t>
+      </w:r>
+      <w:r>
+        <w:rPr>
+          <w:rFonts w:ascii="Charis SIL Regular" w:hAnsi="Charis SIL Regular" w:eastAsia="Charis SIL Regular"/>
+          <w:b w:val="0"/>
+          <w:i w:val="0"/>
+          <w:color w:val="0000FF"/>
+          <w:sz w:val="24"/>
+          <w:u w:val="single"/>
+        </w:rPr>
+        <w:hyperlink r:id="rId20" w:history="1">
+          <w:r>
+            <w:rPr>
+              <w:rStyle w:val="Hyperlink"/>
+            </w:rPr>
+            <w:t>gekoloniseer</w:t>
+          </w:r>
+        </w:hyperlink>
+      </w:r>
+      <w:r>
+        <w:rPr>
+          <w:rFonts w:ascii="Charis SIL Regular" w:hAnsi="Charis SIL Regular" w:eastAsia="Charis SIL Regular"/>
+          <w:b w:val="0"/>
+          <w:i w:val="0"/>
+          <w:color w:val="0000FF"/>
+          <w:sz w:val="24"/>
+          <w:u w:val="single"/>
+        </w:rPr>
+        <w:hyperlink r:id="rId20" w:history="1">
+          <w:r>
+            <w:rPr>
+              <w:rStyle w:val="Hyperlink"/>
+            </w:rPr>
+            <w:t>d</w:t>
           </w:r>
         </w:hyperlink>
       </w:r>
@@ -2656,136 +2797,6 @@
           <w:sz w:val="24"/>
           <w:u w:val="single"/>
         </w:rPr>
-        <w:hyperlink r:id="rId20" w:history="1">
-          <w:r>
-            <w:rPr>
-              <w:rStyle w:val="Hyperlink"/>
-            </w:rPr>
-            <w:t>k</w:t>
-          </w:r>
-        </w:hyperlink>
-      </w:r>
-      <w:r>
-        <w:rPr>
-          <w:rFonts w:ascii="Charis SIL Regular" w:hAnsi="Charis SIL Regular" w:eastAsia="Charis SIL Regular"/>
-          <w:b w:val="0"/>
-          <w:i w:val="0"/>
-          <w:color w:val="0000FF"/>
-          <w:sz w:val="24"/>
-          <w:u w:val="single"/>
-        </w:rPr>
-        <w:t xml:space="preserve"> </w:t>
-      </w:r>
-      <w:r>
-        <w:rPr>
-          <w:rFonts w:ascii="Charis SIL Regular" w:hAnsi="Charis SIL Regular" w:eastAsia="Charis SIL Regular"/>
-          <w:b w:val="0"/>
-          <w:i w:val="0"/>
-          <w:color w:val="0000FF"/>
-          <w:sz w:val="24"/>
-          <w:u w:val="single"/>
-        </w:rPr>
-        <w:hyperlink r:id="rId20" w:history="1">
-          <w:r>
-            <w:rPr>
-              <w:rStyle w:val="Hyperlink"/>
-            </w:rPr>
-            <w:t>i</w:t>
-          </w:r>
-        </w:hyperlink>
-      </w:r>
-      <w:r>
-        <w:rPr>
-          <w:rFonts w:ascii="Charis SIL Regular" w:hAnsi="Charis SIL Regular" w:eastAsia="Charis SIL Regular"/>
-          <w:b w:val="0"/>
-          <w:i w:val="0"/>
-          <w:color w:val="0000FF"/>
-          <w:sz w:val="24"/>
-          <w:u w:val="single"/>
-        </w:rPr>
-        <w:hyperlink r:id="rId20" w:history="1">
-          <w:r>
-            <w:rPr>
-              <w:rStyle w:val="Hyperlink"/>
-            </w:rPr>
-            <w:t>n</w:t>
-          </w:r>
-        </w:hyperlink>
-      </w:r>
-      <w:r>
-        <w:rPr>
-          <w:rFonts w:ascii="Charis SIL Regular" w:hAnsi="Charis SIL Regular" w:eastAsia="Charis SIL Regular"/>
-          <w:b w:val="0"/>
-          <w:i w:val="0"/>
-          <w:color w:val="0000FF"/>
-          <w:sz w:val="24"/>
-          <w:u w:val="single"/>
-        </w:rPr>
-        <w:t xml:space="preserve"> </w:t>
-      </w:r>
-      <w:r>
-        <w:rPr>
-          <w:rFonts w:ascii="Charis SIL Regular" w:hAnsi="Charis SIL Regular" w:eastAsia="Charis SIL Regular"/>
-          <w:b w:val="0"/>
-          <w:i w:val="0"/>
-          <w:color w:val="0000FF"/>
-          <w:sz w:val="24"/>
-          <w:u w:val="single"/>
-        </w:rPr>
-        <w:hyperlink r:id="rId20" w:history="1">
-          <w:r>
-            <w:rPr>
-              <w:rStyle w:val="Hyperlink"/>
-            </w:rPr>
-            <w:t>gekoloniseer</w:t>
-          </w:r>
-        </w:hyperlink>
-      </w:r>
-      <w:r>
-        <w:rPr>
-          <w:rFonts w:ascii="Charis SIL Regular" w:hAnsi="Charis SIL Regular" w:eastAsia="Charis SIL Regular"/>
-          <w:b w:val="0"/>
-          <w:i w:val="0"/>
-          <w:color w:val="0000FF"/>
-          <w:sz w:val="24"/>
-          <w:u w:val="single"/>
-        </w:rPr>
-        <w:hyperlink r:id="rId20" w:history="1">
-          <w:r>
-            <w:rPr>
-              <w:rStyle w:val="Hyperlink"/>
-            </w:rPr>
-            <w:t>d</w:t>
-          </w:r>
-        </w:hyperlink>
-      </w:r>
-      <w:r>
-        <w:rPr>
-          <w:rFonts w:ascii="Charis SIL Regular" w:hAnsi="Charis SIL Regular" w:eastAsia="Charis SIL Regular"/>
-          <w:b w:val="0"/>
-          <w:i w:val="0"/>
-          <w:color w:val="0000FF"/>
-          <w:sz w:val="24"/>
-          <w:u w:val="single"/>
-        </w:rPr>
-        <w:hyperlink r:id="rId20" w:history="1">
-          <w:r>
-            <w:rPr>
-              <w:rStyle w:val="Hyperlink"/>
-            </w:rPr>
-            <w:t>e</w:t>
-          </w:r>
-        </w:hyperlink>
-      </w:r>
-      <w:r>
-        <w:rPr>
-          <w:rFonts w:ascii="Charis SIL Regular" w:hAnsi="Charis SIL Regular" w:eastAsia="Charis SIL Regular"/>
-          <w:b w:val="0"/>
-          <w:i w:val="0"/>
-          <w:color w:val="0000FF"/>
-          <w:sz w:val="24"/>
-          <w:u w:val="single"/>
-        </w:rPr>
         <w:t xml:space="preserve"> </w:t>
       </w:r>
       <w:r>
@@ -2841,110 +2852,8 @@
           <w:i w:val="0"/>
           <w:color w:val="0000FF"/>
           <w:sz w:val="24"/>
-          <w:u w:val="single"/>
         </w:rPr>
-        <w:hyperlink r:id="rId15" w:history="1">
-          <w:r>
-            <w:rPr>
-              <w:rStyle w:val="Hyperlink"/>
-            </w:rPr>
-            <w:t>Zendelingen</w:t>
-          </w:r>
-        </w:hyperlink>
-      </w:r>
-      <w:r>
-        <w:rPr>
-          <w:rFonts w:ascii="Charis SIL Regular" w:hAnsi="Charis SIL Regular" w:eastAsia="Charis SIL Regular"/>
-          <w:b w:val="0"/>
-          <w:i w:val="0"/>
-          <w:color w:val="0000FF"/>
-          <w:sz w:val="24"/>
-          <w:u w:val="single"/>
-        </w:rPr>
-        <w:t xml:space="preserve"> </w:t>
-      </w:r>
-      <w:r>
-        <w:rPr>
-          <w:rFonts w:ascii="Charis SIL Regular" w:hAnsi="Charis SIL Regular" w:eastAsia="Charis SIL Regular"/>
-          <w:b w:val="0"/>
-          <w:i w:val="0"/>
-          <w:color w:val="0000FF"/>
-          <w:sz w:val="24"/>
-          <w:u w:val="single"/>
-        </w:rPr>
-        <w:hyperlink r:id="rId15" w:history="1">
-          <w:r>
-            <w:rPr>
-              <w:rStyle w:val="Hyperlink"/>
-            </w:rPr>
-            <w:t>en</w:t>
-          </w:r>
-        </w:hyperlink>
-      </w:r>
-      <w:r>
-        <w:rPr>
-          <w:rFonts w:ascii="Charis SIL Regular" w:hAnsi="Charis SIL Regular" w:eastAsia="Charis SIL Regular"/>
-          <w:b w:val="0"/>
-          <w:i w:val="0"/>
-          <w:color w:val="0000FF"/>
-          <w:sz w:val="24"/>
-          <w:u w:val="single"/>
-        </w:rPr>
-        <w:t xml:space="preserve"> </w:t>
-      </w:r>
-      <w:r>
-        <w:rPr>
-          <w:rFonts w:ascii="Charis SIL Regular" w:hAnsi="Charis SIL Regular" w:eastAsia="Charis SIL Regular"/>
-          <w:b w:val="0"/>
-          <w:i w:val="0"/>
-          <w:color w:val="0000FF"/>
-          <w:sz w:val="24"/>
-          <w:u w:val="single"/>
-        </w:rPr>
-        <w:hyperlink r:id="rId15" w:history="1">
-          <w:r>
-            <w:rPr>
-              <w:rStyle w:val="Hyperlink"/>
-            </w:rPr>
-            <w:t>m</w:t>
-          </w:r>
-        </w:hyperlink>
-      </w:r>
-      <w:r>
-        <w:rPr>
-          <w:rFonts w:ascii="Charis SIL Regular" w:hAnsi="Charis SIL Regular" w:eastAsia="Charis SIL Regular"/>
-          <w:b w:val="0"/>
-          <w:i w:val="0"/>
-          <w:color w:val="0000FF"/>
-          <w:sz w:val="24"/>
-          <w:u w:val="single"/>
-        </w:rPr>
-        <w:hyperlink r:id="rId15" w:history="1">
-          <w:r>
-            <w:rPr>
-              <w:rStyle w:val="Hyperlink"/>
-            </w:rPr>
-            <w:t>i</w:t>
-          </w:r>
-        </w:hyperlink>
-      </w:r>
-      <w:r>
-        <w:rPr>
-          <w:rFonts w:ascii="Charis SIL Regular" w:hAnsi="Charis SIL Regular" w:eastAsia="Charis SIL Regular"/>
-          <w:b w:val="0"/>
-          <w:i w:val="0"/>
-          <w:color w:val="0000FF"/>
-          <w:sz w:val="24"/>
-          <w:u w:val="single"/>
-        </w:rPr>
-        <w:hyperlink r:id="rId20" w:history="1">
-          <w:r>
-            <w:rPr>
-              <w:rStyle w:val="Hyperlink"/>
-            </w:rPr>
-            <w:t>ssionarisse</w:t>
-          </w:r>
-        </w:hyperlink>
+        <w:t>Zendelingen en missionarisse</w:t>
       </w:r>
       <w:r>
         <w:rPr>

--- a/EXPORTS/DOCX/published/niveau2/Dutch/Museum.docx
+++ b/EXPORTS/DOCX/published/niveau2/Dutch/Museum.docx
@@ -393,7 +393,6 @@
       </w:r>
       <w:r>
         <w:rPr>
-          <w:u w:val="single" w:color="0000ff"/>
           <w:rFonts w:ascii="Charis SIL Regular" w:hAnsi="Charis SIL Regular" w:eastAsia="Charis SIL Regular"/>
           <w:b w:val="0"/>
           <w:i w:val="0"/>
@@ -785,7 +784,6 @@
           <w:i w:val="0"/>
           <w:color w:val="0000FF"/>
           <w:sz w:val="24"/>
-          <w:u w:val="single"/>
         </w:rPr>
         <w:hyperlink r:id="rId12" w:history="1">
           <w:r>
@@ -851,7 +849,25 @@
           <w:color w:val="000000"/>
           <w:sz w:val="24"/>
         </w:rPr>
-        <w:t>dam. De komst van objecten afkomstig uit gekolonisee</w:t>
+        <w:t>dam. De komst van objecten afkomstig uit ge</w:t>
+      </w:r>
+      <w:r>
+        <w:rPr>
+          <w:u w:val="single" w:color="0000ff"/>
+          <w:rFonts w:ascii="Charis SIL Regular" w:hAnsi="Charis SIL Regular" w:eastAsia="Charis SIL Regular"/>
+          <w:b w:val="0"/>
+          <w:i w:val="0"/>
+          <w:color w:val="000000"/>
+          <w:sz w:val="24"/>
+        </w:rPr>
+        <w:hyperlink r:id="rId12" w:history="1">
+          <w:r>
+            <w:rPr>
+              <w:rStyle w:val="Hyperlink"/>
+            </w:rPr>
+            <w:t>kolonisee</w:t>
+          </w:r>
+        </w:hyperlink>
       </w:r>
       <w:r>
         <w:rPr>
@@ -1972,7 +1988,7 @@
           <w:sz w:val="24"/>
           <w:u w:val="single"/>
         </w:rPr>
-        <w:hyperlink r:id="rId14" w:history="1">
+        <w:hyperlink r:id="rId19" w:history="1">
           <w:r>
             <w:rPr>
               <w:rStyle w:val="Hyperlink"/>
@@ -2548,7 +2564,7 @@
           <w:sz w:val="24"/>
           <w:u w:val="single"/>
         </w:rPr>
-        <w:hyperlink r:id="rId13" w:history="1">
+        <w:hyperlink r:id="rId20" w:history="1">
           <w:r>
             <w:rPr>
               <w:rStyle w:val="Hyperlink"/>
@@ -2566,7 +2582,7 @@
           <w:sz w:val="24"/>
           <w:u w:val="single"/>
         </w:rPr>
-        <w:hyperlink r:id="rId13" w:history="1">
+        <w:hyperlink r:id="rId20" w:history="1">
           <w:r>
             <w:rPr>
               <w:rStyle w:val="Hyperlink"/>
@@ -2584,7 +2600,7 @@
           <w:sz w:val="24"/>
           <w:u w:val="single"/>
         </w:rPr>
-        <w:hyperlink r:id="rId13" w:history="1">
+        <w:hyperlink r:id="rId20" w:history="1">
           <w:r>
             <w:rPr>
               <w:rStyle w:val="Hyperlink"/>
@@ -2602,7 +2618,7 @@
           <w:sz w:val="24"/>
           <w:u w:val="single"/>
         </w:rPr>
-        <w:hyperlink r:id="rId13" w:history="1">
+        <w:hyperlink r:id="rId20" w:history="1">
           <w:r>
             <w:rPr>
               <w:rStyle w:val="Hyperlink"/>
@@ -2631,7 +2647,7 @@
           <w:sz w:val="24"/>
           <w:u w:val="single"/>
         </w:rPr>
-        <w:hyperlink r:id="rId13" w:history="1">
+        <w:hyperlink r:id="rId20" w:history="1">
           <w:r>
             <w:rPr>
               <w:rStyle w:val="Hyperlink"/>
@@ -2649,7 +2665,7 @@
           <w:sz w:val="24"/>
           <w:u w:val="single"/>
         </w:rPr>
-        <w:hyperlink r:id="rId13" w:history="1">
+        <w:hyperlink r:id="rId20" w:history="1">
           <w:r>
             <w:rPr>
               <w:rStyle w:val="Hyperlink"/>
@@ -2667,7 +2683,7 @@
           <w:sz w:val="24"/>
           <w:u w:val="single"/>
         </w:rPr>
-        <w:hyperlink r:id="rId13" w:history="1">
+        <w:hyperlink r:id="rId20" w:history="1">
           <w:r>
             <w:rPr>
               <w:rStyle w:val="Hyperlink"/>
@@ -2852,8 +2868,110 @@
           <w:i w:val="0"/>
           <w:color w:val="0000FF"/>
           <w:sz w:val="24"/>
+          <w:u w:val="single"/>
         </w:rPr>
-        <w:t>Zendelingen en missionarisse</w:t>
+        <w:hyperlink r:id="rId20" w:history="1">
+          <w:r>
+            <w:rPr>
+              <w:rStyle w:val="Hyperlink"/>
+            </w:rPr>
+            <w:t>Zendelingen</w:t>
+          </w:r>
+        </w:hyperlink>
+      </w:r>
+      <w:r>
+        <w:rPr>
+          <w:rFonts w:ascii="Charis SIL Regular" w:hAnsi="Charis SIL Regular" w:eastAsia="Charis SIL Regular"/>
+          <w:b w:val="0"/>
+          <w:i w:val="0"/>
+          <w:color w:val="0000FF"/>
+          <w:sz w:val="24"/>
+          <w:u w:val="single"/>
+        </w:rPr>
+        <w:t xml:space="preserve"> </w:t>
+      </w:r>
+      <w:r>
+        <w:rPr>
+          <w:rFonts w:ascii="Charis SIL Regular" w:hAnsi="Charis SIL Regular" w:eastAsia="Charis SIL Regular"/>
+          <w:b w:val="0"/>
+          <w:i w:val="0"/>
+          <w:color w:val="0000FF"/>
+          <w:sz w:val="24"/>
+          <w:u w:val="single"/>
+        </w:rPr>
+        <w:hyperlink r:id="rId20" w:history="1">
+          <w:r>
+            <w:rPr>
+              <w:rStyle w:val="Hyperlink"/>
+            </w:rPr>
+            <w:t>en</w:t>
+          </w:r>
+        </w:hyperlink>
+      </w:r>
+      <w:r>
+        <w:rPr>
+          <w:rFonts w:ascii="Charis SIL Regular" w:hAnsi="Charis SIL Regular" w:eastAsia="Charis SIL Regular"/>
+          <w:b w:val="0"/>
+          <w:i w:val="0"/>
+          <w:color w:val="0000FF"/>
+          <w:sz w:val="24"/>
+          <w:u w:val="single"/>
+        </w:rPr>
+        <w:t xml:space="preserve"> </w:t>
+      </w:r>
+      <w:r>
+        <w:rPr>
+          <w:rFonts w:ascii="Charis SIL Regular" w:hAnsi="Charis SIL Regular" w:eastAsia="Charis SIL Regular"/>
+          <w:b w:val="0"/>
+          <w:i w:val="0"/>
+          <w:color w:val="0000FF"/>
+          <w:sz w:val="24"/>
+          <w:u w:val="single"/>
+        </w:rPr>
+        <w:hyperlink r:id="rId20" w:history="1">
+          <w:r>
+            <w:rPr>
+              <w:rStyle w:val="Hyperlink"/>
+            </w:rPr>
+            <w:t>m</w:t>
+          </w:r>
+        </w:hyperlink>
+      </w:r>
+      <w:r>
+        <w:rPr>
+          <w:rFonts w:ascii="Charis SIL Regular" w:hAnsi="Charis SIL Regular" w:eastAsia="Charis SIL Regular"/>
+          <w:b w:val="0"/>
+          <w:i w:val="0"/>
+          <w:color w:val="0000FF"/>
+          <w:sz w:val="24"/>
+          <w:u w:val="single"/>
+        </w:rPr>
+        <w:hyperlink r:id="rId20" w:history="1">
+          <w:r>
+            <w:rPr>
+              <w:rStyle w:val="Hyperlink"/>
+            </w:rPr>
+            <w:t>i</w:t>
+          </w:r>
+        </w:hyperlink>
+      </w:r>
+      <w:r>
+        <w:rPr>
+          <w:rFonts w:ascii="Charis SIL Regular" w:hAnsi="Charis SIL Regular" w:eastAsia="Charis SIL Regular"/>
+          <w:b w:val="0"/>
+          <w:i w:val="0"/>
+          <w:color w:val="0000FF"/>
+          <w:sz w:val="24"/>
+          <w:u w:val="single"/>
+        </w:rPr>
+        <w:hyperlink r:id="rId20" w:history="1">
+          <w:r>
+            <w:rPr>
+              <w:rStyle w:val="Hyperlink"/>
+            </w:rPr>
+            <w:t>ssionarisse</w:t>
+          </w:r>
+        </w:hyperlink>
       </w:r>
       <w:r>
         <w:rPr>

--- a/EXPORTS/DOCX/published/niveau2/Dutch/Museum.docx
+++ b/EXPORTS/DOCX/published/niveau2/Dutch/Museum.docx
@@ -371,35 +371,7 @@
           <w:color w:val="000000"/>
           <w:sz w:val="24"/>
         </w:rPr>
-        <w:t>, beide</w:t>
-      </w:r>
-      <w:r>
-        <w:rPr>
-          <w:u w:val="single" w:color="0000ff"/>
-          <w:rFonts w:ascii="Charis SIL Regular" w:hAnsi="Charis SIL Regular" w:eastAsia="Charis SIL Regular"/>
-          <w:b w:val="0"/>
-          <w:i w:val="0"/>
-          <w:color w:val="000000"/>
-          <w:sz w:val="24"/>
-        </w:rPr>
-        <w:hyperlink r:id="rId9" w:history="1">
-          <w:r>
-            <w:rPr>
-              <w:rStyle w:val="Hyperlink"/>
-            </w:rPr>
-            <w:t>n in de Zuid-</w:t>
-          </w:r>
-        </w:hyperlink>
-      </w:r>
-      <w:r>
-        <w:rPr>
-          <w:rFonts w:ascii="Charis SIL Regular" w:hAnsi="Charis SIL Regular" w:eastAsia="Charis SIL Regular"/>
-          <w:b w:val="0"/>
-          <w:i w:val="0"/>
-          <w:color w:val="000000"/>
-          <w:sz w:val="24"/>
-        </w:rPr>
-        <w:t>H</w:t>
+        <w:t>, beiden in de Zuid-H</w:t>
       </w:r>
       <w:r>
         <w:rPr>
@@ -784,6 +756,7 @@
           <w:i w:val="0"/>
           <w:color w:val="0000FF"/>
           <w:sz w:val="24"/>
+          <w:u w:val="single"/>
         </w:rPr>
         <w:hyperlink r:id="rId12" w:history="1">
           <w:r>
@@ -1959,7 +1932,7 @@
           <w:sz w:val="24"/>
           <w:u w:val="single"/>
         </w:rPr>
-        <w:hyperlink r:id="rId14" w:history="1">
+        <w:hyperlink r:id="rId19" w:history="1">
           <w:r>
             <w:rPr>
               <w:rStyle w:val="Hyperlink"/>
@@ -2017,7 +1990,7 @@
           <w:sz w:val="24"/>
           <w:u w:val="single"/>
         </w:rPr>
-        <w:hyperlink r:id="rId14" w:history="1">
+        <w:hyperlink r:id="rId19" w:history="1">
           <w:r>
             <w:rPr>
               <w:rStyle w:val="Hyperlink"/>
@@ -2046,7 +2019,7 @@
           <w:sz w:val="24"/>
           <w:u w:val="single"/>
         </w:rPr>
-        <w:hyperlink r:id="rId14" w:history="1">
+        <w:hyperlink r:id="rId19" w:history="1">
           <w:r>
             <w:rPr>
               <w:rStyle w:val="Hyperlink"/>
@@ -2064,7 +2037,7 @@
           <w:sz w:val="24"/>
           <w:u w:val="single"/>
         </w:rPr>
-        <w:hyperlink r:id="rId14" w:history="1">
+        <w:hyperlink r:id="rId19" w:history="1">
           <w:r>
             <w:rPr>
               <w:rStyle w:val="Hyperlink"/>
@@ -2082,7 +2055,7 @@
           <w:sz w:val="24"/>
           <w:u w:val="single"/>
         </w:rPr>
-        <w:hyperlink r:id="rId14" w:history="1">
+        <w:hyperlink r:id="rId19" w:history="1">
           <w:r>
             <w:rPr>
               <w:rStyle w:val="Hyperlink"/>
@@ -2111,7 +2084,7 @@
           <w:sz w:val="24"/>
           <w:u w:val="single"/>
         </w:rPr>
-        <w:hyperlink r:id="rId14" w:history="1">
+        <w:hyperlink r:id="rId19" w:history="1">
           <w:r>
             <w:rPr>
               <w:rStyle w:val="Hyperlink"/>
@@ -2140,7 +2113,7 @@
           <w:sz w:val="24"/>
           <w:u w:val="single"/>
         </w:rPr>
-        <w:hyperlink r:id="rId14" w:history="1">
+        <w:hyperlink r:id="rId19" w:history="1">
           <w:r>
             <w:rPr>
               <w:rStyle w:val="Hyperlink"/>
@@ -2564,7 +2537,7 @@
           <w:sz w:val="24"/>
           <w:u w:val="single"/>
         </w:rPr>
-        <w:hyperlink r:id="rId20" w:history="1">
+        <w:hyperlink r:id="rId13" w:history="1">
           <w:r>
             <w:rPr>
               <w:rStyle w:val="Hyperlink"/>
@@ -2582,7 +2555,7 @@
           <w:sz w:val="24"/>
           <w:u w:val="single"/>
         </w:rPr>
-        <w:hyperlink r:id="rId20" w:history="1">
+        <w:hyperlink r:id="rId13" w:history="1">
           <w:r>
             <w:rPr>
               <w:rStyle w:val="Hyperlink"/>
@@ -2600,7 +2573,7 @@
           <w:sz w:val="24"/>
           <w:u w:val="single"/>
         </w:rPr>
-        <w:hyperlink r:id="rId20" w:history="1">
+        <w:hyperlink r:id="rId13" w:history="1">
           <w:r>
             <w:rPr>
               <w:rStyle w:val="Hyperlink"/>
@@ -2618,7 +2591,7 @@
           <w:sz w:val="24"/>
           <w:u w:val="single"/>
         </w:rPr>
-        <w:hyperlink r:id="rId20" w:history="1">
+        <w:hyperlink r:id="rId13" w:history="1">
           <w:r>
             <w:rPr>
               <w:rStyle w:val="Hyperlink"/>
@@ -2647,7 +2620,7 @@
           <w:sz w:val="24"/>
           <w:u w:val="single"/>
         </w:rPr>
-        <w:hyperlink r:id="rId20" w:history="1">
+        <w:hyperlink r:id="rId13" w:history="1">
           <w:r>
             <w:rPr>
               <w:rStyle w:val="Hyperlink"/>
@@ -2665,7 +2638,7 @@
           <w:sz w:val="24"/>
           <w:u w:val="single"/>
         </w:rPr>
-        <w:hyperlink r:id="rId20" w:history="1">
+        <w:hyperlink r:id="rId13" w:history="1">
           <w:r>
             <w:rPr>
               <w:rStyle w:val="Hyperlink"/>
@@ -2683,7 +2656,7 @@
           <w:sz w:val="24"/>
           <w:u w:val="single"/>
         </w:rPr>
-        <w:hyperlink r:id="rId20" w:history="1">
+        <w:hyperlink r:id="rId13" w:history="1">
           <w:r>
             <w:rPr>
               <w:rStyle w:val="Hyperlink"/>
@@ -2712,7 +2685,7 @@
           <w:sz w:val="24"/>
           <w:u w:val="single"/>
         </w:rPr>
-        <w:hyperlink r:id="rId20" w:history="1">
+        <w:hyperlink r:id="rId13" w:history="1">
           <w:r>
             <w:rPr>
               <w:rStyle w:val="Hyperlink"/>
@@ -2730,7 +2703,7 @@
           <w:sz w:val="24"/>
           <w:u w:val="single"/>
         </w:rPr>
-        <w:hyperlink r:id="rId20" w:history="1">
+        <w:hyperlink r:id="rId13" w:history="1">
           <w:r>
             <w:rPr>
               <w:rStyle w:val="Hyperlink"/>
@@ -2759,7 +2732,7 @@
           <w:sz w:val="24"/>
           <w:u w:val="single"/>
         </w:rPr>
-        <w:hyperlink r:id="rId20" w:history="1">
+        <w:hyperlink r:id="rId13" w:history="1">
           <w:r>
             <w:rPr>
               <w:rStyle w:val="Hyperlink"/>
@@ -2777,7 +2750,7 @@
           <w:sz w:val="24"/>
           <w:u w:val="single"/>
         </w:rPr>
-        <w:hyperlink r:id="rId20" w:history="1">
+        <w:hyperlink r:id="rId13" w:history="1">
           <w:r>
             <w:rPr>
               <w:rStyle w:val="Hyperlink"/>
@@ -2795,7 +2768,7 @@
           <w:sz w:val="24"/>
           <w:u w:val="single"/>
         </w:rPr>
-        <w:hyperlink r:id="rId20" w:history="1">
+        <w:hyperlink r:id="rId13" w:history="1">
           <w:r>
             <w:rPr>
               <w:rStyle w:val="Hyperlink"/>
@@ -2824,7 +2797,7 @@
           <w:sz w:val="24"/>
           <w:u w:val="single"/>
         </w:rPr>
-        <w:hyperlink r:id="rId20" w:history="1">
+        <w:hyperlink r:id="rId13" w:history="1">
           <w:r>
             <w:rPr>
               <w:rStyle w:val="Hyperlink"/>
@@ -2928,7 +2901,7 @@
           <w:sz w:val="24"/>
           <w:u w:val="single"/>
         </w:rPr>
-        <w:hyperlink r:id="rId20" w:history="1">
+        <w:hyperlink r:id="rId15" w:history="1">
           <w:r>
             <w:rPr>
               <w:rStyle w:val="Hyperlink"/>
@@ -2946,7 +2919,7 @@
           <w:sz w:val="24"/>
           <w:u w:val="single"/>
         </w:rPr>
-        <w:hyperlink r:id="rId20" w:history="1">
+        <w:hyperlink r:id="rId15" w:history="1">
           <w:r>
             <w:rPr>
               <w:rStyle w:val="Hyperlink"/>
@@ -2964,7 +2937,7 @@
           <w:sz w:val="24"/>
           <w:u w:val="single"/>
         </w:rPr>
-        <w:hyperlink r:id="rId20" w:history="1">
+        <w:hyperlink r:id="rId15" w:history="1">
           <w:r>
             <w:rPr>
               <w:rStyle w:val="Hyperlink"/>
@@ -2982,7 +2955,7 @@
           <w:sz w:val="24"/>
           <w:u w:val="single"/>
         </w:rPr>
-        <w:hyperlink r:id="rId20" w:history="1">
+        <w:hyperlink r:id="rId15" w:history="1">
           <w:r>
             <w:rPr>
               <w:rStyle w:val="Hyperlink"/>

--- a/EXPORTS/DOCX/published/niveau2/Dutch/Museum.docx
+++ b/EXPORTS/DOCX/published/niveau2/Dutch/Museum.docx
@@ -371,7 +371,36 @@
           <w:color w:val="000000"/>
           <w:sz w:val="24"/>
         </w:rPr>
-        <w:t>, beiden in de Zuid-H</w:t>
+        <w:t>, beide</w:t>
+      </w:r>
+      <w:r>
+        <w:rPr>
+          <w:u w:val="single" w:color="0000ff"/>
+          <w:rFonts w:ascii="Charis SIL Regular" w:hAnsi="Charis SIL Regular" w:eastAsia="Charis SIL Regular"/>
+          <w:b w:val="0"/>
+          <w:i w:val="0"/>
+          <w:color w:val="000000"/>
+          <w:sz w:val="24"/>
+        </w:rPr>
+        <w:hyperlink r:id="rId9" w:history="1">
+          <w:r>
+            <w:rPr>
+              <w:rStyle w:val="Hyperlink"/>
+            </w:rPr>
+            <w:t>n in de Zuid-</w:t>
+          </w:r>
+        </w:hyperlink>
+      </w:r>
+      <w:r>
+        <w:rPr>
+          <w:u w:val="single" w:color="0000ff"/>
+          <w:rFonts w:ascii="Charis SIL Regular" w:hAnsi="Charis SIL Regular" w:eastAsia="Charis SIL Regular"/>
+          <w:b w:val="0"/>
+          <w:i w:val="0"/>
+          <w:color w:val="000000"/>
+          <w:sz w:val="24"/>
+        </w:rPr>
+        <w:t>H</w:t>
       </w:r>
       <w:r>
         <w:rPr>
@@ -787,14 +816,13 @@
       </w:r>
       <w:r>
         <w:rPr>
-          <w:u w:val="single" w:color="0000ff"/>
           <w:rFonts w:ascii="Charis SIL Regular" w:hAnsi="Charis SIL Regular" w:eastAsia="Charis SIL Regular"/>
           <w:b w:val="0"/>
           <w:i w:val="0"/>
           <w:color w:val="000000"/>
           <w:sz w:val="24"/>
         </w:rPr>
-        <w:t xml:space="preserve"> </w:t>
+        <w:t xml:space="preserve"> in Rotterdam. De komst van objecten afkomstig uit ge</w:t>
       </w:r>
       <w:r>
         <w:rPr>
@@ -805,78 +833,7 @@
           <w:color w:val="000000"/>
           <w:sz w:val="24"/>
         </w:rPr>
-        <w:hyperlink r:id="rId11" w:history="1">
-          <w:r>
-            <w:rPr>
-              <w:rStyle w:val="Hyperlink"/>
-            </w:rPr>
-            <w:t>in Rotter</w:t>
-          </w:r>
-        </w:hyperlink>
-      </w:r>
-      <w:r>
-        <w:rPr>
-          <w:rFonts w:ascii="Charis SIL Regular" w:hAnsi="Charis SIL Regular" w:eastAsia="Charis SIL Regular"/>
-          <w:b w:val="0"/>
-          <w:i w:val="0"/>
-          <w:color w:val="000000"/>
-          <w:sz w:val="24"/>
-        </w:rPr>
-        <w:t>dam. De komst van objecten afkomstig uit ge</w:t>
-      </w:r>
-      <w:r>
-        <w:rPr>
-          <w:u w:val="single" w:color="0000ff"/>
-          <w:rFonts w:ascii="Charis SIL Regular" w:hAnsi="Charis SIL Regular" w:eastAsia="Charis SIL Regular"/>
-          <w:b w:val="0"/>
-          <w:i w:val="0"/>
-          <w:color w:val="000000"/>
-          <w:sz w:val="24"/>
-        </w:rPr>
-        <w:hyperlink r:id="rId12" w:history="1">
-          <w:r>
-            <w:rPr>
-              <w:rStyle w:val="Hyperlink"/>
-            </w:rPr>
-            <w:t>kolonisee</w:t>
-          </w:r>
-        </w:hyperlink>
-      </w:r>
-      <w:r>
-        <w:rPr>
-          <w:u w:val="single" w:color="0000ff"/>
-          <w:rFonts w:ascii="Charis SIL Regular" w:hAnsi="Charis SIL Regular" w:eastAsia="Charis SIL Regular"/>
-          <w:b w:val="0"/>
-          <w:i w:val="0"/>
-          <w:color w:val="000000"/>
-          <w:sz w:val="24"/>
-        </w:rPr>
-        <w:hyperlink r:id="rId12" w:history="1">
-          <w:r>
-            <w:rPr>
-              <w:rStyle w:val="Hyperlink"/>
-            </w:rPr>
-            <w:t>rde g</w:t>
-          </w:r>
-        </w:hyperlink>
-      </w:r>
-      <w:r>
-        <w:rPr>
-          <w:u w:val="single" w:color="0000ff"/>
-          <w:rFonts w:ascii="Charis SIL Regular" w:hAnsi="Charis SIL Regular" w:eastAsia="Charis SIL Regular"/>
-          <w:b w:val="0"/>
-          <w:i w:val="0"/>
-          <w:color w:val="000000"/>
-          <w:sz w:val="24"/>
-        </w:rPr>
-        <w:hyperlink r:id="rId12" w:history="1">
-          <w:r>
-            <w:rPr>
-              <w:rStyle w:val="Hyperlink"/>
-            </w:rPr>
-            <w:t>ebiede</w:t>
-          </w:r>
-        </w:hyperlink>
+        <w:t>koloniseerde gebiede</w:t>
       </w:r>
       <w:r>
         <w:rPr>
@@ -1932,7 +1889,7 @@
           <w:sz w:val="24"/>
           <w:u w:val="single"/>
         </w:rPr>
-        <w:hyperlink r:id="rId19" w:history="1">
+        <w:hyperlink r:id="rId14" w:history="1">
           <w:r>
             <w:rPr>
               <w:rStyle w:val="Hyperlink"/>
@@ -1961,7 +1918,7 @@
           <w:sz w:val="24"/>
           <w:u w:val="single"/>
         </w:rPr>
-        <w:hyperlink r:id="rId19" w:history="1">
+        <w:hyperlink r:id="rId14" w:history="1">
           <w:r>
             <w:rPr>
               <w:rStyle w:val="Hyperlink"/>
@@ -1990,7 +1947,7 @@
           <w:sz w:val="24"/>
           <w:u w:val="single"/>
         </w:rPr>
-        <w:hyperlink r:id="rId19" w:history="1">
+        <w:hyperlink r:id="rId14" w:history="1">
           <w:r>
             <w:rPr>
               <w:rStyle w:val="Hyperlink"/>
@@ -2019,7 +1976,7 @@
           <w:sz w:val="24"/>
           <w:u w:val="single"/>
         </w:rPr>
-        <w:hyperlink r:id="rId19" w:history="1">
+        <w:hyperlink r:id="rId14" w:history="1">
           <w:r>
             <w:rPr>
               <w:rStyle w:val="Hyperlink"/>
@@ -2037,7 +1994,7 @@
           <w:sz w:val="24"/>
           <w:u w:val="single"/>
         </w:rPr>
-        <w:hyperlink r:id="rId19" w:history="1">
+        <w:hyperlink r:id="rId14" w:history="1">
           <w:r>
             <w:rPr>
               <w:rStyle w:val="Hyperlink"/>
@@ -2055,7 +2012,7 @@
           <w:sz w:val="24"/>
           <w:u w:val="single"/>
         </w:rPr>
-        <w:hyperlink r:id="rId19" w:history="1">
+        <w:hyperlink r:id="rId14" w:history="1">
           <w:r>
             <w:rPr>
               <w:rStyle w:val="Hyperlink"/>
@@ -2084,7 +2041,7 @@
           <w:sz w:val="24"/>
           <w:u w:val="single"/>
         </w:rPr>
-        <w:hyperlink r:id="rId19" w:history="1">
+        <w:hyperlink r:id="rId14" w:history="1">
           <w:r>
             <w:rPr>
               <w:rStyle w:val="Hyperlink"/>
@@ -2113,7 +2070,7 @@
           <w:sz w:val="24"/>
           <w:u w:val="single"/>
         </w:rPr>
-        <w:hyperlink r:id="rId19" w:history="1">
+        <w:hyperlink r:id="rId14" w:history="1">
           <w:r>
             <w:rPr>
               <w:rStyle w:val="Hyperlink"/>
@@ -2314,7 +2271,7 @@
           <w:sz w:val="24"/>
           <w:u w:val="single"/>
         </w:rPr>
-        <w:hyperlink r:id="rId19" w:history="1">
+        <w:hyperlink r:id="rId13" w:history="1">
           <w:r>
             <w:rPr>
               <w:rStyle w:val="Hyperlink"/>
@@ -2332,7 +2289,7 @@
           <w:sz w:val="24"/>
           <w:u w:val="single"/>
         </w:rPr>
-        <w:hyperlink r:id="rId19" w:history="1">
+        <w:hyperlink r:id="rId13" w:history="1">
           <w:r>
             <w:rPr>
               <w:rStyle w:val="Hyperlink"/>
@@ -2350,7 +2307,7 @@
           <w:sz w:val="24"/>
           <w:u w:val="single"/>
         </w:rPr>
-        <w:hyperlink r:id="rId19" w:history="1">
+        <w:hyperlink r:id="rId13" w:history="1">
           <w:r>
             <w:rPr>
               <w:rStyle w:val="Hyperlink"/>
@@ -2368,7 +2325,7 @@
           <w:sz w:val="24"/>
           <w:u w:val="single"/>
         </w:rPr>
-        <w:hyperlink r:id="rId19" w:history="1">
+        <w:hyperlink r:id="rId13" w:history="1">
           <w:r>
             <w:rPr>
               <w:rStyle w:val="Hyperlink"/>
@@ -2397,7 +2354,7 @@
           <w:sz w:val="24"/>
           <w:u w:val="single"/>
         </w:rPr>
-        <w:hyperlink r:id="rId19" w:history="1">
+        <w:hyperlink r:id="rId13" w:history="1">
           <w:r>
             <w:rPr>
               <w:rStyle w:val="Hyperlink"/>
@@ -2426,7 +2383,7 @@
           <w:sz w:val="24"/>
           <w:u w:val="single"/>
         </w:rPr>
-        <w:hyperlink r:id="rId19" w:history="1">
+        <w:hyperlink r:id="rId13" w:history="1">
           <w:r>
             <w:rPr>
               <w:rStyle w:val="Hyperlink"/>
@@ -2444,7 +2401,7 @@
           <w:sz w:val="24"/>
           <w:u w:val="single"/>
         </w:rPr>
-        <w:hyperlink r:id="rId19" w:history="1">
+        <w:hyperlink r:id="rId13" w:history="1">
           <w:r>
             <w:rPr>
               <w:rStyle w:val="Hyperlink"/>
@@ -2462,7 +2419,7 @@
           <w:sz w:val="24"/>
           <w:u w:val="single"/>
         </w:rPr>
-        <w:hyperlink r:id="rId19" w:history="1">
+        <w:hyperlink r:id="rId13" w:history="1">
           <w:r>
             <w:rPr>
               <w:rStyle w:val="Hyperlink"/>
@@ -2491,7 +2448,7 @@
           <w:sz w:val="24"/>
           <w:u w:val="single"/>
         </w:rPr>
-        <w:hyperlink r:id="rId19" w:history="1">
+        <w:hyperlink r:id="rId13" w:history="1">
           <w:r>
             <w:rPr>
               <w:rStyle w:val="Hyperlink"/>
@@ -2535,52 +2492,8 @@
           <w:i w:val="0"/>
           <w:color w:val="0000FF"/>
           <w:sz w:val="24"/>
-          <w:u w:val="single"/>
         </w:rPr>
-        <w:hyperlink r:id="rId13" w:history="1">
-          <w:r>
-            <w:rPr>
-              <w:rStyle w:val="Hyperlink"/>
-            </w:rPr>
-            <w:t>Weten</w:t>
-          </w:r>
-        </w:hyperlink>
-      </w:r>
-      <w:r>
-        <w:rPr>
-          <w:rFonts w:ascii="Charis SIL Regular" w:hAnsi="Charis SIL Regular" w:eastAsia="Charis SIL Regular"/>
-          <w:b w:val="0"/>
-          <w:i w:val="0"/>
-          <w:color w:val="0000FF"/>
-          <w:sz w:val="24"/>
-          <w:u w:val="single"/>
-        </w:rPr>
-        <w:hyperlink r:id="rId13" w:history="1">
-          <w:r>
-            <w:rPr>
-              <w:rStyle w:val="Hyperlink"/>
-            </w:rPr>
-            <w:t>s</w:t>
-          </w:r>
-        </w:hyperlink>
-      </w:r>
-      <w:r>
-        <w:rPr>
-          <w:rFonts w:ascii="Charis SIL Regular" w:hAnsi="Charis SIL Regular" w:eastAsia="Charis SIL Regular"/>
-          <w:b w:val="0"/>
-          <w:i w:val="0"/>
-          <w:color w:val="0000FF"/>
-          <w:sz w:val="24"/>
-          <w:u w:val="single"/>
-        </w:rPr>
-        <w:hyperlink r:id="rId13" w:history="1">
-          <w:r>
-            <w:rPr>
-              <w:rStyle w:val="Hyperlink"/>
-            </w:rPr>
-            <w:t>ch</w:t>
-          </w:r>
-        </w:hyperlink>
+        <w:t>Wetensch</w:t>
       </w:r>
       <w:r>
         <w:rPr>
@@ -2901,7 +2814,7 @@
           <w:sz w:val="24"/>
           <w:u w:val="single"/>
         </w:rPr>
-        <w:hyperlink r:id="rId15" w:history="1">
+        <w:hyperlink r:id="rId20" w:history="1">
           <w:r>
             <w:rPr>
               <w:rStyle w:val="Hyperlink"/>
@@ -2919,7 +2832,7 @@
           <w:sz w:val="24"/>
           <w:u w:val="single"/>
         </w:rPr>
-        <w:hyperlink r:id="rId15" w:history="1">
+        <w:hyperlink r:id="rId20" w:history="1">
           <w:r>
             <w:rPr>
               <w:rStyle w:val="Hyperlink"/>
@@ -2937,7 +2850,7 @@
           <w:sz w:val="24"/>
           <w:u w:val="single"/>
         </w:rPr>
-        <w:hyperlink r:id="rId15" w:history="1">
+        <w:hyperlink r:id="rId20" w:history="1">
           <w:r>
             <w:rPr>
               <w:rStyle w:val="Hyperlink"/>
@@ -2955,7 +2868,7 @@
           <w:sz w:val="24"/>
           <w:u w:val="single"/>
         </w:rPr>
-        <w:hyperlink r:id="rId15" w:history="1">
+        <w:hyperlink r:id="rId20" w:history="1">
           <w:r>
             <w:rPr>
               <w:rStyle w:val="Hyperlink"/>

--- a/EXPORTS/DOCX/published/niveau2/Dutch/Museum.docx
+++ b/EXPORTS/DOCX/published/niveau2/Dutch/Museum.docx
@@ -371,54 +371,7 @@
           <w:color w:val="000000"/>
           <w:sz w:val="24"/>
         </w:rPr>
-        <w:t>, beide</w:t>
-      </w:r>
-      <w:r>
-        <w:rPr>
-          <w:u w:val="single" w:color="0000ff"/>
-          <w:rFonts w:ascii="Charis SIL Regular" w:hAnsi="Charis SIL Regular" w:eastAsia="Charis SIL Regular"/>
-          <w:b w:val="0"/>
-          <w:i w:val="0"/>
-          <w:color w:val="000000"/>
-          <w:sz w:val="24"/>
-        </w:rPr>
-        <w:hyperlink r:id="rId9" w:history="1">
-          <w:r>
-            <w:rPr>
-              <w:rStyle w:val="Hyperlink"/>
-            </w:rPr>
-            <w:t>n in de Zuid-</w:t>
-          </w:r>
-        </w:hyperlink>
-      </w:r>
-      <w:r>
-        <w:rPr>
-          <w:u w:val="single" w:color="0000ff"/>
-          <w:rFonts w:ascii="Charis SIL Regular" w:hAnsi="Charis SIL Regular" w:eastAsia="Charis SIL Regular"/>
-          <w:b w:val="0"/>
-          <w:i w:val="0"/>
-          <w:color w:val="000000"/>
-          <w:sz w:val="24"/>
-        </w:rPr>
-        <w:t>H</w:t>
-      </w:r>
-      <w:r>
-        <w:rPr>
-          <w:u w:val="single" w:color="0000ff"/>
-          <w:rFonts w:ascii="Charis SIL Regular" w:hAnsi="Charis SIL Regular" w:eastAsia="Charis SIL Regular"/>
-          <w:b w:val="0"/>
-          <w:i w:val="0"/>
-          <w:color w:val="000000"/>
-          <w:sz w:val="24"/>
-        </w:rPr>
-        <w:hyperlink r:id="rId9" w:history="1">
-          <w:r>
-            <w:rPr>
-              <w:rStyle w:val="Hyperlink"/>
-            </w:rPr>
-            <w:t>olla</w:t>
-          </w:r>
-        </w:hyperlink>
+        <w:t>, beiden in de Zuid-Holla</w:t>
       </w:r>
       <w:r>
         <w:rPr>
@@ -816,13 +769,14 @@
       </w:r>
       <w:r>
         <w:rPr>
+          <w:u w:val="single" w:color="0000ff"/>
           <w:rFonts w:ascii="Charis SIL Regular" w:hAnsi="Charis SIL Regular" w:eastAsia="Charis SIL Regular"/>
           <w:b w:val="0"/>
           <w:i w:val="0"/>
           <w:color w:val="000000"/>
           <w:sz w:val="24"/>
         </w:rPr>
-        <w:t xml:space="preserve"> in Rotterdam. De komst van objecten afkomstig uit ge</w:t>
+        <w:t xml:space="preserve"> </w:t>
       </w:r>
       <w:r>
         <w:rPr>
@@ -833,7 +787,78 @@
           <w:color w:val="000000"/>
           <w:sz w:val="24"/>
         </w:rPr>
-        <w:t>koloniseerde gebiede</w:t>
+        <w:hyperlink r:id="rId11" w:history="1">
+          <w:r>
+            <w:rPr>
+              <w:rStyle w:val="Hyperlink"/>
+            </w:rPr>
+            <w:t>in Rotter</w:t>
+          </w:r>
+        </w:hyperlink>
+      </w:r>
+      <w:r>
+        <w:rPr>
+          <w:rFonts w:ascii="Charis SIL Regular" w:hAnsi="Charis SIL Regular" w:eastAsia="Charis SIL Regular"/>
+          <w:b w:val="0"/>
+          <w:i w:val="0"/>
+          <w:color w:val="000000"/>
+          <w:sz w:val="24"/>
+        </w:rPr>
+        <w:t>dam. De komst van objecten afkomstig uit ge</w:t>
+      </w:r>
+      <w:r>
+        <w:rPr>
+          <w:u w:val="single" w:color="0000ff"/>
+          <w:rFonts w:ascii="Charis SIL Regular" w:hAnsi="Charis SIL Regular" w:eastAsia="Charis SIL Regular"/>
+          <w:b w:val="0"/>
+          <w:i w:val="0"/>
+          <w:color w:val="000000"/>
+          <w:sz w:val="24"/>
+        </w:rPr>
+        <w:hyperlink r:id="rId12" w:history="1">
+          <w:r>
+            <w:rPr>
+              <w:rStyle w:val="Hyperlink"/>
+            </w:rPr>
+            <w:t>kolonisee</w:t>
+          </w:r>
+        </w:hyperlink>
+      </w:r>
+      <w:r>
+        <w:rPr>
+          <w:u w:val="single" w:color="0000ff"/>
+          <w:rFonts w:ascii="Charis SIL Regular" w:hAnsi="Charis SIL Regular" w:eastAsia="Charis SIL Regular"/>
+          <w:b w:val="0"/>
+          <w:i w:val="0"/>
+          <w:color w:val="000000"/>
+          <w:sz w:val="24"/>
+        </w:rPr>
+        <w:hyperlink r:id="rId12" w:history="1">
+          <w:r>
+            <w:rPr>
+              <w:rStyle w:val="Hyperlink"/>
+            </w:rPr>
+            <w:t>rde g</w:t>
+          </w:r>
+        </w:hyperlink>
+      </w:r>
+      <w:r>
+        <w:rPr>
+          <w:u w:val="single" w:color="0000ff"/>
+          <w:rFonts w:ascii="Charis SIL Regular" w:hAnsi="Charis SIL Regular" w:eastAsia="Charis SIL Regular"/>
+          <w:b w:val="0"/>
+          <w:i w:val="0"/>
+          <w:color w:val="000000"/>
+          <w:sz w:val="24"/>
+        </w:rPr>
+        <w:hyperlink r:id="rId12" w:history="1">
+          <w:r>
+            <w:rPr>
+              <w:rStyle w:val="Hyperlink"/>
+            </w:rPr>
+            <w:t>ebiede</w:t>
+          </w:r>
+        </w:hyperlink>
       </w:r>
       <w:r>
         <w:rPr>
@@ -2271,12 +2296,189 @@
           <w:sz w:val="24"/>
           <w:u w:val="single"/>
         </w:rPr>
-        <w:hyperlink r:id="rId13" w:history="1">
+        <w:hyperlink r:id="rId19" w:history="1">
           <w:r>
             <w:rPr>
               <w:rStyle w:val="Hyperlink"/>
             </w:rPr>
             <w:t>ma</w:t>
+          </w:r>
+        </w:hyperlink>
+      </w:r>
+      <w:r>
+        <w:rPr>
+          <w:rFonts w:ascii="Charis SIL Regular" w:hAnsi="Charis SIL Regular" w:eastAsia="Charis SIL Regular"/>
+          <w:b w:val="0"/>
+          <w:i w:val="0"/>
+          <w:color w:val="0000FF"/>
+          <w:sz w:val="24"/>
+          <w:u w:val="single"/>
+        </w:rPr>
+        <w:hyperlink r:id="rId19" w:history="1">
+          <w:r>
+            <w:rPr>
+              <w:rStyle w:val="Hyperlink"/>
+            </w:rPr>
+            <w:t>rineperso</w:t>
+          </w:r>
+        </w:hyperlink>
+      </w:r>
+      <w:r>
+        <w:rPr>
+          <w:rFonts w:ascii="Charis SIL Regular" w:hAnsi="Charis SIL Regular" w:eastAsia="Charis SIL Regular"/>
+          <w:b w:val="0"/>
+          <w:i w:val="0"/>
+          <w:color w:val="0000FF"/>
+          <w:sz w:val="24"/>
+          <w:u w:val="single"/>
+        </w:rPr>
+        <w:hyperlink r:id="rId19" w:history="1">
+          <w:r>
+            <w:rPr>
+              <w:rStyle w:val="Hyperlink"/>
+            </w:rPr>
+            <w:t>nee</w:t>
+          </w:r>
+        </w:hyperlink>
+      </w:r>
+      <w:r>
+        <w:rPr>
+          <w:rFonts w:ascii="Charis SIL Regular" w:hAnsi="Charis SIL Regular" w:eastAsia="Charis SIL Regular"/>
+          <w:b w:val="0"/>
+          <w:i w:val="0"/>
+          <w:color w:val="0000FF"/>
+          <w:sz w:val="24"/>
+          <w:u w:val="single"/>
+        </w:rPr>
+        <w:hyperlink r:id="rId19" w:history="1">
+          <w:r>
+            <w:rPr>
+              <w:rStyle w:val="Hyperlink"/>
+            </w:rPr>
+            <w:t>l</w:t>
+          </w:r>
+        </w:hyperlink>
+      </w:r>
+      <w:r>
+        <w:rPr>
+          <w:rFonts w:ascii="Charis SIL Regular" w:hAnsi="Charis SIL Regular" w:eastAsia="Charis SIL Regular"/>
+          <w:b w:val="0"/>
+          <w:i w:val="0"/>
+          <w:color w:val="0000FF"/>
+          <w:sz w:val="24"/>
+          <w:u w:val="single"/>
+        </w:rPr>
+        <w:t xml:space="preserve"> </w:t>
+      </w:r>
+      <w:r>
+        <w:rPr>
+          <w:rFonts w:ascii="Charis SIL Regular" w:hAnsi="Charis SIL Regular" w:eastAsia="Charis SIL Regular"/>
+          <w:b w:val="0"/>
+          <w:i w:val="0"/>
+          <w:color w:val="0000FF"/>
+          <w:sz w:val="24"/>
+          <w:u w:val="single"/>
+        </w:rPr>
+        <w:hyperlink r:id="rId19" w:history="1">
+          <w:r>
+            <w:rPr>
+              <w:rStyle w:val="Hyperlink"/>
+            </w:rPr>
+            <w:t>in</w:t>
+          </w:r>
+        </w:hyperlink>
+      </w:r>
+      <w:r>
+        <w:rPr>
+          <w:rFonts w:ascii="Charis SIL Regular" w:hAnsi="Charis SIL Regular" w:eastAsia="Charis SIL Regular"/>
+          <w:b w:val="0"/>
+          <w:i w:val="0"/>
+          <w:color w:val="0000FF"/>
+          <w:sz w:val="24"/>
+          <w:u w:val="single"/>
+        </w:rPr>
+        <w:t xml:space="preserve"> </w:t>
+      </w:r>
+      <w:r>
+        <w:rPr>
+          <w:rFonts w:ascii="Charis SIL Regular" w:hAnsi="Charis SIL Regular" w:eastAsia="Charis SIL Regular"/>
+          <w:b w:val="0"/>
+          <w:i w:val="0"/>
+          <w:color w:val="0000FF"/>
+          <w:sz w:val="24"/>
+          <w:u w:val="single"/>
+        </w:rPr>
+        <w:hyperlink r:id="rId19" w:history="1">
+          <w:r>
+            <w:rPr>
+              <w:rStyle w:val="Hyperlink"/>
+            </w:rPr>
+            <w:t>gekolonis</w:t>
+          </w:r>
+        </w:hyperlink>
+      </w:r>
+      <w:r>
+        <w:rPr>
+          <w:rFonts w:ascii="Charis SIL Regular" w:hAnsi="Charis SIL Regular" w:eastAsia="Charis SIL Regular"/>
+          <w:b w:val="0"/>
+          <w:i w:val="0"/>
+          <w:color w:val="0000FF"/>
+          <w:sz w:val="24"/>
+          <w:u w:val="single"/>
+        </w:rPr>
+        <w:hyperlink r:id="rId19" w:history="1">
+          <w:r>
+            <w:rPr>
+              <w:rStyle w:val="Hyperlink"/>
+            </w:rPr>
+            <w:t>e</w:t>
+          </w:r>
+        </w:hyperlink>
+      </w:r>
+      <w:r>
+        <w:rPr>
+          <w:rFonts w:ascii="Charis SIL Regular" w:hAnsi="Charis SIL Regular" w:eastAsia="Charis SIL Regular"/>
+          <w:b w:val="0"/>
+          <w:i w:val="0"/>
+          <w:color w:val="0000FF"/>
+          <w:sz w:val="24"/>
+          <w:u w:val="single"/>
+        </w:rPr>
+        <w:hyperlink r:id="rId19" w:history="1">
+          <w:r>
+            <w:rPr>
+              <w:rStyle w:val="Hyperlink"/>
+            </w:rPr>
+            <w:t>erde</w:t>
+          </w:r>
+        </w:hyperlink>
+      </w:r>
+      <w:r>
+        <w:rPr>
+          <w:rFonts w:ascii="Charis SIL Regular" w:hAnsi="Charis SIL Regular" w:eastAsia="Charis SIL Regular"/>
+          <w:b w:val="0"/>
+          <w:i w:val="0"/>
+          <w:color w:val="0000FF"/>
+          <w:sz w:val="24"/>
+          <w:u w:val="single"/>
+        </w:rPr>
+        <w:t xml:space="preserve"> </w:t>
+      </w:r>
+      <w:r>
+        <w:rPr>
+          <w:rFonts w:ascii="Charis SIL Regular" w:hAnsi="Charis SIL Regular" w:eastAsia="Charis SIL Regular"/>
+          <w:b w:val="0"/>
+          <w:i w:val="0"/>
+          <w:color w:val="0000FF"/>
+          <w:sz w:val="24"/>
+          <w:u w:val="single"/>
+        </w:rPr>
+        <w:hyperlink r:id="rId19" w:history="1">
+          <w:r>
+            <w:rPr>
+              <w:rStyle w:val="Hyperlink"/>
+            </w:rPr>
+            <w:t>ge</w:t>
           </w:r>
         </w:hyperlink>
       </w:r>
@@ -2294,9 +2496,19 @@
             <w:rPr>
               <w:rStyle w:val="Hyperlink"/>
             </w:rPr>
-            <w:t>rineperso</w:t>
+            <w:t>bieden</w:t>
           </w:r>
         </w:hyperlink>
+      </w:r>
+      <w:r>
+        <w:rPr>
+          <w:rFonts w:ascii="Charis SIL Regular" w:hAnsi="Charis SIL Regular" w:eastAsia="Charis SIL Regular"/>
+          <w:b w:val="0"/>
+          <w:i w:val="0"/>
+          <w:color w:val="000000"/>
+          <w:sz w:val="24"/>
+        </w:rPr>
+        <w:t xml:space="preserve">•  </w:t>
       </w:r>
       <w:r>
         <w:rPr>
@@ -2312,7 +2524,7 @@
             <w:rPr>
               <w:rStyle w:val="Hyperlink"/>
             </w:rPr>
-            <w:t>nee</w:t>
+            <w:t>Weten</w:t>
           </w:r>
         </w:hyperlink>
       </w:r>
@@ -2330,20 +2542,9 @@
             <w:rPr>
               <w:rStyle w:val="Hyperlink"/>
             </w:rPr>
-            <w:t>l</w:t>
+            <w:t>s</w:t>
           </w:r>
         </w:hyperlink>
-      </w:r>
-      <w:r>
-        <w:rPr>
-          <w:rFonts w:ascii="Charis SIL Regular" w:hAnsi="Charis SIL Regular" w:eastAsia="Charis SIL Regular"/>
-          <w:b w:val="0"/>
-          <w:i w:val="0"/>
-          <w:color w:val="0000FF"/>
-          <w:sz w:val="24"/>
-          <w:u w:val="single"/>
-        </w:rPr>
-        <w:t xml:space="preserve"> </w:t>
       </w:r>
       <w:r>
         <w:rPr>
@@ -2359,20 +2560,9 @@
             <w:rPr>
               <w:rStyle w:val="Hyperlink"/>
             </w:rPr>
-            <w:t>in</w:t>
+            <w:t>ch</w:t>
           </w:r>
         </w:hyperlink>
-      </w:r>
-      <w:r>
-        <w:rPr>
-          <w:rFonts w:ascii="Charis SIL Regular" w:hAnsi="Charis SIL Regular" w:eastAsia="Charis SIL Regular"/>
-          <w:b w:val="0"/>
-          <w:i w:val="0"/>
-          <w:color w:val="0000FF"/>
-          <w:sz w:val="24"/>
-          <w:u w:val="single"/>
-        </w:rPr>
-        <w:t xml:space="preserve"> </w:t>
       </w:r>
       <w:r>
         <w:rPr>
@@ -2388,7 +2578,36 @@
             <w:rPr>
               <w:rStyle w:val="Hyperlink"/>
             </w:rPr>
-            <w:t>gekolonis</w:t>
+            <w:t>appelijk</w:t>
+          </w:r>
+        </w:hyperlink>
+      </w:r>
+      <w:r>
+        <w:rPr>
+          <w:rFonts w:ascii="Charis SIL Regular" w:hAnsi="Charis SIL Regular" w:eastAsia="Charis SIL Regular"/>
+          <w:b w:val="0"/>
+          <w:i w:val="0"/>
+          <w:color w:val="0000FF"/>
+          <w:sz w:val="24"/>
+          <w:u w:val="single"/>
+        </w:rPr>
+        <w:t xml:space="preserve"> </w:t>
+      </w:r>
+      <w:r>
+        <w:rPr>
+          <w:rFonts w:ascii="Charis SIL Regular" w:hAnsi="Charis SIL Regular" w:eastAsia="Charis SIL Regular"/>
+          <w:b w:val="0"/>
+          <w:i w:val="0"/>
+          <w:color w:val="0000FF"/>
+          <w:sz w:val="24"/>
+          <w:u w:val="single"/>
+        </w:rPr>
+        <w:hyperlink r:id="rId13" w:history="1">
+          <w:r>
+            <w:rPr>
+              <w:rStyle w:val="Hyperlink"/>
+            </w:rPr>
+            <w:t>onderzo</w:t>
           </w:r>
         </w:hyperlink>
       </w:r>
@@ -2424,7 +2643,7 @@
             <w:rPr>
               <w:rStyle w:val="Hyperlink"/>
             </w:rPr>
-            <w:t>erde</w:t>
+            <w:t>k</w:t>
           </w:r>
         </w:hyperlink>
       </w:r>
@@ -2453,7 +2672,7 @@
             <w:rPr>
               <w:rStyle w:val="Hyperlink"/>
             </w:rPr>
-            <w:t>ge</w:t>
+            <w:t>i</w:t>
           </w:r>
         </w:hyperlink>
       </w:r>
@@ -2471,19 +2690,9 @@
             <w:rPr>
               <w:rStyle w:val="Hyperlink"/>
             </w:rPr>
-            <w:t>bieden</w:t>
+            <w:t>n</w:t>
           </w:r>
         </w:hyperlink>
-      </w:r>
-      <w:r>
-        <w:rPr>
-          <w:rFonts w:ascii="Charis SIL Regular" w:hAnsi="Charis SIL Regular" w:eastAsia="Charis SIL Regular"/>
-          <w:b w:val="0"/>
-          <w:i w:val="0"/>
-          <w:color w:val="000000"/>
-          <w:sz w:val="24"/>
-        </w:rPr>
-        <w:t xml:space="preserve">•  </w:t>
       </w:r>
       <w:r>
         <w:rPr>
@@ -2492,8 +2701,9 @@
           <w:i w:val="0"/>
           <w:color w:val="0000FF"/>
           <w:sz w:val="24"/>
+          <w:u w:val="single"/>
         </w:rPr>
-        <w:t>Wetensch</w:t>
+        <w:t xml:space="preserve"> </w:t>
       </w:r>
       <w:r>
         <w:rPr>
@@ -2509,20 +2719,9 @@
             <w:rPr>
               <w:rStyle w:val="Hyperlink"/>
             </w:rPr>
-            <w:t>appelijk</w:t>
+            <w:t>gekoloniseer</w:t>
           </w:r>
         </w:hyperlink>
-      </w:r>
-      <w:r>
-        <w:rPr>
-          <w:rFonts w:ascii="Charis SIL Regular" w:hAnsi="Charis SIL Regular" w:eastAsia="Charis SIL Regular"/>
-          <w:b w:val="0"/>
-          <w:i w:val="0"/>
-          <w:color w:val="0000FF"/>
-          <w:sz w:val="24"/>
-          <w:u w:val="single"/>
-        </w:rPr>
-        <w:t xml:space="preserve"> </w:t>
       </w:r>
       <w:r>
         <w:rPr>
@@ -2538,7 +2737,7 @@
             <w:rPr>
               <w:rStyle w:val="Hyperlink"/>
             </w:rPr>
-            <w:t>onderzo</w:t>
+            <w:t>d</w:t>
           </w:r>
         </w:hyperlink>
       </w:r>
@@ -2569,136 +2768,6 @@
           <w:sz w:val="24"/>
           <w:u w:val="single"/>
         </w:rPr>
-        <w:hyperlink r:id="rId13" w:history="1">
-          <w:r>
-            <w:rPr>
-              <w:rStyle w:val="Hyperlink"/>
-            </w:rPr>
-            <w:t>k</w:t>
-          </w:r>
-        </w:hyperlink>
-      </w:r>
-      <w:r>
-        <w:rPr>
-          <w:rFonts w:ascii="Charis SIL Regular" w:hAnsi="Charis SIL Regular" w:eastAsia="Charis SIL Regular"/>
-          <w:b w:val="0"/>
-          <w:i w:val="0"/>
-          <w:color w:val="0000FF"/>
-          <w:sz w:val="24"/>
-          <w:u w:val="single"/>
-        </w:rPr>
-        <w:t xml:space="preserve"> </w:t>
-      </w:r>
-      <w:r>
-        <w:rPr>
-          <w:rFonts w:ascii="Charis SIL Regular" w:hAnsi="Charis SIL Regular" w:eastAsia="Charis SIL Regular"/>
-          <w:b w:val="0"/>
-          <w:i w:val="0"/>
-          <w:color w:val="0000FF"/>
-          <w:sz w:val="24"/>
-          <w:u w:val="single"/>
-        </w:rPr>
-        <w:hyperlink r:id="rId13" w:history="1">
-          <w:r>
-            <w:rPr>
-              <w:rStyle w:val="Hyperlink"/>
-            </w:rPr>
-            <w:t>i</w:t>
-          </w:r>
-        </w:hyperlink>
-      </w:r>
-      <w:r>
-        <w:rPr>
-          <w:rFonts w:ascii="Charis SIL Regular" w:hAnsi="Charis SIL Regular" w:eastAsia="Charis SIL Regular"/>
-          <w:b w:val="0"/>
-          <w:i w:val="0"/>
-          <w:color w:val="0000FF"/>
-          <w:sz w:val="24"/>
-          <w:u w:val="single"/>
-        </w:rPr>
-        <w:hyperlink r:id="rId13" w:history="1">
-          <w:r>
-            <w:rPr>
-              <w:rStyle w:val="Hyperlink"/>
-            </w:rPr>
-            <w:t>n</w:t>
-          </w:r>
-        </w:hyperlink>
-      </w:r>
-      <w:r>
-        <w:rPr>
-          <w:rFonts w:ascii="Charis SIL Regular" w:hAnsi="Charis SIL Regular" w:eastAsia="Charis SIL Regular"/>
-          <w:b w:val="0"/>
-          <w:i w:val="0"/>
-          <w:color w:val="0000FF"/>
-          <w:sz w:val="24"/>
-          <w:u w:val="single"/>
-        </w:rPr>
-        <w:t xml:space="preserve"> </w:t>
-      </w:r>
-      <w:r>
-        <w:rPr>
-          <w:rFonts w:ascii="Charis SIL Regular" w:hAnsi="Charis SIL Regular" w:eastAsia="Charis SIL Regular"/>
-          <w:b w:val="0"/>
-          <w:i w:val="0"/>
-          <w:color w:val="0000FF"/>
-          <w:sz w:val="24"/>
-          <w:u w:val="single"/>
-        </w:rPr>
-        <w:hyperlink r:id="rId13" w:history="1">
-          <w:r>
-            <w:rPr>
-              <w:rStyle w:val="Hyperlink"/>
-            </w:rPr>
-            <w:t>gekoloniseer</w:t>
-          </w:r>
-        </w:hyperlink>
-      </w:r>
-      <w:r>
-        <w:rPr>
-          <w:rFonts w:ascii="Charis SIL Regular" w:hAnsi="Charis SIL Regular" w:eastAsia="Charis SIL Regular"/>
-          <w:b w:val="0"/>
-          <w:i w:val="0"/>
-          <w:color w:val="0000FF"/>
-          <w:sz w:val="24"/>
-          <w:u w:val="single"/>
-        </w:rPr>
-        <w:hyperlink r:id="rId13" w:history="1">
-          <w:r>
-            <w:rPr>
-              <w:rStyle w:val="Hyperlink"/>
-            </w:rPr>
-            <w:t>d</w:t>
-          </w:r>
-        </w:hyperlink>
-      </w:r>
-      <w:r>
-        <w:rPr>
-          <w:rFonts w:ascii="Charis SIL Regular" w:hAnsi="Charis SIL Regular" w:eastAsia="Charis SIL Regular"/>
-          <w:b w:val="0"/>
-          <w:i w:val="0"/>
-          <w:color w:val="0000FF"/>
-          <w:sz w:val="24"/>
-          <w:u w:val="single"/>
-        </w:rPr>
-        <w:hyperlink r:id="rId13" w:history="1">
-          <w:r>
-            <w:rPr>
-              <w:rStyle w:val="Hyperlink"/>
-            </w:rPr>
-            <w:t>e</w:t>
-          </w:r>
-        </w:hyperlink>
-      </w:r>
-      <w:r>
-        <w:rPr>
-          <w:rFonts w:ascii="Charis SIL Regular" w:hAnsi="Charis SIL Regular" w:eastAsia="Charis SIL Regular"/>
-          <w:b w:val="0"/>
-          <w:i w:val="0"/>
-          <w:color w:val="0000FF"/>
-          <w:sz w:val="24"/>
-          <w:u w:val="single"/>
-        </w:rPr>
         <w:t xml:space="preserve"> </w:t>
       </w:r>
       <w:r>
@@ -2785,7 +2854,7 @@
           <w:sz w:val="24"/>
           <w:u w:val="single"/>
         </w:rPr>
-        <w:hyperlink r:id="rId20" w:history="1">
+        <w:hyperlink r:id="rId15" w:history="1">
           <w:r>
             <w:rPr>
               <w:rStyle w:val="Hyperlink"/>
@@ -2814,7 +2883,7 @@
           <w:sz w:val="24"/>
           <w:u w:val="single"/>
         </w:rPr>
-        <w:hyperlink r:id="rId20" w:history="1">
+        <w:hyperlink r:id="rId15" w:history="1">
           <w:r>
             <w:rPr>
               <w:rStyle w:val="Hyperlink"/>
@@ -2832,7 +2901,7 @@
           <w:sz w:val="24"/>
           <w:u w:val="single"/>
         </w:rPr>
-        <w:hyperlink r:id="rId20" w:history="1">
+        <w:hyperlink r:id="rId15" w:history="1">
           <w:r>
             <w:rPr>
               <w:rStyle w:val="Hyperlink"/>
@@ -2850,7 +2919,7 @@
           <w:sz w:val="24"/>
           <w:u w:val="single"/>
         </w:rPr>
-        <w:hyperlink r:id="rId20" w:history="1">
+        <w:hyperlink r:id="rId15" w:history="1">
           <w:r>
             <w:rPr>
               <w:rStyle w:val="Hyperlink"/>
@@ -2868,7 +2937,7 @@
           <w:sz w:val="24"/>
           <w:u w:val="single"/>
         </w:rPr>
-        <w:hyperlink r:id="rId20" w:history="1">
+        <w:hyperlink r:id="rId15" w:history="1">
           <w:r>
             <w:rPr>
               <w:rStyle w:val="Hyperlink"/>
@@ -2897,7 +2966,7 @@
           <w:sz w:val="24"/>
           <w:u w:val="single"/>
         </w:rPr>
-        <w:hyperlink r:id="rId20" w:history="1">
+        <w:hyperlink r:id="rId15" w:history="1">
           <w:r>
             <w:rPr>
               <w:rStyle w:val="Hyperlink"/>
@@ -2915,7 +2984,7 @@
           <w:sz w:val="24"/>
           <w:u w:val="single"/>
         </w:rPr>
-        <w:hyperlink r:id="rId20" w:history="1">
+        <w:hyperlink r:id="rId15" w:history="1">
           <w:r>
             <w:rPr>
               <w:rStyle w:val="Hyperlink"/>
@@ -2944,7 +3013,7 @@
           <w:sz w:val="24"/>
           <w:u w:val="single"/>
         </w:rPr>
-        <w:hyperlink r:id="rId20" w:history="1">
+        <w:hyperlink r:id="rId15" w:history="1">
           <w:r>
             <w:rPr>
               <w:rStyle w:val="Hyperlink"/>
@@ -2962,7 +3031,7 @@
           <w:sz w:val="24"/>
           <w:u w:val="single"/>
         </w:rPr>
-        <w:hyperlink r:id="rId20" w:history="1">
+        <w:hyperlink r:id="rId15" w:history="1">
           <w:r>
             <w:rPr>
               <w:rStyle w:val="Hyperlink"/>
@@ -2980,7 +3049,7 @@
           <w:sz w:val="24"/>
           <w:u w:val="single"/>
         </w:rPr>
-        <w:hyperlink r:id="rId20" w:history="1">
+        <w:hyperlink r:id="rId15" w:history="1">
           <w:r>
             <w:rPr>
               <w:rStyle w:val="Hyperlink"/>
@@ -3009,7 +3078,7 @@
           <w:sz w:val="24"/>
           <w:u w:val="single"/>
         </w:rPr>
-        <w:hyperlink r:id="rId20" w:history="1">
+        <w:hyperlink r:id="rId15" w:history="1">
           <w:r>
             <w:rPr>
               <w:rStyle w:val="Hyperlink"/>

--- a/EXPORTS/DOCX/published/niveau2/Dutch/Museum.docx
+++ b/EXPORTS/DOCX/published/niveau2/Dutch/Museum.docx
@@ -371,7 +371,54 @@
           <w:color w:val="000000"/>
           <w:sz w:val="24"/>
         </w:rPr>
-        <w:t>, beiden in de Zuid-Holla</w:t>
+        <w:t>, beide</w:t>
+      </w:r>
+      <w:r>
+        <w:rPr>
+          <w:u w:val="single" w:color="0000ff"/>
+          <w:rFonts w:ascii="Charis SIL Regular" w:hAnsi="Charis SIL Regular" w:eastAsia="Charis SIL Regular"/>
+          <w:b w:val="0"/>
+          <w:i w:val="0"/>
+          <w:color w:val="000000"/>
+          <w:sz w:val="24"/>
+        </w:rPr>
+        <w:hyperlink r:id="rId9" w:history="1">
+          <w:r>
+            <w:rPr>
+              <w:rStyle w:val="Hyperlink"/>
+            </w:rPr>
+            <w:t>n in de Zuid-</w:t>
+          </w:r>
+        </w:hyperlink>
+      </w:r>
+      <w:r>
+        <w:rPr>
+          <w:u w:val="single" w:color="0000ff"/>
+          <w:rFonts w:ascii="Charis SIL Regular" w:hAnsi="Charis SIL Regular" w:eastAsia="Charis SIL Regular"/>
+          <w:b w:val="0"/>
+          <w:i w:val="0"/>
+          <w:color w:val="000000"/>
+          <w:sz w:val="24"/>
+        </w:rPr>
+        <w:t>H</w:t>
+      </w:r>
+      <w:r>
+        <w:rPr>
+          <w:u w:val="single" w:color="0000ff"/>
+          <w:rFonts w:ascii="Charis SIL Regular" w:hAnsi="Charis SIL Regular" w:eastAsia="Charis SIL Regular"/>
+          <w:b w:val="0"/>
+          <w:i w:val="0"/>
+          <w:color w:val="000000"/>
+          <w:sz w:val="24"/>
+        </w:rPr>
+        <w:hyperlink r:id="rId9" w:history="1">
+          <w:r>
+            <w:rPr>
+              <w:rStyle w:val="Hyperlink"/>
+            </w:rPr>
+            <w:t>olla</w:t>
+          </w:r>
+        </w:hyperlink>
       </w:r>
       <w:r>
         <w:rPr>
@@ -738,7 +785,6 @@
           <w:i w:val="0"/>
           <w:color w:val="0000FF"/>
           <w:sz w:val="24"/>
-          <w:u w:val="single"/>
         </w:rPr>
         <w:hyperlink r:id="rId12" w:history="1">
           <w:r>
@@ -2714,7 +2760,7 @@
           <w:sz w:val="24"/>
           <w:u w:val="single"/>
         </w:rPr>
-        <w:hyperlink r:id="rId13" w:history="1">
+        <w:hyperlink r:id="rId20" w:history="1">
           <w:r>
             <w:rPr>
               <w:rStyle w:val="Hyperlink"/>
@@ -2732,7 +2778,7 @@
           <w:sz w:val="24"/>
           <w:u w:val="single"/>
         </w:rPr>
-        <w:hyperlink r:id="rId13" w:history="1">
+        <w:hyperlink r:id="rId20" w:history="1">
           <w:r>
             <w:rPr>
               <w:rStyle w:val="Hyperlink"/>
@@ -2750,7 +2796,7 @@
           <w:sz w:val="24"/>
           <w:u w:val="single"/>
         </w:rPr>
-        <w:hyperlink r:id="rId13" w:history="1">
+        <w:hyperlink r:id="rId20" w:history="1">
           <w:r>
             <w:rPr>
               <w:rStyle w:val="Hyperlink"/>
@@ -2779,7 +2825,7 @@
           <w:sz w:val="24"/>
           <w:u w:val="single"/>
         </w:rPr>
-        <w:hyperlink r:id="rId13" w:history="1">
+        <w:hyperlink r:id="rId20" w:history="1">
           <w:r>
             <w:rPr>
               <w:rStyle w:val="Hyperlink"/>
@@ -2825,7 +2871,7 @@
           <w:sz w:val="24"/>
           <w:u w:val="single"/>
         </w:rPr>
-        <w:hyperlink r:id="rId20" w:history="1">
+        <w:hyperlink r:id="rId15" w:history="1">
           <w:r>
             <w:rPr>
               <w:rStyle w:val="Hyperlink"/>
@@ -2984,7 +3030,7 @@
           <w:sz w:val="24"/>
           <w:u w:val="single"/>
         </w:rPr>
-        <w:hyperlink r:id="rId15" w:history="1">
+        <w:hyperlink r:id="rId20" w:history="1">
           <w:r>
             <w:rPr>
               <w:rStyle w:val="Hyperlink"/>
@@ -3013,7 +3059,7 @@
           <w:sz w:val="24"/>
           <w:u w:val="single"/>
         </w:rPr>
-        <w:hyperlink r:id="rId15" w:history="1">
+        <w:hyperlink r:id="rId20" w:history="1">
           <w:r>
             <w:rPr>
               <w:rStyle w:val="Hyperlink"/>
@@ -3031,7 +3077,7 @@
           <w:sz w:val="24"/>
           <w:u w:val="single"/>
         </w:rPr>
-        <w:hyperlink r:id="rId15" w:history="1">
+        <w:hyperlink r:id="rId20" w:history="1">
           <w:r>
             <w:rPr>
               <w:rStyle w:val="Hyperlink"/>
@@ -3049,7 +3095,7 @@
           <w:sz w:val="24"/>
           <w:u w:val="single"/>
         </w:rPr>
-        <w:hyperlink r:id="rId15" w:history="1">
+        <w:hyperlink r:id="rId20" w:history="1">
           <w:r>
             <w:rPr>
               <w:rStyle w:val="Hyperlink"/>
@@ -3078,7 +3124,7 @@
           <w:sz w:val="24"/>
           <w:u w:val="single"/>
         </w:rPr>
-        <w:hyperlink r:id="rId15" w:history="1">
+        <w:hyperlink r:id="rId20" w:history="1">
           <w:r>
             <w:rPr>
               <w:rStyle w:val="Hyperlink"/>

--- a/EXPORTS/DOCX/published/niveau2/Dutch/Museum.docx
+++ b/EXPORTS/DOCX/published/niveau2/Dutch/Museum.docx
@@ -785,6 +785,7 @@
           <w:i w:val="0"/>
           <w:color w:val="0000FF"/>
           <w:sz w:val="24"/>
+          <w:u w:val="single"/>
         </w:rPr>
         <w:hyperlink r:id="rId12" w:history="1">
           <w:r>
@@ -815,60 +816,13 @@
       </w:r>
       <w:r>
         <w:rPr>
-          <w:u w:val="single" w:color="0000ff"/>
           <w:rFonts w:ascii="Charis SIL Regular" w:hAnsi="Charis SIL Regular" w:eastAsia="Charis SIL Regular"/>
           <w:b w:val="0"/>
           <w:i w:val="0"/>
           <w:color w:val="000000"/>
           <w:sz w:val="24"/>
         </w:rPr>
-        <w:t xml:space="preserve"> </w:t>
-      </w:r>
-      <w:r>
-        <w:rPr>
-          <w:u w:val="single" w:color="0000ff"/>
-          <w:rFonts w:ascii="Charis SIL Regular" w:hAnsi="Charis SIL Regular" w:eastAsia="Charis SIL Regular"/>
-          <w:b w:val="0"/>
-          <w:i w:val="0"/>
-          <w:color w:val="000000"/>
-          <w:sz w:val="24"/>
-        </w:rPr>
-        <w:hyperlink r:id="rId11" w:history="1">
-          <w:r>
-            <w:rPr>
-              <w:rStyle w:val="Hyperlink"/>
-            </w:rPr>
-            <w:t>in Rotter</w:t>
-          </w:r>
-        </w:hyperlink>
-      </w:r>
-      <w:r>
-        <w:rPr>
-          <w:rFonts w:ascii="Charis SIL Regular" w:hAnsi="Charis SIL Regular" w:eastAsia="Charis SIL Regular"/>
-          <w:b w:val="0"/>
-          <w:i w:val="0"/>
-          <w:color w:val="000000"/>
-          <w:sz w:val="24"/>
-        </w:rPr>
-        <w:t>dam. De komst van objecten afkomstig uit ge</w:t>
-      </w:r>
-      <w:r>
-        <w:rPr>
-          <w:u w:val="single" w:color="0000ff"/>
-          <w:rFonts w:ascii="Charis SIL Regular" w:hAnsi="Charis SIL Regular" w:eastAsia="Charis SIL Regular"/>
-          <w:b w:val="0"/>
-          <w:i w:val="0"/>
-          <w:color w:val="000000"/>
-          <w:sz w:val="24"/>
-        </w:rPr>
-        <w:hyperlink r:id="rId12" w:history="1">
-          <w:r>
-            <w:rPr>
-              <w:rStyle w:val="Hyperlink"/>
-            </w:rPr>
-            <w:t>kolonisee</w:t>
-          </w:r>
-        </w:hyperlink>
+        <w:t xml:space="preserve"> in Rotterdam. De komst van objecten afkomstig uit gekolonisee</w:t>
       </w:r>
       <w:r>
         <w:rPr>
@@ -2248,7 +2202,7 @@
           <w:sz w:val="24"/>
           <w:u w:val="single"/>
         </w:rPr>
-        <w:hyperlink r:id="rId19" w:history="1">
+        <w:hyperlink r:id="rId13" w:history="1">
           <w:r>
             <w:rPr>
               <w:rStyle w:val="Hyperlink"/>
@@ -2266,7 +2220,7 @@
           <w:sz w:val="24"/>
           <w:u w:val="single"/>
         </w:rPr>
-        <w:hyperlink r:id="rId19" w:history="1">
+        <w:hyperlink r:id="rId13" w:history="1">
           <w:r>
             <w:rPr>
               <w:rStyle w:val="Hyperlink"/>
@@ -2284,7 +2238,7 @@
           <w:sz w:val="24"/>
           <w:u w:val="single"/>
         </w:rPr>
-        <w:hyperlink r:id="rId19" w:history="1">
+        <w:hyperlink r:id="rId13" w:history="1">
           <w:r>
             <w:rPr>
               <w:rStyle w:val="Hyperlink"/>
@@ -2313,7 +2267,7 @@
           <w:sz w:val="24"/>
           <w:u w:val="single"/>
         </w:rPr>
-        <w:hyperlink r:id="rId19" w:history="1">
+        <w:hyperlink r:id="rId13" w:history="1">
           <w:r>
             <w:rPr>
               <w:rStyle w:val="Hyperlink"/>
@@ -2342,7 +2296,7 @@
           <w:sz w:val="24"/>
           <w:u w:val="single"/>
         </w:rPr>
-        <w:hyperlink r:id="rId19" w:history="1">
+        <w:hyperlink r:id="rId13" w:history="1">
           <w:r>
             <w:rPr>
               <w:rStyle w:val="Hyperlink"/>
@@ -2360,7 +2314,7 @@
           <w:sz w:val="24"/>
           <w:u w:val="single"/>
         </w:rPr>
-        <w:hyperlink r:id="rId19" w:history="1">
+        <w:hyperlink r:id="rId13" w:history="1">
           <w:r>
             <w:rPr>
               <w:rStyle w:val="Hyperlink"/>
@@ -2378,7 +2332,7 @@
           <w:sz w:val="24"/>
           <w:u w:val="single"/>
         </w:rPr>
-        <w:hyperlink r:id="rId19" w:history="1">
+        <w:hyperlink r:id="rId13" w:history="1">
           <w:r>
             <w:rPr>
               <w:rStyle w:val="Hyperlink"/>
@@ -2396,7 +2350,7 @@
           <w:sz w:val="24"/>
           <w:u w:val="single"/>
         </w:rPr>
-        <w:hyperlink r:id="rId19" w:history="1">
+        <w:hyperlink r:id="rId13" w:history="1">
           <w:r>
             <w:rPr>
               <w:rStyle w:val="Hyperlink"/>
@@ -2425,7 +2379,7 @@
           <w:sz w:val="24"/>
           <w:u w:val="single"/>
         </w:rPr>
-        <w:hyperlink r:id="rId19" w:history="1">
+        <w:hyperlink r:id="rId13" w:history="1">
           <w:r>
             <w:rPr>
               <w:rStyle w:val="Hyperlink"/>
@@ -2454,7 +2408,7 @@
           <w:sz w:val="24"/>
           <w:u w:val="single"/>
         </w:rPr>
-        <w:hyperlink r:id="rId19" w:history="1">
+        <w:hyperlink r:id="rId13" w:history="1">
           <w:r>
             <w:rPr>
               <w:rStyle w:val="Hyperlink"/>
@@ -2472,7 +2426,7 @@
           <w:sz w:val="24"/>
           <w:u w:val="single"/>
         </w:rPr>
-        <w:hyperlink r:id="rId19" w:history="1">
+        <w:hyperlink r:id="rId13" w:history="1">
           <w:r>
             <w:rPr>
               <w:rStyle w:val="Hyperlink"/>
@@ -2490,7 +2444,7 @@
           <w:sz w:val="24"/>
           <w:u w:val="single"/>
         </w:rPr>
-        <w:hyperlink r:id="rId19" w:history="1">
+        <w:hyperlink r:id="rId13" w:history="1">
           <w:r>
             <w:rPr>
               <w:rStyle w:val="Hyperlink"/>
@@ -2519,7 +2473,7 @@
           <w:sz w:val="24"/>
           <w:u w:val="single"/>
         </w:rPr>
-        <w:hyperlink r:id="rId19" w:history="1">
+        <w:hyperlink r:id="rId13" w:history="1">
           <w:r>
             <w:rPr>
               <w:rStyle w:val="Hyperlink"/>
@@ -2760,7 +2714,7 @@
           <w:sz w:val="24"/>
           <w:u w:val="single"/>
         </w:rPr>
-        <w:hyperlink r:id="rId20" w:history="1">
+        <w:hyperlink r:id="rId13" w:history="1">
           <w:r>
             <w:rPr>
               <w:rStyle w:val="Hyperlink"/>
@@ -2778,7 +2732,7 @@
           <w:sz w:val="24"/>
           <w:u w:val="single"/>
         </w:rPr>
-        <w:hyperlink r:id="rId20" w:history="1">
+        <w:hyperlink r:id="rId13" w:history="1">
           <w:r>
             <w:rPr>
               <w:rStyle w:val="Hyperlink"/>
@@ -2796,7 +2750,7 @@
           <w:sz w:val="24"/>
           <w:u w:val="single"/>
         </w:rPr>
-        <w:hyperlink r:id="rId20" w:history="1">
+        <w:hyperlink r:id="rId13" w:history="1">
           <w:r>
             <w:rPr>
               <w:rStyle w:val="Hyperlink"/>
@@ -2825,7 +2779,7 @@
           <w:sz w:val="24"/>
           <w:u w:val="single"/>
         </w:rPr>
-        <w:hyperlink r:id="rId20" w:history="1">
+        <w:hyperlink r:id="rId13" w:history="1">
           <w:r>
             <w:rPr>
               <w:rStyle w:val="Hyperlink"/>
@@ -2871,7 +2825,7 @@
           <w:sz w:val="24"/>
           <w:u w:val="single"/>
         </w:rPr>
-        <w:hyperlink r:id="rId15" w:history="1">
+        <w:hyperlink r:id="rId20" w:history="1">
           <w:r>
             <w:rPr>
               <w:rStyle w:val="Hyperlink"/>
@@ -2900,7 +2854,7 @@
           <w:sz w:val="24"/>
           <w:u w:val="single"/>
         </w:rPr>
-        <w:hyperlink r:id="rId15" w:history="1">
+        <w:hyperlink r:id="rId20" w:history="1">
           <w:r>
             <w:rPr>
               <w:rStyle w:val="Hyperlink"/>
@@ -2929,7 +2883,7 @@
           <w:sz w:val="24"/>
           <w:u w:val="single"/>
         </w:rPr>
-        <w:hyperlink r:id="rId15" w:history="1">
+        <w:hyperlink r:id="rId20" w:history="1">
           <w:r>
             <w:rPr>
               <w:rStyle w:val="Hyperlink"/>
@@ -2947,7 +2901,7 @@
           <w:sz w:val="24"/>
           <w:u w:val="single"/>
         </w:rPr>
-        <w:hyperlink r:id="rId15" w:history="1">
+        <w:hyperlink r:id="rId20" w:history="1">
           <w:r>
             <w:rPr>
               <w:rStyle w:val="Hyperlink"/>
@@ -2965,7 +2919,7 @@
           <w:sz w:val="24"/>
           <w:u w:val="single"/>
         </w:rPr>
-        <w:hyperlink r:id="rId15" w:history="1">
+        <w:hyperlink r:id="rId20" w:history="1">
           <w:r>
             <w:rPr>
               <w:rStyle w:val="Hyperlink"/>
@@ -2983,7 +2937,7 @@
           <w:sz w:val="24"/>
           <w:u w:val="single"/>
         </w:rPr>
-        <w:hyperlink r:id="rId15" w:history="1">
+        <w:hyperlink r:id="rId20" w:history="1">
           <w:r>
             <w:rPr>
               <w:rStyle w:val="Hyperlink"/>
@@ -3012,7 +2966,7 @@
           <w:sz w:val="24"/>
           <w:u w:val="single"/>
         </w:rPr>
-        <w:hyperlink r:id="rId15" w:history="1">
+        <w:hyperlink r:id="rId20" w:history="1">
           <w:r>
             <w:rPr>
               <w:rStyle w:val="Hyperlink"/>

--- a/EXPORTS/DOCX/published/niveau2/Dutch/Museum.docx
+++ b/EXPORTS/DOCX/published/niveau2/Dutch/Museum.docx
@@ -393,7 +393,6 @@
       </w:r>
       <w:r>
         <w:rPr>
-          <w:u w:val="single" w:color="0000ff"/>
           <w:rFonts w:ascii="Charis SIL Regular" w:hAnsi="Charis SIL Regular" w:eastAsia="Charis SIL Regular"/>
           <w:b w:val="0"/>
           <w:i w:val="0"/>
@@ -785,16 +784,8 @@
           <w:i w:val="0"/>
           <w:color w:val="0000FF"/>
           <w:sz w:val="24"/>
-          <w:u w:val="single"/>
         </w:rPr>
-        <w:hyperlink r:id="rId12" w:history="1">
-          <w:r>
-            <w:rPr>
-              <w:rStyle w:val="Hyperlink"/>
-            </w:rPr>
-            <w:t>Vol</w:t>
-          </w:r>
-        </w:hyperlink>
+        <w:t>Vol</w:t>
       </w:r>
       <w:r>
         <w:rPr>
@@ -805,7 +796,7 @@
           <w:sz w:val="24"/>
           <w:u w:val="single"/>
         </w:rPr>
-        <w:hyperlink r:id="rId12" w:history="1">
+        <w:hyperlink r:id="rId11" w:history="1">
           <w:r>
             <w:rPr>
               <w:rStyle w:val="Hyperlink"/>
@@ -816,13 +807,60 @@
       </w:r>
       <w:r>
         <w:rPr>
+          <w:u w:val="single" w:color="0000ff"/>
           <w:rFonts w:ascii="Charis SIL Regular" w:hAnsi="Charis SIL Regular" w:eastAsia="Charis SIL Regular"/>
           <w:b w:val="0"/>
           <w:i w:val="0"/>
           <w:color w:val="000000"/>
           <w:sz w:val="24"/>
         </w:rPr>
-        <w:t xml:space="preserve"> in Rotterdam. De komst van objecten afkomstig uit gekolonisee</w:t>
+        <w:t xml:space="preserve"> </w:t>
+      </w:r>
+      <w:r>
+        <w:rPr>
+          <w:u w:val="single" w:color="0000ff"/>
+          <w:rFonts w:ascii="Charis SIL Regular" w:hAnsi="Charis SIL Regular" w:eastAsia="Charis SIL Regular"/>
+          <w:b w:val="0"/>
+          <w:i w:val="0"/>
+          <w:color w:val="000000"/>
+          <w:sz w:val="24"/>
+        </w:rPr>
+        <w:hyperlink r:id="rId11" w:history="1">
+          <w:r>
+            <w:rPr>
+              <w:rStyle w:val="Hyperlink"/>
+            </w:rPr>
+            <w:t>in Rotter</w:t>
+          </w:r>
+        </w:hyperlink>
+      </w:r>
+      <w:r>
+        <w:rPr>
+          <w:rFonts w:ascii="Charis SIL Regular" w:hAnsi="Charis SIL Regular" w:eastAsia="Charis SIL Regular"/>
+          <w:b w:val="0"/>
+          <w:i w:val="0"/>
+          <w:color w:val="000000"/>
+          <w:sz w:val="24"/>
+        </w:rPr>
+        <w:t>dam. De komst van objecten afkomstig uit ge</w:t>
+      </w:r>
+      <w:r>
+        <w:rPr>
+          <w:u w:val="single" w:color="0000ff"/>
+          <w:rFonts w:ascii="Charis SIL Regular" w:hAnsi="Charis SIL Regular" w:eastAsia="Charis SIL Regular"/>
+          <w:b w:val="0"/>
+          <w:i w:val="0"/>
+          <w:color w:val="000000"/>
+          <w:sz w:val="24"/>
+        </w:rPr>
+        <w:hyperlink r:id="rId12" w:history="1">
+          <w:r>
+            <w:rPr>
+              <w:rStyle w:val="Hyperlink"/>
+            </w:rPr>
+            <w:t>kolonisee</w:t>
+          </w:r>
+        </w:hyperlink>
       </w:r>
       <w:r>
         <w:rPr>
@@ -1429,9 +1467,15 @@
           <w:i w:val="0"/>
           <w:color w:val="0000FF"/>
           <w:sz w:val="24"/>
-          <w:u w:val="single"/>
         </w:rPr>
-        <w:t>c</w:t>
+        <w:hyperlink r:id="rId10" w:history="1">
+          <w:r>
+            <w:rPr>
+              <w:rStyle w:val="Hyperlink"/>
+            </w:rPr>
+            <w:t>c</w:t>
+          </w:r>
+        </w:hyperlink>
       </w:r>
       <w:r>
         <w:rPr>
@@ -1642,36 +1686,7 @@
           <w:color w:val="000000"/>
           <w:sz w:val="24"/>
         </w:rPr>
-        <w:t>collecties waren vaak een samenvoeging van volkenkundige, natu</w:t>
-      </w:r>
-      <w:r>
-        <w:rPr>
-          <w:u w:val="single" w:color="0000ff"/>
-          <w:rFonts w:ascii="Charis SIL Regular" w:hAnsi="Charis SIL Regular" w:eastAsia="Charis SIL Regular"/>
-          <w:b w:val="0"/>
-          <w:i w:val="0"/>
-          <w:color w:val="000000"/>
-          <w:sz w:val="24"/>
-        </w:rPr>
-        <w:t>u</w:t>
-      </w:r>
-      <w:r>
-        <w:rPr>
-          <w:u w:val="single" w:color="0000ff"/>
-          <w:rFonts w:ascii="Charis SIL Regular" w:hAnsi="Charis SIL Regular" w:eastAsia="Charis SIL Regular"/>
-          <w:b w:val="0"/>
-          <w:i w:val="0"/>
-          <w:color w:val="000000"/>
-          <w:sz w:val="24"/>
-        </w:rPr>
-        <w:hyperlink r:id="rId18" w:history="1">
-          <w:r>
-            <w:rPr>
-              <w:rStyle w:val="Hyperlink"/>
-            </w:rPr>
-            <w:t>rhistorische- e</w:t>
-          </w:r>
-        </w:hyperlink>
+        <w:t>collecties waren vaak een samenvoeging van volkenkundige, natuurhistorische- e</w:t>
       </w:r>
       <w:r>
         <w:rPr>
@@ -2147,20 +2162,9 @@
             <w:rPr>
               <w:rStyle w:val="Hyperlink"/>
             </w:rPr>
-            <w:t>oloniale</w:t>
+            <w:t xml:space="preserve">oloniale </w:t>
           </w:r>
         </w:hyperlink>
-      </w:r>
-      <w:r>
-        <w:rPr>
-          <w:rFonts w:ascii="Charis SIL Regular" w:hAnsi="Charis SIL Regular" w:eastAsia="Charis SIL Regular"/>
-          <w:b w:val="0"/>
-          <w:i w:val="0"/>
-          <w:color w:val="0000FF"/>
-          <w:sz w:val="24"/>
-          <w:u w:val="single"/>
-        </w:rPr>
-        <w:t xml:space="preserve"> </w:t>
       </w:r>
       <w:r>
         <w:rPr>
@@ -2202,7 +2206,7 @@
           <w:sz w:val="24"/>
           <w:u w:val="single"/>
         </w:rPr>
-        <w:hyperlink r:id="rId13" w:history="1">
+        <w:hyperlink r:id="rId19" w:history="1">
           <w:r>
             <w:rPr>
               <w:rStyle w:val="Hyperlink"/>
@@ -2220,7 +2224,7 @@
           <w:sz w:val="24"/>
           <w:u w:val="single"/>
         </w:rPr>
-        <w:hyperlink r:id="rId13" w:history="1">
+        <w:hyperlink r:id="rId19" w:history="1">
           <w:r>
             <w:rPr>
               <w:rStyle w:val="Hyperlink"/>
@@ -2238,14 +2242,7 @@
           <w:sz w:val="24"/>
           <w:u w:val="single"/>
         </w:rPr>
-        <w:hyperlink r:id="rId13" w:history="1">
-          <w:r>
-            <w:rPr>
-              <w:rStyle w:val="Hyperlink"/>
-            </w:rPr>
-            <w:t>er-</w:t>
-          </w:r>
-        </w:hyperlink>
+        <w:t>er- en ma</w:t>
       </w:r>
       <w:r>
         <w:rPr>
@@ -2256,7 +2253,14 @@
           <w:sz w:val="24"/>
           <w:u w:val="single"/>
         </w:rPr>
-        <w:t xml:space="preserve"> </w:t>
+        <w:hyperlink r:id="rId19" w:history="1">
+          <w:r>
+            <w:rPr>
+              <w:rStyle w:val="Hyperlink"/>
+            </w:rPr>
+            <w:t>rineperso</w:t>
+          </w:r>
+        </w:hyperlink>
       </w:r>
       <w:r>
         <w:rPr>
@@ -2267,14 +2271,7 @@
           <w:sz w:val="24"/>
           <w:u w:val="single"/>
         </w:rPr>
-        <w:hyperlink r:id="rId13" w:history="1">
-          <w:r>
-            <w:rPr>
-              <w:rStyle w:val="Hyperlink"/>
-            </w:rPr>
-            <w:t>en</w:t>
-          </w:r>
-        </w:hyperlink>
+        <w:t>nee</w:t>
       </w:r>
       <w:r>
         <w:rPr>
@@ -2285,72 +2282,7 @@
           <w:sz w:val="24"/>
           <w:u w:val="single"/>
         </w:rPr>
-        <w:t xml:space="preserve"> </w:t>
-      </w:r>
-      <w:r>
-        <w:rPr>
-          <w:rFonts w:ascii="Charis SIL Regular" w:hAnsi="Charis SIL Regular" w:eastAsia="Charis SIL Regular"/>
-          <w:b w:val="0"/>
-          <w:i w:val="0"/>
-          <w:color w:val="0000FF"/>
-          <w:sz w:val="24"/>
-          <w:u w:val="single"/>
-        </w:rPr>
-        <w:hyperlink r:id="rId13" w:history="1">
-          <w:r>
-            <w:rPr>
-              <w:rStyle w:val="Hyperlink"/>
-            </w:rPr>
-            <w:t>ma</w:t>
-          </w:r>
-        </w:hyperlink>
-      </w:r>
-      <w:r>
-        <w:rPr>
-          <w:rFonts w:ascii="Charis SIL Regular" w:hAnsi="Charis SIL Regular" w:eastAsia="Charis SIL Regular"/>
-          <w:b w:val="0"/>
-          <w:i w:val="0"/>
-          <w:color w:val="0000FF"/>
-          <w:sz w:val="24"/>
-          <w:u w:val="single"/>
-        </w:rPr>
-        <w:hyperlink r:id="rId13" w:history="1">
-          <w:r>
-            <w:rPr>
-              <w:rStyle w:val="Hyperlink"/>
-            </w:rPr>
-            <w:t>rineperso</w:t>
-          </w:r>
-        </w:hyperlink>
-      </w:r>
-      <w:r>
-        <w:rPr>
-          <w:rFonts w:ascii="Charis SIL Regular" w:hAnsi="Charis SIL Regular" w:eastAsia="Charis SIL Regular"/>
-          <w:b w:val="0"/>
-          <w:i w:val="0"/>
-          <w:color w:val="0000FF"/>
-          <w:sz w:val="24"/>
-          <w:u w:val="single"/>
-        </w:rPr>
-        <w:hyperlink r:id="rId13" w:history="1">
-          <w:r>
-            <w:rPr>
-              <w:rStyle w:val="Hyperlink"/>
-            </w:rPr>
-            <w:t>nee</w:t>
-          </w:r>
-        </w:hyperlink>
-      </w:r>
-      <w:r>
-        <w:rPr>
-          <w:rFonts w:ascii="Charis SIL Regular" w:hAnsi="Charis SIL Regular" w:eastAsia="Charis SIL Regular"/>
-          <w:b w:val="0"/>
-          <w:i w:val="0"/>
-          <w:color w:val="0000FF"/>
-          <w:sz w:val="24"/>
-          <w:u w:val="single"/>
-        </w:rPr>
-        <w:hyperlink r:id="rId13" w:history="1">
+        <w:hyperlink r:id="rId19" w:history="1">
           <w:r>
             <w:rPr>
               <w:rStyle w:val="Hyperlink"/>
@@ -2408,12 +2340,206 @@
           <w:sz w:val="24"/>
           <w:u w:val="single"/>
         </w:rPr>
+        <w:hyperlink r:id="rId19" w:history="1">
+          <w:r>
+            <w:rPr>
+              <w:rStyle w:val="Hyperlink"/>
+            </w:rPr>
+            <w:t>gekolonis</w:t>
+          </w:r>
+        </w:hyperlink>
+      </w:r>
+      <w:r>
+        <w:rPr>
+          <w:rFonts w:ascii="Charis SIL Regular" w:hAnsi="Charis SIL Regular" w:eastAsia="Charis SIL Regular"/>
+          <w:b w:val="0"/>
+          <w:i w:val="0"/>
+          <w:color w:val="0000FF"/>
+          <w:sz w:val="24"/>
+          <w:u w:val="single"/>
+        </w:rPr>
+        <w:hyperlink r:id="rId19" w:history="1">
+          <w:r>
+            <w:rPr>
+              <w:rStyle w:val="Hyperlink"/>
+            </w:rPr>
+            <w:t>e</w:t>
+          </w:r>
+        </w:hyperlink>
+      </w:r>
+      <w:r>
+        <w:rPr>
+          <w:rFonts w:ascii="Charis SIL Regular" w:hAnsi="Charis SIL Regular" w:eastAsia="Charis SIL Regular"/>
+          <w:b w:val="0"/>
+          <w:i w:val="0"/>
+          <w:color w:val="0000FF"/>
+          <w:sz w:val="24"/>
+          <w:u w:val="single"/>
+        </w:rPr>
+        <w:hyperlink r:id="rId19" w:history="1">
+          <w:r>
+            <w:rPr>
+              <w:rStyle w:val="Hyperlink"/>
+            </w:rPr>
+            <w:t>erde</w:t>
+          </w:r>
+        </w:hyperlink>
+      </w:r>
+      <w:r>
+        <w:rPr>
+          <w:rFonts w:ascii="Charis SIL Regular" w:hAnsi="Charis SIL Regular" w:eastAsia="Charis SIL Regular"/>
+          <w:b w:val="0"/>
+          <w:i w:val="0"/>
+          <w:color w:val="0000FF"/>
+          <w:sz w:val="24"/>
+          <w:u w:val="single"/>
+        </w:rPr>
+        <w:t xml:space="preserve"> </w:t>
+      </w:r>
+      <w:r>
+        <w:rPr>
+          <w:rFonts w:ascii="Charis SIL Regular" w:hAnsi="Charis SIL Regular" w:eastAsia="Charis SIL Regular"/>
+          <w:b w:val="0"/>
+          <w:i w:val="0"/>
+          <w:color w:val="0000FF"/>
+          <w:sz w:val="24"/>
+          <w:u w:val="single"/>
+        </w:rPr>
+        <w:hyperlink r:id="rId19" w:history="1">
+          <w:r>
+            <w:rPr>
+              <w:rStyle w:val="Hyperlink"/>
+            </w:rPr>
+            <w:t>ge</w:t>
+          </w:r>
+        </w:hyperlink>
+      </w:r>
+      <w:r>
+        <w:rPr>
+          <w:rFonts w:ascii="Charis SIL Regular" w:hAnsi="Charis SIL Regular" w:eastAsia="Charis SIL Regular"/>
+          <w:b w:val="0"/>
+          <w:i w:val="0"/>
+          <w:color w:val="0000FF"/>
+          <w:sz w:val="24"/>
+          <w:u w:val="single"/>
+        </w:rPr>
         <w:hyperlink r:id="rId13" w:history="1">
           <w:r>
             <w:rPr>
               <w:rStyle w:val="Hyperlink"/>
             </w:rPr>
-            <w:t>gekolonis</w:t>
+            <w:t>bieden</w:t>
+          </w:r>
+        </w:hyperlink>
+      </w:r>
+      <w:r>
+        <w:rPr>
+          <w:rFonts w:ascii="Charis SIL Regular" w:hAnsi="Charis SIL Regular" w:eastAsia="Charis SIL Regular"/>
+          <w:b w:val="0"/>
+          <w:i w:val="0"/>
+          <w:color w:val="000000"/>
+          <w:sz w:val="24"/>
+        </w:rPr>
+        <w:t xml:space="preserve">•  </w:t>
+      </w:r>
+      <w:r>
+        <w:rPr>
+          <w:rFonts w:ascii="Charis SIL Regular" w:hAnsi="Charis SIL Regular" w:eastAsia="Charis SIL Regular"/>
+          <w:b w:val="0"/>
+          <w:i w:val="0"/>
+          <w:color w:val="0000FF"/>
+          <w:sz w:val="24"/>
+          <w:u w:val="single"/>
+        </w:rPr>
+        <w:hyperlink r:id="rId13" w:history="1">
+          <w:r>
+            <w:rPr>
+              <w:rStyle w:val="Hyperlink"/>
+            </w:rPr>
+            <w:t>Weten</w:t>
+          </w:r>
+        </w:hyperlink>
+      </w:r>
+      <w:r>
+        <w:rPr>
+          <w:rFonts w:ascii="Charis SIL Regular" w:hAnsi="Charis SIL Regular" w:eastAsia="Charis SIL Regular"/>
+          <w:b w:val="0"/>
+          <w:i w:val="0"/>
+          <w:color w:val="0000FF"/>
+          <w:sz w:val="24"/>
+          <w:u w:val="single"/>
+        </w:rPr>
+        <w:hyperlink r:id="rId13" w:history="1">
+          <w:r>
+            <w:rPr>
+              <w:rStyle w:val="Hyperlink"/>
+            </w:rPr>
+            <w:t>s</w:t>
+          </w:r>
+        </w:hyperlink>
+      </w:r>
+      <w:r>
+        <w:rPr>
+          <w:rFonts w:ascii="Charis SIL Regular" w:hAnsi="Charis SIL Regular" w:eastAsia="Charis SIL Regular"/>
+          <w:b w:val="0"/>
+          <w:i w:val="0"/>
+          <w:color w:val="0000FF"/>
+          <w:sz w:val="24"/>
+          <w:u w:val="single"/>
+        </w:rPr>
+        <w:hyperlink r:id="rId13" w:history="1">
+          <w:r>
+            <w:rPr>
+              <w:rStyle w:val="Hyperlink"/>
+            </w:rPr>
+            <w:t>ch</w:t>
+          </w:r>
+        </w:hyperlink>
+      </w:r>
+      <w:r>
+        <w:rPr>
+          <w:rFonts w:ascii="Charis SIL Regular" w:hAnsi="Charis SIL Regular" w:eastAsia="Charis SIL Regular"/>
+          <w:b w:val="0"/>
+          <w:i w:val="0"/>
+          <w:color w:val="0000FF"/>
+          <w:sz w:val="24"/>
+          <w:u w:val="single"/>
+        </w:rPr>
+        <w:hyperlink r:id="rId13" w:history="1">
+          <w:r>
+            <w:rPr>
+              <w:rStyle w:val="Hyperlink"/>
+            </w:rPr>
+            <w:t>appelijk</w:t>
+          </w:r>
+        </w:hyperlink>
+      </w:r>
+      <w:r>
+        <w:rPr>
+          <w:rFonts w:ascii="Charis SIL Regular" w:hAnsi="Charis SIL Regular" w:eastAsia="Charis SIL Regular"/>
+          <w:b w:val="0"/>
+          <w:i w:val="0"/>
+          <w:color w:val="0000FF"/>
+          <w:sz w:val="24"/>
+          <w:u w:val="single"/>
+        </w:rPr>
+        <w:t xml:space="preserve"> </w:t>
+      </w:r>
+      <w:r>
+        <w:rPr>
+          <w:rFonts w:ascii="Charis SIL Regular" w:hAnsi="Charis SIL Regular" w:eastAsia="Charis SIL Regular"/>
+          <w:b w:val="0"/>
+          <w:i w:val="0"/>
+          <w:color w:val="0000FF"/>
+          <w:sz w:val="24"/>
+          <w:u w:val="single"/>
+        </w:rPr>
+        <w:hyperlink r:id="rId13" w:history="1">
+          <w:r>
+            <w:rPr>
+              <w:rStyle w:val="Hyperlink"/>
+            </w:rPr>
+            <w:t>onderzo</w:t>
           </w:r>
         </w:hyperlink>
       </w:r>
@@ -2449,7 +2575,7 @@
             <w:rPr>
               <w:rStyle w:val="Hyperlink"/>
             </w:rPr>
-            <w:t>erde</w:t>
+            <w:t>k</w:t>
           </w:r>
         </w:hyperlink>
       </w:r>
@@ -2473,12 +2599,12 @@
           <w:sz w:val="24"/>
           <w:u w:val="single"/>
         </w:rPr>
-        <w:hyperlink r:id="rId13" w:history="1">
+        <w:hyperlink r:id="rId20" w:history="1">
           <w:r>
             <w:rPr>
               <w:rStyle w:val="Hyperlink"/>
             </w:rPr>
-            <w:t>ge</w:t>
+            <w:t>i</w:t>
           </w:r>
         </w:hyperlink>
       </w:r>
@@ -2491,94 +2617,12 @@
           <w:sz w:val="24"/>
           <w:u w:val="single"/>
         </w:rPr>
-        <w:hyperlink r:id="rId13" w:history="1">
+        <w:hyperlink r:id="rId20" w:history="1">
           <w:r>
             <w:rPr>
               <w:rStyle w:val="Hyperlink"/>
             </w:rPr>
-            <w:t>bieden</w:t>
-          </w:r>
-        </w:hyperlink>
-      </w:r>
-      <w:r>
-        <w:rPr>
-          <w:rFonts w:ascii="Charis SIL Regular" w:hAnsi="Charis SIL Regular" w:eastAsia="Charis SIL Regular"/>
-          <w:b w:val="0"/>
-          <w:i w:val="0"/>
-          <w:color w:val="000000"/>
-          <w:sz w:val="24"/>
-        </w:rPr>
-        <w:t xml:space="preserve">•  </w:t>
-      </w:r>
-      <w:r>
-        <w:rPr>
-          <w:rFonts w:ascii="Charis SIL Regular" w:hAnsi="Charis SIL Regular" w:eastAsia="Charis SIL Regular"/>
-          <w:b w:val="0"/>
-          <w:i w:val="0"/>
-          <w:color w:val="0000FF"/>
-          <w:sz w:val="24"/>
-          <w:u w:val="single"/>
-        </w:rPr>
-        <w:hyperlink r:id="rId13" w:history="1">
-          <w:r>
-            <w:rPr>
-              <w:rStyle w:val="Hyperlink"/>
-            </w:rPr>
-            <w:t>Weten</w:t>
-          </w:r>
-        </w:hyperlink>
-      </w:r>
-      <w:r>
-        <w:rPr>
-          <w:rFonts w:ascii="Charis SIL Regular" w:hAnsi="Charis SIL Regular" w:eastAsia="Charis SIL Regular"/>
-          <w:b w:val="0"/>
-          <w:i w:val="0"/>
-          <w:color w:val="0000FF"/>
-          <w:sz w:val="24"/>
-          <w:u w:val="single"/>
-        </w:rPr>
-        <w:hyperlink r:id="rId13" w:history="1">
-          <w:r>
-            <w:rPr>
-              <w:rStyle w:val="Hyperlink"/>
-            </w:rPr>
-            <w:t>s</w:t>
-          </w:r>
-        </w:hyperlink>
-      </w:r>
-      <w:r>
-        <w:rPr>
-          <w:rFonts w:ascii="Charis SIL Regular" w:hAnsi="Charis SIL Regular" w:eastAsia="Charis SIL Regular"/>
-          <w:b w:val="0"/>
-          <w:i w:val="0"/>
-          <w:color w:val="0000FF"/>
-          <w:sz w:val="24"/>
-          <w:u w:val="single"/>
-        </w:rPr>
-        <w:hyperlink r:id="rId13" w:history="1">
-          <w:r>
-            <w:rPr>
-              <w:rStyle w:val="Hyperlink"/>
-            </w:rPr>
-            <w:t>ch</w:t>
-          </w:r>
-        </w:hyperlink>
-      </w:r>
-      <w:r>
-        <w:rPr>
-          <w:rFonts w:ascii="Charis SIL Regular" w:hAnsi="Charis SIL Regular" w:eastAsia="Charis SIL Regular"/>
-          <w:b w:val="0"/>
-          <w:i w:val="0"/>
-          <w:color w:val="0000FF"/>
-          <w:sz w:val="24"/>
-          <w:u w:val="single"/>
-        </w:rPr>
-        <w:hyperlink r:id="rId13" w:history="1">
-          <w:r>
-            <w:rPr>
-              <w:rStyle w:val="Hyperlink"/>
-            </w:rPr>
-            <w:t>appelijk</w:t>
+            <w:t>n</w:t>
           </w:r>
         </w:hyperlink>
       </w:r>
@@ -2602,12 +2646,12 @@
           <w:sz w:val="24"/>
           <w:u w:val="single"/>
         </w:rPr>
-        <w:hyperlink r:id="rId13" w:history="1">
+        <w:hyperlink r:id="rId20" w:history="1">
           <w:r>
             <w:rPr>
               <w:rStyle w:val="Hyperlink"/>
             </w:rPr>
-            <w:t>onderzo</w:t>
+            <w:t>gekoloniseer</w:t>
           </w:r>
         </w:hyperlink>
       </w:r>
@@ -2620,12 +2664,12 @@
           <w:sz w:val="24"/>
           <w:u w:val="single"/>
         </w:rPr>
-        <w:hyperlink r:id="rId13" w:history="1">
+        <w:hyperlink r:id="rId20" w:history="1">
           <w:r>
             <w:rPr>
               <w:rStyle w:val="Hyperlink"/>
             </w:rPr>
-            <w:t>e</w:t>
+            <w:t>d</w:t>
           </w:r>
         </w:hyperlink>
       </w:r>
@@ -2638,12 +2682,12 @@
           <w:sz w:val="24"/>
           <w:u w:val="single"/>
         </w:rPr>
-        <w:hyperlink r:id="rId13" w:history="1">
+        <w:hyperlink r:id="rId20" w:history="1">
           <w:r>
             <w:rPr>
               <w:rStyle w:val="Hyperlink"/>
             </w:rPr>
-            <w:t>k</w:t>
+            <w:t>e</w:t>
           </w:r>
         </w:hyperlink>
       </w:r>
@@ -2667,119 +2711,7 @@
           <w:sz w:val="24"/>
           <w:u w:val="single"/>
         </w:rPr>
-        <w:hyperlink r:id="rId13" w:history="1">
-          <w:r>
-            <w:rPr>
-              <w:rStyle w:val="Hyperlink"/>
-            </w:rPr>
-            <w:t>i</w:t>
-          </w:r>
-        </w:hyperlink>
-      </w:r>
-      <w:r>
-        <w:rPr>
-          <w:rFonts w:ascii="Charis SIL Regular" w:hAnsi="Charis SIL Regular" w:eastAsia="Charis SIL Regular"/>
-          <w:b w:val="0"/>
-          <w:i w:val="0"/>
-          <w:color w:val="0000FF"/>
-          <w:sz w:val="24"/>
-          <w:u w:val="single"/>
-        </w:rPr>
-        <w:hyperlink r:id="rId13" w:history="1">
-          <w:r>
-            <w:rPr>
-              <w:rStyle w:val="Hyperlink"/>
-            </w:rPr>
-            <w:t>n</w:t>
-          </w:r>
-        </w:hyperlink>
-      </w:r>
-      <w:r>
-        <w:rPr>
-          <w:rFonts w:ascii="Charis SIL Regular" w:hAnsi="Charis SIL Regular" w:eastAsia="Charis SIL Regular"/>
-          <w:b w:val="0"/>
-          <w:i w:val="0"/>
-          <w:color w:val="0000FF"/>
-          <w:sz w:val="24"/>
-          <w:u w:val="single"/>
-        </w:rPr>
-        <w:t xml:space="preserve"> </w:t>
-      </w:r>
-      <w:r>
-        <w:rPr>
-          <w:rFonts w:ascii="Charis SIL Regular" w:hAnsi="Charis SIL Regular" w:eastAsia="Charis SIL Regular"/>
-          <w:b w:val="0"/>
-          <w:i w:val="0"/>
-          <w:color w:val="0000FF"/>
-          <w:sz w:val="24"/>
-          <w:u w:val="single"/>
-        </w:rPr>
-        <w:hyperlink r:id="rId13" w:history="1">
-          <w:r>
-            <w:rPr>
-              <w:rStyle w:val="Hyperlink"/>
-            </w:rPr>
-            <w:t>gekoloniseer</w:t>
-          </w:r>
-        </w:hyperlink>
-      </w:r>
-      <w:r>
-        <w:rPr>
-          <w:rFonts w:ascii="Charis SIL Regular" w:hAnsi="Charis SIL Regular" w:eastAsia="Charis SIL Regular"/>
-          <w:b w:val="0"/>
-          <w:i w:val="0"/>
-          <w:color w:val="0000FF"/>
-          <w:sz w:val="24"/>
-          <w:u w:val="single"/>
-        </w:rPr>
-        <w:hyperlink r:id="rId13" w:history="1">
-          <w:r>
-            <w:rPr>
-              <w:rStyle w:val="Hyperlink"/>
-            </w:rPr>
-            <w:t>d</w:t>
-          </w:r>
-        </w:hyperlink>
-      </w:r>
-      <w:r>
-        <w:rPr>
-          <w:rFonts w:ascii="Charis SIL Regular" w:hAnsi="Charis SIL Regular" w:eastAsia="Charis SIL Regular"/>
-          <w:b w:val="0"/>
-          <w:i w:val="0"/>
-          <w:color w:val="0000FF"/>
-          <w:sz w:val="24"/>
-          <w:u w:val="single"/>
-        </w:rPr>
-        <w:hyperlink r:id="rId13" w:history="1">
-          <w:r>
-            <w:rPr>
-              <w:rStyle w:val="Hyperlink"/>
-            </w:rPr>
-            <w:t>e</w:t>
-          </w:r>
-        </w:hyperlink>
-      </w:r>
-      <w:r>
-        <w:rPr>
-          <w:rFonts w:ascii="Charis SIL Regular" w:hAnsi="Charis SIL Regular" w:eastAsia="Charis SIL Regular"/>
-          <w:b w:val="0"/>
-          <w:i w:val="0"/>
-          <w:color w:val="0000FF"/>
-          <w:sz w:val="24"/>
-          <w:u w:val="single"/>
-        </w:rPr>
-        <w:t xml:space="preserve"> </w:t>
-      </w:r>
-      <w:r>
-        <w:rPr>
-          <w:rFonts w:ascii="Charis SIL Regular" w:hAnsi="Charis SIL Regular" w:eastAsia="Charis SIL Regular"/>
-          <w:b w:val="0"/>
-          <w:i w:val="0"/>
-          <w:color w:val="0000FF"/>
-          <w:sz w:val="24"/>
-          <w:u w:val="single"/>
-        </w:rPr>
-        <w:hyperlink r:id="rId13" w:history="1">
+        <w:hyperlink r:id="rId20" w:history="1">
           <w:r>
             <w:rPr>
               <w:rStyle w:val="Hyperlink"/>
@@ -2825,7 +2757,7 @@
           <w:sz w:val="24"/>
           <w:u w:val="single"/>
         </w:rPr>
-        <w:hyperlink r:id="rId20" w:history="1">
+        <w:hyperlink r:id="rId15" w:history="1">
           <w:r>
             <w:rPr>
               <w:rStyle w:val="Hyperlink"/>
@@ -2844,6 +2776,53 @@
           <w:u w:val="single"/>
         </w:rPr>
         <w:t xml:space="preserve"> </w:t>
+      </w:r>
+      <w:r>
+        <w:rPr>
+          <w:rFonts w:ascii="Charis SIL Regular" w:hAnsi="Charis SIL Regular" w:eastAsia="Charis SIL Regular"/>
+          <w:b w:val="0"/>
+          <w:i w:val="0"/>
+          <w:color w:val="0000FF"/>
+          <w:sz w:val="24"/>
+          <w:u w:val="single"/>
+        </w:rPr>
+        <w:hyperlink r:id="rId15" w:history="1">
+          <w:r>
+            <w:rPr>
+              <w:rStyle w:val="Hyperlink"/>
+            </w:rPr>
+            <w:t>en</w:t>
+          </w:r>
+        </w:hyperlink>
+      </w:r>
+      <w:r>
+        <w:rPr>
+          <w:rFonts w:ascii="Charis SIL Regular" w:hAnsi="Charis SIL Regular" w:eastAsia="Charis SIL Regular"/>
+          <w:b w:val="0"/>
+          <w:i w:val="0"/>
+          <w:color w:val="0000FF"/>
+          <w:sz w:val="24"/>
+          <w:u w:val="single"/>
+        </w:rPr>
+        <w:t xml:space="preserve"> </w:t>
+      </w:r>
+      <w:r>
+        <w:rPr>
+          <w:rFonts w:ascii="Charis SIL Regular" w:hAnsi="Charis SIL Regular" w:eastAsia="Charis SIL Regular"/>
+          <w:b w:val="0"/>
+          <w:i w:val="0"/>
+          <w:color w:val="0000FF"/>
+          <w:sz w:val="24"/>
+          <w:u w:val="single"/>
+        </w:rPr>
+        <w:hyperlink r:id="rId15" w:history="1">
+          <w:r>
+            <w:rPr>
+              <w:rStyle w:val="Hyperlink"/>
+            </w:rPr>
+            <w:t>missionarisse</w:t>
+          </w:r>
+        </w:hyperlink>
       </w:r>
       <w:r>
         <w:rPr>
@@ -2859,7 +2838,7 @@
             <w:rPr>
               <w:rStyle w:val="Hyperlink"/>
             </w:rPr>
-            <w:t>en</w:t>
+            <w:t>n</w:t>
           </w:r>
         </w:hyperlink>
       </w:r>
@@ -2873,24 +2852,6 @@
           <w:u w:val="single"/>
         </w:rPr>
         <w:t xml:space="preserve"> </w:t>
-      </w:r>
-      <w:r>
-        <w:rPr>
-          <w:rFonts w:ascii="Charis SIL Regular" w:hAnsi="Charis SIL Regular" w:eastAsia="Charis SIL Regular"/>
-          <w:b w:val="0"/>
-          <w:i w:val="0"/>
-          <w:color w:val="0000FF"/>
-          <w:sz w:val="24"/>
-          <w:u w:val="single"/>
-        </w:rPr>
-        <w:hyperlink r:id="rId20" w:history="1">
-          <w:r>
-            <w:rPr>
-              <w:rStyle w:val="Hyperlink"/>
-            </w:rPr>
-            <w:t>m</w:t>
-          </w:r>
-        </w:hyperlink>
       </w:r>
       <w:r>
         <w:rPr>
@@ -2919,72 +2880,7 @@
           <w:sz w:val="24"/>
           <w:u w:val="single"/>
         </w:rPr>
-        <w:hyperlink r:id="rId20" w:history="1">
-          <w:r>
-            <w:rPr>
-              <w:rStyle w:val="Hyperlink"/>
-            </w:rPr>
-            <w:t>ssionarisse</w:t>
-          </w:r>
-        </w:hyperlink>
-      </w:r>
-      <w:r>
-        <w:rPr>
-          <w:rFonts w:ascii="Charis SIL Regular" w:hAnsi="Charis SIL Regular" w:eastAsia="Charis SIL Regular"/>
-          <w:b w:val="0"/>
-          <w:i w:val="0"/>
-          <w:color w:val="0000FF"/>
-          <w:sz w:val="24"/>
-          <w:u w:val="single"/>
-        </w:rPr>
-        <w:hyperlink r:id="rId20" w:history="1">
-          <w:r>
-            <w:rPr>
-              <w:rStyle w:val="Hyperlink"/>
-            </w:rPr>
-            <w:t>n</w:t>
-          </w:r>
-        </w:hyperlink>
-      </w:r>
-      <w:r>
-        <w:rPr>
-          <w:rFonts w:ascii="Charis SIL Regular" w:hAnsi="Charis SIL Regular" w:eastAsia="Charis SIL Regular"/>
-          <w:b w:val="0"/>
-          <w:i w:val="0"/>
-          <w:color w:val="0000FF"/>
-          <w:sz w:val="24"/>
-          <w:u w:val="single"/>
-        </w:rPr>
-        <w:t xml:space="preserve"> </w:t>
-      </w:r>
-      <w:r>
-        <w:rPr>
-          <w:rFonts w:ascii="Charis SIL Regular" w:hAnsi="Charis SIL Regular" w:eastAsia="Charis SIL Regular"/>
-          <w:b w:val="0"/>
-          <w:i w:val="0"/>
-          <w:color w:val="0000FF"/>
-          <w:sz w:val="24"/>
-          <w:u w:val="single"/>
-        </w:rPr>
-        <w:hyperlink r:id="rId20" w:history="1">
-          <w:r>
-            <w:rPr>
-              <w:rStyle w:val="Hyperlink"/>
-            </w:rPr>
-            <w:t>i</w:t>
-          </w:r>
-        </w:hyperlink>
-      </w:r>
-      <w:r>
-        <w:rPr>
-          <w:rFonts w:ascii="Charis SIL Regular" w:hAnsi="Charis SIL Regular" w:eastAsia="Charis SIL Regular"/>
-          <w:b w:val="0"/>
-          <w:i w:val="0"/>
-          <w:color w:val="0000FF"/>
-          <w:sz w:val="24"/>
-          <w:u w:val="single"/>
-        </w:rPr>
-        <w:hyperlink r:id="rId20" w:history="1">
+        <w:hyperlink r:id="rId15" w:history="1">
           <w:r>
             <w:rPr>
               <w:rStyle w:val="Hyperlink"/>

--- a/EXPORTS/DOCX/published/niveau2/Dutch/Museum.docx
+++ b/EXPORTS/DOCX/published/niveau2/Dutch/Museum.docx
@@ -393,6 +393,7 @@
       </w:r>
       <w:r>
         <w:rPr>
+          <w:u w:val="single" w:color="0000ff"/>
           <w:rFonts w:ascii="Charis SIL Regular" w:hAnsi="Charis SIL Regular" w:eastAsia="Charis SIL Regular"/>
           <w:b w:val="0"/>
           <w:i w:val="0"/>
@@ -784,8 +785,16 @@
           <w:i w:val="0"/>
           <w:color w:val="0000FF"/>
           <w:sz w:val="24"/>
+          <w:u w:val="single"/>
         </w:rPr>
-        <w:t>Vol</w:t>
+        <w:hyperlink r:id="rId12" w:history="1">
+          <w:r>
+            <w:rPr>
+              <w:rStyle w:val="Hyperlink"/>
+            </w:rPr>
+            <w:t>Vol</w:t>
+          </w:r>
+        </w:hyperlink>
       </w:r>
       <w:r>
         <w:rPr>
@@ -796,7 +805,7 @@
           <w:sz w:val="24"/>
           <w:u w:val="single"/>
         </w:rPr>
-        <w:hyperlink r:id="rId11" w:history="1">
+        <w:hyperlink r:id="rId12" w:history="1">
           <w:r>
             <w:rPr>
               <w:rStyle w:val="Hyperlink"/>
@@ -853,32 +862,7 @@
           <w:color w:val="000000"/>
           <w:sz w:val="24"/>
         </w:rPr>
-        <w:hyperlink r:id="rId12" w:history="1">
-          <w:r>
-            <w:rPr>
-              <w:rStyle w:val="Hyperlink"/>
-            </w:rPr>
-            <w:t>kolonisee</w:t>
-          </w:r>
-        </w:hyperlink>
-      </w:r>
-      <w:r>
-        <w:rPr>
-          <w:u w:val="single" w:color="0000ff"/>
-          <w:rFonts w:ascii="Charis SIL Regular" w:hAnsi="Charis SIL Regular" w:eastAsia="Charis SIL Regular"/>
-          <w:b w:val="0"/>
-          <w:i w:val="0"/>
-          <w:color w:val="000000"/>
-          <w:sz w:val="24"/>
-        </w:rPr>
-        <w:hyperlink r:id="rId12" w:history="1">
-          <w:r>
-            <w:rPr>
-              <w:rStyle w:val="Hyperlink"/>
-            </w:rPr>
-            <w:t>rde g</w:t>
-          </w:r>
-        </w:hyperlink>
+        <w:t>koloniseerde g</w:t>
       </w:r>
       <w:r>
         <w:rPr>
@@ -1467,15 +1451,9 @@
           <w:i w:val="0"/>
           <w:color w:val="0000FF"/>
           <w:sz w:val="24"/>
+          <w:u w:val="single"/>
         </w:rPr>
-        <w:hyperlink r:id="rId10" w:history="1">
-          <w:r>
-            <w:rPr>
-              <w:rStyle w:val="Hyperlink"/>
-            </w:rPr>
-            <w:t>c</w:t>
-          </w:r>
-        </w:hyperlink>
+        <w:t>c</w:t>
       </w:r>
       <w:r>
         <w:rPr>
@@ -1686,7 +1664,36 @@
           <w:color w:val="000000"/>
           <w:sz w:val="24"/>
         </w:rPr>
-        <w:t>collecties waren vaak een samenvoeging van volkenkundige, natuurhistorische- e</w:t>
+        <w:t>collecties waren vaak een samenvoeging van volkenkundige, natu</w:t>
+      </w:r>
+      <w:r>
+        <w:rPr>
+          <w:u w:val="single" w:color="0000ff"/>
+          <w:rFonts w:ascii="Charis SIL Regular" w:hAnsi="Charis SIL Regular" w:eastAsia="Charis SIL Regular"/>
+          <w:b w:val="0"/>
+          <w:i w:val="0"/>
+          <w:color w:val="000000"/>
+          <w:sz w:val="24"/>
+        </w:rPr>
+        <w:t>u</w:t>
+      </w:r>
+      <w:r>
+        <w:rPr>
+          <w:u w:val="single" w:color="0000ff"/>
+          <w:rFonts w:ascii="Charis SIL Regular" w:hAnsi="Charis SIL Regular" w:eastAsia="Charis SIL Regular"/>
+          <w:b w:val="0"/>
+          <w:i w:val="0"/>
+          <w:color w:val="000000"/>
+          <w:sz w:val="24"/>
+        </w:rPr>
+        <w:hyperlink r:id="rId18" w:history="1">
+          <w:r>
+            <w:rPr>
+              <w:rStyle w:val="Hyperlink"/>
+            </w:rPr>
+            <w:t>rhistorische- e</w:t>
+          </w:r>
+        </w:hyperlink>
       </w:r>
       <w:r>
         <w:rPr>
@@ -2162,9 +2169,20 @@
             <w:rPr>
               <w:rStyle w:val="Hyperlink"/>
             </w:rPr>
-            <w:t xml:space="preserve">oloniale </w:t>
+            <w:t>oloniale</w:t>
           </w:r>
         </w:hyperlink>
+      </w:r>
+      <w:r>
+        <w:rPr>
+          <w:rFonts w:ascii="Charis SIL Regular" w:hAnsi="Charis SIL Regular" w:eastAsia="Charis SIL Regular"/>
+          <w:b w:val="0"/>
+          <w:i w:val="0"/>
+          <w:color w:val="0000FF"/>
+          <w:sz w:val="24"/>
+          <w:u w:val="single"/>
+        </w:rPr>
+        <w:t xml:space="preserve"> </w:t>
       </w:r>
       <w:r>
         <w:rPr>
@@ -2242,7 +2260,72 @@
           <w:sz w:val="24"/>
           <w:u w:val="single"/>
         </w:rPr>
-        <w:t>er- en ma</w:t>
+        <w:hyperlink r:id="rId19" w:history="1">
+          <w:r>
+            <w:rPr>
+              <w:rStyle w:val="Hyperlink"/>
+            </w:rPr>
+            <w:t>er-</w:t>
+          </w:r>
+        </w:hyperlink>
+      </w:r>
+      <w:r>
+        <w:rPr>
+          <w:rFonts w:ascii="Charis SIL Regular" w:hAnsi="Charis SIL Regular" w:eastAsia="Charis SIL Regular"/>
+          <w:b w:val="0"/>
+          <w:i w:val="0"/>
+          <w:color w:val="0000FF"/>
+          <w:sz w:val="24"/>
+          <w:u w:val="single"/>
+        </w:rPr>
+        <w:t xml:space="preserve"> </w:t>
+      </w:r>
+      <w:r>
+        <w:rPr>
+          <w:rFonts w:ascii="Charis SIL Regular" w:hAnsi="Charis SIL Regular" w:eastAsia="Charis SIL Regular"/>
+          <w:b w:val="0"/>
+          <w:i w:val="0"/>
+          <w:color w:val="0000FF"/>
+          <w:sz w:val="24"/>
+          <w:u w:val="single"/>
+        </w:rPr>
+        <w:hyperlink r:id="rId19" w:history="1">
+          <w:r>
+            <w:rPr>
+              <w:rStyle w:val="Hyperlink"/>
+            </w:rPr>
+            <w:t>en</w:t>
+          </w:r>
+        </w:hyperlink>
+      </w:r>
+      <w:r>
+        <w:rPr>
+          <w:rFonts w:ascii="Charis SIL Regular" w:hAnsi="Charis SIL Regular" w:eastAsia="Charis SIL Regular"/>
+          <w:b w:val="0"/>
+          <w:i w:val="0"/>
+          <w:color w:val="0000FF"/>
+          <w:sz w:val="24"/>
+          <w:u w:val="single"/>
+        </w:rPr>
+        <w:t xml:space="preserve"> </w:t>
+      </w:r>
+      <w:r>
+        <w:rPr>
+          <w:rFonts w:ascii="Charis SIL Regular" w:hAnsi="Charis SIL Regular" w:eastAsia="Charis SIL Regular"/>
+          <w:b w:val="0"/>
+          <w:i w:val="0"/>
+          <w:color w:val="0000FF"/>
+          <w:sz w:val="24"/>
+          <w:u w:val="single"/>
+        </w:rPr>
+        <w:hyperlink r:id="rId19" w:history="1">
+          <w:r>
+            <w:rPr>
+              <w:rStyle w:val="Hyperlink"/>
+            </w:rPr>
+            <w:t>ma</w:t>
+          </w:r>
+        </w:hyperlink>
       </w:r>
       <w:r>
         <w:rPr>
@@ -2271,7 +2354,14 @@
           <w:sz w:val="24"/>
           <w:u w:val="single"/>
         </w:rPr>
-        <w:t>nee</w:t>
+        <w:hyperlink r:id="rId19" w:history="1">
+          <w:r>
+            <w:rPr>
+              <w:rStyle w:val="Hyperlink"/>
+            </w:rPr>
+            <w:t>nee</w:t>
+          </w:r>
+        </w:hyperlink>
       </w:r>
       <w:r>
         <w:rPr>
@@ -2340,7 +2430,7 @@
           <w:sz w:val="24"/>
           <w:u w:val="single"/>
         </w:rPr>
-        <w:hyperlink r:id="rId19" w:history="1">
+        <w:hyperlink r:id="rId13" w:history="1">
           <w:r>
             <w:rPr>
               <w:rStyle w:val="Hyperlink"/>
@@ -2358,7 +2448,7 @@
           <w:sz w:val="24"/>
           <w:u w:val="single"/>
         </w:rPr>
-        <w:hyperlink r:id="rId19" w:history="1">
+        <w:hyperlink r:id="rId13" w:history="1">
           <w:r>
             <w:rPr>
               <w:rStyle w:val="Hyperlink"/>
@@ -2376,7 +2466,7 @@
           <w:sz w:val="24"/>
           <w:u w:val="single"/>
         </w:rPr>
-        <w:hyperlink r:id="rId19" w:history="1">
+        <w:hyperlink r:id="rId13" w:history="1">
           <w:r>
             <w:rPr>
               <w:rStyle w:val="Hyperlink"/>
@@ -2405,7 +2495,7 @@
           <w:sz w:val="24"/>
           <w:u w:val="single"/>
         </w:rPr>
-        <w:hyperlink r:id="rId19" w:history="1">
+        <w:hyperlink r:id="rId13" w:history="1">
           <w:r>
             <w:rPr>
               <w:rStyle w:val="Hyperlink"/>
@@ -2451,7 +2541,7 @@
           <w:sz w:val="24"/>
           <w:u w:val="single"/>
         </w:rPr>
-        <w:hyperlink r:id="rId13" w:history="1">
+        <w:hyperlink r:id="rId20" w:history="1">
           <w:r>
             <w:rPr>
               <w:rStyle w:val="Hyperlink"/>
@@ -2469,7 +2559,7 @@
           <w:sz w:val="24"/>
           <w:u w:val="single"/>
         </w:rPr>
-        <w:hyperlink r:id="rId13" w:history="1">
+        <w:hyperlink r:id="rId20" w:history="1">
           <w:r>
             <w:rPr>
               <w:rStyle w:val="Hyperlink"/>
@@ -2487,7 +2577,7 @@
           <w:sz w:val="24"/>
           <w:u w:val="single"/>
         </w:rPr>
-        <w:hyperlink r:id="rId13" w:history="1">
+        <w:hyperlink r:id="rId20" w:history="1">
           <w:r>
             <w:rPr>
               <w:rStyle w:val="Hyperlink"/>
@@ -2505,7 +2595,7 @@
           <w:sz w:val="24"/>
           <w:u w:val="single"/>
         </w:rPr>
-        <w:hyperlink r:id="rId13" w:history="1">
+        <w:hyperlink r:id="rId20" w:history="1">
           <w:r>
             <w:rPr>
               <w:rStyle w:val="Hyperlink"/>
@@ -2534,7 +2624,7 @@
           <w:sz w:val="24"/>
           <w:u w:val="single"/>
         </w:rPr>
-        <w:hyperlink r:id="rId13" w:history="1">
+        <w:hyperlink r:id="rId20" w:history="1">
           <w:r>
             <w:rPr>
               <w:rStyle w:val="Hyperlink"/>
@@ -2599,12 +2689,264 @@
           <w:sz w:val="24"/>
           <w:u w:val="single"/>
         </w:rPr>
+        <w:hyperlink r:id="rId13" w:history="1">
+          <w:r>
+            <w:rPr>
+              <w:rStyle w:val="Hyperlink"/>
+            </w:rPr>
+            <w:t>i</w:t>
+          </w:r>
+        </w:hyperlink>
+      </w:r>
+      <w:r>
+        <w:rPr>
+          <w:rFonts w:ascii="Charis SIL Regular" w:hAnsi="Charis SIL Regular" w:eastAsia="Charis SIL Regular"/>
+          <w:b w:val="0"/>
+          <w:i w:val="0"/>
+          <w:color w:val="0000FF"/>
+          <w:sz w:val="24"/>
+          <w:u w:val="single"/>
+        </w:rPr>
+        <w:hyperlink r:id="rId13" w:history="1">
+          <w:r>
+            <w:rPr>
+              <w:rStyle w:val="Hyperlink"/>
+            </w:rPr>
+            <w:t>n</w:t>
+          </w:r>
+        </w:hyperlink>
+      </w:r>
+      <w:r>
+        <w:rPr>
+          <w:rFonts w:ascii="Charis SIL Regular" w:hAnsi="Charis SIL Regular" w:eastAsia="Charis SIL Regular"/>
+          <w:b w:val="0"/>
+          <w:i w:val="0"/>
+          <w:color w:val="0000FF"/>
+          <w:sz w:val="24"/>
+          <w:u w:val="single"/>
+        </w:rPr>
+        <w:t xml:space="preserve"> </w:t>
+      </w:r>
+      <w:r>
+        <w:rPr>
+          <w:rFonts w:ascii="Charis SIL Regular" w:hAnsi="Charis SIL Regular" w:eastAsia="Charis SIL Regular"/>
+          <w:b w:val="0"/>
+          <w:i w:val="0"/>
+          <w:color w:val="0000FF"/>
+          <w:sz w:val="24"/>
+          <w:u w:val="single"/>
+        </w:rPr>
+        <w:hyperlink r:id="rId13" w:history="1">
+          <w:r>
+            <w:rPr>
+              <w:rStyle w:val="Hyperlink"/>
+            </w:rPr>
+            <w:t>gekoloniseer</w:t>
+          </w:r>
+        </w:hyperlink>
+      </w:r>
+      <w:r>
+        <w:rPr>
+          <w:rFonts w:ascii="Charis SIL Regular" w:hAnsi="Charis SIL Regular" w:eastAsia="Charis SIL Regular"/>
+          <w:b w:val="0"/>
+          <w:i w:val="0"/>
+          <w:color w:val="0000FF"/>
+          <w:sz w:val="24"/>
+          <w:u w:val="single"/>
+        </w:rPr>
+        <w:hyperlink r:id="rId13" w:history="1">
+          <w:r>
+            <w:rPr>
+              <w:rStyle w:val="Hyperlink"/>
+            </w:rPr>
+            <w:t>d</w:t>
+          </w:r>
+        </w:hyperlink>
+      </w:r>
+      <w:r>
+        <w:rPr>
+          <w:rFonts w:ascii="Charis SIL Regular" w:hAnsi="Charis SIL Regular" w:eastAsia="Charis SIL Regular"/>
+          <w:b w:val="0"/>
+          <w:i w:val="0"/>
+          <w:color w:val="0000FF"/>
+          <w:sz w:val="24"/>
+          <w:u w:val="single"/>
+        </w:rPr>
+        <w:hyperlink r:id="rId13" w:history="1">
+          <w:r>
+            <w:rPr>
+              <w:rStyle w:val="Hyperlink"/>
+            </w:rPr>
+            <w:t>e</w:t>
+          </w:r>
+        </w:hyperlink>
+      </w:r>
+      <w:r>
+        <w:rPr>
+          <w:rFonts w:ascii="Charis SIL Regular" w:hAnsi="Charis SIL Regular" w:eastAsia="Charis SIL Regular"/>
+          <w:b w:val="0"/>
+          <w:i w:val="0"/>
+          <w:color w:val="0000FF"/>
+          <w:sz w:val="24"/>
+          <w:u w:val="single"/>
+        </w:rPr>
+        <w:t xml:space="preserve"> </w:t>
+      </w:r>
+      <w:r>
+        <w:rPr>
+          <w:rFonts w:ascii="Charis SIL Regular" w:hAnsi="Charis SIL Regular" w:eastAsia="Charis SIL Regular"/>
+          <w:b w:val="0"/>
+          <w:i w:val="0"/>
+          <w:color w:val="0000FF"/>
+          <w:sz w:val="24"/>
+          <w:u w:val="single"/>
+        </w:rPr>
+        <w:hyperlink r:id="rId13" w:history="1">
+          <w:r>
+            <w:rPr>
+              <w:rStyle w:val="Hyperlink"/>
+            </w:rPr>
+            <w:t>gebied</w:t>
+          </w:r>
+        </w:hyperlink>
+      </w:r>
+      <w:r>
+        <w:rPr>
+          <w:rFonts w:ascii="Charis SIL Regular" w:hAnsi="Charis SIL Regular" w:eastAsia="Charis SIL Regular"/>
+          <w:b w:val="0"/>
+          <w:i w:val="0"/>
+          <w:color w:val="0000FF"/>
+          <w:sz w:val="24"/>
+          <w:u w:val="single"/>
+        </w:rPr>
+        <w:hyperlink r:id="rId20" w:history="1">
+          <w:r>
+            <w:rPr>
+              <w:rStyle w:val="Hyperlink"/>
+            </w:rPr>
+            <w:t>en</w:t>
+          </w:r>
+        </w:hyperlink>
+      </w:r>
+      <w:r>
+        <w:rPr>
+          <w:rFonts w:ascii="Charis SIL Regular" w:hAnsi="Charis SIL Regular" w:eastAsia="Charis SIL Regular"/>
+          <w:b w:val="0"/>
+          <w:i w:val="0"/>
+          <w:color w:val="000000"/>
+          <w:sz w:val="24"/>
+        </w:rPr>
+        <w:t xml:space="preserve">•  </w:t>
+      </w:r>
+      <w:r>
+        <w:rPr>
+          <w:rFonts w:ascii="Charis SIL Regular" w:hAnsi="Charis SIL Regular" w:eastAsia="Charis SIL Regular"/>
+          <w:b w:val="0"/>
+          <w:i w:val="0"/>
+          <w:color w:val="0000FF"/>
+          <w:sz w:val="24"/>
+          <w:u w:val="single"/>
+        </w:rPr>
+        <w:hyperlink r:id="rId20" w:history="1">
+          <w:r>
+            <w:rPr>
+              <w:rStyle w:val="Hyperlink"/>
+            </w:rPr>
+            <w:t>Zendelingen</w:t>
+          </w:r>
+        </w:hyperlink>
+      </w:r>
+      <w:r>
+        <w:rPr>
+          <w:rFonts w:ascii="Charis SIL Regular" w:hAnsi="Charis SIL Regular" w:eastAsia="Charis SIL Regular"/>
+          <w:b w:val="0"/>
+          <w:i w:val="0"/>
+          <w:color w:val="0000FF"/>
+          <w:sz w:val="24"/>
+          <w:u w:val="single"/>
+        </w:rPr>
+        <w:t xml:space="preserve"> </w:t>
+      </w:r>
+      <w:r>
+        <w:rPr>
+          <w:rFonts w:ascii="Charis SIL Regular" w:hAnsi="Charis SIL Regular" w:eastAsia="Charis SIL Regular"/>
+          <w:b w:val="0"/>
+          <w:i w:val="0"/>
+          <w:color w:val="0000FF"/>
+          <w:sz w:val="24"/>
+          <w:u w:val="single"/>
+        </w:rPr>
+        <w:hyperlink r:id="rId20" w:history="1">
+          <w:r>
+            <w:rPr>
+              <w:rStyle w:val="Hyperlink"/>
+            </w:rPr>
+            <w:t>en</w:t>
+          </w:r>
+        </w:hyperlink>
+      </w:r>
+      <w:r>
+        <w:rPr>
+          <w:rFonts w:ascii="Charis SIL Regular" w:hAnsi="Charis SIL Regular" w:eastAsia="Charis SIL Regular"/>
+          <w:b w:val="0"/>
+          <w:i w:val="0"/>
+          <w:color w:val="0000FF"/>
+          <w:sz w:val="24"/>
+          <w:u w:val="single"/>
+        </w:rPr>
+        <w:t xml:space="preserve"> </w:t>
+      </w:r>
+      <w:r>
+        <w:rPr>
+          <w:rFonts w:ascii="Charis SIL Regular" w:hAnsi="Charis SIL Regular" w:eastAsia="Charis SIL Regular"/>
+          <w:b w:val="0"/>
+          <w:i w:val="0"/>
+          <w:color w:val="0000FF"/>
+          <w:sz w:val="24"/>
+          <w:u w:val="single"/>
+        </w:rPr>
+        <w:hyperlink r:id="rId20" w:history="1">
+          <w:r>
+            <w:rPr>
+              <w:rStyle w:val="Hyperlink"/>
+            </w:rPr>
+            <w:t>m</w:t>
+          </w:r>
+        </w:hyperlink>
+      </w:r>
+      <w:r>
+        <w:rPr>
+          <w:rFonts w:ascii="Charis SIL Regular" w:hAnsi="Charis SIL Regular" w:eastAsia="Charis SIL Regular"/>
+          <w:b w:val="0"/>
+          <w:i w:val="0"/>
+          <w:color w:val="0000FF"/>
+          <w:sz w:val="24"/>
+          <w:u w:val="single"/>
+        </w:rPr>
         <w:hyperlink r:id="rId20" w:history="1">
           <w:r>
             <w:rPr>
               <w:rStyle w:val="Hyperlink"/>
             </w:rPr>
             <w:t>i</w:t>
+          </w:r>
+        </w:hyperlink>
+      </w:r>
+      <w:r>
+        <w:rPr>
+          <w:rFonts w:ascii="Charis SIL Regular" w:hAnsi="Charis SIL Regular" w:eastAsia="Charis SIL Regular"/>
+          <w:b w:val="0"/>
+          <w:i w:val="0"/>
+          <w:color w:val="0000FF"/>
+          <w:sz w:val="24"/>
+          <w:u w:val="single"/>
+        </w:rPr>
+        <w:hyperlink r:id="rId20" w:history="1">
+          <w:r>
+            <w:rPr>
+              <w:rStyle w:val="Hyperlink"/>
+            </w:rPr>
+            <w:t>ssionarisse</w:t>
           </w:r>
         </w:hyperlink>
       </w:r>
@@ -2651,7 +2993,7 @@
             <w:rPr>
               <w:rStyle w:val="Hyperlink"/>
             </w:rPr>
-            <w:t>gekoloniseer</w:t>
+            <w:t>i</w:t>
           </w:r>
         </w:hyperlink>
       </w:r>
@@ -2665,222 +3007,6 @@
           <w:u w:val="single"/>
         </w:rPr>
         <w:hyperlink r:id="rId20" w:history="1">
-          <w:r>
-            <w:rPr>
-              <w:rStyle w:val="Hyperlink"/>
-            </w:rPr>
-            <w:t>d</w:t>
-          </w:r>
-        </w:hyperlink>
-      </w:r>
-      <w:r>
-        <w:rPr>
-          <w:rFonts w:ascii="Charis SIL Regular" w:hAnsi="Charis SIL Regular" w:eastAsia="Charis SIL Regular"/>
-          <w:b w:val="0"/>
-          <w:i w:val="0"/>
-          <w:color w:val="0000FF"/>
-          <w:sz w:val="24"/>
-          <w:u w:val="single"/>
-        </w:rPr>
-        <w:hyperlink r:id="rId20" w:history="1">
-          <w:r>
-            <w:rPr>
-              <w:rStyle w:val="Hyperlink"/>
-            </w:rPr>
-            <w:t>e</w:t>
-          </w:r>
-        </w:hyperlink>
-      </w:r>
-      <w:r>
-        <w:rPr>
-          <w:rFonts w:ascii="Charis SIL Regular" w:hAnsi="Charis SIL Regular" w:eastAsia="Charis SIL Regular"/>
-          <w:b w:val="0"/>
-          <w:i w:val="0"/>
-          <w:color w:val="0000FF"/>
-          <w:sz w:val="24"/>
-          <w:u w:val="single"/>
-        </w:rPr>
-        <w:t xml:space="preserve"> </w:t>
-      </w:r>
-      <w:r>
-        <w:rPr>
-          <w:rFonts w:ascii="Charis SIL Regular" w:hAnsi="Charis SIL Regular" w:eastAsia="Charis SIL Regular"/>
-          <w:b w:val="0"/>
-          <w:i w:val="0"/>
-          <w:color w:val="0000FF"/>
-          <w:sz w:val="24"/>
-          <w:u w:val="single"/>
-        </w:rPr>
-        <w:hyperlink r:id="rId20" w:history="1">
-          <w:r>
-            <w:rPr>
-              <w:rStyle w:val="Hyperlink"/>
-            </w:rPr>
-            <w:t>gebied</w:t>
-          </w:r>
-        </w:hyperlink>
-      </w:r>
-      <w:r>
-        <w:rPr>
-          <w:rFonts w:ascii="Charis SIL Regular" w:hAnsi="Charis SIL Regular" w:eastAsia="Charis SIL Regular"/>
-          <w:b w:val="0"/>
-          <w:i w:val="0"/>
-          <w:color w:val="0000FF"/>
-          <w:sz w:val="24"/>
-          <w:u w:val="single"/>
-        </w:rPr>
-        <w:hyperlink r:id="rId20" w:history="1">
-          <w:r>
-            <w:rPr>
-              <w:rStyle w:val="Hyperlink"/>
-            </w:rPr>
-            <w:t>en</w:t>
-          </w:r>
-        </w:hyperlink>
-      </w:r>
-      <w:r>
-        <w:rPr>
-          <w:rFonts w:ascii="Charis SIL Regular" w:hAnsi="Charis SIL Regular" w:eastAsia="Charis SIL Regular"/>
-          <w:b w:val="0"/>
-          <w:i w:val="0"/>
-          <w:color w:val="000000"/>
-          <w:sz w:val="24"/>
-        </w:rPr>
-        <w:t xml:space="preserve">•  </w:t>
-      </w:r>
-      <w:r>
-        <w:rPr>
-          <w:rFonts w:ascii="Charis SIL Regular" w:hAnsi="Charis SIL Regular" w:eastAsia="Charis SIL Regular"/>
-          <w:b w:val="0"/>
-          <w:i w:val="0"/>
-          <w:color w:val="0000FF"/>
-          <w:sz w:val="24"/>
-          <w:u w:val="single"/>
-        </w:rPr>
-        <w:hyperlink r:id="rId15" w:history="1">
-          <w:r>
-            <w:rPr>
-              <w:rStyle w:val="Hyperlink"/>
-            </w:rPr>
-            <w:t>Zendelingen</w:t>
-          </w:r>
-        </w:hyperlink>
-      </w:r>
-      <w:r>
-        <w:rPr>
-          <w:rFonts w:ascii="Charis SIL Regular" w:hAnsi="Charis SIL Regular" w:eastAsia="Charis SIL Regular"/>
-          <w:b w:val="0"/>
-          <w:i w:val="0"/>
-          <w:color w:val="0000FF"/>
-          <w:sz w:val="24"/>
-          <w:u w:val="single"/>
-        </w:rPr>
-        <w:t xml:space="preserve"> </w:t>
-      </w:r>
-      <w:r>
-        <w:rPr>
-          <w:rFonts w:ascii="Charis SIL Regular" w:hAnsi="Charis SIL Regular" w:eastAsia="Charis SIL Regular"/>
-          <w:b w:val="0"/>
-          <w:i w:val="0"/>
-          <w:color w:val="0000FF"/>
-          <w:sz w:val="24"/>
-          <w:u w:val="single"/>
-        </w:rPr>
-        <w:hyperlink r:id="rId15" w:history="1">
-          <w:r>
-            <w:rPr>
-              <w:rStyle w:val="Hyperlink"/>
-            </w:rPr>
-            <w:t>en</w:t>
-          </w:r>
-        </w:hyperlink>
-      </w:r>
-      <w:r>
-        <w:rPr>
-          <w:rFonts w:ascii="Charis SIL Regular" w:hAnsi="Charis SIL Regular" w:eastAsia="Charis SIL Regular"/>
-          <w:b w:val="0"/>
-          <w:i w:val="0"/>
-          <w:color w:val="0000FF"/>
-          <w:sz w:val="24"/>
-          <w:u w:val="single"/>
-        </w:rPr>
-        <w:t xml:space="preserve"> </w:t>
-      </w:r>
-      <w:r>
-        <w:rPr>
-          <w:rFonts w:ascii="Charis SIL Regular" w:hAnsi="Charis SIL Regular" w:eastAsia="Charis SIL Regular"/>
-          <w:b w:val="0"/>
-          <w:i w:val="0"/>
-          <w:color w:val="0000FF"/>
-          <w:sz w:val="24"/>
-          <w:u w:val="single"/>
-        </w:rPr>
-        <w:hyperlink r:id="rId15" w:history="1">
-          <w:r>
-            <w:rPr>
-              <w:rStyle w:val="Hyperlink"/>
-            </w:rPr>
-            <w:t>missionarisse</w:t>
-          </w:r>
-        </w:hyperlink>
-      </w:r>
-      <w:r>
-        <w:rPr>
-          <w:rFonts w:ascii="Charis SIL Regular" w:hAnsi="Charis SIL Regular" w:eastAsia="Charis SIL Regular"/>
-          <w:b w:val="0"/>
-          <w:i w:val="0"/>
-          <w:color w:val="0000FF"/>
-          <w:sz w:val="24"/>
-          <w:u w:val="single"/>
-        </w:rPr>
-        <w:hyperlink r:id="rId20" w:history="1">
-          <w:r>
-            <w:rPr>
-              <w:rStyle w:val="Hyperlink"/>
-            </w:rPr>
-            <w:t>n</w:t>
-          </w:r>
-        </w:hyperlink>
-      </w:r>
-      <w:r>
-        <w:rPr>
-          <w:rFonts w:ascii="Charis SIL Regular" w:hAnsi="Charis SIL Regular" w:eastAsia="Charis SIL Regular"/>
-          <w:b w:val="0"/>
-          <w:i w:val="0"/>
-          <w:color w:val="0000FF"/>
-          <w:sz w:val="24"/>
-          <w:u w:val="single"/>
-        </w:rPr>
-        <w:t xml:space="preserve"> </w:t>
-      </w:r>
-      <w:r>
-        <w:rPr>
-          <w:rFonts w:ascii="Charis SIL Regular" w:hAnsi="Charis SIL Regular" w:eastAsia="Charis SIL Regular"/>
-          <w:b w:val="0"/>
-          <w:i w:val="0"/>
-          <w:color w:val="0000FF"/>
-          <w:sz w:val="24"/>
-          <w:u w:val="single"/>
-        </w:rPr>
-        <w:hyperlink r:id="rId20" w:history="1">
-          <w:r>
-            <w:rPr>
-              <w:rStyle w:val="Hyperlink"/>
-            </w:rPr>
-            <w:t>i</w:t>
-          </w:r>
-        </w:hyperlink>
-      </w:r>
-      <w:r>
-        <w:rPr>
-          <w:rFonts w:ascii="Charis SIL Regular" w:hAnsi="Charis SIL Regular" w:eastAsia="Charis SIL Regular"/>
-          <w:b w:val="0"/>
-          <w:i w:val="0"/>
-          <w:color w:val="0000FF"/>
-          <w:sz w:val="24"/>
-          <w:u w:val="single"/>
-        </w:rPr>
-        <w:hyperlink r:id="rId15" w:history="1">
           <w:r>
             <w:rPr>
               <w:rStyle w:val="Hyperlink"/>

--- a/EXPORTS/DOCX/published/niveau2/Dutch/Museum.docx
+++ b/EXPORTS/DOCX/published/niveau2/Dutch/Museum.docx
@@ -371,36 +371,7 @@
           <w:color w:val="000000"/>
           <w:sz w:val="24"/>
         </w:rPr>
-        <w:t>, beide</w:t>
-      </w:r>
-      <w:r>
-        <w:rPr>
-          <w:u w:val="single" w:color="0000ff"/>
-          <w:rFonts w:ascii="Charis SIL Regular" w:hAnsi="Charis SIL Regular" w:eastAsia="Charis SIL Regular"/>
-          <w:b w:val="0"/>
-          <w:i w:val="0"/>
-          <w:color w:val="000000"/>
-          <w:sz w:val="24"/>
-        </w:rPr>
-        <w:hyperlink r:id="rId9" w:history="1">
-          <w:r>
-            <w:rPr>
-              <w:rStyle w:val="Hyperlink"/>
-            </w:rPr>
-            <w:t>n in de Zuid-</w:t>
-          </w:r>
-        </w:hyperlink>
-      </w:r>
-      <w:r>
-        <w:rPr>
-          <w:u w:val="single" w:color="0000ff"/>
-          <w:rFonts w:ascii="Charis SIL Regular" w:hAnsi="Charis SIL Regular" w:eastAsia="Charis SIL Regular"/>
-          <w:b w:val="0"/>
-          <w:i w:val="0"/>
-          <w:color w:val="000000"/>
-          <w:sz w:val="24"/>
-        </w:rPr>
-        <w:t>H</w:t>
+        <w:t>, beiden in de Zuid-H</w:t>
       </w:r>
       <w:r>
         <w:rPr>
@@ -862,7 +833,32 @@
           <w:color w:val="000000"/>
           <w:sz w:val="24"/>
         </w:rPr>
-        <w:t>koloniseerde g</w:t>
+        <w:hyperlink r:id="rId12" w:history="1">
+          <w:r>
+            <w:rPr>
+              <w:rStyle w:val="Hyperlink"/>
+            </w:rPr>
+            <w:t>kolonisee</w:t>
+          </w:r>
+        </w:hyperlink>
+      </w:r>
+      <w:r>
+        <w:rPr>
+          <w:u w:val="single" w:color="0000ff"/>
+          <w:rFonts w:ascii="Charis SIL Regular" w:hAnsi="Charis SIL Regular" w:eastAsia="Charis SIL Regular"/>
+          <w:b w:val="0"/>
+          <w:i w:val="0"/>
+          <w:color w:val="000000"/>
+          <w:sz w:val="24"/>
+        </w:rPr>
+        <w:hyperlink r:id="rId12" w:history="1">
+          <w:r>
+            <w:rPr>
+              <w:rStyle w:val="Hyperlink"/>
+            </w:rPr>
+            <w:t>rde g</w:t>
+          </w:r>
+        </w:hyperlink>
       </w:r>
       <w:r>
         <w:rPr>
@@ -2401,7 +2397,7 @@
           <w:sz w:val="24"/>
           <w:u w:val="single"/>
         </w:rPr>
-        <w:hyperlink r:id="rId13" w:history="1">
+        <w:hyperlink r:id="rId19" w:history="1">
           <w:r>
             <w:rPr>
               <w:rStyle w:val="Hyperlink"/>
@@ -2430,7 +2426,7 @@
           <w:sz w:val="24"/>
           <w:u w:val="single"/>
         </w:rPr>
-        <w:hyperlink r:id="rId13" w:history="1">
+        <w:hyperlink r:id="rId19" w:history="1">
           <w:r>
             <w:rPr>
               <w:rStyle w:val="Hyperlink"/>
@@ -2448,7 +2444,7 @@
           <w:sz w:val="24"/>
           <w:u w:val="single"/>
         </w:rPr>
-        <w:hyperlink r:id="rId13" w:history="1">
+        <w:hyperlink r:id="rId19" w:history="1">
           <w:r>
             <w:rPr>
               <w:rStyle w:val="Hyperlink"/>
@@ -2466,7 +2462,7 @@
           <w:sz w:val="24"/>
           <w:u w:val="single"/>
         </w:rPr>
-        <w:hyperlink r:id="rId13" w:history="1">
+        <w:hyperlink r:id="rId19" w:history="1">
           <w:r>
             <w:rPr>
               <w:rStyle w:val="Hyperlink"/>
@@ -2642,7 +2638,7 @@
           <w:sz w:val="24"/>
           <w:u w:val="single"/>
         </w:rPr>
-        <w:hyperlink r:id="rId13" w:history="1">
+        <w:hyperlink r:id="rId20" w:history="1">
           <w:r>
             <w:rPr>
               <w:rStyle w:val="Hyperlink"/>
@@ -2660,7 +2656,7 @@
           <w:sz w:val="24"/>
           <w:u w:val="single"/>
         </w:rPr>
-        <w:hyperlink r:id="rId13" w:history="1">
+        <w:hyperlink r:id="rId20" w:history="1">
           <w:r>
             <w:rPr>
               <w:rStyle w:val="Hyperlink"/>
@@ -2689,7 +2685,7 @@
           <w:sz w:val="24"/>
           <w:u w:val="single"/>
         </w:rPr>
-        <w:hyperlink r:id="rId13" w:history="1">
+        <w:hyperlink r:id="rId20" w:history="1">
           <w:r>
             <w:rPr>
               <w:rStyle w:val="Hyperlink"/>
@@ -2707,7 +2703,7 @@
           <w:sz w:val="24"/>
           <w:u w:val="single"/>
         </w:rPr>
-        <w:hyperlink r:id="rId13" w:history="1">
+        <w:hyperlink r:id="rId20" w:history="1">
           <w:r>
             <w:rPr>
               <w:rStyle w:val="Hyperlink"/>
@@ -2736,7 +2732,7 @@
           <w:sz w:val="24"/>
           <w:u w:val="single"/>
         </w:rPr>
-        <w:hyperlink r:id="rId13" w:history="1">
+        <w:hyperlink r:id="rId20" w:history="1">
           <w:r>
             <w:rPr>
               <w:rStyle w:val="Hyperlink"/>
@@ -2754,7 +2750,7 @@
           <w:sz w:val="24"/>
           <w:u w:val="single"/>
         </w:rPr>
-        <w:hyperlink r:id="rId13" w:history="1">
+        <w:hyperlink r:id="rId20" w:history="1">
           <w:r>
             <w:rPr>
               <w:rStyle w:val="Hyperlink"/>

--- a/EXPORTS/DOCX/published/niveau2/Dutch/Museum.docx
+++ b/EXPORTS/DOCX/published/niveau2/Dutch/Museum.docx
@@ -1932,7 +1932,7 @@
           <w:sz w:val="24"/>
           <w:u w:val="single"/>
         </w:rPr>
-        <w:hyperlink r:id="rId14" w:history="1">
+        <w:hyperlink r:id="rId19" w:history="1">
           <w:r>
             <w:rPr>
               <w:rStyle w:val="Hyperlink"/>
@@ -1961,7 +1961,7 @@
           <w:sz w:val="24"/>
           <w:u w:val="single"/>
         </w:rPr>
-        <w:hyperlink r:id="rId14" w:history="1">
+        <w:hyperlink r:id="rId19" w:history="1">
           <w:r>
             <w:rPr>
               <w:rStyle w:val="Hyperlink"/>
@@ -1990,7 +1990,7 @@
           <w:sz w:val="24"/>
           <w:u w:val="single"/>
         </w:rPr>
-        <w:hyperlink r:id="rId14" w:history="1">
+        <w:hyperlink r:id="rId19" w:history="1">
           <w:r>
             <w:rPr>
               <w:rStyle w:val="Hyperlink"/>
@@ -2019,7 +2019,7 @@
           <w:sz w:val="24"/>
           <w:u w:val="single"/>
         </w:rPr>
-        <w:hyperlink r:id="rId14" w:history="1">
+        <w:hyperlink r:id="rId19" w:history="1">
           <w:r>
             <w:rPr>
               <w:rStyle w:val="Hyperlink"/>
@@ -2037,7 +2037,7 @@
           <w:sz w:val="24"/>
           <w:u w:val="single"/>
         </w:rPr>
-        <w:hyperlink r:id="rId14" w:history="1">
+        <w:hyperlink r:id="rId19" w:history="1">
           <w:r>
             <w:rPr>
               <w:rStyle w:val="Hyperlink"/>
@@ -2055,7 +2055,7 @@
           <w:sz w:val="24"/>
           <w:u w:val="single"/>
         </w:rPr>
-        <w:hyperlink r:id="rId14" w:history="1">
+        <w:hyperlink r:id="rId19" w:history="1">
           <w:r>
             <w:rPr>
               <w:rStyle w:val="Hyperlink"/>
@@ -2084,7 +2084,7 @@
           <w:sz w:val="24"/>
           <w:u w:val="single"/>
         </w:rPr>
-        <w:hyperlink r:id="rId14" w:history="1">
+        <w:hyperlink r:id="rId19" w:history="1">
           <w:r>
             <w:rPr>
               <w:rStyle w:val="Hyperlink"/>
@@ -2113,7 +2113,7 @@
           <w:sz w:val="24"/>
           <w:u w:val="single"/>
         </w:rPr>
-        <w:hyperlink r:id="rId14" w:history="1">
+        <w:hyperlink r:id="rId19" w:history="1">
           <w:r>
             <w:rPr>
               <w:rStyle w:val="Hyperlink"/>
@@ -2142,7 +2142,7 @@
           <w:sz w:val="24"/>
           <w:u w:val="single"/>
         </w:rPr>
-        <w:hyperlink r:id="rId14" w:history="1">
+        <w:hyperlink r:id="rId19" w:history="1">
           <w:r>
             <w:rPr>
               <w:rStyle w:val="Hyperlink"/>
@@ -2491,7 +2491,7 @@
           <w:sz w:val="24"/>
           <w:u w:val="single"/>
         </w:rPr>
-        <w:hyperlink r:id="rId13" w:history="1">
+        <w:hyperlink r:id="rId19" w:history="1">
           <w:r>
             <w:rPr>
               <w:rStyle w:val="Hyperlink"/>
@@ -2537,7 +2537,7 @@
           <w:sz w:val="24"/>
           <w:u w:val="single"/>
         </w:rPr>
-        <w:hyperlink r:id="rId20" w:history="1">
+        <w:hyperlink r:id="rId13" w:history="1">
           <w:r>
             <w:rPr>
               <w:rStyle w:val="Hyperlink"/>
@@ -2555,7 +2555,7 @@
           <w:sz w:val="24"/>
           <w:u w:val="single"/>
         </w:rPr>
-        <w:hyperlink r:id="rId20" w:history="1">
+        <w:hyperlink r:id="rId13" w:history="1">
           <w:r>
             <w:rPr>
               <w:rStyle w:val="Hyperlink"/>
@@ -2573,7 +2573,7 @@
           <w:sz w:val="24"/>
           <w:u w:val="single"/>
         </w:rPr>
-        <w:hyperlink r:id="rId20" w:history="1">
+        <w:hyperlink r:id="rId13" w:history="1">
           <w:r>
             <w:rPr>
               <w:rStyle w:val="Hyperlink"/>
@@ -2591,7 +2591,7 @@
           <w:sz w:val="24"/>
           <w:u w:val="single"/>
         </w:rPr>
-        <w:hyperlink r:id="rId20" w:history="1">
+        <w:hyperlink r:id="rId13" w:history="1">
           <w:r>
             <w:rPr>
               <w:rStyle w:val="Hyperlink"/>
@@ -2620,7 +2620,7 @@
           <w:sz w:val="24"/>
           <w:u w:val="single"/>
         </w:rPr>
-        <w:hyperlink r:id="rId20" w:history="1">
+        <w:hyperlink r:id="rId13" w:history="1">
           <w:r>
             <w:rPr>
               <w:rStyle w:val="Hyperlink"/>
@@ -2638,7 +2638,7 @@
           <w:sz w:val="24"/>
           <w:u w:val="single"/>
         </w:rPr>
-        <w:hyperlink r:id="rId20" w:history="1">
+        <w:hyperlink r:id="rId13" w:history="1">
           <w:r>
             <w:rPr>
               <w:rStyle w:val="Hyperlink"/>
@@ -2656,7 +2656,7 @@
           <w:sz w:val="24"/>
           <w:u w:val="single"/>
         </w:rPr>
-        <w:hyperlink r:id="rId20" w:history="1">
+        <w:hyperlink r:id="rId13" w:history="1">
           <w:r>
             <w:rPr>
               <w:rStyle w:val="Hyperlink"/>
@@ -2685,7 +2685,7 @@
           <w:sz w:val="24"/>
           <w:u w:val="single"/>
         </w:rPr>
-        <w:hyperlink r:id="rId20" w:history="1">
+        <w:hyperlink r:id="rId13" w:history="1">
           <w:r>
             <w:rPr>
               <w:rStyle w:val="Hyperlink"/>
@@ -2703,7 +2703,7 @@
           <w:sz w:val="24"/>
           <w:u w:val="single"/>
         </w:rPr>
-        <w:hyperlink r:id="rId20" w:history="1">
+        <w:hyperlink r:id="rId13" w:history="1">
           <w:r>
             <w:rPr>
               <w:rStyle w:val="Hyperlink"/>
@@ -2732,7 +2732,7 @@
           <w:sz w:val="24"/>
           <w:u w:val="single"/>
         </w:rPr>
-        <w:hyperlink r:id="rId20" w:history="1">
+        <w:hyperlink r:id="rId13" w:history="1">
           <w:r>
             <w:rPr>
               <w:rStyle w:val="Hyperlink"/>
@@ -2750,7 +2750,7 @@
           <w:sz w:val="24"/>
           <w:u w:val="single"/>
         </w:rPr>
-        <w:hyperlink r:id="rId20" w:history="1">
+        <w:hyperlink r:id="rId13" w:history="1">
           <w:r>
             <w:rPr>
               <w:rStyle w:val="Hyperlink"/>

--- a/EXPORTS/DOCX/published/niveau2/Dutch/Museum.docx
+++ b/EXPORTS/DOCX/published/niveau2/Dutch/Museum.docx
@@ -371,7 +371,36 @@
           <w:color w:val="000000"/>
           <w:sz w:val="24"/>
         </w:rPr>
-        <w:t>, beiden in de Zuid-H</w:t>
+        <w:t>, beide</w:t>
+      </w:r>
+      <w:r>
+        <w:rPr>
+          <w:u w:val="single" w:color="0000ff"/>
+          <w:rFonts w:ascii="Charis SIL Regular" w:hAnsi="Charis SIL Regular" w:eastAsia="Charis SIL Regular"/>
+          <w:b w:val="0"/>
+          <w:i w:val="0"/>
+          <w:color w:val="000000"/>
+          <w:sz w:val="24"/>
+        </w:rPr>
+        <w:hyperlink r:id="rId9" w:history="1">
+          <w:r>
+            <w:rPr>
+              <w:rStyle w:val="Hyperlink"/>
+            </w:rPr>
+            <w:t>n in de Zuid-</w:t>
+          </w:r>
+        </w:hyperlink>
+      </w:r>
+      <w:r>
+        <w:rPr>
+          <w:u w:val="single" w:color="0000ff"/>
+          <w:rFonts w:ascii="Charis SIL Regular" w:hAnsi="Charis SIL Regular" w:eastAsia="Charis SIL Regular"/>
+          <w:b w:val="0"/>
+          <w:i w:val="0"/>
+          <w:color w:val="000000"/>
+          <w:sz w:val="24"/>
+        </w:rPr>
+        <w:t>H</w:t>
       </w:r>
       <w:r>
         <w:rPr>
@@ -1671,25 +1700,7 @@
           <w:color w:val="000000"/>
           <w:sz w:val="24"/>
         </w:rPr>
-        <w:t>u</w:t>
-      </w:r>
-      <w:r>
-        <w:rPr>
-          <w:u w:val="single" w:color="0000ff"/>
-          <w:rFonts w:ascii="Charis SIL Regular" w:hAnsi="Charis SIL Regular" w:eastAsia="Charis SIL Regular"/>
-          <w:b w:val="0"/>
-          <w:i w:val="0"/>
-          <w:color w:val="000000"/>
-          <w:sz w:val="24"/>
-        </w:rPr>
-        <w:hyperlink r:id="rId18" w:history="1">
-          <w:r>
-            <w:rPr>
-              <w:rStyle w:val="Hyperlink"/>
-            </w:rPr>
-            <w:t>rhistorische- e</w:t>
-          </w:r>
-        </w:hyperlink>
+        <w:t>urhistorische- e</w:t>
       </w:r>
       <w:r>
         <w:rPr>
@@ -1932,12 +1943,240 @@
           <w:sz w:val="24"/>
           <w:u w:val="single"/>
         </w:rPr>
-        <w:hyperlink r:id="rId19" w:history="1">
+        <w:hyperlink r:id="rId14" w:history="1">
           <w:r>
             <w:rPr>
               <w:rStyle w:val="Hyperlink"/>
             </w:rPr>
             <w:t>De</w:t>
+          </w:r>
+        </w:hyperlink>
+      </w:r>
+      <w:r>
+        <w:rPr>
+          <w:rFonts w:ascii="Charis SIL Regular" w:hAnsi="Charis SIL Regular" w:eastAsia="Charis SIL Regular"/>
+          <w:b w:val="0"/>
+          <w:i w:val="0"/>
+          <w:color w:val="0000FF"/>
+          <w:sz w:val="24"/>
+          <w:u w:val="single"/>
+        </w:rPr>
+        <w:t xml:space="preserve"> </w:t>
+      </w:r>
+      <w:r>
+        <w:rPr>
+          <w:rFonts w:ascii="Charis SIL Regular" w:hAnsi="Charis SIL Regular" w:eastAsia="Charis SIL Regular"/>
+          <w:b w:val="0"/>
+          <w:i w:val="0"/>
+          <w:color w:val="0000FF"/>
+          <w:sz w:val="24"/>
+          <w:u w:val="single"/>
+        </w:rPr>
+        <w:hyperlink r:id="rId14" w:history="1">
+          <w:r>
+            <w:rPr>
+              <w:rStyle w:val="Hyperlink"/>
+            </w:rPr>
+            <w:t>handel</w:t>
+          </w:r>
+        </w:hyperlink>
+      </w:r>
+      <w:r>
+        <w:rPr>
+          <w:rFonts w:ascii="Charis SIL Regular" w:hAnsi="Charis SIL Regular" w:eastAsia="Charis SIL Regular"/>
+          <w:b w:val="0"/>
+          <w:i w:val="0"/>
+          <w:color w:val="0000FF"/>
+          <w:sz w:val="24"/>
+          <w:u w:val="single"/>
+        </w:rPr>
+        <w:t xml:space="preserve"> </w:t>
+      </w:r>
+      <w:r>
+        <w:rPr>
+          <w:rFonts w:ascii="Charis SIL Regular" w:hAnsi="Charis SIL Regular" w:eastAsia="Charis SIL Regular"/>
+          <w:b w:val="0"/>
+          <w:i w:val="0"/>
+          <w:color w:val="0000FF"/>
+          <w:sz w:val="24"/>
+          <w:u w:val="single"/>
+        </w:rPr>
+        <w:hyperlink r:id="rId14" w:history="1">
+          <w:r>
+            <w:rPr>
+              <w:rStyle w:val="Hyperlink"/>
+            </w:rPr>
+            <w:t>in</w:t>
+          </w:r>
+        </w:hyperlink>
+      </w:r>
+      <w:r>
+        <w:rPr>
+          <w:rFonts w:ascii="Charis SIL Regular" w:hAnsi="Charis SIL Regular" w:eastAsia="Charis SIL Regular"/>
+          <w:b w:val="0"/>
+          <w:i w:val="0"/>
+          <w:color w:val="0000FF"/>
+          <w:sz w:val="24"/>
+          <w:u w:val="single"/>
+        </w:rPr>
+        <w:t xml:space="preserve"> </w:t>
+      </w:r>
+      <w:r>
+        <w:rPr>
+          <w:rFonts w:ascii="Charis SIL Regular" w:hAnsi="Charis SIL Regular" w:eastAsia="Charis SIL Regular"/>
+          <w:b w:val="0"/>
+          <w:i w:val="0"/>
+          <w:color w:val="0000FF"/>
+          <w:sz w:val="24"/>
+          <w:u w:val="single"/>
+        </w:rPr>
+        <w:hyperlink r:id="rId14" w:history="1">
+          <w:r>
+            <w:rPr>
+              <w:rStyle w:val="Hyperlink"/>
+            </w:rPr>
+            <w:t>o</w:t>
+          </w:r>
+        </w:hyperlink>
+      </w:r>
+      <w:r>
+        <w:rPr>
+          <w:rFonts w:ascii="Charis SIL Regular" w:hAnsi="Charis SIL Regular" w:eastAsia="Charis SIL Regular"/>
+          <w:b w:val="0"/>
+          <w:i w:val="0"/>
+          <w:color w:val="0000FF"/>
+          <w:sz w:val="24"/>
+          <w:u w:val="single"/>
+        </w:rPr>
+        <w:hyperlink r:id="rId14" w:history="1">
+          <w:r>
+            <w:rPr>
+              <w:rStyle w:val="Hyperlink"/>
+            </w:rPr>
+            <w:t>b</w:t>
+          </w:r>
+        </w:hyperlink>
+      </w:r>
+      <w:r>
+        <w:rPr>
+          <w:rFonts w:ascii="Charis SIL Regular" w:hAnsi="Charis SIL Regular" w:eastAsia="Charis SIL Regular"/>
+          <w:b w:val="0"/>
+          <w:i w:val="0"/>
+          <w:color w:val="0000FF"/>
+          <w:sz w:val="24"/>
+          <w:u w:val="single"/>
+        </w:rPr>
+        <w:hyperlink r:id="rId14" w:history="1">
+          <w:r>
+            <w:rPr>
+              <w:rStyle w:val="Hyperlink"/>
+            </w:rPr>
+            <w:t>jecten</w:t>
+          </w:r>
+        </w:hyperlink>
+      </w:r>
+      <w:r>
+        <w:rPr>
+          <w:rFonts w:ascii="Charis SIL Regular" w:hAnsi="Charis SIL Regular" w:eastAsia="Charis SIL Regular"/>
+          <w:b w:val="0"/>
+          <w:i w:val="0"/>
+          <w:color w:val="0000FF"/>
+          <w:sz w:val="24"/>
+          <w:u w:val="single"/>
+        </w:rPr>
+        <w:t xml:space="preserve"> </w:t>
+      </w:r>
+      <w:r>
+        <w:rPr>
+          <w:rFonts w:ascii="Charis SIL Regular" w:hAnsi="Charis SIL Regular" w:eastAsia="Charis SIL Regular"/>
+          <w:b w:val="0"/>
+          <w:i w:val="0"/>
+          <w:color w:val="0000FF"/>
+          <w:sz w:val="24"/>
+          <w:u w:val="single"/>
+        </w:rPr>
+        <w:hyperlink r:id="rId14" w:history="1">
+          <w:r>
+            <w:rPr>
+              <w:rStyle w:val="Hyperlink"/>
+            </w:rPr>
+            <w:t>uit</w:t>
+          </w:r>
+        </w:hyperlink>
+      </w:r>
+      <w:r>
+        <w:rPr>
+          <w:rFonts w:ascii="Charis SIL Regular" w:hAnsi="Charis SIL Regular" w:eastAsia="Charis SIL Regular"/>
+          <w:b w:val="0"/>
+          <w:i w:val="0"/>
+          <w:color w:val="0000FF"/>
+          <w:sz w:val="24"/>
+          <w:u w:val="single"/>
+        </w:rPr>
+        <w:t xml:space="preserve"> </w:t>
+      </w:r>
+      <w:r>
+        <w:rPr>
+          <w:rFonts w:ascii="Charis SIL Regular" w:hAnsi="Charis SIL Regular" w:eastAsia="Charis SIL Regular"/>
+          <w:b w:val="0"/>
+          <w:i w:val="0"/>
+          <w:color w:val="0000FF"/>
+          <w:sz w:val="24"/>
+          <w:u w:val="single"/>
+        </w:rPr>
+        <w:hyperlink r:id="rId14" w:history="1">
+          <w:r>
+            <w:rPr>
+              <w:rStyle w:val="Hyperlink"/>
+            </w:rPr>
+            <w:t>een</w:t>
+          </w:r>
+        </w:hyperlink>
+      </w:r>
+      <w:r>
+        <w:rPr>
+          <w:rFonts w:ascii="Charis SIL Regular" w:hAnsi="Charis SIL Regular" w:eastAsia="Charis SIL Regular"/>
+          <w:b w:val="0"/>
+          <w:i w:val="0"/>
+          <w:color w:val="0000FF"/>
+          <w:sz w:val="24"/>
+          <w:u w:val="single"/>
+        </w:rPr>
+        <w:t xml:space="preserve"> </w:t>
+      </w:r>
+      <w:r>
+        <w:rPr>
+          <w:rFonts w:ascii="Charis SIL Regular" w:hAnsi="Charis SIL Regular" w:eastAsia="Charis SIL Regular"/>
+          <w:b w:val="0"/>
+          <w:i w:val="0"/>
+          <w:color w:val="0000FF"/>
+          <w:sz w:val="24"/>
+          <w:u w:val="single"/>
+        </w:rPr>
+        <w:hyperlink r:id="rId14" w:history="1">
+          <w:r>
+            <w:rPr>
+              <w:rStyle w:val="Hyperlink"/>
+            </w:rPr>
+            <w:t>k</w:t>
+          </w:r>
+        </w:hyperlink>
+      </w:r>
+      <w:r>
+        <w:rPr>
+          <w:rFonts w:ascii="Charis SIL Regular" w:hAnsi="Charis SIL Regular" w:eastAsia="Charis SIL Regular"/>
+          <w:b w:val="0"/>
+          <w:i w:val="0"/>
+          <w:color w:val="0000FF"/>
+          <w:sz w:val="24"/>
+          <w:u w:val="single"/>
+        </w:rPr>
+        <w:hyperlink r:id="rId14" w:history="1">
+          <w:r>
+            <w:rPr>
+              <w:rStyle w:val="Hyperlink"/>
+            </w:rPr>
+            <w:t>oloniale</w:t>
           </w:r>
         </w:hyperlink>
       </w:r>
@@ -1966,7 +2205,85 @@
             <w:rPr>
               <w:rStyle w:val="Hyperlink"/>
             </w:rPr>
-            <w:t>handel</w:t>
+            <w:t>context</w:t>
+          </w:r>
+        </w:hyperlink>
+      </w:r>
+      <w:r>
+        <w:br/>
+      </w:r>
+      <w:r>
+        <w:rPr>
+          <w:rFonts w:ascii="Charis SIL Regular" w:hAnsi="Charis SIL Regular" w:eastAsia="Charis SIL Regular"/>
+          <w:b w:val="0"/>
+          <w:i w:val="0"/>
+          <w:color w:val="000000"/>
+          <w:sz w:val="24"/>
+        </w:rPr>
+        <w:t xml:space="preserve">•  </w:t>
+      </w:r>
+      <w:r>
+        <w:rPr>
+          <w:rFonts w:ascii="Charis SIL Regular" w:hAnsi="Charis SIL Regular" w:eastAsia="Charis SIL Regular"/>
+          <w:b w:val="0"/>
+          <w:i w:val="0"/>
+          <w:color w:val="0000FF"/>
+          <w:sz w:val="24"/>
+          <w:u w:val="single"/>
+        </w:rPr>
+        <w:hyperlink r:id="rId19" w:history="1">
+          <w:r>
+            <w:rPr>
+              <w:rStyle w:val="Hyperlink"/>
+            </w:rPr>
+            <w:t>Le</w:t>
+          </w:r>
+        </w:hyperlink>
+      </w:r>
+      <w:r>
+        <w:rPr>
+          <w:rFonts w:ascii="Charis SIL Regular" w:hAnsi="Charis SIL Regular" w:eastAsia="Charis SIL Regular"/>
+          <w:b w:val="0"/>
+          <w:i w:val="0"/>
+          <w:color w:val="0000FF"/>
+          <w:sz w:val="24"/>
+          <w:u w:val="single"/>
+        </w:rPr>
+        <w:hyperlink r:id="rId19" w:history="1">
+          <w:r>
+            <w:rPr>
+              <w:rStyle w:val="Hyperlink"/>
+            </w:rPr>
+            <w:t>g</w:t>
+          </w:r>
+        </w:hyperlink>
+      </w:r>
+      <w:r>
+        <w:rPr>
+          <w:rFonts w:ascii="Charis SIL Regular" w:hAnsi="Charis SIL Regular" w:eastAsia="Charis SIL Regular"/>
+          <w:b w:val="0"/>
+          <w:i w:val="0"/>
+          <w:color w:val="0000FF"/>
+          <w:sz w:val="24"/>
+          <w:u w:val="single"/>
+        </w:rPr>
+        <w:t>er- en marinepersonee</w:t>
+      </w:r>
+      <w:r>
+        <w:rPr>
+          <w:rFonts w:ascii="Charis SIL Regular" w:hAnsi="Charis SIL Regular" w:eastAsia="Charis SIL Regular"/>
+          <w:b w:val="0"/>
+          <w:i w:val="0"/>
+          <w:color w:val="0000FF"/>
+          <w:sz w:val="24"/>
+          <w:u w:val="single"/>
+        </w:rPr>
+        <w:hyperlink r:id="rId19" w:history="1">
+          <w:r>
+            <w:rPr>
+              <w:rStyle w:val="Hyperlink"/>
+            </w:rPr>
+            <w:t>l</w:t>
           </w:r>
         </w:hyperlink>
       </w:r>
@@ -2019,12 +2336,12 @@
           <w:sz w:val="24"/>
           <w:u w:val="single"/>
         </w:rPr>
-        <w:hyperlink r:id="rId19" w:history="1">
+        <w:hyperlink r:id="rId13" w:history="1">
           <w:r>
             <w:rPr>
               <w:rStyle w:val="Hyperlink"/>
             </w:rPr>
-            <w:t>o</w:t>
+            <w:t>gekolonis</w:t>
           </w:r>
         </w:hyperlink>
       </w:r>
@@ -2037,12 +2354,12 @@
           <w:sz w:val="24"/>
           <w:u w:val="single"/>
         </w:rPr>
-        <w:hyperlink r:id="rId19" w:history="1">
+        <w:hyperlink r:id="rId13" w:history="1">
           <w:r>
             <w:rPr>
               <w:rStyle w:val="Hyperlink"/>
             </w:rPr>
-            <w:t>b</w:t>
+            <w:t>e</w:t>
           </w:r>
         </w:hyperlink>
       </w:r>
@@ -2055,12 +2372,12 @@
           <w:sz w:val="24"/>
           <w:u w:val="single"/>
         </w:rPr>
-        <w:hyperlink r:id="rId19" w:history="1">
+        <w:hyperlink r:id="rId13" w:history="1">
           <w:r>
             <w:rPr>
               <w:rStyle w:val="Hyperlink"/>
             </w:rPr>
-            <w:t>jecten</w:t>
+            <w:t>erde</w:t>
           </w:r>
         </w:hyperlink>
       </w:r>
@@ -2084,414 +2401,7 @@
           <w:sz w:val="24"/>
           <w:u w:val="single"/>
         </w:rPr>
-        <w:hyperlink r:id="rId19" w:history="1">
-          <w:r>
-            <w:rPr>
-              <w:rStyle w:val="Hyperlink"/>
-            </w:rPr>
-            <w:t>uit</w:t>
-          </w:r>
-        </w:hyperlink>
-      </w:r>
-      <w:r>
-        <w:rPr>
-          <w:rFonts w:ascii="Charis SIL Regular" w:hAnsi="Charis SIL Regular" w:eastAsia="Charis SIL Regular"/>
-          <w:b w:val="0"/>
-          <w:i w:val="0"/>
-          <w:color w:val="0000FF"/>
-          <w:sz w:val="24"/>
-          <w:u w:val="single"/>
-        </w:rPr>
-        <w:t xml:space="preserve"> </w:t>
-      </w:r>
-      <w:r>
-        <w:rPr>
-          <w:rFonts w:ascii="Charis SIL Regular" w:hAnsi="Charis SIL Regular" w:eastAsia="Charis SIL Regular"/>
-          <w:b w:val="0"/>
-          <w:i w:val="0"/>
-          <w:color w:val="0000FF"/>
-          <w:sz w:val="24"/>
-          <w:u w:val="single"/>
-        </w:rPr>
-        <w:hyperlink r:id="rId19" w:history="1">
-          <w:r>
-            <w:rPr>
-              <w:rStyle w:val="Hyperlink"/>
-            </w:rPr>
-            <w:t>een</w:t>
-          </w:r>
-        </w:hyperlink>
-      </w:r>
-      <w:r>
-        <w:rPr>
-          <w:rFonts w:ascii="Charis SIL Regular" w:hAnsi="Charis SIL Regular" w:eastAsia="Charis SIL Regular"/>
-          <w:b w:val="0"/>
-          <w:i w:val="0"/>
-          <w:color w:val="0000FF"/>
-          <w:sz w:val="24"/>
-          <w:u w:val="single"/>
-        </w:rPr>
-        <w:t xml:space="preserve"> </w:t>
-      </w:r>
-      <w:r>
-        <w:rPr>
-          <w:rFonts w:ascii="Charis SIL Regular" w:hAnsi="Charis SIL Regular" w:eastAsia="Charis SIL Regular"/>
-          <w:b w:val="0"/>
-          <w:i w:val="0"/>
-          <w:color w:val="0000FF"/>
-          <w:sz w:val="24"/>
-          <w:u w:val="single"/>
-        </w:rPr>
-        <w:hyperlink r:id="rId19" w:history="1">
-          <w:r>
-            <w:rPr>
-              <w:rStyle w:val="Hyperlink"/>
-            </w:rPr>
-            <w:t>k</w:t>
-          </w:r>
-        </w:hyperlink>
-      </w:r>
-      <w:r>
-        <w:rPr>
-          <w:rFonts w:ascii="Charis SIL Regular" w:hAnsi="Charis SIL Regular" w:eastAsia="Charis SIL Regular"/>
-          <w:b w:val="0"/>
-          <w:i w:val="0"/>
-          <w:color w:val="0000FF"/>
-          <w:sz w:val="24"/>
-          <w:u w:val="single"/>
-        </w:rPr>
-        <w:hyperlink r:id="rId14" w:history="1">
-          <w:r>
-            <w:rPr>
-              <w:rStyle w:val="Hyperlink"/>
-            </w:rPr>
-            <w:t>oloniale</w:t>
-          </w:r>
-        </w:hyperlink>
-      </w:r>
-      <w:r>
-        <w:rPr>
-          <w:rFonts w:ascii="Charis SIL Regular" w:hAnsi="Charis SIL Regular" w:eastAsia="Charis SIL Regular"/>
-          <w:b w:val="0"/>
-          <w:i w:val="0"/>
-          <w:color w:val="0000FF"/>
-          <w:sz w:val="24"/>
-          <w:u w:val="single"/>
-        </w:rPr>
-        <w:t xml:space="preserve"> </w:t>
-      </w:r>
-      <w:r>
-        <w:rPr>
-          <w:rFonts w:ascii="Charis SIL Regular" w:hAnsi="Charis SIL Regular" w:eastAsia="Charis SIL Regular"/>
-          <w:b w:val="0"/>
-          <w:i w:val="0"/>
-          <w:color w:val="0000FF"/>
-          <w:sz w:val="24"/>
-          <w:u w:val="single"/>
-        </w:rPr>
-        <w:hyperlink r:id="rId19" w:history="1">
-          <w:r>
-            <w:rPr>
-              <w:rStyle w:val="Hyperlink"/>
-            </w:rPr>
-            <w:t>context</w:t>
-          </w:r>
-        </w:hyperlink>
-      </w:r>
-      <w:r>
-        <w:br/>
-      </w:r>
-      <w:r>
-        <w:rPr>
-          <w:rFonts w:ascii="Charis SIL Regular" w:hAnsi="Charis SIL Regular" w:eastAsia="Charis SIL Regular"/>
-          <w:b w:val="0"/>
-          <w:i w:val="0"/>
-          <w:color w:val="000000"/>
-          <w:sz w:val="24"/>
-        </w:rPr>
-        <w:t xml:space="preserve">•  </w:t>
-      </w:r>
-      <w:r>
-        <w:rPr>
-          <w:rFonts w:ascii="Charis SIL Regular" w:hAnsi="Charis SIL Regular" w:eastAsia="Charis SIL Regular"/>
-          <w:b w:val="0"/>
-          <w:i w:val="0"/>
-          <w:color w:val="0000FF"/>
-          <w:sz w:val="24"/>
-          <w:u w:val="single"/>
-        </w:rPr>
-        <w:hyperlink r:id="rId19" w:history="1">
-          <w:r>
-            <w:rPr>
-              <w:rStyle w:val="Hyperlink"/>
-            </w:rPr>
-            <w:t>Le</w:t>
-          </w:r>
-        </w:hyperlink>
-      </w:r>
-      <w:r>
-        <w:rPr>
-          <w:rFonts w:ascii="Charis SIL Regular" w:hAnsi="Charis SIL Regular" w:eastAsia="Charis SIL Regular"/>
-          <w:b w:val="0"/>
-          <w:i w:val="0"/>
-          <w:color w:val="0000FF"/>
-          <w:sz w:val="24"/>
-          <w:u w:val="single"/>
-        </w:rPr>
-        <w:hyperlink r:id="rId19" w:history="1">
-          <w:r>
-            <w:rPr>
-              <w:rStyle w:val="Hyperlink"/>
-            </w:rPr>
-            <w:t>g</w:t>
-          </w:r>
-        </w:hyperlink>
-      </w:r>
-      <w:r>
-        <w:rPr>
-          <w:rFonts w:ascii="Charis SIL Regular" w:hAnsi="Charis SIL Regular" w:eastAsia="Charis SIL Regular"/>
-          <w:b w:val="0"/>
-          <w:i w:val="0"/>
-          <w:color w:val="0000FF"/>
-          <w:sz w:val="24"/>
-          <w:u w:val="single"/>
-        </w:rPr>
-        <w:hyperlink r:id="rId19" w:history="1">
-          <w:r>
-            <w:rPr>
-              <w:rStyle w:val="Hyperlink"/>
-            </w:rPr>
-            <w:t>er-</w:t>
-          </w:r>
-        </w:hyperlink>
-      </w:r>
-      <w:r>
-        <w:rPr>
-          <w:rFonts w:ascii="Charis SIL Regular" w:hAnsi="Charis SIL Regular" w:eastAsia="Charis SIL Regular"/>
-          <w:b w:val="0"/>
-          <w:i w:val="0"/>
-          <w:color w:val="0000FF"/>
-          <w:sz w:val="24"/>
-          <w:u w:val="single"/>
-        </w:rPr>
-        <w:t xml:space="preserve"> </w:t>
-      </w:r>
-      <w:r>
-        <w:rPr>
-          <w:rFonts w:ascii="Charis SIL Regular" w:hAnsi="Charis SIL Regular" w:eastAsia="Charis SIL Regular"/>
-          <w:b w:val="0"/>
-          <w:i w:val="0"/>
-          <w:color w:val="0000FF"/>
-          <w:sz w:val="24"/>
-          <w:u w:val="single"/>
-        </w:rPr>
-        <w:hyperlink r:id="rId19" w:history="1">
-          <w:r>
-            <w:rPr>
-              <w:rStyle w:val="Hyperlink"/>
-            </w:rPr>
-            <w:t>en</w:t>
-          </w:r>
-        </w:hyperlink>
-      </w:r>
-      <w:r>
-        <w:rPr>
-          <w:rFonts w:ascii="Charis SIL Regular" w:hAnsi="Charis SIL Regular" w:eastAsia="Charis SIL Regular"/>
-          <w:b w:val="0"/>
-          <w:i w:val="0"/>
-          <w:color w:val="0000FF"/>
-          <w:sz w:val="24"/>
-          <w:u w:val="single"/>
-        </w:rPr>
-        <w:t xml:space="preserve"> </w:t>
-      </w:r>
-      <w:r>
-        <w:rPr>
-          <w:rFonts w:ascii="Charis SIL Regular" w:hAnsi="Charis SIL Regular" w:eastAsia="Charis SIL Regular"/>
-          <w:b w:val="0"/>
-          <w:i w:val="0"/>
-          <w:color w:val="0000FF"/>
-          <w:sz w:val="24"/>
-          <w:u w:val="single"/>
-        </w:rPr>
-        <w:hyperlink r:id="rId19" w:history="1">
-          <w:r>
-            <w:rPr>
-              <w:rStyle w:val="Hyperlink"/>
-            </w:rPr>
-            <w:t>ma</w:t>
-          </w:r>
-        </w:hyperlink>
-      </w:r>
-      <w:r>
-        <w:rPr>
-          <w:rFonts w:ascii="Charis SIL Regular" w:hAnsi="Charis SIL Regular" w:eastAsia="Charis SIL Regular"/>
-          <w:b w:val="0"/>
-          <w:i w:val="0"/>
-          <w:color w:val="0000FF"/>
-          <w:sz w:val="24"/>
-          <w:u w:val="single"/>
-        </w:rPr>
-        <w:hyperlink r:id="rId19" w:history="1">
-          <w:r>
-            <w:rPr>
-              <w:rStyle w:val="Hyperlink"/>
-            </w:rPr>
-            <w:t>rineperso</w:t>
-          </w:r>
-        </w:hyperlink>
-      </w:r>
-      <w:r>
-        <w:rPr>
-          <w:rFonts w:ascii="Charis SIL Regular" w:hAnsi="Charis SIL Regular" w:eastAsia="Charis SIL Regular"/>
-          <w:b w:val="0"/>
-          <w:i w:val="0"/>
-          <w:color w:val="0000FF"/>
-          <w:sz w:val="24"/>
-          <w:u w:val="single"/>
-        </w:rPr>
-        <w:hyperlink r:id="rId19" w:history="1">
-          <w:r>
-            <w:rPr>
-              <w:rStyle w:val="Hyperlink"/>
-            </w:rPr>
-            <w:t>nee</w:t>
-          </w:r>
-        </w:hyperlink>
-      </w:r>
-      <w:r>
-        <w:rPr>
-          <w:rFonts w:ascii="Charis SIL Regular" w:hAnsi="Charis SIL Regular" w:eastAsia="Charis SIL Regular"/>
-          <w:b w:val="0"/>
-          <w:i w:val="0"/>
-          <w:color w:val="0000FF"/>
-          <w:sz w:val="24"/>
-          <w:u w:val="single"/>
-        </w:rPr>
-        <w:hyperlink r:id="rId19" w:history="1">
-          <w:r>
-            <w:rPr>
-              <w:rStyle w:val="Hyperlink"/>
-            </w:rPr>
-            <w:t>l</w:t>
-          </w:r>
-        </w:hyperlink>
-      </w:r>
-      <w:r>
-        <w:rPr>
-          <w:rFonts w:ascii="Charis SIL Regular" w:hAnsi="Charis SIL Regular" w:eastAsia="Charis SIL Regular"/>
-          <w:b w:val="0"/>
-          <w:i w:val="0"/>
-          <w:color w:val="0000FF"/>
-          <w:sz w:val="24"/>
-          <w:u w:val="single"/>
-        </w:rPr>
-        <w:t xml:space="preserve"> </w:t>
-      </w:r>
-      <w:r>
-        <w:rPr>
-          <w:rFonts w:ascii="Charis SIL Regular" w:hAnsi="Charis SIL Regular" w:eastAsia="Charis SIL Regular"/>
-          <w:b w:val="0"/>
-          <w:i w:val="0"/>
-          <w:color w:val="0000FF"/>
-          <w:sz w:val="24"/>
-          <w:u w:val="single"/>
-        </w:rPr>
-        <w:hyperlink r:id="rId19" w:history="1">
-          <w:r>
-            <w:rPr>
-              <w:rStyle w:val="Hyperlink"/>
-            </w:rPr>
-            <w:t>in</w:t>
-          </w:r>
-        </w:hyperlink>
-      </w:r>
-      <w:r>
-        <w:rPr>
-          <w:rFonts w:ascii="Charis SIL Regular" w:hAnsi="Charis SIL Regular" w:eastAsia="Charis SIL Regular"/>
-          <w:b w:val="0"/>
-          <w:i w:val="0"/>
-          <w:color w:val="0000FF"/>
-          <w:sz w:val="24"/>
-          <w:u w:val="single"/>
-        </w:rPr>
-        <w:t xml:space="preserve"> </w:t>
-      </w:r>
-      <w:r>
-        <w:rPr>
-          <w:rFonts w:ascii="Charis SIL Regular" w:hAnsi="Charis SIL Regular" w:eastAsia="Charis SIL Regular"/>
-          <w:b w:val="0"/>
-          <w:i w:val="0"/>
-          <w:color w:val="0000FF"/>
-          <w:sz w:val="24"/>
-          <w:u w:val="single"/>
-        </w:rPr>
-        <w:hyperlink r:id="rId19" w:history="1">
-          <w:r>
-            <w:rPr>
-              <w:rStyle w:val="Hyperlink"/>
-            </w:rPr>
-            <w:t>gekolonis</w:t>
-          </w:r>
-        </w:hyperlink>
-      </w:r>
-      <w:r>
-        <w:rPr>
-          <w:rFonts w:ascii="Charis SIL Regular" w:hAnsi="Charis SIL Regular" w:eastAsia="Charis SIL Regular"/>
-          <w:b w:val="0"/>
-          <w:i w:val="0"/>
-          <w:color w:val="0000FF"/>
-          <w:sz w:val="24"/>
-          <w:u w:val="single"/>
-        </w:rPr>
-        <w:hyperlink r:id="rId19" w:history="1">
-          <w:r>
-            <w:rPr>
-              <w:rStyle w:val="Hyperlink"/>
-            </w:rPr>
-            <w:t>e</w:t>
-          </w:r>
-        </w:hyperlink>
-      </w:r>
-      <w:r>
-        <w:rPr>
-          <w:rFonts w:ascii="Charis SIL Regular" w:hAnsi="Charis SIL Regular" w:eastAsia="Charis SIL Regular"/>
-          <w:b w:val="0"/>
-          <w:i w:val="0"/>
-          <w:color w:val="0000FF"/>
-          <w:sz w:val="24"/>
-          <w:u w:val="single"/>
-        </w:rPr>
-        <w:hyperlink r:id="rId19" w:history="1">
-          <w:r>
-            <w:rPr>
-              <w:rStyle w:val="Hyperlink"/>
-            </w:rPr>
-            <w:t>erde</w:t>
-          </w:r>
-        </w:hyperlink>
-      </w:r>
-      <w:r>
-        <w:rPr>
-          <w:rFonts w:ascii="Charis SIL Regular" w:hAnsi="Charis SIL Regular" w:eastAsia="Charis SIL Regular"/>
-          <w:b w:val="0"/>
-          <w:i w:val="0"/>
-          <w:color w:val="0000FF"/>
-          <w:sz w:val="24"/>
-          <w:u w:val="single"/>
-        </w:rPr>
-        <w:t xml:space="preserve"> </w:t>
-      </w:r>
-      <w:r>
-        <w:rPr>
-          <w:rFonts w:ascii="Charis SIL Regular" w:hAnsi="Charis SIL Regular" w:eastAsia="Charis SIL Regular"/>
-          <w:b w:val="0"/>
-          <w:i w:val="0"/>
-          <w:color w:val="0000FF"/>
-          <w:sz w:val="24"/>
-          <w:u w:val="single"/>
-        </w:rPr>
-        <w:hyperlink r:id="rId19" w:history="1">
+        <w:hyperlink r:id="rId13" w:history="1">
           <w:r>
             <w:rPr>
               <w:rStyle w:val="Hyperlink"/>
@@ -2537,7 +2447,7 @@
           <w:sz w:val="24"/>
           <w:u w:val="single"/>
         </w:rPr>
-        <w:hyperlink r:id="rId13" w:history="1">
+        <w:hyperlink r:id="rId20" w:history="1">
           <w:r>
             <w:rPr>
               <w:rStyle w:val="Hyperlink"/>
@@ -2555,7 +2465,7 @@
           <w:sz w:val="24"/>
           <w:u w:val="single"/>
         </w:rPr>
-        <w:hyperlink r:id="rId13" w:history="1">
+        <w:hyperlink r:id="rId20" w:history="1">
           <w:r>
             <w:rPr>
               <w:rStyle w:val="Hyperlink"/>
@@ -2573,7 +2483,7 @@
           <w:sz w:val="24"/>
           <w:u w:val="single"/>
         </w:rPr>
-        <w:hyperlink r:id="rId13" w:history="1">
+        <w:hyperlink r:id="rId20" w:history="1">
           <w:r>
             <w:rPr>
               <w:rStyle w:val="Hyperlink"/>
@@ -2591,7 +2501,7 @@
           <w:sz w:val="24"/>
           <w:u w:val="single"/>
         </w:rPr>
-        <w:hyperlink r:id="rId13" w:history="1">
+        <w:hyperlink r:id="rId20" w:history="1">
           <w:r>
             <w:rPr>
               <w:rStyle w:val="Hyperlink"/>
@@ -2620,7 +2530,7 @@
           <w:sz w:val="24"/>
           <w:u w:val="single"/>
         </w:rPr>
-        <w:hyperlink r:id="rId13" w:history="1">
+        <w:hyperlink r:id="rId20" w:history="1">
           <w:r>
             <w:rPr>
               <w:rStyle w:val="Hyperlink"/>
@@ -2638,7 +2548,7 @@
           <w:sz w:val="24"/>
           <w:u w:val="single"/>
         </w:rPr>
-        <w:hyperlink r:id="rId13" w:history="1">
+        <w:hyperlink r:id="rId20" w:history="1">
           <w:r>
             <w:rPr>
               <w:rStyle w:val="Hyperlink"/>
@@ -2656,7 +2566,7 @@
           <w:sz w:val="24"/>
           <w:u w:val="single"/>
         </w:rPr>
-        <w:hyperlink r:id="rId13" w:history="1">
+        <w:hyperlink r:id="rId20" w:history="1">
           <w:r>
             <w:rPr>
               <w:rStyle w:val="Hyperlink"/>

--- a/EXPORTS/DOCX/published/niveau2/Dutch/Museum.docx
+++ b/EXPORTS/DOCX/published/niveau2/Dutch/Museum.docx
@@ -371,54 +371,7 @@
           <w:color w:val="000000"/>
           <w:sz w:val="24"/>
         </w:rPr>
-        <w:t>, beide</w:t>
-      </w:r>
-      <w:r>
-        <w:rPr>
-          <w:u w:val="single" w:color="0000ff"/>
-          <w:rFonts w:ascii="Charis SIL Regular" w:hAnsi="Charis SIL Regular" w:eastAsia="Charis SIL Regular"/>
-          <w:b w:val="0"/>
-          <w:i w:val="0"/>
-          <w:color w:val="000000"/>
-          <w:sz w:val="24"/>
-        </w:rPr>
-        <w:hyperlink r:id="rId9" w:history="1">
-          <w:r>
-            <w:rPr>
-              <w:rStyle w:val="Hyperlink"/>
-            </w:rPr>
-            <w:t>n in de Zuid-</w:t>
-          </w:r>
-        </w:hyperlink>
-      </w:r>
-      <w:r>
-        <w:rPr>
-          <w:u w:val="single" w:color="0000ff"/>
-          <w:rFonts w:ascii="Charis SIL Regular" w:hAnsi="Charis SIL Regular" w:eastAsia="Charis SIL Regular"/>
-          <w:b w:val="0"/>
-          <w:i w:val="0"/>
-          <w:color w:val="000000"/>
-          <w:sz w:val="24"/>
-        </w:rPr>
-        <w:t>H</w:t>
-      </w:r>
-      <w:r>
-        <w:rPr>
-          <w:u w:val="single" w:color="0000ff"/>
-          <w:rFonts w:ascii="Charis SIL Regular" w:hAnsi="Charis SIL Regular" w:eastAsia="Charis SIL Regular"/>
-          <w:b w:val="0"/>
-          <w:i w:val="0"/>
-          <w:color w:val="000000"/>
-          <w:sz w:val="24"/>
-        </w:rPr>
-        <w:hyperlink r:id="rId9" w:history="1">
-          <w:r>
-            <w:rPr>
-              <w:rStyle w:val="Hyperlink"/>
-            </w:rPr>
-            <w:t>olla</w:t>
-          </w:r>
-        </w:hyperlink>
+        <w:t>, beiden in de Zuid-Holla</w:t>
       </w:r>
       <w:r>
         <w:rPr>
@@ -816,60 +769,13 @@
       </w:r>
       <w:r>
         <w:rPr>
-          <w:u w:val="single" w:color="0000ff"/>
           <w:rFonts w:ascii="Charis SIL Regular" w:hAnsi="Charis SIL Regular" w:eastAsia="Charis SIL Regular"/>
           <w:b w:val="0"/>
           <w:i w:val="0"/>
           <w:color w:val="000000"/>
           <w:sz w:val="24"/>
         </w:rPr>
-        <w:t xml:space="preserve"> </w:t>
-      </w:r>
-      <w:r>
-        <w:rPr>
-          <w:u w:val="single" w:color="0000ff"/>
-          <w:rFonts w:ascii="Charis SIL Regular" w:hAnsi="Charis SIL Regular" w:eastAsia="Charis SIL Regular"/>
-          <w:b w:val="0"/>
-          <w:i w:val="0"/>
-          <w:color w:val="000000"/>
-          <w:sz w:val="24"/>
-        </w:rPr>
-        <w:hyperlink r:id="rId11" w:history="1">
-          <w:r>
-            <w:rPr>
-              <w:rStyle w:val="Hyperlink"/>
-            </w:rPr>
-            <w:t>in Rotter</w:t>
-          </w:r>
-        </w:hyperlink>
-      </w:r>
-      <w:r>
-        <w:rPr>
-          <w:rFonts w:ascii="Charis SIL Regular" w:hAnsi="Charis SIL Regular" w:eastAsia="Charis SIL Regular"/>
-          <w:b w:val="0"/>
-          <w:i w:val="0"/>
-          <w:color w:val="000000"/>
-          <w:sz w:val="24"/>
-        </w:rPr>
-        <w:t>dam. De komst van objecten afkomstig uit ge</w:t>
-      </w:r>
-      <w:r>
-        <w:rPr>
-          <w:u w:val="single" w:color="0000ff"/>
-          <w:rFonts w:ascii="Charis SIL Regular" w:hAnsi="Charis SIL Regular" w:eastAsia="Charis SIL Regular"/>
-          <w:b w:val="0"/>
-          <w:i w:val="0"/>
-          <w:color w:val="000000"/>
-          <w:sz w:val="24"/>
-        </w:rPr>
-        <w:hyperlink r:id="rId12" w:history="1">
-          <w:r>
-            <w:rPr>
-              <w:rStyle w:val="Hyperlink"/>
-            </w:rPr>
-            <w:t>kolonisee</w:t>
-          </w:r>
-        </w:hyperlink>
+        <w:t xml:space="preserve"> in Rotterdam. De komst van objecten afkomstig uit gekolonisee</w:t>
       </w:r>
       <w:r>
         <w:rPr>
@@ -1476,9 +1382,15 @@
           <w:i w:val="0"/>
           <w:color w:val="0000FF"/>
           <w:sz w:val="24"/>
-          <w:u w:val="single"/>
         </w:rPr>
-        <w:t>c</w:t>
+        <w:hyperlink r:id="rId10" w:history="1">
+          <w:r>
+            <w:rPr>
+              <w:rStyle w:val="Hyperlink"/>
+            </w:rPr>
+            <w:t>c</w:t>
+          </w:r>
+        </w:hyperlink>
       </w:r>
       <w:r>
         <w:rPr>
@@ -1943,7 +1855,7 @@
           <w:sz w:val="24"/>
           <w:u w:val="single"/>
         </w:rPr>
-        <w:hyperlink r:id="rId14" w:history="1">
+        <w:hyperlink r:id="rId19" w:history="1">
           <w:r>
             <w:rPr>
               <w:rStyle w:val="Hyperlink"/>
@@ -1972,7 +1884,7 @@
           <w:sz w:val="24"/>
           <w:u w:val="single"/>
         </w:rPr>
-        <w:hyperlink r:id="rId14" w:history="1">
+        <w:hyperlink r:id="rId19" w:history="1">
           <w:r>
             <w:rPr>
               <w:rStyle w:val="Hyperlink"/>
@@ -2001,7 +1913,7 @@
           <w:sz w:val="24"/>
           <w:u w:val="single"/>
         </w:rPr>
-        <w:hyperlink r:id="rId14" w:history="1">
+        <w:hyperlink r:id="rId19" w:history="1">
           <w:r>
             <w:rPr>
               <w:rStyle w:val="Hyperlink"/>
@@ -2030,7 +1942,7 @@
           <w:sz w:val="24"/>
           <w:u w:val="single"/>
         </w:rPr>
-        <w:hyperlink r:id="rId14" w:history="1">
+        <w:hyperlink r:id="rId19" w:history="1">
           <w:r>
             <w:rPr>
               <w:rStyle w:val="Hyperlink"/>
@@ -2048,7 +1960,7 @@
           <w:sz w:val="24"/>
           <w:u w:val="single"/>
         </w:rPr>
-        <w:hyperlink r:id="rId14" w:history="1">
+        <w:hyperlink r:id="rId19" w:history="1">
           <w:r>
             <w:rPr>
               <w:rStyle w:val="Hyperlink"/>
@@ -2066,7 +1978,7 @@
           <w:sz w:val="24"/>
           <w:u w:val="single"/>
         </w:rPr>
-        <w:hyperlink r:id="rId14" w:history="1">
+        <w:hyperlink r:id="rId19" w:history="1">
           <w:r>
             <w:rPr>
               <w:rStyle w:val="Hyperlink"/>
@@ -2095,7 +2007,7 @@
           <w:sz w:val="24"/>
           <w:u w:val="single"/>
         </w:rPr>
-        <w:hyperlink r:id="rId14" w:history="1">
+        <w:hyperlink r:id="rId19" w:history="1">
           <w:r>
             <w:rPr>
               <w:rStyle w:val="Hyperlink"/>
@@ -2124,7 +2036,7 @@
           <w:sz w:val="24"/>
           <w:u w:val="single"/>
         </w:rPr>
-        <w:hyperlink r:id="rId14" w:history="1">
+        <w:hyperlink r:id="rId19" w:history="1">
           <w:r>
             <w:rPr>
               <w:rStyle w:val="Hyperlink"/>
@@ -2267,7 +2179,7 @@
           <w:sz w:val="24"/>
           <w:u w:val="single"/>
         </w:rPr>
-        <w:t>er- en marinepersonee</w:t>
+        <w:t xml:space="preserve">er- en marinepersoneel in </w:t>
       </w:r>
       <w:r>
         <w:rPr>
@@ -2283,20 +2195,9 @@
             <w:rPr>
               <w:rStyle w:val="Hyperlink"/>
             </w:rPr>
-            <w:t>l</w:t>
+            <w:t>gekolonis</w:t>
           </w:r>
         </w:hyperlink>
-      </w:r>
-      <w:r>
-        <w:rPr>
-          <w:rFonts w:ascii="Charis SIL Regular" w:hAnsi="Charis SIL Regular" w:eastAsia="Charis SIL Regular"/>
-          <w:b w:val="0"/>
-          <w:i w:val="0"/>
-          <w:color w:val="0000FF"/>
-          <w:sz w:val="24"/>
-          <w:u w:val="single"/>
-        </w:rPr>
-        <w:t xml:space="preserve"> </w:t>
       </w:r>
       <w:r>
         <w:rPr>
@@ -2312,7 +2213,25 @@
             <w:rPr>
               <w:rStyle w:val="Hyperlink"/>
             </w:rPr>
-            <w:t>in</w:t>
+            <w:t>e</w:t>
+          </w:r>
+        </w:hyperlink>
+      </w:r>
+      <w:r>
+        <w:rPr>
+          <w:rFonts w:ascii="Charis SIL Regular" w:hAnsi="Charis SIL Regular" w:eastAsia="Charis SIL Regular"/>
+          <w:b w:val="0"/>
+          <w:i w:val="0"/>
+          <w:color w:val="0000FF"/>
+          <w:sz w:val="24"/>
+          <w:u w:val="single"/>
+        </w:rPr>
+        <w:hyperlink r:id="rId19" w:history="1">
+          <w:r>
+            <w:rPr>
+              <w:rStyle w:val="Hyperlink"/>
+            </w:rPr>
+            <w:t>erde</w:t>
           </w:r>
         </w:hyperlink>
       </w:r>
@@ -2336,72 +2255,7 @@
           <w:sz w:val="24"/>
           <w:u w:val="single"/>
         </w:rPr>
-        <w:hyperlink r:id="rId13" w:history="1">
-          <w:r>
-            <w:rPr>
-              <w:rStyle w:val="Hyperlink"/>
-            </w:rPr>
-            <w:t>gekolonis</w:t>
-          </w:r>
-        </w:hyperlink>
-      </w:r>
-      <w:r>
-        <w:rPr>
-          <w:rFonts w:ascii="Charis SIL Regular" w:hAnsi="Charis SIL Regular" w:eastAsia="Charis SIL Regular"/>
-          <w:b w:val="0"/>
-          <w:i w:val="0"/>
-          <w:color w:val="0000FF"/>
-          <w:sz w:val="24"/>
-          <w:u w:val="single"/>
-        </w:rPr>
-        <w:hyperlink r:id="rId13" w:history="1">
-          <w:r>
-            <w:rPr>
-              <w:rStyle w:val="Hyperlink"/>
-            </w:rPr>
-            <w:t>e</w:t>
-          </w:r>
-        </w:hyperlink>
-      </w:r>
-      <w:r>
-        <w:rPr>
-          <w:rFonts w:ascii="Charis SIL Regular" w:hAnsi="Charis SIL Regular" w:eastAsia="Charis SIL Regular"/>
-          <w:b w:val="0"/>
-          <w:i w:val="0"/>
-          <w:color w:val="0000FF"/>
-          <w:sz w:val="24"/>
-          <w:u w:val="single"/>
-        </w:rPr>
-        <w:hyperlink r:id="rId13" w:history="1">
-          <w:r>
-            <w:rPr>
-              <w:rStyle w:val="Hyperlink"/>
-            </w:rPr>
-            <w:t>erde</w:t>
-          </w:r>
-        </w:hyperlink>
-      </w:r>
-      <w:r>
-        <w:rPr>
-          <w:rFonts w:ascii="Charis SIL Regular" w:hAnsi="Charis SIL Regular" w:eastAsia="Charis SIL Regular"/>
-          <w:b w:val="0"/>
-          <w:i w:val="0"/>
-          <w:color w:val="0000FF"/>
-          <w:sz w:val="24"/>
-          <w:u w:val="single"/>
-        </w:rPr>
-        <w:t xml:space="preserve"> </w:t>
-      </w:r>
-      <w:r>
-        <w:rPr>
-          <w:rFonts w:ascii="Charis SIL Regular" w:hAnsi="Charis SIL Regular" w:eastAsia="Charis SIL Regular"/>
-          <w:b w:val="0"/>
-          <w:i w:val="0"/>
-          <w:color w:val="0000FF"/>
-          <w:sz w:val="24"/>
-          <w:u w:val="single"/>
-        </w:rPr>
-        <w:hyperlink r:id="rId13" w:history="1">
+        <w:hyperlink r:id="rId19" w:history="1">
           <w:r>
             <w:rPr>
               <w:rStyle w:val="Hyperlink"/>
@@ -2447,7 +2301,7 @@
           <w:sz w:val="24"/>
           <w:u w:val="single"/>
         </w:rPr>
-        <w:hyperlink r:id="rId20" w:history="1">
+        <w:hyperlink r:id="rId13" w:history="1">
           <w:r>
             <w:rPr>
               <w:rStyle w:val="Hyperlink"/>
@@ -2465,7 +2319,7 @@
           <w:sz w:val="24"/>
           <w:u w:val="single"/>
         </w:rPr>
-        <w:hyperlink r:id="rId20" w:history="1">
+        <w:hyperlink r:id="rId13" w:history="1">
           <w:r>
             <w:rPr>
               <w:rStyle w:val="Hyperlink"/>
@@ -2483,7 +2337,7 @@
           <w:sz w:val="24"/>
           <w:u w:val="single"/>
         </w:rPr>
-        <w:hyperlink r:id="rId20" w:history="1">
+        <w:hyperlink r:id="rId13" w:history="1">
           <w:r>
             <w:rPr>
               <w:rStyle w:val="Hyperlink"/>
@@ -2595,7 +2449,7 @@
           <w:sz w:val="24"/>
           <w:u w:val="single"/>
         </w:rPr>
-        <w:hyperlink r:id="rId13" w:history="1">
+        <w:hyperlink r:id="rId20" w:history="1">
           <w:r>
             <w:rPr>
               <w:rStyle w:val="Hyperlink"/>
@@ -2613,7 +2467,7 @@
           <w:sz w:val="24"/>
           <w:u w:val="single"/>
         </w:rPr>
-        <w:hyperlink r:id="rId13" w:history="1">
+        <w:hyperlink r:id="rId20" w:history="1">
           <w:r>
             <w:rPr>
               <w:rStyle w:val="Hyperlink"/>
@@ -2642,7 +2496,7 @@
           <w:sz w:val="24"/>
           <w:u w:val="single"/>
         </w:rPr>
-        <w:hyperlink r:id="rId13" w:history="1">
+        <w:hyperlink r:id="rId20" w:history="1">
           <w:r>
             <w:rPr>
               <w:rStyle w:val="Hyperlink"/>
@@ -2660,7 +2514,7 @@
           <w:sz w:val="24"/>
           <w:u w:val="single"/>
         </w:rPr>
-        <w:hyperlink r:id="rId13" w:history="1">
+        <w:hyperlink r:id="rId20" w:history="1">
           <w:r>
             <w:rPr>
               <w:rStyle w:val="Hyperlink"/>
@@ -2678,7 +2532,7 @@
           <w:sz w:val="24"/>
           <w:u w:val="single"/>
         </w:rPr>
-        <w:hyperlink r:id="rId13" w:history="1">
+        <w:hyperlink r:id="rId20" w:history="1">
           <w:r>
             <w:rPr>
               <w:rStyle w:val="Hyperlink"/>
@@ -2707,7 +2561,7 @@
           <w:sz w:val="24"/>
           <w:u w:val="single"/>
         </w:rPr>
-        <w:hyperlink r:id="rId13" w:history="1">
+        <w:hyperlink r:id="rId20" w:history="1">
           <w:r>
             <w:rPr>
               <w:rStyle w:val="Hyperlink"/>
@@ -2753,7 +2607,7 @@
           <w:sz w:val="24"/>
           <w:u w:val="single"/>
         </w:rPr>
-        <w:hyperlink r:id="rId20" w:history="1">
+        <w:hyperlink r:id="rId15" w:history="1">
           <w:r>
             <w:rPr>
               <w:rStyle w:val="Hyperlink"/>
@@ -2782,7 +2636,7 @@
           <w:sz w:val="24"/>
           <w:u w:val="single"/>
         </w:rPr>
-        <w:hyperlink r:id="rId20" w:history="1">
+        <w:hyperlink r:id="rId15" w:history="1">
           <w:r>
             <w:rPr>
               <w:rStyle w:val="Hyperlink"/>
@@ -2811,7 +2665,7 @@
           <w:sz w:val="24"/>
           <w:u w:val="single"/>
         </w:rPr>
-        <w:hyperlink r:id="rId20" w:history="1">
+        <w:hyperlink r:id="rId15" w:history="1">
           <w:r>
             <w:rPr>
               <w:rStyle w:val="Hyperlink"/>

--- a/EXPORTS/DOCX/published/niveau2/Dutch/Museum.docx
+++ b/EXPORTS/DOCX/published/niveau2/Dutch/Museum.docx
@@ -371,7 +371,54 @@
           <w:color w:val="000000"/>
           <w:sz w:val="24"/>
         </w:rPr>
-        <w:t>, beiden in de Zuid-Holla</w:t>
+        <w:t>, beide</w:t>
+      </w:r>
+      <w:r>
+        <w:rPr>
+          <w:u w:val="single" w:color="0000ff"/>
+          <w:rFonts w:ascii="Charis SIL Regular" w:hAnsi="Charis SIL Regular" w:eastAsia="Charis SIL Regular"/>
+          <w:b w:val="0"/>
+          <w:i w:val="0"/>
+          <w:color w:val="000000"/>
+          <w:sz w:val="24"/>
+        </w:rPr>
+        <w:hyperlink r:id="rId9" w:history="1">
+          <w:r>
+            <w:rPr>
+              <w:rStyle w:val="Hyperlink"/>
+            </w:rPr>
+            <w:t>n in de Zuid-</w:t>
+          </w:r>
+        </w:hyperlink>
+      </w:r>
+      <w:r>
+        <w:rPr>
+          <w:u w:val="single" w:color="0000ff"/>
+          <w:rFonts w:ascii="Charis SIL Regular" w:hAnsi="Charis SIL Regular" w:eastAsia="Charis SIL Regular"/>
+          <w:b w:val="0"/>
+          <w:i w:val="0"/>
+          <w:color w:val="000000"/>
+          <w:sz w:val="24"/>
+        </w:rPr>
+        <w:t>H</w:t>
+      </w:r>
+      <w:r>
+        <w:rPr>
+          <w:u w:val="single" w:color="0000ff"/>
+          <w:rFonts w:ascii="Charis SIL Regular" w:hAnsi="Charis SIL Regular" w:eastAsia="Charis SIL Regular"/>
+          <w:b w:val="0"/>
+          <w:i w:val="0"/>
+          <w:color w:val="000000"/>
+          <w:sz w:val="24"/>
+        </w:rPr>
+        <w:hyperlink r:id="rId9" w:history="1">
+          <w:r>
+            <w:rPr>
+              <w:rStyle w:val="Hyperlink"/>
+            </w:rPr>
+            <w:t>olla</w:t>
+          </w:r>
+        </w:hyperlink>
       </w:r>
       <w:r>
         <w:rPr>
@@ -758,7 +805,7 @@
           <w:sz w:val="24"/>
           <w:u w:val="single"/>
         </w:rPr>
-        <w:hyperlink r:id="rId12" w:history="1">
+        <w:hyperlink r:id="rId11" w:history="1">
           <w:r>
             <w:rPr>
               <w:rStyle w:val="Hyperlink"/>
@@ -769,13 +816,60 @@
       </w:r>
       <w:r>
         <w:rPr>
+          <w:u w:val="single" w:color="0000ff"/>
           <w:rFonts w:ascii="Charis SIL Regular" w:hAnsi="Charis SIL Regular" w:eastAsia="Charis SIL Regular"/>
           <w:b w:val="0"/>
           <w:i w:val="0"/>
           <w:color w:val="000000"/>
           <w:sz w:val="24"/>
         </w:rPr>
-        <w:t xml:space="preserve"> in Rotterdam. De komst van objecten afkomstig uit gekolonisee</w:t>
+        <w:t xml:space="preserve"> </w:t>
+      </w:r>
+      <w:r>
+        <w:rPr>
+          <w:u w:val="single" w:color="0000ff"/>
+          <w:rFonts w:ascii="Charis SIL Regular" w:hAnsi="Charis SIL Regular" w:eastAsia="Charis SIL Regular"/>
+          <w:b w:val="0"/>
+          <w:i w:val="0"/>
+          <w:color w:val="000000"/>
+          <w:sz w:val="24"/>
+        </w:rPr>
+        <w:hyperlink r:id="rId11" w:history="1">
+          <w:r>
+            <w:rPr>
+              <w:rStyle w:val="Hyperlink"/>
+            </w:rPr>
+            <w:t>in Rotter</w:t>
+          </w:r>
+        </w:hyperlink>
+      </w:r>
+      <w:r>
+        <w:rPr>
+          <w:rFonts w:ascii="Charis SIL Regular" w:hAnsi="Charis SIL Regular" w:eastAsia="Charis SIL Regular"/>
+          <w:b w:val="0"/>
+          <w:i w:val="0"/>
+          <w:color w:val="000000"/>
+          <w:sz w:val="24"/>
+        </w:rPr>
+        <w:t>dam. De komst van objecten afkomstig uit ge</w:t>
+      </w:r>
+      <w:r>
+        <w:rPr>
+          <w:u w:val="single" w:color="0000ff"/>
+          <w:rFonts w:ascii="Charis SIL Regular" w:hAnsi="Charis SIL Regular" w:eastAsia="Charis SIL Regular"/>
+          <w:b w:val="0"/>
+          <w:i w:val="0"/>
+          <w:color w:val="000000"/>
+          <w:sz w:val="24"/>
+        </w:rPr>
+        <w:hyperlink r:id="rId12" w:history="1">
+          <w:r>
+            <w:rPr>
+              <w:rStyle w:val="Hyperlink"/>
+            </w:rPr>
+            <w:t>kolonisee</w:t>
+          </w:r>
+        </w:hyperlink>
       </w:r>
       <w:r>
         <w:rPr>
@@ -1382,15 +1476,9 @@
           <w:i w:val="0"/>
           <w:color w:val="0000FF"/>
           <w:sz w:val="24"/>
+          <w:u w:val="single"/>
         </w:rPr>
-        <w:hyperlink r:id="rId10" w:history="1">
-          <w:r>
-            <w:rPr>
-              <w:rStyle w:val="Hyperlink"/>
-            </w:rPr>
-            <w:t>c</w:t>
-          </w:r>
-        </w:hyperlink>
+        <w:t>c</w:t>
       </w:r>
       <w:r>
         <w:rPr>
@@ -1612,7 +1700,25 @@
           <w:color w:val="000000"/>
           <w:sz w:val="24"/>
         </w:rPr>
-        <w:t>urhistorische- e</w:t>
+        <w:t>u</w:t>
+      </w:r>
+      <w:r>
+        <w:rPr>
+          <w:u w:val="single" w:color="0000ff"/>
+          <w:rFonts w:ascii="Charis SIL Regular" w:hAnsi="Charis SIL Regular" w:eastAsia="Charis SIL Regular"/>
+          <w:b w:val="0"/>
+          <w:i w:val="0"/>
+          <w:color w:val="000000"/>
+          <w:sz w:val="24"/>
+        </w:rPr>
+        <w:hyperlink r:id="rId18" w:history="1">
+          <w:r>
+            <w:rPr>
+              <w:rStyle w:val="Hyperlink"/>
+            </w:rPr>
+            <w:t>rhistorische- e</w:t>
+          </w:r>
+        </w:hyperlink>
       </w:r>
       <w:r>
         <w:rPr>
@@ -1855,12 +1961,240 @@
           <w:sz w:val="24"/>
           <w:u w:val="single"/>
         </w:rPr>
-        <w:hyperlink r:id="rId19" w:history="1">
+        <w:hyperlink r:id="rId14" w:history="1">
           <w:r>
             <w:rPr>
               <w:rStyle w:val="Hyperlink"/>
             </w:rPr>
             <w:t>De</w:t>
+          </w:r>
+        </w:hyperlink>
+      </w:r>
+      <w:r>
+        <w:rPr>
+          <w:rFonts w:ascii="Charis SIL Regular" w:hAnsi="Charis SIL Regular" w:eastAsia="Charis SIL Regular"/>
+          <w:b w:val="0"/>
+          <w:i w:val="0"/>
+          <w:color w:val="0000FF"/>
+          <w:sz w:val="24"/>
+          <w:u w:val="single"/>
+        </w:rPr>
+        <w:t xml:space="preserve"> </w:t>
+      </w:r>
+      <w:r>
+        <w:rPr>
+          <w:rFonts w:ascii="Charis SIL Regular" w:hAnsi="Charis SIL Regular" w:eastAsia="Charis SIL Regular"/>
+          <w:b w:val="0"/>
+          <w:i w:val="0"/>
+          <w:color w:val="0000FF"/>
+          <w:sz w:val="24"/>
+          <w:u w:val="single"/>
+        </w:rPr>
+        <w:hyperlink r:id="rId14" w:history="1">
+          <w:r>
+            <w:rPr>
+              <w:rStyle w:val="Hyperlink"/>
+            </w:rPr>
+            <w:t>handel</w:t>
+          </w:r>
+        </w:hyperlink>
+      </w:r>
+      <w:r>
+        <w:rPr>
+          <w:rFonts w:ascii="Charis SIL Regular" w:hAnsi="Charis SIL Regular" w:eastAsia="Charis SIL Regular"/>
+          <w:b w:val="0"/>
+          <w:i w:val="0"/>
+          <w:color w:val="0000FF"/>
+          <w:sz w:val="24"/>
+          <w:u w:val="single"/>
+        </w:rPr>
+        <w:t xml:space="preserve"> </w:t>
+      </w:r>
+      <w:r>
+        <w:rPr>
+          <w:rFonts w:ascii="Charis SIL Regular" w:hAnsi="Charis SIL Regular" w:eastAsia="Charis SIL Regular"/>
+          <w:b w:val="0"/>
+          <w:i w:val="0"/>
+          <w:color w:val="0000FF"/>
+          <w:sz w:val="24"/>
+          <w:u w:val="single"/>
+        </w:rPr>
+        <w:hyperlink r:id="rId14" w:history="1">
+          <w:r>
+            <w:rPr>
+              <w:rStyle w:val="Hyperlink"/>
+            </w:rPr>
+            <w:t>in</w:t>
+          </w:r>
+        </w:hyperlink>
+      </w:r>
+      <w:r>
+        <w:rPr>
+          <w:rFonts w:ascii="Charis SIL Regular" w:hAnsi="Charis SIL Regular" w:eastAsia="Charis SIL Regular"/>
+          <w:b w:val="0"/>
+          <w:i w:val="0"/>
+          <w:color w:val="0000FF"/>
+          <w:sz w:val="24"/>
+          <w:u w:val="single"/>
+        </w:rPr>
+        <w:t xml:space="preserve"> </w:t>
+      </w:r>
+      <w:r>
+        <w:rPr>
+          <w:rFonts w:ascii="Charis SIL Regular" w:hAnsi="Charis SIL Regular" w:eastAsia="Charis SIL Regular"/>
+          <w:b w:val="0"/>
+          <w:i w:val="0"/>
+          <w:color w:val="0000FF"/>
+          <w:sz w:val="24"/>
+          <w:u w:val="single"/>
+        </w:rPr>
+        <w:hyperlink r:id="rId14" w:history="1">
+          <w:r>
+            <w:rPr>
+              <w:rStyle w:val="Hyperlink"/>
+            </w:rPr>
+            <w:t>o</w:t>
+          </w:r>
+        </w:hyperlink>
+      </w:r>
+      <w:r>
+        <w:rPr>
+          <w:rFonts w:ascii="Charis SIL Regular" w:hAnsi="Charis SIL Regular" w:eastAsia="Charis SIL Regular"/>
+          <w:b w:val="0"/>
+          <w:i w:val="0"/>
+          <w:color w:val="0000FF"/>
+          <w:sz w:val="24"/>
+          <w:u w:val="single"/>
+        </w:rPr>
+        <w:hyperlink r:id="rId14" w:history="1">
+          <w:r>
+            <w:rPr>
+              <w:rStyle w:val="Hyperlink"/>
+            </w:rPr>
+            <w:t>b</w:t>
+          </w:r>
+        </w:hyperlink>
+      </w:r>
+      <w:r>
+        <w:rPr>
+          <w:rFonts w:ascii="Charis SIL Regular" w:hAnsi="Charis SIL Regular" w:eastAsia="Charis SIL Regular"/>
+          <w:b w:val="0"/>
+          <w:i w:val="0"/>
+          <w:color w:val="0000FF"/>
+          <w:sz w:val="24"/>
+          <w:u w:val="single"/>
+        </w:rPr>
+        <w:hyperlink r:id="rId14" w:history="1">
+          <w:r>
+            <w:rPr>
+              <w:rStyle w:val="Hyperlink"/>
+            </w:rPr>
+            <w:t>jecten</w:t>
+          </w:r>
+        </w:hyperlink>
+      </w:r>
+      <w:r>
+        <w:rPr>
+          <w:rFonts w:ascii="Charis SIL Regular" w:hAnsi="Charis SIL Regular" w:eastAsia="Charis SIL Regular"/>
+          <w:b w:val="0"/>
+          <w:i w:val="0"/>
+          <w:color w:val="0000FF"/>
+          <w:sz w:val="24"/>
+          <w:u w:val="single"/>
+        </w:rPr>
+        <w:t xml:space="preserve"> </w:t>
+      </w:r>
+      <w:r>
+        <w:rPr>
+          <w:rFonts w:ascii="Charis SIL Regular" w:hAnsi="Charis SIL Regular" w:eastAsia="Charis SIL Regular"/>
+          <w:b w:val="0"/>
+          <w:i w:val="0"/>
+          <w:color w:val="0000FF"/>
+          <w:sz w:val="24"/>
+          <w:u w:val="single"/>
+        </w:rPr>
+        <w:hyperlink r:id="rId14" w:history="1">
+          <w:r>
+            <w:rPr>
+              <w:rStyle w:val="Hyperlink"/>
+            </w:rPr>
+            <w:t>uit</w:t>
+          </w:r>
+        </w:hyperlink>
+      </w:r>
+      <w:r>
+        <w:rPr>
+          <w:rFonts w:ascii="Charis SIL Regular" w:hAnsi="Charis SIL Regular" w:eastAsia="Charis SIL Regular"/>
+          <w:b w:val="0"/>
+          <w:i w:val="0"/>
+          <w:color w:val="0000FF"/>
+          <w:sz w:val="24"/>
+          <w:u w:val="single"/>
+        </w:rPr>
+        <w:t xml:space="preserve"> </w:t>
+      </w:r>
+      <w:r>
+        <w:rPr>
+          <w:rFonts w:ascii="Charis SIL Regular" w:hAnsi="Charis SIL Regular" w:eastAsia="Charis SIL Regular"/>
+          <w:b w:val="0"/>
+          <w:i w:val="0"/>
+          <w:color w:val="0000FF"/>
+          <w:sz w:val="24"/>
+          <w:u w:val="single"/>
+        </w:rPr>
+        <w:hyperlink r:id="rId14" w:history="1">
+          <w:r>
+            <w:rPr>
+              <w:rStyle w:val="Hyperlink"/>
+            </w:rPr>
+            <w:t>een</w:t>
+          </w:r>
+        </w:hyperlink>
+      </w:r>
+      <w:r>
+        <w:rPr>
+          <w:rFonts w:ascii="Charis SIL Regular" w:hAnsi="Charis SIL Regular" w:eastAsia="Charis SIL Regular"/>
+          <w:b w:val="0"/>
+          <w:i w:val="0"/>
+          <w:color w:val="0000FF"/>
+          <w:sz w:val="24"/>
+          <w:u w:val="single"/>
+        </w:rPr>
+        <w:t xml:space="preserve"> </w:t>
+      </w:r>
+      <w:r>
+        <w:rPr>
+          <w:rFonts w:ascii="Charis SIL Regular" w:hAnsi="Charis SIL Regular" w:eastAsia="Charis SIL Regular"/>
+          <w:b w:val="0"/>
+          <w:i w:val="0"/>
+          <w:color w:val="0000FF"/>
+          <w:sz w:val="24"/>
+          <w:u w:val="single"/>
+        </w:rPr>
+        <w:hyperlink r:id="rId14" w:history="1">
+          <w:r>
+            <w:rPr>
+              <w:rStyle w:val="Hyperlink"/>
+            </w:rPr>
+            <w:t>k</w:t>
+          </w:r>
+        </w:hyperlink>
+      </w:r>
+      <w:r>
+        <w:rPr>
+          <w:rFonts w:ascii="Charis SIL Regular" w:hAnsi="Charis SIL Regular" w:eastAsia="Charis SIL Regular"/>
+          <w:b w:val="0"/>
+          <w:i w:val="0"/>
+          <w:color w:val="0000FF"/>
+          <w:sz w:val="24"/>
+          <w:u w:val="single"/>
+        </w:rPr>
+        <w:hyperlink r:id="rId14" w:history="1">
+          <w:r>
+            <w:rPr>
+              <w:rStyle w:val="Hyperlink"/>
+            </w:rPr>
+            <w:t>oloniale</w:t>
           </w:r>
         </w:hyperlink>
       </w:r>
@@ -1889,7 +2223,186 @@
             <w:rPr>
               <w:rStyle w:val="Hyperlink"/>
             </w:rPr>
-            <w:t>handel</w:t>
+            <w:t>context</w:t>
+          </w:r>
+        </w:hyperlink>
+      </w:r>
+      <w:r>
+        <w:br/>
+      </w:r>
+      <w:r>
+        <w:rPr>
+          <w:rFonts w:ascii="Charis SIL Regular" w:hAnsi="Charis SIL Regular" w:eastAsia="Charis SIL Regular"/>
+          <w:b w:val="0"/>
+          <w:i w:val="0"/>
+          <w:color w:val="000000"/>
+          <w:sz w:val="24"/>
+        </w:rPr>
+        <w:t xml:space="preserve">•  </w:t>
+      </w:r>
+      <w:r>
+        <w:rPr>
+          <w:rFonts w:ascii="Charis SIL Regular" w:hAnsi="Charis SIL Regular" w:eastAsia="Charis SIL Regular"/>
+          <w:b w:val="0"/>
+          <w:i w:val="0"/>
+          <w:color w:val="0000FF"/>
+          <w:sz w:val="24"/>
+          <w:u w:val="single"/>
+        </w:rPr>
+        <w:hyperlink r:id="rId19" w:history="1">
+          <w:r>
+            <w:rPr>
+              <w:rStyle w:val="Hyperlink"/>
+            </w:rPr>
+            <w:t>Le</w:t>
+          </w:r>
+        </w:hyperlink>
+      </w:r>
+      <w:r>
+        <w:rPr>
+          <w:rFonts w:ascii="Charis SIL Regular" w:hAnsi="Charis SIL Regular" w:eastAsia="Charis SIL Regular"/>
+          <w:b w:val="0"/>
+          <w:i w:val="0"/>
+          <w:color w:val="0000FF"/>
+          <w:sz w:val="24"/>
+          <w:u w:val="single"/>
+        </w:rPr>
+        <w:hyperlink r:id="rId19" w:history="1">
+          <w:r>
+            <w:rPr>
+              <w:rStyle w:val="Hyperlink"/>
+            </w:rPr>
+            <w:t>g</w:t>
+          </w:r>
+        </w:hyperlink>
+      </w:r>
+      <w:r>
+        <w:rPr>
+          <w:rFonts w:ascii="Charis SIL Regular" w:hAnsi="Charis SIL Regular" w:eastAsia="Charis SIL Regular"/>
+          <w:b w:val="0"/>
+          <w:i w:val="0"/>
+          <w:color w:val="0000FF"/>
+          <w:sz w:val="24"/>
+          <w:u w:val="single"/>
+        </w:rPr>
+        <w:hyperlink r:id="rId19" w:history="1">
+          <w:r>
+            <w:rPr>
+              <w:rStyle w:val="Hyperlink"/>
+            </w:rPr>
+            <w:t>er-</w:t>
+          </w:r>
+        </w:hyperlink>
+      </w:r>
+      <w:r>
+        <w:rPr>
+          <w:rFonts w:ascii="Charis SIL Regular" w:hAnsi="Charis SIL Regular" w:eastAsia="Charis SIL Regular"/>
+          <w:b w:val="0"/>
+          <w:i w:val="0"/>
+          <w:color w:val="0000FF"/>
+          <w:sz w:val="24"/>
+          <w:u w:val="single"/>
+        </w:rPr>
+        <w:t xml:space="preserve"> </w:t>
+      </w:r>
+      <w:r>
+        <w:rPr>
+          <w:rFonts w:ascii="Charis SIL Regular" w:hAnsi="Charis SIL Regular" w:eastAsia="Charis SIL Regular"/>
+          <w:b w:val="0"/>
+          <w:i w:val="0"/>
+          <w:color w:val="0000FF"/>
+          <w:sz w:val="24"/>
+          <w:u w:val="single"/>
+        </w:rPr>
+        <w:hyperlink r:id="rId19" w:history="1">
+          <w:r>
+            <w:rPr>
+              <w:rStyle w:val="Hyperlink"/>
+            </w:rPr>
+            <w:t>en</w:t>
+          </w:r>
+        </w:hyperlink>
+      </w:r>
+      <w:r>
+        <w:rPr>
+          <w:rFonts w:ascii="Charis SIL Regular" w:hAnsi="Charis SIL Regular" w:eastAsia="Charis SIL Regular"/>
+          <w:b w:val="0"/>
+          <w:i w:val="0"/>
+          <w:color w:val="0000FF"/>
+          <w:sz w:val="24"/>
+          <w:u w:val="single"/>
+        </w:rPr>
+        <w:t xml:space="preserve"> </w:t>
+      </w:r>
+      <w:r>
+        <w:rPr>
+          <w:rFonts w:ascii="Charis SIL Regular" w:hAnsi="Charis SIL Regular" w:eastAsia="Charis SIL Regular"/>
+          <w:b w:val="0"/>
+          <w:i w:val="0"/>
+          <w:color w:val="0000FF"/>
+          <w:sz w:val="24"/>
+          <w:u w:val="single"/>
+        </w:rPr>
+        <w:hyperlink r:id="rId19" w:history="1">
+          <w:r>
+            <w:rPr>
+              <w:rStyle w:val="Hyperlink"/>
+            </w:rPr>
+            <w:t>ma</w:t>
+          </w:r>
+        </w:hyperlink>
+      </w:r>
+      <w:r>
+        <w:rPr>
+          <w:rFonts w:ascii="Charis SIL Regular" w:hAnsi="Charis SIL Regular" w:eastAsia="Charis SIL Regular"/>
+          <w:b w:val="0"/>
+          <w:i w:val="0"/>
+          <w:color w:val="0000FF"/>
+          <w:sz w:val="24"/>
+          <w:u w:val="single"/>
+        </w:rPr>
+        <w:hyperlink r:id="rId19" w:history="1">
+          <w:r>
+            <w:rPr>
+              <w:rStyle w:val="Hyperlink"/>
+            </w:rPr>
+            <w:t>rineperso</w:t>
+          </w:r>
+        </w:hyperlink>
+      </w:r>
+      <w:r>
+        <w:rPr>
+          <w:rFonts w:ascii="Charis SIL Regular" w:hAnsi="Charis SIL Regular" w:eastAsia="Charis SIL Regular"/>
+          <w:b w:val="0"/>
+          <w:i w:val="0"/>
+          <w:color w:val="0000FF"/>
+          <w:sz w:val="24"/>
+          <w:u w:val="single"/>
+        </w:rPr>
+        <w:hyperlink r:id="rId19" w:history="1">
+          <w:r>
+            <w:rPr>
+              <w:rStyle w:val="Hyperlink"/>
+            </w:rPr>
+            <w:t>nee</w:t>
+          </w:r>
+        </w:hyperlink>
+      </w:r>
+      <w:r>
+        <w:rPr>
+          <w:rFonts w:ascii="Charis SIL Regular" w:hAnsi="Charis SIL Regular" w:eastAsia="Charis SIL Regular"/>
+          <w:b w:val="0"/>
+          <w:i w:val="0"/>
+          <w:color w:val="0000FF"/>
+          <w:sz w:val="24"/>
+          <w:u w:val="single"/>
+        </w:rPr>
+        <w:hyperlink r:id="rId19" w:history="1">
+          <w:r>
+            <w:rPr>
+              <w:rStyle w:val="Hyperlink"/>
+            </w:rPr>
+            <w:t>l</w:t>
           </w:r>
         </w:hyperlink>
       </w:r>
@@ -1947,254 +2460,6 @@
             <w:rPr>
               <w:rStyle w:val="Hyperlink"/>
             </w:rPr>
-            <w:t>o</w:t>
-          </w:r>
-        </w:hyperlink>
-      </w:r>
-      <w:r>
-        <w:rPr>
-          <w:rFonts w:ascii="Charis SIL Regular" w:hAnsi="Charis SIL Regular" w:eastAsia="Charis SIL Regular"/>
-          <w:b w:val="0"/>
-          <w:i w:val="0"/>
-          <w:color w:val="0000FF"/>
-          <w:sz w:val="24"/>
-          <w:u w:val="single"/>
-        </w:rPr>
-        <w:hyperlink r:id="rId19" w:history="1">
-          <w:r>
-            <w:rPr>
-              <w:rStyle w:val="Hyperlink"/>
-            </w:rPr>
-            <w:t>b</w:t>
-          </w:r>
-        </w:hyperlink>
-      </w:r>
-      <w:r>
-        <w:rPr>
-          <w:rFonts w:ascii="Charis SIL Regular" w:hAnsi="Charis SIL Regular" w:eastAsia="Charis SIL Regular"/>
-          <w:b w:val="0"/>
-          <w:i w:val="0"/>
-          <w:color w:val="0000FF"/>
-          <w:sz w:val="24"/>
-          <w:u w:val="single"/>
-        </w:rPr>
-        <w:hyperlink r:id="rId19" w:history="1">
-          <w:r>
-            <w:rPr>
-              <w:rStyle w:val="Hyperlink"/>
-            </w:rPr>
-            <w:t>jecten</w:t>
-          </w:r>
-        </w:hyperlink>
-      </w:r>
-      <w:r>
-        <w:rPr>
-          <w:rFonts w:ascii="Charis SIL Regular" w:hAnsi="Charis SIL Regular" w:eastAsia="Charis SIL Regular"/>
-          <w:b w:val="0"/>
-          <w:i w:val="0"/>
-          <w:color w:val="0000FF"/>
-          <w:sz w:val="24"/>
-          <w:u w:val="single"/>
-        </w:rPr>
-        <w:t xml:space="preserve"> </w:t>
-      </w:r>
-      <w:r>
-        <w:rPr>
-          <w:rFonts w:ascii="Charis SIL Regular" w:hAnsi="Charis SIL Regular" w:eastAsia="Charis SIL Regular"/>
-          <w:b w:val="0"/>
-          <w:i w:val="0"/>
-          <w:color w:val="0000FF"/>
-          <w:sz w:val="24"/>
-          <w:u w:val="single"/>
-        </w:rPr>
-        <w:hyperlink r:id="rId19" w:history="1">
-          <w:r>
-            <w:rPr>
-              <w:rStyle w:val="Hyperlink"/>
-            </w:rPr>
-            <w:t>uit</w:t>
-          </w:r>
-        </w:hyperlink>
-      </w:r>
-      <w:r>
-        <w:rPr>
-          <w:rFonts w:ascii="Charis SIL Regular" w:hAnsi="Charis SIL Regular" w:eastAsia="Charis SIL Regular"/>
-          <w:b w:val="0"/>
-          <w:i w:val="0"/>
-          <w:color w:val="0000FF"/>
-          <w:sz w:val="24"/>
-          <w:u w:val="single"/>
-        </w:rPr>
-        <w:t xml:space="preserve"> </w:t>
-      </w:r>
-      <w:r>
-        <w:rPr>
-          <w:rFonts w:ascii="Charis SIL Regular" w:hAnsi="Charis SIL Regular" w:eastAsia="Charis SIL Regular"/>
-          <w:b w:val="0"/>
-          <w:i w:val="0"/>
-          <w:color w:val="0000FF"/>
-          <w:sz w:val="24"/>
-          <w:u w:val="single"/>
-        </w:rPr>
-        <w:hyperlink r:id="rId19" w:history="1">
-          <w:r>
-            <w:rPr>
-              <w:rStyle w:val="Hyperlink"/>
-            </w:rPr>
-            <w:t>een</w:t>
-          </w:r>
-        </w:hyperlink>
-      </w:r>
-      <w:r>
-        <w:rPr>
-          <w:rFonts w:ascii="Charis SIL Regular" w:hAnsi="Charis SIL Regular" w:eastAsia="Charis SIL Regular"/>
-          <w:b w:val="0"/>
-          <w:i w:val="0"/>
-          <w:color w:val="0000FF"/>
-          <w:sz w:val="24"/>
-          <w:u w:val="single"/>
-        </w:rPr>
-        <w:t xml:space="preserve"> </w:t>
-      </w:r>
-      <w:r>
-        <w:rPr>
-          <w:rFonts w:ascii="Charis SIL Regular" w:hAnsi="Charis SIL Regular" w:eastAsia="Charis SIL Regular"/>
-          <w:b w:val="0"/>
-          <w:i w:val="0"/>
-          <w:color w:val="0000FF"/>
-          <w:sz w:val="24"/>
-          <w:u w:val="single"/>
-        </w:rPr>
-        <w:hyperlink r:id="rId14" w:history="1">
-          <w:r>
-            <w:rPr>
-              <w:rStyle w:val="Hyperlink"/>
-            </w:rPr>
-            <w:t>k</w:t>
-          </w:r>
-        </w:hyperlink>
-      </w:r>
-      <w:r>
-        <w:rPr>
-          <w:rFonts w:ascii="Charis SIL Regular" w:hAnsi="Charis SIL Regular" w:eastAsia="Charis SIL Regular"/>
-          <w:b w:val="0"/>
-          <w:i w:val="0"/>
-          <w:color w:val="0000FF"/>
-          <w:sz w:val="24"/>
-          <w:u w:val="single"/>
-        </w:rPr>
-        <w:hyperlink r:id="rId14" w:history="1">
-          <w:r>
-            <w:rPr>
-              <w:rStyle w:val="Hyperlink"/>
-            </w:rPr>
-            <w:t>oloniale</w:t>
-          </w:r>
-        </w:hyperlink>
-      </w:r>
-      <w:r>
-        <w:rPr>
-          <w:rFonts w:ascii="Charis SIL Regular" w:hAnsi="Charis SIL Regular" w:eastAsia="Charis SIL Regular"/>
-          <w:b w:val="0"/>
-          <w:i w:val="0"/>
-          <w:color w:val="0000FF"/>
-          <w:sz w:val="24"/>
-          <w:u w:val="single"/>
-        </w:rPr>
-        <w:t xml:space="preserve"> </w:t>
-      </w:r>
-      <w:r>
-        <w:rPr>
-          <w:rFonts w:ascii="Charis SIL Regular" w:hAnsi="Charis SIL Regular" w:eastAsia="Charis SIL Regular"/>
-          <w:b w:val="0"/>
-          <w:i w:val="0"/>
-          <w:color w:val="0000FF"/>
-          <w:sz w:val="24"/>
-          <w:u w:val="single"/>
-        </w:rPr>
-        <w:hyperlink r:id="rId19" w:history="1">
-          <w:r>
-            <w:rPr>
-              <w:rStyle w:val="Hyperlink"/>
-            </w:rPr>
-            <w:t>context</w:t>
-          </w:r>
-        </w:hyperlink>
-      </w:r>
-      <w:r>
-        <w:br/>
-      </w:r>
-      <w:r>
-        <w:rPr>
-          <w:rFonts w:ascii="Charis SIL Regular" w:hAnsi="Charis SIL Regular" w:eastAsia="Charis SIL Regular"/>
-          <w:b w:val="0"/>
-          <w:i w:val="0"/>
-          <w:color w:val="000000"/>
-          <w:sz w:val="24"/>
-        </w:rPr>
-        <w:t xml:space="preserve">•  </w:t>
-      </w:r>
-      <w:r>
-        <w:rPr>
-          <w:rFonts w:ascii="Charis SIL Regular" w:hAnsi="Charis SIL Regular" w:eastAsia="Charis SIL Regular"/>
-          <w:b w:val="0"/>
-          <w:i w:val="0"/>
-          <w:color w:val="0000FF"/>
-          <w:sz w:val="24"/>
-          <w:u w:val="single"/>
-        </w:rPr>
-        <w:hyperlink r:id="rId19" w:history="1">
-          <w:r>
-            <w:rPr>
-              <w:rStyle w:val="Hyperlink"/>
-            </w:rPr>
-            <w:t>Le</w:t>
-          </w:r>
-        </w:hyperlink>
-      </w:r>
-      <w:r>
-        <w:rPr>
-          <w:rFonts w:ascii="Charis SIL Regular" w:hAnsi="Charis SIL Regular" w:eastAsia="Charis SIL Regular"/>
-          <w:b w:val="0"/>
-          <w:i w:val="0"/>
-          <w:color w:val="0000FF"/>
-          <w:sz w:val="24"/>
-          <w:u w:val="single"/>
-        </w:rPr>
-        <w:hyperlink r:id="rId19" w:history="1">
-          <w:r>
-            <w:rPr>
-              <w:rStyle w:val="Hyperlink"/>
-            </w:rPr>
-            <w:t>g</w:t>
-          </w:r>
-        </w:hyperlink>
-      </w:r>
-      <w:r>
-        <w:rPr>
-          <w:rFonts w:ascii="Charis SIL Regular" w:hAnsi="Charis SIL Regular" w:eastAsia="Charis SIL Regular"/>
-          <w:b w:val="0"/>
-          <w:i w:val="0"/>
-          <w:color w:val="0000FF"/>
-          <w:sz w:val="24"/>
-          <w:u w:val="single"/>
-        </w:rPr>
-        <w:t xml:space="preserve">er- en marinepersoneel in </w:t>
-      </w:r>
-      <w:r>
-        <w:rPr>
-          <w:rFonts w:ascii="Charis SIL Regular" w:hAnsi="Charis SIL Regular" w:eastAsia="Charis SIL Regular"/>
-          <w:b w:val="0"/>
-          <w:i w:val="0"/>
-          <w:color w:val="0000FF"/>
-          <w:sz w:val="24"/>
-          <w:u w:val="single"/>
-        </w:rPr>
-        <w:hyperlink r:id="rId19" w:history="1">
-          <w:r>
-            <w:rPr>
-              <w:rStyle w:val="Hyperlink"/>
-            </w:rPr>
             <w:t>gekolonis</w:t>
           </w:r>
         </w:hyperlink>
@@ -2355,7 +2620,7 @@
           <w:sz w:val="24"/>
           <w:u w:val="single"/>
         </w:rPr>
-        <w:hyperlink r:id="rId20" w:history="1">
+        <w:hyperlink r:id="rId13" w:history="1">
           <w:r>
             <w:rPr>
               <w:rStyle w:val="Hyperlink"/>
@@ -2374,6 +2639,201 @@
           <w:u w:val="single"/>
         </w:rPr>
         <w:t xml:space="preserve"> </w:t>
+      </w:r>
+      <w:r>
+        <w:rPr>
+          <w:rFonts w:ascii="Charis SIL Regular" w:hAnsi="Charis SIL Regular" w:eastAsia="Charis SIL Regular"/>
+          <w:b w:val="0"/>
+          <w:i w:val="0"/>
+          <w:color w:val="0000FF"/>
+          <w:sz w:val="24"/>
+          <w:u w:val="single"/>
+        </w:rPr>
+        <w:hyperlink r:id="rId13" w:history="1">
+          <w:r>
+            <w:rPr>
+              <w:rStyle w:val="Hyperlink"/>
+            </w:rPr>
+            <w:t>onderzo</w:t>
+          </w:r>
+        </w:hyperlink>
+      </w:r>
+      <w:r>
+        <w:rPr>
+          <w:rFonts w:ascii="Charis SIL Regular" w:hAnsi="Charis SIL Regular" w:eastAsia="Charis SIL Regular"/>
+          <w:b w:val="0"/>
+          <w:i w:val="0"/>
+          <w:color w:val="0000FF"/>
+          <w:sz w:val="24"/>
+          <w:u w:val="single"/>
+        </w:rPr>
+        <w:hyperlink r:id="rId13" w:history="1">
+          <w:r>
+            <w:rPr>
+              <w:rStyle w:val="Hyperlink"/>
+            </w:rPr>
+            <w:t>e</w:t>
+          </w:r>
+        </w:hyperlink>
+      </w:r>
+      <w:r>
+        <w:rPr>
+          <w:rFonts w:ascii="Charis SIL Regular" w:hAnsi="Charis SIL Regular" w:eastAsia="Charis SIL Regular"/>
+          <w:b w:val="0"/>
+          <w:i w:val="0"/>
+          <w:color w:val="0000FF"/>
+          <w:sz w:val="24"/>
+          <w:u w:val="single"/>
+        </w:rPr>
+        <w:hyperlink r:id="rId13" w:history="1">
+          <w:r>
+            <w:rPr>
+              <w:rStyle w:val="Hyperlink"/>
+            </w:rPr>
+            <w:t>k</w:t>
+          </w:r>
+        </w:hyperlink>
+      </w:r>
+      <w:r>
+        <w:rPr>
+          <w:rFonts w:ascii="Charis SIL Regular" w:hAnsi="Charis SIL Regular" w:eastAsia="Charis SIL Regular"/>
+          <w:b w:val="0"/>
+          <w:i w:val="0"/>
+          <w:color w:val="0000FF"/>
+          <w:sz w:val="24"/>
+          <w:u w:val="single"/>
+        </w:rPr>
+        <w:t xml:space="preserve"> </w:t>
+      </w:r>
+      <w:r>
+        <w:rPr>
+          <w:rFonts w:ascii="Charis SIL Regular" w:hAnsi="Charis SIL Regular" w:eastAsia="Charis SIL Regular"/>
+          <w:b w:val="0"/>
+          <w:i w:val="0"/>
+          <w:color w:val="0000FF"/>
+          <w:sz w:val="24"/>
+          <w:u w:val="single"/>
+        </w:rPr>
+        <w:hyperlink r:id="rId13" w:history="1">
+          <w:r>
+            <w:rPr>
+              <w:rStyle w:val="Hyperlink"/>
+            </w:rPr>
+            <w:t>i</w:t>
+          </w:r>
+        </w:hyperlink>
+      </w:r>
+      <w:r>
+        <w:rPr>
+          <w:rFonts w:ascii="Charis SIL Regular" w:hAnsi="Charis SIL Regular" w:eastAsia="Charis SIL Regular"/>
+          <w:b w:val="0"/>
+          <w:i w:val="0"/>
+          <w:color w:val="0000FF"/>
+          <w:sz w:val="24"/>
+          <w:u w:val="single"/>
+        </w:rPr>
+        <w:hyperlink r:id="rId13" w:history="1">
+          <w:r>
+            <w:rPr>
+              <w:rStyle w:val="Hyperlink"/>
+            </w:rPr>
+            <w:t>n</w:t>
+          </w:r>
+        </w:hyperlink>
+      </w:r>
+      <w:r>
+        <w:rPr>
+          <w:rFonts w:ascii="Charis SIL Regular" w:hAnsi="Charis SIL Regular" w:eastAsia="Charis SIL Regular"/>
+          <w:b w:val="0"/>
+          <w:i w:val="0"/>
+          <w:color w:val="0000FF"/>
+          <w:sz w:val="24"/>
+          <w:u w:val="single"/>
+        </w:rPr>
+        <w:t xml:space="preserve"> </w:t>
+      </w:r>
+      <w:r>
+        <w:rPr>
+          <w:rFonts w:ascii="Charis SIL Regular" w:hAnsi="Charis SIL Regular" w:eastAsia="Charis SIL Regular"/>
+          <w:b w:val="0"/>
+          <w:i w:val="0"/>
+          <w:color w:val="0000FF"/>
+          <w:sz w:val="24"/>
+          <w:u w:val="single"/>
+        </w:rPr>
+        <w:hyperlink r:id="rId13" w:history="1">
+          <w:r>
+            <w:rPr>
+              <w:rStyle w:val="Hyperlink"/>
+            </w:rPr>
+            <w:t>gekoloniseer</w:t>
+          </w:r>
+        </w:hyperlink>
+      </w:r>
+      <w:r>
+        <w:rPr>
+          <w:rFonts w:ascii="Charis SIL Regular" w:hAnsi="Charis SIL Regular" w:eastAsia="Charis SIL Regular"/>
+          <w:b w:val="0"/>
+          <w:i w:val="0"/>
+          <w:color w:val="0000FF"/>
+          <w:sz w:val="24"/>
+          <w:u w:val="single"/>
+        </w:rPr>
+        <w:hyperlink r:id="rId13" w:history="1">
+          <w:r>
+            <w:rPr>
+              <w:rStyle w:val="Hyperlink"/>
+            </w:rPr>
+            <w:t>d</w:t>
+          </w:r>
+        </w:hyperlink>
+      </w:r>
+      <w:r>
+        <w:rPr>
+          <w:rFonts w:ascii="Charis SIL Regular" w:hAnsi="Charis SIL Regular" w:eastAsia="Charis SIL Regular"/>
+          <w:b w:val="0"/>
+          <w:i w:val="0"/>
+          <w:color w:val="0000FF"/>
+          <w:sz w:val="24"/>
+          <w:u w:val="single"/>
+        </w:rPr>
+        <w:hyperlink r:id="rId13" w:history="1">
+          <w:r>
+            <w:rPr>
+              <w:rStyle w:val="Hyperlink"/>
+            </w:rPr>
+            <w:t>e</w:t>
+          </w:r>
+        </w:hyperlink>
+      </w:r>
+      <w:r>
+        <w:rPr>
+          <w:rFonts w:ascii="Charis SIL Regular" w:hAnsi="Charis SIL Regular" w:eastAsia="Charis SIL Regular"/>
+          <w:b w:val="0"/>
+          <w:i w:val="0"/>
+          <w:color w:val="0000FF"/>
+          <w:sz w:val="24"/>
+          <w:u w:val="single"/>
+        </w:rPr>
+        <w:t xml:space="preserve"> </w:t>
+      </w:r>
+      <w:r>
+        <w:rPr>
+          <w:rFonts w:ascii="Charis SIL Regular" w:hAnsi="Charis SIL Regular" w:eastAsia="Charis SIL Regular"/>
+          <w:b w:val="0"/>
+          <w:i w:val="0"/>
+          <w:color w:val="0000FF"/>
+          <w:sz w:val="24"/>
+          <w:u w:val="single"/>
+        </w:rPr>
+        <w:hyperlink r:id="rId13" w:history="1">
+          <w:r>
+            <w:rPr>
+              <w:rStyle w:val="Hyperlink"/>
+            </w:rPr>
+            <w:t>gebied</w:t>
+          </w:r>
+        </w:hyperlink>
       </w:r>
       <w:r>
         <w:rPr>
@@ -2389,9 +2849,19 @@
             <w:rPr>
               <w:rStyle w:val="Hyperlink"/>
             </w:rPr>
-            <w:t>onderzo</w:t>
+            <w:t>en</w:t>
           </w:r>
         </w:hyperlink>
+      </w:r>
+      <w:r>
+        <w:rPr>
+          <w:rFonts w:ascii="Charis SIL Regular" w:hAnsi="Charis SIL Regular" w:eastAsia="Charis SIL Regular"/>
+          <w:b w:val="0"/>
+          <w:i w:val="0"/>
+          <w:color w:val="000000"/>
+          <w:sz w:val="24"/>
+        </w:rPr>
+        <w:t xml:space="preserve">•  </w:t>
       </w:r>
       <w:r>
         <w:rPr>
@@ -2407,9 +2877,20 @@
             <w:rPr>
               <w:rStyle w:val="Hyperlink"/>
             </w:rPr>
-            <w:t>e</w:t>
+            <w:t>Zendelingen</w:t>
           </w:r>
         </w:hyperlink>
+      </w:r>
+      <w:r>
+        <w:rPr>
+          <w:rFonts w:ascii="Charis SIL Regular" w:hAnsi="Charis SIL Regular" w:eastAsia="Charis SIL Regular"/>
+          <w:b w:val="0"/>
+          <w:i w:val="0"/>
+          <w:color w:val="0000FF"/>
+          <w:sz w:val="24"/>
+          <w:u w:val="single"/>
+        </w:rPr>
+        <w:t xml:space="preserve"> </w:t>
       </w:r>
       <w:r>
         <w:rPr>
@@ -2425,7 +2906,7 @@
             <w:rPr>
               <w:rStyle w:val="Hyperlink"/>
             </w:rPr>
-            <w:t>k</w:t>
+            <w:t>en</w:t>
           </w:r>
         </w:hyperlink>
       </w:r>
@@ -2439,6 +2920,24 @@
           <w:u w:val="single"/>
         </w:rPr>
         <w:t xml:space="preserve"> </w:t>
+      </w:r>
+      <w:r>
+        <w:rPr>
+          <w:rFonts w:ascii="Charis SIL Regular" w:hAnsi="Charis SIL Regular" w:eastAsia="Charis SIL Regular"/>
+          <w:b w:val="0"/>
+          <w:i w:val="0"/>
+          <w:color w:val="0000FF"/>
+          <w:sz w:val="24"/>
+          <w:u w:val="single"/>
+        </w:rPr>
+        <w:hyperlink r:id="rId20" w:history="1">
+          <w:r>
+            <w:rPr>
+              <w:rStyle w:val="Hyperlink"/>
+            </w:rPr>
+            <w:t>m</w:t>
+          </w:r>
+        </w:hyperlink>
       </w:r>
       <w:r>
         <w:rPr>
@@ -2472,240 +2971,6 @@
             <w:rPr>
               <w:rStyle w:val="Hyperlink"/>
             </w:rPr>
-            <w:t>n</w:t>
-          </w:r>
-        </w:hyperlink>
-      </w:r>
-      <w:r>
-        <w:rPr>
-          <w:rFonts w:ascii="Charis SIL Regular" w:hAnsi="Charis SIL Regular" w:eastAsia="Charis SIL Regular"/>
-          <w:b w:val="0"/>
-          <w:i w:val="0"/>
-          <w:color w:val="0000FF"/>
-          <w:sz w:val="24"/>
-          <w:u w:val="single"/>
-        </w:rPr>
-        <w:t xml:space="preserve"> </w:t>
-      </w:r>
-      <w:r>
-        <w:rPr>
-          <w:rFonts w:ascii="Charis SIL Regular" w:hAnsi="Charis SIL Regular" w:eastAsia="Charis SIL Regular"/>
-          <w:b w:val="0"/>
-          <w:i w:val="0"/>
-          <w:color w:val="0000FF"/>
-          <w:sz w:val="24"/>
-          <w:u w:val="single"/>
-        </w:rPr>
-        <w:hyperlink r:id="rId20" w:history="1">
-          <w:r>
-            <w:rPr>
-              <w:rStyle w:val="Hyperlink"/>
-            </w:rPr>
-            <w:t>gekoloniseer</w:t>
-          </w:r>
-        </w:hyperlink>
-      </w:r>
-      <w:r>
-        <w:rPr>
-          <w:rFonts w:ascii="Charis SIL Regular" w:hAnsi="Charis SIL Regular" w:eastAsia="Charis SIL Regular"/>
-          <w:b w:val="0"/>
-          <w:i w:val="0"/>
-          <w:color w:val="0000FF"/>
-          <w:sz w:val="24"/>
-          <w:u w:val="single"/>
-        </w:rPr>
-        <w:hyperlink r:id="rId20" w:history="1">
-          <w:r>
-            <w:rPr>
-              <w:rStyle w:val="Hyperlink"/>
-            </w:rPr>
-            <w:t>d</w:t>
-          </w:r>
-        </w:hyperlink>
-      </w:r>
-      <w:r>
-        <w:rPr>
-          <w:rFonts w:ascii="Charis SIL Regular" w:hAnsi="Charis SIL Regular" w:eastAsia="Charis SIL Regular"/>
-          <w:b w:val="0"/>
-          <w:i w:val="0"/>
-          <w:color w:val="0000FF"/>
-          <w:sz w:val="24"/>
-          <w:u w:val="single"/>
-        </w:rPr>
-        <w:hyperlink r:id="rId20" w:history="1">
-          <w:r>
-            <w:rPr>
-              <w:rStyle w:val="Hyperlink"/>
-            </w:rPr>
-            <w:t>e</w:t>
-          </w:r>
-        </w:hyperlink>
-      </w:r>
-      <w:r>
-        <w:rPr>
-          <w:rFonts w:ascii="Charis SIL Regular" w:hAnsi="Charis SIL Regular" w:eastAsia="Charis SIL Regular"/>
-          <w:b w:val="0"/>
-          <w:i w:val="0"/>
-          <w:color w:val="0000FF"/>
-          <w:sz w:val="24"/>
-          <w:u w:val="single"/>
-        </w:rPr>
-        <w:t xml:space="preserve"> </w:t>
-      </w:r>
-      <w:r>
-        <w:rPr>
-          <w:rFonts w:ascii="Charis SIL Regular" w:hAnsi="Charis SIL Regular" w:eastAsia="Charis SIL Regular"/>
-          <w:b w:val="0"/>
-          <w:i w:val="0"/>
-          <w:color w:val="0000FF"/>
-          <w:sz w:val="24"/>
-          <w:u w:val="single"/>
-        </w:rPr>
-        <w:hyperlink r:id="rId20" w:history="1">
-          <w:r>
-            <w:rPr>
-              <w:rStyle w:val="Hyperlink"/>
-            </w:rPr>
-            <w:t>gebied</w:t>
-          </w:r>
-        </w:hyperlink>
-      </w:r>
-      <w:r>
-        <w:rPr>
-          <w:rFonts w:ascii="Charis SIL Regular" w:hAnsi="Charis SIL Regular" w:eastAsia="Charis SIL Regular"/>
-          <w:b w:val="0"/>
-          <w:i w:val="0"/>
-          <w:color w:val="0000FF"/>
-          <w:sz w:val="24"/>
-          <w:u w:val="single"/>
-        </w:rPr>
-        <w:hyperlink r:id="rId20" w:history="1">
-          <w:r>
-            <w:rPr>
-              <w:rStyle w:val="Hyperlink"/>
-            </w:rPr>
-            <w:t>en</w:t>
-          </w:r>
-        </w:hyperlink>
-      </w:r>
-      <w:r>
-        <w:rPr>
-          <w:rFonts w:ascii="Charis SIL Regular" w:hAnsi="Charis SIL Regular" w:eastAsia="Charis SIL Regular"/>
-          <w:b w:val="0"/>
-          <w:i w:val="0"/>
-          <w:color w:val="000000"/>
-          <w:sz w:val="24"/>
-        </w:rPr>
-        <w:t xml:space="preserve">•  </w:t>
-      </w:r>
-      <w:r>
-        <w:rPr>
-          <w:rFonts w:ascii="Charis SIL Regular" w:hAnsi="Charis SIL Regular" w:eastAsia="Charis SIL Regular"/>
-          <w:b w:val="0"/>
-          <w:i w:val="0"/>
-          <w:color w:val="0000FF"/>
-          <w:sz w:val="24"/>
-          <w:u w:val="single"/>
-        </w:rPr>
-        <w:hyperlink r:id="rId15" w:history="1">
-          <w:r>
-            <w:rPr>
-              <w:rStyle w:val="Hyperlink"/>
-            </w:rPr>
-            <w:t>Zendelingen</w:t>
-          </w:r>
-        </w:hyperlink>
-      </w:r>
-      <w:r>
-        <w:rPr>
-          <w:rFonts w:ascii="Charis SIL Regular" w:hAnsi="Charis SIL Regular" w:eastAsia="Charis SIL Regular"/>
-          <w:b w:val="0"/>
-          <w:i w:val="0"/>
-          <w:color w:val="0000FF"/>
-          <w:sz w:val="24"/>
-          <w:u w:val="single"/>
-        </w:rPr>
-        <w:t xml:space="preserve"> </w:t>
-      </w:r>
-      <w:r>
-        <w:rPr>
-          <w:rFonts w:ascii="Charis SIL Regular" w:hAnsi="Charis SIL Regular" w:eastAsia="Charis SIL Regular"/>
-          <w:b w:val="0"/>
-          <w:i w:val="0"/>
-          <w:color w:val="0000FF"/>
-          <w:sz w:val="24"/>
-          <w:u w:val="single"/>
-        </w:rPr>
-        <w:hyperlink r:id="rId15" w:history="1">
-          <w:r>
-            <w:rPr>
-              <w:rStyle w:val="Hyperlink"/>
-            </w:rPr>
-            <w:t>en</w:t>
-          </w:r>
-        </w:hyperlink>
-      </w:r>
-      <w:r>
-        <w:rPr>
-          <w:rFonts w:ascii="Charis SIL Regular" w:hAnsi="Charis SIL Regular" w:eastAsia="Charis SIL Regular"/>
-          <w:b w:val="0"/>
-          <w:i w:val="0"/>
-          <w:color w:val="0000FF"/>
-          <w:sz w:val="24"/>
-          <w:u w:val="single"/>
-        </w:rPr>
-        <w:t xml:space="preserve"> </w:t>
-      </w:r>
-      <w:r>
-        <w:rPr>
-          <w:rFonts w:ascii="Charis SIL Regular" w:hAnsi="Charis SIL Regular" w:eastAsia="Charis SIL Regular"/>
-          <w:b w:val="0"/>
-          <w:i w:val="0"/>
-          <w:color w:val="0000FF"/>
-          <w:sz w:val="24"/>
-          <w:u w:val="single"/>
-        </w:rPr>
-        <w:hyperlink r:id="rId15" w:history="1">
-          <w:r>
-            <w:rPr>
-              <w:rStyle w:val="Hyperlink"/>
-            </w:rPr>
-            <w:t>m</w:t>
-          </w:r>
-        </w:hyperlink>
-      </w:r>
-      <w:r>
-        <w:rPr>
-          <w:rFonts w:ascii="Charis SIL Regular" w:hAnsi="Charis SIL Regular" w:eastAsia="Charis SIL Regular"/>
-          <w:b w:val="0"/>
-          <w:i w:val="0"/>
-          <w:color w:val="0000FF"/>
-          <w:sz w:val="24"/>
-          <w:u w:val="single"/>
-        </w:rPr>
-        <w:hyperlink r:id="rId20" w:history="1">
-          <w:r>
-            <w:rPr>
-              <w:rStyle w:val="Hyperlink"/>
-            </w:rPr>
-            <w:t>i</w:t>
-          </w:r>
-        </w:hyperlink>
-      </w:r>
-      <w:r>
-        <w:rPr>
-          <w:rFonts w:ascii="Charis SIL Regular" w:hAnsi="Charis SIL Regular" w:eastAsia="Charis SIL Regular"/>
-          <w:b w:val="0"/>
-          <w:i w:val="0"/>
-          <w:color w:val="0000FF"/>
-          <w:sz w:val="24"/>
-          <w:u w:val="single"/>
-        </w:rPr>
-        <w:hyperlink r:id="rId20" w:history="1">
-          <w:r>
-            <w:rPr>
-              <w:rStyle w:val="Hyperlink"/>
-            </w:rPr>
             <w:t>ssionarisse</w:t>
           </w:r>
         </w:hyperlink>
@@ -2748,7 +3013,7 @@
           <w:sz w:val="24"/>
           <w:u w:val="single"/>
         </w:rPr>
-        <w:hyperlink r:id="rId20" w:history="1">
+        <w:hyperlink r:id="rId15" w:history="1">
           <w:r>
             <w:rPr>
               <w:rStyle w:val="Hyperlink"/>
@@ -2766,7 +3031,7 @@
           <w:sz w:val="24"/>
           <w:u w:val="single"/>
         </w:rPr>
-        <w:hyperlink r:id="rId20" w:history="1">
+        <w:hyperlink r:id="rId15" w:history="1">
           <w:r>
             <w:rPr>
               <w:rStyle w:val="Hyperlink"/>
@@ -2795,7 +3060,7 @@
           <w:sz w:val="24"/>
           <w:u w:val="single"/>
         </w:rPr>
-        <w:hyperlink r:id="rId20" w:history="1">
+        <w:hyperlink r:id="rId15" w:history="1">
           <w:r>
             <w:rPr>
               <w:rStyle w:val="Hyperlink"/>
@@ -2813,7 +3078,7 @@
           <w:sz w:val="24"/>
           <w:u w:val="single"/>
         </w:rPr>
-        <w:hyperlink r:id="rId20" w:history="1">
+        <w:hyperlink r:id="rId15" w:history="1">
           <w:r>
             <w:rPr>
               <w:rStyle w:val="Hyperlink"/>
@@ -2831,7 +3096,7 @@
           <w:sz w:val="24"/>
           <w:u w:val="single"/>
         </w:rPr>
-        <w:hyperlink r:id="rId20" w:history="1">
+        <w:hyperlink r:id="rId15" w:history="1">
           <w:r>
             <w:rPr>
               <w:rStyle w:val="Hyperlink"/>
@@ -2860,7 +3125,7 @@
           <w:sz w:val="24"/>
           <w:u w:val="single"/>
         </w:rPr>
-        <w:hyperlink r:id="rId20" w:history="1">
+        <w:hyperlink r:id="rId15" w:history="1">
           <w:r>
             <w:rPr>
               <w:rStyle w:val="Hyperlink"/>

--- a/EXPORTS/DOCX/published/niveau2/Dutch/Museum.docx
+++ b/EXPORTS/DOCX/published/niveau2/Dutch/Museum.docx
@@ -393,7 +393,6 @@
       </w:r>
       <w:r>
         <w:rPr>
-          <w:u w:val="single" w:color="0000ff"/>
           <w:rFonts w:ascii="Charis SIL Regular" w:hAnsi="Charis SIL Regular" w:eastAsia="Charis SIL Regular"/>
           <w:b w:val="0"/>
           <w:i w:val="0"/>
@@ -785,16 +784,8 @@
           <w:i w:val="0"/>
           <w:color w:val="0000FF"/>
           <w:sz w:val="24"/>
-          <w:u w:val="single"/>
         </w:rPr>
-        <w:hyperlink r:id="rId12" w:history="1">
-          <w:r>
-            <w:rPr>
-              <w:rStyle w:val="Hyperlink"/>
-            </w:rPr>
-            <w:t>Vol</w:t>
-          </w:r>
-        </w:hyperlink>
+        <w:t>Vol</w:t>
       </w:r>
       <w:r>
         <w:rPr>
@@ -3013,7 +3004,7 @@
           <w:sz w:val="24"/>
           <w:u w:val="single"/>
         </w:rPr>
-        <w:hyperlink r:id="rId15" w:history="1">
+        <w:hyperlink r:id="rId20" w:history="1">
           <w:r>
             <w:rPr>
               <w:rStyle w:val="Hyperlink"/>
@@ -3031,7 +3022,7 @@
           <w:sz w:val="24"/>
           <w:u w:val="single"/>
         </w:rPr>
-        <w:hyperlink r:id="rId15" w:history="1">
+        <w:hyperlink r:id="rId20" w:history="1">
           <w:r>
             <w:rPr>
               <w:rStyle w:val="Hyperlink"/>
@@ -3060,7 +3051,7 @@
           <w:sz w:val="24"/>
           <w:u w:val="single"/>
         </w:rPr>
-        <w:hyperlink r:id="rId15" w:history="1">
+        <w:hyperlink r:id="rId20" w:history="1">
           <w:r>
             <w:rPr>
               <w:rStyle w:val="Hyperlink"/>
@@ -3078,7 +3069,7 @@
           <w:sz w:val="24"/>
           <w:u w:val="single"/>
         </w:rPr>
-        <w:hyperlink r:id="rId15" w:history="1">
+        <w:hyperlink r:id="rId20" w:history="1">
           <w:r>
             <w:rPr>
               <w:rStyle w:val="Hyperlink"/>
@@ -3096,7 +3087,7 @@
           <w:sz w:val="24"/>
           <w:u w:val="single"/>
         </w:rPr>
-        <w:hyperlink r:id="rId15" w:history="1">
+        <w:hyperlink r:id="rId20" w:history="1">
           <w:r>
             <w:rPr>
               <w:rStyle w:val="Hyperlink"/>

--- a/EXPORTS/DOCX/published/niveau2/Dutch/Museum.docx
+++ b/EXPORTS/DOCX/published/niveau2/Dutch/Museum.docx
@@ -784,8 +784,16 @@
           <w:i w:val="0"/>
           <w:color w:val="0000FF"/>
           <w:sz w:val="24"/>
+          <w:u w:val="single"/>
         </w:rPr>
-        <w:t>Vol</w:t>
+        <w:hyperlink r:id="rId12" w:history="1">
+          <w:r>
+            <w:rPr>
+              <w:rStyle w:val="Hyperlink"/>
+            </w:rPr>
+            <w:t>Vol</w:t>
+          </w:r>
+        </w:hyperlink>
       </w:r>
       <w:r>
         <w:rPr>
@@ -796,7 +804,7 @@
           <w:sz w:val="24"/>
           <w:u w:val="single"/>
         </w:rPr>
-        <w:hyperlink r:id="rId11" w:history="1">
+        <w:hyperlink r:id="rId12" w:history="1">
           <w:r>
             <w:rPr>
               <w:rStyle w:val="Hyperlink"/>
@@ -871,32 +879,7 @@
           <w:color w:val="000000"/>
           <w:sz w:val="24"/>
         </w:rPr>
-        <w:hyperlink r:id="rId12" w:history="1">
-          <w:r>
-            <w:rPr>
-              <w:rStyle w:val="Hyperlink"/>
-            </w:rPr>
-            <w:t>rde g</w:t>
-          </w:r>
-        </w:hyperlink>
-      </w:r>
-      <w:r>
-        <w:rPr>
-          <w:u w:val="single" w:color="0000ff"/>
-          <w:rFonts w:ascii="Charis SIL Regular" w:hAnsi="Charis SIL Regular" w:eastAsia="Charis SIL Regular"/>
-          <w:b w:val="0"/>
-          <w:i w:val="0"/>
-          <w:color w:val="000000"/>
-          <w:sz w:val="24"/>
-        </w:rPr>
-        <w:hyperlink r:id="rId12" w:history="1">
-          <w:r>
-            <w:rPr>
-              <w:rStyle w:val="Hyperlink"/>
-            </w:rPr>
-            <w:t>ebiede</w:t>
-          </w:r>
-        </w:hyperlink>
+        <w:t>rde gebiede</w:t>
       </w:r>
       <w:r>
         <w:rPr>
@@ -2863,7 +2846,7 @@
           <w:sz w:val="24"/>
           <w:u w:val="single"/>
         </w:rPr>
-        <w:hyperlink r:id="rId20" w:history="1">
+        <w:hyperlink r:id="rId15" w:history="1">
           <w:r>
             <w:rPr>
               <w:rStyle w:val="Hyperlink"/>
@@ -2892,7 +2875,7 @@
           <w:sz w:val="24"/>
           <w:u w:val="single"/>
         </w:rPr>
-        <w:hyperlink r:id="rId20" w:history="1">
+        <w:hyperlink r:id="rId15" w:history="1">
           <w:r>
             <w:rPr>
               <w:rStyle w:val="Hyperlink"/>
@@ -2921,7 +2904,7 @@
           <w:sz w:val="24"/>
           <w:u w:val="single"/>
         </w:rPr>
-        <w:hyperlink r:id="rId20" w:history="1">
+        <w:hyperlink r:id="rId15" w:history="1">
           <w:r>
             <w:rPr>
               <w:rStyle w:val="Hyperlink"/>
@@ -2939,7 +2922,7 @@
           <w:sz w:val="24"/>
           <w:u w:val="single"/>
         </w:rPr>
-        <w:hyperlink r:id="rId20" w:history="1">
+        <w:hyperlink r:id="rId15" w:history="1">
           <w:r>
             <w:rPr>
               <w:rStyle w:val="Hyperlink"/>
@@ -2957,7 +2940,7 @@
           <w:sz w:val="24"/>
           <w:u w:val="single"/>
         </w:rPr>
-        <w:hyperlink r:id="rId20" w:history="1">
+        <w:hyperlink r:id="rId15" w:history="1">
           <w:r>
             <w:rPr>
               <w:rStyle w:val="Hyperlink"/>
@@ -2975,7 +2958,7 @@
           <w:sz w:val="24"/>
           <w:u w:val="single"/>
         </w:rPr>
-        <w:hyperlink r:id="rId20" w:history="1">
+        <w:hyperlink r:id="rId15" w:history="1">
           <w:r>
             <w:rPr>
               <w:rStyle w:val="Hyperlink"/>
@@ -3004,7 +2987,7 @@
           <w:sz w:val="24"/>
           <w:u w:val="single"/>
         </w:rPr>
-        <w:hyperlink r:id="rId20" w:history="1">
+        <w:hyperlink r:id="rId15" w:history="1">
           <w:r>
             <w:rPr>
               <w:rStyle w:val="Hyperlink"/>
@@ -3022,7 +3005,7 @@
           <w:sz w:val="24"/>
           <w:u w:val="single"/>
         </w:rPr>
-        <w:hyperlink r:id="rId20" w:history="1">
+        <w:hyperlink r:id="rId15" w:history="1">
           <w:r>
             <w:rPr>
               <w:rStyle w:val="Hyperlink"/>
@@ -3051,7 +3034,7 @@
           <w:sz w:val="24"/>
           <w:u w:val="single"/>
         </w:rPr>
-        <w:hyperlink r:id="rId20" w:history="1">
+        <w:hyperlink r:id="rId15" w:history="1">
           <w:r>
             <w:rPr>
               <w:rStyle w:val="Hyperlink"/>
@@ -3069,7 +3052,7 @@
           <w:sz w:val="24"/>
           <w:u w:val="single"/>
         </w:rPr>
-        <w:hyperlink r:id="rId20" w:history="1">
+        <w:hyperlink r:id="rId15" w:history="1">
           <w:r>
             <w:rPr>
               <w:rStyle w:val="Hyperlink"/>
@@ -3087,7 +3070,7 @@
           <w:sz w:val="24"/>
           <w:u w:val="single"/>
         </w:rPr>
-        <w:hyperlink r:id="rId20" w:history="1">
+        <w:hyperlink r:id="rId15" w:history="1">
           <w:r>
             <w:rPr>
               <w:rStyle w:val="Hyperlink"/>

--- a/EXPORTS/DOCX/published/niveau2/Dutch/Museum.docx
+++ b/EXPORTS/DOCX/published/niveau2/Dutch/Museum.docx
@@ -393,6 +393,7 @@
       </w:r>
       <w:r>
         <w:rPr>
+          <w:u w:val="single" w:color="0000ff"/>
           <w:rFonts w:ascii="Charis SIL Regular" w:hAnsi="Charis SIL Regular" w:eastAsia="Charis SIL Regular"/>
           <w:b w:val="0"/>
           <w:i w:val="0"/>
@@ -784,7 +785,6 @@
           <w:i w:val="0"/>
           <w:color w:val="0000FF"/>
           <w:sz w:val="24"/>
-          <w:u w:val="single"/>
         </w:rPr>
         <w:hyperlink r:id="rId12" w:history="1">
           <w:r>
@@ -879,7 +879,32 @@
           <w:color w:val="000000"/>
           <w:sz w:val="24"/>
         </w:rPr>
-        <w:t>rde gebiede</w:t>
+        <w:hyperlink r:id="rId12" w:history="1">
+          <w:r>
+            <w:rPr>
+              <w:rStyle w:val="Hyperlink"/>
+            </w:rPr>
+            <w:t>rde g</w:t>
+          </w:r>
+        </w:hyperlink>
+      </w:r>
+      <w:r>
+        <w:rPr>
+          <w:u w:val="single" w:color="0000ff"/>
+          <w:rFonts w:ascii="Charis SIL Regular" w:hAnsi="Charis SIL Regular" w:eastAsia="Charis SIL Regular"/>
+          <w:b w:val="0"/>
+          <w:i w:val="0"/>
+          <w:color w:val="000000"/>
+          <w:sz w:val="24"/>
+        </w:rPr>
+        <w:hyperlink r:id="rId12" w:history="1">
+          <w:r>
+            <w:rPr>
+              <w:rStyle w:val="Hyperlink"/>
+            </w:rPr>
+            <w:t>ebiede</w:t>
+          </w:r>
+        </w:hyperlink>
       </w:r>
       <w:r>
         <w:rPr>
@@ -1964,7 +1989,7 @@
           <w:sz w:val="24"/>
           <w:u w:val="single"/>
         </w:rPr>
-        <w:hyperlink r:id="rId14" w:history="1">
+        <w:hyperlink r:id="rId19" w:history="1">
           <w:r>
             <w:rPr>
               <w:rStyle w:val="Hyperlink"/>
@@ -1993,7 +2018,7 @@
           <w:sz w:val="24"/>
           <w:u w:val="single"/>
         </w:rPr>
-        <w:hyperlink r:id="rId14" w:history="1">
+        <w:hyperlink r:id="rId19" w:history="1">
           <w:r>
             <w:rPr>
               <w:rStyle w:val="Hyperlink"/>
@@ -2022,7 +2047,7 @@
           <w:sz w:val="24"/>
           <w:u w:val="single"/>
         </w:rPr>
-        <w:hyperlink r:id="rId14" w:history="1">
+        <w:hyperlink r:id="rId19" w:history="1">
           <w:r>
             <w:rPr>
               <w:rStyle w:val="Hyperlink"/>
@@ -2040,7 +2065,7 @@
           <w:sz w:val="24"/>
           <w:u w:val="single"/>
         </w:rPr>
-        <w:hyperlink r:id="rId14" w:history="1">
+        <w:hyperlink r:id="rId19" w:history="1">
           <w:r>
             <w:rPr>
               <w:rStyle w:val="Hyperlink"/>
@@ -2058,7 +2083,7 @@
           <w:sz w:val="24"/>
           <w:u w:val="single"/>
         </w:rPr>
-        <w:hyperlink r:id="rId14" w:history="1">
+        <w:hyperlink r:id="rId19" w:history="1">
           <w:r>
             <w:rPr>
               <w:rStyle w:val="Hyperlink"/>
@@ -2087,7 +2112,7 @@
           <w:sz w:val="24"/>
           <w:u w:val="single"/>
         </w:rPr>
-        <w:hyperlink r:id="rId14" w:history="1">
+        <w:hyperlink r:id="rId19" w:history="1">
           <w:r>
             <w:rPr>
               <w:rStyle w:val="Hyperlink"/>
@@ -2116,7 +2141,7 @@
           <w:sz w:val="24"/>
           <w:u w:val="single"/>
         </w:rPr>
-        <w:hyperlink r:id="rId14" w:history="1">
+        <w:hyperlink r:id="rId19" w:history="1">
           <w:r>
             <w:rPr>
               <w:rStyle w:val="Hyperlink"/>
@@ -2145,7 +2170,7 @@
           <w:sz w:val="24"/>
           <w:u w:val="single"/>
         </w:rPr>
-        <w:hyperlink r:id="rId14" w:history="1">
+        <w:hyperlink r:id="rId19" w:history="1">
           <w:r>
             <w:rPr>
               <w:rStyle w:val="Hyperlink"/>
@@ -2163,7 +2188,7 @@
           <w:sz w:val="24"/>
           <w:u w:val="single"/>
         </w:rPr>
-        <w:hyperlink r:id="rId14" w:history="1">
+        <w:hyperlink r:id="rId19" w:history="1">
           <w:r>
             <w:rPr>
               <w:rStyle w:val="Hyperlink"/>
@@ -2223,7 +2248,7 @@
           <w:sz w:val="24"/>
           <w:u w:val="single"/>
         </w:rPr>
-        <w:hyperlink r:id="rId19" w:history="1">
+        <w:hyperlink r:id="rId13" w:history="1">
           <w:r>
             <w:rPr>
               <w:rStyle w:val="Hyperlink"/>
@@ -2846,7 +2871,7 @@
           <w:sz w:val="24"/>
           <w:u w:val="single"/>
         </w:rPr>
-        <w:hyperlink r:id="rId15" w:history="1">
+        <w:hyperlink r:id="rId20" w:history="1">
           <w:r>
             <w:rPr>
               <w:rStyle w:val="Hyperlink"/>
@@ -2875,7 +2900,7 @@
           <w:sz w:val="24"/>
           <w:u w:val="single"/>
         </w:rPr>
-        <w:hyperlink r:id="rId15" w:history="1">
+        <w:hyperlink r:id="rId20" w:history="1">
           <w:r>
             <w:rPr>
               <w:rStyle w:val="Hyperlink"/>
@@ -2904,7 +2929,7 @@
           <w:sz w:val="24"/>
           <w:u w:val="single"/>
         </w:rPr>
-        <w:hyperlink r:id="rId15" w:history="1">
+        <w:hyperlink r:id="rId20" w:history="1">
           <w:r>
             <w:rPr>
               <w:rStyle w:val="Hyperlink"/>
@@ -2922,7 +2947,7 @@
           <w:sz w:val="24"/>
           <w:u w:val="single"/>
         </w:rPr>
-        <w:hyperlink r:id="rId15" w:history="1">
+        <w:hyperlink r:id="rId20" w:history="1">
           <w:r>
             <w:rPr>
               <w:rStyle w:val="Hyperlink"/>
@@ -2940,7 +2965,7 @@
           <w:sz w:val="24"/>
           <w:u w:val="single"/>
         </w:rPr>
-        <w:hyperlink r:id="rId15" w:history="1">
+        <w:hyperlink r:id="rId20" w:history="1">
           <w:r>
             <w:rPr>
               <w:rStyle w:val="Hyperlink"/>
@@ -2958,7 +2983,7 @@
           <w:sz w:val="24"/>
           <w:u w:val="single"/>
         </w:rPr>
-        <w:hyperlink r:id="rId15" w:history="1">
+        <w:hyperlink r:id="rId20" w:history="1">
           <w:r>
             <w:rPr>
               <w:rStyle w:val="Hyperlink"/>
@@ -2987,7 +3012,7 @@
           <w:sz w:val="24"/>
           <w:u w:val="single"/>
         </w:rPr>
-        <w:hyperlink r:id="rId15" w:history="1">
+        <w:hyperlink r:id="rId20" w:history="1">
           <w:r>
             <w:rPr>
               <w:rStyle w:val="Hyperlink"/>
@@ -3005,7 +3030,7 @@
           <w:sz w:val="24"/>
           <w:u w:val="single"/>
         </w:rPr>
-        <w:hyperlink r:id="rId15" w:history="1">
+        <w:hyperlink r:id="rId20" w:history="1">
           <w:r>
             <w:rPr>
               <w:rStyle w:val="Hyperlink"/>
@@ -3034,7 +3059,7 @@
           <w:sz w:val="24"/>
           <w:u w:val="single"/>
         </w:rPr>
-        <w:hyperlink r:id="rId15" w:history="1">
+        <w:hyperlink r:id="rId20" w:history="1">
           <w:r>
             <w:rPr>
               <w:rStyle w:val="Hyperlink"/>
@@ -3052,7 +3077,7 @@
           <w:sz w:val="24"/>
           <w:u w:val="single"/>
         </w:rPr>
-        <w:hyperlink r:id="rId15" w:history="1">
+        <w:hyperlink r:id="rId20" w:history="1">
           <w:r>
             <w:rPr>
               <w:rStyle w:val="Hyperlink"/>
@@ -3070,7 +3095,7 @@
           <w:sz w:val="24"/>
           <w:u w:val="single"/>
         </w:rPr>
-        <w:hyperlink r:id="rId15" w:history="1">
+        <w:hyperlink r:id="rId20" w:history="1">
           <w:r>
             <w:rPr>
               <w:rStyle w:val="Hyperlink"/>
@@ -3099,7 +3124,7 @@
           <w:sz w:val="24"/>
           <w:u w:val="single"/>
         </w:rPr>
-        <w:hyperlink r:id="rId15" w:history="1">
+        <w:hyperlink r:id="rId20" w:history="1">
           <w:r>
             <w:rPr>
               <w:rStyle w:val="Hyperlink"/>

--- a/EXPORTS/DOCX/published/niveau2/Dutch/Museum.docx
+++ b/EXPORTS/DOCX/published/niveau2/Dutch/Museum.docx
@@ -371,36 +371,7 @@
           <w:color w:val="000000"/>
           <w:sz w:val="24"/>
         </w:rPr>
-        <w:t>, beide</w:t>
-      </w:r>
-      <w:r>
-        <w:rPr>
-          <w:u w:val="single" w:color="0000ff"/>
-          <w:rFonts w:ascii="Charis SIL Regular" w:hAnsi="Charis SIL Regular" w:eastAsia="Charis SIL Regular"/>
-          <w:b w:val="0"/>
-          <w:i w:val="0"/>
-          <w:color w:val="000000"/>
-          <w:sz w:val="24"/>
-        </w:rPr>
-        <w:hyperlink r:id="rId9" w:history="1">
-          <w:r>
-            <w:rPr>
-              <w:rStyle w:val="Hyperlink"/>
-            </w:rPr>
-            <w:t>n in de Zuid-</w:t>
-          </w:r>
-        </w:hyperlink>
-      </w:r>
-      <w:r>
-        <w:rPr>
-          <w:u w:val="single" w:color="0000ff"/>
-          <w:rFonts w:ascii="Charis SIL Regular" w:hAnsi="Charis SIL Regular" w:eastAsia="Charis SIL Regular"/>
-          <w:b w:val="0"/>
-          <w:i w:val="0"/>
-          <w:color w:val="000000"/>
-          <w:sz w:val="24"/>
-        </w:rPr>
-        <w:t>H</w:t>
+        <w:t>, beiden in de Zuid-H</w:t>
       </w:r>
       <w:r>
         <w:rPr>
@@ -785,6 +756,7 @@
           <w:i w:val="0"/>
           <w:color w:val="0000FF"/>
           <w:sz w:val="24"/>
+          <w:u w:val="single"/>
         </w:rPr>
         <w:hyperlink r:id="rId12" w:history="1">
           <w:r>
@@ -1475,9 +1447,15 @@
           <w:i w:val="0"/>
           <w:color w:val="0000FF"/>
           <w:sz w:val="24"/>
-          <w:u w:val="single"/>
         </w:rPr>
-        <w:t>c</w:t>
+        <w:hyperlink r:id="rId10" w:history="1">
+          <w:r>
+            <w:rPr>
+              <w:rStyle w:val="Hyperlink"/>
+            </w:rPr>
+            <w:t>c</w:t>
+          </w:r>
+        </w:hyperlink>
       </w:r>
       <w:r>
         <w:rPr>
@@ -1989,12 +1967,419 @@
           <w:sz w:val="24"/>
           <w:u w:val="single"/>
         </w:rPr>
+        <w:hyperlink r:id="rId14" w:history="1">
+          <w:r>
+            <w:rPr>
+              <w:rStyle w:val="Hyperlink"/>
+            </w:rPr>
+            <w:t>handel</w:t>
+          </w:r>
+        </w:hyperlink>
+      </w:r>
+      <w:r>
+        <w:rPr>
+          <w:rFonts w:ascii="Charis SIL Regular" w:hAnsi="Charis SIL Regular" w:eastAsia="Charis SIL Regular"/>
+          <w:b w:val="0"/>
+          <w:i w:val="0"/>
+          <w:color w:val="0000FF"/>
+          <w:sz w:val="24"/>
+          <w:u w:val="single"/>
+        </w:rPr>
+        <w:t xml:space="preserve"> </w:t>
+      </w:r>
+      <w:r>
+        <w:rPr>
+          <w:rFonts w:ascii="Charis SIL Regular" w:hAnsi="Charis SIL Regular" w:eastAsia="Charis SIL Regular"/>
+          <w:b w:val="0"/>
+          <w:i w:val="0"/>
+          <w:color w:val="0000FF"/>
+          <w:sz w:val="24"/>
+          <w:u w:val="single"/>
+        </w:rPr>
+        <w:hyperlink r:id="rId14" w:history="1">
+          <w:r>
+            <w:rPr>
+              <w:rStyle w:val="Hyperlink"/>
+            </w:rPr>
+            <w:t>in</w:t>
+          </w:r>
+        </w:hyperlink>
+      </w:r>
+      <w:r>
+        <w:rPr>
+          <w:rFonts w:ascii="Charis SIL Regular" w:hAnsi="Charis SIL Regular" w:eastAsia="Charis SIL Regular"/>
+          <w:b w:val="0"/>
+          <w:i w:val="0"/>
+          <w:color w:val="0000FF"/>
+          <w:sz w:val="24"/>
+          <w:u w:val="single"/>
+        </w:rPr>
+        <w:t xml:space="preserve"> </w:t>
+      </w:r>
+      <w:r>
+        <w:rPr>
+          <w:rFonts w:ascii="Charis SIL Regular" w:hAnsi="Charis SIL Regular" w:eastAsia="Charis SIL Regular"/>
+          <w:b w:val="0"/>
+          <w:i w:val="0"/>
+          <w:color w:val="0000FF"/>
+          <w:sz w:val="24"/>
+          <w:u w:val="single"/>
+        </w:rPr>
+        <w:hyperlink r:id="rId14" w:history="1">
+          <w:r>
+            <w:rPr>
+              <w:rStyle w:val="Hyperlink"/>
+            </w:rPr>
+            <w:t>o</w:t>
+          </w:r>
+        </w:hyperlink>
+      </w:r>
+      <w:r>
+        <w:rPr>
+          <w:rFonts w:ascii="Charis SIL Regular" w:hAnsi="Charis SIL Regular" w:eastAsia="Charis SIL Regular"/>
+          <w:b w:val="0"/>
+          <w:i w:val="0"/>
+          <w:color w:val="0000FF"/>
+          <w:sz w:val="24"/>
+          <w:u w:val="single"/>
+        </w:rPr>
+        <w:hyperlink r:id="rId14" w:history="1">
+          <w:r>
+            <w:rPr>
+              <w:rStyle w:val="Hyperlink"/>
+            </w:rPr>
+            <w:t>b</w:t>
+          </w:r>
+        </w:hyperlink>
+      </w:r>
+      <w:r>
+        <w:rPr>
+          <w:rFonts w:ascii="Charis SIL Regular" w:hAnsi="Charis SIL Regular" w:eastAsia="Charis SIL Regular"/>
+          <w:b w:val="0"/>
+          <w:i w:val="0"/>
+          <w:color w:val="0000FF"/>
+          <w:sz w:val="24"/>
+          <w:u w:val="single"/>
+        </w:rPr>
+        <w:hyperlink r:id="rId14" w:history="1">
+          <w:r>
+            <w:rPr>
+              <w:rStyle w:val="Hyperlink"/>
+            </w:rPr>
+            <w:t>jecten</w:t>
+          </w:r>
+        </w:hyperlink>
+      </w:r>
+      <w:r>
+        <w:rPr>
+          <w:rFonts w:ascii="Charis SIL Regular" w:hAnsi="Charis SIL Regular" w:eastAsia="Charis SIL Regular"/>
+          <w:b w:val="0"/>
+          <w:i w:val="0"/>
+          <w:color w:val="0000FF"/>
+          <w:sz w:val="24"/>
+          <w:u w:val="single"/>
+        </w:rPr>
+        <w:t xml:space="preserve"> </w:t>
+      </w:r>
+      <w:r>
+        <w:rPr>
+          <w:rFonts w:ascii="Charis SIL Regular" w:hAnsi="Charis SIL Regular" w:eastAsia="Charis SIL Regular"/>
+          <w:b w:val="0"/>
+          <w:i w:val="0"/>
+          <w:color w:val="0000FF"/>
+          <w:sz w:val="24"/>
+          <w:u w:val="single"/>
+        </w:rPr>
+        <w:hyperlink r:id="rId14" w:history="1">
+          <w:r>
+            <w:rPr>
+              <w:rStyle w:val="Hyperlink"/>
+            </w:rPr>
+            <w:t>uit</w:t>
+          </w:r>
+        </w:hyperlink>
+      </w:r>
+      <w:r>
+        <w:rPr>
+          <w:rFonts w:ascii="Charis SIL Regular" w:hAnsi="Charis SIL Regular" w:eastAsia="Charis SIL Regular"/>
+          <w:b w:val="0"/>
+          <w:i w:val="0"/>
+          <w:color w:val="0000FF"/>
+          <w:sz w:val="24"/>
+          <w:u w:val="single"/>
+        </w:rPr>
+        <w:t xml:space="preserve"> </w:t>
+      </w:r>
+      <w:r>
+        <w:rPr>
+          <w:rFonts w:ascii="Charis SIL Regular" w:hAnsi="Charis SIL Regular" w:eastAsia="Charis SIL Regular"/>
+          <w:b w:val="0"/>
+          <w:i w:val="0"/>
+          <w:color w:val="0000FF"/>
+          <w:sz w:val="24"/>
+          <w:u w:val="single"/>
+        </w:rPr>
+        <w:hyperlink r:id="rId14" w:history="1">
+          <w:r>
+            <w:rPr>
+              <w:rStyle w:val="Hyperlink"/>
+            </w:rPr>
+            <w:t>een</w:t>
+          </w:r>
+        </w:hyperlink>
+      </w:r>
+      <w:r>
+        <w:rPr>
+          <w:rFonts w:ascii="Charis SIL Regular" w:hAnsi="Charis SIL Regular" w:eastAsia="Charis SIL Regular"/>
+          <w:b w:val="0"/>
+          <w:i w:val="0"/>
+          <w:color w:val="0000FF"/>
+          <w:sz w:val="24"/>
+          <w:u w:val="single"/>
+        </w:rPr>
+        <w:t xml:space="preserve"> </w:t>
+      </w:r>
+      <w:r>
+        <w:rPr>
+          <w:rFonts w:ascii="Charis SIL Regular" w:hAnsi="Charis SIL Regular" w:eastAsia="Charis SIL Regular"/>
+          <w:b w:val="0"/>
+          <w:i w:val="0"/>
+          <w:color w:val="0000FF"/>
+          <w:sz w:val="24"/>
+          <w:u w:val="single"/>
+        </w:rPr>
+        <w:hyperlink r:id="rId14" w:history="1">
+          <w:r>
+            <w:rPr>
+              <w:rStyle w:val="Hyperlink"/>
+            </w:rPr>
+            <w:t>k</w:t>
+          </w:r>
+        </w:hyperlink>
+      </w:r>
+      <w:r>
+        <w:rPr>
+          <w:rFonts w:ascii="Charis SIL Regular" w:hAnsi="Charis SIL Regular" w:eastAsia="Charis SIL Regular"/>
+          <w:b w:val="0"/>
+          <w:i w:val="0"/>
+          <w:color w:val="0000FF"/>
+          <w:sz w:val="24"/>
+          <w:u w:val="single"/>
+        </w:rPr>
+        <w:hyperlink r:id="rId14" w:history="1">
+          <w:r>
+            <w:rPr>
+              <w:rStyle w:val="Hyperlink"/>
+            </w:rPr>
+            <w:t>oloniale</w:t>
+          </w:r>
+        </w:hyperlink>
+      </w:r>
+      <w:r>
+        <w:rPr>
+          <w:rFonts w:ascii="Charis SIL Regular" w:hAnsi="Charis SIL Regular" w:eastAsia="Charis SIL Regular"/>
+          <w:b w:val="0"/>
+          <w:i w:val="0"/>
+          <w:color w:val="0000FF"/>
+          <w:sz w:val="24"/>
+          <w:u w:val="single"/>
+        </w:rPr>
+        <w:t xml:space="preserve"> </w:t>
+      </w:r>
+      <w:r>
+        <w:rPr>
+          <w:rFonts w:ascii="Charis SIL Regular" w:hAnsi="Charis SIL Regular" w:eastAsia="Charis SIL Regular"/>
+          <w:b w:val="0"/>
+          <w:i w:val="0"/>
+          <w:color w:val="0000FF"/>
+          <w:sz w:val="24"/>
+          <w:u w:val="single"/>
+        </w:rPr>
         <w:hyperlink r:id="rId19" w:history="1">
           <w:r>
             <w:rPr>
               <w:rStyle w:val="Hyperlink"/>
             </w:rPr>
-            <w:t>handel</w:t>
+            <w:t>context</w:t>
+          </w:r>
+        </w:hyperlink>
+      </w:r>
+      <w:r>
+        <w:br/>
+      </w:r>
+      <w:r>
+        <w:rPr>
+          <w:rFonts w:ascii="Charis SIL Regular" w:hAnsi="Charis SIL Regular" w:eastAsia="Charis SIL Regular"/>
+          <w:b w:val="0"/>
+          <w:i w:val="0"/>
+          <w:color w:val="000000"/>
+          <w:sz w:val="24"/>
+        </w:rPr>
+        <w:t xml:space="preserve">•  </w:t>
+      </w:r>
+      <w:r>
+        <w:rPr>
+          <w:rFonts w:ascii="Charis SIL Regular" w:hAnsi="Charis SIL Regular" w:eastAsia="Charis SIL Regular"/>
+          <w:b w:val="0"/>
+          <w:i w:val="0"/>
+          <w:color w:val="0000FF"/>
+          <w:sz w:val="24"/>
+          <w:u w:val="single"/>
+        </w:rPr>
+        <w:hyperlink r:id="rId19" w:history="1">
+          <w:r>
+            <w:rPr>
+              <w:rStyle w:val="Hyperlink"/>
+            </w:rPr>
+            <w:t>Le</w:t>
+          </w:r>
+        </w:hyperlink>
+      </w:r>
+      <w:r>
+        <w:rPr>
+          <w:rFonts w:ascii="Charis SIL Regular" w:hAnsi="Charis SIL Regular" w:eastAsia="Charis SIL Regular"/>
+          <w:b w:val="0"/>
+          <w:i w:val="0"/>
+          <w:color w:val="0000FF"/>
+          <w:sz w:val="24"/>
+          <w:u w:val="single"/>
+        </w:rPr>
+        <w:hyperlink r:id="rId19" w:history="1">
+          <w:r>
+            <w:rPr>
+              <w:rStyle w:val="Hyperlink"/>
+            </w:rPr>
+            <w:t>g</w:t>
+          </w:r>
+        </w:hyperlink>
+      </w:r>
+      <w:r>
+        <w:rPr>
+          <w:rFonts w:ascii="Charis SIL Regular" w:hAnsi="Charis SIL Regular" w:eastAsia="Charis SIL Regular"/>
+          <w:b w:val="0"/>
+          <w:i w:val="0"/>
+          <w:color w:val="0000FF"/>
+          <w:sz w:val="24"/>
+          <w:u w:val="single"/>
+        </w:rPr>
+        <w:hyperlink r:id="rId19" w:history="1">
+          <w:r>
+            <w:rPr>
+              <w:rStyle w:val="Hyperlink"/>
+            </w:rPr>
+            <w:t>er-</w:t>
+          </w:r>
+        </w:hyperlink>
+      </w:r>
+      <w:r>
+        <w:rPr>
+          <w:rFonts w:ascii="Charis SIL Regular" w:hAnsi="Charis SIL Regular" w:eastAsia="Charis SIL Regular"/>
+          <w:b w:val="0"/>
+          <w:i w:val="0"/>
+          <w:color w:val="0000FF"/>
+          <w:sz w:val="24"/>
+          <w:u w:val="single"/>
+        </w:rPr>
+        <w:t xml:space="preserve"> </w:t>
+      </w:r>
+      <w:r>
+        <w:rPr>
+          <w:rFonts w:ascii="Charis SIL Regular" w:hAnsi="Charis SIL Regular" w:eastAsia="Charis SIL Regular"/>
+          <w:b w:val="0"/>
+          <w:i w:val="0"/>
+          <w:color w:val="0000FF"/>
+          <w:sz w:val="24"/>
+          <w:u w:val="single"/>
+        </w:rPr>
+        <w:hyperlink r:id="rId19" w:history="1">
+          <w:r>
+            <w:rPr>
+              <w:rStyle w:val="Hyperlink"/>
+            </w:rPr>
+            <w:t>en</w:t>
+          </w:r>
+        </w:hyperlink>
+      </w:r>
+      <w:r>
+        <w:rPr>
+          <w:rFonts w:ascii="Charis SIL Regular" w:hAnsi="Charis SIL Regular" w:eastAsia="Charis SIL Regular"/>
+          <w:b w:val="0"/>
+          <w:i w:val="0"/>
+          <w:color w:val="0000FF"/>
+          <w:sz w:val="24"/>
+          <w:u w:val="single"/>
+        </w:rPr>
+        <w:t xml:space="preserve"> </w:t>
+      </w:r>
+      <w:r>
+        <w:rPr>
+          <w:rFonts w:ascii="Charis SIL Regular" w:hAnsi="Charis SIL Regular" w:eastAsia="Charis SIL Regular"/>
+          <w:b w:val="0"/>
+          <w:i w:val="0"/>
+          <w:color w:val="0000FF"/>
+          <w:sz w:val="24"/>
+          <w:u w:val="single"/>
+        </w:rPr>
+        <w:hyperlink r:id="rId19" w:history="1">
+          <w:r>
+            <w:rPr>
+              <w:rStyle w:val="Hyperlink"/>
+            </w:rPr>
+            <w:t>ma</w:t>
+          </w:r>
+        </w:hyperlink>
+      </w:r>
+      <w:r>
+        <w:rPr>
+          <w:rFonts w:ascii="Charis SIL Regular" w:hAnsi="Charis SIL Regular" w:eastAsia="Charis SIL Regular"/>
+          <w:b w:val="0"/>
+          <w:i w:val="0"/>
+          <w:color w:val="0000FF"/>
+          <w:sz w:val="24"/>
+          <w:u w:val="single"/>
+        </w:rPr>
+        <w:hyperlink r:id="rId19" w:history="1">
+          <w:r>
+            <w:rPr>
+              <w:rStyle w:val="Hyperlink"/>
+            </w:rPr>
+            <w:t>rineperso</w:t>
+          </w:r>
+        </w:hyperlink>
+      </w:r>
+      <w:r>
+        <w:rPr>
+          <w:rFonts w:ascii="Charis SIL Regular" w:hAnsi="Charis SIL Regular" w:eastAsia="Charis SIL Regular"/>
+          <w:b w:val="0"/>
+          <w:i w:val="0"/>
+          <w:color w:val="0000FF"/>
+          <w:sz w:val="24"/>
+          <w:u w:val="single"/>
+        </w:rPr>
+        <w:hyperlink r:id="rId19" w:history="1">
+          <w:r>
+            <w:rPr>
+              <w:rStyle w:val="Hyperlink"/>
+            </w:rPr>
+            <w:t>nee</w:t>
+          </w:r>
+        </w:hyperlink>
+      </w:r>
+      <w:r>
+        <w:rPr>
+          <w:rFonts w:ascii="Charis SIL Regular" w:hAnsi="Charis SIL Regular" w:eastAsia="Charis SIL Regular"/>
+          <w:b w:val="0"/>
+          <w:i w:val="0"/>
+          <w:color w:val="0000FF"/>
+          <w:sz w:val="24"/>
+          <w:u w:val="single"/>
+        </w:rPr>
+        <w:hyperlink r:id="rId19" w:history="1">
+          <w:r>
+            <w:rPr>
+              <w:rStyle w:val="Hyperlink"/>
+            </w:rPr>
+            <w:t>l</w:t>
           </w:r>
         </w:hyperlink>
       </w:r>
@@ -2047,197 +2432,14 @@
           <w:sz w:val="24"/>
           <w:u w:val="single"/>
         </w:rPr>
-        <w:hyperlink r:id="rId19" w:history="1">
+        <w:hyperlink r:id="rId13" w:history="1">
           <w:r>
             <w:rPr>
               <w:rStyle w:val="Hyperlink"/>
             </w:rPr>
-            <w:t>o</w:t>
+            <w:t>gekolonis</w:t>
           </w:r>
         </w:hyperlink>
-      </w:r>
-      <w:r>
-        <w:rPr>
-          <w:rFonts w:ascii="Charis SIL Regular" w:hAnsi="Charis SIL Regular" w:eastAsia="Charis SIL Regular"/>
-          <w:b w:val="0"/>
-          <w:i w:val="0"/>
-          <w:color w:val="0000FF"/>
-          <w:sz w:val="24"/>
-          <w:u w:val="single"/>
-        </w:rPr>
-        <w:hyperlink r:id="rId19" w:history="1">
-          <w:r>
-            <w:rPr>
-              <w:rStyle w:val="Hyperlink"/>
-            </w:rPr>
-            <w:t>b</w:t>
-          </w:r>
-        </w:hyperlink>
-      </w:r>
-      <w:r>
-        <w:rPr>
-          <w:rFonts w:ascii="Charis SIL Regular" w:hAnsi="Charis SIL Regular" w:eastAsia="Charis SIL Regular"/>
-          <w:b w:val="0"/>
-          <w:i w:val="0"/>
-          <w:color w:val="0000FF"/>
-          <w:sz w:val="24"/>
-          <w:u w:val="single"/>
-        </w:rPr>
-        <w:hyperlink r:id="rId19" w:history="1">
-          <w:r>
-            <w:rPr>
-              <w:rStyle w:val="Hyperlink"/>
-            </w:rPr>
-            <w:t>jecten</w:t>
-          </w:r>
-        </w:hyperlink>
-      </w:r>
-      <w:r>
-        <w:rPr>
-          <w:rFonts w:ascii="Charis SIL Regular" w:hAnsi="Charis SIL Regular" w:eastAsia="Charis SIL Regular"/>
-          <w:b w:val="0"/>
-          <w:i w:val="0"/>
-          <w:color w:val="0000FF"/>
-          <w:sz w:val="24"/>
-          <w:u w:val="single"/>
-        </w:rPr>
-        <w:t xml:space="preserve"> </w:t>
-      </w:r>
-      <w:r>
-        <w:rPr>
-          <w:rFonts w:ascii="Charis SIL Regular" w:hAnsi="Charis SIL Regular" w:eastAsia="Charis SIL Regular"/>
-          <w:b w:val="0"/>
-          <w:i w:val="0"/>
-          <w:color w:val="0000FF"/>
-          <w:sz w:val="24"/>
-          <w:u w:val="single"/>
-        </w:rPr>
-        <w:hyperlink r:id="rId19" w:history="1">
-          <w:r>
-            <w:rPr>
-              <w:rStyle w:val="Hyperlink"/>
-            </w:rPr>
-            <w:t>uit</w:t>
-          </w:r>
-        </w:hyperlink>
-      </w:r>
-      <w:r>
-        <w:rPr>
-          <w:rFonts w:ascii="Charis SIL Regular" w:hAnsi="Charis SIL Regular" w:eastAsia="Charis SIL Regular"/>
-          <w:b w:val="0"/>
-          <w:i w:val="0"/>
-          <w:color w:val="0000FF"/>
-          <w:sz w:val="24"/>
-          <w:u w:val="single"/>
-        </w:rPr>
-        <w:t xml:space="preserve"> </w:t>
-      </w:r>
-      <w:r>
-        <w:rPr>
-          <w:rFonts w:ascii="Charis SIL Regular" w:hAnsi="Charis SIL Regular" w:eastAsia="Charis SIL Regular"/>
-          <w:b w:val="0"/>
-          <w:i w:val="0"/>
-          <w:color w:val="0000FF"/>
-          <w:sz w:val="24"/>
-          <w:u w:val="single"/>
-        </w:rPr>
-        <w:hyperlink r:id="rId19" w:history="1">
-          <w:r>
-            <w:rPr>
-              <w:rStyle w:val="Hyperlink"/>
-            </w:rPr>
-            <w:t>een</w:t>
-          </w:r>
-        </w:hyperlink>
-      </w:r>
-      <w:r>
-        <w:rPr>
-          <w:rFonts w:ascii="Charis SIL Regular" w:hAnsi="Charis SIL Regular" w:eastAsia="Charis SIL Regular"/>
-          <w:b w:val="0"/>
-          <w:i w:val="0"/>
-          <w:color w:val="0000FF"/>
-          <w:sz w:val="24"/>
-          <w:u w:val="single"/>
-        </w:rPr>
-        <w:t xml:space="preserve"> </w:t>
-      </w:r>
-      <w:r>
-        <w:rPr>
-          <w:rFonts w:ascii="Charis SIL Regular" w:hAnsi="Charis SIL Regular" w:eastAsia="Charis SIL Regular"/>
-          <w:b w:val="0"/>
-          <w:i w:val="0"/>
-          <w:color w:val="0000FF"/>
-          <w:sz w:val="24"/>
-          <w:u w:val="single"/>
-        </w:rPr>
-        <w:hyperlink r:id="rId19" w:history="1">
-          <w:r>
-            <w:rPr>
-              <w:rStyle w:val="Hyperlink"/>
-            </w:rPr>
-            <w:t>k</w:t>
-          </w:r>
-        </w:hyperlink>
-      </w:r>
-      <w:r>
-        <w:rPr>
-          <w:rFonts w:ascii="Charis SIL Regular" w:hAnsi="Charis SIL Regular" w:eastAsia="Charis SIL Regular"/>
-          <w:b w:val="0"/>
-          <w:i w:val="0"/>
-          <w:color w:val="0000FF"/>
-          <w:sz w:val="24"/>
-          <w:u w:val="single"/>
-        </w:rPr>
-        <w:hyperlink r:id="rId19" w:history="1">
-          <w:r>
-            <w:rPr>
-              <w:rStyle w:val="Hyperlink"/>
-            </w:rPr>
-            <w:t>oloniale</w:t>
-          </w:r>
-        </w:hyperlink>
-      </w:r>
-      <w:r>
-        <w:rPr>
-          <w:rFonts w:ascii="Charis SIL Regular" w:hAnsi="Charis SIL Regular" w:eastAsia="Charis SIL Regular"/>
-          <w:b w:val="0"/>
-          <w:i w:val="0"/>
-          <w:color w:val="0000FF"/>
-          <w:sz w:val="24"/>
-          <w:u w:val="single"/>
-        </w:rPr>
-        <w:t xml:space="preserve"> </w:t>
-      </w:r>
-      <w:r>
-        <w:rPr>
-          <w:rFonts w:ascii="Charis SIL Regular" w:hAnsi="Charis SIL Regular" w:eastAsia="Charis SIL Regular"/>
-          <w:b w:val="0"/>
-          <w:i w:val="0"/>
-          <w:color w:val="0000FF"/>
-          <w:sz w:val="24"/>
-          <w:u w:val="single"/>
-        </w:rPr>
-        <w:hyperlink r:id="rId19" w:history="1">
-          <w:r>
-            <w:rPr>
-              <w:rStyle w:val="Hyperlink"/>
-            </w:rPr>
-            <w:t>context</w:t>
-          </w:r>
-        </w:hyperlink>
-      </w:r>
-      <w:r>
-        <w:br/>
-      </w:r>
-      <w:r>
-        <w:rPr>
-          <w:rFonts w:ascii="Charis SIL Regular" w:hAnsi="Charis SIL Regular" w:eastAsia="Charis SIL Regular"/>
-          <w:b w:val="0"/>
-          <w:i w:val="0"/>
-          <w:color w:val="000000"/>
-          <w:sz w:val="24"/>
-        </w:rPr>
-        <w:t xml:space="preserve">•  </w:t>
       </w:r>
       <w:r>
         <w:rPr>
@@ -2253,7 +2455,7 @@
             <w:rPr>
               <w:rStyle w:val="Hyperlink"/>
             </w:rPr>
-            <w:t>Le</w:t>
+            <w:t>e</w:t>
           </w:r>
         </w:hyperlink>
       </w:r>
@@ -2266,30 +2468,12 @@
           <w:sz w:val="24"/>
           <w:u w:val="single"/>
         </w:rPr>
-        <w:hyperlink r:id="rId19" w:history="1">
+        <w:hyperlink r:id="rId13" w:history="1">
           <w:r>
             <w:rPr>
               <w:rStyle w:val="Hyperlink"/>
             </w:rPr>
-            <w:t>g</w:t>
-          </w:r>
-        </w:hyperlink>
-      </w:r>
-      <w:r>
-        <w:rPr>
-          <w:rFonts w:ascii="Charis SIL Regular" w:hAnsi="Charis SIL Regular" w:eastAsia="Charis SIL Regular"/>
-          <w:b w:val="0"/>
-          <w:i w:val="0"/>
-          <w:color w:val="0000FF"/>
-          <w:sz w:val="24"/>
-          <w:u w:val="single"/>
-        </w:rPr>
-        <w:hyperlink r:id="rId19" w:history="1">
-          <w:r>
-            <w:rPr>
-              <w:rStyle w:val="Hyperlink"/>
-            </w:rPr>
-            <w:t>er-</w:t>
+            <w:t>erde</w:t>
           </w:r>
         </w:hyperlink>
       </w:r>
@@ -2313,213 +2497,7 @@
           <w:sz w:val="24"/>
           <w:u w:val="single"/>
         </w:rPr>
-        <w:hyperlink r:id="rId19" w:history="1">
-          <w:r>
-            <w:rPr>
-              <w:rStyle w:val="Hyperlink"/>
-            </w:rPr>
-            <w:t>en</w:t>
-          </w:r>
-        </w:hyperlink>
-      </w:r>
-      <w:r>
-        <w:rPr>
-          <w:rFonts w:ascii="Charis SIL Regular" w:hAnsi="Charis SIL Regular" w:eastAsia="Charis SIL Regular"/>
-          <w:b w:val="0"/>
-          <w:i w:val="0"/>
-          <w:color w:val="0000FF"/>
-          <w:sz w:val="24"/>
-          <w:u w:val="single"/>
-        </w:rPr>
-        <w:t xml:space="preserve"> </w:t>
-      </w:r>
-      <w:r>
-        <w:rPr>
-          <w:rFonts w:ascii="Charis SIL Regular" w:hAnsi="Charis SIL Regular" w:eastAsia="Charis SIL Regular"/>
-          <w:b w:val="0"/>
-          <w:i w:val="0"/>
-          <w:color w:val="0000FF"/>
-          <w:sz w:val="24"/>
-          <w:u w:val="single"/>
-        </w:rPr>
-        <w:hyperlink r:id="rId19" w:history="1">
-          <w:r>
-            <w:rPr>
-              <w:rStyle w:val="Hyperlink"/>
-            </w:rPr>
-            <w:t>ma</w:t>
-          </w:r>
-        </w:hyperlink>
-      </w:r>
-      <w:r>
-        <w:rPr>
-          <w:rFonts w:ascii="Charis SIL Regular" w:hAnsi="Charis SIL Regular" w:eastAsia="Charis SIL Regular"/>
-          <w:b w:val="0"/>
-          <w:i w:val="0"/>
-          <w:color w:val="0000FF"/>
-          <w:sz w:val="24"/>
-          <w:u w:val="single"/>
-        </w:rPr>
-        <w:hyperlink r:id="rId19" w:history="1">
-          <w:r>
-            <w:rPr>
-              <w:rStyle w:val="Hyperlink"/>
-            </w:rPr>
-            <w:t>rineperso</w:t>
-          </w:r>
-        </w:hyperlink>
-      </w:r>
-      <w:r>
-        <w:rPr>
-          <w:rFonts w:ascii="Charis SIL Regular" w:hAnsi="Charis SIL Regular" w:eastAsia="Charis SIL Regular"/>
-          <w:b w:val="0"/>
-          <w:i w:val="0"/>
-          <w:color w:val="0000FF"/>
-          <w:sz w:val="24"/>
-          <w:u w:val="single"/>
-        </w:rPr>
-        <w:hyperlink r:id="rId19" w:history="1">
-          <w:r>
-            <w:rPr>
-              <w:rStyle w:val="Hyperlink"/>
-            </w:rPr>
-            <w:t>nee</w:t>
-          </w:r>
-        </w:hyperlink>
-      </w:r>
-      <w:r>
-        <w:rPr>
-          <w:rFonts w:ascii="Charis SIL Regular" w:hAnsi="Charis SIL Regular" w:eastAsia="Charis SIL Regular"/>
-          <w:b w:val="0"/>
-          <w:i w:val="0"/>
-          <w:color w:val="0000FF"/>
-          <w:sz w:val="24"/>
-          <w:u w:val="single"/>
-        </w:rPr>
-        <w:hyperlink r:id="rId19" w:history="1">
-          <w:r>
-            <w:rPr>
-              <w:rStyle w:val="Hyperlink"/>
-            </w:rPr>
-            <w:t>l</w:t>
-          </w:r>
-        </w:hyperlink>
-      </w:r>
-      <w:r>
-        <w:rPr>
-          <w:rFonts w:ascii="Charis SIL Regular" w:hAnsi="Charis SIL Regular" w:eastAsia="Charis SIL Regular"/>
-          <w:b w:val="0"/>
-          <w:i w:val="0"/>
-          <w:color w:val="0000FF"/>
-          <w:sz w:val="24"/>
-          <w:u w:val="single"/>
-        </w:rPr>
-        <w:t xml:space="preserve"> </w:t>
-      </w:r>
-      <w:r>
-        <w:rPr>
-          <w:rFonts w:ascii="Charis SIL Regular" w:hAnsi="Charis SIL Regular" w:eastAsia="Charis SIL Regular"/>
-          <w:b w:val="0"/>
-          <w:i w:val="0"/>
-          <w:color w:val="0000FF"/>
-          <w:sz w:val="24"/>
-          <w:u w:val="single"/>
-        </w:rPr>
-        <w:hyperlink r:id="rId19" w:history="1">
-          <w:r>
-            <w:rPr>
-              <w:rStyle w:val="Hyperlink"/>
-            </w:rPr>
-            <w:t>in</w:t>
-          </w:r>
-        </w:hyperlink>
-      </w:r>
-      <w:r>
-        <w:rPr>
-          <w:rFonts w:ascii="Charis SIL Regular" w:hAnsi="Charis SIL Regular" w:eastAsia="Charis SIL Regular"/>
-          <w:b w:val="0"/>
-          <w:i w:val="0"/>
-          <w:color w:val="0000FF"/>
-          <w:sz w:val="24"/>
-          <w:u w:val="single"/>
-        </w:rPr>
-        <w:t xml:space="preserve"> </w:t>
-      </w:r>
-      <w:r>
-        <w:rPr>
-          <w:rFonts w:ascii="Charis SIL Regular" w:hAnsi="Charis SIL Regular" w:eastAsia="Charis SIL Regular"/>
-          <w:b w:val="0"/>
-          <w:i w:val="0"/>
-          <w:color w:val="0000FF"/>
-          <w:sz w:val="24"/>
-          <w:u w:val="single"/>
-        </w:rPr>
-        <w:hyperlink r:id="rId19" w:history="1">
-          <w:r>
-            <w:rPr>
-              <w:rStyle w:val="Hyperlink"/>
-            </w:rPr>
-            <w:t>gekolonis</w:t>
-          </w:r>
-        </w:hyperlink>
-      </w:r>
-      <w:r>
-        <w:rPr>
-          <w:rFonts w:ascii="Charis SIL Regular" w:hAnsi="Charis SIL Regular" w:eastAsia="Charis SIL Regular"/>
-          <w:b w:val="0"/>
-          <w:i w:val="0"/>
-          <w:color w:val="0000FF"/>
-          <w:sz w:val="24"/>
-          <w:u w:val="single"/>
-        </w:rPr>
-        <w:hyperlink r:id="rId19" w:history="1">
-          <w:r>
-            <w:rPr>
-              <w:rStyle w:val="Hyperlink"/>
-            </w:rPr>
-            <w:t>e</w:t>
-          </w:r>
-        </w:hyperlink>
-      </w:r>
-      <w:r>
-        <w:rPr>
-          <w:rFonts w:ascii="Charis SIL Regular" w:hAnsi="Charis SIL Regular" w:eastAsia="Charis SIL Regular"/>
-          <w:b w:val="0"/>
-          <w:i w:val="0"/>
-          <w:color w:val="0000FF"/>
-          <w:sz w:val="24"/>
-          <w:u w:val="single"/>
-        </w:rPr>
-        <w:hyperlink r:id="rId19" w:history="1">
-          <w:r>
-            <w:rPr>
-              <w:rStyle w:val="Hyperlink"/>
-            </w:rPr>
-            <w:t>erde</w:t>
-          </w:r>
-        </w:hyperlink>
-      </w:r>
-      <w:r>
-        <w:rPr>
-          <w:rFonts w:ascii="Charis SIL Regular" w:hAnsi="Charis SIL Regular" w:eastAsia="Charis SIL Regular"/>
-          <w:b w:val="0"/>
-          <w:i w:val="0"/>
-          <w:color w:val="0000FF"/>
-          <w:sz w:val="24"/>
-          <w:u w:val="single"/>
-        </w:rPr>
-        <w:t xml:space="preserve"> </w:t>
-      </w:r>
-      <w:r>
-        <w:rPr>
-          <w:rFonts w:ascii="Charis SIL Regular" w:hAnsi="Charis SIL Regular" w:eastAsia="Charis SIL Regular"/>
-          <w:b w:val="0"/>
-          <w:i w:val="0"/>
-          <w:color w:val="0000FF"/>
-          <w:sz w:val="24"/>
-          <w:u w:val="single"/>
-        </w:rPr>
-        <w:hyperlink r:id="rId19" w:history="1">
+        <w:hyperlink r:id="rId13" w:history="1">
           <w:r>
             <w:rPr>
               <w:rStyle w:val="Hyperlink"/>
@@ -2565,7 +2543,7 @@
           <w:sz w:val="24"/>
           <w:u w:val="single"/>
         </w:rPr>
-        <w:hyperlink r:id="rId13" w:history="1">
+        <w:hyperlink r:id="rId20" w:history="1">
           <w:r>
             <w:rPr>
               <w:rStyle w:val="Hyperlink"/>
@@ -2583,7 +2561,7 @@
           <w:sz w:val="24"/>
           <w:u w:val="single"/>
         </w:rPr>
-        <w:hyperlink r:id="rId13" w:history="1">
+        <w:hyperlink r:id="rId20" w:history="1">
           <w:r>
             <w:rPr>
               <w:rStyle w:val="Hyperlink"/>
@@ -2601,7 +2579,7 @@
           <w:sz w:val="24"/>
           <w:u w:val="single"/>
         </w:rPr>
-        <w:hyperlink r:id="rId13" w:history="1">
+        <w:hyperlink r:id="rId20" w:history="1">
           <w:r>
             <w:rPr>
               <w:rStyle w:val="Hyperlink"/>
@@ -2619,7 +2597,7 @@
           <w:sz w:val="24"/>
           <w:u w:val="single"/>
         </w:rPr>
-        <w:hyperlink r:id="rId13" w:history="1">
+        <w:hyperlink r:id="rId20" w:history="1">
           <w:r>
             <w:rPr>
               <w:rStyle w:val="Hyperlink"/>
@@ -2648,7 +2626,7 @@
           <w:sz w:val="24"/>
           <w:u w:val="single"/>
         </w:rPr>
-        <w:hyperlink r:id="rId13" w:history="1">
+        <w:hyperlink r:id="rId20" w:history="1">
           <w:r>
             <w:rPr>
               <w:rStyle w:val="Hyperlink"/>
@@ -2666,7 +2644,7 @@
           <w:sz w:val="24"/>
           <w:u w:val="single"/>
         </w:rPr>
-        <w:hyperlink r:id="rId13" w:history="1">
+        <w:hyperlink r:id="rId20" w:history="1">
           <w:r>
             <w:rPr>
               <w:rStyle w:val="Hyperlink"/>
@@ -2684,7 +2662,7 @@
           <w:sz w:val="24"/>
           <w:u w:val="single"/>
         </w:rPr>
-        <w:hyperlink r:id="rId13" w:history="1">
+        <w:hyperlink r:id="rId20" w:history="1">
           <w:r>
             <w:rPr>
               <w:rStyle w:val="Hyperlink"/>
@@ -2713,7 +2691,7 @@
           <w:sz w:val="24"/>
           <w:u w:val="single"/>
         </w:rPr>
-        <w:hyperlink r:id="rId13" w:history="1">
+        <w:hyperlink r:id="rId20" w:history="1">
           <w:r>
             <w:rPr>
               <w:rStyle w:val="Hyperlink"/>
@@ -2731,7 +2709,7 @@
           <w:sz w:val="24"/>
           <w:u w:val="single"/>
         </w:rPr>
-        <w:hyperlink r:id="rId13" w:history="1">
+        <w:hyperlink r:id="rId20" w:history="1">
           <w:r>
             <w:rPr>
               <w:rStyle w:val="Hyperlink"/>
@@ -2760,7 +2738,7 @@
           <w:sz w:val="24"/>
           <w:u w:val="single"/>
         </w:rPr>
-        <w:hyperlink r:id="rId13" w:history="1">
+        <w:hyperlink r:id="rId20" w:history="1">
           <w:r>
             <w:rPr>
               <w:rStyle w:val="Hyperlink"/>

--- a/EXPORTS/DOCX/published/niveau2/Dutch/Museum.docx
+++ b/EXPORTS/DOCX/published/niveau2/Dutch/Museum.docx
@@ -371,7 +371,35 @@
           <w:color w:val="000000"/>
           <w:sz w:val="24"/>
         </w:rPr>
-        <w:t>, beiden in de Zuid-H</w:t>
+        <w:t>, beide</w:t>
+      </w:r>
+      <w:r>
+        <w:rPr>
+          <w:u w:val="single" w:color="0000ff"/>
+          <w:rFonts w:ascii="Charis SIL Regular" w:hAnsi="Charis SIL Regular" w:eastAsia="Charis SIL Regular"/>
+          <w:b w:val="0"/>
+          <w:i w:val="0"/>
+          <w:color w:val="000000"/>
+          <w:sz w:val="24"/>
+        </w:rPr>
+        <w:hyperlink r:id="rId9" w:history="1">
+          <w:r>
+            <w:rPr>
+              <w:rStyle w:val="Hyperlink"/>
+            </w:rPr>
+            <w:t>n in de Zuid-</w:t>
+          </w:r>
+        </w:hyperlink>
+      </w:r>
+      <w:r>
+        <w:rPr>
+          <w:rFonts w:ascii="Charis SIL Regular" w:hAnsi="Charis SIL Regular" w:eastAsia="Charis SIL Regular"/>
+          <w:b w:val="0"/>
+          <w:i w:val="0"/>
+          <w:color w:val="000000"/>
+          <w:sz w:val="24"/>
+        </w:rPr>
+        <w:t>H</w:t>
       </w:r>
       <w:r>
         <w:rPr>
@@ -2432,12 +2460,206 @@
           <w:sz w:val="24"/>
           <w:u w:val="single"/>
         </w:rPr>
+        <w:hyperlink r:id="rId19" w:history="1">
+          <w:r>
+            <w:rPr>
+              <w:rStyle w:val="Hyperlink"/>
+            </w:rPr>
+            <w:t>gekolonis</w:t>
+          </w:r>
+        </w:hyperlink>
+      </w:r>
+      <w:r>
+        <w:rPr>
+          <w:rFonts w:ascii="Charis SIL Regular" w:hAnsi="Charis SIL Regular" w:eastAsia="Charis SIL Regular"/>
+          <w:b w:val="0"/>
+          <w:i w:val="0"/>
+          <w:color w:val="0000FF"/>
+          <w:sz w:val="24"/>
+          <w:u w:val="single"/>
+        </w:rPr>
+        <w:hyperlink r:id="rId19" w:history="1">
+          <w:r>
+            <w:rPr>
+              <w:rStyle w:val="Hyperlink"/>
+            </w:rPr>
+            <w:t>e</w:t>
+          </w:r>
+        </w:hyperlink>
+      </w:r>
+      <w:r>
+        <w:rPr>
+          <w:rFonts w:ascii="Charis SIL Regular" w:hAnsi="Charis SIL Regular" w:eastAsia="Charis SIL Regular"/>
+          <w:b w:val="0"/>
+          <w:i w:val="0"/>
+          <w:color w:val="0000FF"/>
+          <w:sz w:val="24"/>
+          <w:u w:val="single"/>
+        </w:rPr>
+        <w:hyperlink r:id="rId19" w:history="1">
+          <w:r>
+            <w:rPr>
+              <w:rStyle w:val="Hyperlink"/>
+            </w:rPr>
+            <w:t>erde</w:t>
+          </w:r>
+        </w:hyperlink>
+      </w:r>
+      <w:r>
+        <w:rPr>
+          <w:rFonts w:ascii="Charis SIL Regular" w:hAnsi="Charis SIL Regular" w:eastAsia="Charis SIL Regular"/>
+          <w:b w:val="0"/>
+          <w:i w:val="0"/>
+          <w:color w:val="0000FF"/>
+          <w:sz w:val="24"/>
+          <w:u w:val="single"/>
+        </w:rPr>
+        <w:t xml:space="preserve"> </w:t>
+      </w:r>
+      <w:r>
+        <w:rPr>
+          <w:rFonts w:ascii="Charis SIL Regular" w:hAnsi="Charis SIL Regular" w:eastAsia="Charis SIL Regular"/>
+          <w:b w:val="0"/>
+          <w:i w:val="0"/>
+          <w:color w:val="0000FF"/>
+          <w:sz w:val="24"/>
+          <w:u w:val="single"/>
+        </w:rPr>
+        <w:hyperlink r:id="rId19" w:history="1">
+          <w:r>
+            <w:rPr>
+              <w:rStyle w:val="Hyperlink"/>
+            </w:rPr>
+            <w:t>ge</w:t>
+          </w:r>
+        </w:hyperlink>
+      </w:r>
+      <w:r>
+        <w:rPr>
+          <w:rFonts w:ascii="Charis SIL Regular" w:hAnsi="Charis SIL Regular" w:eastAsia="Charis SIL Regular"/>
+          <w:b w:val="0"/>
+          <w:i w:val="0"/>
+          <w:color w:val="0000FF"/>
+          <w:sz w:val="24"/>
+          <w:u w:val="single"/>
+        </w:rPr>
         <w:hyperlink r:id="rId13" w:history="1">
           <w:r>
             <w:rPr>
               <w:rStyle w:val="Hyperlink"/>
             </w:rPr>
-            <w:t>gekolonis</w:t>
+            <w:t>bieden</w:t>
+          </w:r>
+        </w:hyperlink>
+      </w:r>
+      <w:r>
+        <w:rPr>
+          <w:rFonts w:ascii="Charis SIL Regular" w:hAnsi="Charis SIL Regular" w:eastAsia="Charis SIL Regular"/>
+          <w:b w:val="0"/>
+          <w:i w:val="0"/>
+          <w:color w:val="000000"/>
+          <w:sz w:val="24"/>
+        </w:rPr>
+        <w:t xml:space="preserve">•  </w:t>
+      </w:r>
+      <w:r>
+        <w:rPr>
+          <w:rFonts w:ascii="Charis SIL Regular" w:hAnsi="Charis SIL Regular" w:eastAsia="Charis SIL Regular"/>
+          <w:b w:val="0"/>
+          <w:i w:val="0"/>
+          <w:color w:val="0000FF"/>
+          <w:sz w:val="24"/>
+          <w:u w:val="single"/>
+        </w:rPr>
+        <w:hyperlink r:id="rId13" w:history="1">
+          <w:r>
+            <w:rPr>
+              <w:rStyle w:val="Hyperlink"/>
+            </w:rPr>
+            <w:t>Weten</w:t>
+          </w:r>
+        </w:hyperlink>
+      </w:r>
+      <w:r>
+        <w:rPr>
+          <w:rFonts w:ascii="Charis SIL Regular" w:hAnsi="Charis SIL Regular" w:eastAsia="Charis SIL Regular"/>
+          <w:b w:val="0"/>
+          <w:i w:val="0"/>
+          <w:color w:val="0000FF"/>
+          <w:sz w:val="24"/>
+          <w:u w:val="single"/>
+        </w:rPr>
+        <w:hyperlink r:id="rId13" w:history="1">
+          <w:r>
+            <w:rPr>
+              <w:rStyle w:val="Hyperlink"/>
+            </w:rPr>
+            <w:t>s</w:t>
+          </w:r>
+        </w:hyperlink>
+      </w:r>
+      <w:r>
+        <w:rPr>
+          <w:rFonts w:ascii="Charis SIL Regular" w:hAnsi="Charis SIL Regular" w:eastAsia="Charis SIL Regular"/>
+          <w:b w:val="0"/>
+          <w:i w:val="0"/>
+          <w:color w:val="0000FF"/>
+          <w:sz w:val="24"/>
+          <w:u w:val="single"/>
+        </w:rPr>
+        <w:hyperlink r:id="rId13" w:history="1">
+          <w:r>
+            <w:rPr>
+              <w:rStyle w:val="Hyperlink"/>
+            </w:rPr>
+            <w:t>ch</w:t>
+          </w:r>
+        </w:hyperlink>
+      </w:r>
+      <w:r>
+        <w:rPr>
+          <w:rFonts w:ascii="Charis SIL Regular" w:hAnsi="Charis SIL Regular" w:eastAsia="Charis SIL Regular"/>
+          <w:b w:val="0"/>
+          <w:i w:val="0"/>
+          <w:color w:val="0000FF"/>
+          <w:sz w:val="24"/>
+          <w:u w:val="single"/>
+        </w:rPr>
+        <w:hyperlink r:id="rId13" w:history="1">
+          <w:r>
+            <w:rPr>
+              <w:rStyle w:val="Hyperlink"/>
+            </w:rPr>
+            <w:t>appelijk</w:t>
+          </w:r>
+        </w:hyperlink>
+      </w:r>
+      <w:r>
+        <w:rPr>
+          <w:rFonts w:ascii="Charis SIL Regular" w:hAnsi="Charis SIL Regular" w:eastAsia="Charis SIL Regular"/>
+          <w:b w:val="0"/>
+          <w:i w:val="0"/>
+          <w:color w:val="0000FF"/>
+          <w:sz w:val="24"/>
+          <w:u w:val="single"/>
+        </w:rPr>
+        <w:t xml:space="preserve"> </w:t>
+      </w:r>
+      <w:r>
+        <w:rPr>
+          <w:rFonts w:ascii="Charis SIL Regular" w:hAnsi="Charis SIL Regular" w:eastAsia="Charis SIL Regular"/>
+          <w:b w:val="0"/>
+          <w:i w:val="0"/>
+          <w:color w:val="0000FF"/>
+          <w:sz w:val="24"/>
+          <w:u w:val="single"/>
+        </w:rPr>
+        <w:hyperlink r:id="rId13" w:history="1">
+          <w:r>
+            <w:rPr>
+              <w:rStyle w:val="Hyperlink"/>
+            </w:rPr>
+            <w:t>onderzo</w:t>
           </w:r>
         </w:hyperlink>
       </w:r>
@@ -2473,7 +2695,7 @@
             <w:rPr>
               <w:rStyle w:val="Hyperlink"/>
             </w:rPr>
-            <w:t>erde</w:t>
+            <w:t>k</w:t>
           </w:r>
         </w:hyperlink>
       </w:r>
@@ -2502,7 +2724,7 @@
             <w:rPr>
               <w:rStyle w:val="Hyperlink"/>
             </w:rPr>
-            <w:t>ge</w:t>
+            <w:t>i</w:t>
           </w:r>
         </w:hyperlink>
       </w:r>
@@ -2520,89 +2742,7 @@
             <w:rPr>
               <w:rStyle w:val="Hyperlink"/>
             </w:rPr>
-            <w:t>bieden</w:t>
-          </w:r>
-        </w:hyperlink>
-      </w:r>
-      <w:r>
-        <w:rPr>
-          <w:rFonts w:ascii="Charis SIL Regular" w:hAnsi="Charis SIL Regular" w:eastAsia="Charis SIL Regular"/>
-          <w:b w:val="0"/>
-          <w:i w:val="0"/>
-          <w:color w:val="000000"/>
-          <w:sz w:val="24"/>
-        </w:rPr>
-        <w:t xml:space="preserve">•  </w:t>
-      </w:r>
-      <w:r>
-        <w:rPr>
-          <w:rFonts w:ascii="Charis SIL Regular" w:hAnsi="Charis SIL Regular" w:eastAsia="Charis SIL Regular"/>
-          <w:b w:val="0"/>
-          <w:i w:val="0"/>
-          <w:color w:val="0000FF"/>
-          <w:sz w:val="24"/>
-          <w:u w:val="single"/>
-        </w:rPr>
-        <w:hyperlink r:id="rId20" w:history="1">
-          <w:r>
-            <w:rPr>
-              <w:rStyle w:val="Hyperlink"/>
-            </w:rPr>
-            <w:t>Weten</w:t>
-          </w:r>
-        </w:hyperlink>
-      </w:r>
-      <w:r>
-        <w:rPr>
-          <w:rFonts w:ascii="Charis SIL Regular" w:hAnsi="Charis SIL Regular" w:eastAsia="Charis SIL Regular"/>
-          <w:b w:val="0"/>
-          <w:i w:val="0"/>
-          <w:color w:val="0000FF"/>
-          <w:sz w:val="24"/>
-          <w:u w:val="single"/>
-        </w:rPr>
-        <w:hyperlink r:id="rId20" w:history="1">
-          <w:r>
-            <w:rPr>
-              <w:rStyle w:val="Hyperlink"/>
-            </w:rPr>
-            <w:t>s</w:t>
-          </w:r>
-        </w:hyperlink>
-      </w:r>
-      <w:r>
-        <w:rPr>
-          <w:rFonts w:ascii="Charis SIL Regular" w:hAnsi="Charis SIL Regular" w:eastAsia="Charis SIL Regular"/>
-          <w:b w:val="0"/>
-          <w:i w:val="0"/>
-          <w:color w:val="0000FF"/>
-          <w:sz w:val="24"/>
-          <w:u w:val="single"/>
-        </w:rPr>
-        <w:hyperlink r:id="rId20" w:history="1">
-          <w:r>
-            <w:rPr>
-              <w:rStyle w:val="Hyperlink"/>
-            </w:rPr>
-            <w:t>ch</w:t>
-          </w:r>
-        </w:hyperlink>
-      </w:r>
-      <w:r>
-        <w:rPr>
-          <w:rFonts w:ascii="Charis SIL Regular" w:hAnsi="Charis SIL Regular" w:eastAsia="Charis SIL Regular"/>
-          <w:b w:val="0"/>
-          <w:i w:val="0"/>
-          <w:color w:val="0000FF"/>
-          <w:sz w:val="24"/>
-          <w:u w:val="single"/>
-        </w:rPr>
-        <w:hyperlink r:id="rId20" w:history="1">
-          <w:r>
-            <w:rPr>
-              <w:rStyle w:val="Hyperlink"/>
-            </w:rPr>
-            <w:t>appelijk</w:t>
+            <w:t>n</w:t>
           </w:r>
         </w:hyperlink>
       </w:r>
@@ -2626,119 +2766,7 @@
           <w:sz w:val="24"/>
           <w:u w:val="single"/>
         </w:rPr>
-        <w:hyperlink r:id="rId20" w:history="1">
-          <w:r>
-            <w:rPr>
-              <w:rStyle w:val="Hyperlink"/>
-            </w:rPr>
-            <w:t>onderzo</w:t>
-          </w:r>
-        </w:hyperlink>
-      </w:r>
-      <w:r>
-        <w:rPr>
-          <w:rFonts w:ascii="Charis SIL Regular" w:hAnsi="Charis SIL Regular" w:eastAsia="Charis SIL Regular"/>
-          <w:b w:val="0"/>
-          <w:i w:val="0"/>
-          <w:color w:val="0000FF"/>
-          <w:sz w:val="24"/>
-          <w:u w:val="single"/>
-        </w:rPr>
-        <w:hyperlink r:id="rId20" w:history="1">
-          <w:r>
-            <w:rPr>
-              <w:rStyle w:val="Hyperlink"/>
-            </w:rPr>
-            <w:t>e</w:t>
-          </w:r>
-        </w:hyperlink>
-      </w:r>
-      <w:r>
-        <w:rPr>
-          <w:rFonts w:ascii="Charis SIL Regular" w:hAnsi="Charis SIL Regular" w:eastAsia="Charis SIL Regular"/>
-          <w:b w:val="0"/>
-          <w:i w:val="0"/>
-          <w:color w:val="0000FF"/>
-          <w:sz w:val="24"/>
-          <w:u w:val="single"/>
-        </w:rPr>
-        <w:hyperlink r:id="rId20" w:history="1">
-          <w:r>
-            <w:rPr>
-              <w:rStyle w:val="Hyperlink"/>
-            </w:rPr>
-            <w:t>k</w:t>
-          </w:r>
-        </w:hyperlink>
-      </w:r>
-      <w:r>
-        <w:rPr>
-          <w:rFonts w:ascii="Charis SIL Regular" w:hAnsi="Charis SIL Regular" w:eastAsia="Charis SIL Regular"/>
-          <w:b w:val="0"/>
-          <w:i w:val="0"/>
-          <w:color w:val="0000FF"/>
-          <w:sz w:val="24"/>
-          <w:u w:val="single"/>
-        </w:rPr>
-        <w:t xml:space="preserve"> </w:t>
-      </w:r>
-      <w:r>
-        <w:rPr>
-          <w:rFonts w:ascii="Charis SIL Regular" w:hAnsi="Charis SIL Regular" w:eastAsia="Charis SIL Regular"/>
-          <w:b w:val="0"/>
-          <w:i w:val="0"/>
-          <w:color w:val="0000FF"/>
-          <w:sz w:val="24"/>
-          <w:u w:val="single"/>
-        </w:rPr>
-        <w:hyperlink r:id="rId20" w:history="1">
-          <w:r>
-            <w:rPr>
-              <w:rStyle w:val="Hyperlink"/>
-            </w:rPr>
-            <w:t>i</w:t>
-          </w:r>
-        </w:hyperlink>
-      </w:r>
-      <w:r>
-        <w:rPr>
-          <w:rFonts w:ascii="Charis SIL Regular" w:hAnsi="Charis SIL Regular" w:eastAsia="Charis SIL Regular"/>
-          <w:b w:val="0"/>
-          <w:i w:val="0"/>
-          <w:color w:val="0000FF"/>
-          <w:sz w:val="24"/>
-          <w:u w:val="single"/>
-        </w:rPr>
-        <w:hyperlink r:id="rId20" w:history="1">
-          <w:r>
-            <w:rPr>
-              <w:rStyle w:val="Hyperlink"/>
-            </w:rPr>
-            <w:t>n</w:t>
-          </w:r>
-        </w:hyperlink>
-      </w:r>
-      <w:r>
-        <w:rPr>
-          <w:rFonts w:ascii="Charis SIL Regular" w:hAnsi="Charis SIL Regular" w:eastAsia="Charis SIL Regular"/>
-          <w:b w:val="0"/>
-          <w:i w:val="0"/>
-          <w:color w:val="0000FF"/>
-          <w:sz w:val="24"/>
-          <w:u w:val="single"/>
-        </w:rPr>
-        <w:t xml:space="preserve"> </w:t>
-      </w:r>
-      <w:r>
-        <w:rPr>
-          <w:rFonts w:ascii="Charis SIL Regular" w:hAnsi="Charis SIL Regular" w:eastAsia="Charis SIL Regular"/>
-          <w:b w:val="0"/>
-          <w:i w:val="0"/>
-          <w:color w:val="0000FF"/>
-          <w:sz w:val="24"/>
-          <w:u w:val="single"/>
-        </w:rPr>
-        <w:hyperlink r:id="rId20" w:history="1">
+        <w:hyperlink r:id="rId13" w:history="1">
           <w:r>
             <w:rPr>
               <w:rStyle w:val="Hyperlink"/>
@@ -2907,7 +2935,7 @@
           <w:sz w:val="24"/>
           <w:u w:val="single"/>
         </w:rPr>
-        <w:hyperlink r:id="rId20" w:history="1">
+        <w:hyperlink r:id="rId15" w:history="1">
           <w:r>
             <w:rPr>
               <w:rStyle w:val="Hyperlink"/>
@@ -2925,7 +2953,7 @@
           <w:sz w:val="24"/>
           <w:u w:val="single"/>
         </w:rPr>
-        <w:hyperlink r:id="rId20" w:history="1">
+        <w:hyperlink r:id="rId15" w:history="1">
           <w:r>
             <w:rPr>
               <w:rStyle w:val="Hyperlink"/>
@@ -2943,7 +2971,7 @@
           <w:sz w:val="24"/>
           <w:u w:val="single"/>
         </w:rPr>
-        <w:hyperlink r:id="rId20" w:history="1">
+        <w:hyperlink r:id="rId15" w:history="1">
           <w:r>
             <w:rPr>
               <w:rStyle w:val="Hyperlink"/>
@@ -2961,7 +2989,7 @@
           <w:sz w:val="24"/>
           <w:u w:val="single"/>
         </w:rPr>
-        <w:hyperlink r:id="rId20" w:history="1">
+        <w:hyperlink r:id="rId15" w:history="1">
           <w:r>
             <w:rPr>
               <w:rStyle w:val="Hyperlink"/>
@@ -2990,7 +3018,7 @@
           <w:sz w:val="24"/>
           <w:u w:val="single"/>
         </w:rPr>
-        <w:hyperlink r:id="rId20" w:history="1">
+        <w:hyperlink r:id="rId15" w:history="1">
           <w:r>
             <w:rPr>
               <w:rStyle w:val="Hyperlink"/>
@@ -3008,7 +3036,7 @@
           <w:sz w:val="24"/>
           <w:u w:val="single"/>
         </w:rPr>
-        <w:hyperlink r:id="rId20" w:history="1">
+        <w:hyperlink r:id="rId15" w:history="1">
           <w:r>
             <w:rPr>
               <w:rStyle w:val="Hyperlink"/>
@@ -3037,7 +3065,7 @@
           <w:sz w:val="24"/>
           <w:u w:val="single"/>
         </w:rPr>
-        <w:hyperlink r:id="rId20" w:history="1">
+        <w:hyperlink r:id="rId15" w:history="1">
           <w:r>
             <w:rPr>
               <w:rStyle w:val="Hyperlink"/>
@@ -3055,7 +3083,7 @@
           <w:sz w:val="24"/>
           <w:u w:val="single"/>
         </w:rPr>
-        <w:hyperlink r:id="rId20" w:history="1">
+        <w:hyperlink r:id="rId15" w:history="1">
           <w:r>
             <w:rPr>
               <w:rStyle w:val="Hyperlink"/>
@@ -3073,7 +3101,7 @@
           <w:sz w:val="24"/>
           <w:u w:val="single"/>
         </w:rPr>
-        <w:hyperlink r:id="rId20" w:history="1">
+        <w:hyperlink r:id="rId15" w:history="1">
           <w:r>
             <w:rPr>
               <w:rStyle w:val="Hyperlink"/>
@@ -3102,7 +3130,7 @@
           <w:sz w:val="24"/>
           <w:u w:val="single"/>
         </w:rPr>
-        <w:hyperlink r:id="rId20" w:history="1">
+        <w:hyperlink r:id="rId15" w:history="1">
           <w:r>
             <w:rPr>
               <w:rStyle w:val="Hyperlink"/>
